--- a/Documentation/Use_Case_Specification.docx
+++ b/Documentation/Use_Case_Specification.docx
@@ -465,9 +465,11 @@
                 <w:numId w:val="2"/>
               </w:numPr>
             </w:pPr>
+            <w:proofErr w:type="spellStart"/>
             <w:r>
               <w:t>SMTP_Notification</w:t>
             </w:r>
+            <w:proofErr w:type="spellEnd"/>
           </w:p>
         </w:tc>
       </w:tr>
@@ -569,6 +571,1302 @@
                 <w:bCs/>
               </w:rPr>
               <w:t xml:space="preserve">Alternative Flows: </w:t>
+            </w:r>
+          </w:p>
+        </w:tc>
+      </w:tr>
+    </w:tbl>
+    <w:p/>
+    <w:p/>
+    <w:p/>
+    <w:p/>
+    <w:p/>
+    <w:p/>
+    <w:p/>
+    <w:tbl>
+      <w:tblPr>
+        <w:tblW w:w="10007" w:type="dxa"/>
+        <w:tblInd w:w="55" w:type="dxa"/>
+        <w:tblLayout w:type="fixed"/>
+        <w:tblCellMar>
+          <w:top w:w="55" w:type="dxa"/>
+          <w:left w:w="55" w:type="dxa"/>
+          <w:bottom w:w="55" w:type="dxa"/>
+          <w:right w:w="55" w:type="dxa"/>
+        </w:tblCellMar>
+        <w:tblLook w:val="0000" w:firstRow="0" w:lastRow="0" w:firstColumn="0" w:lastColumn="0" w:noHBand="0" w:noVBand="0"/>
+      </w:tblPr>
+      <w:tblGrid>
+        <w:gridCol w:w="4684"/>
+        <w:gridCol w:w="5323"/>
+      </w:tblGrid>
+      <w:tr>
+        <w:trPr>
+          <w:trHeight w:val="291"/>
+        </w:trPr>
+        <w:tc>
+          <w:tcPr>
+            <w:tcW w:w="4684" w:type="dxa"/>
+            <w:tcBorders>
+              <w:top w:val="single" w:sz="1" w:space="0" w:color="000000"/>
+              <w:left w:val="single" w:sz="1" w:space="0" w:color="000000"/>
+              <w:bottom w:val="single" w:sz="1" w:space="0" w:color="000000"/>
+              <w:right w:val="single" w:sz="1" w:space="0" w:color="000000"/>
+            </w:tcBorders>
+          </w:tcPr>
+          <w:p>
+            <w:pPr>
+              <w:spacing w:after="0"/>
+              <w:rPr>
+                <w:rFonts w:asciiTheme="majorBidi" w:hAnsiTheme="majorBidi" w:cstheme="majorBidi"/>
+                <w:sz w:val="22"/>
+                <w:szCs w:val="22"/>
+              </w:rPr>
+            </w:pPr>
+            <w:r>
+              <w:rPr>
+                <w:rFonts w:asciiTheme="majorBidi" w:hAnsiTheme="majorBidi" w:cstheme="majorBidi"/>
+                <w:b/>
+                <w:bCs/>
+                <w:sz w:val="22"/>
+                <w:szCs w:val="22"/>
+              </w:rPr>
+              <w:lastRenderedPageBreak/>
+              <w:t>Use case ID:</w:t>
+            </w:r>
+            <w:r>
+              <w:rPr>
+                <w:rFonts w:asciiTheme="majorBidi" w:hAnsiTheme="majorBidi" w:cstheme="majorBidi"/>
+                <w:sz w:val="22"/>
+                <w:szCs w:val="22"/>
+              </w:rPr>
+              <w:t xml:space="preserve"> </w:t>
+            </w:r>
+            <w:r>
+              <w:rPr>
+                <w:rFonts w:asciiTheme="majorBidi" w:hAnsiTheme="majorBidi" w:cstheme="majorBidi"/>
+                <w:sz w:val="22"/>
+                <w:szCs w:val="22"/>
+              </w:rPr>
+              <w:t>0</w:t>
+            </w:r>
+            <w:r>
+              <w:rPr>
+                <w:rFonts w:asciiTheme="majorBidi" w:hAnsiTheme="majorBidi" w:cstheme="majorBidi"/>
+                <w:color w:val="000000"/>
+                <w:sz w:val="22"/>
+                <w:szCs w:val="22"/>
+              </w:rPr>
+              <w:t>2</w:t>
+            </w:r>
+          </w:p>
+        </w:tc>
+        <w:tc>
+          <w:tcPr>
+            <w:tcW w:w="5322" w:type="dxa"/>
+            <w:tcBorders>
+              <w:top w:val="single" w:sz="1" w:space="0" w:color="000000"/>
+              <w:left w:val="single" w:sz="1" w:space="0" w:color="000000"/>
+              <w:bottom w:val="single" w:sz="1" w:space="0" w:color="000000"/>
+              <w:right w:val="single" w:sz="1" w:space="0" w:color="000000"/>
+            </w:tcBorders>
+          </w:tcPr>
+          <w:p>
+            <w:pPr>
+              <w:spacing w:after="0"/>
+              <w:rPr>
+                <w:rFonts w:asciiTheme="majorBidi" w:hAnsiTheme="majorBidi" w:cstheme="majorBidi"/>
+                <w:sz w:val="22"/>
+                <w:szCs w:val="22"/>
+              </w:rPr>
+            </w:pPr>
+            <w:r>
+              <w:rPr>
+                <w:rFonts w:asciiTheme="majorBidi" w:hAnsiTheme="majorBidi" w:cstheme="majorBidi"/>
+                <w:b/>
+                <w:bCs/>
+                <w:sz w:val="22"/>
+                <w:szCs w:val="22"/>
+              </w:rPr>
+              <w:t>Use case:</w:t>
+            </w:r>
+            <w:r>
+              <w:rPr>
+                <w:rFonts w:asciiTheme="majorBidi" w:hAnsiTheme="majorBidi" w:cstheme="majorBidi"/>
+                <w:sz w:val="22"/>
+                <w:szCs w:val="22"/>
+              </w:rPr>
+              <w:t xml:space="preserve"> Login</w:t>
+            </w:r>
+          </w:p>
+        </w:tc>
+      </w:tr>
+      <w:tr>
+        <w:trPr>
+          <w:trHeight w:val="585"/>
+        </w:trPr>
+        <w:tc>
+          <w:tcPr>
+            <w:tcW w:w="10007" w:type="dxa"/>
+            <w:gridSpan w:val="2"/>
+            <w:tcBorders>
+              <w:left w:val="single" w:sz="1" w:space="0" w:color="000000"/>
+              <w:bottom w:val="single" w:sz="1" w:space="0" w:color="000000"/>
+              <w:right w:val="single" w:sz="1" w:space="0" w:color="000000"/>
+            </w:tcBorders>
+          </w:tcPr>
+          <w:p>
+            <w:pPr>
+              <w:spacing w:after="0"/>
+              <w:jc w:val="both"/>
+              <w:rPr>
+                <w:rFonts w:asciiTheme="majorBidi" w:hAnsiTheme="majorBidi" w:cstheme="majorBidi"/>
+                <w:sz w:val="22"/>
+                <w:szCs w:val="22"/>
+              </w:rPr>
+            </w:pPr>
+            <w:r>
+              <w:rPr>
+                <w:rFonts w:asciiTheme="majorBidi" w:hAnsiTheme="majorBidi" w:cstheme="majorBidi"/>
+                <w:b/>
+                <w:bCs/>
+                <w:sz w:val="22"/>
+                <w:szCs w:val="22"/>
+              </w:rPr>
+              <w:t>Brief Description:</w:t>
+            </w:r>
+            <w:r>
+              <w:rPr>
+                <w:rFonts w:asciiTheme="majorBidi" w:hAnsiTheme="majorBidi" w:cstheme="majorBidi"/>
+                <w:sz w:val="22"/>
+                <w:szCs w:val="22"/>
+              </w:rPr>
+              <w:t xml:space="preserve"> </w:t>
+            </w:r>
+            <w:r>
+              <w:rPr>
+                <w:rFonts w:asciiTheme="majorBidi" w:hAnsiTheme="majorBidi" w:cstheme="majorBidi"/>
+                <w:sz w:val="22"/>
+                <w:szCs w:val="22"/>
+              </w:rPr>
+              <w:t xml:space="preserve">This use case explains how a registered user accesses member-only features by logging into the IPOS-PU system with credentials that </w:t>
+            </w:r>
+            <w:r>
+              <w:rPr>
+                <w:rFonts w:asciiTheme="majorBidi" w:hAnsiTheme="majorBidi" w:cstheme="majorBidi"/>
+                <w:sz w:val="22"/>
+                <w:szCs w:val="22"/>
+              </w:rPr>
+              <w:t xml:space="preserve">was </w:t>
+            </w:r>
+            <w:r>
+              <w:rPr>
+                <w:rFonts w:asciiTheme="majorBidi" w:hAnsiTheme="majorBidi" w:cstheme="majorBidi"/>
+                <w:sz w:val="22"/>
+                <w:szCs w:val="22"/>
+              </w:rPr>
+              <w:t>provided</w:t>
+            </w:r>
+            <w:r>
+              <w:rPr>
+                <w:rFonts w:asciiTheme="majorBidi" w:hAnsiTheme="majorBidi" w:cstheme="majorBidi"/>
+                <w:sz w:val="22"/>
+                <w:szCs w:val="22"/>
+              </w:rPr>
+              <w:t xml:space="preserve"> during registration</w:t>
+            </w:r>
+            <w:r>
+              <w:rPr>
+                <w:rFonts w:asciiTheme="majorBidi" w:hAnsiTheme="majorBidi" w:cstheme="majorBidi"/>
+                <w:sz w:val="22"/>
+                <w:szCs w:val="22"/>
+              </w:rPr>
+              <w:t>.</w:t>
+            </w:r>
+          </w:p>
+        </w:tc>
+      </w:tr>
+      <w:tr>
+        <w:trPr>
+          <w:trHeight w:val="291"/>
+        </w:trPr>
+        <w:tc>
+          <w:tcPr>
+            <w:tcW w:w="10007" w:type="dxa"/>
+            <w:gridSpan w:val="2"/>
+            <w:tcBorders>
+              <w:left w:val="single" w:sz="1" w:space="0" w:color="000000"/>
+              <w:bottom w:val="single" w:sz="1" w:space="0" w:color="000000"/>
+              <w:right w:val="single" w:sz="1" w:space="0" w:color="000000"/>
+            </w:tcBorders>
+          </w:tcPr>
+          <w:p>
+            <w:pPr>
+              <w:spacing w:after="0"/>
+              <w:rPr>
+                <w:rFonts w:asciiTheme="majorBidi" w:hAnsiTheme="majorBidi" w:cstheme="majorBidi"/>
+                <w:b/>
+                <w:bCs/>
+                <w:sz w:val="22"/>
+                <w:szCs w:val="22"/>
+              </w:rPr>
+            </w:pPr>
+            <w:r>
+              <w:rPr>
+                <w:rFonts w:asciiTheme="majorBidi" w:hAnsiTheme="majorBidi" w:cstheme="majorBidi"/>
+                <w:b/>
+                <w:bCs/>
+                <w:sz w:val="22"/>
+                <w:szCs w:val="22"/>
+              </w:rPr>
+              <w:t>Primary actors:</w:t>
+            </w:r>
+            <w:r>
+              <w:rPr>
+                <w:rFonts w:asciiTheme="majorBidi" w:hAnsiTheme="majorBidi" w:cstheme="majorBidi"/>
+                <w:sz w:val="22"/>
+                <w:szCs w:val="22"/>
+              </w:rPr>
+              <w:t xml:space="preserve"> User</w:t>
+            </w:r>
+          </w:p>
+        </w:tc>
+      </w:tr>
+      <w:tr>
+        <w:trPr>
+          <w:trHeight w:val="291"/>
+        </w:trPr>
+        <w:tc>
+          <w:tcPr>
+            <w:tcW w:w="10007" w:type="dxa"/>
+            <w:gridSpan w:val="2"/>
+            <w:tcBorders>
+              <w:left w:val="single" w:sz="1" w:space="0" w:color="000000"/>
+              <w:bottom w:val="single" w:sz="1" w:space="0" w:color="000000"/>
+              <w:right w:val="single" w:sz="1" w:space="0" w:color="000000"/>
+            </w:tcBorders>
+          </w:tcPr>
+          <w:p>
+            <w:pPr>
+              <w:spacing w:after="0"/>
+              <w:rPr>
+                <w:rFonts w:asciiTheme="majorBidi" w:hAnsiTheme="majorBidi" w:cstheme="majorBidi"/>
+                <w:sz w:val="22"/>
+                <w:szCs w:val="22"/>
+              </w:rPr>
+            </w:pPr>
+            <w:r>
+              <w:rPr>
+                <w:rFonts w:asciiTheme="majorBidi" w:hAnsiTheme="majorBidi" w:cstheme="majorBidi"/>
+                <w:b/>
+                <w:bCs/>
+                <w:sz w:val="22"/>
+                <w:szCs w:val="22"/>
+              </w:rPr>
+              <w:t>Secondary actors:</w:t>
+            </w:r>
+            <w:r>
+              <w:rPr>
+                <w:rFonts w:asciiTheme="majorBidi" w:hAnsiTheme="majorBidi" w:cstheme="majorBidi"/>
+                <w:sz w:val="22"/>
+                <w:szCs w:val="22"/>
+              </w:rPr>
+              <w:t xml:space="preserve"> </w:t>
+            </w:r>
+            <w:r>
+              <w:rPr>
+                <w:rFonts w:asciiTheme="majorBidi" w:hAnsiTheme="majorBidi" w:cstheme="majorBidi"/>
+                <w:sz w:val="22"/>
+                <w:szCs w:val="22"/>
+              </w:rPr>
+              <w:t>None</w:t>
+            </w:r>
+            <w:r>
+              <w:rPr>
+                <w:rFonts w:asciiTheme="majorBidi" w:hAnsiTheme="majorBidi" w:cstheme="majorBidi"/>
+                <w:sz w:val="22"/>
+                <w:szCs w:val="22"/>
+              </w:rPr>
+              <w:t xml:space="preserve"> </w:t>
+            </w:r>
+          </w:p>
+        </w:tc>
+      </w:tr>
+      <w:tr>
+        <w:trPr>
+          <w:trHeight w:val="830"/>
+        </w:trPr>
+        <w:tc>
+          <w:tcPr>
+            <w:tcW w:w="10007" w:type="dxa"/>
+            <w:gridSpan w:val="2"/>
+            <w:tcBorders>
+              <w:left w:val="single" w:sz="1" w:space="0" w:color="000000"/>
+              <w:bottom w:val="single" w:sz="1" w:space="0" w:color="000000"/>
+              <w:right w:val="single" w:sz="1" w:space="0" w:color="000000"/>
+            </w:tcBorders>
+          </w:tcPr>
+          <w:p>
+            <w:pPr>
+              <w:spacing w:after="0"/>
+              <w:rPr>
+                <w:rFonts w:asciiTheme="majorBidi" w:hAnsiTheme="majorBidi" w:cstheme="majorBidi"/>
+                <w:b/>
+                <w:bCs/>
+                <w:sz w:val="22"/>
+                <w:szCs w:val="22"/>
+              </w:rPr>
+            </w:pPr>
+            <w:r>
+              <w:rPr>
+                <w:rFonts w:asciiTheme="majorBidi" w:hAnsiTheme="majorBidi" w:cstheme="majorBidi"/>
+                <w:b/>
+                <w:bCs/>
+                <w:sz w:val="22"/>
+                <w:szCs w:val="22"/>
+              </w:rPr>
+              <w:t>Preconditions:</w:t>
+            </w:r>
+          </w:p>
+          <w:p>
+            <w:pPr>
+              <w:pStyle w:val="ListParagraph"/>
+              <w:numPr>
+                <w:ilvl w:val="0"/>
+                <w:numId w:val="7"/>
+              </w:numPr>
+              <w:rPr>
+                <w:rFonts w:asciiTheme="majorBidi" w:hAnsiTheme="majorBidi" w:cstheme="majorBidi"/>
+                <w:sz w:val="22"/>
+                <w:szCs w:val="22"/>
+              </w:rPr>
+            </w:pPr>
+            <w:r>
+              <w:rPr>
+                <w:rFonts w:asciiTheme="majorBidi" w:hAnsiTheme="majorBidi" w:cstheme="majorBidi"/>
+                <w:sz w:val="22"/>
+                <w:szCs w:val="22"/>
+              </w:rPr>
+              <w:t>The s</w:t>
+            </w:r>
+            <w:r>
+              <w:rPr>
+                <w:rFonts w:asciiTheme="majorBidi" w:hAnsiTheme="majorBidi" w:cstheme="majorBidi"/>
+                <w:sz w:val="22"/>
+                <w:szCs w:val="22"/>
+              </w:rPr>
+              <w:t>ystem is operational.</w:t>
+            </w:r>
+          </w:p>
+          <w:p>
+            <w:pPr>
+              <w:pStyle w:val="ListParagraph"/>
+              <w:numPr>
+                <w:ilvl w:val="0"/>
+                <w:numId w:val="7"/>
+              </w:numPr>
+              <w:spacing w:after="0" w:line="240" w:lineRule="auto"/>
+              <w:rPr>
+                <w:rFonts w:asciiTheme="majorBidi" w:hAnsiTheme="majorBidi" w:cstheme="majorBidi"/>
+                <w:sz w:val="22"/>
+                <w:szCs w:val="22"/>
+              </w:rPr>
+            </w:pPr>
+            <w:r>
+              <w:rPr>
+                <w:rFonts w:asciiTheme="majorBidi" w:hAnsiTheme="majorBidi" w:cstheme="majorBidi"/>
+                <w:sz w:val="22"/>
+                <w:szCs w:val="22"/>
+              </w:rPr>
+              <w:t>The u</w:t>
+            </w:r>
+            <w:r>
+              <w:rPr>
+                <w:rFonts w:asciiTheme="majorBidi" w:hAnsiTheme="majorBidi" w:cstheme="majorBidi"/>
+                <w:sz w:val="22"/>
+                <w:szCs w:val="22"/>
+              </w:rPr>
+              <w:t>ser is registered and has valid login details.</w:t>
+            </w:r>
+          </w:p>
+        </w:tc>
+      </w:tr>
+      <w:tr>
+        <w:trPr>
+          <w:trHeight w:val="683"/>
+        </w:trPr>
+        <w:tc>
+          <w:tcPr>
+            <w:tcW w:w="10007" w:type="dxa"/>
+            <w:gridSpan w:val="2"/>
+            <w:tcBorders>
+              <w:left w:val="single" w:sz="1" w:space="0" w:color="000000"/>
+              <w:bottom w:val="single" w:sz="1" w:space="0" w:color="000000"/>
+              <w:right w:val="single" w:sz="1" w:space="0" w:color="000000"/>
+            </w:tcBorders>
+          </w:tcPr>
+          <w:p>
+            <w:pPr>
+              <w:rPr>
+                <w:rFonts w:asciiTheme="majorBidi" w:hAnsiTheme="majorBidi" w:cstheme="majorBidi"/>
+                <w:sz w:val="22"/>
+                <w:szCs w:val="22"/>
+              </w:rPr>
+            </w:pPr>
+            <w:r>
+              <w:rPr>
+                <w:rFonts w:asciiTheme="majorBidi" w:hAnsiTheme="majorBidi" w:cstheme="majorBidi"/>
+                <w:b/>
+                <w:bCs/>
+                <w:i/>
+                <w:iCs/>
+                <w:sz w:val="22"/>
+                <w:szCs w:val="22"/>
+              </w:rPr>
+              <w:t>Extension use cases</w:t>
+            </w:r>
+            <w:r>
+              <w:rPr>
+                <w:rFonts w:asciiTheme="majorBidi" w:hAnsiTheme="majorBidi" w:cstheme="majorBidi"/>
+                <w:sz w:val="22"/>
+                <w:szCs w:val="22"/>
+              </w:rPr>
+              <w:t xml:space="preserve">: </w:t>
+            </w:r>
+          </w:p>
+          <w:p>
+            <w:pPr>
+              <w:pStyle w:val="ListParagraph"/>
+              <w:numPr>
+                <w:ilvl w:val="0"/>
+                <w:numId w:val="9"/>
+              </w:numPr>
+              <w:spacing w:after="0" w:line="240" w:lineRule="auto"/>
+              <w:rPr>
+                <w:rFonts w:asciiTheme="majorBidi" w:hAnsiTheme="majorBidi" w:cstheme="majorBidi"/>
+                <w:sz w:val="22"/>
+                <w:szCs w:val="22"/>
+              </w:rPr>
+            </w:pPr>
+            <w:proofErr w:type="spellStart"/>
+            <w:r>
+              <w:rPr>
+                <w:rFonts w:asciiTheme="majorBidi" w:hAnsiTheme="majorBidi" w:cstheme="majorBidi"/>
+                <w:sz w:val="22"/>
+                <w:szCs w:val="22"/>
+              </w:rPr>
+              <w:t>ChangePassword</w:t>
+            </w:r>
+            <w:proofErr w:type="spellEnd"/>
+          </w:p>
+        </w:tc>
+      </w:tr>
+      <w:tr>
+        <w:trPr>
+          <w:trHeight w:val="455"/>
+        </w:trPr>
+        <w:tc>
+          <w:tcPr>
+            <w:tcW w:w="10007" w:type="dxa"/>
+            <w:gridSpan w:val="2"/>
+            <w:tcBorders>
+              <w:left w:val="single" w:sz="1" w:space="0" w:color="000000"/>
+              <w:bottom w:val="single" w:sz="1" w:space="0" w:color="000000"/>
+              <w:right w:val="single" w:sz="1" w:space="0" w:color="000000"/>
+            </w:tcBorders>
+          </w:tcPr>
+          <w:p>
+            <w:pPr>
+              <w:rPr>
+                <w:rFonts w:asciiTheme="majorBidi" w:hAnsiTheme="majorBidi" w:cstheme="majorBidi"/>
+                <w:sz w:val="22"/>
+                <w:szCs w:val="22"/>
+              </w:rPr>
+            </w:pPr>
+            <w:r>
+              <w:rPr>
+                <w:rFonts w:asciiTheme="majorBidi" w:hAnsiTheme="majorBidi" w:cstheme="majorBidi"/>
+                <w:b/>
+                <w:bCs/>
+                <w:i/>
+                <w:iCs/>
+                <w:sz w:val="22"/>
+                <w:szCs w:val="22"/>
+              </w:rPr>
+              <w:t>Inclusion use cases:</w:t>
+            </w:r>
+            <w:r>
+              <w:rPr>
+                <w:rFonts w:asciiTheme="majorBidi" w:hAnsiTheme="majorBidi" w:cstheme="majorBidi"/>
+                <w:sz w:val="22"/>
+                <w:szCs w:val="22"/>
+              </w:rPr>
+              <w:t xml:space="preserve"> None</w:t>
+            </w:r>
+          </w:p>
+        </w:tc>
+      </w:tr>
+      <w:tr>
+        <w:trPr>
+          <w:trHeight w:val="537"/>
+        </w:trPr>
+        <w:tc>
+          <w:tcPr>
+            <w:tcW w:w="10007" w:type="dxa"/>
+            <w:gridSpan w:val="2"/>
+            <w:tcBorders>
+              <w:left w:val="single" w:sz="1" w:space="0" w:color="000000"/>
+              <w:bottom w:val="single" w:sz="1" w:space="0" w:color="000000"/>
+              <w:right w:val="single" w:sz="1" w:space="0" w:color="000000"/>
+            </w:tcBorders>
+          </w:tcPr>
+          <w:p>
+            <w:pPr>
+              <w:spacing w:after="0"/>
+              <w:rPr>
+                <w:rFonts w:asciiTheme="majorBidi" w:hAnsiTheme="majorBidi" w:cstheme="majorBidi"/>
+                <w:b/>
+                <w:bCs/>
+                <w:sz w:val="22"/>
+                <w:szCs w:val="22"/>
+              </w:rPr>
+            </w:pPr>
+            <w:r>
+              <w:rPr>
+                <w:rFonts w:asciiTheme="majorBidi" w:hAnsiTheme="majorBidi" w:cstheme="majorBidi"/>
+                <w:b/>
+                <w:bCs/>
+                <w:sz w:val="22"/>
+                <w:szCs w:val="22"/>
+              </w:rPr>
+              <w:t>Postconditions:</w:t>
+            </w:r>
+          </w:p>
+          <w:p>
+            <w:pPr>
+              <w:pStyle w:val="ListParagraph"/>
+              <w:numPr>
+                <w:ilvl w:val="0"/>
+                <w:numId w:val="8"/>
+              </w:numPr>
+              <w:spacing w:after="0" w:line="240" w:lineRule="auto"/>
+              <w:rPr>
+                <w:rFonts w:asciiTheme="majorBidi" w:hAnsiTheme="majorBidi" w:cstheme="majorBidi"/>
+                <w:sz w:val="22"/>
+                <w:szCs w:val="22"/>
+              </w:rPr>
+            </w:pPr>
+            <w:r>
+              <w:rPr>
+                <w:rFonts w:asciiTheme="majorBidi" w:hAnsiTheme="majorBidi" w:cstheme="majorBidi"/>
+                <w:sz w:val="22"/>
+                <w:szCs w:val="22"/>
+              </w:rPr>
+              <w:t>The user can access authorised features after successfully logging into IPOS-PU.</w:t>
+            </w:r>
+          </w:p>
+        </w:tc>
+      </w:tr>
+      <w:tr>
+        <w:trPr>
+          <w:trHeight w:val="585"/>
+        </w:trPr>
+        <w:tc>
+          <w:tcPr>
+            <w:tcW w:w="10007" w:type="dxa"/>
+            <w:gridSpan w:val="2"/>
+            <w:tcBorders>
+              <w:left w:val="single" w:sz="1" w:space="0" w:color="000000"/>
+              <w:bottom w:val="single" w:sz="1" w:space="0" w:color="000000"/>
+              <w:right w:val="single" w:sz="1" w:space="0" w:color="000000"/>
+            </w:tcBorders>
+          </w:tcPr>
+          <w:p>
+            <w:pPr>
+              <w:spacing w:after="0"/>
+              <w:rPr>
+                <w:rFonts w:asciiTheme="majorBidi" w:hAnsiTheme="majorBidi" w:cstheme="majorBidi"/>
+                <w:b/>
+                <w:bCs/>
+                <w:sz w:val="22"/>
+                <w:szCs w:val="22"/>
+              </w:rPr>
+            </w:pPr>
+            <w:r>
+              <w:rPr>
+                <w:rFonts w:asciiTheme="majorBidi" w:hAnsiTheme="majorBidi" w:cstheme="majorBidi"/>
+                <w:b/>
+                <w:bCs/>
+                <w:sz w:val="22"/>
+                <w:szCs w:val="22"/>
+              </w:rPr>
+              <w:t xml:space="preserve">Alternative flows: </w:t>
+            </w:r>
+          </w:p>
+          <w:p>
+            <w:pPr>
+              <w:spacing w:after="0"/>
+              <w:rPr>
+                <w:rFonts w:asciiTheme="majorBidi" w:hAnsiTheme="majorBidi" w:cstheme="majorBidi"/>
+                <w:sz w:val="22"/>
+                <w:szCs w:val="22"/>
+              </w:rPr>
+            </w:pPr>
+            <w:r>
+              <w:rPr>
+                <w:rFonts w:asciiTheme="majorBidi" w:hAnsiTheme="majorBidi" w:cstheme="majorBidi"/>
+                <w:sz w:val="22"/>
+                <w:szCs w:val="22"/>
+              </w:rPr>
+              <w:t>Invalid credentials</w:t>
+            </w:r>
+          </w:p>
+        </w:tc>
+      </w:tr>
+    </w:tbl>
+    <w:p/>
+    <w:tbl>
+      <w:tblPr>
+        <w:tblW w:w="9994" w:type="dxa"/>
+        <w:tblInd w:w="55" w:type="dxa"/>
+        <w:tblLayout w:type="fixed"/>
+        <w:tblCellMar>
+          <w:top w:w="55" w:type="dxa"/>
+          <w:left w:w="55" w:type="dxa"/>
+          <w:bottom w:w="55" w:type="dxa"/>
+          <w:right w:w="55" w:type="dxa"/>
+        </w:tblCellMar>
+        <w:tblLook w:val="0000" w:firstRow="0" w:lastRow="0" w:firstColumn="0" w:lastColumn="0" w:noHBand="0" w:noVBand="0"/>
+      </w:tblPr>
+      <w:tblGrid>
+        <w:gridCol w:w="4678"/>
+        <w:gridCol w:w="5316"/>
+      </w:tblGrid>
+      <w:tr>
+        <w:trPr>
+          <w:trHeight w:val="296"/>
+        </w:trPr>
+        <w:tc>
+          <w:tcPr>
+            <w:tcW w:w="4678" w:type="dxa"/>
+            <w:tcBorders>
+              <w:top w:val="single" w:sz="1" w:space="0" w:color="000000"/>
+              <w:left w:val="single" w:sz="1" w:space="0" w:color="000000"/>
+              <w:bottom w:val="single" w:sz="1" w:space="0" w:color="000000"/>
+              <w:right w:val="single" w:sz="1" w:space="0" w:color="000000"/>
+            </w:tcBorders>
+          </w:tcPr>
+          <w:p>
+            <w:pPr>
+              <w:spacing w:after="0"/>
+              <w:rPr>
+                <w:rFonts w:asciiTheme="majorBidi" w:hAnsiTheme="majorBidi" w:cstheme="majorBidi"/>
+                <w:sz w:val="22"/>
+                <w:szCs w:val="22"/>
+              </w:rPr>
+            </w:pPr>
+            <w:r>
+              <w:rPr>
+                <w:rFonts w:asciiTheme="majorBidi" w:hAnsiTheme="majorBidi" w:cstheme="majorBidi"/>
+                <w:b/>
+                <w:bCs/>
+                <w:sz w:val="22"/>
+                <w:szCs w:val="22"/>
+              </w:rPr>
+              <w:t>Use case ID:</w:t>
+            </w:r>
+            <w:r>
+              <w:rPr>
+                <w:rFonts w:asciiTheme="majorBidi" w:hAnsiTheme="majorBidi" w:cstheme="majorBidi"/>
+                <w:sz w:val="22"/>
+                <w:szCs w:val="22"/>
+              </w:rPr>
+              <w:t xml:space="preserve"> </w:t>
+            </w:r>
+            <w:r>
+              <w:rPr>
+                <w:rFonts w:asciiTheme="majorBidi" w:hAnsiTheme="majorBidi" w:cstheme="majorBidi"/>
+                <w:sz w:val="22"/>
+                <w:szCs w:val="22"/>
+              </w:rPr>
+              <w:t>0</w:t>
+            </w:r>
+            <w:r>
+              <w:rPr>
+                <w:rFonts w:asciiTheme="majorBidi" w:hAnsiTheme="majorBidi" w:cstheme="majorBidi"/>
+                <w:color w:val="000000"/>
+                <w:sz w:val="22"/>
+                <w:szCs w:val="22"/>
+              </w:rPr>
+              <w:t>3</w:t>
+            </w:r>
+          </w:p>
+        </w:tc>
+        <w:tc>
+          <w:tcPr>
+            <w:tcW w:w="5315" w:type="dxa"/>
+            <w:tcBorders>
+              <w:top w:val="single" w:sz="1" w:space="0" w:color="000000"/>
+              <w:left w:val="single" w:sz="1" w:space="0" w:color="000000"/>
+              <w:bottom w:val="single" w:sz="1" w:space="0" w:color="000000"/>
+              <w:right w:val="single" w:sz="1" w:space="0" w:color="000000"/>
+            </w:tcBorders>
+          </w:tcPr>
+          <w:p>
+            <w:pPr>
+              <w:spacing w:after="0"/>
+              <w:rPr>
+                <w:rFonts w:asciiTheme="majorBidi" w:hAnsiTheme="majorBidi" w:cstheme="majorBidi"/>
+                <w:sz w:val="22"/>
+                <w:szCs w:val="22"/>
+              </w:rPr>
+            </w:pPr>
+            <w:r>
+              <w:rPr>
+                <w:rFonts w:asciiTheme="majorBidi" w:hAnsiTheme="majorBidi" w:cstheme="majorBidi"/>
+                <w:b/>
+                <w:bCs/>
+                <w:sz w:val="22"/>
+                <w:szCs w:val="22"/>
+              </w:rPr>
+              <w:t>Use case:</w:t>
+            </w:r>
+            <w:r>
+              <w:rPr>
+                <w:rFonts w:asciiTheme="majorBidi" w:hAnsiTheme="majorBidi" w:cstheme="majorBidi"/>
+                <w:sz w:val="22"/>
+                <w:szCs w:val="22"/>
+              </w:rPr>
+              <w:t xml:space="preserve"> Lo</w:t>
+            </w:r>
+            <w:r>
+              <w:rPr>
+                <w:rFonts w:asciiTheme="majorBidi" w:hAnsiTheme="majorBidi" w:cstheme="majorBidi"/>
+                <w:sz w:val="22"/>
+                <w:szCs w:val="22"/>
+              </w:rPr>
+              <w:t>gout</w:t>
+            </w:r>
+          </w:p>
+        </w:tc>
+      </w:tr>
+      <w:tr>
+        <w:trPr>
+          <w:trHeight w:val="321"/>
+        </w:trPr>
+        <w:tc>
+          <w:tcPr>
+            <w:tcW w:w="9994" w:type="dxa"/>
+            <w:gridSpan w:val="2"/>
+            <w:tcBorders>
+              <w:left w:val="single" w:sz="1" w:space="0" w:color="000000"/>
+              <w:bottom w:val="single" w:sz="1" w:space="0" w:color="000000"/>
+              <w:right w:val="single" w:sz="1" w:space="0" w:color="000000"/>
+            </w:tcBorders>
+          </w:tcPr>
+          <w:p>
+            <w:pPr>
+              <w:spacing w:after="0"/>
+              <w:jc w:val="both"/>
+              <w:rPr>
+                <w:rFonts w:asciiTheme="majorBidi" w:hAnsiTheme="majorBidi" w:cstheme="majorBidi"/>
+                <w:sz w:val="22"/>
+                <w:szCs w:val="22"/>
+              </w:rPr>
+            </w:pPr>
+            <w:r>
+              <w:rPr>
+                <w:rFonts w:asciiTheme="majorBidi" w:hAnsiTheme="majorBidi" w:cstheme="majorBidi"/>
+                <w:b/>
+                <w:bCs/>
+                <w:sz w:val="22"/>
+                <w:szCs w:val="22"/>
+              </w:rPr>
+              <w:t>Brief Description:</w:t>
+            </w:r>
+            <w:r>
+              <w:rPr>
+                <w:rFonts w:asciiTheme="majorBidi" w:hAnsiTheme="majorBidi" w:cstheme="majorBidi"/>
+                <w:sz w:val="22"/>
+                <w:szCs w:val="22"/>
+              </w:rPr>
+              <w:t xml:space="preserve"> </w:t>
+            </w:r>
+            <w:r>
+              <w:rPr>
+                <w:rFonts w:asciiTheme="majorBidi" w:hAnsiTheme="majorBidi" w:cstheme="majorBidi"/>
+                <w:sz w:val="22"/>
+                <w:szCs w:val="22"/>
+              </w:rPr>
+              <w:t xml:space="preserve">This use case defines how </w:t>
+            </w:r>
+            <w:r>
+              <w:rPr>
+                <w:rFonts w:asciiTheme="majorBidi" w:hAnsiTheme="majorBidi" w:cstheme="majorBidi"/>
+                <w:sz w:val="22"/>
+                <w:szCs w:val="22"/>
+              </w:rPr>
+              <w:t>a logged in user logs out of IPOS-PU.</w:t>
+            </w:r>
+          </w:p>
+        </w:tc>
+      </w:tr>
+      <w:tr>
+        <w:trPr>
+          <w:trHeight w:val="296"/>
+        </w:trPr>
+        <w:tc>
+          <w:tcPr>
+            <w:tcW w:w="9994" w:type="dxa"/>
+            <w:gridSpan w:val="2"/>
+            <w:tcBorders>
+              <w:left w:val="single" w:sz="1" w:space="0" w:color="000000"/>
+              <w:bottom w:val="single" w:sz="1" w:space="0" w:color="000000"/>
+              <w:right w:val="single" w:sz="1" w:space="0" w:color="000000"/>
+            </w:tcBorders>
+          </w:tcPr>
+          <w:p>
+            <w:pPr>
+              <w:spacing w:after="0"/>
+              <w:rPr>
+                <w:rFonts w:asciiTheme="majorBidi" w:hAnsiTheme="majorBidi" w:cstheme="majorBidi"/>
+                <w:b/>
+                <w:bCs/>
+                <w:sz w:val="22"/>
+                <w:szCs w:val="22"/>
+              </w:rPr>
+            </w:pPr>
+            <w:r>
+              <w:rPr>
+                <w:rFonts w:asciiTheme="majorBidi" w:hAnsiTheme="majorBidi" w:cstheme="majorBidi"/>
+                <w:b/>
+                <w:bCs/>
+                <w:sz w:val="22"/>
+                <w:szCs w:val="22"/>
+              </w:rPr>
+              <w:t>Primary actors:</w:t>
+            </w:r>
+            <w:r>
+              <w:rPr>
+                <w:rFonts w:asciiTheme="majorBidi" w:hAnsiTheme="majorBidi" w:cstheme="majorBidi"/>
+                <w:sz w:val="22"/>
+                <w:szCs w:val="22"/>
+              </w:rPr>
+              <w:t xml:space="preserve"> User</w:t>
+            </w:r>
+          </w:p>
+        </w:tc>
+      </w:tr>
+      <w:tr>
+        <w:trPr>
+          <w:trHeight w:val="296"/>
+        </w:trPr>
+        <w:tc>
+          <w:tcPr>
+            <w:tcW w:w="9994" w:type="dxa"/>
+            <w:gridSpan w:val="2"/>
+            <w:tcBorders>
+              <w:left w:val="single" w:sz="1" w:space="0" w:color="000000"/>
+              <w:bottom w:val="single" w:sz="1" w:space="0" w:color="000000"/>
+              <w:right w:val="single" w:sz="1" w:space="0" w:color="000000"/>
+            </w:tcBorders>
+          </w:tcPr>
+          <w:p>
+            <w:pPr>
+              <w:spacing w:after="0"/>
+              <w:rPr>
+                <w:rFonts w:asciiTheme="majorBidi" w:hAnsiTheme="majorBidi" w:cstheme="majorBidi"/>
+                <w:sz w:val="22"/>
+                <w:szCs w:val="22"/>
+              </w:rPr>
+            </w:pPr>
+            <w:r>
+              <w:rPr>
+                <w:rFonts w:asciiTheme="majorBidi" w:hAnsiTheme="majorBidi" w:cstheme="majorBidi"/>
+                <w:b/>
+                <w:bCs/>
+                <w:sz w:val="22"/>
+                <w:szCs w:val="22"/>
+              </w:rPr>
+              <w:t>Secondary actors:</w:t>
+            </w:r>
+            <w:r>
+              <w:rPr>
+                <w:rFonts w:asciiTheme="majorBidi" w:hAnsiTheme="majorBidi" w:cstheme="majorBidi"/>
+                <w:sz w:val="22"/>
+                <w:szCs w:val="22"/>
+              </w:rPr>
+              <w:t xml:space="preserve"> </w:t>
+            </w:r>
+            <w:r>
+              <w:rPr>
+                <w:rFonts w:asciiTheme="majorBidi" w:hAnsiTheme="majorBidi" w:cstheme="majorBidi"/>
+                <w:sz w:val="22"/>
+                <w:szCs w:val="22"/>
+              </w:rPr>
+              <w:t>None</w:t>
+            </w:r>
+            <w:r>
+              <w:rPr>
+                <w:rFonts w:asciiTheme="majorBidi" w:hAnsiTheme="majorBidi" w:cstheme="majorBidi"/>
+                <w:sz w:val="22"/>
+                <w:szCs w:val="22"/>
+              </w:rPr>
+              <w:t xml:space="preserve"> </w:t>
+            </w:r>
+          </w:p>
+        </w:tc>
+      </w:tr>
+      <w:tr>
+        <w:trPr>
+          <w:trHeight w:val="839"/>
+        </w:trPr>
+        <w:tc>
+          <w:tcPr>
+            <w:tcW w:w="9994" w:type="dxa"/>
+            <w:gridSpan w:val="2"/>
+            <w:tcBorders>
+              <w:left w:val="single" w:sz="1" w:space="0" w:color="000000"/>
+              <w:bottom w:val="single" w:sz="1" w:space="0" w:color="000000"/>
+              <w:right w:val="single" w:sz="1" w:space="0" w:color="000000"/>
+            </w:tcBorders>
+          </w:tcPr>
+          <w:p>
+            <w:pPr>
+              <w:spacing w:after="0"/>
+              <w:rPr>
+                <w:rFonts w:asciiTheme="majorBidi" w:hAnsiTheme="majorBidi" w:cstheme="majorBidi"/>
+                <w:b/>
+                <w:bCs/>
+                <w:sz w:val="22"/>
+                <w:szCs w:val="22"/>
+              </w:rPr>
+            </w:pPr>
+            <w:r>
+              <w:rPr>
+                <w:rFonts w:asciiTheme="majorBidi" w:hAnsiTheme="majorBidi" w:cstheme="majorBidi"/>
+                <w:b/>
+                <w:bCs/>
+                <w:sz w:val="22"/>
+                <w:szCs w:val="22"/>
+              </w:rPr>
+              <w:t>Preconditions:</w:t>
+            </w:r>
+          </w:p>
+          <w:p>
+            <w:pPr>
+              <w:pStyle w:val="ListParagraph"/>
+              <w:numPr>
+                <w:ilvl w:val="0"/>
+                <w:numId w:val="10"/>
+              </w:numPr>
+              <w:rPr>
+                <w:rFonts w:asciiTheme="majorBidi" w:hAnsiTheme="majorBidi" w:cstheme="majorBidi"/>
+                <w:sz w:val="22"/>
+                <w:szCs w:val="22"/>
+              </w:rPr>
+            </w:pPr>
+            <w:r>
+              <w:rPr>
+                <w:rFonts w:asciiTheme="majorBidi" w:hAnsiTheme="majorBidi" w:cstheme="majorBidi"/>
+                <w:sz w:val="22"/>
+                <w:szCs w:val="22"/>
+              </w:rPr>
+              <w:t>The s</w:t>
+            </w:r>
+            <w:r>
+              <w:rPr>
+                <w:rFonts w:asciiTheme="majorBidi" w:hAnsiTheme="majorBidi" w:cstheme="majorBidi"/>
+                <w:sz w:val="22"/>
+                <w:szCs w:val="22"/>
+              </w:rPr>
+              <w:t>ystem is operational.</w:t>
+            </w:r>
+          </w:p>
+          <w:p>
+            <w:pPr>
+              <w:pStyle w:val="ListParagraph"/>
+              <w:numPr>
+                <w:ilvl w:val="0"/>
+                <w:numId w:val="10"/>
+              </w:numPr>
+              <w:spacing w:after="0" w:line="240" w:lineRule="auto"/>
+              <w:rPr>
+                <w:rFonts w:asciiTheme="majorBidi" w:hAnsiTheme="majorBidi" w:cstheme="majorBidi"/>
+                <w:sz w:val="22"/>
+                <w:szCs w:val="22"/>
+              </w:rPr>
+            </w:pPr>
+            <w:r>
+              <w:rPr>
+                <w:rFonts w:asciiTheme="majorBidi" w:hAnsiTheme="majorBidi" w:cstheme="majorBidi"/>
+                <w:sz w:val="22"/>
+                <w:szCs w:val="22"/>
+              </w:rPr>
+              <w:t>The u</w:t>
+            </w:r>
+            <w:r>
+              <w:rPr>
+                <w:rFonts w:asciiTheme="majorBidi" w:hAnsiTheme="majorBidi" w:cstheme="majorBidi"/>
+                <w:sz w:val="22"/>
+                <w:szCs w:val="22"/>
+              </w:rPr>
+              <w:t xml:space="preserve">ser is </w:t>
+            </w:r>
+            <w:r>
+              <w:rPr>
+                <w:rFonts w:asciiTheme="majorBidi" w:hAnsiTheme="majorBidi" w:cstheme="majorBidi"/>
+                <w:sz w:val="22"/>
+                <w:szCs w:val="22"/>
+              </w:rPr>
+              <w:t>logged into IPOS-PU</w:t>
+            </w:r>
+          </w:p>
+        </w:tc>
+      </w:tr>
+      <w:tr>
+        <w:trPr>
+          <w:trHeight w:val="469"/>
+        </w:trPr>
+        <w:tc>
+          <w:tcPr>
+            <w:tcW w:w="9994" w:type="dxa"/>
+            <w:gridSpan w:val="2"/>
+            <w:tcBorders>
+              <w:left w:val="single" w:sz="1" w:space="0" w:color="000000"/>
+              <w:bottom w:val="single" w:sz="1" w:space="0" w:color="000000"/>
+              <w:right w:val="single" w:sz="1" w:space="0" w:color="000000"/>
+            </w:tcBorders>
+          </w:tcPr>
+          <w:p>
+            <w:pPr>
+              <w:rPr>
+                <w:rFonts w:asciiTheme="majorBidi" w:hAnsiTheme="majorBidi" w:cstheme="majorBidi"/>
+                <w:sz w:val="22"/>
+                <w:szCs w:val="22"/>
+              </w:rPr>
+            </w:pPr>
+            <w:r>
+              <w:rPr>
+                <w:rFonts w:asciiTheme="majorBidi" w:hAnsiTheme="majorBidi" w:cstheme="majorBidi"/>
+                <w:b/>
+                <w:bCs/>
+                <w:i/>
+                <w:iCs/>
+                <w:sz w:val="22"/>
+                <w:szCs w:val="22"/>
+              </w:rPr>
+              <w:t>Extension use cases</w:t>
+            </w:r>
+            <w:r>
+              <w:rPr>
+                <w:rFonts w:asciiTheme="majorBidi" w:hAnsiTheme="majorBidi" w:cstheme="majorBidi"/>
+                <w:sz w:val="22"/>
+                <w:szCs w:val="22"/>
+              </w:rPr>
+              <w:t xml:space="preserve">: </w:t>
+            </w:r>
+            <w:r>
+              <w:rPr>
+                <w:rFonts w:asciiTheme="majorBidi" w:hAnsiTheme="majorBidi" w:cstheme="majorBidi"/>
+                <w:sz w:val="22"/>
+                <w:szCs w:val="22"/>
+              </w:rPr>
+              <w:t>None</w:t>
+            </w:r>
+          </w:p>
+        </w:tc>
+      </w:tr>
+      <w:tr>
+        <w:trPr>
+          <w:trHeight w:val="469"/>
+        </w:trPr>
+        <w:tc>
+          <w:tcPr>
+            <w:tcW w:w="9994" w:type="dxa"/>
+            <w:gridSpan w:val="2"/>
+            <w:tcBorders>
+              <w:left w:val="single" w:sz="1" w:space="0" w:color="000000"/>
+              <w:bottom w:val="single" w:sz="1" w:space="0" w:color="000000"/>
+              <w:right w:val="single" w:sz="1" w:space="0" w:color="000000"/>
+            </w:tcBorders>
+          </w:tcPr>
+          <w:p>
+            <w:pPr>
+              <w:rPr>
+                <w:rFonts w:asciiTheme="majorBidi" w:hAnsiTheme="majorBidi" w:cstheme="majorBidi"/>
+                <w:sz w:val="22"/>
+                <w:szCs w:val="22"/>
+              </w:rPr>
+            </w:pPr>
+            <w:r>
+              <w:rPr>
+                <w:rFonts w:asciiTheme="majorBidi" w:hAnsiTheme="majorBidi" w:cstheme="majorBidi"/>
+                <w:b/>
+                <w:bCs/>
+                <w:i/>
+                <w:iCs/>
+                <w:sz w:val="22"/>
+                <w:szCs w:val="22"/>
+              </w:rPr>
+              <w:t>Inclusion use cases:</w:t>
+            </w:r>
+            <w:r>
+              <w:rPr>
+                <w:rFonts w:asciiTheme="majorBidi" w:hAnsiTheme="majorBidi" w:cstheme="majorBidi"/>
+                <w:sz w:val="22"/>
+                <w:szCs w:val="22"/>
+              </w:rPr>
+              <w:t xml:space="preserve"> None</w:t>
+            </w:r>
+          </w:p>
+        </w:tc>
+      </w:tr>
+      <w:tr>
+        <w:trPr>
+          <w:trHeight w:val="543"/>
+        </w:trPr>
+        <w:tc>
+          <w:tcPr>
+            <w:tcW w:w="9994" w:type="dxa"/>
+            <w:gridSpan w:val="2"/>
+            <w:tcBorders>
+              <w:left w:val="single" w:sz="1" w:space="0" w:color="000000"/>
+              <w:bottom w:val="single" w:sz="1" w:space="0" w:color="000000"/>
+              <w:right w:val="single" w:sz="1" w:space="0" w:color="000000"/>
+            </w:tcBorders>
+          </w:tcPr>
+          <w:p>
+            <w:pPr>
+              <w:spacing w:after="0"/>
+              <w:rPr>
+                <w:rFonts w:asciiTheme="majorBidi" w:hAnsiTheme="majorBidi" w:cstheme="majorBidi"/>
+                <w:b/>
+                <w:bCs/>
+                <w:sz w:val="22"/>
+                <w:szCs w:val="22"/>
+              </w:rPr>
+            </w:pPr>
+            <w:r>
+              <w:rPr>
+                <w:rFonts w:asciiTheme="majorBidi" w:hAnsiTheme="majorBidi" w:cstheme="majorBidi"/>
+                <w:b/>
+                <w:bCs/>
+                <w:sz w:val="22"/>
+                <w:szCs w:val="22"/>
+              </w:rPr>
+              <w:t>Postconditions:</w:t>
+            </w:r>
+          </w:p>
+          <w:p>
+            <w:pPr>
+              <w:pStyle w:val="ListParagraph"/>
+              <w:numPr>
+                <w:ilvl w:val="0"/>
+                <w:numId w:val="11"/>
+              </w:numPr>
+              <w:spacing w:after="0" w:line="240" w:lineRule="auto"/>
+              <w:rPr>
+                <w:rFonts w:asciiTheme="majorBidi" w:hAnsiTheme="majorBidi" w:cstheme="majorBidi"/>
+                <w:sz w:val="22"/>
+                <w:szCs w:val="22"/>
+              </w:rPr>
+            </w:pPr>
+            <w:r>
+              <w:rPr>
+                <w:rFonts w:asciiTheme="majorBidi" w:hAnsiTheme="majorBidi" w:cstheme="majorBidi"/>
+                <w:sz w:val="22"/>
+                <w:szCs w:val="22"/>
+              </w:rPr>
+              <w:t>The u</w:t>
+            </w:r>
+            <w:r>
+              <w:rPr>
+                <w:rFonts w:asciiTheme="majorBidi" w:hAnsiTheme="majorBidi" w:cstheme="majorBidi"/>
+                <w:sz w:val="22"/>
+                <w:szCs w:val="22"/>
+              </w:rPr>
+              <w:t xml:space="preserve">ser is successfully logged </w:t>
+            </w:r>
+            <w:r>
+              <w:rPr>
+                <w:rFonts w:asciiTheme="majorBidi" w:hAnsiTheme="majorBidi" w:cstheme="majorBidi"/>
+                <w:sz w:val="22"/>
+                <w:szCs w:val="22"/>
+              </w:rPr>
+              <w:t>out of</w:t>
+            </w:r>
+            <w:r>
+              <w:rPr>
+                <w:rFonts w:asciiTheme="majorBidi" w:hAnsiTheme="majorBidi" w:cstheme="majorBidi"/>
+                <w:sz w:val="22"/>
+                <w:szCs w:val="22"/>
+              </w:rPr>
+              <w:t xml:space="preserve"> IPOS-PU</w:t>
+            </w:r>
+            <w:r>
+              <w:rPr>
+                <w:rFonts w:asciiTheme="majorBidi" w:hAnsiTheme="majorBidi" w:cstheme="majorBidi"/>
+                <w:sz w:val="22"/>
+                <w:szCs w:val="22"/>
+              </w:rPr>
+              <w:t>.</w:t>
+            </w:r>
+          </w:p>
+        </w:tc>
+      </w:tr>
+      <w:tr>
+        <w:trPr>
+          <w:trHeight w:val="593"/>
+        </w:trPr>
+        <w:tc>
+          <w:tcPr>
+            <w:tcW w:w="9994" w:type="dxa"/>
+            <w:gridSpan w:val="2"/>
+            <w:tcBorders>
+              <w:left w:val="single" w:sz="1" w:space="0" w:color="000000"/>
+              <w:bottom w:val="single" w:sz="1" w:space="0" w:color="000000"/>
+              <w:right w:val="single" w:sz="1" w:space="0" w:color="000000"/>
+            </w:tcBorders>
+          </w:tcPr>
+          <w:p>
+            <w:pPr>
+              <w:spacing w:after="0"/>
+              <w:rPr>
+                <w:rFonts w:asciiTheme="majorBidi" w:hAnsiTheme="majorBidi" w:cstheme="majorBidi"/>
+                <w:b/>
+                <w:bCs/>
+                <w:sz w:val="22"/>
+                <w:szCs w:val="22"/>
+              </w:rPr>
+            </w:pPr>
+            <w:r>
+              <w:rPr>
+                <w:rFonts w:asciiTheme="majorBidi" w:hAnsiTheme="majorBidi" w:cstheme="majorBidi"/>
+                <w:b/>
+                <w:bCs/>
+                <w:sz w:val="22"/>
+                <w:szCs w:val="22"/>
+              </w:rPr>
+              <w:t xml:space="preserve">Alternative flows: </w:t>
+            </w:r>
+          </w:p>
+          <w:p>
+            <w:pPr>
+              <w:spacing w:after="0"/>
+              <w:rPr>
+                <w:rFonts w:asciiTheme="majorBidi" w:hAnsiTheme="majorBidi" w:cstheme="majorBidi"/>
+                <w:sz w:val="22"/>
+                <w:szCs w:val="22"/>
+              </w:rPr>
+            </w:pPr>
+            <w:r>
+              <w:rPr>
+                <w:rFonts w:asciiTheme="majorBidi" w:hAnsiTheme="majorBidi" w:cstheme="majorBidi"/>
+                <w:sz w:val="22"/>
+                <w:szCs w:val="22"/>
+              </w:rPr>
+              <w:t xml:space="preserve">None </w:t>
             </w:r>
           </w:p>
         </w:tc>
@@ -724,6 +2022,364 @@
     </w:lvl>
   </w:abstractNum>
   <w:abstractNum w:abstractNumId="1" w15:restartNumberingAfterBreak="0">
+    <w:nsid w:val="20D41F01"/>
+    <w:multiLevelType w:val="hybridMultilevel"/>
+    <w:tmpl w:val="E8F0EB1C"/>
+    <w:lvl w:ilvl="0" w:tplc="FFFFFFFF">
+      <w:start w:val="1"/>
+      <w:numFmt w:val="decimal"/>
+      <w:lvlText w:val="%1)"/>
+      <w:lvlJc w:val="left"/>
+      <w:pPr>
+        <w:ind w:left="720" w:hanging="360"/>
+      </w:pPr>
+      <w:rPr>
+        <w:rFonts w:hint="default"/>
+      </w:rPr>
+    </w:lvl>
+    <w:lvl w:ilvl="1" w:tplc="08090019" w:tentative="1">
+      <w:start w:val="1"/>
+      <w:numFmt w:val="lowerLetter"/>
+      <w:lvlText w:val="%2."/>
+      <w:lvlJc w:val="left"/>
+      <w:pPr>
+        <w:ind w:left="1440" w:hanging="360"/>
+      </w:pPr>
+    </w:lvl>
+    <w:lvl w:ilvl="2" w:tplc="0809001B" w:tentative="1">
+      <w:start w:val="1"/>
+      <w:numFmt w:val="lowerRoman"/>
+      <w:lvlText w:val="%3."/>
+      <w:lvlJc w:val="right"/>
+      <w:pPr>
+        <w:ind w:left="2160" w:hanging="180"/>
+      </w:pPr>
+    </w:lvl>
+    <w:lvl w:ilvl="3" w:tplc="0809000F" w:tentative="1">
+      <w:start w:val="1"/>
+      <w:numFmt w:val="decimal"/>
+      <w:lvlText w:val="%4."/>
+      <w:lvlJc w:val="left"/>
+      <w:pPr>
+        <w:ind w:left="2880" w:hanging="360"/>
+      </w:pPr>
+    </w:lvl>
+    <w:lvl w:ilvl="4" w:tplc="08090019" w:tentative="1">
+      <w:start w:val="1"/>
+      <w:numFmt w:val="lowerLetter"/>
+      <w:lvlText w:val="%5."/>
+      <w:lvlJc w:val="left"/>
+      <w:pPr>
+        <w:ind w:left="3600" w:hanging="360"/>
+      </w:pPr>
+    </w:lvl>
+    <w:lvl w:ilvl="5" w:tplc="0809001B" w:tentative="1">
+      <w:start w:val="1"/>
+      <w:numFmt w:val="lowerRoman"/>
+      <w:lvlText w:val="%6."/>
+      <w:lvlJc w:val="right"/>
+      <w:pPr>
+        <w:ind w:left="4320" w:hanging="180"/>
+      </w:pPr>
+    </w:lvl>
+    <w:lvl w:ilvl="6" w:tplc="0809000F" w:tentative="1">
+      <w:start w:val="1"/>
+      <w:numFmt w:val="decimal"/>
+      <w:lvlText w:val="%7."/>
+      <w:lvlJc w:val="left"/>
+      <w:pPr>
+        <w:ind w:left="5040" w:hanging="360"/>
+      </w:pPr>
+    </w:lvl>
+    <w:lvl w:ilvl="7" w:tplc="08090019" w:tentative="1">
+      <w:start w:val="1"/>
+      <w:numFmt w:val="lowerLetter"/>
+      <w:lvlText w:val="%8."/>
+      <w:lvlJc w:val="left"/>
+      <w:pPr>
+        <w:ind w:left="5760" w:hanging="360"/>
+      </w:pPr>
+    </w:lvl>
+    <w:lvl w:ilvl="8" w:tplc="0809001B" w:tentative="1">
+      <w:start w:val="1"/>
+      <w:numFmt w:val="lowerRoman"/>
+      <w:lvlText w:val="%9."/>
+      <w:lvlJc w:val="right"/>
+      <w:pPr>
+        <w:ind w:left="6480" w:hanging="180"/>
+      </w:pPr>
+    </w:lvl>
+  </w:abstractNum>
+  <w:abstractNum w:abstractNumId="2" w15:restartNumberingAfterBreak="0">
+    <w:nsid w:val="20D716BE"/>
+    <w:multiLevelType w:val="hybridMultilevel"/>
+    <w:tmpl w:val="D92C2E36"/>
+    <w:lvl w:ilvl="0" w:tplc="0809000F">
+      <w:start w:val="1"/>
+      <w:numFmt w:val="decimal"/>
+      <w:lvlText w:val="%1."/>
+      <w:lvlJc w:val="left"/>
+      <w:pPr>
+        <w:ind w:left="720" w:hanging="360"/>
+      </w:pPr>
+      <w:rPr>
+        <w:rFonts w:hint="default"/>
+      </w:rPr>
+    </w:lvl>
+    <w:lvl w:ilvl="1" w:tplc="08090019" w:tentative="1">
+      <w:start w:val="1"/>
+      <w:numFmt w:val="lowerLetter"/>
+      <w:lvlText w:val="%2."/>
+      <w:lvlJc w:val="left"/>
+      <w:pPr>
+        <w:ind w:left="1440" w:hanging="360"/>
+      </w:pPr>
+    </w:lvl>
+    <w:lvl w:ilvl="2" w:tplc="0809001B" w:tentative="1">
+      <w:start w:val="1"/>
+      <w:numFmt w:val="lowerRoman"/>
+      <w:lvlText w:val="%3."/>
+      <w:lvlJc w:val="right"/>
+      <w:pPr>
+        <w:ind w:left="2160" w:hanging="180"/>
+      </w:pPr>
+    </w:lvl>
+    <w:lvl w:ilvl="3" w:tplc="0809000F" w:tentative="1">
+      <w:start w:val="1"/>
+      <w:numFmt w:val="decimal"/>
+      <w:lvlText w:val="%4."/>
+      <w:lvlJc w:val="left"/>
+      <w:pPr>
+        <w:ind w:left="2880" w:hanging="360"/>
+      </w:pPr>
+    </w:lvl>
+    <w:lvl w:ilvl="4" w:tplc="08090019" w:tentative="1">
+      <w:start w:val="1"/>
+      <w:numFmt w:val="lowerLetter"/>
+      <w:lvlText w:val="%5."/>
+      <w:lvlJc w:val="left"/>
+      <w:pPr>
+        <w:ind w:left="3600" w:hanging="360"/>
+      </w:pPr>
+    </w:lvl>
+    <w:lvl w:ilvl="5" w:tplc="0809001B" w:tentative="1">
+      <w:start w:val="1"/>
+      <w:numFmt w:val="lowerRoman"/>
+      <w:lvlText w:val="%6."/>
+      <w:lvlJc w:val="right"/>
+      <w:pPr>
+        <w:ind w:left="4320" w:hanging="180"/>
+      </w:pPr>
+    </w:lvl>
+    <w:lvl w:ilvl="6" w:tplc="0809000F" w:tentative="1">
+      <w:start w:val="1"/>
+      <w:numFmt w:val="decimal"/>
+      <w:lvlText w:val="%7."/>
+      <w:lvlJc w:val="left"/>
+      <w:pPr>
+        <w:ind w:left="5040" w:hanging="360"/>
+      </w:pPr>
+    </w:lvl>
+    <w:lvl w:ilvl="7" w:tplc="08090019" w:tentative="1">
+      <w:start w:val="1"/>
+      <w:numFmt w:val="lowerLetter"/>
+      <w:lvlText w:val="%8."/>
+      <w:lvlJc w:val="left"/>
+      <w:pPr>
+        <w:ind w:left="5760" w:hanging="360"/>
+      </w:pPr>
+    </w:lvl>
+    <w:lvl w:ilvl="8" w:tplc="0809001B" w:tentative="1">
+      <w:start w:val="1"/>
+      <w:numFmt w:val="lowerRoman"/>
+      <w:lvlText w:val="%9."/>
+      <w:lvlJc w:val="right"/>
+      <w:pPr>
+        <w:ind w:left="6480" w:hanging="180"/>
+      </w:pPr>
+    </w:lvl>
+  </w:abstractNum>
+  <w:abstractNum w:abstractNumId="3" w15:restartNumberingAfterBreak="0">
+    <w:nsid w:val="2D2114A7"/>
+    <w:multiLevelType w:val="hybridMultilevel"/>
+    <w:tmpl w:val="D9FC3822"/>
+    <w:lvl w:ilvl="0" w:tplc="DFD0E5D8">
+      <w:start w:val="1"/>
+      <w:numFmt w:val="decimal"/>
+      <w:lvlText w:val="%1)"/>
+      <w:lvlJc w:val="left"/>
+      <w:pPr>
+        <w:ind w:left="720" w:hanging="360"/>
+      </w:pPr>
+      <w:rPr>
+        <w:rFonts w:hint="default"/>
+        <w:b w:val="0"/>
+        <w:bCs w:val="0"/>
+      </w:rPr>
+    </w:lvl>
+    <w:lvl w:ilvl="1" w:tplc="FFFFFFFF" w:tentative="1">
+      <w:start w:val="1"/>
+      <w:numFmt w:val="lowerLetter"/>
+      <w:lvlText w:val="%2."/>
+      <w:lvlJc w:val="left"/>
+      <w:pPr>
+        <w:ind w:left="1440" w:hanging="360"/>
+      </w:pPr>
+    </w:lvl>
+    <w:lvl w:ilvl="2" w:tplc="FFFFFFFF" w:tentative="1">
+      <w:start w:val="1"/>
+      <w:numFmt w:val="lowerRoman"/>
+      <w:lvlText w:val="%3."/>
+      <w:lvlJc w:val="right"/>
+      <w:pPr>
+        <w:ind w:left="2160" w:hanging="180"/>
+      </w:pPr>
+    </w:lvl>
+    <w:lvl w:ilvl="3" w:tplc="FFFFFFFF" w:tentative="1">
+      <w:start w:val="1"/>
+      <w:numFmt w:val="decimal"/>
+      <w:lvlText w:val="%4."/>
+      <w:lvlJc w:val="left"/>
+      <w:pPr>
+        <w:ind w:left="2880" w:hanging="360"/>
+      </w:pPr>
+    </w:lvl>
+    <w:lvl w:ilvl="4" w:tplc="FFFFFFFF" w:tentative="1">
+      <w:start w:val="1"/>
+      <w:numFmt w:val="lowerLetter"/>
+      <w:lvlText w:val="%5."/>
+      <w:lvlJc w:val="left"/>
+      <w:pPr>
+        <w:ind w:left="3600" w:hanging="360"/>
+      </w:pPr>
+    </w:lvl>
+    <w:lvl w:ilvl="5" w:tplc="FFFFFFFF" w:tentative="1">
+      <w:start w:val="1"/>
+      <w:numFmt w:val="lowerRoman"/>
+      <w:lvlText w:val="%6."/>
+      <w:lvlJc w:val="right"/>
+      <w:pPr>
+        <w:ind w:left="4320" w:hanging="180"/>
+      </w:pPr>
+    </w:lvl>
+    <w:lvl w:ilvl="6" w:tplc="FFFFFFFF" w:tentative="1">
+      <w:start w:val="1"/>
+      <w:numFmt w:val="decimal"/>
+      <w:lvlText w:val="%7."/>
+      <w:lvlJc w:val="left"/>
+      <w:pPr>
+        <w:ind w:left="5040" w:hanging="360"/>
+      </w:pPr>
+    </w:lvl>
+    <w:lvl w:ilvl="7" w:tplc="FFFFFFFF" w:tentative="1">
+      <w:start w:val="1"/>
+      <w:numFmt w:val="lowerLetter"/>
+      <w:lvlText w:val="%8."/>
+      <w:lvlJc w:val="left"/>
+      <w:pPr>
+        <w:ind w:left="5760" w:hanging="360"/>
+      </w:pPr>
+    </w:lvl>
+    <w:lvl w:ilvl="8" w:tplc="FFFFFFFF" w:tentative="1">
+      <w:start w:val="1"/>
+      <w:numFmt w:val="lowerRoman"/>
+      <w:lvlText w:val="%9."/>
+      <w:lvlJc w:val="right"/>
+      <w:pPr>
+        <w:ind w:left="6480" w:hanging="180"/>
+      </w:pPr>
+    </w:lvl>
+  </w:abstractNum>
+  <w:abstractNum w:abstractNumId="4" w15:restartNumberingAfterBreak="0">
+    <w:nsid w:val="30B07C5C"/>
+    <w:multiLevelType w:val="hybridMultilevel"/>
+    <w:tmpl w:val="525E63C0"/>
+    <w:lvl w:ilvl="0" w:tplc="FFFFFFFF">
+      <w:start w:val="1"/>
+      <w:numFmt w:val="decimal"/>
+      <w:lvlText w:val="%1)"/>
+      <w:lvlJc w:val="left"/>
+      <w:pPr>
+        <w:ind w:left="720" w:hanging="360"/>
+      </w:pPr>
+      <w:rPr>
+        <w:rFonts w:hint="default"/>
+      </w:rPr>
+    </w:lvl>
+    <w:lvl w:ilvl="1" w:tplc="FFFFFFFF" w:tentative="1">
+      <w:start w:val="1"/>
+      <w:numFmt w:val="lowerLetter"/>
+      <w:lvlText w:val="%2."/>
+      <w:lvlJc w:val="left"/>
+      <w:pPr>
+        <w:ind w:left="1440" w:hanging="360"/>
+      </w:pPr>
+    </w:lvl>
+    <w:lvl w:ilvl="2" w:tplc="FFFFFFFF" w:tentative="1">
+      <w:start w:val="1"/>
+      <w:numFmt w:val="lowerRoman"/>
+      <w:lvlText w:val="%3."/>
+      <w:lvlJc w:val="right"/>
+      <w:pPr>
+        <w:ind w:left="2160" w:hanging="180"/>
+      </w:pPr>
+    </w:lvl>
+    <w:lvl w:ilvl="3" w:tplc="FFFFFFFF" w:tentative="1">
+      <w:start w:val="1"/>
+      <w:numFmt w:val="decimal"/>
+      <w:lvlText w:val="%4."/>
+      <w:lvlJc w:val="left"/>
+      <w:pPr>
+        <w:ind w:left="2880" w:hanging="360"/>
+      </w:pPr>
+    </w:lvl>
+    <w:lvl w:ilvl="4" w:tplc="FFFFFFFF" w:tentative="1">
+      <w:start w:val="1"/>
+      <w:numFmt w:val="lowerLetter"/>
+      <w:lvlText w:val="%5."/>
+      <w:lvlJc w:val="left"/>
+      <w:pPr>
+        <w:ind w:left="3600" w:hanging="360"/>
+      </w:pPr>
+    </w:lvl>
+    <w:lvl w:ilvl="5" w:tplc="FFFFFFFF" w:tentative="1">
+      <w:start w:val="1"/>
+      <w:numFmt w:val="lowerRoman"/>
+      <w:lvlText w:val="%6."/>
+      <w:lvlJc w:val="right"/>
+      <w:pPr>
+        <w:ind w:left="4320" w:hanging="180"/>
+      </w:pPr>
+    </w:lvl>
+    <w:lvl w:ilvl="6" w:tplc="FFFFFFFF" w:tentative="1">
+      <w:start w:val="1"/>
+      <w:numFmt w:val="decimal"/>
+      <w:lvlText w:val="%7."/>
+      <w:lvlJc w:val="left"/>
+      <w:pPr>
+        <w:ind w:left="5040" w:hanging="360"/>
+      </w:pPr>
+    </w:lvl>
+    <w:lvl w:ilvl="7" w:tplc="FFFFFFFF" w:tentative="1">
+      <w:start w:val="1"/>
+      <w:numFmt w:val="lowerLetter"/>
+      <w:lvlText w:val="%8."/>
+      <w:lvlJc w:val="left"/>
+      <w:pPr>
+        <w:ind w:left="5760" w:hanging="360"/>
+      </w:pPr>
+    </w:lvl>
+    <w:lvl w:ilvl="8" w:tplc="FFFFFFFF" w:tentative="1">
+      <w:start w:val="1"/>
+      <w:numFmt w:val="lowerRoman"/>
+      <w:lvlText w:val="%9."/>
+      <w:lvlJc w:val="right"/>
+      <w:pPr>
+        <w:ind w:left="6480" w:hanging="180"/>
+      </w:pPr>
+    </w:lvl>
+  </w:abstractNum>
+  <w:abstractNum w:abstractNumId="5" w15:restartNumberingAfterBreak="0">
     <w:nsid w:val="366D3312"/>
     <w:multiLevelType w:val="hybridMultilevel"/>
     <w:tmpl w:val="0DC824B4"/>
@@ -809,7 +2465,7 @@
       </w:pPr>
     </w:lvl>
   </w:abstractNum>
-  <w:abstractNum w:abstractNumId="2" w15:restartNumberingAfterBreak="0">
+  <w:abstractNum w:abstractNumId="6" w15:restartNumberingAfterBreak="0">
     <w:nsid w:val="3ED23D7F"/>
     <w:multiLevelType w:val="hybridMultilevel"/>
     <w:tmpl w:val="08B8E2A6"/>
@@ -895,14 +2551,396 @@
       </w:pPr>
     </w:lvl>
   </w:abstractNum>
+  <w:abstractNum w:abstractNumId="7" w15:restartNumberingAfterBreak="0">
+    <w:nsid w:val="3F612B1B"/>
+    <w:multiLevelType w:val="hybridMultilevel"/>
+    <w:tmpl w:val="322C349C"/>
+    <w:lvl w:ilvl="0" w:tplc="DFD0E5D8">
+      <w:start w:val="1"/>
+      <w:numFmt w:val="decimal"/>
+      <w:lvlText w:val="%1)"/>
+      <w:lvlJc w:val="left"/>
+      <w:pPr>
+        <w:ind w:left="720" w:hanging="360"/>
+      </w:pPr>
+      <w:rPr>
+        <w:rFonts w:hint="default"/>
+        <w:b w:val="0"/>
+        <w:bCs w:val="0"/>
+      </w:rPr>
+    </w:lvl>
+    <w:lvl w:ilvl="1" w:tplc="08090019" w:tentative="1">
+      <w:start w:val="1"/>
+      <w:numFmt w:val="lowerLetter"/>
+      <w:lvlText w:val="%2."/>
+      <w:lvlJc w:val="left"/>
+      <w:pPr>
+        <w:ind w:left="1440" w:hanging="360"/>
+      </w:pPr>
+    </w:lvl>
+    <w:lvl w:ilvl="2" w:tplc="0809001B" w:tentative="1">
+      <w:start w:val="1"/>
+      <w:numFmt w:val="lowerRoman"/>
+      <w:lvlText w:val="%3."/>
+      <w:lvlJc w:val="right"/>
+      <w:pPr>
+        <w:ind w:left="2160" w:hanging="180"/>
+      </w:pPr>
+    </w:lvl>
+    <w:lvl w:ilvl="3" w:tplc="0809000F" w:tentative="1">
+      <w:start w:val="1"/>
+      <w:numFmt w:val="decimal"/>
+      <w:lvlText w:val="%4."/>
+      <w:lvlJc w:val="left"/>
+      <w:pPr>
+        <w:ind w:left="2880" w:hanging="360"/>
+      </w:pPr>
+    </w:lvl>
+    <w:lvl w:ilvl="4" w:tplc="08090019" w:tentative="1">
+      <w:start w:val="1"/>
+      <w:numFmt w:val="lowerLetter"/>
+      <w:lvlText w:val="%5."/>
+      <w:lvlJc w:val="left"/>
+      <w:pPr>
+        <w:ind w:left="3600" w:hanging="360"/>
+      </w:pPr>
+    </w:lvl>
+    <w:lvl w:ilvl="5" w:tplc="0809001B" w:tentative="1">
+      <w:start w:val="1"/>
+      <w:numFmt w:val="lowerRoman"/>
+      <w:lvlText w:val="%6."/>
+      <w:lvlJc w:val="right"/>
+      <w:pPr>
+        <w:ind w:left="4320" w:hanging="180"/>
+      </w:pPr>
+    </w:lvl>
+    <w:lvl w:ilvl="6" w:tplc="0809000F" w:tentative="1">
+      <w:start w:val="1"/>
+      <w:numFmt w:val="decimal"/>
+      <w:lvlText w:val="%7."/>
+      <w:lvlJc w:val="left"/>
+      <w:pPr>
+        <w:ind w:left="5040" w:hanging="360"/>
+      </w:pPr>
+    </w:lvl>
+    <w:lvl w:ilvl="7" w:tplc="08090019" w:tentative="1">
+      <w:start w:val="1"/>
+      <w:numFmt w:val="lowerLetter"/>
+      <w:lvlText w:val="%8."/>
+      <w:lvlJc w:val="left"/>
+      <w:pPr>
+        <w:ind w:left="5760" w:hanging="360"/>
+      </w:pPr>
+    </w:lvl>
+    <w:lvl w:ilvl="8" w:tplc="0809001B" w:tentative="1">
+      <w:start w:val="1"/>
+      <w:numFmt w:val="lowerRoman"/>
+      <w:lvlText w:val="%9."/>
+      <w:lvlJc w:val="right"/>
+      <w:pPr>
+        <w:ind w:left="6480" w:hanging="180"/>
+      </w:pPr>
+    </w:lvl>
+  </w:abstractNum>
+  <w:abstractNum w:abstractNumId="8" w15:restartNumberingAfterBreak="0">
+    <w:nsid w:val="5C3A773E"/>
+    <w:multiLevelType w:val="hybridMultilevel"/>
+    <w:tmpl w:val="7CE03010"/>
+    <w:lvl w:ilvl="0" w:tplc="FFFFFFFF">
+      <w:start w:val="1"/>
+      <w:numFmt w:val="decimal"/>
+      <w:lvlText w:val="%1)"/>
+      <w:lvlJc w:val="left"/>
+      <w:pPr>
+        <w:ind w:left="720" w:hanging="360"/>
+      </w:pPr>
+      <w:rPr>
+        <w:rFonts w:hint="default"/>
+      </w:rPr>
+    </w:lvl>
+    <w:lvl w:ilvl="1" w:tplc="FFFFFFFF" w:tentative="1">
+      <w:start w:val="1"/>
+      <w:numFmt w:val="lowerLetter"/>
+      <w:lvlText w:val="%2."/>
+      <w:lvlJc w:val="left"/>
+      <w:pPr>
+        <w:ind w:left="1440" w:hanging="360"/>
+      </w:pPr>
+    </w:lvl>
+    <w:lvl w:ilvl="2" w:tplc="FFFFFFFF" w:tentative="1">
+      <w:start w:val="1"/>
+      <w:numFmt w:val="lowerRoman"/>
+      <w:lvlText w:val="%3."/>
+      <w:lvlJc w:val="right"/>
+      <w:pPr>
+        <w:ind w:left="2160" w:hanging="180"/>
+      </w:pPr>
+    </w:lvl>
+    <w:lvl w:ilvl="3" w:tplc="FFFFFFFF" w:tentative="1">
+      <w:start w:val="1"/>
+      <w:numFmt w:val="decimal"/>
+      <w:lvlText w:val="%4."/>
+      <w:lvlJc w:val="left"/>
+      <w:pPr>
+        <w:ind w:left="2880" w:hanging="360"/>
+      </w:pPr>
+    </w:lvl>
+    <w:lvl w:ilvl="4" w:tplc="FFFFFFFF" w:tentative="1">
+      <w:start w:val="1"/>
+      <w:numFmt w:val="lowerLetter"/>
+      <w:lvlText w:val="%5."/>
+      <w:lvlJc w:val="left"/>
+      <w:pPr>
+        <w:ind w:left="3600" w:hanging="360"/>
+      </w:pPr>
+    </w:lvl>
+    <w:lvl w:ilvl="5" w:tplc="FFFFFFFF" w:tentative="1">
+      <w:start w:val="1"/>
+      <w:numFmt w:val="lowerRoman"/>
+      <w:lvlText w:val="%6."/>
+      <w:lvlJc w:val="right"/>
+      <w:pPr>
+        <w:ind w:left="4320" w:hanging="180"/>
+      </w:pPr>
+    </w:lvl>
+    <w:lvl w:ilvl="6" w:tplc="FFFFFFFF" w:tentative="1">
+      <w:start w:val="1"/>
+      <w:numFmt w:val="decimal"/>
+      <w:lvlText w:val="%7."/>
+      <w:lvlJc w:val="left"/>
+      <w:pPr>
+        <w:ind w:left="5040" w:hanging="360"/>
+      </w:pPr>
+    </w:lvl>
+    <w:lvl w:ilvl="7" w:tplc="FFFFFFFF" w:tentative="1">
+      <w:start w:val="1"/>
+      <w:numFmt w:val="lowerLetter"/>
+      <w:lvlText w:val="%8."/>
+      <w:lvlJc w:val="left"/>
+      <w:pPr>
+        <w:ind w:left="5760" w:hanging="360"/>
+      </w:pPr>
+    </w:lvl>
+    <w:lvl w:ilvl="8" w:tplc="FFFFFFFF" w:tentative="1">
+      <w:start w:val="1"/>
+      <w:numFmt w:val="lowerRoman"/>
+      <w:lvlText w:val="%9."/>
+      <w:lvlJc w:val="right"/>
+      <w:pPr>
+        <w:ind w:left="6480" w:hanging="180"/>
+      </w:pPr>
+    </w:lvl>
+  </w:abstractNum>
+  <w:abstractNum w:abstractNumId="9" w15:restartNumberingAfterBreak="0">
+    <w:nsid w:val="6218068F"/>
+    <w:multiLevelType w:val="hybridMultilevel"/>
+    <w:tmpl w:val="525E63C0"/>
+    <w:lvl w:ilvl="0" w:tplc="08090011">
+      <w:start w:val="1"/>
+      <w:numFmt w:val="decimal"/>
+      <w:lvlText w:val="%1)"/>
+      <w:lvlJc w:val="left"/>
+      <w:pPr>
+        <w:ind w:left="720" w:hanging="360"/>
+      </w:pPr>
+      <w:rPr>
+        <w:rFonts w:hint="default"/>
+      </w:rPr>
+    </w:lvl>
+    <w:lvl w:ilvl="1" w:tplc="08090019" w:tentative="1">
+      <w:start w:val="1"/>
+      <w:numFmt w:val="lowerLetter"/>
+      <w:lvlText w:val="%2."/>
+      <w:lvlJc w:val="left"/>
+      <w:pPr>
+        <w:ind w:left="1440" w:hanging="360"/>
+      </w:pPr>
+    </w:lvl>
+    <w:lvl w:ilvl="2" w:tplc="0809001B" w:tentative="1">
+      <w:start w:val="1"/>
+      <w:numFmt w:val="lowerRoman"/>
+      <w:lvlText w:val="%3."/>
+      <w:lvlJc w:val="right"/>
+      <w:pPr>
+        <w:ind w:left="2160" w:hanging="180"/>
+      </w:pPr>
+    </w:lvl>
+    <w:lvl w:ilvl="3" w:tplc="0809000F" w:tentative="1">
+      <w:start w:val="1"/>
+      <w:numFmt w:val="decimal"/>
+      <w:lvlText w:val="%4."/>
+      <w:lvlJc w:val="left"/>
+      <w:pPr>
+        <w:ind w:left="2880" w:hanging="360"/>
+      </w:pPr>
+    </w:lvl>
+    <w:lvl w:ilvl="4" w:tplc="08090019" w:tentative="1">
+      <w:start w:val="1"/>
+      <w:numFmt w:val="lowerLetter"/>
+      <w:lvlText w:val="%5."/>
+      <w:lvlJc w:val="left"/>
+      <w:pPr>
+        <w:ind w:left="3600" w:hanging="360"/>
+      </w:pPr>
+    </w:lvl>
+    <w:lvl w:ilvl="5" w:tplc="0809001B" w:tentative="1">
+      <w:start w:val="1"/>
+      <w:numFmt w:val="lowerRoman"/>
+      <w:lvlText w:val="%6."/>
+      <w:lvlJc w:val="right"/>
+      <w:pPr>
+        <w:ind w:left="4320" w:hanging="180"/>
+      </w:pPr>
+    </w:lvl>
+    <w:lvl w:ilvl="6" w:tplc="0809000F" w:tentative="1">
+      <w:start w:val="1"/>
+      <w:numFmt w:val="decimal"/>
+      <w:lvlText w:val="%7."/>
+      <w:lvlJc w:val="left"/>
+      <w:pPr>
+        <w:ind w:left="5040" w:hanging="360"/>
+      </w:pPr>
+    </w:lvl>
+    <w:lvl w:ilvl="7" w:tplc="08090019" w:tentative="1">
+      <w:start w:val="1"/>
+      <w:numFmt w:val="lowerLetter"/>
+      <w:lvlText w:val="%8."/>
+      <w:lvlJc w:val="left"/>
+      <w:pPr>
+        <w:ind w:left="5760" w:hanging="360"/>
+      </w:pPr>
+    </w:lvl>
+    <w:lvl w:ilvl="8" w:tplc="0809001B" w:tentative="1">
+      <w:start w:val="1"/>
+      <w:numFmt w:val="lowerRoman"/>
+      <w:lvlText w:val="%9."/>
+      <w:lvlJc w:val="right"/>
+      <w:pPr>
+        <w:ind w:left="6480" w:hanging="180"/>
+      </w:pPr>
+    </w:lvl>
+  </w:abstractNum>
+  <w:abstractNum w:abstractNumId="10" w15:restartNumberingAfterBreak="0">
+    <w:nsid w:val="6CCF0363"/>
+    <w:multiLevelType w:val="hybridMultilevel"/>
+    <w:tmpl w:val="D678659C"/>
+    <w:lvl w:ilvl="0" w:tplc="08090011">
+      <w:start w:val="1"/>
+      <w:numFmt w:val="decimal"/>
+      <w:lvlText w:val="%1)"/>
+      <w:lvlJc w:val="left"/>
+      <w:pPr>
+        <w:ind w:left="720" w:hanging="360"/>
+      </w:pPr>
+      <w:rPr>
+        <w:rFonts w:hint="default"/>
+      </w:rPr>
+    </w:lvl>
+    <w:lvl w:ilvl="1" w:tplc="08090019" w:tentative="1">
+      <w:start w:val="1"/>
+      <w:numFmt w:val="lowerLetter"/>
+      <w:lvlText w:val="%2."/>
+      <w:lvlJc w:val="left"/>
+      <w:pPr>
+        <w:ind w:left="1440" w:hanging="360"/>
+      </w:pPr>
+    </w:lvl>
+    <w:lvl w:ilvl="2" w:tplc="0809001B" w:tentative="1">
+      <w:start w:val="1"/>
+      <w:numFmt w:val="lowerRoman"/>
+      <w:lvlText w:val="%3."/>
+      <w:lvlJc w:val="right"/>
+      <w:pPr>
+        <w:ind w:left="2160" w:hanging="180"/>
+      </w:pPr>
+    </w:lvl>
+    <w:lvl w:ilvl="3" w:tplc="0809000F" w:tentative="1">
+      <w:start w:val="1"/>
+      <w:numFmt w:val="decimal"/>
+      <w:lvlText w:val="%4."/>
+      <w:lvlJc w:val="left"/>
+      <w:pPr>
+        <w:ind w:left="2880" w:hanging="360"/>
+      </w:pPr>
+    </w:lvl>
+    <w:lvl w:ilvl="4" w:tplc="08090019" w:tentative="1">
+      <w:start w:val="1"/>
+      <w:numFmt w:val="lowerLetter"/>
+      <w:lvlText w:val="%5."/>
+      <w:lvlJc w:val="left"/>
+      <w:pPr>
+        <w:ind w:left="3600" w:hanging="360"/>
+      </w:pPr>
+    </w:lvl>
+    <w:lvl w:ilvl="5" w:tplc="0809001B" w:tentative="1">
+      <w:start w:val="1"/>
+      <w:numFmt w:val="lowerRoman"/>
+      <w:lvlText w:val="%6."/>
+      <w:lvlJc w:val="right"/>
+      <w:pPr>
+        <w:ind w:left="4320" w:hanging="180"/>
+      </w:pPr>
+    </w:lvl>
+    <w:lvl w:ilvl="6" w:tplc="0809000F" w:tentative="1">
+      <w:start w:val="1"/>
+      <w:numFmt w:val="decimal"/>
+      <w:lvlText w:val="%7."/>
+      <w:lvlJc w:val="left"/>
+      <w:pPr>
+        <w:ind w:left="5040" w:hanging="360"/>
+      </w:pPr>
+    </w:lvl>
+    <w:lvl w:ilvl="7" w:tplc="08090019" w:tentative="1">
+      <w:start w:val="1"/>
+      <w:numFmt w:val="lowerLetter"/>
+      <w:lvlText w:val="%8."/>
+      <w:lvlJc w:val="left"/>
+      <w:pPr>
+        <w:ind w:left="5760" w:hanging="360"/>
+      </w:pPr>
+    </w:lvl>
+    <w:lvl w:ilvl="8" w:tplc="0809001B" w:tentative="1">
+      <w:start w:val="1"/>
+      <w:numFmt w:val="lowerRoman"/>
+      <w:lvlText w:val="%9."/>
+      <w:lvlJc w:val="right"/>
+      <w:pPr>
+        <w:ind w:left="6480" w:hanging="180"/>
+      </w:pPr>
+    </w:lvl>
+  </w:abstractNum>
   <w:num w:numId="1" w16cid:durableId="1188910206">
-    <w:abstractNumId w:val="2"/>
+    <w:abstractNumId w:val="6"/>
   </w:num>
   <w:num w:numId="2" w16cid:durableId="590818871">
-    <w:abstractNumId w:val="1"/>
+    <w:abstractNumId w:val="5"/>
   </w:num>
   <w:num w:numId="3" w16cid:durableId="1073314130">
     <w:abstractNumId w:val="0"/>
+  </w:num>
+  <w:num w:numId="4" w16cid:durableId="1257136139">
+    <w:abstractNumId w:val="8"/>
+  </w:num>
+  <w:num w:numId="5" w16cid:durableId="1964917001">
+    <w:abstractNumId w:val="3"/>
+  </w:num>
+  <w:num w:numId="6" w16cid:durableId="332341324">
+    <w:abstractNumId w:val="7"/>
+  </w:num>
+  <w:num w:numId="7" w16cid:durableId="1750230494">
+    <w:abstractNumId w:val="9"/>
+  </w:num>
+  <w:num w:numId="8" w16cid:durableId="1232929758">
+    <w:abstractNumId w:val="10"/>
+  </w:num>
+  <w:num w:numId="9" w16cid:durableId="1823933258">
+    <w:abstractNumId w:val="2"/>
+  </w:num>
+  <w:num w:numId="10" w16cid:durableId="524026497">
+    <w:abstractNumId w:val="4"/>
+  </w:num>
+  <w:num w:numId="11" w16cid:durableId="1437367141">
+    <w:abstractNumId w:val="1"/>
   </w:num>
 </w:numbering>
 </file>
@@ -1510,6 +3548,7 @@
   <w:style w:type="character" w:default="1" w:styleId="DefaultParagraphFont">
     <w:name w:val="Default Paragraph Font"/>
     <w:uiPriority w:val="1"/>
+    <w:semiHidden/>
     <w:unhideWhenUsed/>
   </w:style>
   <w:style w:type="table" w:default="1" w:styleId="TableNormal">

--- a/Documentation/Use_Case_Specification.docx
+++ b/Documentation/Use_Case_Specification.docx
@@ -66,6 +66,14 @@
                 <w:sz w:val="22"/>
                 <w:szCs w:val="22"/>
               </w:rPr>
+              <w:t>UC</w:t>
+            </w:r>
+            <w:r>
+              <w:rPr>
+                <w:rFonts w:asciiTheme="majorBidi" w:hAnsiTheme="majorBidi" w:cstheme="majorBidi"/>
+                <w:sz w:val="22"/>
+                <w:szCs w:val="22"/>
+              </w:rPr>
               <w:t>0</w:t>
             </w:r>
             <w:r>
@@ -75,7 +83,7 @@
                 <w:sz w:val="22"/>
                 <w:szCs w:val="22"/>
               </w:rPr>
-              <w:t>1</w:t>
+              <w:t>2</w:t>
             </w:r>
           </w:p>
         </w:tc>
@@ -839,6 +847,14 @@
                 <w:sz w:val="22"/>
                 <w:szCs w:val="22"/>
               </w:rPr>
+              <w:t>UC</w:t>
+            </w:r>
+            <w:r>
+              <w:rPr>
+                <w:rFonts w:asciiTheme="majorBidi" w:hAnsiTheme="majorBidi" w:cstheme="majorBidi"/>
+                <w:sz w:val="22"/>
+                <w:szCs w:val="22"/>
+              </w:rPr>
               <w:t>0</w:t>
             </w:r>
             <w:r>
@@ -848,7 +864,7 @@
                 <w:sz w:val="22"/>
                 <w:szCs w:val="22"/>
               </w:rPr>
-              <w:t>2</w:t>
+              <w:t>6</w:t>
             </w:r>
           </w:p>
         </w:tc>
@@ -1124,7 +1140,7 @@
               <w:pStyle w:val="ListParagraph"/>
               <w:numPr>
                 <w:ilvl w:val="0"/>
-                <w:numId w:val="7"/>
+                <w:numId w:val="12"/>
               </w:numPr>
               <w:rPr>
                 <w:rFonts w:asciiTheme="majorBidi" w:hAnsiTheme="majorBidi" w:cstheme="majorBidi"/>
@@ -1138,15 +1154,7 @@
                 <w:sz w:val="22"/>
                 <w:szCs w:val="22"/>
               </w:rPr>
-              <w:t>The s</w:t>
-            </w:r>
-            <w:r>
-              <w:rPr>
-                <w:rFonts w:asciiTheme="majorBidi" w:hAnsiTheme="majorBidi" w:cstheme="majorBidi"/>
-                <w:sz w:val="22"/>
-                <w:szCs w:val="22"/>
-              </w:rPr>
-              <w:t>ystem is operational.</w:t>
+              <w:t>The system is operational.</w:t>
             </w:r>
           </w:p>
           <w:p>
@@ -1154,7 +1162,7 @@
               <w:pStyle w:val="ListParagraph"/>
               <w:numPr>
                 <w:ilvl w:val="0"/>
-                <w:numId w:val="7"/>
+                <w:numId w:val="12"/>
               </w:numPr>
               <w:spacing w:after="0" w:line="240" w:lineRule="auto"/>
               <w:rPr>
@@ -1169,15 +1177,7 @@
                 <w:sz w:val="22"/>
                 <w:szCs w:val="22"/>
               </w:rPr>
-              <w:t>The u</w:t>
-            </w:r>
-            <w:r>
-              <w:rPr>
-                <w:rFonts w:asciiTheme="majorBidi" w:hAnsiTheme="majorBidi" w:cstheme="majorBidi"/>
-                <w:sz w:val="22"/>
-                <w:szCs w:val="22"/>
-              </w:rPr>
-              <w:t>ser is registered and has valid login details.</w:t>
+              <w:t>The user is registered and has valid login details.</w:t>
             </w:r>
           </w:p>
         </w:tc>
@@ -1230,7 +1230,7 @@
               <w:pStyle w:val="ListParagraph"/>
               <w:numPr>
                 <w:ilvl w:val="0"/>
-                <w:numId w:val="9"/>
+                <w:numId w:val="14"/>
               </w:numPr>
               <w:spacing w:after="0" w:line="240" w:lineRule="auto"/>
               <w:rPr>
@@ -1338,7 +1338,7 @@
               <w:pStyle w:val="ListParagraph"/>
               <w:numPr>
                 <w:ilvl w:val="0"/>
-                <w:numId w:val="8"/>
+                <w:numId w:val="15"/>
               </w:numPr>
               <w:spacing w:after="0" w:line="240" w:lineRule="auto"/>
               <w:rPr>
@@ -1481,16 +1481,7 @@
                 <w:sz w:val="22"/>
                 <w:szCs w:val="22"/>
               </w:rPr>
-              <w:t>0</w:t>
-            </w:r>
-            <w:r>
-              <w:rPr>
-                <w:rFonts w:asciiTheme="majorBidi" w:hAnsiTheme="majorBidi" w:cstheme="majorBidi"/>
-                <w:color w:val="000000"/>
-                <w:sz w:val="22"/>
-                <w:szCs w:val="22"/>
-              </w:rPr>
-              <w:t>3</w:t>
+              <w:t>UC07</w:t>
             </w:r>
           </w:p>
         </w:tc>
@@ -2065,6 +2056,6497 @@
       </w:tr>
     </w:tbl>
     <w:p/>
+    <w:tbl>
+      <w:tblPr>
+        <w:tblW w:w="10007" w:type="dxa"/>
+        <w:tblInd w:w="55" w:type="dxa"/>
+        <w:tblLayout w:type="fixed"/>
+        <w:tblCellMar>
+          <w:top w:w="55" w:type="dxa"/>
+          <w:left w:w="55" w:type="dxa"/>
+          <w:bottom w:w="55" w:type="dxa"/>
+          <w:right w:w="55" w:type="dxa"/>
+        </w:tblCellMar>
+        <w:tblLook w:val="0000" w:firstRow="0" w:lastRow="0" w:firstColumn="0" w:lastColumn="0" w:noHBand="0" w:noVBand="0"/>
+      </w:tblPr>
+      <w:tblGrid>
+        <w:gridCol w:w="4684"/>
+        <w:gridCol w:w="5323"/>
+      </w:tblGrid>
+      <w:tr>
+        <w:trPr>
+          <w:trHeight w:val="291"/>
+        </w:trPr>
+        <w:tc>
+          <w:tcPr>
+            <w:tcW w:w="4684" w:type="dxa"/>
+            <w:tcBorders>
+              <w:top w:val="single" w:sz="1" w:space="0" w:color="000000"/>
+              <w:left w:val="single" w:sz="1" w:space="0" w:color="000000"/>
+              <w:bottom w:val="single" w:sz="1" w:space="0" w:color="000000"/>
+              <w:right w:val="single" w:sz="1" w:space="0" w:color="000000"/>
+            </w:tcBorders>
+          </w:tcPr>
+          <w:p>
+            <w:pPr>
+              <w:spacing w:after="0"/>
+              <w:rPr>
+                <w:rFonts w:asciiTheme="majorBidi" w:hAnsiTheme="majorBidi" w:cstheme="majorBidi"/>
+                <w:sz w:val="22"/>
+                <w:szCs w:val="22"/>
+              </w:rPr>
+            </w:pPr>
+            <w:r>
+              <w:rPr>
+                <w:rFonts w:asciiTheme="majorBidi" w:hAnsiTheme="majorBidi" w:cstheme="majorBidi"/>
+                <w:b/>
+                <w:bCs/>
+                <w:sz w:val="22"/>
+                <w:szCs w:val="22"/>
+              </w:rPr>
+              <w:t>Use case ID:</w:t>
+            </w:r>
+            <w:r>
+              <w:rPr>
+                <w:rFonts w:asciiTheme="majorBidi" w:hAnsiTheme="majorBidi" w:cstheme="majorBidi"/>
+                <w:sz w:val="22"/>
+                <w:szCs w:val="22"/>
+              </w:rPr>
+              <w:t xml:space="preserve"> </w:t>
+            </w:r>
+            <w:r>
+              <w:rPr>
+                <w:rFonts w:asciiTheme="majorBidi" w:hAnsiTheme="majorBidi" w:cstheme="majorBidi"/>
+                <w:sz w:val="22"/>
+                <w:szCs w:val="22"/>
+              </w:rPr>
+              <w:t>UC0</w:t>
+            </w:r>
+            <w:r>
+              <w:rPr>
+                <w:rFonts w:asciiTheme="majorBidi" w:hAnsiTheme="majorBidi" w:cstheme="majorBidi"/>
+                <w:sz w:val="22"/>
+                <w:szCs w:val="22"/>
+              </w:rPr>
+              <w:t>8</w:t>
+            </w:r>
+          </w:p>
+        </w:tc>
+        <w:tc>
+          <w:tcPr>
+            <w:tcW w:w="5323" w:type="dxa"/>
+            <w:tcBorders>
+              <w:top w:val="single" w:sz="1" w:space="0" w:color="000000"/>
+              <w:left w:val="single" w:sz="1" w:space="0" w:color="000000"/>
+              <w:bottom w:val="single" w:sz="1" w:space="0" w:color="000000"/>
+              <w:right w:val="single" w:sz="1" w:space="0" w:color="000000"/>
+            </w:tcBorders>
+          </w:tcPr>
+          <w:p>
+            <w:pPr>
+              <w:spacing w:after="0"/>
+              <w:rPr>
+                <w:rFonts w:asciiTheme="majorBidi" w:hAnsiTheme="majorBidi" w:cstheme="majorBidi"/>
+                <w:sz w:val="22"/>
+                <w:szCs w:val="22"/>
+              </w:rPr>
+            </w:pPr>
+            <w:r>
+              <w:rPr>
+                <w:rFonts w:asciiTheme="majorBidi" w:hAnsiTheme="majorBidi" w:cstheme="majorBidi"/>
+                <w:b/>
+                <w:bCs/>
+                <w:sz w:val="22"/>
+                <w:szCs w:val="22"/>
+              </w:rPr>
+              <w:t>Use case:</w:t>
+            </w:r>
+            <w:r>
+              <w:rPr>
+                <w:rFonts w:asciiTheme="majorBidi" w:hAnsiTheme="majorBidi" w:cstheme="majorBidi"/>
+                <w:sz w:val="22"/>
+                <w:szCs w:val="22"/>
+              </w:rPr>
+              <w:t xml:space="preserve"> </w:t>
+            </w:r>
+            <w:r>
+              <w:rPr>
+                <w:rFonts w:asciiTheme="majorBidi" w:hAnsiTheme="majorBidi" w:cstheme="majorBidi"/>
+                <w:sz w:val="22"/>
+                <w:szCs w:val="22"/>
+              </w:rPr>
+              <w:t>Validate</w:t>
+            </w:r>
+          </w:p>
+        </w:tc>
+      </w:tr>
+      <w:tr>
+        <w:trPr>
+          <w:trHeight w:val="388"/>
+        </w:trPr>
+        <w:tc>
+          <w:tcPr>
+            <w:tcW w:w="10007" w:type="dxa"/>
+            <w:gridSpan w:val="2"/>
+            <w:tcBorders>
+              <w:left w:val="single" w:sz="1" w:space="0" w:color="000000"/>
+              <w:bottom w:val="single" w:sz="1" w:space="0" w:color="000000"/>
+              <w:right w:val="single" w:sz="1" w:space="0" w:color="000000"/>
+            </w:tcBorders>
+          </w:tcPr>
+          <w:p>
+            <w:pPr>
+              <w:spacing w:after="0"/>
+              <w:jc w:val="both"/>
+              <w:rPr>
+                <w:rFonts w:asciiTheme="majorBidi" w:hAnsiTheme="majorBidi" w:cstheme="majorBidi"/>
+                <w:sz w:val="22"/>
+                <w:szCs w:val="22"/>
+              </w:rPr>
+            </w:pPr>
+            <w:r>
+              <w:rPr>
+                <w:rFonts w:asciiTheme="majorBidi" w:hAnsiTheme="majorBidi" w:cstheme="majorBidi"/>
+                <w:b/>
+                <w:bCs/>
+                <w:sz w:val="22"/>
+                <w:szCs w:val="22"/>
+              </w:rPr>
+              <w:t>Brief Description:</w:t>
+            </w:r>
+            <w:r>
+              <w:rPr>
+                <w:rFonts w:asciiTheme="majorBidi" w:hAnsiTheme="majorBidi" w:cstheme="majorBidi"/>
+                <w:sz w:val="22"/>
+                <w:szCs w:val="22"/>
+              </w:rPr>
+              <w:t xml:space="preserve"> </w:t>
+            </w:r>
+          </w:p>
+        </w:tc>
+      </w:tr>
+      <w:tr>
+        <w:trPr>
+          <w:trHeight w:val="291"/>
+        </w:trPr>
+        <w:tc>
+          <w:tcPr>
+            <w:tcW w:w="10007" w:type="dxa"/>
+            <w:gridSpan w:val="2"/>
+            <w:tcBorders>
+              <w:left w:val="single" w:sz="1" w:space="0" w:color="000000"/>
+              <w:bottom w:val="single" w:sz="1" w:space="0" w:color="000000"/>
+              <w:right w:val="single" w:sz="1" w:space="0" w:color="000000"/>
+            </w:tcBorders>
+          </w:tcPr>
+          <w:p>
+            <w:pPr>
+              <w:spacing w:after="0"/>
+              <w:rPr>
+                <w:rFonts w:asciiTheme="majorBidi" w:hAnsiTheme="majorBidi" w:cstheme="majorBidi"/>
+                <w:b/>
+                <w:bCs/>
+                <w:sz w:val="22"/>
+                <w:szCs w:val="22"/>
+              </w:rPr>
+            </w:pPr>
+            <w:r>
+              <w:rPr>
+                <w:rFonts w:asciiTheme="majorBidi" w:hAnsiTheme="majorBidi" w:cstheme="majorBidi"/>
+                <w:b/>
+                <w:bCs/>
+                <w:sz w:val="22"/>
+                <w:szCs w:val="22"/>
+              </w:rPr>
+              <w:t>Primary actors:</w:t>
+            </w:r>
+            <w:r>
+              <w:rPr>
+                <w:rFonts w:asciiTheme="majorBidi" w:hAnsiTheme="majorBidi" w:cstheme="majorBidi"/>
+                <w:sz w:val="22"/>
+                <w:szCs w:val="22"/>
+              </w:rPr>
+              <w:t xml:space="preserve"> </w:t>
+            </w:r>
+          </w:p>
+        </w:tc>
+      </w:tr>
+      <w:tr>
+        <w:trPr>
+          <w:trHeight w:val="291"/>
+        </w:trPr>
+        <w:tc>
+          <w:tcPr>
+            <w:tcW w:w="10007" w:type="dxa"/>
+            <w:gridSpan w:val="2"/>
+            <w:tcBorders>
+              <w:left w:val="single" w:sz="1" w:space="0" w:color="000000"/>
+              <w:bottom w:val="single" w:sz="1" w:space="0" w:color="000000"/>
+              <w:right w:val="single" w:sz="1" w:space="0" w:color="000000"/>
+            </w:tcBorders>
+          </w:tcPr>
+          <w:p>
+            <w:pPr>
+              <w:spacing w:after="0"/>
+              <w:rPr>
+                <w:rFonts w:asciiTheme="majorBidi" w:hAnsiTheme="majorBidi" w:cstheme="majorBidi"/>
+                <w:sz w:val="22"/>
+                <w:szCs w:val="22"/>
+              </w:rPr>
+            </w:pPr>
+            <w:r>
+              <w:rPr>
+                <w:rFonts w:asciiTheme="majorBidi" w:hAnsiTheme="majorBidi" w:cstheme="majorBidi"/>
+                <w:b/>
+                <w:bCs/>
+                <w:sz w:val="22"/>
+                <w:szCs w:val="22"/>
+              </w:rPr>
+              <w:t>Secondary actors:</w:t>
+            </w:r>
+            <w:r>
+              <w:rPr>
+                <w:rFonts w:asciiTheme="majorBidi" w:hAnsiTheme="majorBidi" w:cstheme="majorBidi"/>
+                <w:sz w:val="22"/>
+                <w:szCs w:val="22"/>
+              </w:rPr>
+              <w:t xml:space="preserve"> </w:t>
+            </w:r>
+          </w:p>
+        </w:tc>
+      </w:tr>
+      <w:tr>
+        <w:trPr>
+          <w:trHeight w:val="830"/>
+        </w:trPr>
+        <w:tc>
+          <w:tcPr>
+            <w:tcW w:w="10007" w:type="dxa"/>
+            <w:gridSpan w:val="2"/>
+            <w:tcBorders>
+              <w:left w:val="single" w:sz="1" w:space="0" w:color="000000"/>
+              <w:bottom w:val="single" w:sz="1" w:space="0" w:color="000000"/>
+              <w:right w:val="single" w:sz="1" w:space="0" w:color="000000"/>
+            </w:tcBorders>
+          </w:tcPr>
+          <w:p>
+            <w:pPr>
+              <w:spacing w:after="0"/>
+              <w:rPr>
+                <w:rFonts w:asciiTheme="majorBidi" w:hAnsiTheme="majorBidi" w:cstheme="majorBidi"/>
+                <w:b/>
+                <w:bCs/>
+                <w:sz w:val="22"/>
+                <w:szCs w:val="22"/>
+              </w:rPr>
+            </w:pPr>
+            <w:r>
+              <w:rPr>
+                <w:rFonts w:asciiTheme="majorBidi" w:hAnsiTheme="majorBidi" w:cstheme="majorBidi"/>
+                <w:b/>
+                <w:bCs/>
+                <w:sz w:val="22"/>
+                <w:szCs w:val="22"/>
+              </w:rPr>
+              <w:t>Preconditions:</w:t>
+            </w:r>
+          </w:p>
+          <w:p>
+            <w:pPr>
+              <w:pStyle w:val="ListParagraph"/>
+              <w:numPr>
+                <w:ilvl w:val="0"/>
+                <w:numId w:val="17"/>
+              </w:numPr>
+              <w:spacing w:after="0"/>
+              <w:rPr>
+                <w:rFonts w:asciiTheme="majorBidi" w:hAnsiTheme="majorBidi" w:cstheme="majorBidi"/>
+                <w:sz w:val="22"/>
+                <w:szCs w:val="22"/>
+              </w:rPr>
+            </w:pPr>
+          </w:p>
+        </w:tc>
+      </w:tr>
+      <w:tr>
+        <w:trPr>
+          <w:trHeight w:val="383"/>
+        </w:trPr>
+        <w:tc>
+          <w:tcPr>
+            <w:tcW w:w="10007" w:type="dxa"/>
+            <w:gridSpan w:val="2"/>
+            <w:tcBorders>
+              <w:left w:val="single" w:sz="1" w:space="0" w:color="000000"/>
+              <w:bottom w:val="single" w:sz="1" w:space="0" w:color="000000"/>
+              <w:right w:val="single" w:sz="1" w:space="0" w:color="000000"/>
+            </w:tcBorders>
+          </w:tcPr>
+          <w:p>
+            <w:pPr>
+              <w:spacing w:after="0"/>
+              <w:rPr>
+                <w:rFonts w:asciiTheme="majorBidi" w:hAnsiTheme="majorBidi" w:cstheme="majorBidi"/>
+                <w:b/>
+                <w:bCs/>
+                <w:sz w:val="22"/>
+                <w:szCs w:val="22"/>
+              </w:rPr>
+            </w:pPr>
+            <w:r>
+              <w:rPr>
+                <w:rFonts w:asciiTheme="majorBidi" w:hAnsiTheme="majorBidi" w:cstheme="majorBidi"/>
+                <w:b/>
+                <w:bCs/>
+                <w:sz w:val="22"/>
+                <w:szCs w:val="22"/>
+              </w:rPr>
+              <w:t>Main flow: Not required</w:t>
+            </w:r>
+          </w:p>
+        </w:tc>
+      </w:tr>
+      <w:tr>
+        <w:trPr>
+          <w:trHeight w:val="286"/>
+        </w:trPr>
+        <w:tc>
+          <w:tcPr>
+            <w:tcW w:w="10007" w:type="dxa"/>
+            <w:gridSpan w:val="2"/>
+            <w:tcBorders>
+              <w:left w:val="single" w:sz="1" w:space="0" w:color="000000"/>
+              <w:bottom w:val="single" w:sz="1" w:space="0" w:color="000000"/>
+              <w:right w:val="single" w:sz="1" w:space="0" w:color="000000"/>
+            </w:tcBorders>
+          </w:tcPr>
+          <w:p>
+            <w:pPr>
+              <w:rPr>
+                <w:rFonts w:asciiTheme="majorBidi" w:hAnsiTheme="majorBidi" w:cstheme="majorBidi"/>
+                <w:sz w:val="22"/>
+                <w:szCs w:val="22"/>
+              </w:rPr>
+            </w:pPr>
+            <w:r>
+              <w:rPr>
+                <w:rFonts w:asciiTheme="majorBidi" w:hAnsiTheme="majorBidi" w:cstheme="majorBidi"/>
+                <w:b/>
+                <w:bCs/>
+                <w:i/>
+                <w:iCs/>
+                <w:sz w:val="22"/>
+                <w:szCs w:val="22"/>
+              </w:rPr>
+              <w:t>Extension use cases</w:t>
+            </w:r>
+            <w:r>
+              <w:rPr>
+                <w:rFonts w:asciiTheme="majorBidi" w:hAnsiTheme="majorBidi" w:cstheme="majorBidi"/>
+                <w:sz w:val="22"/>
+                <w:szCs w:val="22"/>
+              </w:rPr>
+              <w:t xml:space="preserve">: </w:t>
+            </w:r>
+          </w:p>
+        </w:tc>
+      </w:tr>
+      <w:tr>
+        <w:trPr>
+          <w:trHeight w:val="455"/>
+        </w:trPr>
+        <w:tc>
+          <w:tcPr>
+            <w:tcW w:w="10007" w:type="dxa"/>
+            <w:gridSpan w:val="2"/>
+            <w:tcBorders>
+              <w:left w:val="single" w:sz="1" w:space="0" w:color="000000"/>
+              <w:bottom w:val="single" w:sz="1" w:space="0" w:color="000000"/>
+              <w:right w:val="single" w:sz="1" w:space="0" w:color="000000"/>
+            </w:tcBorders>
+          </w:tcPr>
+          <w:p>
+            <w:pPr>
+              <w:rPr>
+                <w:rFonts w:asciiTheme="majorBidi" w:hAnsiTheme="majorBidi" w:cstheme="majorBidi"/>
+                <w:sz w:val="22"/>
+                <w:szCs w:val="22"/>
+              </w:rPr>
+            </w:pPr>
+            <w:r>
+              <w:rPr>
+                <w:rFonts w:asciiTheme="majorBidi" w:hAnsiTheme="majorBidi" w:cstheme="majorBidi"/>
+                <w:b/>
+                <w:bCs/>
+                <w:i/>
+                <w:iCs/>
+                <w:sz w:val="22"/>
+                <w:szCs w:val="22"/>
+              </w:rPr>
+              <w:t>Inclusion use cases:</w:t>
+            </w:r>
+            <w:r>
+              <w:rPr>
+                <w:rFonts w:asciiTheme="majorBidi" w:hAnsiTheme="majorBidi" w:cstheme="majorBidi"/>
+                <w:sz w:val="22"/>
+                <w:szCs w:val="22"/>
+              </w:rPr>
+              <w:t xml:space="preserve"> </w:t>
+            </w:r>
+          </w:p>
+        </w:tc>
+      </w:tr>
+      <w:tr>
+        <w:trPr>
+          <w:trHeight w:val="537"/>
+        </w:trPr>
+        <w:tc>
+          <w:tcPr>
+            <w:tcW w:w="10007" w:type="dxa"/>
+            <w:gridSpan w:val="2"/>
+            <w:tcBorders>
+              <w:left w:val="single" w:sz="1" w:space="0" w:color="000000"/>
+              <w:bottom w:val="single" w:sz="1" w:space="0" w:color="000000"/>
+              <w:right w:val="single" w:sz="1" w:space="0" w:color="000000"/>
+            </w:tcBorders>
+          </w:tcPr>
+          <w:p>
+            <w:pPr>
+              <w:spacing w:after="0"/>
+              <w:rPr>
+                <w:rFonts w:asciiTheme="majorBidi" w:hAnsiTheme="majorBidi" w:cstheme="majorBidi"/>
+                <w:b/>
+                <w:bCs/>
+                <w:sz w:val="22"/>
+                <w:szCs w:val="22"/>
+              </w:rPr>
+            </w:pPr>
+            <w:r>
+              <w:rPr>
+                <w:rFonts w:asciiTheme="majorBidi" w:hAnsiTheme="majorBidi" w:cstheme="majorBidi"/>
+                <w:b/>
+                <w:bCs/>
+                <w:sz w:val="22"/>
+                <w:szCs w:val="22"/>
+              </w:rPr>
+              <w:t>Postconditions:</w:t>
+            </w:r>
+            <w:r>
+              <w:rPr>
+                <w:rFonts w:asciiTheme="majorBidi" w:hAnsiTheme="majorBidi" w:cstheme="majorBidi"/>
+                <w:b/>
+                <w:bCs/>
+                <w:sz w:val="22"/>
+                <w:szCs w:val="22"/>
+              </w:rPr>
+              <w:t xml:space="preserve"> </w:t>
+            </w:r>
+          </w:p>
+        </w:tc>
+      </w:tr>
+      <w:tr>
+        <w:trPr>
+          <w:trHeight w:val="585"/>
+        </w:trPr>
+        <w:tc>
+          <w:tcPr>
+            <w:tcW w:w="10007" w:type="dxa"/>
+            <w:gridSpan w:val="2"/>
+            <w:tcBorders>
+              <w:left w:val="single" w:sz="1" w:space="0" w:color="000000"/>
+              <w:bottom w:val="single" w:sz="1" w:space="0" w:color="000000"/>
+              <w:right w:val="single" w:sz="1" w:space="0" w:color="000000"/>
+            </w:tcBorders>
+          </w:tcPr>
+          <w:p>
+            <w:pPr>
+              <w:spacing w:after="0"/>
+              <w:rPr>
+                <w:rFonts w:asciiTheme="majorBidi" w:hAnsiTheme="majorBidi" w:cstheme="majorBidi"/>
+                <w:b/>
+                <w:bCs/>
+                <w:sz w:val="22"/>
+                <w:szCs w:val="22"/>
+              </w:rPr>
+            </w:pPr>
+            <w:r>
+              <w:rPr>
+                <w:rFonts w:asciiTheme="majorBidi" w:hAnsiTheme="majorBidi" w:cstheme="majorBidi"/>
+                <w:b/>
+                <w:bCs/>
+                <w:sz w:val="22"/>
+                <w:szCs w:val="22"/>
+              </w:rPr>
+              <w:t xml:space="preserve">Alternative flows: </w:t>
+            </w:r>
+          </w:p>
+        </w:tc>
+      </w:tr>
+    </w:tbl>
+    <w:p/>
+    <w:tbl>
+      <w:tblPr>
+        <w:tblW w:w="10007" w:type="dxa"/>
+        <w:tblInd w:w="55" w:type="dxa"/>
+        <w:tblLayout w:type="fixed"/>
+        <w:tblCellMar>
+          <w:top w:w="55" w:type="dxa"/>
+          <w:left w:w="55" w:type="dxa"/>
+          <w:bottom w:w="55" w:type="dxa"/>
+          <w:right w:w="55" w:type="dxa"/>
+        </w:tblCellMar>
+        <w:tblLook w:val="0000" w:firstRow="0" w:lastRow="0" w:firstColumn="0" w:lastColumn="0" w:noHBand="0" w:noVBand="0"/>
+      </w:tblPr>
+      <w:tblGrid>
+        <w:gridCol w:w="4684"/>
+        <w:gridCol w:w="5323"/>
+      </w:tblGrid>
+      <w:tr>
+        <w:trPr>
+          <w:trHeight w:val="291"/>
+        </w:trPr>
+        <w:tc>
+          <w:tcPr>
+            <w:tcW w:w="4684" w:type="dxa"/>
+            <w:tcBorders>
+              <w:top w:val="single" w:sz="1" w:space="0" w:color="000000"/>
+              <w:left w:val="single" w:sz="1" w:space="0" w:color="000000"/>
+              <w:bottom w:val="single" w:sz="1" w:space="0" w:color="000000"/>
+              <w:right w:val="single" w:sz="1" w:space="0" w:color="000000"/>
+            </w:tcBorders>
+          </w:tcPr>
+          <w:p>
+            <w:pPr>
+              <w:spacing w:after="0"/>
+              <w:rPr>
+                <w:rFonts w:asciiTheme="majorBidi" w:hAnsiTheme="majorBidi" w:cstheme="majorBidi"/>
+                <w:sz w:val="22"/>
+                <w:szCs w:val="22"/>
+              </w:rPr>
+            </w:pPr>
+            <w:r>
+              <w:rPr>
+                <w:rFonts w:asciiTheme="majorBidi" w:hAnsiTheme="majorBidi" w:cstheme="majorBidi"/>
+                <w:b/>
+                <w:bCs/>
+                <w:sz w:val="22"/>
+                <w:szCs w:val="22"/>
+              </w:rPr>
+              <w:t>Use case ID:</w:t>
+            </w:r>
+            <w:r>
+              <w:rPr>
+                <w:rFonts w:asciiTheme="majorBidi" w:hAnsiTheme="majorBidi" w:cstheme="majorBidi"/>
+                <w:sz w:val="22"/>
+                <w:szCs w:val="22"/>
+              </w:rPr>
+              <w:t xml:space="preserve"> </w:t>
+            </w:r>
+            <w:r>
+              <w:rPr>
+                <w:rFonts w:asciiTheme="majorBidi" w:hAnsiTheme="majorBidi" w:cstheme="majorBidi"/>
+                <w:sz w:val="22"/>
+                <w:szCs w:val="22"/>
+              </w:rPr>
+              <w:t>UC0</w:t>
+            </w:r>
+            <w:r>
+              <w:rPr>
+                <w:rFonts w:asciiTheme="majorBidi" w:hAnsiTheme="majorBidi" w:cstheme="majorBidi"/>
+                <w:sz w:val="22"/>
+                <w:szCs w:val="22"/>
+              </w:rPr>
+              <w:t>9</w:t>
+            </w:r>
+          </w:p>
+        </w:tc>
+        <w:tc>
+          <w:tcPr>
+            <w:tcW w:w="5323" w:type="dxa"/>
+            <w:tcBorders>
+              <w:top w:val="single" w:sz="1" w:space="0" w:color="000000"/>
+              <w:left w:val="single" w:sz="1" w:space="0" w:color="000000"/>
+              <w:bottom w:val="single" w:sz="1" w:space="0" w:color="000000"/>
+              <w:right w:val="single" w:sz="1" w:space="0" w:color="000000"/>
+            </w:tcBorders>
+          </w:tcPr>
+          <w:p>
+            <w:pPr>
+              <w:spacing w:after="0"/>
+              <w:rPr>
+                <w:rFonts w:asciiTheme="majorBidi" w:hAnsiTheme="majorBidi" w:cstheme="majorBidi"/>
+                <w:sz w:val="22"/>
+                <w:szCs w:val="22"/>
+              </w:rPr>
+            </w:pPr>
+            <w:r>
+              <w:rPr>
+                <w:rFonts w:asciiTheme="majorBidi" w:hAnsiTheme="majorBidi" w:cstheme="majorBidi"/>
+                <w:b/>
+                <w:bCs/>
+                <w:sz w:val="22"/>
+                <w:szCs w:val="22"/>
+              </w:rPr>
+              <w:t>Use case:</w:t>
+            </w:r>
+            <w:r>
+              <w:rPr>
+                <w:rFonts w:asciiTheme="majorBidi" w:hAnsiTheme="majorBidi" w:cstheme="majorBidi"/>
+                <w:sz w:val="22"/>
+                <w:szCs w:val="22"/>
+              </w:rPr>
+              <w:t xml:space="preserve"> </w:t>
+            </w:r>
+            <w:proofErr w:type="spellStart"/>
+            <w:r>
+              <w:rPr>
+                <w:rFonts w:asciiTheme="majorBidi" w:hAnsiTheme="majorBidi" w:cstheme="majorBidi"/>
+                <w:sz w:val="22"/>
+                <w:szCs w:val="22"/>
+              </w:rPr>
+              <w:t>SMTP_Notification</w:t>
+            </w:r>
+            <w:proofErr w:type="spellEnd"/>
+          </w:p>
+        </w:tc>
+      </w:tr>
+      <w:tr>
+        <w:trPr>
+          <w:trHeight w:val="388"/>
+        </w:trPr>
+        <w:tc>
+          <w:tcPr>
+            <w:tcW w:w="10007" w:type="dxa"/>
+            <w:gridSpan w:val="2"/>
+            <w:tcBorders>
+              <w:left w:val="single" w:sz="1" w:space="0" w:color="000000"/>
+              <w:bottom w:val="single" w:sz="1" w:space="0" w:color="000000"/>
+              <w:right w:val="single" w:sz="1" w:space="0" w:color="000000"/>
+            </w:tcBorders>
+          </w:tcPr>
+          <w:p>
+            <w:pPr>
+              <w:spacing w:after="0"/>
+              <w:jc w:val="both"/>
+              <w:rPr>
+                <w:rFonts w:asciiTheme="majorBidi" w:hAnsiTheme="majorBidi" w:cstheme="majorBidi"/>
+                <w:sz w:val="22"/>
+                <w:szCs w:val="22"/>
+              </w:rPr>
+            </w:pPr>
+            <w:r>
+              <w:rPr>
+                <w:rFonts w:asciiTheme="majorBidi" w:hAnsiTheme="majorBidi" w:cstheme="majorBidi"/>
+                <w:b/>
+                <w:bCs/>
+                <w:sz w:val="22"/>
+                <w:szCs w:val="22"/>
+              </w:rPr>
+              <w:t>Brief Description:</w:t>
+            </w:r>
+            <w:r>
+              <w:rPr>
+                <w:rFonts w:asciiTheme="majorBidi" w:hAnsiTheme="majorBidi" w:cstheme="majorBidi"/>
+                <w:sz w:val="22"/>
+                <w:szCs w:val="22"/>
+              </w:rPr>
+              <w:t xml:space="preserve"> </w:t>
+            </w:r>
+          </w:p>
+        </w:tc>
+      </w:tr>
+      <w:tr>
+        <w:trPr>
+          <w:trHeight w:val="291"/>
+        </w:trPr>
+        <w:tc>
+          <w:tcPr>
+            <w:tcW w:w="10007" w:type="dxa"/>
+            <w:gridSpan w:val="2"/>
+            <w:tcBorders>
+              <w:left w:val="single" w:sz="1" w:space="0" w:color="000000"/>
+              <w:bottom w:val="single" w:sz="1" w:space="0" w:color="000000"/>
+              <w:right w:val="single" w:sz="1" w:space="0" w:color="000000"/>
+            </w:tcBorders>
+          </w:tcPr>
+          <w:p>
+            <w:pPr>
+              <w:spacing w:after="0"/>
+              <w:rPr>
+                <w:rFonts w:asciiTheme="majorBidi" w:hAnsiTheme="majorBidi" w:cstheme="majorBidi"/>
+                <w:b/>
+                <w:bCs/>
+                <w:sz w:val="22"/>
+                <w:szCs w:val="22"/>
+              </w:rPr>
+            </w:pPr>
+            <w:r>
+              <w:rPr>
+                <w:rFonts w:asciiTheme="majorBidi" w:hAnsiTheme="majorBidi" w:cstheme="majorBidi"/>
+                <w:b/>
+                <w:bCs/>
+                <w:sz w:val="22"/>
+                <w:szCs w:val="22"/>
+              </w:rPr>
+              <w:lastRenderedPageBreak/>
+              <w:t>Primary actors:</w:t>
+            </w:r>
+            <w:r>
+              <w:rPr>
+                <w:rFonts w:asciiTheme="majorBidi" w:hAnsiTheme="majorBidi" w:cstheme="majorBidi"/>
+                <w:sz w:val="22"/>
+                <w:szCs w:val="22"/>
+              </w:rPr>
+              <w:t xml:space="preserve"> </w:t>
+            </w:r>
+          </w:p>
+        </w:tc>
+      </w:tr>
+      <w:tr>
+        <w:trPr>
+          <w:trHeight w:val="291"/>
+        </w:trPr>
+        <w:tc>
+          <w:tcPr>
+            <w:tcW w:w="10007" w:type="dxa"/>
+            <w:gridSpan w:val="2"/>
+            <w:tcBorders>
+              <w:left w:val="single" w:sz="1" w:space="0" w:color="000000"/>
+              <w:bottom w:val="single" w:sz="1" w:space="0" w:color="000000"/>
+              <w:right w:val="single" w:sz="1" w:space="0" w:color="000000"/>
+            </w:tcBorders>
+          </w:tcPr>
+          <w:p>
+            <w:pPr>
+              <w:spacing w:after="0"/>
+              <w:rPr>
+                <w:rFonts w:asciiTheme="majorBidi" w:hAnsiTheme="majorBidi" w:cstheme="majorBidi"/>
+                <w:sz w:val="22"/>
+                <w:szCs w:val="22"/>
+              </w:rPr>
+            </w:pPr>
+            <w:r>
+              <w:rPr>
+                <w:rFonts w:asciiTheme="majorBidi" w:hAnsiTheme="majorBidi" w:cstheme="majorBidi"/>
+                <w:b/>
+                <w:bCs/>
+                <w:sz w:val="22"/>
+                <w:szCs w:val="22"/>
+              </w:rPr>
+              <w:t>Secondary actors:</w:t>
+            </w:r>
+            <w:r>
+              <w:rPr>
+                <w:rFonts w:asciiTheme="majorBidi" w:hAnsiTheme="majorBidi" w:cstheme="majorBidi"/>
+                <w:sz w:val="22"/>
+                <w:szCs w:val="22"/>
+              </w:rPr>
+              <w:t xml:space="preserve"> </w:t>
+            </w:r>
+          </w:p>
+        </w:tc>
+      </w:tr>
+      <w:tr>
+        <w:trPr>
+          <w:trHeight w:val="830"/>
+        </w:trPr>
+        <w:tc>
+          <w:tcPr>
+            <w:tcW w:w="10007" w:type="dxa"/>
+            <w:gridSpan w:val="2"/>
+            <w:tcBorders>
+              <w:left w:val="single" w:sz="1" w:space="0" w:color="000000"/>
+              <w:bottom w:val="single" w:sz="1" w:space="0" w:color="000000"/>
+              <w:right w:val="single" w:sz="1" w:space="0" w:color="000000"/>
+            </w:tcBorders>
+          </w:tcPr>
+          <w:p>
+            <w:pPr>
+              <w:spacing w:after="0"/>
+              <w:rPr>
+                <w:rFonts w:asciiTheme="majorBidi" w:hAnsiTheme="majorBidi" w:cstheme="majorBidi"/>
+                <w:b/>
+                <w:bCs/>
+                <w:sz w:val="22"/>
+                <w:szCs w:val="22"/>
+              </w:rPr>
+            </w:pPr>
+            <w:r>
+              <w:rPr>
+                <w:rFonts w:asciiTheme="majorBidi" w:hAnsiTheme="majorBidi" w:cstheme="majorBidi"/>
+                <w:b/>
+                <w:bCs/>
+                <w:sz w:val="22"/>
+                <w:szCs w:val="22"/>
+              </w:rPr>
+              <w:t>Preconditions:</w:t>
+            </w:r>
+          </w:p>
+          <w:p>
+            <w:pPr>
+              <w:pStyle w:val="ListParagraph"/>
+              <w:numPr>
+                <w:ilvl w:val="0"/>
+                <w:numId w:val="21"/>
+              </w:numPr>
+              <w:spacing w:after="0"/>
+              <w:rPr>
+                <w:rFonts w:asciiTheme="majorBidi" w:hAnsiTheme="majorBidi" w:cstheme="majorBidi"/>
+                <w:sz w:val="22"/>
+                <w:szCs w:val="22"/>
+              </w:rPr>
+            </w:pPr>
+          </w:p>
+        </w:tc>
+      </w:tr>
+      <w:tr>
+        <w:trPr>
+          <w:trHeight w:val="383"/>
+        </w:trPr>
+        <w:tc>
+          <w:tcPr>
+            <w:tcW w:w="10007" w:type="dxa"/>
+            <w:gridSpan w:val="2"/>
+            <w:tcBorders>
+              <w:left w:val="single" w:sz="1" w:space="0" w:color="000000"/>
+              <w:bottom w:val="single" w:sz="1" w:space="0" w:color="000000"/>
+              <w:right w:val="single" w:sz="1" w:space="0" w:color="000000"/>
+            </w:tcBorders>
+          </w:tcPr>
+          <w:p>
+            <w:pPr>
+              <w:spacing w:after="0"/>
+              <w:rPr>
+                <w:rFonts w:asciiTheme="majorBidi" w:hAnsiTheme="majorBidi" w:cstheme="majorBidi"/>
+                <w:b/>
+                <w:bCs/>
+                <w:sz w:val="22"/>
+                <w:szCs w:val="22"/>
+              </w:rPr>
+            </w:pPr>
+            <w:r>
+              <w:rPr>
+                <w:rFonts w:asciiTheme="majorBidi" w:hAnsiTheme="majorBidi" w:cstheme="majorBidi"/>
+                <w:b/>
+                <w:bCs/>
+                <w:sz w:val="22"/>
+                <w:szCs w:val="22"/>
+              </w:rPr>
+              <w:t>Main flow: Not required</w:t>
+            </w:r>
+          </w:p>
+        </w:tc>
+      </w:tr>
+      <w:tr>
+        <w:trPr>
+          <w:trHeight w:val="286"/>
+        </w:trPr>
+        <w:tc>
+          <w:tcPr>
+            <w:tcW w:w="10007" w:type="dxa"/>
+            <w:gridSpan w:val="2"/>
+            <w:tcBorders>
+              <w:left w:val="single" w:sz="1" w:space="0" w:color="000000"/>
+              <w:bottom w:val="single" w:sz="1" w:space="0" w:color="000000"/>
+              <w:right w:val="single" w:sz="1" w:space="0" w:color="000000"/>
+            </w:tcBorders>
+          </w:tcPr>
+          <w:p>
+            <w:pPr>
+              <w:rPr>
+                <w:rFonts w:asciiTheme="majorBidi" w:hAnsiTheme="majorBidi" w:cstheme="majorBidi"/>
+                <w:sz w:val="22"/>
+                <w:szCs w:val="22"/>
+              </w:rPr>
+            </w:pPr>
+            <w:r>
+              <w:rPr>
+                <w:rFonts w:asciiTheme="majorBidi" w:hAnsiTheme="majorBidi" w:cstheme="majorBidi"/>
+                <w:b/>
+                <w:bCs/>
+                <w:i/>
+                <w:iCs/>
+                <w:sz w:val="22"/>
+                <w:szCs w:val="22"/>
+              </w:rPr>
+              <w:t>Extension use cases</w:t>
+            </w:r>
+            <w:r>
+              <w:rPr>
+                <w:rFonts w:asciiTheme="majorBidi" w:hAnsiTheme="majorBidi" w:cstheme="majorBidi"/>
+                <w:sz w:val="22"/>
+                <w:szCs w:val="22"/>
+              </w:rPr>
+              <w:t xml:space="preserve">: </w:t>
+            </w:r>
+          </w:p>
+        </w:tc>
+      </w:tr>
+      <w:tr>
+        <w:trPr>
+          <w:trHeight w:val="455"/>
+        </w:trPr>
+        <w:tc>
+          <w:tcPr>
+            <w:tcW w:w="10007" w:type="dxa"/>
+            <w:gridSpan w:val="2"/>
+            <w:tcBorders>
+              <w:left w:val="single" w:sz="1" w:space="0" w:color="000000"/>
+              <w:bottom w:val="single" w:sz="1" w:space="0" w:color="000000"/>
+              <w:right w:val="single" w:sz="1" w:space="0" w:color="000000"/>
+            </w:tcBorders>
+          </w:tcPr>
+          <w:p>
+            <w:pPr>
+              <w:rPr>
+                <w:rFonts w:asciiTheme="majorBidi" w:hAnsiTheme="majorBidi" w:cstheme="majorBidi"/>
+                <w:sz w:val="22"/>
+                <w:szCs w:val="22"/>
+              </w:rPr>
+            </w:pPr>
+            <w:r>
+              <w:rPr>
+                <w:rFonts w:asciiTheme="majorBidi" w:hAnsiTheme="majorBidi" w:cstheme="majorBidi"/>
+                <w:b/>
+                <w:bCs/>
+                <w:i/>
+                <w:iCs/>
+                <w:sz w:val="22"/>
+                <w:szCs w:val="22"/>
+              </w:rPr>
+              <w:t>Inclusion use cases:</w:t>
+            </w:r>
+            <w:r>
+              <w:rPr>
+                <w:rFonts w:asciiTheme="majorBidi" w:hAnsiTheme="majorBidi" w:cstheme="majorBidi"/>
+                <w:sz w:val="22"/>
+                <w:szCs w:val="22"/>
+              </w:rPr>
+              <w:t xml:space="preserve"> </w:t>
+            </w:r>
+          </w:p>
+        </w:tc>
+      </w:tr>
+      <w:tr>
+        <w:trPr>
+          <w:trHeight w:val="537"/>
+        </w:trPr>
+        <w:tc>
+          <w:tcPr>
+            <w:tcW w:w="10007" w:type="dxa"/>
+            <w:gridSpan w:val="2"/>
+            <w:tcBorders>
+              <w:left w:val="single" w:sz="1" w:space="0" w:color="000000"/>
+              <w:bottom w:val="single" w:sz="1" w:space="0" w:color="000000"/>
+              <w:right w:val="single" w:sz="1" w:space="0" w:color="000000"/>
+            </w:tcBorders>
+          </w:tcPr>
+          <w:p>
+            <w:pPr>
+              <w:spacing w:after="0"/>
+              <w:rPr>
+                <w:rFonts w:asciiTheme="majorBidi" w:hAnsiTheme="majorBidi" w:cstheme="majorBidi"/>
+                <w:b/>
+                <w:bCs/>
+                <w:sz w:val="22"/>
+                <w:szCs w:val="22"/>
+              </w:rPr>
+            </w:pPr>
+            <w:r>
+              <w:rPr>
+                <w:rFonts w:asciiTheme="majorBidi" w:hAnsiTheme="majorBidi" w:cstheme="majorBidi"/>
+                <w:b/>
+                <w:bCs/>
+                <w:sz w:val="22"/>
+                <w:szCs w:val="22"/>
+              </w:rPr>
+              <w:t>Postconditions:</w:t>
+            </w:r>
+            <w:r>
+              <w:rPr>
+                <w:rFonts w:asciiTheme="majorBidi" w:hAnsiTheme="majorBidi" w:cstheme="majorBidi"/>
+                <w:b/>
+                <w:bCs/>
+                <w:sz w:val="22"/>
+                <w:szCs w:val="22"/>
+              </w:rPr>
+              <w:t xml:space="preserve"> </w:t>
+            </w:r>
+          </w:p>
+        </w:tc>
+      </w:tr>
+      <w:tr>
+        <w:trPr>
+          <w:trHeight w:val="585"/>
+        </w:trPr>
+        <w:tc>
+          <w:tcPr>
+            <w:tcW w:w="10007" w:type="dxa"/>
+            <w:gridSpan w:val="2"/>
+            <w:tcBorders>
+              <w:left w:val="single" w:sz="1" w:space="0" w:color="000000"/>
+              <w:bottom w:val="single" w:sz="1" w:space="0" w:color="000000"/>
+              <w:right w:val="single" w:sz="1" w:space="0" w:color="000000"/>
+            </w:tcBorders>
+          </w:tcPr>
+          <w:p>
+            <w:pPr>
+              <w:spacing w:after="0"/>
+              <w:rPr>
+                <w:rFonts w:asciiTheme="majorBidi" w:hAnsiTheme="majorBidi" w:cstheme="majorBidi"/>
+                <w:b/>
+                <w:bCs/>
+                <w:sz w:val="22"/>
+                <w:szCs w:val="22"/>
+              </w:rPr>
+            </w:pPr>
+            <w:r>
+              <w:rPr>
+                <w:rFonts w:asciiTheme="majorBidi" w:hAnsiTheme="majorBidi" w:cstheme="majorBidi"/>
+                <w:b/>
+                <w:bCs/>
+                <w:sz w:val="22"/>
+                <w:szCs w:val="22"/>
+              </w:rPr>
+              <w:t xml:space="preserve">Alternative flows: </w:t>
+            </w:r>
+          </w:p>
+        </w:tc>
+      </w:tr>
+    </w:tbl>
+    <w:p/>
+    <w:tbl>
+      <w:tblPr>
+        <w:tblW w:w="10007" w:type="dxa"/>
+        <w:tblInd w:w="55" w:type="dxa"/>
+        <w:tblLayout w:type="fixed"/>
+        <w:tblCellMar>
+          <w:top w:w="55" w:type="dxa"/>
+          <w:left w:w="55" w:type="dxa"/>
+          <w:bottom w:w="55" w:type="dxa"/>
+          <w:right w:w="55" w:type="dxa"/>
+        </w:tblCellMar>
+        <w:tblLook w:val="0000" w:firstRow="0" w:lastRow="0" w:firstColumn="0" w:lastColumn="0" w:noHBand="0" w:noVBand="0"/>
+      </w:tblPr>
+      <w:tblGrid>
+        <w:gridCol w:w="4684"/>
+        <w:gridCol w:w="5323"/>
+      </w:tblGrid>
+      <w:tr>
+        <w:trPr>
+          <w:trHeight w:val="291"/>
+        </w:trPr>
+        <w:tc>
+          <w:tcPr>
+            <w:tcW w:w="4684" w:type="dxa"/>
+            <w:tcBorders>
+              <w:top w:val="single" w:sz="1" w:space="0" w:color="000000"/>
+              <w:left w:val="single" w:sz="1" w:space="0" w:color="000000"/>
+              <w:bottom w:val="single" w:sz="1" w:space="0" w:color="000000"/>
+              <w:right w:val="single" w:sz="1" w:space="0" w:color="000000"/>
+            </w:tcBorders>
+          </w:tcPr>
+          <w:p>
+            <w:pPr>
+              <w:spacing w:after="0"/>
+              <w:rPr>
+                <w:rFonts w:asciiTheme="majorBidi" w:hAnsiTheme="majorBidi" w:cstheme="majorBidi"/>
+                <w:sz w:val="22"/>
+                <w:szCs w:val="22"/>
+              </w:rPr>
+            </w:pPr>
+            <w:r>
+              <w:rPr>
+                <w:rFonts w:asciiTheme="majorBidi" w:hAnsiTheme="majorBidi" w:cstheme="majorBidi"/>
+                <w:b/>
+                <w:bCs/>
+                <w:sz w:val="22"/>
+                <w:szCs w:val="22"/>
+              </w:rPr>
+              <w:t>Use case ID:</w:t>
+            </w:r>
+            <w:r>
+              <w:rPr>
+                <w:rFonts w:asciiTheme="majorBidi" w:hAnsiTheme="majorBidi" w:cstheme="majorBidi"/>
+                <w:sz w:val="22"/>
+                <w:szCs w:val="22"/>
+              </w:rPr>
+              <w:t xml:space="preserve"> </w:t>
+            </w:r>
+            <w:r>
+              <w:rPr>
+                <w:rFonts w:asciiTheme="majorBidi" w:hAnsiTheme="majorBidi" w:cstheme="majorBidi"/>
+                <w:sz w:val="22"/>
+                <w:szCs w:val="22"/>
+              </w:rPr>
+              <w:t>UC</w:t>
+            </w:r>
+            <w:r>
+              <w:rPr>
+                <w:rFonts w:asciiTheme="majorBidi" w:hAnsiTheme="majorBidi" w:cstheme="majorBidi"/>
+                <w:sz w:val="22"/>
+                <w:szCs w:val="22"/>
+              </w:rPr>
+              <w:t>10</w:t>
+            </w:r>
+          </w:p>
+        </w:tc>
+        <w:tc>
+          <w:tcPr>
+            <w:tcW w:w="5323" w:type="dxa"/>
+            <w:tcBorders>
+              <w:top w:val="single" w:sz="1" w:space="0" w:color="000000"/>
+              <w:left w:val="single" w:sz="1" w:space="0" w:color="000000"/>
+              <w:bottom w:val="single" w:sz="1" w:space="0" w:color="000000"/>
+              <w:right w:val="single" w:sz="1" w:space="0" w:color="000000"/>
+            </w:tcBorders>
+          </w:tcPr>
+          <w:p>
+            <w:pPr>
+              <w:spacing w:after="0"/>
+              <w:rPr>
+                <w:rFonts w:asciiTheme="majorBidi" w:hAnsiTheme="majorBidi" w:cstheme="majorBidi"/>
+                <w:sz w:val="22"/>
+                <w:szCs w:val="22"/>
+              </w:rPr>
+            </w:pPr>
+            <w:r>
+              <w:rPr>
+                <w:rFonts w:asciiTheme="majorBidi" w:hAnsiTheme="majorBidi" w:cstheme="majorBidi"/>
+                <w:b/>
+                <w:bCs/>
+                <w:sz w:val="22"/>
+                <w:szCs w:val="22"/>
+              </w:rPr>
+              <w:t>Use case:</w:t>
+            </w:r>
+            <w:r>
+              <w:rPr>
+                <w:rFonts w:asciiTheme="majorBidi" w:hAnsiTheme="majorBidi" w:cstheme="majorBidi"/>
+                <w:sz w:val="22"/>
+                <w:szCs w:val="22"/>
+              </w:rPr>
+              <w:t xml:space="preserve"> </w:t>
+            </w:r>
+            <w:proofErr w:type="spellStart"/>
+            <w:r>
+              <w:rPr>
+                <w:rFonts w:asciiTheme="majorBidi" w:hAnsiTheme="majorBidi" w:cstheme="majorBidi"/>
+                <w:sz w:val="22"/>
+                <w:szCs w:val="22"/>
+              </w:rPr>
+              <w:t>ChangePassword</w:t>
+            </w:r>
+            <w:proofErr w:type="spellEnd"/>
+          </w:p>
+        </w:tc>
+      </w:tr>
+      <w:tr>
+        <w:trPr>
+          <w:trHeight w:val="388"/>
+        </w:trPr>
+        <w:tc>
+          <w:tcPr>
+            <w:tcW w:w="10007" w:type="dxa"/>
+            <w:gridSpan w:val="2"/>
+            <w:tcBorders>
+              <w:left w:val="single" w:sz="1" w:space="0" w:color="000000"/>
+              <w:bottom w:val="single" w:sz="1" w:space="0" w:color="000000"/>
+              <w:right w:val="single" w:sz="1" w:space="0" w:color="000000"/>
+            </w:tcBorders>
+          </w:tcPr>
+          <w:p>
+            <w:pPr>
+              <w:spacing w:after="0"/>
+              <w:jc w:val="both"/>
+              <w:rPr>
+                <w:rFonts w:asciiTheme="majorBidi" w:hAnsiTheme="majorBidi" w:cstheme="majorBidi"/>
+                <w:sz w:val="22"/>
+                <w:szCs w:val="22"/>
+              </w:rPr>
+            </w:pPr>
+            <w:r>
+              <w:rPr>
+                <w:rFonts w:asciiTheme="majorBidi" w:hAnsiTheme="majorBidi" w:cstheme="majorBidi"/>
+                <w:b/>
+                <w:bCs/>
+                <w:sz w:val="22"/>
+                <w:szCs w:val="22"/>
+              </w:rPr>
+              <w:t>Brief Description:</w:t>
+            </w:r>
+            <w:r>
+              <w:rPr>
+                <w:rFonts w:asciiTheme="majorBidi" w:hAnsiTheme="majorBidi" w:cstheme="majorBidi"/>
+                <w:sz w:val="22"/>
+                <w:szCs w:val="22"/>
+              </w:rPr>
+              <w:t xml:space="preserve"> </w:t>
+            </w:r>
+          </w:p>
+        </w:tc>
+      </w:tr>
+      <w:tr>
+        <w:trPr>
+          <w:trHeight w:val="291"/>
+        </w:trPr>
+        <w:tc>
+          <w:tcPr>
+            <w:tcW w:w="10007" w:type="dxa"/>
+            <w:gridSpan w:val="2"/>
+            <w:tcBorders>
+              <w:left w:val="single" w:sz="1" w:space="0" w:color="000000"/>
+              <w:bottom w:val="single" w:sz="1" w:space="0" w:color="000000"/>
+              <w:right w:val="single" w:sz="1" w:space="0" w:color="000000"/>
+            </w:tcBorders>
+          </w:tcPr>
+          <w:p>
+            <w:pPr>
+              <w:spacing w:after="0"/>
+              <w:rPr>
+                <w:rFonts w:asciiTheme="majorBidi" w:hAnsiTheme="majorBidi" w:cstheme="majorBidi"/>
+                <w:b/>
+                <w:bCs/>
+                <w:sz w:val="22"/>
+                <w:szCs w:val="22"/>
+              </w:rPr>
+            </w:pPr>
+            <w:r>
+              <w:rPr>
+                <w:rFonts w:asciiTheme="majorBidi" w:hAnsiTheme="majorBidi" w:cstheme="majorBidi"/>
+                <w:b/>
+                <w:bCs/>
+                <w:sz w:val="22"/>
+                <w:szCs w:val="22"/>
+              </w:rPr>
+              <w:t>Primary actors:</w:t>
+            </w:r>
+            <w:r>
+              <w:rPr>
+                <w:rFonts w:asciiTheme="majorBidi" w:hAnsiTheme="majorBidi" w:cstheme="majorBidi"/>
+                <w:sz w:val="22"/>
+                <w:szCs w:val="22"/>
+              </w:rPr>
+              <w:t xml:space="preserve"> </w:t>
+            </w:r>
+          </w:p>
+        </w:tc>
+      </w:tr>
+      <w:tr>
+        <w:trPr>
+          <w:trHeight w:val="291"/>
+        </w:trPr>
+        <w:tc>
+          <w:tcPr>
+            <w:tcW w:w="10007" w:type="dxa"/>
+            <w:gridSpan w:val="2"/>
+            <w:tcBorders>
+              <w:left w:val="single" w:sz="1" w:space="0" w:color="000000"/>
+              <w:bottom w:val="single" w:sz="1" w:space="0" w:color="000000"/>
+              <w:right w:val="single" w:sz="1" w:space="0" w:color="000000"/>
+            </w:tcBorders>
+          </w:tcPr>
+          <w:p>
+            <w:pPr>
+              <w:spacing w:after="0"/>
+              <w:rPr>
+                <w:rFonts w:asciiTheme="majorBidi" w:hAnsiTheme="majorBidi" w:cstheme="majorBidi"/>
+                <w:sz w:val="22"/>
+                <w:szCs w:val="22"/>
+              </w:rPr>
+            </w:pPr>
+            <w:r>
+              <w:rPr>
+                <w:rFonts w:asciiTheme="majorBidi" w:hAnsiTheme="majorBidi" w:cstheme="majorBidi"/>
+                <w:b/>
+                <w:bCs/>
+                <w:sz w:val="22"/>
+                <w:szCs w:val="22"/>
+              </w:rPr>
+              <w:t>Secondary actors:</w:t>
+            </w:r>
+            <w:r>
+              <w:rPr>
+                <w:rFonts w:asciiTheme="majorBidi" w:hAnsiTheme="majorBidi" w:cstheme="majorBidi"/>
+                <w:sz w:val="22"/>
+                <w:szCs w:val="22"/>
+              </w:rPr>
+              <w:t xml:space="preserve"> </w:t>
+            </w:r>
+          </w:p>
+        </w:tc>
+      </w:tr>
+      <w:tr>
+        <w:trPr>
+          <w:trHeight w:val="830"/>
+        </w:trPr>
+        <w:tc>
+          <w:tcPr>
+            <w:tcW w:w="10007" w:type="dxa"/>
+            <w:gridSpan w:val="2"/>
+            <w:tcBorders>
+              <w:left w:val="single" w:sz="1" w:space="0" w:color="000000"/>
+              <w:bottom w:val="single" w:sz="1" w:space="0" w:color="000000"/>
+              <w:right w:val="single" w:sz="1" w:space="0" w:color="000000"/>
+            </w:tcBorders>
+          </w:tcPr>
+          <w:p>
+            <w:pPr>
+              <w:spacing w:after="0"/>
+              <w:rPr>
+                <w:rFonts w:asciiTheme="majorBidi" w:hAnsiTheme="majorBidi" w:cstheme="majorBidi"/>
+                <w:b/>
+                <w:bCs/>
+                <w:sz w:val="22"/>
+                <w:szCs w:val="22"/>
+              </w:rPr>
+            </w:pPr>
+            <w:r>
+              <w:rPr>
+                <w:rFonts w:asciiTheme="majorBidi" w:hAnsiTheme="majorBidi" w:cstheme="majorBidi"/>
+                <w:b/>
+                <w:bCs/>
+                <w:sz w:val="22"/>
+                <w:szCs w:val="22"/>
+              </w:rPr>
+              <w:t>Preconditions:</w:t>
+            </w:r>
+          </w:p>
+          <w:p>
+            <w:pPr>
+              <w:pStyle w:val="ListParagraph"/>
+              <w:numPr>
+                <w:ilvl w:val="0"/>
+                <w:numId w:val="22"/>
+              </w:numPr>
+              <w:spacing w:after="0"/>
+              <w:rPr>
+                <w:rFonts w:asciiTheme="majorBidi" w:hAnsiTheme="majorBidi" w:cstheme="majorBidi"/>
+                <w:sz w:val="22"/>
+                <w:szCs w:val="22"/>
+              </w:rPr>
+            </w:pPr>
+          </w:p>
+        </w:tc>
+      </w:tr>
+      <w:tr>
+        <w:trPr>
+          <w:trHeight w:val="383"/>
+        </w:trPr>
+        <w:tc>
+          <w:tcPr>
+            <w:tcW w:w="10007" w:type="dxa"/>
+            <w:gridSpan w:val="2"/>
+            <w:tcBorders>
+              <w:left w:val="single" w:sz="1" w:space="0" w:color="000000"/>
+              <w:bottom w:val="single" w:sz="1" w:space="0" w:color="000000"/>
+              <w:right w:val="single" w:sz="1" w:space="0" w:color="000000"/>
+            </w:tcBorders>
+          </w:tcPr>
+          <w:p>
+            <w:pPr>
+              <w:spacing w:after="0"/>
+              <w:rPr>
+                <w:rFonts w:asciiTheme="majorBidi" w:hAnsiTheme="majorBidi" w:cstheme="majorBidi"/>
+                <w:b/>
+                <w:bCs/>
+                <w:sz w:val="22"/>
+                <w:szCs w:val="22"/>
+              </w:rPr>
+            </w:pPr>
+            <w:r>
+              <w:rPr>
+                <w:rFonts w:asciiTheme="majorBidi" w:hAnsiTheme="majorBidi" w:cstheme="majorBidi"/>
+                <w:b/>
+                <w:bCs/>
+                <w:sz w:val="22"/>
+                <w:szCs w:val="22"/>
+              </w:rPr>
+              <w:t>Main flow: Not required</w:t>
+            </w:r>
+          </w:p>
+        </w:tc>
+      </w:tr>
+      <w:tr>
+        <w:trPr>
+          <w:trHeight w:val="286"/>
+        </w:trPr>
+        <w:tc>
+          <w:tcPr>
+            <w:tcW w:w="10007" w:type="dxa"/>
+            <w:gridSpan w:val="2"/>
+            <w:tcBorders>
+              <w:left w:val="single" w:sz="1" w:space="0" w:color="000000"/>
+              <w:bottom w:val="single" w:sz="1" w:space="0" w:color="000000"/>
+              <w:right w:val="single" w:sz="1" w:space="0" w:color="000000"/>
+            </w:tcBorders>
+          </w:tcPr>
+          <w:p>
+            <w:pPr>
+              <w:rPr>
+                <w:rFonts w:asciiTheme="majorBidi" w:hAnsiTheme="majorBidi" w:cstheme="majorBidi"/>
+                <w:sz w:val="22"/>
+                <w:szCs w:val="22"/>
+              </w:rPr>
+            </w:pPr>
+            <w:r>
+              <w:rPr>
+                <w:rFonts w:asciiTheme="majorBidi" w:hAnsiTheme="majorBidi" w:cstheme="majorBidi"/>
+                <w:b/>
+                <w:bCs/>
+                <w:i/>
+                <w:iCs/>
+                <w:sz w:val="22"/>
+                <w:szCs w:val="22"/>
+              </w:rPr>
+              <w:t>Extension use cases</w:t>
+            </w:r>
+            <w:r>
+              <w:rPr>
+                <w:rFonts w:asciiTheme="majorBidi" w:hAnsiTheme="majorBidi" w:cstheme="majorBidi"/>
+                <w:sz w:val="22"/>
+                <w:szCs w:val="22"/>
+              </w:rPr>
+              <w:t xml:space="preserve">: </w:t>
+            </w:r>
+          </w:p>
+        </w:tc>
+      </w:tr>
+      <w:tr>
+        <w:trPr>
+          <w:trHeight w:val="455"/>
+        </w:trPr>
+        <w:tc>
+          <w:tcPr>
+            <w:tcW w:w="10007" w:type="dxa"/>
+            <w:gridSpan w:val="2"/>
+            <w:tcBorders>
+              <w:left w:val="single" w:sz="1" w:space="0" w:color="000000"/>
+              <w:bottom w:val="single" w:sz="1" w:space="0" w:color="000000"/>
+              <w:right w:val="single" w:sz="1" w:space="0" w:color="000000"/>
+            </w:tcBorders>
+          </w:tcPr>
+          <w:p>
+            <w:pPr>
+              <w:rPr>
+                <w:rFonts w:asciiTheme="majorBidi" w:hAnsiTheme="majorBidi" w:cstheme="majorBidi"/>
+                <w:sz w:val="22"/>
+                <w:szCs w:val="22"/>
+              </w:rPr>
+            </w:pPr>
+            <w:r>
+              <w:rPr>
+                <w:rFonts w:asciiTheme="majorBidi" w:hAnsiTheme="majorBidi" w:cstheme="majorBidi"/>
+                <w:b/>
+                <w:bCs/>
+                <w:i/>
+                <w:iCs/>
+                <w:sz w:val="22"/>
+                <w:szCs w:val="22"/>
+              </w:rPr>
+              <w:t>Inclusion use cases:</w:t>
+            </w:r>
+            <w:r>
+              <w:rPr>
+                <w:rFonts w:asciiTheme="majorBidi" w:hAnsiTheme="majorBidi" w:cstheme="majorBidi"/>
+                <w:sz w:val="22"/>
+                <w:szCs w:val="22"/>
+              </w:rPr>
+              <w:t xml:space="preserve"> </w:t>
+            </w:r>
+          </w:p>
+        </w:tc>
+      </w:tr>
+      <w:tr>
+        <w:trPr>
+          <w:trHeight w:val="537"/>
+        </w:trPr>
+        <w:tc>
+          <w:tcPr>
+            <w:tcW w:w="10007" w:type="dxa"/>
+            <w:gridSpan w:val="2"/>
+            <w:tcBorders>
+              <w:left w:val="single" w:sz="1" w:space="0" w:color="000000"/>
+              <w:bottom w:val="single" w:sz="1" w:space="0" w:color="000000"/>
+              <w:right w:val="single" w:sz="1" w:space="0" w:color="000000"/>
+            </w:tcBorders>
+          </w:tcPr>
+          <w:p>
+            <w:pPr>
+              <w:spacing w:after="0"/>
+              <w:rPr>
+                <w:rFonts w:asciiTheme="majorBidi" w:hAnsiTheme="majorBidi" w:cstheme="majorBidi"/>
+                <w:b/>
+                <w:bCs/>
+                <w:sz w:val="22"/>
+                <w:szCs w:val="22"/>
+              </w:rPr>
+            </w:pPr>
+            <w:r>
+              <w:rPr>
+                <w:rFonts w:asciiTheme="majorBidi" w:hAnsiTheme="majorBidi" w:cstheme="majorBidi"/>
+                <w:b/>
+                <w:bCs/>
+                <w:sz w:val="22"/>
+                <w:szCs w:val="22"/>
+              </w:rPr>
+              <w:t>Postconditions:</w:t>
+            </w:r>
+            <w:r>
+              <w:rPr>
+                <w:rFonts w:asciiTheme="majorBidi" w:hAnsiTheme="majorBidi" w:cstheme="majorBidi"/>
+                <w:b/>
+                <w:bCs/>
+                <w:sz w:val="22"/>
+                <w:szCs w:val="22"/>
+              </w:rPr>
+              <w:t xml:space="preserve"> </w:t>
+            </w:r>
+          </w:p>
+        </w:tc>
+      </w:tr>
+      <w:tr>
+        <w:trPr>
+          <w:trHeight w:val="585"/>
+        </w:trPr>
+        <w:tc>
+          <w:tcPr>
+            <w:tcW w:w="10007" w:type="dxa"/>
+            <w:gridSpan w:val="2"/>
+            <w:tcBorders>
+              <w:left w:val="single" w:sz="1" w:space="0" w:color="000000"/>
+              <w:bottom w:val="single" w:sz="1" w:space="0" w:color="000000"/>
+              <w:right w:val="single" w:sz="1" w:space="0" w:color="000000"/>
+            </w:tcBorders>
+          </w:tcPr>
+          <w:p>
+            <w:pPr>
+              <w:spacing w:after="0"/>
+              <w:rPr>
+                <w:rFonts w:asciiTheme="majorBidi" w:hAnsiTheme="majorBidi" w:cstheme="majorBidi"/>
+                <w:b/>
+                <w:bCs/>
+                <w:sz w:val="22"/>
+                <w:szCs w:val="22"/>
+              </w:rPr>
+            </w:pPr>
+            <w:r>
+              <w:rPr>
+                <w:rFonts w:asciiTheme="majorBidi" w:hAnsiTheme="majorBidi" w:cstheme="majorBidi"/>
+                <w:b/>
+                <w:bCs/>
+                <w:sz w:val="22"/>
+                <w:szCs w:val="22"/>
+              </w:rPr>
+              <w:t xml:space="preserve">Alternative flows: </w:t>
+            </w:r>
+          </w:p>
+        </w:tc>
+      </w:tr>
+    </w:tbl>
+    <w:p/>
+    <w:tbl>
+      <w:tblPr>
+        <w:tblW w:w="10007" w:type="dxa"/>
+        <w:tblInd w:w="55" w:type="dxa"/>
+        <w:tblLayout w:type="fixed"/>
+        <w:tblCellMar>
+          <w:top w:w="55" w:type="dxa"/>
+          <w:left w:w="55" w:type="dxa"/>
+          <w:bottom w:w="55" w:type="dxa"/>
+          <w:right w:w="55" w:type="dxa"/>
+        </w:tblCellMar>
+        <w:tblLook w:val="0000" w:firstRow="0" w:lastRow="0" w:firstColumn="0" w:lastColumn="0" w:noHBand="0" w:noVBand="0"/>
+      </w:tblPr>
+      <w:tblGrid>
+        <w:gridCol w:w="4684"/>
+        <w:gridCol w:w="5323"/>
+      </w:tblGrid>
+      <w:tr>
+        <w:trPr>
+          <w:trHeight w:val="291"/>
+        </w:trPr>
+        <w:tc>
+          <w:tcPr>
+            <w:tcW w:w="4684" w:type="dxa"/>
+            <w:tcBorders>
+              <w:top w:val="single" w:sz="1" w:space="0" w:color="000000"/>
+              <w:left w:val="single" w:sz="1" w:space="0" w:color="000000"/>
+              <w:bottom w:val="single" w:sz="1" w:space="0" w:color="000000"/>
+              <w:right w:val="single" w:sz="1" w:space="0" w:color="000000"/>
+            </w:tcBorders>
+          </w:tcPr>
+          <w:p>
+            <w:pPr>
+              <w:spacing w:after="0"/>
+              <w:rPr>
+                <w:rFonts w:asciiTheme="majorBidi" w:hAnsiTheme="majorBidi" w:cstheme="majorBidi"/>
+                <w:sz w:val="22"/>
+                <w:szCs w:val="22"/>
+              </w:rPr>
+            </w:pPr>
+            <w:r>
+              <w:rPr>
+                <w:rFonts w:asciiTheme="majorBidi" w:hAnsiTheme="majorBidi" w:cstheme="majorBidi"/>
+                <w:b/>
+                <w:bCs/>
+                <w:sz w:val="22"/>
+                <w:szCs w:val="22"/>
+              </w:rPr>
+              <w:t>Use case ID:</w:t>
+            </w:r>
+            <w:r>
+              <w:rPr>
+                <w:rFonts w:asciiTheme="majorBidi" w:hAnsiTheme="majorBidi" w:cstheme="majorBidi"/>
+                <w:sz w:val="22"/>
+                <w:szCs w:val="22"/>
+              </w:rPr>
+              <w:t xml:space="preserve"> </w:t>
+            </w:r>
+            <w:r>
+              <w:rPr>
+                <w:rFonts w:asciiTheme="majorBidi" w:hAnsiTheme="majorBidi" w:cstheme="majorBidi"/>
+                <w:sz w:val="22"/>
+                <w:szCs w:val="22"/>
+              </w:rPr>
+              <w:t>UC</w:t>
+            </w:r>
+            <w:r>
+              <w:rPr>
+                <w:rFonts w:asciiTheme="majorBidi" w:hAnsiTheme="majorBidi" w:cstheme="majorBidi"/>
+                <w:sz w:val="22"/>
+                <w:szCs w:val="22"/>
+              </w:rPr>
+              <w:t>1</w:t>
+            </w:r>
+            <w:r>
+              <w:rPr>
+                <w:rFonts w:asciiTheme="majorBidi" w:hAnsiTheme="majorBidi" w:cstheme="majorBidi"/>
+                <w:sz w:val="22"/>
+                <w:szCs w:val="22"/>
+              </w:rPr>
+              <w:t>1</w:t>
+            </w:r>
+          </w:p>
+        </w:tc>
+        <w:tc>
+          <w:tcPr>
+            <w:tcW w:w="5323" w:type="dxa"/>
+            <w:tcBorders>
+              <w:top w:val="single" w:sz="1" w:space="0" w:color="000000"/>
+              <w:left w:val="single" w:sz="1" w:space="0" w:color="000000"/>
+              <w:bottom w:val="single" w:sz="1" w:space="0" w:color="000000"/>
+              <w:right w:val="single" w:sz="1" w:space="0" w:color="000000"/>
+            </w:tcBorders>
+          </w:tcPr>
+          <w:p>
+            <w:pPr>
+              <w:spacing w:after="0"/>
+              <w:rPr>
+                <w:rFonts w:asciiTheme="majorBidi" w:hAnsiTheme="majorBidi" w:cstheme="majorBidi"/>
+                <w:sz w:val="22"/>
+                <w:szCs w:val="22"/>
+              </w:rPr>
+            </w:pPr>
+            <w:r>
+              <w:rPr>
+                <w:rFonts w:asciiTheme="majorBidi" w:hAnsiTheme="majorBidi" w:cstheme="majorBidi"/>
+                <w:b/>
+                <w:bCs/>
+                <w:sz w:val="22"/>
+                <w:szCs w:val="22"/>
+              </w:rPr>
+              <w:t>Use case:</w:t>
+            </w:r>
+            <w:r>
+              <w:rPr>
+                <w:rFonts w:asciiTheme="majorBidi" w:hAnsiTheme="majorBidi" w:cstheme="majorBidi"/>
+                <w:sz w:val="22"/>
+                <w:szCs w:val="22"/>
+              </w:rPr>
+              <w:t xml:space="preserve"> </w:t>
+            </w:r>
+            <w:proofErr w:type="spellStart"/>
+            <w:r>
+              <w:rPr>
+                <w:rFonts w:asciiTheme="majorBidi" w:hAnsiTheme="majorBidi" w:cstheme="majorBidi"/>
+                <w:sz w:val="22"/>
+                <w:szCs w:val="22"/>
+              </w:rPr>
+              <w:t>GenerateReport</w:t>
+            </w:r>
+            <w:proofErr w:type="spellEnd"/>
+          </w:p>
+        </w:tc>
+      </w:tr>
+      <w:tr>
+        <w:trPr>
+          <w:trHeight w:val="388"/>
+        </w:trPr>
+        <w:tc>
+          <w:tcPr>
+            <w:tcW w:w="10007" w:type="dxa"/>
+            <w:gridSpan w:val="2"/>
+            <w:tcBorders>
+              <w:left w:val="single" w:sz="1" w:space="0" w:color="000000"/>
+              <w:bottom w:val="single" w:sz="1" w:space="0" w:color="000000"/>
+              <w:right w:val="single" w:sz="1" w:space="0" w:color="000000"/>
+            </w:tcBorders>
+          </w:tcPr>
+          <w:p>
+            <w:pPr>
+              <w:spacing w:after="0"/>
+              <w:jc w:val="both"/>
+              <w:rPr>
+                <w:rFonts w:asciiTheme="majorBidi" w:hAnsiTheme="majorBidi" w:cstheme="majorBidi"/>
+                <w:sz w:val="22"/>
+                <w:szCs w:val="22"/>
+              </w:rPr>
+            </w:pPr>
+            <w:r>
+              <w:rPr>
+                <w:rFonts w:asciiTheme="majorBidi" w:hAnsiTheme="majorBidi" w:cstheme="majorBidi"/>
+                <w:b/>
+                <w:bCs/>
+                <w:sz w:val="22"/>
+                <w:szCs w:val="22"/>
+              </w:rPr>
+              <w:t>Brief Description:</w:t>
+            </w:r>
+            <w:r>
+              <w:rPr>
+                <w:rFonts w:asciiTheme="majorBidi" w:hAnsiTheme="majorBidi" w:cstheme="majorBidi"/>
+                <w:sz w:val="22"/>
+                <w:szCs w:val="22"/>
+              </w:rPr>
+              <w:t xml:space="preserve"> </w:t>
+            </w:r>
+          </w:p>
+        </w:tc>
+      </w:tr>
+      <w:tr>
+        <w:trPr>
+          <w:trHeight w:val="291"/>
+        </w:trPr>
+        <w:tc>
+          <w:tcPr>
+            <w:tcW w:w="10007" w:type="dxa"/>
+            <w:gridSpan w:val="2"/>
+            <w:tcBorders>
+              <w:left w:val="single" w:sz="1" w:space="0" w:color="000000"/>
+              <w:bottom w:val="single" w:sz="1" w:space="0" w:color="000000"/>
+              <w:right w:val="single" w:sz="1" w:space="0" w:color="000000"/>
+            </w:tcBorders>
+          </w:tcPr>
+          <w:p>
+            <w:pPr>
+              <w:spacing w:after="0"/>
+              <w:rPr>
+                <w:rFonts w:asciiTheme="majorBidi" w:hAnsiTheme="majorBidi" w:cstheme="majorBidi"/>
+                <w:b/>
+                <w:bCs/>
+                <w:sz w:val="22"/>
+                <w:szCs w:val="22"/>
+              </w:rPr>
+            </w:pPr>
+            <w:r>
+              <w:rPr>
+                <w:rFonts w:asciiTheme="majorBidi" w:hAnsiTheme="majorBidi" w:cstheme="majorBidi"/>
+                <w:b/>
+                <w:bCs/>
+                <w:sz w:val="22"/>
+                <w:szCs w:val="22"/>
+              </w:rPr>
+              <w:t>Primary actors:</w:t>
+            </w:r>
+            <w:r>
+              <w:rPr>
+                <w:rFonts w:asciiTheme="majorBidi" w:hAnsiTheme="majorBidi" w:cstheme="majorBidi"/>
+                <w:sz w:val="22"/>
+                <w:szCs w:val="22"/>
+              </w:rPr>
+              <w:t xml:space="preserve"> </w:t>
+            </w:r>
+          </w:p>
+        </w:tc>
+      </w:tr>
+      <w:tr>
+        <w:trPr>
+          <w:trHeight w:val="291"/>
+        </w:trPr>
+        <w:tc>
+          <w:tcPr>
+            <w:tcW w:w="10007" w:type="dxa"/>
+            <w:gridSpan w:val="2"/>
+            <w:tcBorders>
+              <w:left w:val="single" w:sz="1" w:space="0" w:color="000000"/>
+              <w:bottom w:val="single" w:sz="1" w:space="0" w:color="000000"/>
+              <w:right w:val="single" w:sz="1" w:space="0" w:color="000000"/>
+            </w:tcBorders>
+          </w:tcPr>
+          <w:p>
+            <w:pPr>
+              <w:spacing w:after="0"/>
+              <w:rPr>
+                <w:rFonts w:asciiTheme="majorBidi" w:hAnsiTheme="majorBidi" w:cstheme="majorBidi"/>
+                <w:sz w:val="22"/>
+                <w:szCs w:val="22"/>
+              </w:rPr>
+            </w:pPr>
+            <w:r>
+              <w:rPr>
+                <w:rFonts w:asciiTheme="majorBidi" w:hAnsiTheme="majorBidi" w:cstheme="majorBidi"/>
+                <w:b/>
+                <w:bCs/>
+                <w:sz w:val="22"/>
+                <w:szCs w:val="22"/>
+              </w:rPr>
+              <w:t>Secondary actors:</w:t>
+            </w:r>
+            <w:r>
+              <w:rPr>
+                <w:rFonts w:asciiTheme="majorBidi" w:hAnsiTheme="majorBidi" w:cstheme="majorBidi"/>
+                <w:sz w:val="22"/>
+                <w:szCs w:val="22"/>
+              </w:rPr>
+              <w:t xml:space="preserve"> </w:t>
+            </w:r>
+          </w:p>
+        </w:tc>
+      </w:tr>
+      <w:tr>
+        <w:trPr>
+          <w:trHeight w:val="830"/>
+        </w:trPr>
+        <w:tc>
+          <w:tcPr>
+            <w:tcW w:w="10007" w:type="dxa"/>
+            <w:gridSpan w:val="2"/>
+            <w:tcBorders>
+              <w:left w:val="single" w:sz="1" w:space="0" w:color="000000"/>
+              <w:bottom w:val="single" w:sz="1" w:space="0" w:color="000000"/>
+              <w:right w:val="single" w:sz="1" w:space="0" w:color="000000"/>
+            </w:tcBorders>
+          </w:tcPr>
+          <w:p>
+            <w:pPr>
+              <w:spacing w:after="0"/>
+              <w:rPr>
+                <w:rFonts w:asciiTheme="majorBidi" w:hAnsiTheme="majorBidi" w:cstheme="majorBidi"/>
+                <w:b/>
+                <w:bCs/>
+                <w:sz w:val="22"/>
+                <w:szCs w:val="22"/>
+              </w:rPr>
+            </w:pPr>
+            <w:r>
+              <w:rPr>
+                <w:rFonts w:asciiTheme="majorBidi" w:hAnsiTheme="majorBidi" w:cstheme="majorBidi"/>
+                <w:b/>
+                <w:bCs/>
+                <w:sz w:val="22"/>
+                <w:szCs w:val="22"/>
+              </w:rPr>
+              <w:lastRenderedPageBreak/>
+              <w:t>Preconditions:</w:t>
+            </w:r>
+          </w:p>
+          <w:p>
+            <w:pPr>
+              <w:pStyle w:val="ListParagraph"/>
+              <w:numPr>
+                <w:ilvl w:val="0"/>
+                <w:numId w:val="23"/>
+              </w:numPr>
+              <w:spacing w:after="0"/>
+              <w:rPr>
+                <w:rFonts w:asciiTheme="majorBidi" w:hAnsiTheme="majorBidi" w:cstheme="majorBidi"/>
+                <w:sz w:val="22"/>
+                <w:szCs w:val="22"/>
+              </w:rPr>
+            </w:pPr>
+          </w:p>
+        </w:tc>
+      </w:tr>
+      <w:tr>
+        <w:trPr>
+          <w:trHeight w:val="383"/>
+        </w:trPr>
+        <w:tc>
+          <w:tcPr>
+            <w:tcW w:w="10007" w:type="dxa"/>
+            <w:gridSpan w:val="2"/>
+            <w:tcBorders>
+              <w:left w:val="single" w:sz="1" w:space="0" w:color="000000"/>
+              <w:bottom w:val="single" w:sz="1" w:space="0" w:color="000000"/>
+              <w:right w:val="single" w:sz="1" w:space="0" w:color="000000"/>
+            </w:tcBorders>
+          </w:tcPr>
+          <w:p>
+            <w:pPr>
+              <w:spacing w:after="0"/>
+              <w:rPr>
+                <w:rFonts w:asciiTheme="majorBidi" w:hAnsiTheme="majorBidi" w:cstheme="majorBidi"/>
+                <w:b/>
+                <w:bCs/>
+                <w:sz w:val="22"/>
+                <w:szCs w:val="22"/>
+              </w:rPr>
+            </w:pPr>
+            <w:r>
+              <w:rPr>
+                <w:rFonts w:asciiTheme="majorBidi" w:hAnsiTheme="majorBidi" w:cstheme="majorBidi"/>
+                <w:b/>
+                <w:bCs/>
+                <w:sz w:val="22"/>
+                <w:szCs w:val="22"/>
+              </w:rPr>
+              <w:t>Main flow: Not required</w:t>
+            </w:r>
+          </w:p>
+        </w:tc>
+      </w:tr>
+      <w:tr>
+        <w:trPr>
+          <w:trHeight w:val="286"/>
+        </w:trPr>
+        <w:tc>
+          <w:tcPr>
+            <w:tcW w:w="10007" w:type="dxa"/>
+            <w:gridSpan w:val="2"/>
+            <w:tcBorders>
+              <w:left w:val="single" w:sz="1" w:space="0" w:color="000000"/>
+              <w:bottom w:val="single" w:sz="1" w:space="0" w:color="000000"/>
+              <w:right w:val="single" w:sz="1" w:space="0" w:color="000000"/>
+            </w:tcBorders>
+          </w:tcPr>
+          <w:p>
+            <w:pPr>
+              <w:rPr>
+                <w:rFonts w:asciiTheme="majorBidi" w:hAnsiTheme="majorBidi" w:cstheme="majorBidi"/>
+                <w:sz w:val="22"/>
+                <w:szCs w:val="22"/>
+              </w:rPr>
+            </w:pPr>
+            <w:r>
+              <w:rPr>
+                <w:rFonts w:asciiTheme="majorBidi" w:hAnsiTheme="majorBidi" w:cstheme="majorBidi"/>
+                <w:b/>
+                <w:bCs/>
+                <w:i/>
+                <w:iCs/>
+                <w:sz w:val="22"/>
+                <w:szCs w:val="22"/>
+              </w:rPr>
+              <w:t>Extension use cases</w:t>
+            </w:r>
+            <w:r>
+              <w:rPr>
+                <w:rFonts w:asciiTheme="majorBidi" w:hAnsiTheme="majorBidi" w:cstheme="majorBidi"/>
+                <w:sz w:val="22"/>
+                <w:szCs w:val="22"/>
+              </w:rPr>
+              <w:t xml:space="preserve">: </w:t>
+            </w:r>
+          </w:p>
+        </w:tc>
+      </w:tr>
+      <w:tr>
+        <w:trPr>
+          <w:trHeight w:val="455"/>
+        </w:trPr>
+        <w:tc>
+          <w:tcPr>
+            <w:tcW w:w="10007" w:type="dxa"/>
+            <w:gridSpan w:val="2"/>
+            <w:tcBorders>
+              <w:left w:val="single" w:sz="1" w:space="0" w:color="000000"/>
+              <w:bottom w:val="single" w:sz="1" w:space="0" w:color="000000"/>
+              <w:right w:val="single" w:sz="1" w:space="0" w:color="000000"/>
+            </w:tcBorders>
+          </w:tcPr>
+          <w:p>
+            <w:pPr>
+              <w:rPr>
+                <w:rFonts w:asciiTheme="majorBidi" w:hAnsiTheme="majorBidi" w:cstheme="majorBidi"/>
+                <w:sz w:val="22"/>
+                <w:szCs w:val="22"/>
+              </w:rPr>
+            </w:pPr>
+            <w:r>
+              <w:rPr>
+                <w:rFonts w:asciiTheme="majorBidi" w:hAnsiTheme="majorBidi" w:cstheme="majorBidi"/>
+                <w:b/>
+                <w:bCs/>
+                <w:i/>
+                <w:iCs/>
+                <w:sz w:val="22"/>
+                <w:szCs w:val="22"/>
+              </w:rPr>
+              <w:t>Inclusion use cases:</w:t>
+            </w:r>
+            <w:r>
+              <w:rPr>
+                <w:rFonts w:asciiTheme="majorBidi" w:hAnsiTheme="majorBidi" w:cstheme="majorBidi"/>
+                <w:sz w:val="22"/>
+                <w:szCs w:val="22"/>
+              </w:rPr>
+              <w:t xml:space="preserve"> </w:t>
+            </w:r>
+          </w:p>
+        </w:tc>
+      </w:tr>
+      <w:tr>
+        <w:trPr>
+          <w:trHeight w:val="537"/>
+        </w:trPr>
+        <w:tc>
+          <w:tcPr>
+            <w:tcW w:w="10007" w:type="dxa"/>
+            <w:gridSpan w:val="2"/>
+            <w:tcBorders>
+              <w:left w:val="single" w:sz="1" w:space="0" w:color="000000"/>
+              <w:bottom w:val="single" w:sz="1" w:space="0" w:color="000000"/>
+              <w:right w:val="single" w:sz="1" w:space="0" w:color="000000"/>
+            </w:tcBorders>
+          </w:tcPr>
+          <w:p>
+            <w:pPr>
+              <w:spacing w:after="0"/>
+              <w:rPr>
+                <w:rFonts w:asciiTheme="majorBidi" w:hAnsiTheme="majorBidi" w:cstheme="majorBidi"/>
+                <w:b/>
+                <w:bCs/>
+                <w:sz w:val="22"/>
+                <w:szCs w:val="22"/>
+              </w:rPr>
+            </w:pPr>
+            <w:r>
+              <w:rPr>
+                <w:rFonts w:asciiTheme="majorBidi" w:hAnsiTheme="majorBidi" w:cstheme="majorBidi"/>
+                <w:b/>
+                <w:bCs/>
+                <w:sz w:val="22"/>
+                <w:szCs w:val="22"/>
+              </w:rPr>
+              <w:t>Postconditions:</w:t>
+            </w:r>
+            <w:r>
+              <w:rPr>
+                <w:rFonts w:asciiTheme="majorBidi" w:hAnsiTheme="majorBidi" w:cstheme="majorBidi"/>
+                <w:b/>
+                <w:bCs/>
+                <w:sz w:val="22"/>
+                <w:szCs w:val="22"/>
+              </w:rPr>
+              <w:t xml:space="preserve"> </w:t>
+            </w:r>
+          </w:p>
+        </w:tc>
+      </w:tr>
+      <w:tr>
+        <w:trPr>
+          <w:trHeight w:val="585"/>
+        </w:trPr>
+        <w:tc>
+          <w:tcPr>
+            <w:tcW w:w="10007" w:type="dxa"/>
+            <w:gridSpan w:val="2"/>
+            <w:tcBorders>
+              <w:left w:val="single" w:sz="1" w:space="0" w:color="000000"/>
+              <w:bottom w:val="single" w:sz="1" w:space="0" w:color="000000"/>
+              <w:right w:val="single" w:sz="1" w:space="0" w:color="000000"/>
+            </w:tcBorders>
+          </w:tcPr>
+          <w:p>
+            <w:pPr>
+              <w:spacing w:after="0"/>
+              <w:rPr>
+                <w:rFonts w:asciiTheme="majorBidi" w:hAnsiTheme="majorBidi" w:cstheme="majorBidi"/>
+                <w:b/>
+                <w:bCs/>
+                <w:sz w:val="22"/>
+                <w:szCs w:val="22"/>
+              </w:rPr>
+            </w:pPr>
+            <w:r>
+              <w:rPr>
+                <w:rFonts w:asciiTheme="majorBidi" w:hAnsiTheme="majorBidi" w:cstheme="majorBidi"/>
+                <w:b/>
+                <w:bCs/>
+                <w:sz w:val="22"/>
+                <w:szCs w:val="22"/>
+              </w:rPr>
+              <w:t xml:space="preserve">Alternative flows: </w:t>
+            </w:r>
+          </w:p>
+        </w:tc>
+      </w:tr>
+    </w:tbl>
+    <w:p/>
+    <w:tbl>
+      <w:tblPr>
+        <w:tblW w:w="10007" w:type="dxa"/>
+        <w:tblInd w:w="55" w:type="dxa"/>
+        <w:tblLayout w:type="fixed"/>
+        <w:tblCellMar>
+          <w:top w:w="55" w:type="dxa"/>
+          <w:left w:w="55" w:type="dxa"/>
+          <w:bottom w:w="55" w:type="dxa"/>
+          <w:right w:w="55" w:type="dxa"/>
+        </w:tblCellMar>
+        <w:tblLook w:val="0000" w:firstRow="0" w:lastRow="0" w:firstColumn="0" w:lastColumn="0" w:noHBand="0" w:noVBand="0"/>
+      </w:tblPr>
+      <w:tblGrid>
+        <w:gridCol w:w="4684"/>
+        <w:gridCol w:w="5323"/>
+      </w:tblGrid>
+      <w:tr>
+        <w:trPr>
+          <w:trHeight w:val="291"/>
+        </w:trPr>
+        <w:tc>
+          <w:tcPr>
+            <w:tcW w:w="4684" w:type="dxa"/>
+            <w:tcBorders>
+              <w:top w:val="single" w:sz="1" w:space="0" w:color="000000"/>
+              <w:left w:val="single" w:sz="1" w:space="0" w:color="000000"/>
+              <w:bottom w:val="single" w:sz="1" w:space="0" w:color="000000"/>
+              <w:right w:val="single" w:sz="1" w:space="0" w:color="000000"/>
+            </w:tcBorders>
+          </w:tcPr>
+          <w:p>
+            <w:pPr>
+              <w:spacing w:after="0"/>
+              <w:rPr>
+                <w:rFonts w:asciiTheme="majorBidi" w:hAnsiTheme="majorBidi" w:cstheme="majorBidi"/>
+                <w:sz w:val="22"/>
+                <w:szCs w:val="22"/>
+              </w:rPr>
+            </w:pPr>
+            <w:r>
+              <w:rPr>
+                <w:rFonts w:asciiTheme="majorBidi" w:hAnsiTheme="majorBidi" w:cstheme="majorBidi"/>
+                <w:b/>
+                <w:bCs/>
+                <w:sz w:val="22"/>
+                <w:szCs w:val="22"/>
+              </w:rPr>
+              <w:t>Use case ID:</w:t>
+            </w:r>
+            <w:r>
+              <w:rPr>
+                <w:rFonts w:asciiTheme="majorBidi" w:hAnsiTheme="majorBidi" w:cstheme="majorBidi"/>
+                <w:sz w:val="22"/>
+                <w:szCs w:val="22"/>
+              </w:rPr>
+              <w:t xml:space="preserve"> </w:t>
+            </w:r>
+            <w:r>
+              <w:rPr>
+                <w:rFonts w:asciiTheme="majorBidi" w:hAnsiTheme="majorBidi" w:cstheme="majorBidi"/>
+                <w:sz w:val="22"/>
+                <w:szCs w:val="22"/>
+              </w:rPr>
+              <w:t>U</w:t>
+            </w:r>
+            <w:r>
+              <w:rPr>
+                <w:rFonts w:asciiTheme="majorBidi" w:hAnsiTheme="majorBidi" w:cstheme="majorBidi"/>
+                <w:sz w:val="22"/>
+                <w:szCs w:val="22"/>
+              </w:rPr>
+              <w:t>C12</w:t>
+            </w:r>
+          </w:p>
+        </w:tc>
+        <w:tc>
+          <w:tcPr>
+            <w:tcW w:w="5323" w:type="dxa"/>
+            <w:tcBorders>
+              <w:top w:val="single" w:sz="1" w:space="0" w:color="000000"/>
+              <w:left w:val="single" w:sz="1" w:space="0" w:color="000000"/>
+              <w:bottom w:val="single" w:sz="1" w:space="0" w:color="000000"/>
+              <w:right w:val="single" w:sz="1" w:space="0" w:color="000000"/>
+            </w:tcBorders>
+          </w:tcPr>
+          <w:p>
+            <w:pPr>
+              <w:spacing w:after="0"/>
+              <w:rPr>
+                <w:rFonts w:asciiTheme="majorBidi" w:hAnsiTheme="majorBidi" w:cstheme="majorBidi"/>
+                <w:sz w:val="22"/>
+                <w:szCs w:val="22"/>
+              </w:rPr>
+            </w:pPr>
+            <w:r>
+              <w:rPr>
+                <w:rFonts w:asciiTheme="majorBidi" w:hAnsiTheme="majorBidi" w:cstheme="majorBidi"/>
+                <w:b/>
+                <w:bCs/>
+                <w:sz w:val="22"/>
+                <w:szCs w:val="22"/>
+              </w:rPr>
+              <w:t>Use case:</w:t>
+            </w:r>
+            <w:r>
+              <w:rPr>
+                <w:rFonts w:asciiTheme="majorBidi" w:hAnsiTheme="majorBidi" w:cstheme="majorBidi"/>
+                <w:sz w:val="22"/>
+                <w:szCs w:val="22"/>
+              </w:rPr>
+              <w:t xml:space="preserve"> </w:t>
+            </w:r>
+            <w:proofErr w:type="spellStart"/>
+            <w:r>
+              <w:rPr>
+                <w:rFonts w:asciiTheme="majorBidi" w:hAnsiTheme="majorBidi" w:cstheme="majorBidi"/>
+                <w:sz w:val="22"/>
+                <w:szCs w:val="22"/>
+              </w:rPr>
+              <w:t>ViewCatalogue</w:t>
+            </w:r>
+            <w:proofErr w:type="spellEnd"/>
+          </w:p>
+        </w:tc>
+      </w:tr>
+      <w:tr>
+        <w:trPr>
+          <w:trHeight w:val="388"/>
+        </w:trPr>
+        <w:tc>
+          <w:tcPr>
+            <w:tcW w:w="10007" w:type="dxa"/>
+            <w:gridSpan w:val="2"/>
+            <w:tcBorders>
+              <w:left w:val="single" w:sz="1" w:space="0" w:color="000000"/>
+              <w:bottom w:val="single" w:sz="1" w:space="0" w:color="000000"/>
+              <w:right w:val="single" w:sz="1" w:space="0" w:color="000000"/>
+            </w:tcBorders>
+          </w:tcPr>
+          <w:p>
+            <w:pPr>
+              <w:spacing w:after="0"/>
+              <w:jc w:val="both"/>
+              <w:rPr>
+                <w:rFonts w:asciiTheme="majorBidi" w:hAnsiTheme="majorBidi" w:cstheme="majorBidi"/>
+                <w:sz w:val="22"/>
+                <w:szCs w:val="22"/>
+              </w:rPr>
+            </w:pPr>
+            <w:r>
+              <w:rPr>
+                <w:rFonts w:asciiTheme="majorBidi" w:hAnsiTheme="majorBidi" w:cstheme="majorBidi"/>
+                <w:b/>
+                <w:bCs/>
+                <w:sz w:val="22"/>
+                <w:szCs w:val="22"/>
+              </w:rPr>
+              <w:t>Brief Description:</w:t>
+            </w:r>
+            <w:r>
+              <w:rPr>
+                <w:rFonts w:asciiTheme="majorBidi" w:hAnsiTheme="majorBidi" w:cstheme="majorBidi"/>
+                <w:sz w:val="22"/>
+                <w:szCs w:val="22"/>
+              </w:rPr>
+              <w:t xml:space="preserve"> </w:t>
+            </w:r>
+          </w:p>
+        </w:tc>
+      </w:tr>
+      <w:tr>
+        <w:trPr>
+          <w:trHeight w:val="291"/>
+        </w:trPr>
+        <w:tc>
+          <w:tcPr>
+            <w:tcW w:w="10007" w:type="dxa"/>
+            <w:gridSpan w:val="2"/>
+            <w:tcBorders>
+              <w:left w:val="single" w:sz="1" w:space="0" w:color="000000"/>
+              <w:bottom w:val="single" w:sz="1" w:space="0" w:color="000000"/>
+              <w:right w:val="single" w:sz="1" w:space="0" w:color="000000"/>
+            </w:tcBorders>
+          </w:tcPr>
+          <w:p>
+            <w:pPr>
+              <w:spacing w:after="0"/>
+              <w:rPr>
+                <w:rFonts w:asciiTheme="majorBidi" w:hAnsiTheme="majorBidi" w:cstheme="majorBidi"/>
+                <w:b/>
+                <w:bCs/>
+                <w:sz w:val="22"/>
+                <w:szCs w:val="22"/>
+              </w:rPr>
+            </w:pPr>
+            <w:r>
+              <w:rPr>
+                <w:rFonts w:asciiTheme="majorBidi" w:hAnsiTheme="majorBidi" w:cstheme="majorBidi"/>
+                <w:b/>
+                <w:bCs/>
+                <w:sz w:val="22"/>
+                <w:szCs w:val="22"/>
+              </w:rPr>
+              <w:t>Primary actors:</w:t>
+            </w:r>
+            <w:r>
+              <w:rPr>
+                <w:rFonts w:asciiTheme="majorBidi" w:hAnsiTheme="majorBidi" w:cstheme="majorBidi"/>
+                <w:sz w:val="22"/>
+                <w:szCs w:val="22"/>
+              </w:rPr>
+              <w:t xml:space="preserve"> </w:t>
+            </w:r>
+          </w:p>
+        </w:tc>
+      </w:tr>
+      <w:tr>
+        <w:trPr>
+          <w:trHeight w:val="291"/>
+        </w:trPr>
+        <w:tc>
+          <w:tcPr>
+            <w:tcW w:w="10007" w:type="dxa"/>
+            <w:gridSpan w:val="2"/>
+            <w:tcBorders>
+              <w:left w:val="single" w:sz="1" w:space="0" w:color="000000"/>
+              <w:bottom w:val="single" w:sz="1" w:space="0" w:color="000000"/>
+              <w:right w:val="single" w:sz="1" w:space="0" w:color="000000"/>
+            </w:tcBorders>
+          </w:tcPr>
+          <w:p>
+            <w:pPr>
+              <w:spacing w:after="0"/>
+              <w:rPr>
+                <w:rFonts w:asciiTheme="majorBidi" w:hAnsiTheme="majorBidi" w:cstheme="majorBidi"/>
+                <w:sz w:val="22"/>
+                <w:szCs w:val="22"/>
+              </w:rPr>
+            </w:pPr>
+            <w:r>
+              <w:rPr>
+                <w:rFonts w:asciiTheme="majorBidi" w:hAnsiTheme="majorBidi" w:cstheme="majorBidi"/>
+                <w:b/>
+                <w:bCs/>
+                <w:sz w:val="22"/>
+                <w:szCs w:val="22"/>
+              </w:rPr>
+              <w:t>Secondary actors:</w:t>
+            </w:r>
+            <w:r>
+              <w:rPr>
+                <w:rFonts w:asciiTheme="majorBidi" w:hAnsiTheme="majorBidi" w:cstheme="majorBidi"/>
+                <w:sz w:val="22"/>
+                <w:szCs w:val="22"/>
+              </w:rPr>
+              <w:t xml:space="preserve"> </w:t>
+            </w:r>
+          </w:p>
+        </w:tc>
+      </w:tr>
+      <w:tr>
+        <w:trPr>
+          <w:trHeight w:val="830"/>
+        </w:trPr>
+        <w:tc>
+          <w:tcPr>
+            <w:tcW w:w="10007" w:type="dxa"/>
+            <w:gridSpan w:val="2"/>
+            <w:tcBorders>
+              <w:left w:val="single" w:sz="1" w:space="0" w:color="000000"/>
+              <w:bottom w:val="single" w:sz="1" w:space="0" w:color="000000"/>
+              <w:right w:val="single" w:sz="1" w:space="0" w:color="000000"/>
+            </w:tcBorders>
+          </w:tcPr>
+          <w:p>
+            <w:pPr>
+              <w:spacing w:after="0"/>
+              <w:rPr>
+                <w:rFonts w:asciiTheme="majorBidi" w:hAnsiTheme="majorBidi" w:cstheme="majorBidi"/>
+                <w:b/>
+                <w:bCs/>
+                <w:sz w:val="22"/>
+                <w:szCs w:val="22"/>
+              </w:rPr>
+            </w:pPr>
+            <w:r>
+              <w:rPr>
+                <w:rFonts w:asciiTheme="majorBidi" w:hAnsiTheme="majorBidi" w:cstheme="majorBidi"/>
+                <w:b/>
+                <w:bCs/>
+                <w:sz w:val="22"/>
+                <w:szCs w:val="22"/>
+              </w:rPr>
+              <w:t>Preconditions:</w:t>
+            </w:r>
+          </w:p>
+          <w:p>
+            <w:pPr>
+              <w:pStyle w:val="ListParagraph"/>
+              <w:numPr>
+                <w:ilvl w:val="0"/>
+                <w:numId w:val="24"/>
+              </w:numPr>
+              <w:spacing w:after="0"/>
+              <w:rPr>
+                <w:rFonts w:asciiTheme="majorBidi" w:hAnsiTheme="majorBidi" w:cstheme="majorBidi"/>
+                <w:sz w:val="22"/>
+                <w:szCs w:val="22"/>
+              </w:rPr>
+            </w:pPr>
+          </w:p>
+        </w:tc>
+      </w:tr>
+      <w:tr>
+        <w:trPr>
+          <w:trHeight w:val="383"/>
+        </w:trPr>
+        <w:tc>
+          <w:tcPr>
+            <w:tcW w:w="10007" w:type="dxa"/>
+            <w:gridSpan w:val="2"/>
+            <w:tcBorders>
+              <w:left w:val="single" w:sz="1" w:space="0" w:color="000000"/>
+              <w:bottom w:val="single" w:sz="1" w:space="0" w:color="000000"/>
+              <w:right w:val="single" w:sz="1" w:space="0" w:color="000000"/>
+            </w:tcBorders>
+          </w:tcPr>
+          <w:p>
+            <w:pPr>
+              <w:spacing w:after="0"/>
+              <w:rPr>
+                <w:rFonts w:asciiTheme="majorBidi" w:hAnsiTheme="majorBidi" w:cstheme="majorBidi"/>
+                <w:b/>
+                <w:bCs/>
+                <w:sz w:val="22"/>
+                <w:szCs w:val="22"/>
+              </w:rPr>
+            </w:pPr>
+            <w:r>
+              <w:rPr>
+                <w:rFonts w:asciiTheme="majorBidi" w:hAnsiTheme="majorBidi" w:cstheme="majorBidi"/>
+                <w:b/>
+                <w:bCs/>
+                <w:sz w:val="22"/>
+                <w:szCs w:val="22"/>
+              </w:rPr>
+              <w:t>Main flow: Not required</w:t>
+            </w:r>
+          </w:p>
+        </w:tc>
+      </w:tr>
+      <w:tr>
+        <w:trPr>
+          <w:trHeight w:val="286"/>
+        </w:trPr>
+        <w:tc>
+          <w:tcPr>
+            <w:tcW w:w="10007" w:type="dxa"/>
+            <w:gridSpan w:val="2"/>
+            <w:tcBorders>
+              <w:left w:val="single" w:sz="1" w:space="0" w:color="000000"/>
+              <w:bottom w:val="single" w:sz="1" w:space="0" w:color="000000"/>
+              <w:right w:val="single" w:sz="1" w:space="0" w:color="000000"/>
+            </w:tcBorders>
+          </w:tcPr>
+          <w:p>
+            <w:pPr>
+              <w:rPr>
+                <w:rFonts w:asciiTheme="majorBidi" w:hAnsiTheme="majorBidi" w:cstheme="majorBidi"/>
+                <w:sz w:val="22"/>
+                <w:szCs w:val="22"/>
+              </w:rPr>
+            </w:pPr>
+            <w:r>
+              <w:rPr>
+                <w:rFonts w:asciiTheme="majorBidi" w:hAnsiTheme="majorBidi" w:cstheme="majorBidi"/>
+                <w:b/>
+                <w:bCs/>
+                <w:i/>
+                <w:iCs/>
+                <w:sz w:val="22"/>
+                <w:szCs w:val="22"/>
+              </w:rPr>
+              <w:t>Extension use cases</w:t>
+            </w:r>
+            <w:r>
+              <w:rPr>
+                <w:rFonts w:asciiTheme="majorBidi" w:hAnsiTheme="majorBidi" w:cstheme="majorBidi"/>
+                <w:sz w:val="22"/>
+                <w:szCs w:val="22"/>
+              </w:rPr>
+              <w:t xml:space="preserve">: </w:t>
+            </w:r>
+          </w:p>
+        </w:tc>
+      </w:tr>
+      <w:tr>
+        <w:trPr>
+          <w:trHeight w:val="455"/>
+        </w:trPr>
+        <w:tc>
+          <w:tcPr>
+            <w:tcW w:w="10007" w:type="dxa"/>
+            <w:gridSpan w:val="2"/>
+            <w:tcBorders>
+              <w:left w:val="single" w:sz="1" w:space="0" w:color="000000"/>
+              <w:bottom w:val="single" w:sz="1" w:space="0" w:color="000000"/>
+              <w:right w:val="single" w:sz="1" w:space="0" w:color="000000"/>
+            </w:tcBorders>
+          </w:tcPr>
+          <w:p>
+            <w:pPr>
+              <w:rPr>
+                <w:rFonts w:asciiTheme="majorBidi" w:hAnsiTheme="majorBidi" w:cstheme="majorBidi"/>
+                <w:sz w:val="22"/>
+                <w:szCs w:val="22"/>
+              </w:rPr>
+            </w:pPr>
+            <w:r>
+              <w:rPr>
+                <w:rFonts w:asciiTheme="majorBidi" w:hAnsiTheme="majorBidi" w:cstheme="majorBidi"/>
+                <w:b/>
+                <w:bCs/>
+                <w:i/>
+                <w:iCs/>
+                <w:sz w:val="22"/>
+                <w:szCs w:val="22"/>
+              </w:rPr>
+              <w:t>Inclusion use cases:</w:t>
+            </w:r>
+            <w:r>
+              <w:rPr>
+                <w:rFonts w:asciiTheme="majorBidi" w:hAnsiTheme="majorBidi" w:cstheme="majorBidi"/>
+                <w:sz w:val="22"/>
+                <w:szCs w:val="22"/>
+              </w:rPr>
+              <w:t xml:space="preserve"> </w:t>
+            </w:r>
+          </w:p>
+        </w:tc>
+      </w:tr>
+      <w:tr>
+        <w:trPr>
+          <w:trHeight w:val="537"/>
+        </w:trPr>
+        <w:tc>
+          <w:tcPr>
+            <w:tcW w:w="10007" w:type="dxa"/>
+            <w:gridSpan w:val="2"/>
+            <w:tcBorders>
+              <w:left w:val="single" w:sz="1" w:space="0" w:color="000000"/>
+              <w:bottom w:val="single" w:sz="1" w:space="0" w:color="000000"/>
+              <w:right w:val="single" w:sz="1" w:space="0" w:color="000000"/>
+            </w:tcBorders>
+          </w:tcPr>
+          <w:p>
+            <w:pPr>
+              <w:spacing w:after="0"/>
+              <w:rPr>
+                <w:rFonts w:asciiTheme="majorBidi" w:hAnsiTheme="majorBidi" w:cstheme="majorBidi"/>
+                <w:b/>
+                <w:bCs/>
+                <w:sz w:val="22"/>
+                <w:szCs w:val="22"/>
+              </w:rPr>
+            </w:pPr>
+            <w:r>
+              <w:rPr>
+                <w:rFonts w:asciiTheme="majorBidi" w:hAnsiTheme="majorBidi" w:cstheme="majorBidi"/>
+                <w:b/>
+                <w:bCs/>
+                <w:sz w:val="22"/>
+                <w:szCs w:val="22"/>
+              </w:rPr>
+              <w:t>Postconditions:</w:t>
+            </w:r>
+            <w:r>
+              <w:rPr>
+                <w:rFonts w:asciiTheme="majorBidi" w:hAnsiTheme="majorBidi" w:cstheme="majorBidi"/>
+                <w:b/>
+                <w:bCs/>
+                <w:sz w:val="22"/>
+                <w:szCs w:val="22"/>
+              </w:rPr>
+              <w:t xml:space="preserve"> </w:t>
+            </w:r>
+          </w:p>
+        </w:tc>
+      </w:tr>
+      <w:tr>
+        <w:trPr>
+          <w:trHeight w:val="585"/>
+        </w:trPr>
+        <w:tc>
+          <w:tcPr>
+            <w:tcW w:w="10007" w:type="dxa"/>
+            <w:gridSpan w:val="2"/>
+            <w:tcBorders>
+              <w:left w:val="single" w:sz="1" w:space="0" w:color="000000"/>
+              <w:bottom w:val="single" w:sz="1" w:space="0" w:color="000000"/>
+              <w:right w:val="single" w:sz="1" w:space="0" w:color="000000"/>
+            </w:tcBorders>
+          </w:tcPr>
+          <w:p>
+            <w:pPr>
+              <w:spacing w:after="0"/>
+              <w:rPr>
+                <w:rFonts w:asciiTheme="majorBidi" w:hAnsiTheme="majorBidi" w:cstheme="majorBidi"/>
+                <w:b/>
+                <w:bCs/>
+                <w:sz w:val="22"/>
+                <w:szCs w:val="22"/>
+              </w:rPr>
+            </w:pPr>
+            <w:r>
+              <w:rPr>
+                <w:rFonts w:asciiTheme="majorBidi" w:hAnsiTheme="majorBidi" w:cstheme="majorBidi"/>
+                <w:b/>
+                <w:bCs/>
+                <w:sz w:val="22"/>
+                <w:szCs w:val="22"/>
+              </w:rPr>
+              <w:t xml:space="preserve">Alternative flows: </w:t>
+            </w:r>
+          </w:p>
+        </w:tc>
+      </w:tr>
+    </w:tbl>
+    <w:p/>
+    <w:tbl>
+      <w:tblPr>
+        <w:tblW w:w="10007" w:type="dxa"/>
+        <w:tblInd w:w="55" w:type="dxa"/>
+        <w:tblLayout w:type="fixed"/>
+        <w:tblCellMar>
+          <w:top w:w="55" w:type="dxa"/>
+          <w:left w:w="55" w:type="dxa"/>
+          <w:bottom w:w="55" w:type="dxa"/>
+          <w:right w:w="55" w:type="dxa"/>
+        </w:tblCellMar>
+        <w:tblLook w:val="0000" w:firstRow="0" w:lastRow="0" w:firstColumn="0" w:lastColumn="0" w:noHBand="0" w:noVBand="0"/>
+      </w:tblPr>
+      <w:tblGrid>
+        <w:gridCol w:w="4684"/>
+        <w:gridCol w:w="5323"/>
+      </w:tblGrid>
+      <w:tr>
+        <w:trPr>
+          <w:trHeight w:val="291"/>
+        </w:trPr>
+        <w:tc>
+          <w:tcPr>
+            <w:tcW w:w="4684" w:type="dxa"/>
+            <w:tcBorders>
+              <w:top w:val="single" w:sz="1" w:space="0" w:color="000000"/>
+              <w:left w:val="single" w:sz="1" w:space="0" w:color="000000"/>
+              <w:bottom w:val="single" w:sz="1" w:space="0" w:color="000000"/>
+              <w:right w:val="single" w:sz="1" w:space="0" w:color="000000"/>
+            </w:tcBorders>
+          </w:tcPr>
+          <w:p>
+            <w:pPr>
+              <w:spacing w:after="0"/>
+              <w:rPr>
+                <w:rFonts w:asciiTheme="majorBidi" w:hAnsiTheme="majorBidi" w:cstheme="majorBidi"/>
+                <w:sz w:val="22"/>
+                <w:szCs w:val="22"/>
+              </w:rPr>
+            </w:pPr>
+            <w:r>
+              <w:rPr>
+                <w:rFonts w:asciiTheme="majorBidi" w:hAnsiTheme="majorBidi" w:cstheme="majorBidi"/>
+                <w:b/>
+                <w:bCs/>
+                <w:sz w:val="22"/>
+                <w:szCs w:val="22"/>
+              </w:rPr>
+              <w:t>Use case ID:</w:t>
+            </w:r>
+            <w:r>
+              <w:rPr>
+                <w:rFonts w:asciiTheme="majorBidi" w:hAnsiTheme="majorBidi" w:cstheme="majorBidi"/>
+                <w:sz w:val="22"/>
+                <w:szCs w:val="22"/>
+              </w:rPr>
+              <w:t xml:space="preserve"> </w:t>
+            </w:r>
+            <w:r>
+              <w:rPr>
+                <w:rFonts w:asciiTheme="majorBidi" w:hAnsiTheme="majorBidi" w:cstheme="majorBidi"/>
+                <w:sz w:val="22"/>
+                <w:szCs w:val="22"/>
+              </w:rPr>
+              <w:t>UC</w:t>
+            </w:r>
+            <w:r>
+              <w:rPr>
+                <w:rFonts w:asciiTheme="majorBidi" w:hAnsiTheme="majorBidi" w:cstheme="majorBidi"/>
+                <w:sz w:val="22"/>
+                <w:szCs w:val="22"/>
+              </w:rPr>
+              <w:t>13</w:t>
+            </w:r>
+          </w:p>
+        </w:tc>
+        <w:tc>
+          <w:tcPr>
+            <w:tcW w:w="5323" w:type="dxa"/>
+            <w:tcBorders>
+              <w:top w:val="single" w:sz="1" w:space="0" w:color="000000"/>
+              <w:left w:val="single" w:sz="1" w:space="0" w:color="000000"/>
+              <w:bottom w:val="single" w:sz="1" w:space="0" w:color="000000"/>
+              <w:right w:val="single" w:sz="1" w:space="0" w:color="000000"/>
+            </w:tcBorders>
+          </w:tcPr>
+          <w:p>
+            <w:pPr>
+              <w:spacing w:after="0"/>
+              <w:rPr>
+                <w:rFonts w:asciiTheme="majorBidi" w:hAnsiTheme="majorBidi" w:cstheme="majorBidi"/>
+                <w:sz w:val="22"/>
+                <w:szCs w:val="22"/>
+              </w:rPr>
+            </w:pPr>
+            <w:r>
+              <w:rPr>
+                <w:rFonts w:asciiTheme="majorBidi" w:hAnsiTheme="majorBidi" w:cstheme="majorBidi"/>
+                <w:b/>
+                <w:bCs/>
+                <w:sz w:val="22"/>
+                <w:szCs w:val="22"/>
+              </w:rPr>
+              <w:t>Use case:</w:t>
+            </w:r>
+            <w:r>
+              <w:rPr>
+                <w:rFonts w:asciiTheme="majorBidi" w:hAnsiTheme="majorBidi" w:cstheme="majorBidi"/>
+                <w:sz w:val="22"/>
+                <w:szCs w:val="22"/>
+              </w:rPr>
+              <w:t xml:space="preserve"> </w:t>
+            </w:r>
+            <w:proofErr w:type="spellStart"/>
+            <w:r>
+              <w:rPr>
+                <w:rFonts w:asciiTheme="majorBidi" w:hAnsiTheme="majorBidi" w:cstheme="majorBidi"/>
+                <w:sz w:val="22"/>
+                <w:szCs w:val="22"/>
+              </w:rPr>
+              <w:t>FilterCatalogue</w:t>
+            </w:r>
+            <w:proofErr w:type="spellEnd"/>
+          </w:p>
+        </w:tc>
+      </w:tr>
+      <w:tr>
+        <w:trPr>
+          <w:trHeight w:val="388"/>
+        </w:trPr>
+        <w:tc>
+          <w:tcPr>
+            <w:tcW w:w="10007" w:type="dxa"/>
+            <w:gridSpan w:val="2"/>
+            <w:tcBorders>
+              <w:left w:val="single" w:sz="1" w:space="0" w:color="000000"/>
+              <w:bottom w:val="single" w:sz="1" w:space="0" w:color="000000"/>
+              <w:right w:val="single" w:sz="1" w:space="0" w:color="000000"/>
+            </w:tcBorders>
+          </w:tcPr>
+          <w:p>
+            <w:pPr>
+              <w:spacing w:after="0"/>
+              <w:jc w:val="both"/>
+              <w:rPr>
+                <w:rFonts w:asciiTheme="majorBidi" w:hAnsiTheme="majorBidi" w:cstheme="majorBidi"/>
+                <w:sz w:val="22"/>
+                <w:szCs w:val="22"/>
+              </w:rPr>
+            </w:pPr>
+            <w:r>
+              <w:rPr>
+                <w:rFonts w:asciiTheme="majorBidi" w:hAnsiTheme="majorBidi" w:cstheme="majorBidi"/>
+                <w:b/>
+                <w:bCs/>
+                <w:sz w:val="22"/>
+                <w:szCs w:val="22"/>
+              </w:rPr>
+              <w:t>Brief Description:</w:t>
+            </w:r>
+            <w:r>
+              <w:rPr>
+                <w:rFonts w:asciiTheme="majorBidi" w:hAnsiTheme="majorBidi" w:cstheme="majorBidi"/>
+                <w:sz w:val="22"/>
+                <w:szCs w:val="22"/>
+              </w:rPr>
+              <w:t xml:space="preserve"> </w:t>
+            </w:r>
+          </w:p>
+        </w:tc>
+      </w:tr>
+      <w:tr>
+        <w:trPr>
+          <w:trHeight w:val="291"/>
+        </w:trPr>
+        <w:tc>
+          <w:tcPr>
+            <w:tcW w:w="10007" w:type="dxa"/>
+            <w:gridSpan w:val="2"/>
+            <w:tcBorders>
+              <w:left w:val="single" w:sz="1" w:space="0" w:color="000000"/>
+              <w:bottom w:val="single" w:sz="1" w:space="0" w:color="000000"/>
+              <w:right w:val="single" w:sz="1" w:space="0" w:color="000000"/>
+            </w:tcBorders>
+          </w:tcPr>
+          <w:p>
+            <w:pPr>
+              <w:spacing w:after="0"/>
+              <w:rPr>
+                <w:rFonts w:asciiTheme="majorBidi" w:hAnsiTheme="majorBidi" w:cstheme="majorBidi"/>
+                <w:b/>
+                <w:bCs/>
+                <w:sz w:val="22"/>
+                <w:szCs w:val="22"/>
+              </w:rPr>
+            </w:pPr>
+            <w:r>
+              <w:rPr>
+                <w:rFonts w:asciiTheme="majorBidi" w:hAnsiTheme="majorBidi" w:cstheme="majorBidi"/>
+                <w:b/>
+                <w:bCs/>
+                <w:sz w:val="22"/>
+                <w:szCs w:val="22"/>
+              </w:rPr>
+              <w:t>Primary actors:</w:t>
+            </w:r>
+            <w:r>
+              <w:rPr>
+                <w:rFonts w:asciiTheme="majorBidi" w:hAnsiTheme="majorBidi" w:cstheme="majorBidi"/>
+                <w:sz w:val="22"/>
+                <w:szCs w:val="22"/>
+              </w:rPr>
+              <w:t xml:space="preserve"> </w:t>
+            </w:r>
+          </w:p>
+        </w:tc>
+      </w:tr>
+      <w:tr>
+        <w:trPr>
+          <w:trHeight w:val="291"/>
+        </w:trPr>
+        <w:tc>
+          <w:tcPr>
+            <w:tcW w:w="10007" w:type="dxa"/>
+            <w:gridSpan w:val="2"/>
+            <w:tcBorders>
+              <w:left w:val="single" w:sz="1" w:space="0" w:color="000000"/>
+              <w:bottom w:val="single" w:sz="1" w:space="0" w:color="000000"/>
+              <w:right w:val="single" w:sz="1" w:space="0" w:color="000000"/>
+            </w:tcBorders>
+          </w:tcPr>
+          <w:p>
+            <w:pPr>
+              <w:spacing w:after="0"/>
+              <w:rPr>
+                <w:rFonts w:asciiTheme="majorBidi" w:hAnsiTheme="majorBidi" w:cstheme="majorBidi"/>
+                <w:sz w:val="22"/>
+                <w:szCs w:val="22"/>
+              </w:rPr>
+            </w:pPr>
+            <w:r>
+              <w:rPr>
+                <w:rFonts w:asciiTheme="majorBidi" w:hAnsiTheme="majorBidi" w:cstheme="majorBidi"/>
+                <w:b/>
+                <w:bCs/>
+                <w:sz w:val="22"/>
+                <w:szCs w:val="22"/>
+              </w:rPr>
+              <w:t>Secondary actors:</w:t>
+            </w:r>
+            <w:r>
+              <w:rPr>
+                <w:rFonts w:asciiTheme="majorBidi" w:hAnsiTheme="majorBidi" w:cstheme="majorBidi"/>
+                <w:sz w:val="22"/>
+                <w:szCs w:val="22"/>
+              </w:rPr>
+              <w:t xml:space="preserve"> </w:t>
+            </w:r>
+          </w:p>
+        </w:tc>
+      </w:tr>
+      <w:tr>
+        <w:trPr>
+          <w:trHeight w:val="830"/>
+        </w:trPr>
+        <w:tc>
+          <w:tcPr>
+            <w:tcW w:w="10007" w:type="dxa"/>
+            <w:gridSpan w:val="2"/>
+            <w:tcBorders>
+              <w:left w:val="single" w:sz="1" w:space="0" w:color="000000"/>
+              <w:bottom w:val="single" w:sz="1" w:space="0" w:color="000000"/>
+              <w:right w:val="single" w:sz="1" w:space="0" w:color="000000"/>
+            </w:tcBorders>
+          </w:tcPr>
+          <w:p>
+            <w:pPr>
+              <w:spacing w:after="0"/>
+              <w:rPr>
+                <w:rFonts w:asciiTheme="majorBidi" w:hAnsiTheme="majorBidi" w:cstheme="majorBidi"/>
+                <w:b/>
+                <w:bCs/>
+                <w:sz w:val="22"/>
+                <w:szCs w:val="22"/>
+              </w:rPr>
+            </w:pPr>
+            <w:r>
+              <w:rPr>
+                <w:rFonts w:asciiTheme="majorBidi" w:hAnsiTheme="majorBidi" w:cstheme="majorBidi"/>
+                <w:b/>
+                <w:bCs/>
+                <w:sz w:val="22"/>
+                <w:szCs w:val="22"/>
+              </w:rPr>
+              <w:t>Preconditions:</w:t>
+            </w:r>
+          </w:p>
+          <w:p>
+            <w:pPr>
+              <w:pStyle w:val="ListParagraph"/>
+              <w:numPr>
+                <w:ilvl w:val="0"/>
+                <w:numId w:val="25"/>
+              </w:numPr>
+              <w:spacing w:after="0"/>
+              <w:rPr>
+                <w:rFonts w:asciiTheme="majorBidi" w:hAnsiTheme="majorBidi" w:cstheme="majorBidi"/>
+                <w:sz w:val="22"/>
+                <w:szCs w:val="22"/>
+              </w:rPr>
+            </w:pPr>
+          </w:p>
+        </w:tc>
+      </w:tr>
+      <w:tr>
+        <w:trPr>
+          <w:trHeight w:val="383"/>
+        </w:trPr>
+        <w:tc>
+          <w:tcPr>
+            <w:tcW w:w="10007" w:type="dxa"/>
+            <w:gridSpan w:val="2"/>
+            <w:tcBorders>
+              <w:left w:val="single" w:sz="1" w:space="0" w:color="000000"/>
+              <w:bottom w:val="single" w:sz="1" w:space="0" w:color="000000"/>
+              <w:right w:val="single" w:sz="1" w:space="0" w:color="000000"/>
+            </w:tcBorders>
+          </w:tcPr>
+          <w:p>
+            <w:pPr>
+              <w:spacing w:after="0"/>
+              <w:rPr>
+                <w:rFonts w:asciiTheme="majorBidi" w:hAnsiTheme="majorBidi" w:cstheme="majorBidi"/>
+                <w:b/>
+                <w:bCs/>
+                <w:sz w:val="22"/>
+                <w:szCs w:val="22"/>
+              </w:rPr>
+            </w:pPr>
+            <w:r>
+              <w:rPr>
+                <w:rFonts w:asciiTheme="majorBidi" w:hAnsiTheme="majorBidi" w:cstheme="majorBidi"/>
+                <w:b/>
+                <w:bCs/>
+                <w:sz w:val="22"/>
+                <w:szCs w:val="22"/>
+              </w:rPr>
+              <w:t>Main flow: Not required</w:t>
+            </w:r>
+          </w:p>
+        </w:tc>
+      </w:tr>
+      <w:tr>
+        <w:trPr>
+          <w:trHeight w:val="286"/>
+        </w:trPr>
+        <w:tc>
+          <w:tcPr>
+            <w:tcW w:w="10007" w:type="dxa"/>
+            <w:gridSpan w:val="2"/>
+            <w:tcBorders>
+              <w:left w:val="single" w:sz="1" w:space="0" w:color="000000"/>
+              <w:bottom w:val="single" w:sz="1" w:space="0" w:color="000000"/>
+              <w:right w:val="single" w:sz="1" w:space="0" w:color="000000"/>
+            </w:tcBorders>
+          </w:tcPr>
+          <w:p>
+            <w:pPr>
+              <w:rPr>
+                <w:rFonts w:asciiTheme="majorBidi" w:hAnsiTheme="majorBidi" w:cstheme="majorBidi"/>
+                <w:sz w:val="22"/>
+                <w:szCs w:val="22"/>
+              </w:rPr>
+            </w:pPr>
+            <w:r>
+              <w:rPr>
+                <w:rFonts w:asciiTheme="majorBidi" w:hAnsiTheme="majorBidi" w:cstheme="majorBidi"/>
+                <w:b/>
+                <w:bCs/>
+                <w:i/>
+                <w:iCs/>
+                <w:sz w:val="22"/>
+                <w:szCs w:val="22"/>
+              </w:rPr>
+              <w:lastRenderedPageBreak/>
+              <w:t>Extension use cases</w:t>
+            </w:r>
+            <w:r>
+              <w:rPr>
+                <w:rFonts w:asciiTheme="majorBidi" w:hAnsiTheme="majorBidi" w:cstheme="majorBidi"/>
+                <w:sz w:val="22"/>
+                <w:szCs w:val="22"/>
+              </w:rPr>
+              <w:t xml:space="preserve">: </w:t>
+            </w:r>
+          </w:p>
+        </w:tc>
+      </w:tr>
+      <w:tr>
+        <w:trPr>
+          <w:trHeight w:val="455"/>
+        </w:trPr>
+        <w:tc>
+          <w:tcPr>
+            <w:tcW w:w="10007" w:type="dxa"/>
+            <w:gridSpan w:val="2"/>
+            <w:tcBorders>
+              <w:left w:val="single" w:sz="1" w:space="0" w:color="000000"/>
+              <w:bottom w:val="single" w:sz="1" w:space="0" w:color="000000"/>
+              <w:right w:val="single" w:sz="1" w:space="0" w:color="000000"/>
+            </w:tcBorders>
+          </w:tcPr>
+          <w:p>
+            <w:pPr>
+              <w:rPr>
+                <w:rFonts w:asciiTheme="majorBidi" w:hAnsiTheme="majorBidi" w:cstheme="majorBidi"/>
+                <w:sz w:val="22"/>
+                <w:szCs w:val="22"/>
+              </w:rPr>
+            </w:pPr>
+            <w:r>
+              <w:rPr>
+                <w:rFonts w:asciiTheme="majorBidi" w:hAnsiTheme="majorBidi" w:cstheme="majorBidi"/>
+                <w:b/>
+                <w:bCs/>
+                <w:i/>
+                <w:iCs/>
+                <w:sz w:val="22"/>
+                <w:szCs w:val="22"/>
+              </w:rPr>
+              <w:t>Inclusion use cases:</w:t>
+            </w:r>
+            <w:r>
+              <w:rPr>
+                <w:rFonts w:asciiTheme="majorBidi" w:hAnsiTheme="majorBidi" w:cstheme="majorBidi"/>
+                <w:sz w:val="22"/>
+                <w:szCs w:val="22"/>
+              </w:rPr>
+              <w:t xml:space="preserve"> </w:t>
+            </w:r>
+          </w:p>
+        </w:tc>
+      </w:tr>
+      <w:tr>
+        <w:trPr>
+          <w:trHeight w:val="537"/>
+        </w:trPr>
+        <w:tc>
+          <w:tcPr>
+            <w:tcW w:w="10007" w:type="dxa"/>
+            <w:gridSpan w:val="2"/>
+            <w:tcBorders>
+              <w:left w:val="single" w:sz="1" w:space="0" w:color="000000"/>
+              <w:bottom w:val="single" w:sz="1" w:space="0" w:color="000000"/>
+              <w:right w:val="single" w:sz="1" w:space="0" w:color="000000"/>
+            </w:tcBorders>
+          </w:tcPr>
+          <w:p>
+            <w:pPr>
+              <w:spacing w:after="0"/>
+              <w:rPr>
+                <w:rFonts w:asciiTheme="majorBidi" w:hAnsiTheme="majorBidi" w:cstheme="majorBidi"/>
+                <w:b/>
+                <w:bCs/>
+                <w:sz w:val="22"/>
+                <w:szCs w:val="22"/>
+              </w:rPr>
+            </w:pPr>
+            <w:r>
+              <w:rPr>
+                <w:rFonts w:asciiTheme="majorBidi" w:hAnsiTheme="majorBidi" w:cstheme="majorBidi"/>
+                <w:b/>
+                <w:bCs/>
+                <w:sz w:val="22"/>
+                <w:szCs w:val="22"/>
+              </w:rPr>
+              <w:t>Postconditions:</w:t>
+            </w:r>
+            <w:r>
+              <w:rPr>
+                <w:rFonts w:asciiTheme="majorBidi" w:hAnsiTheme="majorBidi" w:cstheme="majorBidi"/>
+                <w:b/>
+                <w:bCs/>
+                <w:sz w:val="22"/>
+                <w:szCs w:val="22"/>
+              </w:rPr>
+              <w:t xml:space="preserve"> </w:t>
+            </w:r>
+          </w:p>
+        </w:tc>
+      </w:tr>
+      <w:tr>
+        <w:trPr>
+          <w:trHeight w:val="585"/>
+        </w:trPr>
+        <w:tc>
+          <w:tcPr>
+            <w:tcW w:w="10007" w:type="dxa"/>
+            <w:gridSpan w:val="2"/>
+            <w:tcBorders>
+              <w:left w:val="single" w:sz="1" w:space="0" w:color="000000"/>
+              <w:bottom w:val="single" w:sz="1" w:space="0" w:color="000000"/>
+              <w:right w:val="single" w:sz="1" w:space="0" w:color="000000"/>
+            </w:tcBorders>
+          </w:tcPr>
+          <w:p>
+            <w:pPr>
+              <w:spacing w:after="0"/>
+              <w:rPr>
+                <w:rFonts w:asciiTheme="majorBidi" w:hAnsiTheme="majorBidi" w:cstheme="majorBidi"/>
+                <w:b/>
+                <w:bCs/>
+                <w:sz w:val="22"/>
+                <w:szCs w:val="22"/>
+              </w:rPr>
+            </w:pPr>
+            <w:r>
+              <w:rPr>
+                <w:rFonts w:asciiTheme="majorBidi" w:hAnsiTheme="majorBidi" w:cstheme="majorBidi"/>
+                <w:b/>
+                <w:bCs/>
+                <w:sz w:val="22"/>
+                <w:szCs w:val="22"/>
+              </w:rPr>
+              <w:t xml:space="preserve">Alternative flows: </w:t>
+            </w:r>
+          </w:p>
+        </w:tc>
+      </w:tr>
+    </w:tbl>
+    <w:p/>
+    <w:tbl>
+      <w:tblPr>
+        <w:tblW w:w="10007" w:type="dxa"/>
+        <w:tblInd w:w="55" w:type="dxa"/>
+        <w:tblLayout w:type="fixed"/>
+        <w:tblCellMar>
+          <w:top w:w="55" w:type="dxa"/>
+          <w:left w:w="55" w:type="dxa"/>
+          <w:bottom w:w="55" w:type="dxa"/>
+          <w:right w:w="55" w:type="dxa"/>
+        </w:tblCellMar>
+        <w:tblLook w:val="0000" w:firstRow="0" w:lastRow="0" w:firstColumn="0" w:lastColumn="0" w:noHBand="0" w:noVBand="0"/>
+      </w:tblPr>
+      <w:tblGrid>
+        <w:gridCol w:w="4684"/>
+        <w:gridCol w:w="5323"/>
+      </w:tblGrid>
+      <w:tr>
+        <w:trPr>
+          <w:trHeight w:val="291"/>
+        </w:trPr>
+        <w:tc>
+          <w:tcPr>
+            <w:tcW w:w="4684" w:type="dxa"/>
+            <w:tcBorders>
+              <w:top w:val="single" w:sz="1" w:space="0" w:color="000000"/>
+              <w:left w:val="single" w:sz="1" w:space="0" w:color="000000"/>
+              <w:bottom w:val="single" w:sz="1" w:space="0" w:color="000000"/>
+              <w:right w:val="single" w:sz="1" w:space="0" w:color="000000"/>
+            </w:tcBorders>
+          </w:tcPr>
+          <w:p>
+            <w:pPr>
+              <w:spacing w:after="0"/>
+              <w:rPr>
+                <w:rFonts w:asciiTheme="majorBidi" w:hAnsiTheme="majorBidi" w:cstheme="majorBidi"/>
+                <w:sz w:val="22"/>
+                <w:szCs w:val="22"/>
+              </w:rPr>
+            </w:pPr>
+            <w:r>
+              <w:rPr>
+                <w:rFonts w:asciiTheme="majorBidi" w:hAnsiTheme="majorBidi" w:cstheme="majorBidi"/>
+                <w:b/>
+                <w:bCs/>
+                <w:sz w:val="22"/>
+                <w:szCs w:val="22"/>
+              </w:rPr>
+              <w:t>Use case ID:</w:t>
+            </w:r>
+            <w:r>
+              <w:rPr>
+                <w:rFonts w:asciiTheme="majorBidi" w:hAnsiTheme="majorBidi" w:cstheme="majorBidi"/>
+                <w:sz w:val="22"/>
+                <w:szCs w:val="22"/>
+              </w:rPr>
+              <w:t xml:space="preserve"> </w:t>
+            </w:r>
+            <w:r>
+              <w:rPr>
+                <w:rFonts w:asciiTheme="majorBidi" w:hAnsiTheme="majorBidi" w:cstheme="majorBidi"/>
+                <w:sz w:val="22"/>
+                <w:szCs w:val="22"/>
+              </w:rPr>
+              <w:t>UC</w:t>
+            </w:r>
+            <w:r>
+              <w:rPr>
+                <w:rFonts w:asciiTheme="majorBidi" w:hAnsiTheme="majorBidi" w:cstheme="majorBidi"/>
+                <w:sz w:val="22"/>
+                <w:szCs w:val="22"/>
+              </w:rPr>
+              <w:t>14</w:t>
+            </w:r>
+          </w:p>
+        </w:tc>
+        <w:tc>
+          <w:tcPr>
+            <w:tcW w:w="5323" w:type="dxa"/>
+            <w:tcBorders>
+              <w:top w:val="single" w:sz="1" w:space="0" w:color="000000"/>
+              <w:left w:val="single" w:sz="1" w:space="0" w:color="000000"/>
+              <w:bottom w:val="single" w:sz="1" w:space="0" w:color="000000"/>
+              <w:right w:val="single" w:sz="1" w:space="0" w:color="000000"/>
+            </w:tcBorders>
+          </w:tcPr>
+          <w:p>
+            <w:pPr>
+              <w:spacing w:after="0"/>
+              <w:rPr>
+                <w:rFonts w:asciiTheme="majorBidi" w:hAnsiTheme="majorBidi" w:cstheme="majorBidi"/>
+                <w:sz w:val="22"/>
+                <w:szCs w:val="22"/>
+              </w:rPr>
+            </w:pPr>
+            <w:r>
+              <w:rPr>
+                <w:rFonts w:asciiTheme="majorBidi" w:hAnsiTheme="majorBidi" w:cstheme="majorBidi"/>
+                <w:b/>
+                <w:bCs/>
+                <w:sz w:val="22"/>
+                <w:szCs w:val="22"/>
+              </w:rPr>
+              <w:t>Use case:</w:t>
+            </w:r>
+            <w:r>
+              <w:rPr>
+                <w:rFonts w:asciiTheme="majorBidi" w:hAnsiTheme="majorBidi" w:cstheme="majorBidi"/>
+                <w:sz w:val="22"/>
+                <w:szCs w:val="22"/>
+              </w:rPr>
+              <w:t xml:space="preserve"> </w:t>
+            </w:r>
+            <w:proofErr w:type="spellStart"/>
+            <w:r>
+              <w:rPr>
+                <w:rFonts w:asciiTheme="majorBidi" w:hAnsiTheme="majorBidi" w:cstheme="majorBidi"/>
+                <w:sz w:val="22"/>
+                <w:szCs w:val="22"/>
+              </w:rPr>
+              <w:t>AddProductToBasket</w:t>
+            </w:r>
+            <w:proofErr w:type="spellEnd"/>
+          </w:p>
+        </w:tc>
+      </w:tr>
+      <w:tr>
+        <w:trPr>
+          <w:trHeight w:val="388"/>
+        </w:trPr>
+        <w:tc>
+          <w:tcPr>
+            <w:tcW w:w="10007" w:type="dxa"/>
+            <w:gridSpan w:val="2"/>
+            <w:tcBorders>
+              <w:left w:val="single" w:sz="1" w:space="0" w:color="000000"/>
+              <w:bottom w:val="single" w:sz="1" w:space="0" w:color="000000"/>
+              <w:right w:val="single" w:sz="1" w:space="0" w:color="000000"/>
+            </w:tcBorders>
+          </w:tcPr>
+          <w:p>
+            <w:pPr>
+              <w:spacing w:after="0"/>
+              <w:jc w:val="both"/>
+              <w:rPr>
+                <w:rFonts w:asciiTheme="majorBidi" w:hAnsiTheme="majorBidi" w:cstheme="majorBidi"/>
+                <w:sz w:val="22"/>
+                <w:szCs w:val="22"/>
+              </w:rPr>
+            </w:pPr>
+            <w:r>
+              <w:rPr>
+                <w:rFonts w:asciiTheme="majorBidi" w:hAnsiTheme="majorBidi" w:cstheme="majorBidi"/>
+                <w:b/>
+                <w:bCs/>
+                <w:sz w:val="22"/>
+                <w:szCs w:val="22"/>
+              </w:rPr>
+              <w:t>Brief Description:</w:t>
+            </w:r>
+            <w:r>
+              <w:rPr>
+                <w:rFonts w:asciiTheme="majorBidi" w:hAnsiTheme="majorBidi" w:cstheme="majorBidi"/>
+                <w:sz w:val="22"/>
+                <w:szCs w:val="22"/>
+              </w:rPr>
+              <w:t xml:space="preserve"> </w:t>
+            </w:r>
+          </w:p>
+        </w:tc>
+      </w:tr>
+      <w:tr>
+        <w:trPr>
+          <w:trHeight w:val="291"/>
+        </w:trPr>
+        <w:tc>
+          <w:tcPr>
+            <w:tcW w:w="10007" w:type="dxa"/>
+            <w:gridSpan w:val="2"/>
+            <w:tcBorders>
+              <w:left w:val="single" w:sz="1" w:space="0" w:color="000000"/>
+              <w:bottom w:val="single" w:sz="1" w:space="0" w:color="000000"/>
+              <w:right w:val="single" w:sz="1" w:space="0" w:color="000000"/>
+            </w:tcBorders>
+          </w:tcPr>
+          <w:p>
+            <w:pPr>
+              <w:spacing w:after="0"/>
+              <w:rPr>
+                <w:rFonts w:asciiTheme="majorBidi" w:hAnsiTheme="majorBidi" w:cstheme="majorBidi"/>
+                <w:b/>
+                <w:bCs/>
+                <w:sz w:val="22"/>
+                <w:szCs w:val="22"/>
+              </w:rPr>
+            </w:pPr>
+            <w:r>
+              <w:rPr>
+                <w:rFonts w:asciiTheme="majorBidi" w:hAnsiTheme="majorBidi" w:cstheme="majorBidi"/>
+                <w:b/>
+                <w:bCs/>
+                <w:sz w:val="22"/>
+                <w:szCs w:val="22"/>
+              </w:rPr>
+              <w:t>Primary actors:</w:t>
+            </w:r>
+            <w:r>
+              <w:rPr>
+                <w:rFonts w:asciiTheme="majorBidi" w:hAnsiTheme="majorBidi" w:cstheme="majorBidi"/>
+                <w:sz w:val="22"/>
+                <w:szCs w:val="22"/>
+              </w:rPr>
+              <w:t xml:space="preserve"> </w:t>
+            </w:r>
+          </w:p>
+        </w:tc>
+      </w:tr>
+      <w:tr>
+        <w:trPr>
+          <w:trHeight w:val="291"/>
+        </w:trPr>
+        <w:tc>
+          <w:tcPr>
+            <w:tcW w:w="10007" w:type="dxa"/>
+            <w:gridSpan w:val="2"/>
+            <w:tcBorders>
+              <w:left w:val="single" w:sz="1" w:space="0" w:color="000000"/>
+              <w:bottom w:val="single" w:sz="1" w:space="0" w:color="000000"/>
+              <w:right w:val="single" w:sz="1" w:space="0" w:color="000000"/>
+            </w:tcBorders>
+          </w:tcPr>
+          <w:p>
+            <w:pPr>
+              <w:spacing w:after="0"/>
+              <w:rPr>
+                <w:rFonts w:asciiTheme="majorBidi" w:hAnsiTheme="majorBidi" w:cstheme="majorBidi"/>
+                <w:sz w:val="22"/>
+                <w:szCs w:val="22"/>
+              </w:rPr>
+            </w:pPr>
+            <w:r>
+              <w:rPr>
+                <w:rFonts w:asciiTheme="majorBidi" w:hAnsiTheme="majorBidi" w:cstheme="majorBidi"/>
+                <w:b/>
+                <w:bCs/>
+                <w:sz w:val="22"/>
+                <w:szCs w:val="22"/>
+              </w:rPr>
+              <w:t>Secondary actors:</w:t>
+            </w:r>
+            <w:r>
+              <w:rPr>
+                <w:rFonts w:asciiTheme="majorBidi" w:hAnsiTheme="majorBidi" w:cstheme="majorBidi"/>
+                <w:sz w:val="22"/>
+                <w:szCs w:val="22"/>
+              </w:rPr>
+              <w:t xml:space="preserve"> </w:t>
+            </w:r>
+          </w:p>
+        </w:tc>
+      </w:tr>
+      <w:tr>
+        <w:trPr>
+          <w:trHeight w:val="830"/>
+        </w:trPr>
+        <w:tc>
+          <w:tcPr>
+            <w:tcW w:w="10007" w:type="dxa"/>
+            <w:gridSpan w:val="2"/>
+            <w:tcBorders>
+              <w:left w:val="single" w:sz="1" w:space="0" w:color="000000"/>
+              <w:bottom w:val="single" w:sz="1" w:space="0" w:color="000000"/>
+              <w:right w:val="single" w:sz="1" w:space="0" w:color="000000"/>
+            </w:tcBorders>
+          </w:tcPr>
+          <w:p>
+            <w:pPr>
+              <w:spacing w:after="0"/>
+              <w:rPr>
+                <w:rFonts w:asciiTheme="majorBidi" w:hAnsiTheme="majorBidi" w:cstheme="majorBidi"/>
+                <w:b/>
+                <w:bCs/>
+                <w:sz w:val="22"/>
+                <w:szCs w:val="22"/>
+              </w:rPr>
+            </w:pPr>
+            <w:r>
+              <w:rPr>
+                <w:rFonts w:asciiTheme="majorBidi" w:hAnsiTheme="majorBidi" w:cstheme="majorBidi"/>
+                <w:b/>
+                <w:bCs/>
+                <w:sz w:val="22"/>
+                <w:szCs w:val="22"/>
+              </w:rPr>
+              <w:t>Preconditions:</w:t>
+            </w:r>
+          </w:p>
+          <w:p>
+            <w:pPr>
+              <w:pStyle w:val="ListParagraph"/>
+              <w:numPr>
+                <w:ilvl w:val="0"/>
+                <w:numId w:val="26"/>
+              </w:numPr>
+              <w:spacing w:after="0"/>
+              <w:rPr>
+                <w:rFonts w:asciiTheme="majorBidi" w:hAnsiTheme="majorBidi" w:cstheme="majorBidi"/>
+                <w:sz w:val="22"/>
+                <w:szCs w:val="22"/>
+              </w:rPr>
+            </w:pPr>
+          </w:p>
+        </w:tc>
+      </w:tr>
+      <w:tr>
+        <w:trPr>
+          <w:trHeight w:val="383"/>
+        </w:trPr>
+        <w:tc>
+          <w:tcPr>
+            <w:tcW w:w="10007" w:type="dxa"/>
+            <w:gridSpan w:val="2"/>
+            <w:tcBorders>
+              <w:left w:val="single" w:sz="1" w:space="0" w:color="000000"/>
+              <w:bottom w:val="single" w:sz="1" w:space="0" w:color="000000"/>
+              <w:right w:val="single" w:sz="1" w:space="0" w:color="000000"/>
+            </w:tcBorders>
+          </w:tcPr>
+          <w:p>
+            <w:pPr>
+              <w:spacing w:after="0"/>
+              <w:rPr>
+                <w:rFonts w:asciiTheme="majorBidi" w:hAnsiTheme="majorBidi" w:cstheme="majorBidi"/>
+                <w:b/>
+                <w:bCs/>
+                <w:sz w:val="22"/>
+                <w:szCs w:val="22"/>
+              </w:rPr>
+            </w:pPr>
+            <w:r>
+              <w:rPr>
+                <w:rFonts w:asciiTheme="majorBidi" w:hAnsiTheme="majorBidi" w:cstheme="majorBidi"/>
+                <w:b/>
+                <w:bCs/>
+                <w:sz w:val="22"/>
+                <w:szCs w:val="22"/>
+              </w:rPr>
+              <w:t>Main flow: Not required</w:t>
+            </w:r>
+          </w:p>
+        </w:tc>
+      </w:tr>
+      <w:tr>
+        <w:trPr>
+          <w:trHeight w:val="286"/>
+        </w:trPr>
+        <w:tc>
+          <w:tcPr>
+            <w:tcW w:w="10007" w:type="dxa"/>
+            <w:gridSpan w:val="2"/>
+            <w:tcBorders>
+              <w:left w:val="single" w:sz="1" w:space="0" w:color="000000"/>
+              <w:bottom w:val="single" w:sz="1" w:space="0" w:color="000000"/>
+              <w:right w:val="single" w:sz="1" w:space="0" w:color="000000"/>
+            </w:tcBorders>
+          </w:tcPr>
+          <w:p>
+            <w:pPr>
+              <w:rPr>
+                <w:rFonts w:asciiTheme="majorBidi" w:hAnsiTheme="majorBidi" w:cstheme="majorBidi"/>
+                <w:sz w:val="22"/>
+                <w:szCs w:val="22"/>
+              </w:rPr>
+            </w:pPr>
+            <w:r>
+              <w:rPr>
+                <w:rFonts w:asciiTheme="majorBidi" w:hAnsiTheme="majorBidi" w:cstheme="majorBidi"/>
+                <w:b/>
+                <w:bCs/>
+                <w:i/>
+                <w:iCs/>
+                <w:sz w:val="22"/>
+                <w:szCs w:val="22"/>
+              </w:rPr>
+              <w:t>Extension use cases</w:t>
+            </w:r>
+            <w:r>
+              <w:rPr>
+                <w:rFonts w:asciiTheme="majorBidi" w:hAnsiTheme="majorBidi" w:cstheme="majorBidi"/>
+                <w:sz w:val="22"/>
+                <w:szCs w:val="22"/>
+              </w:rPr>
+              <w:t xml:space="preserve">: </w:t>
+            </w:r>
+          </w:p>
+        </w:tc>
+      </w:tr>
+      <w:tr>
+        <w:trPr>
+          <w:trHeight w:val="455"/>
+        </w:trPr>
+        <w:tc>
+          <w:tcPr>
+            <w:tcW w:w="10007" w:type="dxa"/>
+            <w:gridSpan w:val="2"/>
+            <w:tcBorders>
+              <w:left w:val="single" w:sz="1" w:space="0" w:color="000000"/>
+              <w:bottom w:val="single" w:sz="1" w:space="0" w:color="000000"/>
+              <w:right w:val="single" w:sz="1" w:space="0" w:color="000000"/>
+            </w:tcBorders>
+          </w:tcPr>
+          <w:p>
+            <w:pPr>
+              <w:rPr>
+                <w:rFonts w:asciiTheme="majorBidi" w:hAnsiTheme="majorBidi" w:cstheme="majorBidi"/>
+                <w:sz w:val="22"/>
+                <w:szCs w:val="22"/>
+              </w:rPr>
+            </w:pPr>
+            <w:r>
+              <w:rPr>
+                <w:rFonts w:asciiTheme="majorBidi" w:hAnsiTheme="majorBidi" w:cstheme="majorBidi"/>
+                <w:b/>
+                <w:bCs/>
+                <w:i/>
+                <w:iCs/>
+                <w:sz w:val="22"/>
+                <w:szCs w:val="22"/>
+              </w:rPr>
+              <w:t>Inclusion use cases:</w:t>
+            </w:r>
+            <w:r>
+              <w:rPr>
+                <w:rFonts w:asciiTheme="majorBidi" w:hAnsiTheme="majorBidi" w:cstheme="majorBidi"/>
+                <w:sz w:val="22"/>
+                <w:szCs w:val="22"/>
+              </w:rPr>
+              <w:t xml:space="preserve"> </w:t>
+            </w:r>
+          </w:p>
+        </w:tc>
+      </w:tr>
+      <w:tr>
+        <w:trPr>
+          <w:trHeight w:val="537"/>
+        </w:trPr>
+        <w:tc>
+          <w:tcPr>
+            <w:tcW w:w="10007" w:type="dxa"/>
+            <w:gridSpan w:val="2"/>
+            <w:tcBorders>
+              <w:left w:val="single" w:sz="1" w:space="0" w:color="000000"/>
+              <w:bottom w:val="single" w:sz="1" w:space="0" w:color="000000"/>
+              <w:right w:val="single" w:sz="1" w:space="0" w:color="000000"/>
+            </w:tcBorders>
+          </w:tcPr>
+          <w:p>
+            <w:pPr>
+              <w:spacing w:after="0"/>
+              <w:rPr>
+                <w:rFonts w:asciiTheme="majorBidi" w:hAnsiTheme="majorBidi" w:cstheme="majorBidi"/>
+                <w:b/>
+                <w:bCs/>
+                <w:sz w:val="22"/>
+                <w:szCs w:val="22"/>
+              </w:rPr>
+            </w:pPr>
+            <w:r>
+              <w:rPr>
+                <w:rFonts w:asciiTheme="majorBidi" w:hAnsiTheme="majorBidi" w:cstheme="majorBidi"/>
+                <w:b/>
+                <w:bCs/>
+                <w:sz w:val="22"/>
+                <w:szCs w:val="22"/>
+              </w:rPr>
+              <w:t>Postconditions:</w:t>
+            </w:r>
+            <w:r>
+              <w:rPr>
+                <w:rFonts w:asciiTheme="majorBidi" w:hAnsiTheme="majorBidi" w:cstheme="majorBidi"/>
+                <w:b/>
+                <w:bCs/>
+                <w:sz w:val="22"/>
+                <w:szCs w:val="22"/>
+              </w:rPr>
+              <w:t xml:space="preserve"> </w:t>
+            </w:r>
+          </w:p>
+        </w:tc>
+      </w:tr>
+      <w:tr>
+        <w:trPr>
+          <w:trHeight w:val="585"/>
+        </w:trPr>
+        <w:tc>
+          <w:tcPr>
+            <w:tcW w:w="10007" w:type="dxa"/>
+            <w:gridSpan w:val="2"/>
+            <w:tcBorders>
+              <w:left w:val="single" w:sz="1" w:space="0" w:color="000000"/>
+              <w:bottom w:val="single" w:sz="1" w:space="0" w:color="000000"/>
+              <w:right w:val="single" w:sz="1" w:space="0" w:color="000000"/>
+            </w:tcBorders>
+          </w:tcPr>
+          <w:p>
+            <w:pPr>
+              <w:spacing w:after="0"/>
+              <w:rPr>
+                <w:rFonts w:asciiTheme="majorBidi" w:hAnsiTheme="majorBidi" w:cstheme="majorBidi"/>
+                <w:b/>
+                <w:bCs/>
+                <w:sz w:val="22"/>
+                <w:szCs w:val="22"/>
+              </w:rPr>
+            </w:pPr>
+            <w:r>
+              <w:rPr>
+                <w:rFonts w:asciiTheme="majorBidi" w:hAnsiTheme="majorBidi" w:cstheme="majorBidi"/>
+                <w:b/>
+                <w:bCs/>
+                <w:sz w:val="22"/>
+                <w:szCs w:val="22"/>
+              </w:rPr>
+              <w:t xml:space="preserve">Alternative flows: </w:t>
+            </w:r>
+          </w:p>
+        </w:tc>
+      </w:tr>
+    </w:tbl>
+    <w:p/>
+    <w:tbl>
+      <w:tblPr>
+        <w:tblW w:w="10007" w:type="dxa"/>
+        <w:tblInd w:w="55" w:type="dxa"/>
+        <w:tblLayout w:type="fixed"/>
+        <w:tblCellMar>
+          <w:top w:w="55" w:type="dxa"/>
+          <w:left w:w="55" w:type="dxa"/>
+          <w:bottom w:w="55" w:type="dxa"/>
+          <w:right w:w="55" w:type="dxa"/>
+        </w:tblCellMar>
+        <w:tblLook w:val="0000" w:firstRow="0" w:lastRow="0" w:firstColumn="0" w:lastColumn="0" w:noHBand="0" w:noVBand="0"/>
+      </w:tblPr>
+      <w:tblGrid>
+        <w:gridCol w:w="4684"/>
+        <w:gridCol w:w="5323"/>
+      </w:tblGrid>
+      <w:tr>
+        <w:trPr>
+          <w:trHeight w:val="291"/>
+        </w:trPr>
+        <w:tc>
+          <w:tcPr>
+            <w:tcW w:w="4684" w:type="dxa"/>
+            <w:tcBorders>
+              <w:top w:val="single" w:sz="1" w:space="0" w:color="000000"/>
+              <w:left w:val="single" w:sz="1" w:space="0" w:color="000000"/>
+              <w:bottom w:val="single" w:sz="1" w:space="0" w:color="000000"/>
+              <w:right w:val="single" w:sz="1" w:space="0" w:color="000000"/>
+            </w:tcBorders>
+          </w:tcPr>
+          <w:p>
+            <w:pPr>
+              <w:spacing w:after="0"/>
+              <w:rPr>
+                <w:rFonts w:asciiTheme="majorBidi" w:hAnsiTheme="majorBidi" w:cstheme="majorBidi"/>
+                <w:sz w:val="22"/>
+                <w:szCs w:val="22"/>
+              </w:rPr>
+            </w:pPr>
+            <w:r>
+              <w:rPr>
+                <w:rFonts w:asciiTheme="majorBidi" w:hAnsiTheme="majorBidi" w:cstheme="majorBidi"/>
+                <w:b/>
+                <w:bCs/>
+                <w:sz w:val="22"/>
+                <w:szCs w:val="22"/>
+              </w:rPr>
+              <w:t>Use case ID:</w:t>
+            </w:r>
+            <w:r>
+              <w:rPr>
+                <w:rFonts w:asciiTheme="majorBidi" w:hAnsiTheme="majorBidi" w:cstheme="majorBidi"/>
+                <w:sz w:val="22"/>
+                <w:szCs w:val="22"/>
+              </w:rPr>
+              <w:t xml:space="preserve"> </w:t>
+            </w:r>
+            <w:r>
+              <w:rPr>
+                <w:rFonts w:asciiTheme="majorBidi" w:hAnsiTheme="majorBidi" w:cstheme="majorBidi"/>
+                <w:sz w:val="22"/>
+                <w:szCs w:val="22"/>
+              </w:rPr>
+              <w:t>UC</w:t>
+            </w:r>
+            <w:r>
+              <w:rPr>
+                <w:rFonts w:asciiTheme="majorBidi" w:hAnsiTheme="majorBidi" w:cstheme="majorBidi"/>
+                <w:sz w:val="22"/>
+                <w:szCs w:val="22"/>
+              </w:rPr>
+              <w:t>15</w:t>
+            </w:r>
+          </w:p>
+        </w:tc>
+        <w:tc>
+          <w:tcPr>
+            <w:tcW w:w="5323" w:type="dxa"/>
+            <w:tcBorders>
+              <w:top w:val="single" w:sz="1" w:space="0" w:color="000000"/>
+              <w:left w:val="single" w:sz="1" w:space="0" w:color="000000"/>
+              <w:bottom w:val="single" w:sz="1" w:space="0" w:color="000000"/>
+              <w:right w:val="single" w:sz="1" w:space="0" w:color="000000"/>
+            </w:tcBorders>
+          </w:tcPr>
+          <w:p>
+            <w:pPr>
+              <w:spacing w:after="0"/>
+              <w:rPr>
+                <w:rFonts w:asciiTheme="majorBidi" w:hAnsiTheme="majorBidi" w:cstheme="majorBidi"/>
+                <w:sz w:val="22"/>
+                <w:szCs w:val="22"/>
+              </w:rPr>
+            </w:pPr>
+            <w:r>
+              <w:rPr>
+                <w:rFonts w:asciiTheme="majorBidi" w:hAnsiTheme="majorBidi" w:cstheme="majorBidi"/>
+                <w:b/>
+                <w:bCs/>
+                <w:sz w:val="22"/>
+                <w:szCs w:val="22"/>
+              </w:rPr>
+              <w:t>Use case:</w:t>
+            </w:r>
+            <w:r>
+              <w:rPr>
+                <w:rFonts w:asciiTheme="majorBidi" w:hAnsiTheme="majorBidi" w:cstheme="majorBidi"/>
+                <w:sz w:val="22"/>
+                <w:szCs w:val="22"/>
+              </w:rPr>
+              <w:t xml:space="preserve"> </w:t>
+            </w:r>
+            <w:r>
+              <w:rPr>
+                <w:rFonts w:asciiTheme="majorBidi" w:hAnsiTheme="majorBidi" w:cstheme="majorBidi"/>
+                <w:sz w:val="22"/>
+                <w:szCs w:val="22"/>
+              </w:rPr>
+              <w:t>Checkout</w:t>
+            </w:r>
+          </w:p>
+        </w:tc>
+      </w:tr>
+      <w:tr>
+        <w:trPr>
+          <w:trHeight w:val="388"/>
+        </w:trPr>
+        <w:tc>
+          <w:tcPr>
+            <w:tcW w:w="10007" w:type="dxa"/>
+            <w:gridSpan w:val="2"/>
+            <w:tcBorders>
+              <w:left w:val="single" w:sz="1" w:space="0" w:color="000000"/>
+              <w:bottom w:val="single" w:sz="1" w:space="0" w:color="000000"/>
+              <w:right w:val="single" w:sz="1" w:space="0" w:color="000000"/>
+            </w:tcBorders>
+          </w:tcPr>
+          <w:p>
+            <w:pPr>
+              <w:spacing w:after="0"/>
+              <w:jc w:val="both"/>
+              <w:rPr>
+                <w:rFonts w:asciiTheme="majorBidi" w:hAnsiTheme="majorBidi" w:cstheme="majorBidi"/>
+                <w:sz w:val="22"/>
+                <w:szCs w:val="22"/>
+              </w:rPr>
+            </w:pPr>
+            <w:r>
+              <w:rPr>
+                <w:rFonts w:asciiTheme="majorBidi" w:hAnsiTheme="majorBidi" w:cstheme="majorBidi"/>
+                <w:b/>
+                <w:bCs/>
+                <w:sz w:val="22"/>
+                <w:szCs w:val="22"/>
+              </w:rPr>
+              <w:t>Brief Description:</w:t>
+            </w:r>
+            <w:r>
+              <w:rPr>
+                <w:rFonts w:asciiTheme="majorBidi" w:hAnsiTheme="majorBidi" w:cstheme="majorBidi"/>
+                <w:sz w:val="22"/>
+                <w:szCs w:val="22"/>
+              </w:rPr>
+              <w:t xml:space="preserve"> </w:t>
+            </w:r>
+          </w:p>
+        </w:tc>
+      </w:tr>
+      <w:tr>
+        <w:trPr>
+          <w:trHeight w:val="291"/>
+        </w:trPr>
+        <w:tc>
+          <w:tcPr>
+            <w:tcW w:w="10007" w:type="dxa"/>
+            <w:gridSpan w:val="2"/>
+            <w:tcBorders>
+              <w:left w:val="single" w:sz="1" w:space="0" w:color="000000"/>
+              <w:bottom w:val="single" w:sz="1" w:space="0" w:color="000000"/>
+              <w:right w:val="single" w:sz="1" w:space="0" w:color="000000"/>
+            </w:tcBorders>
+          </w:tcPr>
+          <w:p>
+            <w:pPr>
+              <w:spacing w:after="0"/>
+              <w:rPr>
+                <w:rFonts w:asciiTheme="majorBidi" w:hAnsiTheme="majorBidi" w:cstheme="majorBidi"/>
+                <w:b/>
+                <w:bCs/>
+                <w:sz w:val="22"/>
+                <w:szCs w:val="22"/>
+              </w:rPr>
+            </w:pPr>
+            <w:r>
+              <w:rPr>
+                <w:rFonts w:asciiTheme="majorBidi" w:hAnsiTheme="majorBidi" w:cstheme="majorBidi"/>
+                <w:b/>
+                <w:bCs/>
+                <w:sz w:val="22"/>
+                <w:szCs w:val="22"/>
+              </w:rPr>
+              <w:t>Primary actors:</w:t>
+            </w:r>
+            <w:r>
+              <w:rPr>
+                <w:rFonts w:asciiTheme="majorBidi" w:hAnsiTheme="majorBidi" w:cstheme="majorBidi"/>
+                <w:sz w:val="22"/>
+                <w:szCs w:val="22"/>
+              </w:rPr>
+              <w:t xml:space="preserve"> </w:t>
+            </w:r>
+          </w:p>
+        </w:tc>
+      </w:tr>
+      <w:tr>
+        <w:trPr>
+          <w:trHeight w:val="291"/>
+        </w:trPr>
+        <w:tc>
+          <w:tcPr>
+            <w:tcW w:w="10007" w:type="dxa"/>
+            <w:gridSpan w:val="2"/>
+            <w:tcBorders>
+              <w:left w:val="single" w:sz="1" w:space="0" w:color="000000"/>
+              <w:bottom w:val="single" w:sz="1" w:space="0" w:color="000000"/>
+              <w:right w:val="single" w:sz="1" w:space="0" w:color="000000"/>
+            </w:tcBorders>
+          </w:tcPr>
+          <w:p>
+            <w:pPr>
+              <w:spacing w:after="0"/>
+              <w:rPr>
+                <w:rFonts w:asciiTheme="majorBidi" w:hAnsiTheme="majorBidi" w:cstheme="majorBidi"/>
+                <w:sz w:val="22"/>
+                <w:szCs w:val="22"/>
+              </w:rPr>
+            </w:pPr>
+            <w:r>
+              <w:rPr>
+                <w:rFonts w:asciiTheme="majorBidi" w:hAnsiTheme="majorBidi" w:cstheme="majorBidi"/>
+                <w:b/>
+                <w:bCs/>
+                <w:sz w:val="22"/>
+                <w:szCs w:val="22"/>
+              </w:rPr>
+              <w:t>Secondary actors:</w:t>
+            </w:r>
+            <w:r>
+              <w:rPr>
+                <w:rFonts w:asciiTheme="majorBidi" w:hAnsiTheme="majorBidi" w:cstheme="majorBidi"/>
+                <w:sz w:val="22"/>
+                <w:szCs w:val="22"/>
+              </w:rPr>
+              <w:t xml:space="preserve"> </w:t>
+            </w:r>
+          </w:p>
+        </w:tc>
+      </w:tr>
+      <w:tr>
+        <w:trPr>
+          <w:trHeight w:val="830"/>
+        </w:trPr>
+        <w:tc>
+          <w:tcPr>
+            <w:tcW w:w="10007" w:type="dxa"/>
+            <w:gridSpan w:val="2"/>
+            <w:tcBorders>
+              <w:left w:val="single" w:sz="1" w:space="0" w:color="000000"/>
+              <w:bottom w:val="single" w:sz="1" w:space="0" w:color="000000"/>
+              <w:right w:val="single" w:sz="1" w:space="0" w:color="000000"/>
+            </w:tcBorders>
+          </w:tcPr>
+          <w:p>
+            <w:pPr>
+              <w:spacing w:after="0"/>
+              <w:rPr>
+                <w:rFonts w:asciiTheme="majorBidi" w:hAnsiTheme="majorBidi" w:cstheme="majorBidi"/>
+                <w:b/>
+                <w:bCs/>
+                <w:sz w:val="22"/>
+                <w:szCs w:val="22"/>
+              </w:rPr>
+            </w:pPr>
+            <w:r>
+              <w:rPr>
+                <w:rFonts w:asciiTheme="majorBidi" w:hAnsiTheme="majorBidi" w:cstheme="majorBidi"/>
+                <w:b/>
+                <w:bCs/>
+                <w:sz w:val="22"/>
+                <w:szCs w:val="22"/>
+              </w:rPr>
+              <w:t>Preconditions:</w:t>
+            </w:r>
+          </w:p>
+          <w:p>
+            <w:pPr>
+              <w:pStyle w:val="ListParagraph"/>
+              <w:numPr>
+                <w:ilvl w:val="0"/>
+                <w:numId w:val="27"/>
+              </w:numPr>
+              <w:spacing w:after="0"/>
+              <w:rPr>
+                <w:rFonts w:asciiTheme="majorBidi" w:hAnsiTheme="majorBidi" w:cstheme="majorBidi"/>
+                <w:sz w:val="22"/>
+                <w:szCs w:val="22"/>
+              </w:rPr>
+            </w:pPr>
+          </w:p>
+        </w:tc>
+      </w:tr>
+      <w:tr>
+        <w:trPr>
+          <w:trHeight w:val="383"/>
+        </w:trPr>
+        <w:tc>
+          <w:tcPr>
+            <w:tcW w:w="10007" w:type="dxa"/>
+            <w:gridSpan w:val="2"/>
+            <w:tcBorders>
+              <w:left w:val="single" w:sz="1" w:space="0" w:color="000000"/>
+              <w:bottom w:val="single" w:sz="1" w:space="0" w:color="000000"/>
+              <w:right w:val="single" w:sz="1" w:space="0" w:color="000000"/>
+            </w:tcBorders>
+          </w:tcPr>
+          <w:p>
+            <w:pPr>
+              <w:spacing w:after="0"/>
+              <w:rPr>
+                <w:rFonts w:asciiTheme="majorBidi" w:hAnsiTheme="majorBidi" w:cstheme="majorBidi"/>
+                <w:b/>
+                <w:bCs/>
+                <w:sz w:val="22"/>
+                <w:szCs w:val="22"/>
+              </w:rPr>
+            </w:pPr>
+            <w:r>
+              <w:rPr>
+                <w:rFonts w:asciiTheme="majorBidi" w:hAnsiTheme="majorBidi" w:cstheme="majorBidi"/>
+                <w:b/>
+                <w:bCs/>
+                <w:sz w:val="22"/>
+                <w:szCs w:val="22"/>
+              </w:rPr>
+              <w:t>Main flow: Not required</w:t>
+            </w:r>
+          </w:p>
+        </w:tc>
+      </w:tr>
+      <w:tr>
+        <w:trPr>
+          <w:trHeight w:val="286"/>
+        </w:trPr>
+        <w:tc>
+          <w:tcPr>
+            <w:tcW w:w="10007" w:type="dxa"/>
+            <w:gridSpan w:val="2"/>
+            <w:tcBorders>
+              <w:left w:val="single" w:sz="1" w:space="0" w:color="000000"/>
+              <w:bottom w:val="single" w:sz="1" w:space="0" w:color="000000"/>
+              <w:right w:val="single" w:sz="1" w:space="0" w:color="000000"/>
+            </w:tcBorders>
+          </w:tcPr>
+          <w:p>
+            <w:pPr>
+              <w:rPr>
+                <w:rFonts w:asciiTheme="majorBidi" w:hAnsiTheme="majorBidi" w:cstheme="majorBidi"/>
+                <w:sz w:val="22"/>
+                <w:szCs w:val="22"/>
+              </w:rPr>
+            </w:pPr>
+            <w:r>
+              <w:rPr>
+                <w:rFonts w:asciiTheme="majorBidi" w:hAnsiTheme="majorBidi" w:cstheme="majorBidi"/>
+                <w:b/>
+                <w:bCs/>
+                <w:i/>
+                <w:iCs/>
+                <w:sz w:val="22"/>
+                <w:szCs w:val="22"/>
+              </w:rPr>
+              <w:t>Extension use cases</w:t>
+            </w:r>
+            <w:r>
+              <w:rPr>
+                <w:rFonts w:asciiTheme="majorBidi" w:hAnsiTheme="majorBidi" w:cstheme="majorBidi"/>
+                <w:sz w:val="22"/>
+                <w:szCs w:val="22"/>
+              </w:rPr>
+              <w:t xml:space="preserve">: </w:t>
+            </w:r>
+          </w:p>
+        </w:tc>
+      </w:tr>
+      <w:tr>
+        <w:trPr>
+          <w:trHeight w:val="455"/>
+        </w:trPr>
+        <w:tc>
+          <w:tcPr>
+            <w:tcW w:w="10007" w:type="dxa"/>
+            <w:gridSpan w:val="2"/>
+            <w:tcBorders>
+              <w:left w:val="single" w:sz="1" w:space="0" w:color="000000"/>
+              <w:bottom w:val="single" w:sz="1" w:space="0" w:color="000000"/>
+              <w:right w:val="single" w:sz="1" w:space="0" w:color="000000"/>
+            </w:tcBorders>
+          </w:tcPr>
+          <w:p>
+            <w:pPr>
+              <w:rPr>
+                <w:rFonts w:asciiTheme="majorBidi" w:hAnsiTheme="majorBidi" w:cstheme="majorBidi"/>
+                <w:sz w:val="22"/>
+                <w:szCs w:val="22"/>
+              </w:rPr>
+            </w:pPr>
+            <w:r>
+              <w:rPr>
+                <w:rFonts w:asciiTheme="majorBidi" w:hAnsiTheme="majorBidi" w:cstheme="majorBidi"/>
+                <w:b/>
+                <w:bCs/>
+                <w:i/>
+                <w:iCs/>
+                <w:sz w:val="22"/>
+                <w:szCs w:val="22"/>
+              </w:rPr>
+              <w:t>Inclusion use cases:</w:t>
+            </w:r>
+            <w:r>
+              <w:rPr>
+                <w:rFonts w:asciiTheme="majorBidi" w:hAnsiTheme="majorBidi" w:cstheme="majorBidi"/>
+                <w:sz w:val="22"/>
+                <w:szCs w:val="22"/>
+              </w:rPr>
+              <w:t xml:space="preserve"> </w:t>
+            </w:r>
+          </w:p>
+        </w:tc>
+      </w:tr>
+      <w:tr>
+        <w:trPr>
+          <w:trHeight w:val="537"/>
+        </w:trPr>
+        <w:tc>
+          <w:tcPr>
+            <w:tcW w:w="10007" w:type="dxa"/>
+            <w:gridSpan w:val="2"/>
+            <w:tcBorders>
+              <w:left w:val="single" w:sz="1" w:space="0" w:color="000000"/>
+              <w:bottom w:val="single" w:sz="1" w:space="0" w:color="000000"/>
+              <w:right w:val="single" w:sz="1" w:space="0" w:color="000000"/>
+            </w:tcBorders>
+          </w:tcPr>
+          <w:p>
+            <w:pPr>
+              <w:spacing w:after="0"/>
+              <w:rPr>
+                <w:rFonts w:asciiTheme="majorBidi" w:hAnsiTheme="majorBidi" w:cstheme="majorBidi"/>
+                <w:b/>
+                <w:bCs/>
+                <w:sz w:val="22"/>
+                <w:szCs w:val="22"/>
+              </w:rPr>
+            </w:pPr>
+            <w:r>
+              <w:rPr>
+                <w:rFonts w:asciiTheme="majorBidi" w:hAnsiTheme="majorBidi" w:cstheme="majorBidi"/>
+                <w:b/>
+                <w:bCs/>
+                <w:sz w:val="22"/>
+                <w:szCs w:val="22"/>
+              </w:rPr>
+              <w:lastRenderedPageBreak/>
+              <w:t>Postconditions:</w:t>
+            </w:r>
+            <w:r>
+              <w:rPr>
+                <w:rFonts w:asciiTheme="majorBidi" w:hAnsiTheme="majorBidi" w:cstheme="majorBidi"/>
+                <w:b/>
+                <w:bCs/>
+                <w:sz w:val="22"/>
+                <w:szCs w:val="22"/>
+              </w:rPr>
+              <w:t xml:space="preserve"> </w:t>
+            </w:r>
+          </w:p>
+        </w:tc>
+      </w:tr>
+      <w:tr>
+        <w:trPr>
+          <w:trHeight w:val="585"/>
+        </w:trPr>
+        <w:tc>
+          <w:tcPr>
+            <w:tcW w:w="10007" w:type="dxa"/>
+            <w:gridSpan w:val="2"/>
+            <w:tcBorders>
+              <w:left w:val="single" w:sz="1" w:space="0" w:color="000000"/>
+              <w:bottom w:val="single" w:sz="1" w:space="0" w:color="000000"/>
+              <w:right w:val="single" w:sz="1" w:space="0" w:color="000000"/>
+            </w:tcBorders>
+          </w:tcPr>
+          <w:p>
+            <w:pPr>
+              <w:spacing w:after="0"/>
+              <w:rPr>
+                <w:rFonts w:asciiTheme="majorBidi" w:hAnsiTheme="majorBidi" w:cstheme="majorBidi"/>
+                <w:b/>
+                <w:bCs/>
+                <w:sz w:val="22"/>
+                <w:szCs w:val="22"/>
+              </w:rPr>
+            </w:pPr>
+            <w:r>
+              <w:rPr>
+                <w:rFonts w:asciiTheme="majorBidi" w:hAnsiTheme="majorBidi" w:cstheme="majorBidi"/>
+                <w:b/>
+                <w:bCs/>
+                <w:sz w:val="22"/>
+                <w:szCs w:val="22"/>
+              </w:rPr>
+              <w:t xml:space="preserve">Alternative flows: </w:t>
+            </w:r>
+          </w:p>
+        </w:tc>
+      </w:tr>
+    </w:tbl>
+    <w:p/>
+    <w:tbl>
+      <w:tblPr>
+        <w:tblW w:w="10007" w:type="dxa"/>
+        <w:tblInd w:w="55" w:type="dxa"/>
+        <w:tblLayout w:type="fixed"/>
+        <w:tblCellMar>
+          <w:top w:w="55" w:type="dxa"/>
+          <w:left w:w="55" w:type="dxa"/>
+          <w:bottom w:w="55" w:type="dxa"/>
+          <w:right w:w="55" w:type="dxa"/>
+        </w:tblCellMar>
+        <w:tblLook w:val="0000" w:firstRow="0" w:lastRow="0" w:firstColumn="0" w:lastColumn="0" w:noHBand="0" w:noVBand="0"/>
+      </w:tblPr>
+      <w:tblGrid>
+        <w:gridCol w:w="4684"/>
+        <w:gridCol w:w="5323"/>
+      </w:tblGrid>
+      <w:tr>
+        <w:trPr>
+          <w:trHeight w:val="291"/>
+        </w:trPr>
+        <w:tc>
+          <w:tcPr>
+            <w:tcW w:w="4684" w:type="dxa"/>
+            <w:tcBorders>
+              <w:top w:val="single" w:sz="1" w:space="0" w:color="000000"/>
+              <w:left w:val="single" w:sz="1" w:space="0" w:color="000000"/>
+              <w:bottom w:val="single" w:sz="1" w:space="0" w:color="000000"/>
+              <w:right w:val="single" w:sz="1" w:space="0" w:color="000000"/>
+            </w:tcBorders>
+          </w:tcPr>
+          <w:p>
+            <w:pPr>
+              <w:spacing w:after="0"/>
+              <w:rPr>
+                <w:rFonts w:asciiTheme="majorBidi" w:hAnsiTheme="majorBidi" w:cstheme="majorBidi"/>
+                <w:sz w:val="22"/>
+                <w:szCs w:val="22"/>
+              </w:rPr>
+            </w:pPr>
+            <w:r>
+              <w:rPr>
+                <w:rFonts w:asciiTheme="majorBidi" w:hAnsiTheme="majorBidi" w:cstheme="majorBidi"/>
+                <w:b/>
+                <w:bCs/>
+                <w:sz w:val="22"/>
+                <w:szCs w:val="22"/>
+              </w:rPr>
+              <w:t>Use case ID:</w:t>
+            </w:r>
+            <w:r>
+              <w:rPr>
+                <w:rFonts w:asciiTheme="majorBidi" w:hAnsiTheme="majorBidi" w:cstheme="majorBidi"/>
+                <w:sz w:val="22"/>
+                <w:szCs w:val="22"/>
+              </w:rPr>
+              <w:t xml:space="preserve"> </w:t>
+            </w:r>
+            <w:r>
+              <w:rPr>
+                <w:rFonts w:asciiTheme="majorBidi" w:hAnsiTheme="majorBidi" w:cstheme="majorBidi"/>
+                <w:sz w:val="22"/>
+                <w:szCs w:val="22"/>
+              </w:rPr>
+              <w:t>UC</w:t>
+            </w:r>
+            <w:r>
+              <w:rPr>
+                <w:rFonts w:asciiTheme="majorBidi" w:hAnsiTheme="majorBidi" w:cstheme="majorBidi"/>
+                <w:sz w:val="22"/>
+                <w:szCs w:val="22"/>
+              </w:rPr>
+              <w:t>16</w:t>
+            </w:r>
+          </w:p>
+        </w:tc>
+        <w:tc>
+          <w:tcPr>
+            <w:tcW w:w="5323" w:type="dxa"/>
+            <w:tcBorders>
+              <w:top w:val="single" w:sz="1" w:space="0" w:color="000000"/>
+              <w:left w:val="single" w:sz="1" w:space="0" w:color="000000"/>
+              <w:bottom w:val="single" w:sz="1" w:space="0" w:color="000000"/>
+              <w:right w:val="single" w:sz="1" w:space="0" w:color="000000"/>
+            </w:tcBorders>
+          </w:tcPr>
+          <w:p>
+            <w:pPr>
+              <w:spacing w:after="0"/>
+              <w:rPr>
+                <w:rFonts w:asciiTheme="majorBidi" w:hAnsiTheme="majorBidi" w:cstheme="majorBidi"/>
+                <w:sz w:val="22"/>
+                <w:szCs w:val="22"/>
+              </w:rPr>
+            </w:pPr>
+            <w:r>
+              <w:rPr>
+                <w:rFonts w:asciiTheme="majorBidi" w:hAnsiTheme="majorBidi" w:cstheme="majorBidi"/>
+                <w:b/>
+                <w:bCs/>
+                <w:sz w:val="22"/>
+                <w:szCs w:val="22"/>
+              </w:rPr>
+              <w:t>Use case:</w:t>
+            </w:r>
+            <w:r>
+              <w:rPr>
+                <w:rFonts w:asciiTheme="majorBidi" w:hAnsiTheme="majorBidi" w:cstheme="majorBidi"/>
+                <w:sz w:val="22"/>
+                <w:szCs w:val="22"/>
+              </w:rPr>
+              <w:t xml:space="preserve"> </w:t>
+            </w:r>
+            <w:proofErr w:type="spellStart"/>
+            <w:r>
+              <w:rPr>
+                <w:rFonts w:asciiTheme="majorBidi" w:hAnsiTheme="majorBidi" w:cstheme="majorBidi"/>
+                <w:sz w:val="22"/>
+                <w:szCs w:val="22"/>
+              </w:rPr>
+              <w:t>ConfirmOrder</w:t>
+            </w:r>
+            <w:proofErr w:type="spellEnd"/>
+          </w:p>
+        </w:tc>
+      </w:tr>
+      <w:tr>
+        <w:trPr>
+          <w:trHeight w:val="388"/>
+        </w:trPr>
+        <w:tc>
+          <w:tcPr>
+            <w:tcW w:w="10007" w:type="dxa"/>
+            <w:gridSpan w:val="2"/>
+            <w:tcBorders>
+              <w:left w:val="single" w:sz="1" w:space="0" w:color="000000"/>
+              <w:bottom w:val="single" w:sz="1" w:space="0" w:color="000000"/>
+              <w:right w:val="single" w:sz="1" w:space="0" w:color="000000"/>
+            </w:tcBorders>
+          </w:tcPr>
+          <w:p>
+            <w:pPr>
+              <w:spacing w:after="0"/>
+              <w:jc w:val="both"/>
+              <w:rPr>
+                <w:rFonts w:asciiTheme="majorBidi" w:hAnsiTheme="majorBidi" w:cstheme="majorBidi"/>
+                <w:sz w:val="22"/>
+                <w:szCs w:val="22"/>
+              </w:rPr>
+            </w:pPr>
+            <w:r>
+              <w:rPr>
+                <w:rFonts w:asciiTheme="majorBidi" w:hAnsiTheme="majorBidi" w:cstheme="majorBidi"/>
+                <w:b/>
+                <w:bCs/>
+                <w:sz w:val="22"/>
+                <w:szCs w:val="22"/>
+              </w:rPr>
+              <w:t>Brief Description:</w:t>
+            </w:r>
+            <w:r>
+              <w:rPr>
+                <w:rFonts w:asciiTheme="majorBidi" w:hAnsiTheme="majorBidi" w:cstheme="majorBidi"/>
+                <w:sz w:val="22"/>
+                <w:szCs w:val="22"/>
+              </w:rPr>
+              <w:t xml:space="preserve"> </w:t>
+            </w:r>
+          </w:p>
+        </w:tc>
+      </w:tr>
+      <w:tr>
+        <w:trPr>
+          <w:trHeight w:val="291"/>
+        </w:trPr>
+        <w:tc>
+          <w:tcPr>
+            <w:tcW w:w="10007" w:type="dxa"/>
+            <w:gridSpan w:val="2"/>
+            <w:tcBorders>
+              <w:left w:val="single" w:sz="1" w:space="0" w:color="000000"/>
+              <w:bottom w:val="single" w:sz="1" w:space="0" w:color="000000"/>
+              <w:right w:val="single" w:sz="1" w:space="0" w:color="000000"/>
+            </w:tcBorders>
+          </w:tcPr>
+          <w:p>
+            <w:pPr>
+              <w:spacing w:after="0"/>
+              <w:rPr>
+                <w:rFonts w:asciiTheme="majorBidi" w:hAnsiTheme="majorBidi" w:cstheme="majorBidi"/>
+                <w:b/>
+                <w:bCs/>
+                <w:sz w:val="22"/>
+                <w:szCs w:val="22"/>
+              </w:rPr>
+            </w:pPr>
+            <w:r>
+              <w:rPr>
+                <w:rFonts w:asciiTheme="majorBidi" w:hAnsiTheme="majorBidi" w:cstheme="majorBidi"/>
+                <w:b/>
+                <w:bCs/>
+                <w:sz w:val="22"/>
+                <w:szCs w:val="22"/>
+              </w:rPr>
+              <w:t>Primary actors:</w:t>
+            </w:r>
+            <w:r>
+              <w:rPr>
+                <w:rFonts w:asciiTheme="majorBidi" w:hAnsiTheme="majorBidi" w:cstheme="majorBidi"/>
+                <w:sz w:val="22"/>
+                <w:szCs w:val="22"/>
+              </w:rPr>
+              <w:t xml:space="preserve"> </w:t>
+            </w:r>
+          </w:p>
+        </w:tc>
+      </w:tr>
+      <w:tr>
+        <w:trPr>
+          <w:trHeight w:val="291"/>
+        </w:trPr>
+        <w:tc>
+          <w:tcPr>
+            <w:tcW w:w="10007" w:type="dxa"/>
+            <w:gridSpan w:val="2"/>
+            <w:tcBorders>
+              <w:left w:val="single" w:sz="1" w:space="0" w:color="000000"/>
+              <w:bottom w:val="single" w:sz="1" w:space="0" w:color="000000"/>
+              <w:right w:val="single" w:sz="1" w:space="0" w:color="000000"/>
+            </w:tcBorders>
+          </w:tcPr>
+          <w:p>
+            <w:pPr>
+              <w:spacing w:after="0"/>
+              <w:rPr>
+                <w:rFonts w:asciiTheme="majorBidi" w:hAnsiTheme="majorBidi" w:cstheme="majorBidi"/>
+                <w:sz w:val="22"/>
+                <w:szCs w:val="22"/>
+              </w:rPr>
+            </w:pPr>
+            <w:r>
+              <w:rPr>
+                <w:rFonts w:asciiTheme="majorBidi" w:hAnsiTheme="majorBidi" w:cstheme="majorBidi"/>
+                <w:b/>
+                <w:bCs/>
+                <w:sz w:val="22"/>
+                <w:szCs w:val="22"/>
+              </w:rPr>
+              <w:t>Secondary actors:</w:t>
+            </w:r>
+            <w:r>
+              <w:rPr>
+                <w:rFonts w:asciiTheme="majorBidi" w:hAnsiTheme="majorBidi" w:cstheme="majorBidi"/>
+                <w:sz w:val="22"/>
+                <w:szCs w:val="22"/>
+              </w:rPr>
+              <w:t xml:space="preserve"> </w:t>
+            </w:r>
+          </w:p>
+        </w:tc>
+      </w:tr>
+      <w:tr>
+        <w:trPr>
+          <w:trHeight w:val="830"/>
+        </w:trPr>
+        <w:tc>
+          <w:tcPr>
+            <w:tcW w:w="10007" w:type="dxa"/>
+            <w:gridSpan w:val="2"/>
+            <w:tcBorders>
+              <w:left w:val="single" w:sz="1" w:space="0" w:color="000000"/>
+              <w:bottom w:val="single" w:sz="1" w:space="0" w:color="000000"/>
+              <w:right w:val="single" w:sz="1" w:space="0" w:color="000000"/>
+            </w:tcBorders>
+          </w:tcPr>
+          <w:p>
+            <w:pPr>
+              <w:spacing w:after="0"/>
+              <w:rPr>
+                <w:rFonts w:asciiTheme="majorBidi" w:hAnsiTheme="majorBidi" w:cstheme="majorBidi"/>
+                <w:b/>
+                <w:bCs/>
+                <w:sz w:val="22"/>
+                <w:szCs w:val="22"/>
+              </w:rPr>
+            </w:pPr>
+            <w:r>
+              <w:rPr>
+                <w:rFonts w:asciiTheme="majorBidi" w:hAnsiTheme="majorBidi" w:cstheme="majorBidi"/>
+                <w:b/>
+                <w:bCs/>
+                <w:sz w:val="22"/>
+                <w:szCs w:val="22"/>
+              </w:rPr>
+              <w:t>Preconditions:</w:t>
+            </w:r>
+          </w:p>
+          <w:p>
+            <w:pPr>
+              <w:pStyle w:val="ListParagraph"/>
+              <w:numPr>
+                <w:ilvl w:val="0"/>
+                <w:numId w:val="28"/>
+              </w:numPr>
+              <w:spacing w:after="0"/>
+              <w:rPr>
+                <w:rFonts w:asciiTheme="majorBidi" w:hAnsiTheme="majorBidi" w:cstheme="majorBidi"/>
+                <w:sz w:val="22"/>
+                <w:szCs w:val="22"/>
+              </w:rPr>
+            </w:pPr>
+          </w:p>
+        </w:tc>
+      </w:tr>
+      <w:tr>
+        <w:trPr>
+          <w:trHeight w:val="383"/>
+        </w:trPr>
+        <w:tc>
+          <w:tcPr>
+            <w:tcW w:w="10007" w:type="dxa"/>
+            <w:gridSpan w:val="2"/>
+            <w:tcBorders>
+              <w:left w:val="single" w:sz="1" w:space="0" w:color="000000"/>
+              <w:bottom w:val="single" w:sz="1" w:space="0" w:color="000000"/>
+              <w:right w:val="single" w:sz="1" w:space="0" w:color="000000"/>
+            </w:tcBorders>
+          </w:tcPr>
+          <w:p>
+            <w:pPr>
+              <w:spacing w:after="0"/>
+              <w:rPr>
+                <w:rFonts w:asciiTheme="majorBidi" w:hAnsiTheme="majorBidi" w:cstheme="majorBidi"/>
+                <w:b/>
+                <w:bCs/>
+                <w:sz w:val="22"/>
+                <w:szCs w:val="22"/>
+              </w:rPr>
+            </w:pPr>
+            <w:r>
+              <w:rPr>
+                <w:rFonts w:asciiTheme="majorBidi" w:hAnsiTheme="majorBidi" w:cstheme="majorBidi"/>
+                <w:b/>
+                <w:bCs/>
+                <w:sz w:val="22"/>
+                <w:szCs w:val="22"/>
+              </w:rPr>
+              <w:t>Main flow: Not required</w:t>
+            </w:r>
+          </w:p>
+        </w:tc>
+      </w:tr>
+      <w:tr>
+        <w:trPr>
+          <w:trHeight w:val="286"/>
+        </w:trPr>
+        <w:tc>
+          <w:tcPr>
+            <w:tcW w:w="10007" w:type="dxa"/>
+            <w:gridSpan w:val="2"/>
+            <w:tcBorders>
+              <w:left w:val="single" w:sz="1" w:space="0" w:color="000000"/>
+              <w:bottom w:val="single" w:sz="1" w:space="0" w:color="000000"/>
+              <w:right w:val="single" w:sz="1" w:space="0" w:color="000000"/>
+            </w:tcBorders>
+          </w:tcPr>
+          <w:p>
+            <w:pPr>
+              <w:rPr>
+                <w:rFonts w:asciiTheme="majorBidi" w:hAnsiTheme="majorBidi" w:cstheme="majorBidi"/>
+                <w:sz w:val="22"/>
+                <w:szCs w:val="22"/>
+              </w:rPr>
+            </w:pPr>
+            <w:r>
+              <w:rPr>
+                <w:rFonts w:asciiTheme="majorBidi" w:hAnsiTheme="majorBidi" w:cstheme="majorBidi"/>
+                <w:b/>
+                <w:bCs/>
+                <w:i/>
+                <w:iCs/>
+                <w:sz w:val="22"/>
+                <w:szCs w:val="22"/>
+              </w:rPr>
+              <w:t>Extension use cases</w:t>
+            </w:r>
+            <w:r>
+              <w:rPr>
+                <w:rFonts w:asciiTheme="majorBidi" w:hAnsiTheme="majorBidi" w:cstheme="majorBidi"/>
+                <w:sz w:val="22"/>
+                <w:szCs w:val="22"/>
+              </w:rPr>
+              <w:t xml:space="preserve">: </w:t>
+            </w:r>
+          </w:p>
+        </w:tc>
+      </w:tr>
+      <w:tr>
+        <w:trPr>
+          <w:trHeight w:val="455"/>
+        </w:trPr>
+        <w:tc>
+          <w:tcPr>
+            <w:tcW w:w="10007" w:type="dxa"/>
+            <w:gridSpan w:val="2"/>
+            <w:tcBorders>
+              <w:left w:val="single" w:sz="1" w:space="0" w:color="000000"/>
+              <w:bottom w:val="single" w:sz="1" w:space="0" w:color="000000"/>
+              <w:right w:val="single" w:sz="1" w:space="0" w:color="000000"/>
+            </w:tcBorders>
+          </w:tcPr>
+          <w:p>
+            <w:pPr>
+              <w:rPr>
+                <w:rFonts w:asciiTheme="majorBidi" w:hAnsiTheme="majorBidi" w:cstheme="majorBidi"/>
+                <w:sz w:val="22"/>
+                <w:szCs w:val="22"/>
+              </w:rPr>
+            </w:pPr>
+            <w:r>
+              <w:rPr>
+                <w:rFonts w:asciiTheme="majorBidi" w:hAnsiTheme="majorBidi" w:cstheme="majorBidi"/>
+                <w:b/>
+                <w:bCs/>
+                <w:i/>
+                <w:iCs/>
+                <w:sz w:val="22"/>
+                <w:szCs w:val="22"/>
+              </w:rPr>
+              <w:t>Inclusion use cases:</w:t>
+            </w:r>
+            <w:r>
+              <w:rPr>
+                <w:rFonts w:asciiTheme="majorBidi" w:hAnsiTheme="majorBidi" w:cstheme="majorBidi"/>
+                <w:sz w:val="22"/>
+                <w:szCs w:val="22"/>
+              </w:rPr>
+              <w:t xml:space="preserve"> </w:t>
+            </w:r>
+          </w:p>
+        </w:tc>
+      </w:tr>
+      <w:tr>
+        <w:trPr>
+          <w:trHeight w:val="537"/>
+        </w:trPr>
+        <w:tc>
+          <w:tcPr>
+            <w:tcW w:w="10007" w:type="dxa"/>
+            <w:gridSpan w:val="2"/>
+            <w:tcBorders>
+              <w:left w:val="single" w:sz="1" w:space="0" w:color="000000"/>
+              <w:bottom w:val="single" w:sz="1" w:space="0" w:color="000000"/>
+              <w:right w:val="single" w:sz="1" w:space="0" w:color="000000"/>
+            </w:tcBorders>
+          </w:tcPr>
+          <w:p>
+            <w:pPr>
+              <w:spacing w:after="0"/>
+              <w:rPr>
+                <w:rFonts w:asciiTheme="majorBidi" w:hAnsiTheme="majorBidi" w:cstheme="majorBidi"/>
+                <w:b/>
+                <w:bCs/>
+                <w:sz w:val="22"/>
+                <w:szCs w:val="22"/>
+              </w:rPr>
+            </w:pPr>
+            <w:r>
+              <w:rPr>
+                <w:rFonts w:asciiTheme="majorBidi" w:hAnsiTheme="majorBidi" w:cstheme="majorBidi"/>
+                <w:b/>
+                <w:bCs/>
+                <w:sz w:val="22"/>
+                <w:szCs w:val="22"/>
+              </w:rPr>
+              <w:t>Postconditions:</w:t>
+            </w:r>
+            <w:r>
+              <w:rPr>
+                <w:rFonts w:asciiTheme="majorBidi" w:hAnsiTheme="majorBidi" w:cstheme="majorBidi"/>
+                <w:b/>
+                <w:bCs/>
+                <w:sz w:val="22"/>
+                <w:szCs w:val="22"/>
+              </w:rPr>
+              <w:t xml:space="preserve"> </w:t>
+            </w:r>
+          </w:p>
+        </w:tc>
+      </w:tr>
+      <w:tr>
+        <w:trPr>
+          <w:trHeight w:val="585"/>
+        </w:trPr>
+        <w:tc>
+          <w:tcPr>
+            <w:tcW w:w="10007" w:type="dxa"/>
+            <w:gridSpan w:val="2"/>
+            <w:tcBorders>
+              <w:left w:val="single" w:sz="1" w:space="0" w:color="000000"/>
+              <w:bottom w:val="single" w:sz="1" w:space="0" w:color="000000"/>
+              <w:right w:val="single" w:sz="1" w:space="0" w:color="000000"/>
+            </w:tcBorders>
+          </w:tcPr>
+          <w:p>
+            <w:pPr>
+              <w:spacing w:after="0"/>
+              <w:rPr>
+                <w:rFonts w:asciiTheme="majorBidi" w:hAnsiTheme="majorBidi" w:cstheme="majorBidi"/>
+                <w:b/>
+                <w:bCs/>
+                <w:sz w:val="22"/>
+                <w:szCs w:val="22"/>
+              </w:rPr>
+            </w:pPr>
+            <w:r>
+              <w:rPr>
+                <w:rFonts w:asciiTheme="majorBidi" w:hAnsiTheme="majorBidi" w:cstheme="majorBidi"/>
+                <w:b/>
+                <w:bCs/>
+                <w:sz w:val="22"/>
+                <w:szCs w:val="22"/>
+              </w:rPr>
+              <w:t xml:space="preserve">Alternative flows: </w:t>
+            </w:r>
+          </w:p>
+        </w:tc>
+      </w:tr>
+    </w:tbl>
+    <w:p/>
+    <w:tbl>
+      <w:tblPr>
+        <w:tblW w:w="10007" w:type="dxa"/>
+        <w:tblInd w:w="55" w:type="dxa"/>
+        <w:tblLayout w:type="fixed"/>
+        <w:tblCellMar>
+          <w:top w:w="55" w:type="dxa"/>
+          <w:left w:w="55" w:type="dxa"/>
+          <w:bottom w:w="55" w:type="dxa"/>
+          <w:right w:w="55" w:type="dxa"/>
+        </w:tblCellMar>
+        <w:tblLook w:val="0000" w:firstRow="0" w:lastRow="0" w:firstColumn="0" w:lastColumn="0" w:noHBand="0" w:noVBand="0"/>
+      </w:tblPr>
+      <w:tblGrid>
+        <w:gridCol w:w="4684"/>
+        <w:gridCol w:w="5323"/>
+      </w:tblGrid>
+      <w:tr>
+        <w:trPr>
+          <w:trHeight w:val="291"/>
+        </w:trPr>
+        <w:tc>
+          <w:tcPr>
+            <w:tcW w:w="4684" w:type="dxa"/>
+            <w:tcBorders>
+              <w:top w:val="single" w:sz="1" w:space="0" w:color="000000"/>
+              <w:left w:val="single" w:sz="1" w:space="0" w:color="000000"/>
+              <w:bottom w:val="single" w:sz="1" w:space="0" w:color="000000"/>
+              <w:right w:val="single" w:sz="1" w:space="0" w:color="000000"/>
+            </w:tcBorders>
+          </w:tcPr>
+          <w:p>
+            <w:pPr>
+              <w:spacing w:after="0"/>
+              <w:rPr>
+                <w:rFonts w:asciiTheme="majorBidi" w:hAnsiTheme="majorBidi" w:cstheme="majorBidi"/>
+                <w:sz w:val="22"/>
+                <w:szCs w:val="22"/>
+              </w:rPr>
+            </w:pPr>
+            <w:r>
+              <w:rPr>
+                <w:rFonts w:asciiTheme="majorBidi" w:hAnsiTheme="majorBidi" w:cstheme="majorBidi"/>
+                <w:b/>
+                <w:bCs/>
+                <w:sz w:val="22"/>
+                <w:szCs w:val="22"/>
+              </w:rPr>
+              <w:t>Use case ID:</w:t>
+            </w:r>
+            <w:r>
+              <w:rPr>
+                <w:rFonts w:asciiTheme="majorBidi" w:hAnsiTheme="majorBidi" w:cstheme="majorBidi"/>
+                <w:sz w:val="22"/>
+                <w:szCs w:val="22"/>
+              </w:rPr>
+              <w:t xml:space="preserve"> </w:t>
+            </w:r>
+            <w:r>
+              <w:rPr>
+                <w:rFonts w:asciiTheme="majorBidi" w:hAnsiTheme="majorBidi" w:cstheme="majorBidi"/>
+                <w:sz w:val="22"/>
+                <w:szCs w:val="22"/>
+              </w:rPr>
+              <w:t>UC</w:t>
+            </w:r>
+            <w:r>
+              <w:rPr>
+                <w:rFonts w:asciiTheme="majorBidi" w:hAnsiTheme="majorBidi" w:cstheme="majorBidi"/>
+                <w:sz w:val="22"/>
+                <w:szCs w:val="22"/>
+              </w:rPr>
+              <w:t>17</w:t>
+            </w:r>
+          </w:p>
+        </w:tc>
+        <w:tc>
+          <w:tcPr>
+            <w:tcW w:w="5323" w:type="dxa"/>
+            <w:tcBorders>
+              <w:top w:val="single" w:sz="1" w:space="0" w:color="000000"/>
+              <w:left w:val="single" w:sz="1" w:space="0" w:color="000000"/>
+              <w:bottom w:val="single" w:sz="1" w:space="0" w:color="000000"/>
+              <w:right w:val="single" w:sz="1" w:space="0" w:color="000000"/>
+            </w:tcBorders>
+          </w:tcPr>
+          <w:p>
+            <w:pPr>
+              <w:spacing w:after="0"/>
+              <w:rPr>
+                <w:rFonts w:asciiTheme="majorBidi" w:hAnsiTheme="majorBidi" w:cstheme="majorBidi"/>
+                <w:sz w:val="22"/>
+                <w:szCs w:val="22"/>
+              </w:rPr>
+            </w:pPr>
+            <w:r>
+              <w:rPr>
+                <w:rFonts w:asciiTheme="majorBidi" w:hAnsiTheme="majorBidi" w:cstheme="majorBidi"/>
+                <w:b/>
+                <w:bCs/>
+                <w:sz w:val="22"/>
+                <w:szCs w:val="22"/>
+              </w:rPr>
+              <w:t>Use case:</w:t>
+            </w:r>
+            <w:r>
+              <w:rPr>
+                <w:rFonts w:asciiTheme="majorBidi" w:hAnsiTheme="majorBidi" w:cstheme="majorBidi"/>
+                <w:sz w:val="22"/>
+                <w:szCs w:val="22"/>
+              </w:rPr>
+              <w:t xml:space="preserve"> </w:t>
+            </w:r>
+            <w:proofErr w:type="spellStart"/>
+            <w:r>
+              <w:rPr>
+                <w:rFonts w:asciiTheme="majorBidi" w:hAnsiTheme="majorBidi" w:cstheme="majorBidi"/>
+                <w:sz w:val="22"/>
+                <w:szCs w:val="22"/>
+              </w:rPr>
+              <w:t>ConfirmPayment</w:t>
+            </w:r>
+            <w:proofErr w:type="spellEnd"/>
+          </w:p>
+        </w:tc>
+      </w:tr>
+      <w:tr>
+        <w:trPr>
+          <w:trHeight w:val="388"/>
+        </w:trPr>
+        <w:tc>
+          <w:tcPr>
+            <w:tcW w:w="10007" w:type="dxa"/>
+            <w:gridSpan w:val="2"/>
+            <w:tcBorders>
+              <w:left w:val="single" w:sz="1" w:space="0" w:color="000000"/>
+              <w:bottom w:val="single" w:sz="1" w:space="0" w:color="000000"/>
+              <w:right w:val="single" w:sz="1" w:space="0" w:color="000000"/>
+            </w:tcBorders>
+          </w:tcPr>
+          <w:p>
+            <w:pPr>
+              <w:spacing w:after="0"/>
+              <w:jc w:val="both"/>
+              <w:rPr>
+                <w:rFonts w:asciiTheme="majorBidi" w:hAnsiTheme="majorBidi" w:cstheme="majorBidi"/>
+                <w:sz w:val="22"/>
+                <w:szCs w:val="22"/>
+              </w:rPr>
+            </w:pPr>
+            <w:r>
+              <w:rPr>
+                <w:rFonts w:asciiTheme="majorBidi" w:hAnsiTheme="majorBidi" w:cstheme="majorBidi"/>
+                <w:b/>
+                <w:bCs/>
+                <w:sz w:val="22"/>
+                <w:szCs w:val="22"/>
+              </w:rPr>
+              <w:t>Brief Description:</w:t>
+            </w:r>
+            <w:r>
+              <w:rPr>
+                <w:rFonts w:asciiTheme="majorBidi" w:hAnsiTheme="majorBidi" w:cstheme="majorBidi"/>
+                <w:sz w:val="22"/>
+                <w:szCs w:val="22"/>
+              </w:rPr>
+              <w:t xml:space="preserve"> </w:t>
+            </w:r>
+          </w:p>
+        </w:tc>
+      </w:tr>
+      <w:tr>
+        <w:trPr>
+          <w:trHeight w:val="291"/>
+        </w:trPr>
+        <w:tc>
+          <w:tcPr>
+            <w:tcW w:w="10007" w:type="dxa"/>
+            <w:gridSpan w:val="2"/>
+            <w:tcBorders>
+              <w:left w:val="single" w:sz="1" w:space="0" w:color="000000"/>
+              <w:bottom w:val="single" w:sz="1" w:space="0" w:color="000000"/>
+              <w:right w:val="single" w:sz="1" w:space="0" w:color="000000"/>
+            </w:tcBorders>
+          </w:tcPr>
+          <w:p>
+            <w:pPr>
+              <w:spacing w:after="0"/>
+              <w:rPr>
+                <w:rFonts w:asciiTheme="majorBidi" w:hAnsiTheme="majorBidi" w:cstheme="majorBidi"/>
+                <w:b/>
+                <w:bCs/>
+                <w:sz w:val="22"/>
+                <w:szCs w:val="22"/>
+              </w:rPr>
+            </w:pPr>
+            <w:r>
+              <w:rPr>
+                <w:rFonts w:asciiTheme="majorBidi" w:hAnsiTheme="majorBidi" w:cstheme="majorBidi"/>
+                <w:b/>
+                <w:bCs/>
+                <w:sz w:val="22"/>
+                <w:szCs w:val="22"/>
+              </w:rPr>
+              <w:t>Primary actors:</w:t>
+            </w:r>
+            <w:r>
+              <w:rPr>
+                <w:rFonts w:asciiTheme="majorBidi" w:hAnsiTheme="majorBidi" w:cstheme="majorBidi"/>
+                <w:sz w:val="22"/>
+                <w:szCs w:val="22"/>
+              </w:rPr>
+              <w:t xml:space="preserve"> </w:t>
+            </w:r>
+          </w:p>
+        </w:tc>
+      </w:tr>
+      <w:tr>
+        <w:trPr>
+          <w:trHeight w:val="291"/>
+        </w:trPr>
+        <w:tc>
+          <w:tcPr>
+            <w:tcW w:w="10007" w:type="dxa"/>
+            <w:gridSpan w:val="2"/>
+            <w:tcBorders>
+              <w:left w:val="single" w:sz="1" w:space="0" w:color="000000"/>
+              <w:bottom w:val="single" w:sz="1" w:space="0" w:color="000000"/>
+              <w:right w:val="single" w:sz="1" w:space="0" w:color="000000"/>
+            </w:tcBorders>
+          </w:tcPr>
+          <w:p>
+            <w:pPr>
+              <w:spacing w:after="0"/>
+              <w:rPr>
+                <w:rFonts w:asciiTheme="majorBidi" w:hAnsiTheme="majorBidi" w:cstheme="majorBidi"/>
+                <w:sz w:val="22"/>
+                <w:szCs w:val="22"/>
+              </w:rPr>
+            </w:pPr>
+            <w:r>
+              <w:rPr>
+                <w:rFonts w:asciiTheme="majorBidi" w:hAnsiTheme="majorBidi" w:cstheme="majorBidi"/>
+                <w:b/>
+                <w:bCs/>
+                <w:sz w:val="22"/>
+                <w:szCs w:val="22"/>
+              </w:rPr>
+              <w:t>Secondary actors:</w:t>
+            </w:r>
+            <w:r>
+              <w:rPr>
+                <w:rFonts w:asciiTheme="majorBidi" w:hAnsiTheme="majorBidi" w:cstheme="majorBidi"/>
+                <w:sz w:val="22"/>
+                <w:szCs w:val="22"/>
+              </w:rPr>
+              <w:t xml:space="preserve"> </w:t>
+            </w:r>
+          </w:p>
+        </w:tc>
+      </w:tr>
+      <w:tr>
+        <w:trPr>
+          <w:trHeight w:val="830"/>
+        </w:trPr>
+        <w:tc>
+          <w:tcPr>
+            <w:tcW w:w="10007" w:type="dxa"/>
+            <w:gridSpan w:val="2"/>
+            <w:tcBorders>
+              <w:left w:val="single" w:sz="1" w:space="0" w:color="000000"/>
+              <w:bottom w:val="single" w:sz="1" w:space="0" w:color="000000"/>
+              <w:right w:val="single" w:sz="1" w:space="0" w:color="000000"/>
+            </w:tcBorders>
+          </w:tcPr>
+          <w:p>
+            <w:pPr>
+              <w:spacing w:after="0"/>
+              <w:rPr>
+                <w:rFonts w:asciiTheme="majorBidi" w:hAnsiTheme="majorBidi" w:cstheme="majorBidi"/>
+                <w:b/>
+                <w:bCs/>
+                <w:sz w:val="22"/>
+                <w:szCs w:val="22"/>
+              </w:rPr>
+            </w:pPr>
+            <w:r>
+              <w:rPr>
+                <w:rFonts w:asciiTheme="majorBidi" w:hAnsiTheme="majorBidi" w:cstheme="majorBidi"/>
+                <w:b/>
+                <w:bCs/>
+                <w:sz w:val="22"/>
+                <w:szCs w:val="22"/>
+              </w:rPr>
+              <w:t>Preconditions:</w:t>
+            </w:r>
+          </w:p>
+          <w:p>
+            <w:pPr>
+              <w:pStyle w:val="ListParagraph"/>
+              <w:numPr>
+                <w:ilvl w:val="0"/>
+                <w:numId w:val="29"/>
+              </w:numPr>
+              <w:spacing w:after="0"/>
+              <w:rPr>
+                <w:rFonts w:asciiTheme="majorBidi" w:hAnsiTheme="majorBidi" w:cstheme="majorBidi"/>
+                <w:sz w:val="22"/>
+                <w:szCs w:val="22"/>
+              </w:rPr>
+            </w:pPr>
+          </w:p>
+        </w:tc>
+      </w:tr>
+      <w:tr>
+        <w:trPr>
+          <w:trHeight w:val="383"/>
+        </w:trPr>
+        <w:tc>
+          <w:tcPr>
+            <w:tcW w:w="10007" w:type="dxa"/>
+            <w:gridSpan w:val="2"/>
+            <w:tcBorders>
+              <w:left w:val="single" w:sz="1" w:space="0" w:color="000000"/>
+              <w:bottom w:val="single" w:sz="1" w:space="0" w:color="000000"/>
+              <w:right w:val="single" w:sz="1" w:space="0" w:color="000000"/>
+            </w:tcBorders>
+          </w:tcPr>
+          <w:p>
+            <w:pPr>
+              <w:spacing w:after="0"/>
+              <w:rPr>
+                <w:rFonts w:asciiTheme="majorBidi" w:hAnsiTheme="majorBidi" w:cstheme="majorBidi"/>
+                <w:b/>
+                <w:bCs/>
+                <w:sz w:val="22"/>
+                <w:szCs w:val="22"/>
+              </w:rPr>
+            </w:pPr>
+            <w:r>
+              <w:rPr>
+                <w:rFonts w:asciiTheme="majorBidi" w:hAnsiTheme="majorBidi" w:cstheme="majorBidi"/>
+                <w:b/>
+                <w:bCs/>
+                <w:sz w:val="22"/>
+                <w:szCs w:val="22"/>
+              </w:rPr>
+              <w:t>Main flow: Not required</w:t>
+            </w:r>
+          </w:p>
+        </w:tc>
+      </w:tr>
+      <w:tr>
+        <w:trPr>
+          <w:trHeight w:val="286"/>
+        </w:trPr>
+        <w:tc>
+          <w:tcPr>
+            <w:tcW w:w="10007" w:type="dxa"/>
+            <w:gridSpan w:val="2"/>
+            <w:tcBorders>
+              <w:left w:val="single" w:sz="1" w:space="0" w:color="000000"/>
+              <w:bottom w:val="single" w:sz="1" w:space="0" w:color="000000"/>
+              <w:right w:val="single" w:sz="1" w:space="0" w:color="000000"/>
+            </w:tcBorders>
+          </w:tcPr>
+          <w:p>
+            <w:pPr>
+              <w:rPr>
+                <w:rFonts w:asciiTheme="majorBidi" w:hAnsiTheme="majorBidi" w:cstheme="majorBidi"/>
+                <w:sz w:val="22"/>
+                <w:szCs w:val="22"/>
+              </w:rPr>
+            </w:pPr>
+            <w:r>
+              <w:rPr>
+                <w:rFonts w:asciiTheme="majorBidi" w:hAnsiTheme="majorBidi" w:cstheme="majorBidi"/>
+                <w:b/>
+                <w:bCs/>
+                <w:i/>
+                <w:iCs/>
+                <w:sz w:val="22"/>
+                <w:szCs w:val="22"/>
+              </w:rPr>
+              <w:t>Extension use cases</w:t>
+            </w:r>
+            <w:r>
+              <w:rPr>
+                <w:rFonts w:asciiTheme="majorBidi" w:hAnsiTheme="majorBidi" w:cstheme="majorBidi"/>
+                <w:sz w:val="22"/>
+                <w:szCs w:val="22"/>
+              </w:rPr>
+              <w:t xml:space="preserve">: </w:t>
+            </w:r>
+          </w:p>
+        </w:tc>
+      </w:tr>
+      <w:tr>
+        <w:trPr>
+          <w:trHeight w:val="455"/>
+        </w:trPr>
+        <w:tc>
+          <w:tcPr>
+            <w:tcW w:w="10007" w:type="dxa"/>
+            <w:gridSpan w:val="2"/>
+            <w:tcBorders>
+              <w:left w:val="single" w:sz="1" w:space="0" w:color="000000"/>
+              <w:bottom w:val="single" w:sz="1" w:space="0" w:color="000000"/>
+              <w:right w:val="single" w:sz="1" w:space="0" w:color="000000"/>
+            </w:tcBorders>
+          </w:tcPr>
+          <w:p>
+            <w:pPr>
+              <w:rPr>
+                <w:rFonts w:asciiTheme="majorBidi" w:hAnsiTheme="majorBidi" w:cstheme="majorBidi"/>
+                <w:sz w:val="22"/>
+                <w:szCs w:val="22"/>
+              </w:rPr>
+            </w:pPr>
+            <w:r>
+              <w:rPr>
+                <w:rFonts w:asciiTheme="majorBidi" w:hAnsiTheme="majorBidi" w:cstheme="majorBidi"/>
+                <w:b/>
+                <w:bCs/>
+                <w:i/>
+                <w:iCs/>
+                <w:sz w:val="22"/>
+                <w:szCs w:val="22"/>
+              </w:rPr>
+              <w:t>Inclusion use cases:</w:t>
+            </w:r>
+            <w:r>
+              <w:rPr>
+                <w:rFonts w:asciiTheme="majorBidi" w:hAnsiTheme="majorBidi" w:cstheme="majorBidi"/>
+                <w:sz w:val="22"/>
+                <w:szCs w:val="22"/>
+              </w:rPr>
+              <w:t xml:space="preserve"> </w:t>
+            </w:r>
+          </w:p>
+        </w:tc>
+      </w:tr>
+      <w:tr>
+        <w:trPr>
+          <w:trHeight w:val="537"/>
+        </w:trPr>
+        <w:tc>
+          <w:tcPr>
+            <w:tcW w:w="10007" w:type="dxa"/>
+            <w:gridSpan w:val="2"/>
+            <w:tcBorders>
+              <w:left w:val="single" w:sz="1" w:space="0" w:color="000000"/>
+              <w:bottom w:val="single" w:sz="1" w:space="0" w:color="000000"/>
+              <w:right w:val="single" w:sz="1" w:space="0" w:color="000000"/>
+            </w:tcBorders>
+          </w:tcPr>
+          <w:p>
+            <w:pPr>
+              <w:spacing w:after="0"/>
+              <w:rPr>
+                <w:rFonts w:asciiTheme="majorBidi" w:hAnsiTheme="majorBidi" w:cstheme="majorBidi"/>
+                <w:b/>
+                <w:bCs/>
+                <w:sz w:val="22"/>
+                <w:szCs w:val="22"/>
+              </w:rPr>
+            </w:pPr>
+            <w:r>
+              <w:rPr>
+                <w:rFonts w:asciiTheme="majorBidi" w:hAnsiTheme="majorBidi" w:cstheme="majorBidi"/>
+                <w:b/>
+                <w:bCs/>
+                <w:sz w:val="22"/>
+                <w:szCs w:val="22"/>
+              </w:rPr>
+              <w:t>Postconditions:</w:t>
+            </w:r>
+            <w:r>
+              <w:rPr>
+                <w:rFonts w:asciiTheme="majorBidi" w:hAnsiTheme="majorBidi" w:cstheme="majorBidi"/>
+                <w:b/>
+                <w:bCs/>
+                <w:sz w:val="22"/>
+                <w:szCs w:val="22"/>
+              </w:rPr>
+              <w:t xml:space="preserve"> </w:t>
+            </w:r>
+          </w:p>
+        </w:tc>
+      </w:tr>
+      <w:tr>
+        <w:trPr>
+          <w:trHeight w:val="585"/>
+        </w:trPr>
+        <w:tc>
+          <w:tcPr>
+            <w:tcW w:w="10007" w:type="dxa"/>
+            <w:gridSpan w:val="2"/>
+            <w:tcBorders>
+              <w:left w:val="single" w:sz="1" w:space="0" w:color="000000"/>
+              <w:bottom w:val="single" w:sz="1" w:space="0" w:color="000000"/>
+              <w:right w:val="single" w:sz="1" w:space="0" w:color="000000"/>
+            </w:tcBorders>
+          </w:tcPr>
+          <w:p>
+            <w:pPr>
+              <w:spacing w:after="0"/>
+              <w:rPr>
+                <w:rFonts w:asciiTheme="majorBidi" w:hAnsiTheme="majorBidi" w:cstheme="majorBidi"/>
+                <w:b/>
+                <w:bCs/>
+                <w:sz w:val="22"/>
+                <w:szCs w:val="22"/>
+              </w:rPr>
+            </w:pPr>
+            <w:r>
+              <w:rPr>
+                <w:rFonts w:asciiTheme="majorBidi" w:hAnsiTheme="majorBidi" w:cstheme="majorBidi"/>
+                <w:b/>
+                <w:bCs/>
+                <w:sz w:val="22"/>
+                <w:szCs w:val="22"/>
+              </w:rPr>
+              <w:t xml:space="preserve">Alternative flows: </w:t>
+            </w:r>
+          </w:p>
+        </w:tc>
+      </w:tr>
+    </w:tbl>
+    <w:p/>
+    <w:tbl>
+      <w:tblPr>
+        <w:tblW w:w="10007" w:type="dxa"/>
+        <w:tblInd w:w="55" w:type="dxa"/>
+        <w:tblLayout w:type="fixed"/>
+        <w:tblCellMar>
+          <w:top w:w="55" w:type="dxa"/>
+          <w:left w:w="55" w:type="dxa"/>
+          <w:bottom w:w="55" w:type="dxa"/>
+          <w:right w:w="55" w:type="dxa"/>
+        </w:tblCellMar>
+        <w:tblLook w:val="0000" w:firstRow="0" w:lastRow="0" w:firstColumn="0" w:lastColumn="0" w:noHBand="0" w:noVBand="0"/>
+      </w:tblPr>
+      <w:tblGrid>
+        <w:gridCol w:w="4684"/>
+        <w:gridCol w:w="5323"/>
+      </w:tblGrid>
+      <w:tr>
+        <w:trPr>
+          <w:trHeight w:val="291"/>
+        </w:trPr>
+        <w:tc>
+          <w:tcPr>
+            <w:tcW w:w="4684" w:type="dxa"/>
+            <w:tcBorders>
+              <w:top w:val="single" w:sz="1" w:space="0" w:color="000000"/>
+              <w:left w:val="single" w:sz="1" w:space="0" w:color="000000"/>
+              <w:bottom w:val="single" w:sz="1" w:space="0" w:color="000000"/>
+              <w:right w:val="single" w:sz="1" w:space="0" w:color="000000"/>
+            </w:tcBorders>
+          </w:tcPr>
+          <w:p>
+            <w:pPr>
+              <w:spacing w:after="0"/>
+              <w:rPr>
+                <w:rFonts w:asciiTheme="majorBidi" w:hAnsiTheme="majorBidi" w:cstheme="majorBidi"/>
+                <w:sz w:val="22"/>
+                <w:szCs w:val="22"/>
+              </w:rPr>
+            </w:pPr>
+            <w:r>
+              <w:rPr>
+                <w:rFonts w:asciiTheme="majorBidi" w:hAnsiTheme="majorBidi" w:cstheme="majorBidi"/>
+                <w:b/>
+                <w:bCs/>
+                <w:sz w:val="22"/>
+                <w:szCs w:val="22"/>
+              </w:rPr>
+              <w:lastRenderedPageBreak/>
+              <w:t>Use case ID:</w:t>
+            </w:r>
+            <w:r>
+              <w:rPr>
+                <w:rFonts w:asciiTheme="majorBidi" w:hAnsiTheme="majorBidi" w:cstheme="majorBidi"/>
+                <w:sz w:val="22"/>
+                <w:szCs w:val="22"/>
+              </w:rPr>
+              <w:t xml:space="preserve"> </w:t>
+            </w:r>
+            <w:r>
+              <w:rPr>
+                <w:rFonts w:asciiTheme="majorBidi" w:hAnsiTheme="majorBidi" w:cstheme="majorBidi"/>
+                <w:sz w:val="22"/>
+                <w:szCs w:val="22"/>
+              </w:rPr>
+              <w:t>UC</w:t>
+            </w:r>
+            <w:r>
+              <w:rPr>
+                <w:rFonts w:asciiTheme="majorBidi" w:hAnsiTheme="majorBidi" w:cstheme="majorBidi"/>
+                <w:sz w:val="22"/>
+                <w:szCs w:val="22"/>
+              </w:rPr>
+              <w:t>18</w:t>
+            </w:r>
+          </w:p>
+        </w:tc>
+        <w:tc>
+          <w:tcPr>
+            <w:tcW w:w="5323" w:type="dxa"/>
+            <w:tcBorders>
+              <w:top w:val="single" w:sz="1" w:space="0" w:color="000000"/>
+              <w:left w:val="single" w:sz="1" w:space="0" w:color="000000"/>
+              <w:bottom w:val="single" w:sz="1" w:space="0" w:color="000000"/>
+              <w:right w:val="single" w:sz="1" w:space="0" w:color="000000"/>
+            </w:tcBorders>
+          </w:tcPr>
+          <w:p>
+            <w:pPr>
+              <w:spacing w:after="0"/>
+              <w:rPr>
+                <w:rFonts w:asciiTheme="majorBidi" w:hAnsiTheme="majorBidi" w:cstheme="majorBidi"/>
+                <w:sz w:val="22"/>
+                <w:szCs w:val="22"/>
+              </w:rPr>
+            </w:pPr>
+            <w:r>
+              <w:rPr>
+                <w:rFonts w:asciiTheme="majorBidi" w:hAnsiTheme="majorBidi" w:cstheme="majorBidi"/>
+                <w:b/>
+                <w:bCs/>
+                <w:sz w:val="22"/>
+                <w:szCs w:val="22"/>
+              </w:rPr>
+              <w:t>Use case:</w:t>
+            </w:r>
+            <w:r>
+              <w:rPr>
+                <w:rFonts w:asciiTheme="majorBidi" w:hAnsiTheme="majorBidi" w:cstheme="majorBidi"/>
+                <w:sz w:val="22"/>
+                <w:szCs w:val="22"/>
+              </w:rPr>
+              <w:t xml:space="preserve"> </w:t>
+            </w:r>
+            <w:proofErr w:type="spellStart"/>
+            <w:r>
+              <w:rPr>
+                <w:rFonts w:asciiTheme="majorBidi" w:hAnsiTheme="majorBidi" w:cstheme="majorBidi"/>
+                <w:sz w:val="22"/>
+                <w:szCs w:val="22"/>
+              </w:rPr>
+              <w:t>MakeNotificationRequest</w:t>
+            </w:r>
+            <w:proofErr w:type="spellEnd"/>
+          </w:p>
+        </w:tc>
+      </w:tr>
+      <w:tr>
+        <w:trPr>
+          <w:trHeight w:val="388"/>
+        </w:trPr>
+        <w:tc>
+          <w:tcPr>
+            <w:tcW w:w="10007" w:type="dxa"/>
+            <w:gridSpan w:val="2"/>
+            <w:tcBorders>
+              <w:left w:val="single" w:sz="1" w:space="0" w:color="000000"/>
+              <w:bottom w:val="single" w:sz="1" w:space="0" w:color="000000"/>
+              <w:right w:val="single" w:sz="1" w:space="0" w:color="000000"/>
+            </w:tcBorders>
+          </w:tcPr>
+          <w:p>
+            <w:pPr>
+              <w:spacing w:after="0"/>
+              <w:jc w:val="both"/>
+              <w:rPr>
+                <w:rFonts w:asciiTheme="majorBidi" w:hAnsiTheme="majorBidi" w:cstheme="majorBidi"/>
+                <w:sz w:val="22"/>
+                <w:szCs w:val="22"/>
+              </w:rPr>
+            </w:pPr>
+            <w:r>
+              <w:rPr>
+                <w:rFonts w:asciiTheme="majorBidi" w:hAnsiTheme="majorBidi" w:cstheme="majorBidi"/>
+                <w:b/>
+                <w:bCs/>
+                <w:sz w:val="22"/>
+                <w:szCs w:val="22"/>
+              </w:rPr>
+              <w:t>Brief Description:</w:t>
+            </w:r>
+            <w:r>
+              <w:rPr>
+                <w:rFonts w:asciiTheme="majorBidi" w:hAnsiTheme="majorBidi" w:cstheme="majorBidi"/>
+                <w:sz w:val="22"/>
+                <w:szCs w:val="22"/>
+              </w:rPr>
+              <w:t xml:space="preserve"> </w:t>
+            </w:r>
+          </w:p>
+        </w:tc>
+      </w:tr>
+      <w:tr>
+        <w:trPr>
+          <w:trHeight w:val="291"/>
+        </w:trPr>
+        <w:tc>
+          <w:tcPr>
+            <w:tcW w:w="10007" w:type="dxa"/>
+            <w:gridSpan w:val="2"/>
+            <w:tcBorders>
+              <w:left w:val="single" w:sz="1" w:space="0" w:color="000000"/>
+              <w:bottom w:val="single" w:sz="1" w:space="0" w:color="000000"/>
+              <w:right w:val="single" w:sz="1" w:space="0" w:color="000000"/>
+            </w:tcBorders>
+          </w:tcPr>
+          <w:p>
+            <w:pPr>
+              <w:spacing w:after="0"/>
+              <w:rPr>
+                <w:rFonts w:asciiTheme="majorBidi" w:hAnsiTheme="majorBidi" w:cstheme="majorBidi"/>
+                <w:b/>
+                <w:bCs/>
+                <w:sz w:val="22"/>
+                <w:szCs w:val="22"/>
+              </w:rPr>
+            </w:pPr>
+            <w:r>
+              <w:rPr>
+                <w:rFonts w:asciiTheme="majorBidi" w:hAnsiTheme="majorBidi" w:cstheme="majorBidi"/>
+                <w:b/>
+                <w:bCs/>
+                <w:sz w:val="22"/>
+                <w:szCs w:val="22"/>
+              </w:rPr>
+              <w:t>Primary actors:</w:t>
+            </w:r>
+            <w:r>
+              <w:rPr>
+                <w:rFonts w:asciiTheme="majorBidi" w:hAnsiTheme="majorBidi" w:cstheme="majorBidi"/>
+                <w:sz w:val="22"/>
+                <w:szCs w:val="22"/>
+              </w:rPr>
+              <w:t xml:space="preserve"> </w:t>
+            </w:r>
+          </w:p>
+        </w:tc>
+      </w:tr>
+      <w:tr>
+        <w:trPr>
+          <w:trHeight w:val="291"/>
+        </w:trPr>
+        <w:tc>
+          <w:tcPr>
+            <w:tcW w:w="10007" w:type="dxa"/>
+            <w:gridSpan w:val="2"/>
+            <w:tcBorders>
+              <w:left w:val="single" w:sz="1" w:space="0" w:color="000000"/>
+              <w:bottom w:val="single" w:sz="1" w:space="0" w:color="000000"/>
+              <w:right w:val="single" w:sz="1" w:space="0" w:color="000000"/>
+            </w:tcBorders>
+          </w:tcPr>
+          <w:p>
+            <w:pPr>
+              <w:spacing w:after="0"/>
+              <w:rPr>
+                <w:rFonts w:asciiTheme="majorBidi" w:hAnsiTheme="majorBidi" w:cstheme="majorBidi"/>
+                <w:sz w:val="22"/>
+                <w:szCs w:val="22"/>
+              </w:rPr>
+            </w:pPr>
+            <w:r>
+              <w:rPr>
+                <w:rFonts w:asciiTheme="majorBidi" w:hAnsiTheme="majorBidi" w:cstheme="majorBidi"/>
+                <w:b/>
+                <w:bCs/>
+                <w:sz w:val="22"/>
+                <w:szCs w:val="22"/>
+              </w:rPr>
+              <w:t>Secondary actors:</w:t>
+            </w:r>
+            <w:r>
+              <w:rPr>
+                <w:rFonts w:asciiTheme="majorBidi" w:hAnsiTheme="majorBidi" w:cstheme="majorBidi"/>
+                <w:sz w:val="22"/>
+                <w:szCs w:val="22"/>
+              </w:rPr>
+              <w:t xml:space="preserve"> </w:t>
+            </w:r>
+          </w:p>
+        </w:tc>
+      </w:tr>
+      <w:tr>
+        <w:trPr>
+          <w:trHeight w:val="830"/>
+        </w:trPr>
+        <w:tc>
+          <w:tcPr>
+            <w:tcW w:w="10007" w:type="dxa"/>
+            <w:gridSpan w:val="2"/>
+            <w:tcBorders>
+              <w:left w:val="single" w:sz="1" w:space="0" w:color="000000"/>
+              <w:bottom w:val="single" w:sz="1" w:space="0" w:color="000000"/>
+              <w:right w:val="single" w:sz="1" w:space="0" w:color="000000"/>
+            </w:tcBorders>
+          </w:tcPr>
+          <w:p>
+            <w:pPr>
+              <w:spacing w:after="0"/>
+              <w:rPr>
+                <w:rFonts w:asciiTheme="majorBidi" w:hAnsiTheme="majorBidi" w:cstheme="majorBidi"/>
+                <w:b/>
+                <w:bCs/>
+                <w:sz w:val="22"/>
+                <w:szCs w:val="22"/>
+              </w:rPr>
+            </w:pPr>
+            <w:r>
+              <w:rPr>
+                <w:rFonts w:asciiTheme="majorBidi" w:hAnsiTheme="majorBidi" w:cstheme="majorBidi"/>
+                <w:b/>
+                <w:bCs/>
+                <w:sz w:val="22"/>
+                <w:szCs w:val="22"/>
+              </w:rPr>
+              <w:t>Preconditions:</w:t>
+            </w:r>
+          </w:p>
+          <w:p>
+            <w:pPr>
+              <w:pStyle w:val="ListParagraph"/>
+              <w:numPr>
+                <w:ilvl w:val="0"/>
+                <w:numId w:val="30"/>
+              </w:numPr>
+              <w:spacing w:after="0"/>
+              <w:rPr>
+                <w:rFonts w:asciiTheme="majorBidi" w:hAnsiTheme="majorBidi" w:cstheme="majorBidi"/>
+                <w:sz w:val="22"/>
+                <w:szCs w:val="22"/>
+              </w:rPr>
+            </w:pPr>
+          </w:p>
+        </w:tc>
+      </w:tr>
+      <w:tr>
+        <w:trPr>
+          <w:trHeight w:val="383"/>
+        </w:trPr>
+        <w:tc>
+          <w:tcPr>
+            <w:tcW w:w="10007" w:type="dxa"/>
+            <w:gridSpan w:val="2"/>
+            <w:tcBorders>
+              <w:left w:val="single" w:sz="1" w:space="0" w:color="000000"/>
+              <w:bottom w:val="single" w:sz="1" w:space="0" w:color="000000"/>
+              <w:right w:val="single" w:sz="1" w:space="0" w:color="000000"/>
+            </w:tcBorders>
+          </w:tcPr>
+          <w:p>
+            <w:pPr>
+              <w:spacing w:after="0"/>
+              <w:rPr>
+                <w:rFonts w:asciiTheme="majorBidi" w:hAnsiTheme="majorBidi" w:cstheme="majorBidi"/>
+                <w:b/>
+                <w:bCs/>
+                <w:sz w:val="22"/>
+                <w:szCs w:val="22"/>
+              </w:rPr>
+            </w:pPr>
+            <w:r>
+              <w:rPr>
+                <w:rFonts w:asciiTheme="majorBidi" w:hAnsiTheme="majorBidi" w:cstheme="majorBidi"/>
+                <w:b/>
+                <w:bCs/>
+                <w:sz w:val="22"/>
+                <w:szCs w:val="22"/>
+              </w:rPr>
+              <w:t>Main flow: Not required</w:t>
+            </w:r>
+          </w:p>
+        </w:tc>
+      </w:tr>
+      <w:tr>
+        <w:trPr>
+          <w:trHeight w:val="286"/>
+        </w:trPr>
+        <w:tc>
+          <w:tcPr>
+            <w:tcW w:w="10007" w:type="dxa"/>
+            <w:gridSpan w:val="2"/>
+            <w:tcBorders>
+              <w:left w:val="single" w:sz="1" w:space="0" w:color="000000"/>
+              <w:bottom w:val="single" w:sz="1" w:space="0" w:color="000000"/>
+              <w:right w:val="single" w:sz="1" w:space="0" w:color="000000"/>
+            </w:tcBorders>
+          </w:tcPr>
+          <w:p>
+            <w:pPr>
+              <w:rPr>
+                <w:rFonts w:asciiTheme="majorBidi" w:hAnsiTheme="majorBidi" w:cstheme="majorBidi"/>
+                <w:sz w:val="22"/>
+                <w:szCs w:val="22"/>
+              </w:rPr>
+            </w:pPr>
+            <w:r>
+              <w:rPr>
+                <w:rFonts w:asciiTheme="majorBidi" w:hAnsiTheme="majorBidi" w:cstheme="majorBidi"/>
+                <w:b/>
+                <w:bCs/>
+                <w:i/>
+                <w:iCs/>
+                <w:sz w:val="22"/>
+                <w:szCs w:val="22"/>
+              </w:rPr>
+              <w:t>Extension use cases</w:t>
+            </w:r>
+            <w:r>
+              <w:rPr>
+                <w:rFonts w:asciiTheme="majorBidi" w:hAnsiTheme="majorBidi" w:cstheme="majorBidi"/>
+                <w:sz w:val="22"/>
+                <w:szCs w:val="22"/>
+              </w:rPr>
+              <w:t xml:space="preserve">: </w:t>
+            </w:r>
+          </w:p>
+        </w:tc>
+      </w:tr>
+      <w:tr>
+        <w:trPr>
+          <w:trHeight w:val="455"/>
+        </w:trPr>
+        <w:tc>
+          <w:tcPr>
+            <w:tcW w:w="10007" w:type="dxa"/>
+            <w:gridSpan w:val="2"/>
+            <w:tcBorders>
+              <w:left w:val="single" w:sz="1" w:space="0" w:color="000000"/>
+              <w:bottom w:val="single" w:sz="1" w:space="0" w:color="000000"/>
+              <w:right w:val="single" w:sz="1" w:space="0" w:color="000000"/>
+            </w:tcBorders>
+          </w:tcPr>
+          <w:p>
+            <w:pPr>
+              <w:rPr>
+                <w:rFonts w:asciiTheme="majorBidi" w:hAnsiTheme="majorBidi" w:cstheme="majorBidi"/>
+                <w:sz w:val="22"/>
+                <w:szCs w:val="22"/>
+              </w:rPr>
+            </w:pPr>
+            <w:r>
+              <w:rPr>
+                <w:rFonts w:asciiTheme="majorBidi" w:hAnsiTheme="majorBidi" w:cstheme="majorBidi"/>
+                <w:b/>
+                <w:bCs/>
+                <w:i/>
+                <w:iCs/>
+                <w:sz w:val="22"/>
+                <w:szCs w:val="22"/>
+              </w:rPr>
+              <w:t>Inclusion use cases:</w:t>
+            </w:r>
+            <w:r>
+              <w:rPr>
+                <w:rFonts w:asciiTheme="majorBidi" w:hAnsiTheme="majorBidi" w:cstheme="majorBidi"/>
+                <w:sz w:val="22"/>
+                <w:szCs w:val="22"/>
+              </w:rPr>
+              <w:t xml:space="preserve"> </w:t>
+            </w:r>
+          </w:p>
+        </w:tc>
+      </w:tr>
+      <w:tr>
+        <w:trPr>
+          <w:trHeight w:val="537"/>
+        </w:trPr>
+        <w:tc>
+          <w:tcPr>
+            <w:tcW w:w="10007" w:type="dxa"/>
+            <w:gridSpan w:val="2"/>
+            <w:tcBorders>
+              <w:left w:val="single" w:sz="1" w:space="0" w:color="000000"/>
+              <w:bottom w:val="single" w:sz="1" w:space="0" w:color="000000"/>
+              <w:right w:val="single" w:sz="1" w:space="0" w:color="000000"/>
+            </w:tcBorders>
+          </w:tcPr>
+          <w:p>
+            <w:pPr>
+              <w:spacing w:after="0"/>
+              <w:rPr>
+                <w:rFonts w:asciiTheme="majorBidi" w:hAnsiTheme="majorBidi" w:cstheme="majorBidi"/>
+                <w:b/>
+                <w:bCs/>
+                <w:sz w:val="22"/>
+                <w:szCs w:val="22"/>
+              </w:rPr>
+            </w:pPr>
+            <w:r>
+              <w:rPr>
+                <w:rFonts w:asciiTheme="majorBidi" w:hAnsiTheme="majorBidi" w:cstheme="majorBidi"/>
+                <w:b/>
+                <w:bCs/>
+                <w:sz w:val="22"/>
+                <w:szCs w:val="22"/>
+              </w:rPr>
+              <w:t>Postconditions:</w:t>
+            </w:r>
+            <w:r>
+              <w:rPr>
+                <w:rFonts w:asciiTheme="majorBidi" w:hAnsiTheme="majorBidi" w:cstheme="majorBidi"/>
+                <w:b/>
+                <w:bCs/>
+                <w:sz w:val="22"/>
+                <w:szCs w:val="22"/>
+              </w:rPr>
+              <w:t xml:space="preserve"> </w:t>
+            </w:r>
+          </w:p>
+        </w:tc>
+      </w:tr>
+      <w:tr>
+        <w:trPr>
+          <w:trHeight w:val="585"/>
+        </w:trPr>
+        <w:tc>
+          <w:tcPr>
+            <w:tcW w:w="10007" w:type="dxa"/>
+            <w:gridSpan w:val="2"/>
+            <w:tcBorders>
+              <w:left w:val="single" w:sz="1" w:space="0" w:color="000000"/>
+              <w:bottom w:val="single" w:sz="1" w:space="0" w:color="000000"/>
+              <w:right w:val="single" w:sz="1" w:space="0" w:color="000000"/>
+            </w:tcBorders>
+          </w:tcPr>
+          <w:p>
+            <w:pPr>
+              <w:spacing w:after="0"/>
+              <w:rPr>
+                <w:rFonts w:asciiTheme="majorBidi" w:hAnsiTheme="majorBidi" w:cstheme="majorBidi"/>
+                <w:b/>
+                <w:bCs/>
+                <w:sz w:val="22"/>
+                <w:szCs w:val="22"/>
+              </w:rPr>
+            </w:pPr>
+            <w:r>
+              <w:rPr>
+                <w:rFonts w:asciiTheme="majorBidi" w:hAnsiTheme="majorBidi" w:cstheme="majorBidi"/>
+                <w:b/>
+                <w:bCs/>
+                <w:sz w:val="22"/>
+                <w:szCs w:val="22"/>
+              </w:rPr>
+              <w:t xml:space="preserve">Alternative flows: </w:t>
+            </w:r>
+          </w:p>
+        </w:tc>
+      </w:tr>
+    </w:tbl>
+    <w:p/>
+    <w:tbl>
+      <w:tblPr>
+        <w:tblW w:w="10007" w:type="dxa"/>
+        <w:tblInd w:w="55" w:type="dxa"/>
+        <w:tblLayout w:type="fixed"/>
+        <w:tblCellMar>
+          <w:top w:w="55" w:type="dxa"/>
+          <w:left w:w="55" w:type="dxa"/>
+          <w:bottom w:w="55" w:type="dxa"/>
+          <w:right w:w="55" w:type="dxa"/>
+        </w:tblCellMar>
+        <w:tblLook w:val="0000" w:firstRow="0" w:lastRow="0" w:firstColumn="0" w:lastColumn="0" w:noHBand="0" w:noVBand="0"/>
+      </w:tblPr>
+      <w:tblGrid>
+        <w:gridCol w:w="4684"/>
+        <w:gridCol w:w="5323"/>
+      </w:tblGrid>
+      <w:tr>
+        <w:trPr>
+          <w:trHeight w:val="291"/>
+        </w:trPr>
+        <w:tc>
+          <w:tcPr>
+            <w:tcW w:w="4684" w:type="dxa"/>
+            <w:tcBorders>
+              <w:top w:val="single" w:sz="1" w:space="0" w:color="000000"/>
+              <w:left w:val="single" w:sz="1" w:space="0" w:color="000000"/>
+              <w:bottom w:val="single" w:sz="1" w:space="0" w:color="000000"/>
+              <w:right w:val="single" w:sz="1" w:space="0" w:color="000000"/>
+            </w:tcBorders>
+          </w:tcPr>
+          <w:p>
+            <w:pPr>
+              <w:spacing w:after="0"/>
+              <w:rPr>
+                <w:rFonts w:asciiTheme="majorBidi" w:hAnsiTheme="majorBidi" w:cstheme="majorBidi"/>
+                <w:sz w:val="22"/>
+                <w:szCs w:val="22"/>
+              </w:rPr>
+            </w:pPr>
+            <w:r>
+              <w:rPr>
+                <w:rFonts w:asciiTheme="majorBidi" w:hAnsiTheme="majorBidi" w:cstheme="majorBidi"/>
+                <w:b/>
+                <w:bCs/>
+                <w:sz w:val="22"/>
+                <w:szCs w:val="22"/>
+              </w:rPr>
+              <w:t>Use case ID:</w:t>
+            </w:r>
+            <w:r>
+              <w:rPr>
+                <w:rFonts w:asciiTheme="majorBidi" w:hAnsiTheme="majorBidi" w:cstheme="majorBidi"/>
+                <w:sz w:val="22"/>
+                <w:szCs w:val="22"/>
+              </w:rPr>
+              <w:t xml:space="preserve"> </w:t>
+            </w:r>
+            <w:r>
+              <w:rPr>
+                <w:rFonts w:asciiTheme="majorBidi" w:hAnsiTheme="majorBidi" w:cstheme="majorBidi"/>
+                <w:sz w:val="22"/>
+                <w:szCs w:val="22"/>
+              </w:rPr>
+              <w:t>UC19</w:t>
+            </w:r>
+          </w:p>
+        </w:tc>
+        <w:tc>
+          <w:tcPr>
+            <w:tcW w:w="5323" w:type="dxa"/>
+            <w:tcBorders>
+              <w:top w:val="single" w:sz="1" w:space="0" w:color="000000"/>
+              <w:left w:val="single" w:sz="1" w:space="0" w:color="000000"/>
+              <w:bottom w:val="single" w:sz="1" w:space="0" w:color="000000"/>
+              <w:right w:val="single" w:sz="1" w:space="0" w:color="000000"/>
+            </w:tcBorders>
+          </w:tcPr>
+          <w:p>
+            <w:pPr>
+              <w:spacing w:after="0"/>
+              <w:rPr>
+                <w:rFonts w:asciiTheme="majorBidi" w:hAnsiTheme="majorBidi" w:cstheme="majorBidi"/>
+                <w:sz w:val="22"/>
+                <w:szCs w:val="22"/>
+              </w:rPr>
+            </w:pPr>
+            <w:r>
+              <w:rPr>
+                <w:rFonts w:asciiTheme="majorBidi" w:hAnsiTheme="majorBidi" w:cstheme="majorBidi"/>
+                <w:b/>
+                <w:bCs/>
+                <w:sz w:val="22"/>
+                <w:szCs w:val="22"/>
+              </w:rPr>
+              <w:t>Use case:</w:t>
+            </w:r>
+            <w:r>
+              <w:rPr>
+                <w:rFonts w:asciiTheme="majorBidi" w:hAnsiTheme="majorBidi" w:cstheme="majorBidi"/>
+                <w:sz w:val="22"/>
+                <w:szCs w:val="22"/>
+              </w:rPr>
+              <w:t xml:space="preserve"> </w:t>
+            </w:r>
+            <w:r>
+              <w:rPr>
+                <w:rFonts w:asciiTheme="majorBidi" w:hAnsiTheme="majorBidi" w:cstheme="majorBidi"/>
+                <w:sz w:val="22"/>
+                <w:szCs w:val="22"/>
+              </w:rPr>
+              <w:t>Run Promotion</w:t>
+            </w:r>
+          </w:p>
+        </w:tc>
+      </w:tr>
+      <w:tr>
+        <w:trPr>
+          <w:trHeight w:val="388"/>
+        </w:trPr>
+        <w:tc>
+          <w:tcPr>
+            <w:tcW w:w="10007" w:type="dxa"/>
+            <w:gridSpan w:val="2"/>
+            <w:tcBorders>
+              <w:left w:val="single" w:sz="1" w:space="0" w:color="000000"/>
+              <w:bottom w:val="single" w:sz="1" w:space="0" w:color="000000"/>
+              <w:right w:val="single" w:sz="1" w:space="0" w:color="000000"/>
+            </w:tcBorders>
+          </w:tcPr>
+          <w:p>
+            <w:pPr>
+              <w:spacing w:after="0"/>
+              <w:jc w:val="both"/>
+              <w:rPr>
+                <w:rFonts w:asciiTheme="majorBidi" w:hAnsiTheme="majorBidi" w:cstheme="majorBidi"/>
+                <w:sz w:val="22"/>
+                <w:szCs w:val="22"/>
+              </w:rPr>
+            </w:pPr>
+            <w:r>
+              <w:rPr>
+                <w:rFonts w:asciiTheme="majorBidi" w:hAnsiTheme="majorBidi" w:cstheme="majorBidi"/>
+                <w:b/>
+                <w:bCs/>
+                <w:sz w:val="22"/>
+                <w:szCs w:val="22"/>
+              </w:rPr>
+              <w:t>Brief Description:</w:t>
+            </w:r>
+            <w:r>
+              <w:rPr>
+                <w:rFonts w:asciiTheme="majorBidi" w:hAnsiTheme="majorBidi" w:cstheme="majorBidi"/>
+                <w:sz w:val="22"/>
+                <w:szCs w:val="22"/>
+              </w:rPr>
+              <w:t xml:space="preserve"> </w:t>
+            </w:r>
+            <w:r>
+              <w:rPr>
+                <w:rFonts w:asciiTheme="majorBidi" w:hAnsiTheme="majorBidi" w:cstheme="majorBidi"/>
+                <w:sz w:val="22"/>
+                <w:szCs w:val="22"/>
+              </w:rPr>
+              <w:t xml:space="preserve">This use case defines how </w:t>
+            </w:r>
+            <w:r>
+              <w:rPr>
+                <w:rFonts w:asciiTheme="majorBidi" w:hAnsiTheme="majorBidi" w:cstheme="majorBidi"/>
+                <w:sz w:val="22"/>
+                <w:szCs w:val="22"/>
+              </w:rPr>
+              <w:t>promotions/advertising campaigns are run via the IPOS-PU portal</w:t>
+            </w:r>
+          </w:p>
+        </w:tc>
+      </w:tr>
+      <w:tr>
+        <w:trPr>
+          <w:trHeight w:val="291"/>
+        </w:trPr>
+        <w:tc>
+          <w:tcPr>
+            <w:tcW w:w="10007" w:type="dxa"/>
+            <w:gridSpan w:val="2"/>
+            <w:tcBorders>
+              <w:left w:val="single" w:sz="1" w:space="0" w:color="000000"/>
+              <w:bottom w:val="single" w:sz="1" w:space="0" w:color="000000"/>
+              <w:right w:val="single" w:sz="1" w:space="0" w:color="000000"/>
+            </w:tcBorders>
+          </w:tcPr>
+          <w:p>
+            <w:pPr>
+              <w:spacing w:after="0"/>
+              <w:rPr>
+                <w:rFonts w:asciiTheme="majorBidi" w:hAnsiTheme="majorBidi" w:cstheme="majorBidi"/>
+                <w:b/>
+                <w:bCs/>
+                <w:sz w:val="22"/>
+                <w:szCs w:val="22"/>
+              </w:rPr>
+            </w:pPr>
+            <w:r>
+              <w:rPr>
+                <w:rFonts w:asciiTheme="majorBidi" w:hAnsiTheme="majorBidi" w:cstheme="majorBidi"/>
+                <w:b/>
+                <w:bCs/>
+                <w:sz w:val="22"/>
+                <w:szCs w:val="22"/>
+              </w:rPr>
+              <w:t>Primary actors:</w:t>
+            </w:r>
+            <w:r>
+              <w:rPr>
+                <w:rFonts w:asciiTheme="majorBidi" w:hAnsiTheme="majorBidi" w:cstheme="majorBidi"/>
+                <w:sz w:val="22"/>
+                <w:szCs w:val="22"/>
+              </w:rPr>
+              <w:t xml:space="preserve"> </w:t>
+            </w:r>
+            <w:r>
+              <w:rPr>
+                <w:rFonts w:asciiTheme="majorBidi" w:hAnsiTheme="majorBidi" w:cstheme="majorBidi"/>
+                <w:sz w:val="22"/>
+                <w:szCs w:val="22"/>
+              </w:rPr>
+              <w:t>Time, Admin</w:t>
+            </w:r>
+          </w:p>
+        </w:tc>
+      </w:tr>
+      <w:tr>
+        <w:trPr>
+          <w:trHeight w:val="291"/>
+        </w:trPr>
+        <w:tc>
+          <w:tcPr>
+            <w:tcW w:w="10007" w:type="dxa"/>
+            <w:gridSpan w:val="2"/>
+            <w:tcBorders>
+              <w:left w:val="single" w:sz="1" w:space="0" w:color="000000"/>
+              <w:bottom w:val="single" w:sz="1" w:space="0" w:color="000000"/>
+              <w:right w:val="single" w:sz="1" w:space="0" w:color="000000"/>
+            </w:tcBorders>
+          </w:tcPr>
+          <w:p>
+            <w:pPr>
+              <w:spacing w:after="0"/>
+              <w:rPr>
+                <w:rFonts w:asciiTheme="majorBidi" w:hAnsiTheme="majorBidi" w:cstheme="majorBidi"/>
+                <w:sz w:val="22"/>
+                <w:szCs w:val="22"/>
+              </w:rPr>
+            </w:pPr>
+            <w:r>
+              <w:rPr>
+                <w:rFonts w:asciiTheme="majorBidi" w:hAnsiTheme="majorBidi" w:cstheme="majorBidi"/>
+                <w:b/>
+                <w:bCs/>
+                <w:sz w:val="22"/>
+                <w:szCs w:val="22"/>
+              </w:rPr>
+              <w:t>Secondary actors:</w:t>
+            </w:r>
+            <w:r>
+              <w:rPr>
+                <w:rFonts w:asciiTheme="majorBidi" w:hAnsiTheme="majorBidi" w:cstheme="majorBidi"/>
+                <w:sz w:val="22"/>
+                <w:szCs w:val="22"/>
+              </w:rPr>
+              <w:t xml:space="preserve"> </w:t>
+            </w:r>
+            <w:r>
+              <w:rPr>
+                <w:rFonts w:asciiTheme="majorBidi" w:hAnsiTheme="majorBidi" w:cstheme="majorBidi"/>
+                <w:sz w:val="22"/>
+                <w:szCs w:val="22"/>
+              </w:rPr>
+              <w:t>None</w:t>
+            </w:r>
+          </w:p>
+        </w:tc>
+      </w:tr>
+      <w:tr>
+        <w:trPr>
+          <w:trHeight w:val="830"/>
+        </w:trPr>
+        <w:tc>
+          <w:tcPr>
+            <w:tcW w:w="10007" w:type="dxa"/>
+            <w:gridSpan w:val="2"/>
+            <w:tcBorders>
+              <w:left w:val="single" w:sz="1" w:space="0" w:color="000000"/>
+              <w:bottom w:val="single" w:sz="1" w:space="0" w:color="000000"/>
+              <w:right w:val="single" w:sz="1" w:space="0" w:color="000000"/>
+            </w:tcBorders>
+          </w:tcPr>
+          <w:p>
+            <w:pPr>
+              <w:spacing w:after="0"/>
+              <w:rPr>
+                <w:rFonts w:asciiTheme="majorBidi" w:hAnsiTheme="majorBidi" w:cstheme="majorBidi"/>
+                <w:b/>
+                <w:bCs/>
+                <w:sz w:val="22"/>
+                <w:szCs w:val="22"/>
+              </w:rPr>
+            </w:pPr>
+            <w:r>
+              <w:rPr>
+                <w:rFonts w:asciiTheme="majorBidi" w:hAnsiTheme="majorBidi" w:cstheme="majorBidi"/>
+                <w:b/>
+                <w:bCs/>
+                <w:sz w:val="22"/>
+                <w:szCs w:val="22"/>
+              </w:rPr>
+              <w:t>Preconditions:</w:t>
+            </w:r>
+          </w:p>
+          <w:p>
+            <w:pPr>
+              <w:pStyle w:val="ListParagraph"/>
+              <w:numPr>
+                <w:ilvl w:val="0"/>
+                <w:numId w:val="18"/>
+              </w:numPr>
+              <w:spacing w:after="0"/>
+              <w:rPr>
+                <w:rFonts w:asciiTheme="majorBidi" w:hAnsiTheme="majorBidi" w:cstheme="majorBidi"/>
+                <w:sz w:val="22"/>
+                <w:szCs w:val="22"/>
+              </w:rPr>
+            </w:pPr>
+            <w:r>
+              <w:rPr>
+                <w:rFonts w:asciiTheme="majorBidi" w:hAnsiTheme="majorBidi" w:cstheme="majorBidi"/>
+                <w:sz w:val="22"/>
+                <w:szCs w:val="22"/>
+              </w:rPr>
+              <w:t>Admin is logged into IPOS-PU</w:t>
+            </w:r>
+          </w:p>
+          <w:p>
+            <w:pPr>
+              <w:pStyle w:val="ListParagraph"/>
+              <w:numPr>
+                <w:ilvl w:val="0"/>
+                <w:numId w:val="18"/>
+              </w:numPr>
+              <w:spacing w:after="0"/>
+              <w:rPr>
+                <w:rFonts w:asciiTheme="majorBidi" w:hAnsiTheme="majorBidi" w:cstheme="majorBidi"/>
+                <w:sz w:val="22"/>
+                <w:szCs w:val="22"/>
+              </w:rPr>
+            </w:pPr>
+            <w:r>
+              <w:rPr>
+                <w:rFonts w:asciiTheme="majorBidi" w:hAnsiTheme="majorBidi" w:cstheme="majorBidi"/>
+                <w:sz w:val="22"/>
+                <w:szCs w:val="22"/>
+              </w:rPr>
+              <w:t>Items that promotion are run for must exist in the merchant’s stock (this is provided by IPOS-CA)</w:t>
+            </w:r>
+          </w:p>
+        </w:tc>
+      </w:tr>
+      <w:tr>
+        <w:trPr>
+          <w:trHeight w:val="383"/>
+        </w:trPr>
+        <w:tc>
+          <w:tcPr>
+            <w:tcW w:w="10007" w:type="dxa"/>
+            <w:gridSpan w:val="2"/>
+            <w:tcBorders>
+              <w:left w:val="single" w:sz="1" w:space="0" w:color="000000"/>
+              <w:bottom w:val="single" w:sz="1" w:space="0" w:color="000000"/>
+              <w:right w:val="single" w:sz="1" w:space="0" w:color="000000"/>
+            </w:tcBorders>
+          </w:tcPr>
+          <w:p>
+            <w:pPr>
+              <w:spacing w:after="0"/>
+              <w:rPr>
+                <w:rFonts w:asciiTheme="majorBidi" w:hAnsiTheme="majorBidi" w:cstheme="majorBidi"/>
+                <w:b/>
+                <w:bCs/>
+                <w:sz w:val="22"/>
+                <w:szCs w:val="22"/>
+              </w:rPr>
+            </w:pPr>
+            <w:r>
+              <w:rPr>
+                <w:rFonts w:asciiTheme="majorBidi" w:hAnsiTheme="majorBidi" w:cstheme="majorBidi"/>
+                <w:b/>
+                <w:bCs/>
+                <w:sz w:val="22"/>
+                <w:szCs w:val="22"/>
+              </w:rPr>
+              <w:t>Main flow: Not required</w:t>
+            </w:r>
+          </w:p>
+        </w:tc>
+      </w:tr>
+      <w:tr>
+        <w:trPr>
+          <w:trHeight w:val="286"/>
+        </w:trPr>
+        <w:tc>
+          <w:tcPr>
+            <w:tcW w:w="10007" w:type="dxa"/>
+            <w:gridSpan w:val="2"/>
+            <w:tcBorders>
+              <w:left w:val="single" w:sz="1" w:space="0" w:color="000000"/>
+              <w:bottom w:val="single" w:sz="1" w:space="0" w:color="000000"/>
+              <w:right w:val="single" w:sz="1" w:space="0" w:color="000000"/>
+            </w:tcBorders>
+          </w:tcPr>
+          <w:p>
+            <w:pPr>
+              <w:rPr>
+                <w:rFonts w:asciiTheme="majorBidi" w:hAnsiTheme="majorBidi" w:cstheme="majorBidi"/>
+                <w:sz w:val="22"/>
+                <w:szCs w:val="22"/>
+              </w:rPr>
+            </w:pPr>
+            <w:r>
+              <w:rPr>
+                <w:rFonts w:asciiTheme="majorBidi" w:hAnsiTheme="majorBidi" w:cstheme="majorBidi"/>
+                <w:b/>
+                <w:bCs/>
+                <w:i/>
+                <w:iCs/>
+                <w:sz w:val="22"/>
+                <w:szCs w:val="22"/>
+              </w:rPr>
+              <w:t>Extension use cases</w:t>
+            </w:r>
+            <w:r>
+              <w:rPr>
+                <w:rFonts w:asciiTheme="majorBidi" w:hAnsiTheme="majorBidi" w:cstheme="majorBidi"/>
+                <w:sz w:val="22"/>
+                <w:szCs w:val="22"/>
+              </w:rPr>
+              <w:t xml:space="preserve">: </w:t>
+            </w:r>
+            <w:r>
+              <w:rPr>
+                <w:rFonts w:asciiTheme="majorBidi" w:hAnsiTheme="majorBidi" w:cstheme="majorBidi"/>
+                <w:sz w:val="22"/>
+                <w:szCs w:val="22"/>
+              </w:rPr>
+              <w:t>None</w:t>
+            </w:r>
+          </w:p>
+        </w:tc>
+      </w:tr>
+      <w:tr>
+        <w:trPr>
+          <w:trHeight w:val="455"/>
+        </w:trPr>
+        <w:tc>
+          <w:tcPr>
+            <w:tcW w:w="10007" w:type="dxa"/>
+            <w:gridSpan w:val="2"/>
+            <w:tcBorders>
+              <w:left w:val="single" w:sz="1" w:space="0" w:color="000000"/>
+              <w:bottom w:val="single" w:sz="1" w:space="0" w:color="000000"/>
+              <w:right w:val="single" w:sz="1" w:space="0" w:color="000000"/>
+            </w:tcBorders>
+          </w:tcPr>
+          <w:p>
+            <w:pPr>
+              <w:rPr>
+                <w:rFonts w:asciiTheme="majorBidi" w:hAnsiTheme="majorBidi" w:cstheme="majorBidi"/>
+                <w:sz w:val="22"/>
+                <w:szCs w:val="22"/>
+              </w:rPr>
+            </w:pPr>
+            <w:r>
+              <w:rPr>
+                <w:rFonts w:asciiTheme="majorBidi" w:hAnsiTheme="majorBidi" w:cstheme="majorBidi"/>
+                <w:b/>
+                <w:bCs/>
+                <w:i/>
+                <w:iCs/>
+                <w:sz w:val="22"/>
+                <w:szCs w:val="22"/>
+              </w:rPr>
+              <w:t>Inclusion use cases:</w:t>
+            </w:r>
+            <w:r>
+              <w:rPr>
+                <w:rFonts w:asciiTheme="majorBidi" w:hAnsiTheme="majorBidi" w:cstheme="majorBidi"/>
+                <w:sz w:val="22"/>
+                <w:szCs w:val="22"/>
+              </w:rPr>
+              <w:t xml:space="preserve"> </w:t>
+            </w:r>
+            <w:r>
+              <w:rPr>
+                <w:rFonts w:asciiTheme="majorBidi" w:hAnsiTheme="majorBidi" w:cstheme="majorBidi"/>
+                <w:sz w:val="22"/>
+                <w:szCs w:val="22"/>
+              </w:rPr>
+              <w:t>None</w:t>
+            </w:r>
+          </w:p>
+        </w:tc>
+      </w:tr>
+      <w:tr>
+        <w:trPr>
+          <w:trHeight w:val="537"/>
+        </w:trPr>
+        <w:tc>
+          <w:tcPr>
+            <w:tcW w:w="10007" w:type="dxa"/>
+            <w:gridSpan w:val="2"/>
+            <w:tcBorders>
+              <w:left w:val="single" w:sz="1" w:space="0" w:color="000000"/>
+              <w:bottom w:val="single" w:sz="1" w:space="0" w:color="000000"/>
+              <w:right w:val="single" w:sz="1" w:space="0" w:color="000000"/>
+            </w:tcBorders>
+          </w:tcPr>
+          <w:p>
+            <w:pPr>
+              <w:spacing w:after="0"/>
+              <w:rPr>
+                <w:rFonts w:asciiTheme="majorBidi" w:hAnsiTheme="majorBidi" w:cstheme="majorBidi"/>
+                <w:b/>
+                <w:bCs/>
+                <w:sz w:val="22"/>
+                <w:szCs w:val="22"/>
+              </w:rPr>
+            </w:pPr>
+            <w:r>
+              <w:rPr>
+                <w:rFonts w:asciiTheme="majorBidi" w:hAnsiTheme="majorBidi" w:cstheme="majorBidi"/>
+                <w:b/>
+                <w:bCs/>
+                <w:sz w:val="22"/>
+                <w:szCs w:val="22"/>
+              </w:rPr>
+              <w:t>Postconditions:</w:t>
+            </w:r>
+          </w:p>
+          <w:p>
+            <w:pPr>
+              <w:pStyle w:val="ListParagraph"/>
+              <w:numPr>
+                <w:ilvl w:val="0"/>
+                <w:numId w:val="32"/>
+              </w:numPr>
+              <w:spacing w:after="0"/>
+              <w:rPr>
+                <w:rFonts w:asciiTheme="majorBidi" w:hAnsiTheme="majorBidi" w:cstheme="majorBidi"/>
+                <w:sz w:val="22"/>
+                <w:szCs w:val="22"/>
+              </w:rPr>
+            </w:pPr>
+            <w:r>
+              <w:rPr>
+                <w:rFonts w:asciiTheme="majorBidi" w:hAnsiTheme="majorBidi" w:cstheme="majorBidi"/>
+                <w:sz w:val="22"/>
+                <w:szCs w:val="22"/>
+              </w:rPr>
+              <w:t>A promotion record is created</w:t>
+            </w:r>
+          </w:p>
+          <w:p>
+            <w:pPr>
+              <w:pStyle w:val="ListParagraph"/>
+              <w:numPr>
+                <w:ilvl w:val="0"/>
+                <w:numId w:val="32"/>
+              </w:numPr>
+              <w:spacing w:after="0"/>
+              <w:rPr>
+                <w:rFonts w:asciiTheme="majorBidi" w:hAnsiTheme="majorBidi" w:cstheme="majorBidi"/>
+                <w:sz w:val="22"/>
+                <w:szCs w:val="22"/>
+              </w:rPr>
+            </w:pPr>
+            <w:r>
+              <w:rPr>
+                <w:rFonts w:asciiTheme="majorBidi" w:hAnsiTheme="majorBidi" w:cstheme="majorBidi"/>
+                <w:sz w:val="22"/>
+                <w:szCs w:val="22"/>
+              </w:rPr>
+              <w:t>Discounts are automatically applied to the portal during the specified period</w:t>
+            </w:r>
+          </w:p>
+        </w:tc>
+      </w:tr>
+      <w:tr>
+        <w:trPr>
+          <w:trHeight w:val="585"/>
+        </w:trPr>
+        <w:tc>
+          <w:tcPr>
+            <w:tcW w:w="10007" w:type="dxa"/>
+            <w:gridSpan w:val="2"/>
+            <w:tcBorders>
+              <w:left w:val="single" w:sz="1" w:space="0" w:color="000000"/>
+              <w:bottom w:val="single" w:sz="1" w:space="0" w:color="000000"/>
+              <w:right w:val="single" w:sz="1" w:space="0" w:color="000000"/>
+            </w:tcBorders>
+          </w:tcPr>
+          <w:p>
+            <w:pPr>
+              <w:spacing w:after="0"/>
+              <w:rPr>
+                <w:rFonts w:asciiTheme="majorBidi" w:hAnsiTheme="majorBidi" w:cstheme="majorBidi"/>
+                <w:b/>
+                <w:bCs/>
+                <w:sz w:val="22"/>
+                <w:szCs w:val="22"/>
+              </w:rPr>
+            </w:pPr>
+            <w:r>
+              <w:rPr>
+                <w:rFonts w:asciiTheme="majorBidi" w:hAnsiTheme="majorBidi" w:cstheme="majorBidi"/>
+                <w:b/>
+                <w:bCs/>
+                <w:sz w:val="22"/>
+                <w:szCs w:val="22"/>
+              </w:rPr>
+              <w:t xml:space="preserve">Alternative flows: </w:t>
+            </w:r>
+          </w:p>
+          <w:p>
+            <w:pPr>
+              <w:spacing w:after="0"/>
+              <w:rPr>
+                <w:rFonts w:asciiTheme="majorBidi" w:hAnsiTheme="majorBidi" w:cstheme="majorBidi"/>
+                <w:sz w:val="22"/>
+                <w:szCs w:val="22"/>
+              </w:rPr>
+            </w:pPr>
+            <w:r>
+              <w:rPr>
+                <w:rFonts w:asciiTheme="majorBidi" w:hAnsiTheme="majorBidi" w:cstheme="majorBidi"/>
+                <w:sz w:val="22"/>
+                <w:szCs w:val="22"/>
+              </w:rPr>
+              <w:t>None</w:t>
+            </w:r>
+          </w:p>
+        </w:tc>
+      </w:tr>
+    </w:tbl>
     <w:p/>
     <w:sectPr>
       <w:pgSz w:w="11906" w:h="16838"/>
@@ -2129,6 +8611,92 @@
 <file path=word/numbering.xml><?xml version="1.0" encoding="utf-8"?>
 <w:numbering xmlns:wpc="http://schemas.microsoft.com/office/word/2010/wordprocessingCanvas" xmlns:cx="http://schemas.microsoft.com/office/drawing/2014/chartex" xmlns:cx1="http://schemas.microsoft.com/office/drawing/2015/9/8/chartex" xmlns:cx2="http://schemas.microsoft.com/office/drawing/2015/10/21/chartex" xmlns:cx3="http://schemas.microsoft.com/office/drawing/2016/5/9/chartex" xmlns:cx4="http://schemas.microsoft.com/office/drawing/2016/5/10/chartex" xmlns:cx5="http://schemas.microsoft.com/office/drawing/2016/5/11/chartex" xmlns:cx6="http://schemas.microsoft.com/office/drawing/2016/5/12/chartex" xmlns:cx7="http://schemas.microsoft.com/office/drawing/2016/5/13/chartex" xmlns:cx8="http://schemas.microsoft.com/office/drawing/2016/5/14/chartex" xmlns:mc="http://schemas.openxmlformats.org/markup-compatibility/2006" xmlns:aink="http://schemas.microsoft.com/office/drawing/2016/ink" xmlns:am3d="http://schemas.microsoft.com/office/drawing/2017/model3d" xmlns:o="urn:schemas-microsoft-com:office:office" xmlns:oel="http://schemas.microsoft.com/office/2019/extlst" xmlns:r="http://schemas.openxmlformats.org/officeDocument/2006/relationships" xmlns:m="http://schemas.openxmlformats.org/officeDocument/2006/math" xmlns:v="urn:schemas-microsoft-com:vml" xmlns:wp14="http://schemas.microsoft.com/office/word/2010/wordprocessingDrawing" xmlns:wp="http://schemas.openxmlformats.org/drawingml/2006/wordprocessingDrawing" xmlns:w10="urn:schemas-microsoft-com:office:word" xmlns:w="http://schemas.openxmlformats.org/wordprocessingml/2006/main" xmlns:w14="http://schemas.microsoft.com/office/word/2010/wordml" xmlns:w15="http://schemas.microsoft.com/office/word/2012/wordml" xmlns:w16cex="http://schemas.microsoft.com/office/word/2018/wordml/cex" xmlns:w16cid="http://schemas.microsoft.com/office/word/2016/wordml/cid" xmlns:w16="http://schemas.microsoft.com/office/word/2018/wordml" xmlns:w16du="http://schemas.microsoft.com/office/word/2023/wordml/word16du" xmlns:w16sdtdh="http://schemas.microsoft.com/office/word/2020/wordml/sdtdatahash" xmlns:w16sdtfl="http://schemas.microsoft.com/office/word/2024/wordml/sdtformatlock" xmlns:w16se="http://schemas.microsoft.com/office/word/2015/wordml/symex" xmlns:wpg="http://schemas.microsoft.com/office/word/2010/wordprocessingGroup" xmlns:wpi="http://schemas.microsoft.com/office/word/2010/wordprocessingInk" xmlns:wne="http://schemas.microsoft.com/office/word/2006/wordml" xmlns:wps="http://schemas.microsoft.com/office/word/2010/wordprocessingShape" mc:Ignorable="w14 w15 w16se w16cid w16 w16cex w16sdtdh w16sdtfl w16du wp14">
   <w:abstractNum w:abstractNumId="0" w15:restartNumberingAfterBreak="0">
+    <w:nsid w:val="01F12523"/>
+    <w:multiLevelType w:val="hybridMultilevel"/>
+    <w:tmpl w:val="C9DEFE7C"/>
+    <w:lvl w:ilvl="0" w:tplc="08090011">
+      <w:start w:val="1"/>
+      <w:numFmt w:val="decimal"/>
+      <w:lvlText w:val="%1)"/>
+      <w:lvlJc w:val="left"/>
+      <w:pPr>
+        <w:ind w:left="720" w:hanging="360"/>
+      </w:pPr>
+    </w:lvl>
+    <w:lvl w:ilvl="1" w:tplc="08090019" w:tentative="1">
+      <w:start w:val="1"/>
+      <w:numFmt w:val="lowerLetter"/>
+      <w:lvlText w:val="%2."/>
+      <w:lvlJc w:val="left"/>
+      <w:pPr>
+        <w:ind w:left="1440" w:hanging="360"/>
+      </w:pPr>
+    </w:lvl>
+    <w:lvl w:ilvl="2" w:tplc="0809001B" w:tentative="1">
+      <w:start w:val="1"/>
+      <w:numFmt w:val="lowerRoman"/>
+      <w:lvlText w:val="%3."/>
+      <w:lvlJc w:val="right"/>
+      <w:pPr>
+        <w:ind w:left="2160" w:hanging="180"/>
+      </w:pPr>
+    </w:lvl>
+    <w:lvl w:ilvl="3" w:tplc="0809000F" w:tentative="1">
+      <w:start w:val="1"/>
+      <w:numFmt w:val="decimal"/>
+      <w:lvlText w:val="%4."/>
+      <w:lvlJc w:val="left"/>
+      <w:pPr>
+        <w:ind w:left="2880" w:hanging="360"/>
+      </w:pPr>
+    </w:lvl>
+    <w:lvl w:ilvl="4" w:tplc="08090019" w:tentative="1">
+      <w:start w:val="1"/>
+      <w:numFmt w:val="lowerLetter"/>
+      <w:lvlText w:val="%5."/>
+      <w:lvlJc w:val="left"/>
+      <w:pPr>
+        <w:ind w:left="3600" w:hanging="360"/>
+      </w:pPr>
+    </w:lvl>
+    <w:lvl w:ilvl="5" w:tplc="0809001B" w:tentative="1">
+      <w:start w:val="1"/>
+      <w:numFmt w:val="lowerRoman"/>
+      <w:lvlText w:val="%6."/>
+      <w:lvlJc w:val="right"/>
+      <w:pPr>
+        <w:ind w:left="4320" w:hanging="180"/>
+      </w:pPr>
+    </w:lvl>
+    <w:lvl w:ilvl="6" w:tplc="0809000F" w:tentative="1">
+      <w:start w:val="1"/>
+      <w:numFmt w:val="decimal"/>
+      <w:lvlText w:val="%7."/>
+      <w:lvlJc w:val="left"/>
+      <w:pPr>
+        <w:ind w:left="5040" w:hanging="360"/>
+      </w:pPr>
+    </w:lvl>
+    <w:lvl w:ilvl="7" w:tplc="08090019" w:tentative="1">
+      <w:start w:val="1"/>
+      <w:numFmt w:val="lowerLetter"/>
+      <w:lvlText w:val="%8."/>
+      <w:lvlJc w:val="left"/>
+      <w:pPr>
+        <w:ind w:left="5760" w:hanging="360"/>
+      </w:pPr>
+    </w:lvl>
+    <w:lvl w:ilvl="8" w:tplc="0809001B" w:tentative="1">
+      <w:start w:val="1"/>
+      <w:numFmt w:val="lowerRoman"/>
+      <w:lvlText w:val="%9."/>
+      <w:lvlJc w:val="right"/>
+      <w:pPr>
+        <w:ind w:left="6480" w:hanging="180"/>
+      </w:pPr>
+    </w:lvl>
+  </w:abstractNum>
+  <w:abstractNum w:abstractNumId="1" w15:restartNumberingAfterBreak="0">
     <w:nsid w:val="030620E9"/>
     <w:multiLevelType w:val="hybridMultilevel"/>
     <w:tmpl w:val="75E407EC"/>
@@ -2214,7 +8782,627 @@
       </w:pPr>
     </w:lvl>
   </w:abstractNum>
-  <w:abstractNum w:abstractNumId="1" w15:restartNumberingAfterBreak="0">
+  <w:abstractNum w:abstractNumId="2" w15:restartNumberingAfterBreak="0">
+    <w:nsid w:val="059F64CB"/>
+    <w:multiLevelType w:val="hybridMultilevel"/>
+    <w:tmpl w:val="BF665770"/>
+    <w:lvl w:ilvl="0" w:tplc="08090011">
+      <w:start w:val="1"/>
+      <w:numFmt w:val="decimal"/>
+      <w:lvlText w:val="%1)"/>
+      <w:lvlJc w:val="left"/>
+      <w:pPr>
+        <w:ind w:left="720" w:hanging="360"/>
+      </w:pPr>
+    </w:lvl>
+    <w:lvl w:ilvl="1" w:tplc="08090019" w:tentative="1">
+      <w:start w:val="1"/>
+      <w:numFmt w:val="lowerLetter"/>
+      <w:lvlText w:val="%2."/>
+      <w:lvlJc w:val="left"/>
+      <w:pPr>
+        <w:ind w:left="1440" w:hanging="360"/>
+      </w:pPr>
+    </w:lvl>
+    <w:lvl w:ilvl="2" w:tplc="0809001B" w:tentative="1">
+      <w:start w:val="1"/>
+      <w:numFmt w:val="lowerRoman"/>
+      <w:lvlText w:val="%3."/>
+      <w:lvlJc w:val="right"/>
+      <w:pPr>
+        <w:ind w:left="2160" w:hanging="180"/>
+      </w:pPr>
+    </w:lvl>
+    <w:lvl w:ilvl="3" w:tplc="0809000F" w:tentative="1">
+      <w:start w:val="1"/>
+      <w:numFmt w:val="decimal"/>
+      <w:lvlText w:val="%4."/>
+      <w:lvlJc w:val="left"/>
+      <w:pPr>
+        <w:ind w:left="2880" w:hanging="360"/>
+      </w:pPr>
+    </w:lvl>
+    <w:lvl w:ilvl="4" w:tplc="08090019" w:tentative="1">
+      <w:start w:val="1"/>
+      <w:numFmt w:val="lowerLetter"/>
+      <w:lvlText w:val="%5."/>
+      <w:lvlJc w:val="left"/>
+      <w:pPr>
+        <w:ind w:left="3600" w:hanging="360"/>
+      </w:pPr>
+    </w:lvl>
+    <w:lvl w:ilvl="5" w:tplc="0809001B" w:tentative="1">
+      <w:start w:val="1"/>
+      <w:numFmt w:val="lowerRoman"/>
+      <w:lvlText w:val="%6."/>
+      <w:lvlJc w:val="right"/>
+      <w:pPr>
+        <w:ind w:left="4320" w:hanging="180"/>
+      </w:pPr>
+    </w:lvl>
+    <w:lvl w:ilvl="6" w:tplc="0809000F" w:tentative="1">
+      <w:start w:val="1"/>
+      <w:numFmt w:val="decimal"/>
+      <w:lvlText w:val="%7."/>
+      <w:lvlJc w:val="left"/>
+      <w:pPr>
+        <w:ind w:left="5040" w:hanging="360"/>
+      </w:pPr>
+    </w:lvl>
+    <w:lvl w:ilvl="7" w:tplc="08090019" w:tentative="1">
+      <w:start w:val="1"/>
+      <w:numFmt w:val="lowerLetter"/>
+      <w:lvlText w:val="%8."/>
+      <w:lvlJc w:val="left"/>
+      <w:pPr>
+        <w:ind w:left="5760" w:hanging="360"/>
+      </w:pPr>
+    </w:lvl>
+    <w:lvl w:ilvl="8" w:tplc="0809001B" w:tentative="1">
+      <w:start w:val="1"/>
+      <w:numFmt w:val="lowerRoman"/>
+      <w:lvlText w:val="%9."/>
+      <w:lvlJc w:val="right"/>
+      <w:pPr>
+        <w:ind w:left="6480" w:hanging="180"/>
+      </w:pPr>
+    </w:lvl>
+  </w:abstractNum>
+  <w:abstractNum w:abstractNumId="3" w15:restartNumberingAfterBreak="0">
+    <w:nsid w:val="094C665A"/>
+    <w:multiLevelType w:val="hybridMultilevel"/>
+    <w:tmpl w:val="E882608E"/>
+    <w:lvl w:ilvl="0" w:tplc="FFFFFFFF">
+      <w:start w:val="1"/>
+      <w:numFmt w:val="decimal"/>
+      <w:lvlText w:val="%1)"/>
+      <w:lvlJc w:val="left"/>
+      <w:pPr>
+        <w:ind w:left="720" w:hanging="360"/>
+      </w:pPr>
+      <w:rPr>
+        <w:rFonts w:hint="default"/>
+      </w:rPr>
+    </w:lvl>
+    <w:lvl w:ilvl="1" w:tplc="FFFFFFFF" w:tentative="1">
+      <w:start w:val="1"/>
+      <w:numFmt w:val="lowerLetter"/>
+      <w:lvlText w:val="%2."/>
+      <w:lvlJc w:val="left"/>
+      <w:pPr>
+        <w:ind w:left="1440" w:hanging="360"/>
+      </w:pPr>
+    </w:lvl>
+    <w:lvl w:ilvl="2" w:tplc="FFFFFFFF" w:tentative="1">
+      <w:start w:val="1"/>
+      <w:numFmt w:val="lowerRoman"/>
+      <w:lvlText w:val="%3."/>
+      <w:lvlJc w:val="right"/>
+      <w:pPr>
+        <w:ind w:left="2160" w:hanging="180"/>
+      </w:pPr>
+    </w:lvl>
+    <w:lvl w:ilvl="3" w:tplc="FFFFFFFF" w:tentative="1">
+      <w:start w:val="1"/>
+      <w:numFmt w:val="decimal"/>
+      <w:lvlText w:val="%4."/>
+      <w:lvlJc w:val="left"/>
+      <w:pPr>
+        <w:ind w:left="2880" w:hanging="360"/>
+      </w:pPr>
+    </w:lvl>
+    <w:lvl w:ilvl="4" w:tplc="FFFFFFFF" w:tentative="1">
+      <w:start w:val="1"/>
+      <w:numFmt w:val="lowerLetter"/>
+      <w:lvlText w:val="%5."/>
+      <w:lvlJc w:val="left"/>
+      <w:pPr>
+        <w:ind w:left="3600" w:hanging="360"/>
+      </w:pPr>
+    </w:lvl>
+    <w:lvl w:ilvl="5" w:tplc="FFFFFFFF" w:tentative="1">
+      <w:start w:val="1"/>
+      <w:numFmt w:val="lowerRoman"/>
+      <w:lvlText w:val="%6."/>
+      <w:lvlJc w:val="right"/>
+      <w:pPr>
+        <w:ind w:left="4320" w:hanging="180"/>
+      </w:pPr>
+    </w:lvl>
+    <w:lvl w:ilvl="6" w:tplc="FFFFFFFF" w:tentative="1">
+      <w:start w:val="1"/>
+      <w:numFmt w:val="decimal"/>
+      <w:lvlText w:val="%7."/>
+      <w:lvlJc w:val="left"/>
+      <w:pPr>
+        <w:ind w:left="5040" w:hanging="360"/>
+      </w:pPr>
+    </w:lvl>
+    <w:lvl w:ilvl="7" w:tplc="FFFFFFFF" w:tentative="1">
+      <w:start w:val="1"/>
+      <w:numFmt w:val="lowerLetter"/>
+      <w:lvlText w:val="%8."/>
+      <w:lvlJc w:val="left"/>
+      <w:pPr>
+        <w:ind w:left="5760" w:hanging="360"/>
+      </w:pPr>
+    </w:lvl>
+    <w:lvl w:ilvl="8" w:tplc="FFFFFFFF" w:tentative="1">
+      <w:start w:val="1"/>
+      <w:numFmt w:val="lowerRoman"/>
+      <w:lvlText w:val="%9."/>
+      <w:lvlJc w:val="right"/>
+      <w:pPr>
+        <w:ind w:left="6480" w:hanging="180"/>
+      </w:pPr>
+    </w:lvl>
+  </w:abstractNum>
+  <w:abstractNum w:abstractNumId="4" w15:restartNumberingAfterBreak="0">
+    <w:nsid w:val="0E8D7A56"/>
+    <w:multiLevelType w:val="hybridMultilevel"/>
+    <w:tmpl w:val="E882608E"/>
+    <w:lvl w:ilvl="0" w:tplc="FFFFFFFF">
+      <w:start w:val="1"/>
+      <w:numFmt w:val="decimal"/>
+      <w:lvlText w:val="%1)"/>
+      <w:lvlJc w:val="left"/>
+      <w:pPr>
+        <w:ind w:left="720" w:hanging="360"/>
+      </w:pPr>
+      <w:rPr>
+        <w:rFonts w:hint="default"/>
+      </w:rPr>
+    </w:lvl>
+    <w:lvl w:ilvl="1" w:tplc="FFFFFFFF" w:tentative="1">
+      <w:start w:val="1"/>
+      <w:numFmt w:val="lowerLetter"/>
+      <w:lvlText w:val="%2."/>
+      <w:lvlJc w:val="left"/>
+      <w:pPr>
+        <w:ind w:left="1440" w:hanging="360"/>
+      </w:pPr>
+    </w:lvl>
+    <w:lvl w:ilvl="2" w:tplc="FFFFFFFF" w:tentative="1">
+      <w:start w:val="1"/>
+      <w:numFmt w:val="lowerRoman"/>
+      <w:lvlText w:val="%3."/>
+      <w:lvlJc w:val="right"/>
+      <w:pPr>
+        <w:ind w:left="2160" w:hanging="180"/>
+      </w:pPr>
+    </w:lvl>
+    <w:lvl w:ilvl="3" w:tplc="FFFFFFFF" w:tentative="1">
+      <w:start w:val="1"/>
+      <w:numFmt w:val="decimal"/>
+      <w:lvlText w:val="%4."/>
+      <w:lvlJc w:val="left"/>
+      <w:pPr>
+        <w:ind w:left="2880" w:hanging="360"/>
+      </w:pPr>
+    </w:lvl>
+    <w:lvl w:ilvl="4" w:tplc="FFFFFFFF" w:tentative="1">
+      <w:start w:val="1"/>
+      <w:numFmt w:val="lowerLetter"/>
+      <w:lvlText w:val="%5."/>
+      <w:lvlJc w:val="left"/>
+      <w:pPr>
+        <w:ind w:left="3600" w:hanging="360"/>
+      </w:pPr>
+    </w:lvl>
+    <w:lvl w:ilvl="5" w:tplc="FFFFFFFF" w:tentative="1">
+      <w:start w:val="1"/>
+      <w:numFmt w:val="lowerRoman"/>
+      <w:lvlText w:val="%6."/>
+      <w:lvlJc w:val="right"/>
+      <w:pPr>
+        <w:ind w:left="4320" w:hanging="180"/>
+      </w:pPr>
+    </w:lvl>
+    <w:lvl w:ilvl="6" w:tplc="FFFFFFFF" w:tentative="1">
+      <w:start w:val="1"/>
+      <w:numFmt w:val="decimal"/>
+      <w:lvlText w:val="%7."/>
+      <w:lvlJc w:val="left"/>
+      <w:pPr>
+        <w:ind w:left="5040" w:hanging="360"/>
+      </w:pPr>
+    </w:lvl>
+    <w:lvl w:ilvl="7" w:tplc="FFFFFFFF" w:tentative="1">
+      <w:start w:val="1"/>
+      <w:numFmt w:val="lowerLetter"/>
+      <w:lvlText w:val="%8."/>
+      <w:lvlJc w:val="left"/>
+      <w:pPr>
+        <w:ind w:left="5760" w:hanging="360"/>
+      </w:pPr>
+    </w:lvl>
+    <w:lvl w:ilvl="8" w:tplc="FFFFFFFF" w:tentative="1">
+      <w:start w:val="1"/>
+      <w:numFmt w:val="lowerRoman"/>
+      <w:lvlText w:val="%9."/>
+      <w:lvlJc w:val="right"/>
+      <w:pPr>
+        <w:ind w:left="6480" w:hanging="180"/>
+      </w:pPr>
+    </w:lvl>
+  </w:abstractNum>
+  <w:abstractNum w:abstractNumId="5" w15:restartNumberingAfterBreak="0">
+    <w:nsid w:val="10A4194B"/>
+    <w:multiLevelType w:val="hybridMultilevel"/>
+    <w:tmpl w:val="E882608E"/>
+    <w:lvl w:ilvl="0" w:tplc="08090011">
+      <w:start w:val="1"/>
+      <w:numFmt w:val="decimal"/>
+      <w:lvlText w:val="%1)"/>
+      <w:lvlJc w:val="left"/>
+      <w:pPr>
+        <w:ind w:left="720" w:hanging="360"/>
+      </w:pPr>
+      <w:rPr>
+        <w:rFonts w:hint="default"/>
+      </w:rPr>
+    </w:lvl>
+    <w:lvl w:ilvl="1" w:tplc="08090019" w:tentative="1">
+      <w:start w:val="1"/>
+      <w:numFmt w:val="lowerLetter"/>
+      <w:lvlText w:val="%2."/>
+      <w:lvlJc w:val="left"/>
+      <w:pPr>
+        <w:ind w:left="1440" w:hanging="360"/>
+      </w:pPr>
+    </w:lvl>
+    <w:lvl w:ilvl="2" w:tplc="0809001B" w:tentative="1">
+      <w:start w:val="1"/>
+      <w:numFmt w:val="lowerRoman"/>
+      <w:lvlText w:val="%3."/>
+      <w:lvlJc w:val="right"/>
+      <w:pPr>
+        <w:ind w:left="2160" w:hanging="180"/>
+      </w:pPr>
+    </w:lvl>
+    <w:lvl w:ilvl="3" w:tplc="0809000F" w:tentative="1">
+      <w:start w:val="1"/>
+      <w:numFmt w:val="decimal"/>
+      <w:lvlText w:val="%4."/>
+      <w:lvlJc w:val="left"/>
+      <w:pPr>
+        <w:ind w:left="2880" w:hanging="360"/>
+      </w:pPr>
+    </w:lvl>
+    <w:lvl w:ilvl="4" w:tplc="08090019" w:tentative="1">
+      <w:start w:val="1"/>
+      <w:numFmt w:val="lowerLetter"/>
+      <w:lvlText w:val="%5."/>
+      <w:lvlJc w:val="left"/>
+      <w:pPr>
+        <w:ind w:left="3600" w:hanging="360"/>
+      </w:pPr>
+    </w:lvl>
+    <w:lvl w:ilvl="5" w:tplc="0809001B" w:tentative="1">
+      <w:start w:val="1"/>
+      <w:numFmt w:val="lowerRoman"/>
+      <w:lvlText w:val="%6."/>
+      <w:lvlJc w:val="right"/>
+      <w:pPr>
+        <w:ind w:left="4320" w:hanging="180"/>
+      </w:pPr>
+    </w:lvl>
+    <w:lvl w:ilvl="6" w:tplc="0809000F" w:tentative="1">
+      <w:start w:val="1"/>
+      <w:numFmt w:val="decimal"/>
+      <w:lvlText w:val="%7."/>
+      <w:lvlJc w:val="left"/>
+      <w:pPr>
+        <w:ind w:left="5040" w:hanging="360"/>
+      </w:pPr>
+    </w:lvl>
+    <w:lvl w:ilvl="7" w:tplc="08090019" w:tentative="1">
+      <w:start w:val="1"/>
+      <w:numFmt w:val="lowerLetter"/>
+      <w:lvlText w:val="%8."/>
+      <w:lvlJc w:val="left"/>
+      <w:pPr>
+        <w:ind w:left="5760" w:hanging="360"/>
+      </w:pPr>
+    </w:lvl>
+    <w:lvl w:ilvl="8" w:tplc="0809001B" w:tentative="1">
+      <w:start w:val="1"/>
+      <w:numFmt w:val="lowerRoman"/>
+      <w:lvlText w:val="%9."/>
+      <w:lvlJc w:val="right"/>
+      <w:pPr>
+        <w:ind w:left="6480" w:hanging="180"/>
+      </w:pPr>
+    </w:lvl>
+  </w:abstractNum>
+  <w:abstractNum w:abstractNumId="6" w15:restartNumberingAfterBreak="0">
+    <w:nsid w:val="12630D54"/>
+    <w:multiLevelType w:val="hybridMultilevel"/>
+    <w:tmpl w:val="0D6ADBA2"/>
+    <w:lvl w:ilvl="0" w:tplc="FFFFFFFF">
+      <w:start w:val="1"/>
+      <w:numFmt w:val="decimal"/>
+      <w:lvlText w:val="%1)"/>
+      <w:lvlJc w:val="left"/>
+      <w:pPr>
+        <w:ind w:left="720" w:hanging="360"/>
+      </w:pPr>
+      <w:rPr>
+        <w:rFonts w:hint="default"/>
+      </w:rPr>
+    </w:lvl>
+    <w:lvl w:ilvl="1" w:tplc="08090019" w:tentative="1">
+      <w:start w:val="1"/>
+      <w:numFmt w:val="lowerLetter"/>
+      <w:lvlText w:val="%2."/>
+      <w:lvlJc w:val="left"/>
+      <w:pPr>
+        <w:ind w:left="1440" w:hanging="360"/>
+      </w:pPr>
+    </w:lvl>
+    <w:lvl w:ilvl="2" w:tplc="0809001B" w:tentative="1">
+      <w:start w:val="1"/>
+      <w:numFmt w:val="lowerRoman"/>
+      <w:lvlText w:val="%3."/>
+      <w:lvlJc w:val="right"/>
+      <w:pPr>
+        <w:ind w:left="2160" w:hanging="180"/>
+      </w:pPr>
+    </w:lvl>
+    <w:lvl w:ilvl="3" w:tplc="0809000F" w:tentative="1">
+      <w:start w:val="1"/>
+      <w:numFmt w:val="decimal"/>
+      <w:lvlText w:val="%4."/>
+      <w:lvlJc w:val="left"/>
+      <w:pPr>
+        <w:ind w:left="2880" w:hanging="360"/>
+      </w:pPr>
+    </w:lvl>
+    <w:lvl w:ilvl="4" w:tplc="08090019" w:tentative="1">
+      <w:start w:val="1"/>
+      <w:numFmt w:val="lowerLetter"/>
+      <w:lvlText w:val="%5."/>
+      <w:lvlJc w:val="left"/>
+      <w:pPr>
+        <w:ind w:left="3600" w:hanging="360"/>
+      </w:pPr>
+    </w:lvl>
+    <w:lvl w:ilvl="5" w:tplc="0809001B" w:tentative="1">
+      <w:start w:val="1"/>
+      <w:numFmt w:val="lowerRoman"/>
+      <w:lvlText w:val="%6."/>
+      <w:lvlJc w:val="right"/>
+      <w:pPr>
+        <w:ind w:left="4320" w:hanging="180"/>
+      </w:pPr>
+    </w:lvl>
+    <w:lvl w:ilvl="6" w:tplc="0809000F" w:tentative="1">
+      <w:start w:val="1"/>
+      <w:numFmt w:val="decimal"/>
+      <w:lvlText w:val="%7."/>
+      <w:lvlJc w:val="left"/>
+      <w:pPr>
+        <w:ind w:left="5040" w:hanging="360"/>
+      </w:pPr>
+    </w:lvl>
+    <w:lvl w:ilvl="7" w:tplc="08090019" w:tentative="1">
+      <w:start w:val="1"/>
+      <w:numFmt w:val="lowerLetter"/>
+      <w:lvlText w:val="%8."/>
+      <w:lvlJc w:val="left"/>
+      <w:pPr>
+        <w:ind w:left="5760" w:hanging="360"/>
+      </w:pPr>
+    </w:lvl>
+    <w:lvl w:ilvl="8" w:tplc="0809001B" w:tentative="1">
+      <w:start w:val="1"/>
+      <w:numFmt w:val="lowerRoman"/>
+      <w:lvlText w:val="%9."/>
+      <w:lvlJc w:val="right"/>
+      <w:pPr>
+        <w:ind w:left="6480" w:hanging="180"/>
+      </w:pPr>
+    </w:lvl>
+  </w:abstractNum>
+  <w:abstractNum w:abstractNumId="7" w15:restartNumberingAfterBreak="0">
+    <w:nsid w:val="15CB347B"/>
+    <w:multiLevelType w:val="hybridMultilevel"/>
+    <w:tmpl w:val="E882608E"/>
+    <w:lvl w:ilvl="0" w:tplc="FFFFFFFF">
+      <w:start w:val="1"/>
+      <w:numFmt w:val="decimal"/>
+      <w:lvlText w:val="%1)"/>
+      <w:lvlJc w:val="left"/>
+      <w:pPr>
+        <w:ind w:left="720" w:hanging="360"/>
+      </w:pPr>
+      <w:rPr>
+        <w:rFonts w:hint="default"/>
+      </w:rPr>
+    </w:lvl>
+    <w:lvl w:ilvl="1" w:tplc="FFFFFFFF" w:tentative="1">
+      <w:start w:val="1"/>
+      <w:numFmt w:val="lowerLetter"/>
+      <w:lvlText w:val="%2."/>
+      <w:lvlJc w:val="left"/>
+      <w:pPr>
+        <w:ind w:left="1440" w:hanging="360"/>
+      </w:pPr>
+    </w:lvl>
+    <w:lvl w:ilvl="2" w:tplc="FFFFFFFF" w:tentative="1">
+      <w:start w:val="1"/>
+      <w:numFmt w:val="lowerRoman"/>
+      <w:lvlText w:val="%3."/>
+      <w:lvlJc w:val="right"/>
+      <w:pPr>
+        <w:ind w:left="2160" w:hanging="180"/>
+      </w:pPr>
+    </w:lvl>
+    <w:lvl w:ilvl="3" w:tplc="FFFFFFFF" w:tentative="1">
+      <w:start w:val="1"/>
+      <w:numFmt w:val="decimal"/>
+      <w:lvlText w:val="%4."/>
+      <w:lvlJc w:val="left"/>
+      <w:pPr>
+        <w:ind w:left="2880" w:hanging="360"/>
+      </w:pPr>
+    </w:lvl>
+    <w:lvl w:ilvl="4" w:tplc="FFFFFFFF" w:tentative="1">
+      <w:start w:val="1"/>
+      <w:numFmt w:val="lowerLetter"/>
+      <w:lvlText w:val="%5."/>
+      <w:lvlJc w:val="left"/>
+      <w:pPr>
+        <w:ind w:left="3600" w:hanging="360"/>
+      </w:pPr>
+    </w:lvl>
+    <w:lvl w:ilvl="5" w:tplc="FFFFFFFF" w:tentative="1">
+      <w:start w:val="1"/>
+      <w:numFmt w:val="lowerRoman"/>
+      <w:lvlText w:val="%6."/>
+      <w:lvlJc w:val="right"/>
+      <w:pPr>
+        <w:ind w:left="4320" w:hanging="180"/>
+      </w:pPr>
+    </w:lvl>
+    <w:lvl w:ilvl="6" w:tplc="FFFFFFFF" w:tentative="1">
+      <w:start w:val="1"/>
+      <w:numFmt w:val="decimal"/>
+      <w:lvlText w:val="%7."/>
+      <w:lvlJc w:val="left"/>
+      <w:pPr>
+        <w:ind w:left="5040" w:hanging="360"/>
+      </w:pPr>
+    </w:lvl>
+    <w:lvl w:ilvl="7" w:tplc="FFFFFFFF" w:tentative="1">
+      <w:start w:val="1"/>
+      <w:numFmt w:val="lowerLetter"/>
+      <w:lvlText w:val="%8."/>
+      <w:lvlJc w:val="left"/>
+      <w:pPr>
+        <w:ind w:left="5760" w:hanging="360"/>
+      </w:pPr>
+    </w:lvl>
+    <w:lvl w:ilvl="8" w:tplc="FFFFFFFF" w:tentative="1">
+      <w:start w:val="1"/>
+      <w:numFmt w:val="lowerRoman"/>
+      <w:lvlText w:val="%9."/>
+      <w:lvlJc w:val="right"/>
+      <w:pPr>
+        <w:ind w:left="6480" w:hanging="180"/>
+      </w:pPr>
+    </w:lvl>
+  </w:abstractNum>
+  <w:abstractNum w:abstractNumId="8" w15:restartNumberingAfterBreak="0">
+    <w:nsid w:val="1AF149D0"/>
+    <w:multiLevelType w:val="hybridMultilevel"/>
+    <w:tmpl w:val="E882608E"/>
+    <w:lvl w:ilvl="0" w:tplc="FFFFFFFF">
+      <w:start w:val="1"/>
+      <w:numFmt w:val="decimal"/>
+      <w:lvlText w:val="%1)"/>
+      <w:lvlJc w:val="left"/>
+      <w:pPr>
+        <w:ind w:left="720" w:hanging="360"/>
+      </w:pPr>
+      <w:rPr>
+        <w:rFonts w:hint="default"/>
+      </w:rPr>
+    </w:lvl>
+    <w:lvl w:ilvl="1" w:tplc="FFFFFFFF" w:tentative="1">
+      <w:start w:val="1"/>
+      <w:numFmt w:val="lowerLetter"/>
+      <w:lvlText w:val="%2."/>
+      <w:lvlJc w:val="left"/>
+      <w:pPr>
+        <w:ind w:left="1440" w:hanging="360"/>
+      </w:pPr>
+    </w:lvl>
+    <w:lvl w:ilvl="2" w:tplc="FFFFFFFF" w:tentative="1">
+      <w:start w:val="1"/>
+      <w:numFmt w:val="lowerRoman"/>
+      <w:lvlText w:val="%3."/>
+      <w:lvlJc w:val="right"/>
+      <w:pPr>
+        <w:ind w:left="2160" w:hanging="180"/>
+      </w:pPr>
+    </w:lvl>
+    <w:lvl w:ilvl="3" w:tplc="FFFFFFFF" w:tentative="1">
+      <w:start w:val="1"/>
+      <w:numFmt w:val="decimal"/>
+      <w:lvlText w:val="%4."/>
+      <w:lvlJc w:val="left"/>
+      <w:pPr>
+        <w:ind w:left="2880" w:hanging="360"/>
+      </w:pPr>
+    </w:lvl>
+    <w:lvl w:ilvl="4" w:tplc="FFFFFFFF" w:tentative="1">
+      <w:start w:val="1"/>
+      <w:numFmt w:val="lowerLetter"/>
+      <w:lvlText w:val="%5."/>
+      <w:lvlJc w:val="left"/>
+      <w:pPr>
+        <w:ind w:left="3600" w:hanging="360"/>
+      </w:pPr>
+    </w:lvl>
+    <w:lvl w:ilvl="5" w:tplc="FFFFFFFF" w:tentative="1">
+      <w:start w:val="1"/>
+      <w:numFmt w:val="lowerRoman"/>
+      <w:lvlText w:val="%6."/>
+      <w:lvlJc w:val="right"/>
+      <w:pPr>
+        <w:ind w:left="4320" w:hanging="180"/>
+      </w:pPr>
+    </w:lvl>
+    <w:lvl w:ilvl="6" w:tplc="FFFFFFFF" w:tentative="1">
+      <w:start w:val="1"/>
+      <w:numFmt w:val="decimal"/>
+      <w:lvlText w:val="%7."/>
+      <w:lvlJc w:val="left"/>
+      <w:pPr>
+        <w:ind w:left="5040" w:hanging="360"/>
+      </w:pPr>
+    </w:lvl>
+    <w:lvl w:ilvl="7" w:tplc="FFFFFFFF" w:tentative="1">
+      <w:start w:val="1"/>
+      <w:numFmt w:val="lowerLetter"/>
+      <w:lvlText w:val="%8."/>
+      <w:lvlJc w:val="left"/>
+      <w:pPr>
+        <w:ind w:left="5760" w:hanging="360"/>
+      </w:pPr>
+    </w:lvl>
+    <w:lvl w:ilvl="8" w:tplc="FFFFFFFF" w:tentative="1">
+      <w:start w:val="1"/>
+      <w:numFmt w:val="lowerRoman"/>
+      <w:lvlText w:val="%9."/>
+      <w:lvlJc w:val="right"/>
+      <w:pPr>
+        <w:ind w:left="6480" w:hanging="180"/>
+      </w:pPr>
+    </w:lvl>
+  </w:abstractNum>
+  <w:abstractNum w:abstractNumId="9" w15:restartNumberingAfterBreak="0">
     <w:nsid w:val="20D41F01"/>
     <w:multiLevelType w:val="hybridMultilevel"/>
     <w:tmpl w:val="E8F0EB1C"/>
@@ -2303,7 +9491,7 @@
       </w:pPr>
     </w:lvl>
   </w:abstractNum>
-  <w:abstractNum w:abstractNumId="2" w15:restartNumberingAfterBreak="0">
+  <w:abstractNum w:abstractNumId="10" w15:restartNumberingAfterBreak="0">
     <w:nsid w:val="20D716BE"/>
     <w:multiLevelType w:val="hybridMultilevel"/>
     <w:tmpl w:val="D92C2E36"/>
@@ -2392,7 +9580,96 @@
       </w:pPr>
     </w:lvl>
   </w:abstractNum>
-  <w:abstractNum w:abstractNumId="3" w15:restartNumberingAfterBreak="0">
+  <w:abstractNum w:abstractNumId="11" w15:restartNumberingAfterBreak="0">
+    <w:nsid w:val="2BC7367A"/>
+    <w:multiLevelType w:val="hybridMultilevel"/>
+    <w:tmpl w:val="E882608E"/>
+    <w:lvl w:ilvl="0" w:tplc="FFFFFFFF">
+      <w:start w:val="1"/>
+      <w:numFmt w:val="decimal"/>
+      <w:lvlText w:val="%1)"/>
+      <w:lvlJc w:val="left"/>
+      <w:pPr>
+        <w:ind w:left="720" w:hanging="360"/>
+      </w:pPr>
+      <w:rPr>
+        <w:rFonts w:hint="default"/>
+      </w:rPr>
+    </w:lvl>
+    <w:lvl w:ilvl="1" w:tplc="FFFFFFFF" w:tentative="1">
+      <w:start w:val="1"/>
+      <w:numFmt w:val="lowerLetter"/>
+      <w:lvlText w:val="%2."/>
+      <w:lvlJc w:val="left"/>
+      <w:pPr>
+        <w:ind w:left="1440" w:hanging="360"/>
+      </w:pPr>
+    </w:lvl>
+    <w:lvl w:ilvl="2" w:tplc="FFFFFFFF" w:tentative="1">
+      <w:start w:val="1"/>
+      <w:numFmt w:val="lowerRoman"/>
+      <w:lvlText w:val="%3."/>
+      <w:lvlJc w:val="right"/>
+      <w:pPr>
+        <w:ind w:left="2160" w:hanging="180"/>
+      </w:pPr>
+    </w:lvl>
+    <w:lvl w:ilvl="3" w:tplc="FFFFFFFF" w:tentative="1">
+      <w:start w:val="1"/>
+      <w:numFmt w:val="decimal"/>
+      <w:lvlText w:val="%4."/>
+      <w:lvlJc w:val="left"/>
+      <w:pPr>
+        <w:ind w:left="2880" w:hanging="360"/>
+      </w:pPr>
+    </w:lvl>
+    <w:lvl w:ilvl="4" w:tplc="FFFFFFFF" w:tentative="1">
+      <w:start w:val="1"/>
+      <w:numFmt w:val="lowerLetter"/>
+      <w:lvlText w:val="%5."/>
+      <w:lvlJc w:val="left"/>
+      <w:pPr>
+        <w:ind w:left="3600" w:hanging="360"/>
+      </w:pPr>
+    </w:lvl>
+    <w:lvl w:ilvl="5" w:tplc="FFFFFFFF" w:tentative="1">
+      <w:start w:val="1"/>
+      <w:numFmt w:val="lowerRoman"/>
+      <w:lvlText w:val="%6."/>
+      <w:lvlJc w:val="right"/>
+      <w:pPr>
+        <w:ind w:left="4320" w:hanging="180"/>
+      </w:pPr>
+    </w:lvl>
+    <w:lvl w:ilvl="6" w:tplc="FFFFFFFF" w:tentative="1">
+      <w:start w:val="1"/>
+      <w:numFmt w:val="decimal"/>
+      <w:lvlText w:val="%7."/>
+      <w:lvlJc w:val="left"/>
+      <w:pPr>
+        <w:ind w:left="5040" w:hanging="360"/>
+      </w:pPr>
+    </w:lvl>
+    <w:lvl w:ilvl="7" w:tplc="FFFFFFFF" w:tentative="1">
+      <w:start w:val="1"/>
+      <w:numFmt w:val="lowerLetter"/>
+      <w:lvlText w:val="%8."/>
+      <w:lvlJc w:val="left"/>
+      <w:pPr>
+        <w:ind w:left="5760" w:hanging="360"/>
+      </w:pPr>
+    </w:lvl>
+    <w:lvl w:ilvl="8" w:tplc="FFFFFFFF" w:tentative="1">
+      <w:start w:val="1"/>
+      <w:numFmt w:val="lowerRoman"/>
+      <w:lvlText w:val="%9."/>
+      <w:lvlJc w:val="right"/>
+      <w:pPr>
+        <w:ind w:left="6480" w:hanging="180"/>
+      </w:pPr>
+    </w:lvl>
+  </w:abstractNum>
+  <w:abstractNum w:abstractNumId="12" w15:restartNumberingAfterBreak="0">
     <w:nsid w:val="2D2114A7"/>
     <w:multiLevelType w:val="hybridMultilevel"/>
     <w:tmpl w:val="D9FC3822"/>
@@ -2483,7 +9760,93 @@
       </w:pPr>
     </w:lvl>
   </w:abstractNum>
-  <w:abstractNum w:abstractNumId="4" w15:restartNumberingAfterBreak="0">
+  <w:abstractNum w:abstractNumId="13" w15:restartNumberingAfterBreak="0">
+    <w:nsid w:val="2FD832AB"/>
+    <w:multiLevelType w:val="hybridMultilevel"/>
+    <w:tmpl w:val="1F0A29A0"/>
+    <w:lvl w:ilvl="0" w:tplc="08090011">
+      <w:start w:val="1"/>
+      <w:numFmt w:val="decimal"/>
+      <w:lvlText w:val="%1)"/>
+      <w:lvlJc w:val="left"/>
+      <w:pPr>
+        <w:ind w:left="720" w:hanging="360"/>
+      </w:pPr>
+    </w:lvl>
+    <w:lvl w:ilvl="1" w:tplc="08090019" w:tentative="1">
+      <w:start w:val="1"/>
+      <w:numFmt w:val="lowerLetter"/>
+      <w:lvlText w:val="%2."/>
+      <w:lvlJc w:val="left"/>
+      <w:pPr>
+        <w:ind w:left="1440" w:hanging="360"/>
+      </w:pPr>
+    </w:lvl>
+    <w:lvl w:ilvl="2" w:tplc="0809001B" w:tentative="1">
+      <w:start w:val="1"/>
+      <w:numFmt w:val="lowerRoman"/>
+      <w:lvlText w:val="%3."/>
+      <w:lvlJc w:val="right"/>
+      <w:pPr>
+        <w:ind w:left="2160" w:hanging="180"/>
+      </w:pPr>
+    </w:lvl>
+    <w:lvl w:ilvl="3" w:tplc="0809000F" w:tentative="1">
+      <w:start w:val="1"/>
+      <w:numFmt w:val="decimal"/>
+      <w:lvlText w:val="%4."/>
+      <w:lvlJc w:val="left"/>
+      <w:pPr>
+        <w:ind w:left="2880" w:hanging="360"/>
+      </w:pPr>
+    </w:lvl>
+    <w:lvl w:ilvl="4" w:tplc="08090019" w:tentative="1">
+      <w:start w:val="1"/>
+      <w:numFmt w:val="lowerLetter"/>
+      <w:lvlText w:val="%5."/>
+      <w:lvlJc w:val="left"/>
+      <w:pPr>
+        <w:ind w:left="3600" w:hanging="360"/>
+      </w:pPr>
+    </w:lvl>
+    <w:lvl w:ilvl="5" w:tplc="0809001B" w:tentative="1">
+      <w:start w:val="1"/>
+      <w:numFmt w:val="lowerRoman"/>
+      <w:lvlText w:val="%6."/>
+      <w:lvlJc w:val="right"/>
+      <w:pPr>
+        <w:ind w:left="4320" w:hanging="180"/>
+      </w:pPr>
+    </w:lvl>
+    <w:lvl w:ilvl="6" w:tplc="0809000F" w:tentative="1">
+      <w:start w:val="1"/>
+      <w:numFmt w:val="decimal"/>
+      <w:lvlText w:val="%7."/>
+      <w:lvlJc w:val="left"/>
+      <w:pPr>
+        <w:ind w:left="5040" w:hanging="360"/>
+      </w:pPr>
+    </w:lvl>
+    <w:lvl w:ilvl="7" w:tplc="08090019" w:tentative="1">
+      <w:start w:val="1"/>
+      <w:numFmt w:val="lowerLetter"/>
+      <w:lvlText w:val="%8."/>
+      <w:lvlJc w:val="left"/>
+      <w:pPr>
+        <w:ind w:left="5760" w:hanging="360"/>
+      </w:pPr>
+    </w:lvl>
+    <w:lvl w:ilvl="8" w:tplc="0809001B" w:tentative="1">
+      <w:start w:val="1"/>
+      <w:numFmt w:val="lowerRoman"/>
+      <w:lvlText w:val="%9."/>
+      <w:lvlJc w:val="right"/>
+      <w:pPr>
+        <w:ind w:left="6480" w:hanging="180"/>
+      </w:pPr>
+    </w:lvl>
+  </w:abstractNum>
+  <w:abstractNum w:abstractNumId="14" w15:restartNumberingAfterBreak="0">
     <w:nsid w:val="30B07C5C"/>
     <w:multiLevelType w:val="hybridMultilevel"/>
     <w:tmpl w:val="525E63C0"/>
@@ -2572,7 +9935,96 @@
       </w:pPr>
     </w:lvl>
   </w:abstractNum>
-  <w:abstractNum w:abstractNumId="5" w15:restartNumberingAfterBreak="0">
+  <w:abstractNum w:abstractNumId="15" w15:restartNumberingAfterBreak="0">
+    <w:nsid w:val="361D2992"/>
+    <w:multiLevelType w:val="hybridMultilevel"/>
+    <w:tmpl w:val="E882608E"/>
+    <w:lvl w:ilvl="0" w:tplc="FFFFFFFF">
+      <w:start w:val="1"/>
+      <w:numFmt w:val="decimal"/>
+      <w:lvlText w:val="%1)"/>
+      <w:lvlJc w:val="left"/>
+      <w:pPr>
+        <w:ind w:left="720" w:hanging="360"/>
+      </w:pPr>
+      <w:rPr>
+        <w:rFonts w:hint="default"/>
+      </w:rPr>
+    </w:lvl>
+    <w:lvl w:ilvl="1" w:tplc="FFFFFFFF" w:tentative="1">
+      <w:start w:val="1"/>
+      <w:numFmt w:val="lowerLetter"/>
+      <w:lvlText w:val="%2."/>
+      <w:lvlJc w:val="left"/>
+      <w:pPr>
+        <w:ind w:left="1440" w:hanging="360"/>
+      </w:pPr>
+    </w:lvl>
+    <w:lvl w:ilvl="2" w:tplc="FFFFFFFF" w:tentative="1">
+      <w:start w:val="1"/>
+      <w:numFmt w:val="lowerRoman"/>
+      <w:lvlText w:val="%3."/>
+      <w:lvlJc w:val="right"/>
+      <w:pPr>
+        <w:ind w:left="2160" w:hanging="180"/>
+      </w:pPr>
+    </w:lvl>
+    <w:lvl w:ilvl="3" w:tplc="FFFFFFFF" w:tentative="1">
+      <w:start w:val="1"/>
+      <w:numFmt w:val="decimal"/>
+      <w:lvlText w:val="%4."/>
+      <w:lvlJc w:val="left"/>
+      <w:pPr>
+        <w:ind w:left="2880" w:hanging="360"/>
+      </w:pPr>
+    </w:lvl>
+    <w:lvl w:ilvl="4" w:tplc="FFFFFFFF" w:tentative="1">
+      <w:start w:val="1"/>
+      <w:numFmt w:val="lowerLetter"/>
+      <w:lvlText w:val="%5."/>
+      <w:lvlJc w:val="left"/>
+      <w:pPr>
+        <w:ind w:left="3600" w:hanging="360"/>
+      </w:pPr>
+    </w:lvl>
+    <w:lvl w:ilvl="5" w:tplc="FFFFFFFF" w:tentative="1">
+      <w:start w:val="1"/>
+      <w:numFmt w:val="lowerRoman"/>
+      <w:lvlText w:val="%6."/>
+      <w:lvlJc w:val="right"/>
+      <w:pPr>
+        <w:ind w:left="4320" w:hanging="180"/>
+      </w:pPr>
+    </w:lvl>
+    <w:lvl w:ilvl="6" w:tplc="FFFFFFFF" w:tentative="1">
+      <w:start w:val="1"/>
+      <w:numFmt w:val="decimal"/>
+      <w:lvlText w:val="%7."/>
+      <w:lvlJc w:val="left"/>
+      <w:pPr>
+        <w:ind w:left="5040" w:hanging="360"/>
+      </w:pPr>
+    </w:lvl>
+    <w:lvl w:ilvl="7" w:tplc="FFFFFFFF" w:tentative="1">
+      <w:start w:val="1"/>
+      <w:numFmt w:val="lowerLetter"/>
+      <w:lvlText w:val="%8."/>
+      <w:lvlJc w:val="left"/>
+      <w:pPr>
+        <w:ind w:left="5760" w:hanging="360"/>
+      </w:pPr>
+    </w:lvl>
+    <w:lvl w:ilvl="8" w:tplc="FFFFFFFF" w:tentative="1">
+      <w:start w:val="1"/>
+      <w:numFmt w:val="lowerRoman"/>
+      <w:lvlText w:val="%9."/>
+      <w:lvlJc w:val="right"/>
+      <w:pPr>
+        <w:ind w:left="6480" w:hanging="180"/>
+      </w:pPr>
+    </w:lvl>
+  </w:abstractNum>
+  <w:abstractNum w:abstractNumId="16" w15:restartNumberingAfterBreak="0">
     <w:nsid w:val="366D3312"/>
     <w:multiLevelType w:val="hybridMultilevel"/>
     <w:tmpl w:val="0DC824B4"/>
@@ -2658,7 +10110,7 @@
       </w:pPr>
     </w:lvl>
   </w:abstractNum>
-  <w:abstractNum w:abstractNumId="6" w15:restartNumberingAfterBreak="0">
+  <w:abstractNum w:abstractNumId="17" w15:restartNumberingAfterBreak="0">
     <w:nsid w:val="3ED23D7F"/>
     <w:multiLevelType w:val="hybridMultilevel"/>
     <w:tmpl w:val="08B8E2A6"/>
@@ -2744,7 +10196,7 @@
       </w:pPr>
     </w:lvl>
   </w:abstractNum>
-  <w:abstractNum w:abstractNumId="7" w15:restartNumberingAfterBreak="0">
+  <w:abstractNum w:abstractNumId="18" w15:restartNumberingAfterBreak="0">
     <w:nsid w:val="3F612B1B"/>
     <w:multiLevelType w:val="hybridMultilevel"/>
     <w:tmpl w:val="322C349C"/>
@@ -2835,7 +10287,96 @@
       </w:pPr>
     </w:lvl>
   </w:abstractNum>
-  <w:abstractNum w:abstractNumId="8" w15:restartNumberingAfterBreak="0">
+  <w:abstractNum w:abstractNumId="19" w15:restartNumberingAfterBreak="0">
+    <w:nsid w:val="57006DB1"/>
+    <w:multiLevelType w:val="hybridMultilevel"/>
+    <w:tmpl w:val="E882608E"/>
+    <w:lvl w:ilvl="0" w:tplc="FFFFFFFF">
+      <w:start w:val="1"/>
+      <w:numFmt w:val="decimal"/>
+      <w:lvlText w:val="%1)"/>
+      <w:lvlJc w:val="left"/>
+      <w:pPr>
+        <w:ind w:left="720" w:hanging="360"/>
+      </w:pPr>
+      <w:rPr>
+        <w:rFonts w:hint="default"/>
+      </w:rPr>
+    </w:lvl>
+    <w:lvl w:ilvl="1" w:tplc="FFFFFFFF" w:tentative="1">
+      <w:start w:val="1"/>
+      <w:numFmt w:val="lowerLetter"/>
+      <w:lvlText w:val="%2."/>
+      <w:lvlJc w:val="left"/>
+      <w:pPr>
+        <w:ind w:left="1440" w:hanging="360"/>
+      </w:pPr>
+    </w:lvl>
+    <w:lvl w:ilvl="2" w:tplc="FFFFFFFF" w:tentative="1">
+      <w:start w:val="1"/>
+      <w:numFmt w:val="lowerRoman"/>
+      <w:lvlText w:val="%3."/>
+      <w:lvlJc w:val="right"/>
+      <w:pPr>
+        <w:ind w:left="2160" w:hanging="180"/>
+      </w:pPr>
+    </w:lvl>
+    <w:lvl w:ilvl="3" w:tplc="FFFFFFFF" w:tentative="1">
+      <w:start w:val="1"/>
+      <w:numFmt w:val="decimal"/>
+      <w:lvlText w:val="%4."/>
+      <w:lvlJc w:val="left"/>
+      <w:pPr>
+        <w:ind w:left="2880" w:hanging="360"/>
+      </w:pPr>
+    </w:lvl>
+    <w:lvl w:ilvl="4" w:tplc="FFFFFFFF" w:tentative="1">
+      <w:start w:val="1"/>
+      <w:numFmt w:val="lowerLetter"/>
+      <w:lvlText w:val="%5."/>
+      <w:lvlJc w:val="left"/>
+      <w:pPr>
+        <w:ind w:left="3600" w:hanging="360"/>
+      </w:pPr>
+    </w:lvl>
+    <w:lvl w:ilvl="5" w:tplc="FFFFFFFF" w:tentative="1">
+      <w:start w:val="1"/>
+      <w:numFmt w:val="lowerRoman"/>
+      <w:lvlText w:val="%6."/>
+      <w:lvlJc w:val="right"/>
+      <w:pPr>
+        <w:ind w:left="4320" w:hanging="180"/>
+      </w:pPr>
+    </w:lvl>
+    <w:lvl w:ilvl="6" w:tplc="FFFFFFFF" w:tentative="1">
+      <w:start w:val="1"/>
+      <w:numFmt w:val="decimal"/>
+      <w:lvlText w:val="%7."/>
+      <w:lvlJc w:val="left"/>
+      <w:pPr>
+        <w:ind w:left="5040" w:hanging="360"/>
+      </w:pPr>
+    </w:lvl>
+    <w:lvl w:ilvl="7" w:tplc="FFFFFFFF" w:tentative="1">
+      <w:start w:val="1"/>
+      <w:numFmt w:val="lowerLetter"/>
+      <w:lvlText w:val="%8."/>
+      <w:lvlJc w:val="left"/>
+      <w:pPr>
+        <w:ind w:left="5760" w:hanging="360"/>
+      </w:pPr>
+    </w:lvl>
+    <w:lvl w:ilvl="8" w:tplc="FFFFFFFF" w:tentative="1">
+      <w:start w:val="1"/>
+      <w:numFmt w:val="lowerRoman"/>
+      <w:lvlText w:val="%9."/>
+      <w:lvlJc w:val="right"/>
+      <w:pPr>
+        <w:ind w:left="6480" w:hanging="180"/>
+      </w:pPr>
+    </w:lvl>
+  </w:abstractNum>
+  <w:abstractNum w:abstractNumId="20" w15:restartNumberingAfterBreak="0">
     <w:nsid w:val="5C3A773E"/>
     <w:multiLevelType w:val="hybridMultilevel"/>
     <w:tmpl w:val="7CE03010"/>
@@ -2924,7 +10465,96 @@
       </w:pPr>
     </w:lvl>
   </w:abstractNum>
-  <w:abstractNum w:abstractNumId="9" w15:restartNumberingAfterBreak="0">
+  <w:abstractNum w:abstractNumId="21" w15:restartNumberingAfterBreak="0">
+    <w:nsid w:val="5FF57909"/>
+    <w:multiLevelType w:val="hybridMultilevel"/>
+    <w:tmpl w:val="E882608E"/>
+    <w:lvl w:ilvl="0" w:tplc="FFFFFFFF">
+      <w:start w:val="1"/>
+      <w:numFmt w:val="decimal"/>
+      <w:lvlText w:val="%1)"/>
+      <w:lvlJc w:val="left"/>
+      <w:pPr>
+        <w:ind w:left="720" w:hanging="360"/>
+      </w:pPr>
+      <w:rPr>
+        <w:rFonts w:hint="default"/>
+      </w:rPr>
+    </w:lvl>
+    <w:lvl w:ilvl="1" w:tplc="FFFFFFFF" w:tentative="1">
+      <w:start w:val="1"/>
+      <w:numFmt w:val="lowerLetter"/>
+      <w:lvlText w:val="%2."/>
+      <w:lvlJc w:val="left"/>
+      <w:pPr>
+        <w:ind w:left="1440" w:hanging="360"/>
+      </w:pPr>
+    </w:lvl>
+    <w:lvl w:ilvl="2" w:tplc="FFFFFFFF" w:tentative="1">
+      <w:start w:val="1"/>
+      <w:numFmt w:val="lowerRoman"/>
+      <w:lvlText w:val="%3."/>
+      <w:lvlJc w:val="right"/>
+      <w:pPr>
+        <w:ind w:left="2160" w:hanging="180"/>
+      </w:pPr>
+    </w:lvl>
+    <w:lvl w:ilvl="3" w:tplc="FFFFFFFF" w:tentative="1">
+      <w:start w:val="1"/>
+      <w:numFmt w:val="decimal"/>
+      <w:lvlText w:val="%4."/>
+      <w:lvlJc w:val="left"/>
+      <w:pPr>
+        <w:ind w:left="2880" w:hanging="360"/>
+      </w:pPr>
+    </w:lvl>
+    <w:lvl w:ilvl="4" w:tplc="FFFFFFFF" w:tentative="1">
+      <w:start w:val="1"/>
+      <w:numFmt w:val="lowerLetter"/>
+      <w:lvlText w:val="%5."/>
+      <w:lvlJc w:val="left"/>
+      <w:pPr>
+        <w:ind w:left="3600" w:hanging="360"/>
+      </w:pPr>
+    </w:lvl>
+    <w:lvl w:ilvl="5" w:tplc="FFFFFFFF" w:tentative="1">
+      <w:start w:val="1"/>
+      <w:numFmt w:val="lowerRoman"/>
+      <w:lvlText w:val="%6."/>
+      <w:lvlJc w:val="right"/>
+      <w:pPr>
+        <w:ind w:left="4320" w:hanging="180"/>
+      </w:pPr>
+    </w:lvl>
+    <w:lvl w:ilvl="6" w:tplc="FFFFFFFF" w:tentative="1">
+      <w:start w:val="1"/>
+      <w:numFmt w:val="decimal"/>
+      <w:lvlText w:val="%7."/>
+      <w:lvlJc w:val="left"/>
+      <w:pPr>
+        <w:ind w:left="5040" w:hanging="360"/>
+      </w:pPr>
+    </w:lvl>
+    <w:lvl w:ilvl="7" w:tplc="FFFFFFFF" w:tentative="1">
+      <w:start w:val="1"/>
+      <w:numFmt w:val="lowerLetter"/>
+      <w:lvlText w:val="%8."/>
+      <w:lvlJc w:val="left"/>
+      <w:pPr>
+        <w:ind w:left="5760" w:hanging="360"/>
+      </w:pPr>
+    </w:lvl>
+    <w:lvl w:ilvl="8" w:tplc="FFFFFFFF" w:tentative="1">
+      <w:start w:val="1"/>
+      <w:numFmt w:val="lowerRoman"/>
+      <w:lvlText w:val="%9."/>
+      <w:lvlJc w:val="right"/>
+      <w:pPr>
+        <w:ind w:left="6480" w:hanging="180"/>
+      </w:pPr>
+    </w:lvl>
+  </w:abstractNum>
+  <w:abstractNum w:abstractNumId="22" w15:restartNumberingAfterBreak="0">
     <w:nsid w:val="6218068F"/>
     <w:multiLevelType w:val="hybridMultilevel"/>
     <w:tmpl w:val="525E63C0"/>
@@ -3013,7 +10643,185 @@
       </w:pPr>
     </w:lvl>
   </w:abstractNum>
-  <w:abstractNum w:abstractNumId="10" w15:restartNumberingAfterBreak="0">
+  <w:abstractNum w:abstractNumId="23" w15:restartNumberingAfterBreak="0">
+    <w:nsid w:val="66994456"/>
+    <w:multiLevelType w:val="hybridMultilevel"/>
+    <w:tmpl w:val="E882608E"/>
+    <w:lvl w:ilvl="0" w:tplc="FFFFFFFF">
+      <w:start w:val="1"/>
+      <w:numFmt w:val="decimal"/>
+      <w:lvlText w:val="%1)"/>
+      <w:lvlJc w:val="left"/>
+      <w:pPr>
+        <w:ind w:left="720" w:hanging="360"/>
+      </w:pPr>
+      <w:rPr>
+        <w:rFonts w:hint="default"/>
+      </w:rPr>
+    </w:lvl>
+    <w:lvl w:ilvl="1" w:tplc="FFFFFFFF" w:tentative="1">
+      <w:start w:val="1"/>
+      <w:numFmt w:val="lowerLetter"/>
+      <w:lvlText w:val="%2."/>
+      <w:lvlJc w:val="left"/>
+      <w:pPr>
+        <w:ind w:left="1440" w:hanging="360"/>
+      </w:pPr>
+    </w:lvl>
+    <w:lvl w:ilvl="2" w:tplc="FFFFFFFF" w:tentative="1">
+      <w:start w:val="1"/>
+      <w:numFmt w:val="lowerRoman"/>
+      <w:lvlText w:val="%3."/>
+      <w:lvlJc w:val="right"/>
+      <w:pPr>
+        <w:ind w:left="2160" w:hanging="180"/>
+      </w:pPr>
+    </w:lvl>
+    <w:lvl w:ilvl="3" w:tplc="FFFFFFFF" w:tentative="1">
+      <w:start w:val="1"/>
+      <w:numFmt w:val="decimal"/>
+      <w:lvlText w:val="%4."/>
+      <w:lvlJc w:val="left"/>
+      <w:pPr>
+        <w:ind w:left="2880" w:hanging="360"/>
+      </w:pPr>
+    </w:lvl>
+    <w:lvl w:ilvl="4" w:tplc="FFFFFFFF" w:tentative="1">
+      <w:start w:val="1"/>
+      <w:numFmt w:val="lowerLetter"/>
+      <w:lvlText w:val="%5."/>
+      <w:lvlJc w:val="left"/>
+      <w:pPr>
+        <w:ind w:left="3600" w:hanging="360"/>
+      </w:pPr>
+    </w:lvl>
+    <w:lvl w:ilvl="5" w:tplc="FFFFFFFF" w:tentative="1">
+      <w:start w:val="1"/>
+      <w:numFmt w:val="lowerRoman"/>
+      <w:lvlText w:val="%6."/>
+      <w:lvlJc w:val="right"/>
+      <w:pPr>
+        <w:ind w:left="4320" w:hanging="180"/>
+      </w:pPr>
+    </w:lvl>
+    <w:lvl w:ilvl="6" w:tplc="FFFFFFFF" w:tentative="1">
+      <w:start w:val="1"/>
+      <w:numFmt w:val="decimal"/>
+      <w:lvlText w:val="%7."/>
+      <w:lvlJc w:val="left"/>
+      <w:pPr>
+        <w:ind w:left="5040" w:hanging="360"/>
+      </w:pPr>
+    </w:lvl>
+    <w:lvl w:ilvl="7" w:tplc="FFFFFFFF" w:tentative="1">
+      <w:start w:val="1"/>
+      <w:numFmt w:val="lowerLetter"/>
+      <w:lvlText w:val="%8."/>
+      <w:lvlJc w:val="left"/>
+      <w:pPr>
+        <w:ind w:left="5760" w:hanging="360"/>
+      </w:pPr>
+    </w:lvl>
+    <w:lvl w:ilvl="8" w:tplc="FFFFFFFF" w:tentative="1">
+      <w:start w:val="1"/>
+      <w:numFmt w:val="lowerRoman"/>
+      <w:lvlText w:val="%9."/>
+      <w:lvlJc w:val="right"/>
+      <w:pPr>
+        <w:ind w:left="6480" w:hanging="180"/>
+      </w:pPr>
+    </w:lvl>
+  </w:abstractNum>
+  <w:abstractNum w:abstractNumId="24" w15:restartNumberingAfterBreak="0">
+    <w:nsid w:val="67207588"/>
+    <w:multiLevelType w:val="hybridMultilevel"/>
+    <w:tmpl w:val="7E9EFEF6"/>
+    <w:lvl w:ilvl="0" w:tplc="FFFFFFFF">
+      <w:start w:val="1"/>
+      <w:numFmt w:val="decimal"/>
+      <w:lvlText w:val="%1)"/>
+      <w:lvlJc w:val="left"/>
+      <w:pPr>
+        <w:ind w:left="720" w:hanging="360"/>
+      </w:pPr>
+      <w:rPr>
+        <w:rFonts w:hint="default"/>
+      </w:rPr>
+    </w:lvl>
+    <w:lvl w:ilvl="1" w:tplc="08090019" w:tentative="1">
+      <w:start w:val="1"/>
+      <w:numFmt w:val="lowerLetter"/>
+      <w:lvlText w:val="%2."/>
+      <w:lvlJc w:val="left"/>
+      <w:pPr>
+        <w:ind w:left="1440" w:hanging="360"/>
+      </w:pPr>
+    </w:lvl>
+    <w:lvl w:ilvl="2" w:tplc="0809001B" w:tentative="1">
+      <w:start w:val="1"/>
+      <w:numFmt w:val="lowerRoman"/>
+      <w:lvlText w:val="%3."/>
+      <w:lvlJc w:val="right"/>
+      <w:pPr>
+        <w:ind w:left="2160" w:hanging="180"/>
+      </w:pPr>
+    </w:lvl>
+    <w:lvl w:ilvl="3" w:tplc="0809000F" w:tentative="1">
+      <w:start w:val="1"/>
+      <w:numFmt w:val="decimal"/>
+      <w:lvlText w:val="%4."/>
+      <w:lvlJc w:val="left"/>
+      <w:pPr>
+        <w:ind w:left="2880" w:hanging="360"/>
+      </w:pPr>
+    </w:lvl>
+    <w:lvl w:ilvl="4" w:tplc="08090019" w:tentative="1">
+      <w:start w:val="1"/>
+      <w:numFmt w:val="lowerLetter"/>
+      <w:lvlText w:val="%5."/>
+      <w:lvlJc w:val="left"/>
+      <w:pPr>
+        <w:ind w:left="3600" w:hanging="360"/>
+      </w:pPr>
+    </w:lvl>
+    <w:lvl w:ilvl="5" w:tplc="0809001B" w:tentative="1">
+      <w:start w:val="1"/>
+      <w:numFmt w:val="lowerRoman"/>
+      <w:lvlText w:val="%6."/>
+      <w:lvlJc w:val="right"/>
+      <w:pPr>
+        <w:ind w:left="4320" w:hanging="180"/>
+      </w:pPr>
+    </w:lvl>
+    <w:lvl w:ilvl="6" w:tplc="0809000F" w:tentative="1">
+      <w:start w:val="1"/>
+      <w:numFmt w:val="decimal"/>
+      <w:lvlText w:val="%7."/>
+      <w:lvlJc w:val="left"/>
+      <w:pPr>
+        <w:ind w:left="5040" w:hanging="360"/>
+      </w:pPr>
+    </w:lvl>
+    <w:lvl w:ilvl="7" w:tplc="08090019" w:tentative="1">
+      <w:start w:val="1"/>
+      <w:numFmt w:val="lowerLetter"/>
+      <w:lvlText w:val="%8."/>
+      <w:lvlJc w:val="left"/>
+      <w:pPr>
+        <w:ind w:left="5760" w:hanging="360"/>
+      </w:pPr>
+    </w:lvl>
+    <w:lvl w:ilvl="8" w:tplc="0809001B" w:tentative="1">
+      <w:start w:val="1"/>
+      <w:numFmt w:val="lowerRoman"/>
+      <w:lvlText w:val="%9."/>
+      <w:lvlJc w:val="right"/>
+      <w:pPr>
+        <w:ind w:left="6480" w:hanging="180"/>
+      </w:pPr>
+    </w:lvl>
+  </w:abstractNum>
+  <w:abstractNum w:abstractNumId="25" w15:restartNumberingAfterBreak="0">
     <w:nsid w:val="6CCF0363"/>
     <w:multiLevelType w:val="hybridMultilevel"/>
     <w:tmpl w:val="D678659C"/>
@@ -3102,38 +10910,632 @@
       </w:pPr>
     </w:lvl>
   </w:abstractNum>
+  <w:abstractNum w:abstractNumId="26" w15:restartNumberingAfterBreak="0">
+    <w:nsid w:val="6E8A7D5B"/>
+    <w:multiLevelType w:val="hybridMultilevel"/>
+    <w:tmpl w:val="E882608E"/>
+    <w:lvl w:ilvl="0" w:tplc="FFFFFFFF">
+      <w:start w:val="1"/>
+      <w:numFmt w:val="decimal"/>
+      <w:lvlText w:val="%1)"/>
+      <w:lvlJc w:val="left"/>
+      <w:pPr>
+        <w:ind w:left="720" w:hanging="360"/>
+      </w:pPr>
+      <w:rPr>
+        <w:rFonts w:hint="default"/>
+      </w:rPr>
+    </w:lvl>
+    <w:lvl w:ilvl="1" w:tplc="FFFFFFFF" w:tentative="1">
+      <w:start w:val="1"/>
+      <w:numFmt w:val="lowerLetter"/>
+      <w:lvlText w:val="%2."/>
+      <w:lvlJc w:val="left"/>
+      <w:pPr>
+        <w:ind w:left="1440" w:hanging="360"/>
+      </w:pPr>
+    </w:lvl>
+    <w:lvl w:ilvl="2" w:tplc="FFFFFFFF" w:tentative="1">
+      <w:start w:val="1"/>
+      <w:numFmt w:val="lowerRoman"/>
+      <w:lvlText w:val="%3."/>
+      <w:lvlJc w:val="right"/>
+      <w:pPr>
+        <w:ind w:left="2160" w:hanging="180"/>
+      </w:pPr>
+    </w:lvl>
+    <w:lvl w:ilvl="3" w:tplc="FFFFFFFF" w:tentative="1">
+      <w:start w:val="1"/>
+      <w:numFmt w:val="decimal"/>
+      <w:lvlText w:val="%4."/>
+      <w:lvlJc w:val="left"/>
+      <w:pPr>
+        <w:ind w:left="2880" w:hanging="360"/>
+      </w:pPr>
+    </w:lvl>
+    <w:lvl w:ilvl="4" w:tplc="FFFFFFFF" w:tentative="1">
+      <w:start w:val="1"/>
+      <w:numFmt w:val="lowerLetter"/>
+      <w:lvlText w:val="%5."/>
+      <w:lvlJc w:val="left"/>
+      <w:pPr>
+        <w:ind w:left="3600" w:hanging="360"/>
+      </w:pPr>
+    </w:lvl>
+    <w:lvl w:ilvl="5" w:tplc="FFFFFFFF" w:tentative="1">
+      <w:start w:val="1"/>
+      <w:numFmt w:val="lowerRoman"/>
+      <w:lvlText w:val="%6."/>
+      <w:lvlJc w:val="right"/>
+      <w:pPr>
+        <w:ind w:left="4320" w:hanging="180"/>
+      </w:pPr>
+    </w:lvl>
+    <w:lvl w:ilvl="6" w:tplc="FFFFFFFF" w:tentative="1">
+      <w:start w:val="1"/>
+      <w:numFmt w:val="decimal"/>
+      <w:lvlText w:val="%7."/>
+      <w:lvlJc w:val="left"/>
+      <w:pPr>
+        <w:ind w:left="5040" w:hanging="360"/>
+      </w:pPr>
+    </w:lvl>
+    <w:lvl w:ilvl="7" w:tplc="FFFFFFFF" w:tentative="1">
+      <w:start w:val="1"/>
+      <w:numFmt w:val="lowerLetter"/>
+      <w:lvlText w:val="%8."/>
+      <w:lvlJc w:val="left"/>
+      <w:pPr>
+        <w:ind w:left="5760" w:hanging="360"/>
+      </w:pPr>
+    </w:lvl>
+    <w:lvl w:ilvl="8" w:tplc="FFFFFFFF" w:tentative="1">
+      <w:start w:val="1"/>
+      <w:numFmt w:val="lowerRoman"/>
+      <w:lvlText w:val="%9."/>
+      <w:lvlJc w:val="right"/>
+      <w:pPr>
+        <w:ind w:left="6480" w:hanging="180"/>
+      </w:pPr>
+    </w:lvl>
+  </w:abstractNum>
+  <w:abstractNum w:abstractNumId="27" w15:restartNumberingAfterBreak="0">
+    <w:nsid w:val="72C667A1"/>
+    <w:multiLevelType w:val="hybridMultilevel"/>
+    <w:tmpl w:val="CA6050E6"/>
+    <w:lvl w:ilvl="0" w:tplc="0809000F">
+      <w:start w:val="1"/>
+      <w:numFmt w:val="decimal"/>
+      <w:lvlText w:val="%1."/>
+      <w:lvlJc w:val="left"/>
+      <w:pPr>
+        <w:ind w:left="720" w:hanging="360"/>
+      </w:pPr>
+    </w:lvl>
+    <w:lvl w:ilvl="1" w:tplc="08090019" w:tentative="1">
+      <w:start w:val="1"/>
+      <w:numFmt w:val="lowerLetter"/>
+      <w:lvlText w:val="%2."/>
+      <w:lvlJc w:val="left"/>
+      <w:pPr>
+        <w:ind w:left="1440" w:hanging="360"/>
+      </w:pPr>
+    </w:lvl>
+    <w:lvl w:ilvl="2" w:tplc="0809001B" w:tentative="1">
+      <w:start w:val="1"/>
+      <w:numFmt w:val="lowerRoman"/>
+      <w:lvlText w:val="%3."/>
+      <w:lvlJc w:val="right"/>
+      <w:pPr>
+        <w:ind w:left="2160" w:hanging="180"/>
+      </w:pPr>
+    </w:lvl>
+    <w:lvl w:ilvl="3" w:tplc="0809000F" w:tentative="1">
+      <w:start w:val="1"/>
+      <w:numFmt w:val="decimal"/>
+      <w:lvlText w:val="%4."/>
+      <w:lvlJc w:val="left"/>
+      <w:pPr>
+        <w:ind w:left="2880" w:hanging="360"/>
+      </w:pPr>
+    </w:lvl>
+    <w:lvl w:ilvl="4" w:tplc="08090019" w:tentative="1">
+      <w:start w:val="1"/>
+      <w:numFmt w:val="lowerLetter"/>
+      <w:lvlText w:val="%5."/>
+      <w:lvlJc w:val="left"/>
+      <w:pPr>
+        <w:ind w:left="3600" w:hanging="360"/>
+      </w:pPr>
+    </w:lvl>
+    <w:lvl w:ilvl="5" w:tplc="0809001B" w:tentative="1">
+      <w:start w:val="1"/>
+      <w:numFmt w:val="lowerRoman"/>
+      <w:lvlText w:val="%6."/>
+      <w:lvlJc w:val="right"/>
+      <w:pPr>
+        <w:ind w:left="4320" w:hanging="180"/>
+      </w:pPr>
+    </w:lvl>
+    <w:lvl w:ilvl="6" w:tplc="0809000F" w:tentative="1">
+      <w:start w:val="1"/>
+      <w:numFmt w:val="decimal"/>
+      <w:lvlText w:val="%7."/>
+      <w:lvlJc w:val="left"/>
+      <w:pPr>
+        <w:ind w:left="5040" w:hanging="360"/>
+      </w:pPr>
+    </w:lvl>
+    <w:lvl w:ilvl="7" w:tplc="08090019" w:tentative="1">
+      <w:start w:val="1"/>
+      <w:numFmt w:val="lowerLetter"/>
+      <w:lvlText w:val="%8."/>
+      <w:lvlJc w:val="left"/>
+      <w:pPr>
+        <w:ind w:left="5760" w:hanging="360"/>
+      </w:pPr>
+    </w:lvl>
+    <w:lvl w:ilvl="8" w:tplc="0809001B" w:tentative="1">
+      <w:start w:val="1"/>
+      <w:numFmt w:val="lowerRoman"/>
+      <w:lvlText w:val="%9."/>
+      <w:lvlJc w:val="right"/>
+      <w:pPr>
+        <w:ind w:left="6480" w:hanging="180"/>
+      </w:pPr>
+    </w:lvl>
+  </w:abstractNum>
+  <w:abstractNum w:abstractNumId="28" w15:restartNumberingAfterBreak="0">
+    <w:nsid w:val="73E13E87"/>
+    <w:multiLevelType w:val="hybridMultilevel"/>
+    <w:tmpl w:val="E882608E"/>
+    <w:lvl w:ilvl="0" w:tplc="FFFFFFFF">
+      <w:start w:val="1"/>
+      <w:numFmt w:val="decimal"/>
+      <w:lvlText w:val="%1)"/>
+      <w:lvlJc w:val="left"/>
+      <w:pPr>
+        <w:ind w:left="720" w:hanging="360"/>
+      </w:pPr>
+      <w:rPr>
+        <w:rFonts w:hint="default"/>
+      </w:rPr>
+    </w:lvl>
+    <w:lvl w:ilvl="1" w:tplc="FFFFFFFF" w:tentative="1">
+      <w:start w:val="1"/>
+      <w:numFmt w:val="lowerLetter"/>
+      <w:lvlText w:val="%2."/>
+      <w:lvlJc w:val="left"/>
+      <w:pPr>
+        <w:ind w:left="1440" w:hanging="360"/>
+      </w:pPr>
+    </w:lvl>
+    <w:lvl w:ilvl="2" w:tplc="FFFFFFFF" w:tentative="1">
+      <w:start w:val="1"/>
+      <w:numFmt w:val="lowerRoman"/>
+      <w:lvlText w:val="%3."/>
+      <w:lvlJc w:val="right"/>
+      <w:pPr>
+        <w:ind w:left="2160" w:hanging="180"/>
+      </w:pPr>
+    </w:lvl>
+    <w:lvl w:ilvl="3" w:tplc="FFFFFFFF" w:tentative="1">
+      <w:start w:val="1"/>
+      <w:numFmt w:val="decimal"/>
+      <w:lvlText w:val="%4."/>
+      <w:lvlJc w:val="left"/>
+      <w:pPr>
+        <w:ind w:left="2880" w:hanging="360"/>
+      </w:pPr>
+    </w:lvl>
+    <w:lvl w:ilvl="4" w:tplc="FFFFFFFF" w:tentative="1">
+      <w:start w:val="1"/>
+      <w:numFmt w:val="lowerLetter"/>
+      <w:lvlText w:val="%5."/>
+      <w:lvlJc w:val="left"/>
+      <w:pPr>
+        <w:ind w:left="3600" w:hanging="360"/>
+      </w:pPr>
+    </w:lvl>
+    <w:lvl w:ilvl="5" w:tplc="FFFFFFFF" w:tentative="1">
+      <w:start w:val="1"/>
+      <w:numFmt w:val="lowerRoman"/>
+      <w:lvlText w:val="%6."/>
+      <w:lvlJc w:val="right"/>
+      <w:pPr>
+        <w:ind w:left="4320" w:hanging="180"/>
+      </w:pPr>
+    </w:lvl>
+    <w:lvl w:ilvl="6" w:tplc="FFFFFFFF" w:tentative="1">
+      <w:start w:val="1"/>
+      <w:numFmt w:val="decimal"/>
+      <w:lvlText w:val="%7."/>
+      <w:lvlJc w:val="left"/>
+      <w:pPr>
+        <w:ind w:left="5040" w:hanging="360"/>
+      </w:pPr>
+    </w:lvl>
+    <w:lvl w:ilvl="7" w:tplc="FFFFFFFF" w:tentative="1">
+      <w:start w:val="1"/>
+      <w:numFmt w:val="lowerLetter"/>
+      <w:lvlText w:val="%8."/>
+      <w:lvlJc w:val="left"/>
+      <w:pPr>
+        <w:ind w:left="5760" w:hanging="360"/>
+      </w:pPr>
+    </w:lvl>
+    <w:lvl w:ilvl="8" w:tplc="FFFFFFFF" w:tentative="1">
+      <w:start w:val="1"/>
+      <w:numFmt w:val="lowerRoman"/>
+      <w:lvlText w:val="%9."/>
+      <w:lvlJc w:val="right"/>
+      <w:pPr>
+        <w:ind w:left="6480" w:hanging="180"/>
+      </w:pPr>
+    </w:lvl>
+  </w:abstractNum>
+  <w:abstractNum w:abstractNumId="29" w15:restartNumberingAfterBreak="0">
+    <w:nsid w:val="746F1A6D"/>
+    <w:multiLevelType w:val="hybridMultilevel"/>
+    <w:tmpl w:val="E882608E"/>
+    <w:lvl w:ilvl="0" w:tplc="FFFFFFFF">
+      <w:start w:val="1"/>
+      <w:numFmt w:val="decimal"/>
+      <w:lvlText w:val="%1)"/>
+      <w:lvlJc w:val="left"/>
+      <w:pPr>
+        <w:ind w:left="720" w:hanging="360"/>
+      </w:pPr>
+      <w:rPr>
+        <w:rFonts w:hint="default"/>
+      </w:rPr>
+    </w:lvl>
+    <w:lvl w:ilvl="1" w:tplc="FFFFFFFF" w:tentative="1">
+      <w:start w:val="1"/>
+      <w:numFmt w:val="lowerLetter"/>
+      <w:lvlText w:val="%2."/>
+      <w:lvlJc w:val="left"/>
+      <w:pPr>
+        <w:ind w:left="1440" w:hanging="360"/>
+      </w:pPr>
+    </w:lvl>
+    <w:lvl w:ilvl="2" w:tplc="FFFFFFFF" w:tentative="1">
+      <w:start w:val="1"/>
+      <w:numFmt w:val="lowerRoman"/>
+      <w:lvlText w:val="%3."/>
+      <w:lvlJc w:val="right"/>
+      <w:pPr>
+        <w:ind w:left="2160" w:hanging="180"/>
+      </w:pPr>
+    </w:lvl>
+    <w:lvl w:ilvl="3" w:tplc="FFFFFFFF" w:tentative="1">
+      <w:start w:val="1"/>
+      <w:numFmt w:val="decimal"/>
+      <w:lvlText w:val="%4."/>
+      <w:lvlJc w:val="left"/>
+      <w:pPr>
+        <w:ind w:left="2880" w:hanging="360"/>
+      </w:pPr>
+    </w:lvl>
+    <w:lvl w:ilvl="4" w:tplc="FFFFFFFF" w:tentative="1">
+      <w:start w:val="1"/>
+      <w:numFmt w:val="lowerLetter"/>
+      <w:lvlText w:val="%5."/>
+      <w:lvlJc w:val="left"/>
+      <w:pPr>
+        <w:ind w:left="3600" w:hanging="360"/>
+      </w:pPr>
+    </w:lvl>
+    <w:lvl w:ilvl="5" w:tplc="FFFFFFFF" w:tentative="1">
+      <w:start w:val="1"/>
+      <w:numFmt w:val="lowerRoman"/>
+      <w:lvlText w:val="%6."/>
+      <w:lvlJc w:val="right"/>
+      <w:pPr>
+        <w:ind w:left="4320" w:hanging="180"/>
+      </w:pPr>
+    </w:lvl>
+    <w:lvl w:ilvl="6" w:tplc="FFFFFFFF" w:tentative="1">
+      <w:start w:val="1"/>
+      <w:numFmt w:val="decimal"/>
+      <w:lvlText w:val="%7."/>
+      <w:lvlJc w:val="left"/>
+      <w:pPr>
+        <w:ind w:left="5040" w:hanging="360"/>
+      </w:pPr>
+    </w:lvl>
+    <w:lvl w:ilvl="7" w:tplc="FFFFFFFF" w:tentative="1">
+      <w:start w:val="1"/>
+      <w:numFmt w:val="lowerLetter"/>
+      <w:lvlText w:val="%8."/>
+      <w:lvlJc w:val="left"/>
+      <w:pPr>
+        <w:ind w:left="5760" w:hanging="360"/>
+      </w:pPr>
+    </w:lvl>
+    <w:lvl w:ilvl="8" w:tplc="FFFFFFFF" w:tentative="1">
+      <w:start w:val="1"/>
+      <w:numFmt w:val="lowerRoman"/>
+      <w:lvlText w:val="%9."/>
+      <w:lvlJc w:val="right"/>
+      <w:pPr>
+        <w:ind w:left="6480" w:hanging="180"/>
+      </w:pPr>
+    </w:lvl>
+  </w:abstractNum>
+  <w:abstractNum w:abstractNumId="30" w15:restartNumberingAfterBreak="0">
+    <w:nsid w:val="75643FBA"/>
+    <w:multiLevelType w:val="hybridMultilevel"/>
+    <w:tmpl w:val="AE1A9036"/>
+    <w:lvl w:ilvl="0" w:tplc="08090011">
+      <w:start w:val="1"/>
+      <w:numFmt w:val="decimal"/>
+      <w:lvlText w:val="%1)"/>
+      <w:lvlJc w:val="left"/>
+      <w:pPr>
+        <w:ind w:left="720" w:hanging="360"/>
+      </w:pPr>
+      <w:rPr>
+        <w:rFonts w:hint="default"/>
+      </w:rPr>
+    </w:lvl>
+    <w:lvl w:ilvl="1" w:tplc="08090019" w:tentative="1">
+      <w:start w:val="1"/>
+      <w:numFmt w:val="lowerLetter"/>
+      <w:lvlText w:val="%2."/>
+      <w:lvlJc w:val="left"/>
+      <w:pPr>
+        <w:ind w:left="1440" w:hanging="360"/>
+      </w:pPr>
+    </w:lvl>
+    <w:lvl w:ilvl="2" w:tplc="0809001B" w:tentative="1">
+      <w:start w:val="1"/>
+      <w:numFmt w:val="lowerRoman"/>
+      <w:lvlText w:val="%3."/>
+      <w:lvlJc w:val="right"/>
+      <w:pPr>
+        <w:ind w:left="2160" w:hanging="180"/>
+      </w:pPr>
+    </w:lvl>
+    <w:lvl w:ilvl="3" w:tplc="0809000F" w:tentative="1">
+      <w:start w:val="1"/>
+      <w:numFmt w:val="decimal"/>
+      <w:lvlText w:val="%4."/>
+      <w:lvlJc w:val="left"/>
+      <w:pPr>
+        <w:ind w:left="2880" w:hanging="360"/>
+      </w:pPr>
+    </w:lvl>
+    <w:lvl w:ilvl="4" w:tplc="08090019" w:tentative="1">
+      <w:start w:val="1"/>
+      <w:numFmt w:val="lowerLetter"/>
+      <w:lvlText w:val="%5."/>
+      <w:lvlJc w:val="left"/>
+      <w:pPr>
+        <w:ind w:left="3600" w:hanging="360"/>
+      </w:pPr>
+    </w:lvl>
+    <w:lvl w:ilvl="5" w:tplc="0809001B" w:tentative="1">
+      <w:start w:val="1"/>
+      <w:numFmt w:val="lowerRoman"/>
+      <w:lvlText w:val="%6."/>
+      <w:lvlJc w:val="right"/>
+      <w:pPr>
+        <w:ind w:left="4320" w:hanging="180"/>
+      </w:pPr>
+    </w:lvl>
+    <w:lvl w:ilvl="6" w:tplc="0809000F" w:tentative="1">
+      <w:start w:val="1"/>
+      <w:numFmt w:val="decimal"/>
+      <w:lvlText w:val="%7."/>
+      <w:lvlJc w:val="left"/>
+      <w:pPr>
+        <w:ind w:left="5040" w:hanging="360"/>
+      </w:pPr>
+    </w:lvl>
+    <w:lvl w:ilvl="7" w:tplc="08090019" w:tentative="1">
+      <w:start w:val="1"/>
+      <w:numFmt w:val="lowerLetter"/>
+      <w:lvlText w:val="%8."/>
+      <w:lvlJc w:val="left"/>
+      <w:pPr>
+        <w:ind w:left="5760" w:hanging="360"/>
+      </w:pPr>
+    </w:lvl>
+    <w:lvl w:ilvl="8" w:tplc="0809001B" w:tentative="1">
+      <w:start w:val="1"/>
+      <w:numFmt w:val="lowerRoman"/>
+      <w:lvlText w:val="%9."/>
+      <w:lvlJc w:val="right"/>
+      <w:pPr>
+        <w:ind w:left="6480" w:hanging="180"/>
+      </w:pPr>
+    </w:lvl>
+  </w:abstractNum>
+  <w:abstractNum w:abstractNumId="31" w15:restartNumberingAfterBreak="0">
+    <w:nsid w:val="7F634E59"/>
+    <w:multiLevelType w:val="hybridMultilevel"/>
+    <w:tmpl w:val="E882608E"/>
+    <w:lvl w:ilvl="0" w:tplc="FFFFFFFF">
+      <w:start w:val="1"/>
+      <w:numFmt w:val="decimal"/>
+      <w:lvlText w:val="%1)"/>
+      <w:lvlJc w:val="left"/>
+      <w:pPr>
+        <w:ind w:left="720" w:hanging="360"/>
+      </w:pPr>
+      <w:rPr>
+        <w:rFonts w:hint="default"/>
+      </w:rPr>
+    </w:lvl>
+    <w:lvl w:ilvl="1" w:tplc="FFFFFFFF" w:tentative="1">
+      <w:start w:val="1"/>
+      <w:numFmt w:val="lowerLetter"/>
+      <w:lvlText w:val="%2."/>
+      <w:lvlJc w:val="left"/>
+      <w:pPr>
+        <w:ind w:left="1440" w:hanging="360"/>
+      </w:pPr>
+    </w:lvl>
+    <w:lvl w:ilvl="2" w:tplc="FFFFFFFF" w:tentative="1">
+      <w:start w:val="1"/>
+      <w:numFmt w:val="lowerRoman"/>
+      <w:lvlText w:val="%3."/>
+      <w:lvlJc w:val="right"/>
+      <w:pPr>
+        <w:ind w:left="2160" w:hanging="180"/>
+      </w:pPr>
+    </w:lvl>
+    <w:lvl w:ilvl="3" w:tplc="FFFFFFFF" w:tentative="1">
+      <w:start w:val="1"/>
+      <w:numFmt w:val="decimal"/>
+      <w:lvlText w:val="%4."/>
+      <w:lvlJc w:val="left"/>
+      <w:pPr>
+        <w:ind w:left="2880" w:hanging="360"/>
+      </w:pPr>
+    </w:lvl>
+    <w:lvl w:ilvl="4" w:tplc="FFFFFFFF" w:tentative="1">
+      <w:start w:val="1"/>
+      <w:numFmt w:val="lowerLetter"/>
+      <w:lvlText w:val="%5."/>
+      <w:lvlJc w:val="left"/>
+      <w:pPr>
+        <w:ind w:left="3600" w:hanging="360"/>
+      </w:pPr>
+    </w:lvl>
+    <w:lvl w:ilvl="5" w:tplc="FFFFFFFF" w:tentative="1">
+      <w:start w:val="1"/>
+      <w:numFmt w:val="lowerRoman"/>
+      <w:lvlText w:val="%6."/>
+      <w:lvlJc w:val="right"/>
+      <w:pPr>
+        <w:ind w:left="4320" w:hanging="180"/>
+      </w:pPr>
+    </w:lvl>
+    <w:lvl w:ilvl="6" w:tplc="FFFFFFFF" w:tentative="1">
+      <w:start w:val="1"/>
+      <w:numFmt w:val="decimal"/>
+      <w:lvlText w:val="%7."/>
+      <w:lvlJc w:val="left"/>
+      <w:pPr>
+        <w:ind w:left="5040" w:hanging="360"/>
+      </w:pPr>
+    </w:lvl>
+    <w:lvl w:ilvl="7" w:tplc="FFFFFFFF" w:tentative="1">
+      <w:start w:val="1"/>
+      <w:numFmt w:val="lowerLetter"/>
+      <w:lvlText w:val="%8."/>
+      <w:lvlJc w:val="left"/>
+      <w:pPr>
+        <w:ind w:left="5760" w:hanging="360"/>
+      </w:pPr>
+    </w:lvl>
+    <w:lvl w:ilvl="8" w:tplc="FFFFFFFF" w:tentative="1">
+      <w:start w:val="1"/>
+      <w:numFmt w:val="lowerRoman"/>
+      <w:lvlText w:val="%9."/>
+      <w:lvlJc w:val="right"/>
+      <w:pPr>
+        <w:ind w:left="6480" w:hanging="180"/>
+      </w:pPr>
+    </w:lvl>
+  </w:abstractNum>
   <w:num w:numId="1" w16cid:durableId="1188910206">
+    <w:abstractNumId w:val="17"/>
+  </w:num>
+  <w:num w:numId="2" w16cid:durableId="590818871">
+    <w:abstractNumId w:val="16"/>
+  </w:num>
+  <w:num w:numId="3" w16cid:durableId="1073314130">
+    <w:abstractNumId w:val="1"/>
+  </w:num>
+  <w:num w:numId="4" w16cid:durableId="1257136139">
+    <w:abstractNumId w:val="20"/>
+  </w:num>
+  <w:num w:numId="5" w16cid:durableId="1964917001">
+    <w:abstractNumId w:val="12"/>
+  </w:num>
+  <w:num w:numId="6" w16cid:durableId="332341324">
+    <w:abstractNumId w:val="18"/>
+  </w:num>
+  <w:num w:numId="7" w16cid:durableId="1750230494">
+    <w:abstractNumId w:val="22"/>
+  </w:num>
+  <w:num w:numId="8" w16cid:durableId="1232929758">
+    <w:abstractNumId w:val="25"/>
+  </w:num>
+  <w:num w:numId="9" w16cid:durableId="1823933258">
+    <w:abstractNumId w:val="10"/>
+  </w:num>
+  <w:num w:numId="10" w16cid:durableId="524026497">
+    <w:abstractNumId w:val="14"/>
+  </w:num>
+  <w:num w:numId="11" w16cid:durableId="1437367141">
+    <w:abstractNumId w:val="9"/>
+  </w:num>
+  <w:num w:numId="12" w16cid:durableId="158498124">
+    <w:abstractNumId w:val="13"/>
+  </w:num>
+  <w:num w:numId="13" w16cid:durableId="873883748">
+    <w:abstractNumId w:val="0"/>
+  </w:num>
+  <w:num w:numId="14" w16cid:durableId="455373707">
+    <w:abstractNumId w:val="27"/>
+  </w:num>
+  <w:num w:numId="15" w16cid:durableId="598610804">
+    <w:abstractNumId w:val="2"/>
+  </w:num>
+  <w:num w:numId="16" w16cid:durableId="949626463">
+    <w:abstractNumId w:val="30"/>
+  </w:num>
+  <w:num w:numId="17" w16cid:durableId="496965329">
+    <w:abstractNumId w:val="5"/>
+  </w:num>
+  <w:num w:numId="18" w16cid:durableId="666203700">
+    <w:abstractNumId w:val="11"/>
+  </w:num>
+  <w:num w:numId="19" w16cid:durableId="700939106">
+    <w:abstractNumId w:val="21"/>
+  </w:num>
+  <w:num w:numId="20" w16cid:durableId="296036339">
+    <w:abstractNumId w:val="4"/>
+  </w:num>
+  <w:num w:numId="21" w16cid:durableId="1984891406">
+    <w:abstractNumId w:val="31"/>
+  </w:num>
+  <w:num w:numId="22" w16cid:durableId="11156238">
+    <w:abstractNumId w:val="19"/>
+  </w:num>
+  <w:num w:numId="23" w16cid:durableId="93674023">
+    <w:abstractNumId w:val="8"/>
+  </w:num>
+  <w:num w:numId="24" w16cid:durableId="1470971687">
+    <w:abstractNumId w:val="26"/>
+  </w:num>
+  <w:num w:numId="25" w16cid:durableId="1622415054">
+    <w:abstractNumId w:val="3"/>
+  </w:num>
+  <w:num w:numId="26" w16cid:durableId="1950311742">
+    <w:abstractNumId w:val="15"/>
+  </w:num>
+  <w:num w:numId="27" w16cid:durableId="113328352">
+    <w:abstractNumId w:val="7"/>
+  </w:num>
+  <w:num w:numId="28" w16cid:durableId="1691562475">
+    <w:abstractNumId w:val="23"/>
+  </w:num>
+  <w:num w:numId="29" w16cid:durableId="233316896">
+    <w:abstractNumId w:val="29"/>
+  </w:num>
+  <w:num w:numId="30" w16cid:durableId="161899746">
+    <w:abstractNumId w:val="28"/>
+  </w:num>
+  <w:num w:numId="31" w16cid:durableId="468013264">
     <w:abstractNumId w:val="6"/>
   </w:num>
-  <w:num w:numId="2" w16cid:durableId="590818871">
-    <w:abstractNumId w:val="5"/>
-  </w:num>
-  <w:num w:numId="3" w16cid:durableId="1073314130">
-    <w:abstractNumId w:val="0"/>
-  </w:num>
-  <w:num w:numId="4" w16cid:durableId="1257136139">
-    <w:abstractNumId w:val="8"/>
-  </w:num>
-  <w:num w:numId="5" w16cid:durableId="1964917001">
-    <w:abstractNumId w:val="3"/>
-  </w:num>
-  <w:num w:numId="6" w16cid:durableId="332341324">
-    <w:abstractNumId w:val="7"/>
-  </w:num>
-  <w:num w:numId="7" w16cid:durableId="1750230494">
-    <w:abstractNumId w:val="9"/>
-  </w:num>
-  <w:num w:numId="8" w16cid:durableId="1232929758">
-    <w:abstractNumId w:val="10"/>
-  </w:num>
-  <w:num w:numId="9" w16cid:durableId="1823933258">
-    <w:abstractNumId w:val="2"/>
-  </w:num>
-  <w:num w:numId="10" w16cid:durableId="524026497">
-    <w:abstractNumId w:val="4"/>
-  </w:num>
-  <w:num w:numId="11" w16cid:durableId="1437367141">
-    <w:abstractNumId w:val="1"/>
+  <w:num w:numId="32" w16cid:durableId="702748061">
+    <w:abstractNumId w:val="24"/>
   </w:num>
 </w:numbering>
 </file>
@@ -3538,6 +11940,7 @@
   <w:style w:type="paragraph" w:default="1" w:styleId="Normal">
     <w:name w:val="Normal"/>
     <w:qFormat/>
+    <w:rsid w:val="00171232"/>
   </w:style>
   <w:style w:type="paragraph" w:styleId="Heading1">
     <w:name w:val="heading 1"/>

--- a/Documentation/Use_Case_Specification.docx
+++ b/Documentation/Use_Case_Specification.docx
@@ -13669,6 +13669,14 @@
               </w:rPr>
               <w:t xml:space="preserve"> </w:t>
             </w:r>
+            <w:r>
+              <w:rPr>
+                <w:rFonts w:asciiTheme="majorBidi" w:hAnsiTheme="majorBidi" w:cstheme="majorBidi"/>
+                <w:sz w:val="22"/>
+                <w:szCs w:val="22"/>
+              </w:rPr>
+              <w:t>This use case defines how a customer can view product details such as product name, description through the IPOS-PU portal.</w:t>
+            </w:r>
           </w:p>
         </w:tc>
       </w:tr>
@@ -13715,6 +13723,22 @@
               </w:rPr>
               <w:t xml:space="preserve"> </w:t>
             </w:r>
+            <w:r>
+              <w:rPr>
+                <w:rFonts w:asciiTheme="majorBidi" w:hAnsiTheme="majorBidi" w:cstheme="majorBidi"/>
+                <w:sz w:val="22"/>
+                <w:szCs w:val="22"/>
+              </w:rPr>
+              <w:t>Customer.</w:t>
+            </w:r>
+            <w:r>
+              <w:rPr>
+                <w:rFonts w:asciiTheme="majorBidi" w:hAnsiTheme="majorBidi" w:cstheme="majorBidi"/>
+                <w:sz w:val="22"/>
+                <w:szCs w:val="22"/>
+              </w:rPr>
+              <w:t xml:space="preserve"> </w:t>
+            </w:r>
           </w:p>
         </w:tc>
       </w:tr>
@@ -13759,6 +13783,14 @@
               </w:rPr>
               <w:t xml:space="preserve"> </w:t>
             </w:r>
+            <w:r>
+              <w:rPr>
+                <w:rFonts w:asciiTheme="majorBidi" w:hAnsiTheme="majorBidi" w:cstheme="majorBidi"/>
+                <w:sz w:val="22"/>
+                <w:szCs w:val="22"/>
+              </w:rPr>
+              <w:t>None.</w:t>
+            </w:r>
           </w:p>
         </w:tc>
       </w:tr>
@@ -13800,6 +13832,31 @@
           </w:p>
           <w:p>
             <w:pPr>
+              <w:pStyle w:val="ListParagraph"/>
+              <w:numPr>
+                <w:ilvl w:val="0"/>
+                <w:numId w:val="66"/>
+              </w:numPr>
+              <w:spacing w:after="0"/>
+              <w:rPr>
+                <w:rFonts w:asciiTheme="majorBidi" w:hAnsiTheme="majorBidi" w:cstheme="majorBidi"/>
+                <w:b/>
+                <w:bCs/>
+                <w:sz w:val="22"/>
+                <w:szCs w:val="22"/>
+              </w:rPr>
+            </w:pPr>
+            <w:r>
+              <w:rPr>
+                <w:rFonts w:asciiTheme="majorBidi" w:hAnsiTheme="majorBidi" w:cstheme="majorBidi"/>
+                <w:sz w:val="22"/>
+                <w:szCs w:val="22"/>
+              </w:rPr>
+              <w:t>The system is operational.</w:t>
+            </w:r>
+          </w:p>
+          <w:p>
+            <w:pPr>
               <w:spacing w:after="0"/>
               <w:rPr>
                 <w:rFonts w:asciiTheme="majorBidi" w:hAnsiTheme="majorBidi" w:cstheme="majorBidi"/>
@@ -13890,6 +13947,24 @@
               </w:rPr>
               <w:t xml:space="preserve">: </w:t>
             </w:r>
+            <w:r>
+              <w:rPr>
+                <w:rFonts w:asciiTheme="majorBidi" w:hAnsiTheme="majorBidi" w:cstheme="majorBidi"/>
+                <w:sz w:val="22"/>
+                <w:szCs w:val="22"/>
+              </w:rPr>
+              <w:t xml:space="preserve"> </w:t>
+            </w:r>
+            <w:proofErr w:type="spellStart"/>
+            <w:r>
+              <w:rPr>
+                <w:rFonts w:asciiTheme="majorBidi" w:hAnsiTheme="majorBidi" w:cstheme="majorBidi"/>
+                <w:sz w:val="22"/>
+                <w:szCs w:val="22"/>
+              </w:rPr>
+              <w:t>RecordClick</w:t>
+            </w:r>
+            <w:proofErr w:type="spellEnd"/>
           </w:p>
         </w:tc>
       </w:tr>
@@ -13936,6 +14011,54 @@
               <w:t xml:space="preserve"> </w:t>
             </w:r>
           </w:p>
+          <w:p>
+            <w:pPr>
+              <w:pStyle w:val="ListParagraph"/>
+              <w:numPr>
+                <w:ilvl w:val="0"/>
+                <w:numId w:val="65"/>
+              </w:numPr>
+              <w:rPr>
+                <w:rFonts w:asciiTheme="majorBidi" w:hAnsiTheme="majorBidi" w:cstheme="majorBidi"/>
+                <w:sz w:val="22"/>
+                <w:szCs w:val="22"/>
+              </w:rPr>
+            </w:pPr>
+            <w:proofErr w:type="spellStart"/>
+            <w:r>
+              <w:rPr>
+                <w:rFonts w:asciiTheme="majorBidi" w:hAnsiTheme="majorBidi" w:cstheme="majorBidi"/>
+                <w:sz w:val="22"/>
+                <w:szCs w:val="22"/>
+              </w:rPr>
+              <w:t>ViewCatalogue</w:t>
+            </w:r>
+            <w:proofErr w:type="spellEnd"/>
+          </w:p>
+          <w:p>
+            <w:pPr>
+              <w:pStyle w:val="ListParagraph"/>
+              <w:numPr>
+                <w:ilvl w:val="0"/>
+                <w:numId w:val="65"/>
+              </w:numPr>
+              <w:rPr>
+                <w:rFonts w:asciiTheme="majorBidi" w:hAnsiTheme="majorBidi" w:cstheme="majorBidi"/>
+                <w:sz w:val="22"/>
+                <w:szCs w:val="22"/>
+              </w:rPr>
+            </w:pPr>
+            <w:proofErr w:type="spellStart"/>
+            <w:r>
+              <w:rPr>
+                <w:rFonts w:asciiTheme="majorBidi" w:hAnsiTheme="majorBidi" w:cstheme="majorBidi"/>
+                <w:sz w:val="22"/>
+                <w:szCs w:val="22"/>
+              </w:rPr>
+              <w:t>AddProductToBasket</w:t>
+            </w:r>
+            <w:proofErr w:type="spellEnd"/>
+          </w:p>
         </w:tc>
       </w:tr>
       <w:tr>
@@ -13976,13 +14099,26 @@
           </w:p>
           <w:p>
             <w:pPr>
-              <w:spacing w:after="0"/>
-              <w:rPr>
-                <w:rFonts w:asciiTheme="majorBidi" w:hAnsiTheme="majorBidi" w:cstheme="majorBidi"/>
-                <w:sz w:val="22"/>
-                <w:szCs w:val="22"/>
-              </w:rPr>
-            </w:pPr>
+              <w:pStyle w:val="ListParagraph"/>
+              <w:numPr>
+                <w:ilvl w:val="0"/>
+                <w:numId w:val="67"/>
+              </w:numPr>
+              <w:spacing w:after="0"/>
+              <w:rPr>
+                <w:rFonts w:asciiTheme="majorBidi" w:hAnsiTheme="majorBidi" w:cstheme="majorBidi"/>
+                <w:sz w:val="22"/>
+                <w:szCs w:val="22"/>
+              </w:rPr>
+            </w:pPr>
+            <w:r>
+              <w:rPr>
+                <w:rFonts w:asciiTheme="majorBidi" w:hAnsiTheme="majorBidi" w:cstheme="majorBidi"/>
+                <w:sz w:val="22"/>
+                <w:szCs w:val="22"/>
+              </w:rPr>
+              <w:t>Product detail is displayed to the customer.</w:t>
+            </w:r>
           </w:p>
         </w:tc>
       </w:tr>
@@ -14020,6 +14156,24 @@
                 <w:szCs w:val="22"/>
               </w:rPr>
               <w:t xml:space="preserve">Alternative flows: </w:t>
+            </w:r>
+          </w:p>
+          <w:p>
+            <w:pPr>
+              <w:spacing w:after="0"/>
+              <w:rPr>
+                <w:rFonts w:asciiTheme="majorBidi" w:hAnsiTheme="majorBidi" w:cstheme="majorBidi"/>
+                <w:sz w:val="22"/>
+                <w:szCs w:val="22"/>
+              </w:rPr>
+            </w:pPr>
+            <w:r>
+              <w:rPr>
+                <w:rFonts w:asciiTheme="majorBidi" w:hAnsiTheme="majorBidi" w:cstheme="majorBidi"/>
+                <w:sz w:val="22"/>
+                <w:szCs w:val="22"/>
+              </w:rPr>
+              <w:t>None.</w:t>
             </w:r>
           </w:p>
           <w:p>
@@ -14506,6 +14660,7 @@
                 <w:sz w:val="22"/>
                 <w:szCs w:val="22"/>
               </w:rPr>
+              <w:lastRenderedPageBreak/>
               <w:t>Postconditions:</w:t>
             </w:r>
           </w:p>
@@ -14554,7 +14709,6 @@
                 <w:sz w:val="22"/>
                 <w:szCs w:val="22"/>
               </w:rPr>
-              <w:lastRenderedPageBreak/>
               <w:t xml:space="preserve">Alternative flows: </w:t>
             </w:r>
           </w:p>
@@ -15283,6 +15437,22 @@
               </w:rPr>
               <w:t xml:space="preserve"> </w:t>
             </w:r>
+            <w:r>
+              <w:rPr>
+                <w:rFonts w:asciiTheme="majorBidi" w:hAnsiTheme="majorBidi" w:cstheme="majorBidi"/>
+                <w:sz w:val="22"/>
+                <w:szCs w:val="22"/>
+              </w:rPr>
+              <w:t>This use case defines the process of cancelling an order when the payment fails or when the stock is unavailable</w:t>
+            </w:r>
+            <w:r>
+              <w:rPr>
+                <w:rFonts w:asciiTheme="majorBidi" w:hAnsiTheme="majorBidi" w:cstheme="majorBidi"/>
+                <w:sz w:val="22"/>
+                <w:szCs w:val="22"/>
+              </w:rPr>
+              <w:t>.</w:t>
+            </w:r>
           </w:p>
         </w:tc>
       </w:tr>
@@ -15329,6 +15499,14 @@
               </w:rPr>
               <w:t xml:space="preserve"> </w:t>
             </w:r>
+            <w:r>
+              <w:rPr>
+                <w:rFonts w:asciiTheme="majorBidi" w:hAnsiTheme="majorBidi" w:cstheme="majorBidi"/>
+                <w:sz w:val="22"/>
+                <w:szCs w:val="22"/>
+              </w:rPr>
+              <w:t>Customer.</w:t>
+            </w:r>
           </w:p>
         </w:tc>
       </w:tr>
@@ -15373,6 +15551,14 @@
               </w:rPr>
               <w:t xml:space="preserve"> </w:t>
             </w:r>
+            <w:r>
+              <w:rPr>
+                <w:rFonts w:asciiTheme="majorBidi" w:hAnsiTheme="majorBidi" w:cstheme="majorBidi"/>
+                <w:sz w:val="22"/>
+                <w:szCs w:val="22"/>
+              </w:rPr>
+              <w:t>IPOS-CA</w:t>
+            </w:r>
           </w:p>
         </w:tc>
       </w:tr>
@@ -15414,6 +15600,29 @@
           </w:p>
           <w:p>
             <w:pPr>
+              <w:pStyle w:val="ListParagraph"/>
+              <w:numPr>
+                <w:ilvl w:val="0"/>
+                <w:numId w:val="68"/>
+              </w:numPr>
+              <w:spacing w:after="0"/>
+              <w:rPr>
+                <w:rFonts w:asciiTheme="majorBidi" w:hAnsiTheme="majorBidi" w:cstheme="majorBidi"/>
+                <w:sz w:val="22"/>
+                <w:szCs w:val="22"/>
+              </w:rPr>
+            </w:pPr>
+            <w:r>
+              <w:rPr>
+                <w:rFonts w:asciiTheme="majorBidi" w:hAnsiTheme="majorBidi" w:cstheme="majorBidi"/>
+                <w:sz w:val="22"/>
+                <w:szCs w:val="22"/>
+              </w:rPr>
+              <w:t>The customer has reached the checkout process</w:t>
+            </w:r>
+          </w:p>
+          <w:p>
+            <w:pPr>
               <w:spacing w:after="0"/>
               <w:rPr>
                 <w:rFonts w:asciiTheme="majorBidi" w:hAnsiTheme="majorBidi" w:cstheme="majorBidi"/>
@@ -15504,6 +15713,14 @@
               </w:rPr>
               <w:t xml:space="preserve">: </w:t>
             </w:r>
+            <w:r>
+              <w:rPr>
+                <w:rFonts w:asciiTheme="majorBidi" w:hAnsiTheme="majorBidi" w:cstheme="majorBidi"/>
+                <w:sz w:val="22"/>
+                <w:szCs w:val="22"/>
+              </w:rPr>
+              <w:t>None.</w:t>
+            </w:r>
           </w:p>
         </w:tc>
       </w:tr>
@@ -15549,6 +15766,14 @@
               </w:rPr>
               <w:t xml:space="preserve"> </w:t>
             </w:r>
+            <w:r>
+              <w:rPr>
+                <w:rFonts w:asciiTheme="majorBidi" w:hAnsiTheme="majorBidi" w:cstheme="majorBidi"/>
+                <w:sz w:val="22"/>
+                <w:szCs w:val="22"/>
+              </w:rPr>
+              <w:t>None.</w:t>
+            </w:r>
           </w:p>
         </w:tc>
       </w:tr>
@@ -15590,6 +15815,93 @@
           </w:p>
           <w:p>
             <w:pPr>
+              <w:pStyle w:val="ListParagraph"/>
+              <w:numPr>
+                <w:ilvl w:val="0"/>
+                <w:numId w:val="69"/>
+              </w:numPr>
+              <w:spacing w:after="0"/>
+              <w:rPr>
+                <w:rFonts w:asciiTheme="majorBidi" w:hAnsiTheme="majorBidi" w:cstheme="majorBidi"/>
+                <w:sz w:val="22"/>
+                <w:szCs w:val="22"/>
+              </w:rPr>
+            </w:pPr>
+            <w:r>
+              <w:rPr>
+                <w:rFonts w:asciiTheme="majorBidi" w:hAnsiTheme="majorBidi" w:cstheme="majorBidi"/>
+                <w:sz w:val="22"/>
+                <w:szCs w:val="22"/>
+              </w:rPr>
+              <w:t xml:space="preserve">The order is </w:t>
+            </w:r>
+            <w:proofErr w:type="gramStart"/>
+            <w:r>
+              <w:rPr>
+                <w:rFonts w:asciiTheme="majorBidi" w:hAnsiTheme="majorBidi" w:cstheme="majorBidi"/>
+                <w:sz w:val="22"/>
+                <w:szCs w:val="22"/>
+              </w:rPr>
+              <w:t>cancelled</w:t>
+            </w:r>
+            <w:proofErr w:type="gramEnd"/>
+            <w:r>
+              <w:rPr>
+                <w:rFonts w:asciiTheme="majorBidi" w:hAnsiTheme="majorBidi" w:cstheme="majorBidi"/>
+                <w:sz w:val="22"/>
+                <w:szCs w:val="22"/>
+              </w:rPr>
+              <w:t xml:space="preserve"> and no payment is made</w:t>
+            </w:r>
+          </w:p>
+          <w:p>
+            <w:pPr>
+              <w:pStyle w:val="ListParagraph"/>
+              <w:numPr>
+                <w:ilvl w:val="0"/>
+                <w:numId w:val="69"/>
+              </w:numPr>
+              <w:spacing w:after="0"/>
+              <w:rPr>
+                <w:rFonts w:asciiTheme="majorBidi" w:hAnsiTheme="majorBidi" w:cstheme="majorBidi"/>
+                <w:sz w:val="22"/>
+                <w:szCs w:val="22"/>
+              </w:rPr>
+            </w:pPr>
+            <w:r>
+              <w:rPr>
+                <w:rFonts w:asciiTheme="majorBidi" w:hAnsiTheme="majorBidi" w:cstheme="majorBidi"/>
+                <w:sz w:val="22"/>
+                <w:szCs w:val="22"/>
+              </w:rPr>
+              <w:t>The Stock remain the same</w:t>
+            </w:r>
+          </w:p>
+          <w:p>
+            <w:pPr>
+              <w:pStyle w:val="ListParagraph"/>
+              <w:numPr>
+                <w:ilvl w:val="0"/>
+                <w:numId w:val="69"/>
+              </w:numPr>
+              <w:spacing w:after="0"/>
+              <w:rPr>
+                <w:rFonts w:asciiTheme="majorBidi" w:hAnsiTheme="majorBidi" w:cstheme="majorBidi"/>
+                <w:sz w:val="22"/>
+                <w:szCs w:val="22"/>
+              </w:rPr>
+            </w:pPr>
+            <w:r>
+              <w:rPr>
+                <w:rFonts w:asciiTheme="majorBidi" w:hAnsiTheme="majorBidi" w:cstheme="majorBidi"/>
+                <w:sz w:val="22"/>
+                <w:szCs w:val="22"/>
+              </w:rPr>
+              <w:t>The customer is notified that the order was cancelled.</w:t>
+            </w:r>
+          </w:p>
+          <w:p>
+            <w:pPr>
               <w:spacing w:after="0"/>
               <w:rPr>
                 <w:rFonts w:asciiTheme="majorBidi" w:hAnsiTheme="majorBidi" w:cstheme="majorBidi"/>
@@ -15633,6 +15945,7 @@
                 <w:sz w:val="22"/>
                 <w:szCs w:val="22"/>
               </w:rPr>
+              <w:lastRenderedPageBreak/>
               <w:t xml:space="preserve">Alternative flows: </w:t>
             </w:r>
           </w:p>
@@ -15645,6 +15958,14 @@
                 <w:szCs w:val="22"/>
               </w:rPr>
             </w:pPr>
+            <w:r>
+              <w:rPr>
+                <w:rFonts w:asciiTheme="majorBidi" w:hAnsiTheme="majorBidi" w:cstheme="majorBidi"/>
+                <w:sz w:val="22"/>
+                <w:szCs w:val="22"/>
+              </w:rPr>
+              <w:t>None.</w:t>
+            </w:r>
           </w:p>
         </w:tc>
       </w:tr>
@@ -15808,7 +16129,6 @@
                 <w:sz w:val="22"/>
                 <w:szCs w:val="22"/>
               </w:rPr>
-              <w:lastRenderedPageBreak/>
               <w:t>Brief Description:</w:t>
             </w:r>
             <w:r>
@@ -15818,6 +16138,54 @@
                 <w:szCs w:val="22"/>
               </w:rPr>
               <w:t xml:space="preserve"> </w:t>
+            </w:r>
+            <w:r>
+              <w:rPr>
+                <w:rFonts w:asciiTheme="majorBidi" w:hAnsiTheme="majorBidi" w:cstheme="majorBidi"/>
+                <w:sz w:val="22"/>
+                <w:szCs w:val="22"/>
+              </w:rPr>
+              <w:t xml:space="preserve">This </w:t>
+            </w:r>
+            <w:r>
+              <w:rPr>
+                <w:rFonts w:asciiTheme="majorBidi" w:hAnsiTheme="majorBidi" w:cstheme="majorBidi"/>
+                <w:sz w:val="22"/>
+                <w:szCs w:val="22"/>
+              </w:rPr>
+              <w:t xml:space="preserve">use case defines how a customer manages the products in their basket </w:t>
+            </w:r>
+            <w:r>
+              <w:rPr>
+                <w:rFonts w:asciiTheme="majorBidi" w:hAnsiTheme="majorBidi" w:cstheme="majorBidi"/>
+                <w:sz w:val="22"/>
+                <w:szCs w:val="22"/>
+              </w:rPr>
+              <w:t>such as viewing products and updating quantities</w:t>
+            </w:r>
+            <w:r>
+              <w:rPr>
+                <w:rFonts w:asciiTheme="majorBidi" w:hAnsiTheme="majorBidi" w:cstheme="majorBidi"/>
+                <w:sz w:val="22"/>
+                <w:szCs w:val="22"/>
+              </w:rPr>
+              <w:t xml:space="preserve"> </w:t>
+            </w:r>
+            <w:r>
+              <w:rPr>
+                <w:rFonts w:asciiTheme="majorBidi" w:hAnsiTheme="majorBidi" w:cstheme="majorBidi"/>
+                <w:sz w:val="22"/>
+                <w:szCs w:val="22"/>
+              </w:rPr>
+              <w:t>through IPOS-PU portal</w:t>
+            </w:r>
+            <w:r>
+              <w:rPr>
+                <w:rFonts w:asciiTheme="majorBidi" w:hAnsiTheme="majorBidi" w:cstheme="majorBidi"/>
+                <w:sz w:val="22"/>
+                <w:szCs w:val="22"/>
+              </w:rPr>
+              <w:t>.</w:t>
             </w:r>
           </w:p>
         </w:tc>
@@ -15865,6 +16233,14 @@
               </w:rPr>
               <w:t xml:space="preserve"> </w:t>
             </w:r>
+            <w:r>
+              <w:rPr>
+                <w:rFonts w:asciiTheme="majorBidi" w:hAnsiTheme="majorBidi" w:cstheme="majorBidi"/>
+                <w:sz w:val="22"/>
+                <w:szCs w:val="22"/>
+              </w:rPr>
+              <w:t>Customer.</w:t>
+            </w:r>
           </w:p>
         </w:tc>
       </w:tr>
@@ -15909,6 +16285,14 @@
               </w:rPr>
               <w:t xml:space="preserve"> </w:t>
             </w:r>
+            <w:r>
+              <w:rPr>
+                <w:rFonts w:asciiTheme="majorBidi" w:hAnsiTheme="majorBidi" w:cstheme="majorBidi"/>
+                <w:sz w:val="22"/>
+                <w:szCs w:val="22"/>
+              </w:rPr>
+              <w:t>None.</w:t>
+            </w:r>
           </w:p>
         </w:tc>
       </w:tr>
@@ -15950,6 +16334,37 @@
           </w:p>
           <w:p>
             <w:pPr>
+              <w:pStyle w:val="ListParagraph"/>
+              <w:numPr>
+                <w:ilvl w:val="0"/>
+                <w:numId w:val="72"/>
+              </w:numPr>
+              <w:spacing w:after="0"/>
+              <w:rPr>
+                <w:rFonts w:asciiTheme="majorBidi" w:hAnsiTheme="majorBidi" w:cstheme="majorBidi"/>
+                <w:sz w:val="22"/>
+                <w:szCs w:val="22"/>
+              </w:rPr>
+            </w:pPr>
+            <w:r>
+              <w:rPr>
+                <w:rFonts w:asciiTheme="majorBidi" w:hAnsiTheme="majorBidi" w:cstheme="majorBidi"/>
+                <w:sz w:val="22"/>
+                <w:szCs w:val="22"/>
+              </w:rPr>
+              <w:t>The customer has access to the IPOS-PU</w:t>
+            </w:r>
+            <w:r>
+              <w:rPr>
+                <w:rFonts w:asciiTheme="majorBidi" w:hAnsiTheme="majorBidi" w:cstheme="majorBidi"/>
+                <w:sz w:val="22"/>
+                <w:szCs w:val="22"/>
+              </w:rPr>
+              <w:t xml:space="preserve"> portal.</w:t>
+            </w:r>
+          </w:p>
+          <w:p>
+            <w:pPr>
               <w:spacing w:after="0"/>
               <w:rPr>
                 <w:rFonts w:asciiTheme="majorBidi" w:hAnsiTheme="majorBidi" w:cstheme="majorBidi"/>
@@ -16040,6 +16455,14 @@
               </w:rPr>
               <w:t xml:space="preserve">: </w:t>
             </w:r>
+            <w:r>
+              <w:rPr>
+                <w:rFonts w:asciiTheme="majorBidi" w:hAnsiTheme="majorBidi" w:cstheme="majorBidi"/>
+                <w:sz w:val="22"/>
+                <w:szCs w:val="22"/>
+              </w:rPr>
+              <w:t>None.</w:t>
+            </w:r>
           </w:p>
         </w:tc>
       </w:tr>
@@ -16086,6 +16509,78 @@
               <w:t xml:space="preserve"> </w:t>
             </w:r>
           </w:p>
+          <w:p>
+            <w:pPr>
+              <w:pStyle w:val="ListParagraph"/>
+              <w:numPr>
+                <w:ilvl w:val="0"/>
+                <w:numId w:val="70"/>
+              </w:numPr>
+              <w:rPr>
+                <w:rFonts w:asciiTheme="majorBidi" w:hAnsiTheme="majorBidi" w:cstheme="majorBidi"/>
+                <w:sz w:val="22"/>
+                <w:szCs w:val="22"/>
+              </w:rPr>
+            </w:pPr>
+            <w:proofErr w:type="spellStart"/>
+            <w:r>
+              <w:rPr>
+                <w:rFonts w:asciiTheme="majorBidi" w:hAnsiTheme="majorBidi" w:cstheme="majorBidi"/>
+                <w:sz w:val="22"/>
+                <w:szCs w:val="22"/>
+              </w:rPr>
+              <w:t>ViewBasket</w:t>
+            </w:r>
+            <w:proofErr w:type="spellEnd"/>
+          </w:p>
+          <w:p>
+            <w:pPr>
+              <w:pStyle w:val="ListParagraph"/>
+              <w:numPr>
+                <w:ilvl w:val="0"/>
+                <w:numId w:val="70"/>
+              </w:numPr>
+              <w:rPr>
+                <w:rFonts w:asciiTheme="majorBidi" w:hAnsiTheme="majorBidi" w:cstheme="majorBidi"/>
+                <w:sz w:val="22"/>
+                <w:szCs w:val="22"/>
+              </w:rPr>
+            </w:pPr>
+            <w:proofErr w:type="spellStart"/>
+            <w:r>
+              <w:rPr>
+                <w:rFonts w:asciiTheme="majorBidi" w:hAnsiTheme="majorBidi" w:cstheme="majorBidi"/>
+                <w:sz w:val="22"/>
+                <w:szCs w:val="22"/>
+              </w:rPr>
+              <w:t>RemoveProductFromBasket</w:t>
+            </w:r>
+            <w:proofErr w:type="spellEnd"/>
+          </w:p>
+          <w:p>
+            <w:pPr>
+              <w:pStyle w:val="ListParagraph"/>
+              <w:numPr>
+                <w:ilvl w:val="0"/>
+                <w:numId w:val="70"/>
+              </w:numPr>
+              <w:rPr>
+                <w:rFonts w:asciiTheme="majorBidi" w:hAnsiTheme="majorBidi" w:cstheme="majorBidi"/>
+                <w:sz w:val="22"/>
+                <w:szCs w:val="22"/>
+              </w:rPr>
+            </w:pPr>
+            <w:proofErr w:type="spellStart"/>
+            <w:r>
+              <w:rPr>
+                <w:rFonts w:asciiTheme="majorBidi" w:hAnsiTheme="majorBidi" w:cstheme="majorBidi"/>
+                <w:sz w:val="22"/>
+                <w:szCs w:val="22"/>
+              </w:rPr>
+              <w:t>UpdateQuantity</w:t>
+            </w:r>
+            <w:proofErr w:type="spellEnd"/>
+          </w:p>
         </w:tc>
       </w:tr>
       <w:tr>
@@ -16126,6 +16621,71 @@
           </w:p>
           <w:p>
             <w:pPr>
+              <w:pStyle w:val="ListParagraph"/>
+              <w:numPr>
+                <w:ilvl w:val="0"/>
+                <w:numId w:val="73"/>
+              </w:numPr>
+              <w:spacing w:after="0"/>
+              <w:rPr>
+                <w:rFonts w:asciiTheme="majorBidi" w:hAnsiTheme="majorBidi" w:cstheme="majorBidi"/>
+                <w:sz w:val="22"/>
+                <w:szCs w:val="22"/>
+              </w:rPr>
+            </w:pPr>
+            <w:r>
+              <w:rPr>
+                <w:rFonts w:asciiTheme="majorBidi" w:hAnsiTheme="majorBidi" w:cstheme="majorBidi"/>
+                <w:sz w:val="22"/>
+                <w:szCs w:val="22"/>
+              </w:rPr>
+              <w:t>The customer</w:t>
+            </w:r>
+            <w:r>
+              <w:rPr>
+                <w:rFonts w:asciiTheme="majorBidi" w:hAnsiTheme="majorBidi" w:cstheme="majorBidi"/>
+                <w:sz w:val="22"/>
+                <w:szCs w:val="22"/>
+              </w:rPr>
+              <w:t>’s preferred</w:t>
+            </w:r>
+            <w:r>
+              <w:rPr>
+                <w:rFonts w:asciiTheme="majorBidi" w:hAnsiTheme="majorBidi" w:cstheme="majorBidi"/>
+                <w:sz w:val="22"/>
+                <w:szCs w:val="22"/>
+              </w:rPr>
+              <w:t xml:space="preserve"> changes </w:t>
+            </w:r>
+            <w:proofErr w:type="gramStart"/>
+            <w:r>
+              <w:rPr>
+                <w:rFonts w:asciiTheme="majorBidi" w:hAnsiTheme="majorBidi" w:cstheme="majorBidi"/>
+                <w:sz w:val="22"/>
+                <w:szCs w:val="22"/>
+              </w:rPr>
+              <w:t>is</w:t>
+            </w:r>
+            <w:proofErr w:type="gramEnd"/>
+            <w:r>
+              <w:rPr>
+                <w:rFonts w:asciiTheme="majorBidi" w:hAnsiTheme="majorBidi" w:cstheme="majorBidi"/>
+                <w:sz w:val="22"/>
+                <w:szCs w:val="22"/>
+              </w:rPr>
+              <w:t xml:space="preserve"> displayed in the </w:t>
+            </w:r>
+            <w:r>
+              <w:rPr>
+                <w:rFonts w:asciiTheme="majorBidi" w:hAnsiTheme="majorBidi" w:cstheme="majorBidi"/>
+                <w:sz w:val="22"/>
+                <w:szCs w:val="22"/>
+              </w:rPr>
+              <w:t>basket.</w:t>
+            </w:r>
+          </w:p>
+          <w:p>
+            <w:pPr>
               <w:spacing w:after="0"/>
               <w:rPr>
                 <w:rFonts w:asciiTheme="majorBidi" w:hAnsiTheme="majorBidi" w:cstheme="majorBidi"/>
@@ -16181,6 +16741,14 @@
                 <w:szCs w:val="22"/>
               </w:rPr>
             </w:pPr>
+            <w:r>
+              <w:rPr>
+                <w:rFonts w:asciiTheme="majorBidi" w:hAnsiTheme="majorBidi" w:cstheme="majorBidi"/>
+                <w:sz w:val="22"/>
+                <w:szCs w:val="22"/>
+              </w:rPr>
+              <w:t>Empty basket</w:t>
+            </w:r>
           </w:p>
         </w:tc>
       </w:tr>
@@ -16656,6 +17224,7 @@
                 <w:sz w:val="22"/>
                 <w:szCs w:val="22"/>
               </w:rPr>
+              <w:lastRenderedPageBreak/>
               <w:t>Postconditions:</w:t>
             </w:r>
           </w:p>
@@ -17015,7 +17584,6 @@
                 <w:sz w:val="22"/>
                 <w:szCs w:val="22"/>
               </w:rPr>
-              <w:lastRenderedPageBreak/>
               <w:t>Preconditions:</w:t>
             </w:r>
           </w:p>
@@ -18202,811 +18770,10 @@
     </w:lvl>
   </w:abstractNum>
   <w:abstractNum w:abstractNumId="4" w15:restartNumberingAfterBreak="0">
-    <w:nsid w:val="094C665A"/>
+    <w:nsid w:val="0816670A"/>
     <w:multiLevelType w:val="hybridMultilevel"/>
-    <w:tmpl w:val="E882608E"/>
+    <w:tmpl w:val="0B42273A"/>
     <w:lvl w:ilvl="0" w:tplc="FFFFFFFF">
-      <w:start w:val="1"/>
-      <w:numFmt w:val="decimal"/>
-      <w:lvlText w:val="%1)"/>
-      <w:lvlJc w:val="left"/>
-      <w:pPr>
-        <w:ind w:left="720" w:hanging="360"/>
-      </w:pPr>
-      <w:rPr>
-        <w:rFonts w:hint="default"/>
-      </w:rPr>
-    </w:lvl>
-    <w:lvl w:ilvl="1" w:tplc="FFFFFFFF" w:tentative="1">
-      <w:start w:val="1"/>
-      <w:numFmt w:val="lowerLetter"/>
-      <w:lvlText w:val="%2."/>
-      <w:lvlJc w:val="left"/>
-      <w:pPr>
-        <w:ind w:left="1440" w:hanging="360"/>
-      </w:pPr>
-    </w:lvl>
-    <w:lvl w:ilvl="2" w:tplc="FFFFFFFF" w:tentative="1">
-      <w:start w:val="1"/>
-      <w:numFmt w:val="lowerRoman"/>
-      <w:lvlText w:val="%3."/>
-      <w:lvlJc w:val="right"/>
-      <w:pPr>
-        <w:ind w:left="2160" w:hanging="180"/>
-      </w:pPr>
-    </w:lvl>
-    <w:lvl w:ilvl="3" w:tplc="FFFFFFFF" w:tentative="1">
-      <w:start w:val="1"/>
-      <w:numFmt w:val="decimal"/>
-      <w:lvlText w:val="%4."/>
-      <w:lvlJc w:val="left"/>
-      <w:pPr>
-        <w:ind w:left="2880" w:hanging="360"/>
-      </w:pPr>
-    </w:lvl>
-    <w:lvl w:ilvl="4" w:tplc="FFFFFFFF" w:tentative="1">
-      <w:start w:val="1"/>
-      <w:numFmt w:val="lowerLetter"/>
-      <w:lvlText w:val="%5."/>
-      <w:lvlJc w:val="left"/>
-      <w:pPr>
-        <w:ind w:left="3600" w:hanging="360"/>
-      </w:pPr>
-    </w:lvl>
-    <w:lvl w:ilvl="5" w:tplc="FFFFFFFF" w:tentative="1">
-      <w:start w:val="1"/>
-      <w:numFmt w:val="lowerRoman"/>
-      <w:lvlText w:val="%6."/>
-      <w:lvlJc w:val="right"/>
-      <w:pPr>
-        <w:ind w:left="4320" w:hanging="180"/>
-      </w:pPr>
-    </w:lvl>
-    <w:lvl w:ilvl="6" w:tplc="FFFFFFFF" w:tentative="1">
-      <w:start w:val="1"/>
-      <w:numFmt w:val="decimal"/>
-      <w:lvlText w:val="%7."/>
-      <w:lvlJc w:val="left"/>
-      <w:pPr>
-        <w:ind w:left="5040" w:hanging="360"/>
-      </w:pPr>
-    </w:lvl>
-    <w:lvl w:ilvl="7" w:tplc="FFFFFFFF" w:tentative="1">
-      <w:start w:val="1"/>
-      <w:numFmt w:val="lowerLetter"/>
-      <w:lvlText w:val="%8."/>
-      <w:lvlJc w:val="left"/>
-      <w:pPr>
-        <w:ind w:left="5760" w:hanging="360"/>
-      </w:pPr>
-    </w:lvl>
-    <w:lvl w:ilvl="8" w:tplc="FFFFFFFF" w:tentative="1">
-      <w:start w:val="1"/>
-      <w:numFmt w:val="lowerRoman"/>
-      <w:lvlText w:val="%9."/>
-      <w:lvlJc w:val="right"/>
-      <w:pPr>
-        <w:ind w:left="6480" w:hanging="180"/>
-      </w:pPr>
-    </w:lvl>
-  </w:abstractNum>
-  <w:abstractNum w:abstractNumId="5" w15:restartNumberingAfterBreak="0">
-    <w:nsid w:val="0E38386A"/>
-    <w:multiLevelType w:val="hybridMultilevel"/>
-    <w:tmpl w:val="6B80685C"/>
-    <w:lvl w:ilvl="0" w:tplc="08090011">
-      <w:start w:val="1"/>
-      <w:numFmt w:val="decimal"/>
-      <w:lvlText w:val="%1)"/>
-      <w:lvlJc w:val="left"/>
-      <w:pPr>
-        <w:ind w:left="720" w:hanging="360"/>
-      </w:pPr>
-      <w:rPr>
-        <w:rFonts w:hint="default"/>
-      </w:rPr>
-    </w:lvl>
-    <w:lvl w:ilvl="1" w:tplc="08090019" w:tentative="1">
-      <w:start w:val="1"/>
-      <w:numFmt w:val="lowerLetter"/>
-      <w:lvlText w:val="%2."/>
-      <w:lvlJc w:val="left"/>
-      <w:pPr>
-        <w:ind w:left="1440" w:hanging="360"/>
-      </w:pPr>
-    </w:lvl>
-    <w:lvl w:ilvl="2" w:tplc="0809001B" w:tentative="1">
-      <w:start w:val="1"/>
-      <w:numFmt w:val="lowerRoman"/>
-      <w:lvlText w:val="%3."/>
-      <w:lvlJc w:val="right"/>
-      <w:pPr>
-        <w:ind w:left="2160" w:hanging="180"/>
-      </w:pPr>
-    </w:lvl>
-    <w:lvl w:ilvl="3" w:tplc="0809000F" w:tentative="1">
-      <w:start w:val="1"/>
-      <w:numFmt w:val="decimal"/>
-      <w:lvlText w:val="%4."/>
-      <w:lvlJc w:val="left"/>
-      <w:pPr>
-        <w:ind w:left="2880" w:hanging="360"/>
-      </w:pPr>
-    </w:lvl>
-    <w:lvl w:ilvl="4" w:tplc="08090019" w:tentative="1">
-      <w:start w:val="1"/>
-      <w:numFmt w:val="lowerLetter"/>
-      <w:lvlText w:val="%5."/>
-      <w:lvlJc w:val="left"/>
-      <w:pPr>
-        <w:ind w:left="3600" w:hanging="360"/>
-      </w:pPr>
-    </w:lvl>
-    <w:lvl w:ilvl="5" w:tplc="0809001B" w:tentative="1">
-      <w:start w:val="1"/>
-      <w:numFmt w:val="lowerRoman"/>
-      <w:lvlText w:val="%6."/>
-      <w:lvlJc w:val="right"/>
-      <w:pPr>
-        <w:ind w:left="4320" w:hanging="180"/>
-      </w:pPr>
-    </w:lvl>
-    <w:lvl w:ilvl="6" w:tplc="0809000F" w:tentative="1">
-      <w:start w:val="1"/>
-      <w:numFmt w:val="decimal"/>
-      <w:lvlText w:val="%7."/>
-      <w:lvlJc w:val="left"/>
-      <w:pPr>
-        <w:ind w:left="5040" w:hanging="360"/>
-      </w:pPr>
-    </w:lvl>
-    <w:lvl w:ilvl="7" w:tplc="08090019" w:tentative="1">
-      <w:start w:val="1"/>
-      <w:numFmt w:val="lowerLetter"/>
-      <w:lvlText w:val="%8."/>
-      <w:lvlJc w:val="left"/>
-      <w:pPr>
-        <w:ind w:left="5760" w:hanging="360"/>
-      </w:pPr>
-    </w:lvl>
-    <w:lvl w:ilvl="8" w:tplc="0809001B" w:tentative="1">
-      <w:start w:val="1"/>
-      <w:numFmt w:val="lowerRoman"/>
-      <w:lvlText w:val="%9."/>
-      <w:lvlJc w:val="right"/>
-      <w:pPr>
-        <w:ind w:left="6480" w:hanging="180"/>
-      </w:pPr>
-    </w:lvl>
-  </w:abstractNum>
-  <w:abstractNum w:abstractNumId="6" w15:restartNumberingAfterBreak="0">
-    <w:nsid w:val="0E8D7A56"/>
-    <w:multiLevelType w:val="hybridMultilevel"/>
-    <w:tmpl w:val="E882608E"/>
-    <w:lvl w:ilvl="0" w:tplc="FFFFFFFF">
-      <w:start w:val="1"/>
-      <w:numFmt w:val="decimal"/>
-      <w:lvlText w:val="%1)"/>
-      <w:lvlJc w:val="left"/>
-      <w:pPr>
-        <w:ind w:left="720" w:hanging="360"/>
-      </w:pPr>
-      <w:rPr>
-        <w:rFonts w:hint="default"/>
-      </w:rPr>
-    </w:lvl>
-    <w:lvl w:ilvl="1" w:tplc="FFFFFFFF" w:tentative="1">
-      <w:start w:val="1"/>
-      <w:numFmt w:val="lowerLetter"/>
-      <w:lvlText w:val="%2."/>
-      <w:lvlJc w:val="left"/>
-      <w:pPr>
-        <w:ind w:left="1440" w:hanging="360"/>
-      </w:pPr>
-    </w:lvl>
-    <w:lvl w:ilvl="2" w:tplc="FFFFFFFF" w:tentative="1">
-      <w:start w:val="1"/>
-      <w:numFmt w:val="lowerRoman"/>
-      <w:lvlText w:val="%3."/>
-      <w:lvlJc w:val="right"/>
-      <w:pPr>
-        <w:ind w:left="2160" w:hanging="180"/>
-      </w:pPr>
-    </w:lvl>
-    <w:lvl w:ilvl="3" w:tplc="FFFFFFFF" w:tentative="1">
-      <w:start w:val="1"/>
-      <w:numFmt w:val="decimal"/>
-      <w:lvlText w:val="%4."/>
-      <w:lvlJc w:val="left"/>
-      <w:pPr>
-        <w:ind w:left="2880" w:hanging="360"/>
-      </w:pPr>
-    </w:lvl>
-    <w:lvl w:ilvl="4" w:tplc="FFFFFFFF" w:tentative="1">
-      <w:start w:val="1"/>
-      <w:numFmt w:val="lowerLetter"/>
-      <w:lvlText w:val="%5."/>
-      <w:lvlJc w:val="left"/>
-      <w:pPr>
-        <w:ind w:left="3600" w:hanging="360"/>
-      </w:pPr>
-    </w:lvl>
-    <w:lvl w:ilvl="5" w:tplc="FFFFFFFF" w:tentative="1">
-      <w:start w:val="1"/>
-      <w:numFmt w:val="lowerRoman"/>
-      <w:lvlText w:val="%6."/>
-      <w:lvlJc w:val="right"/>
-      <w:pPr>
-        <w:ind w:left="4320" w:hanging="180"/>
-      </w:pPr>
-    </w:lvl>
-    <w:lvl w:ilvl="6" w:tplc="FFFFFFFF" w:tentative="1">
-      <w:start w:val="1"/>
-      <w:numFmt w:val="decimal"/>
-      <w:lvlText w:val="%7."/>
-      <w:lvlJc w:val="left"/>
-      <w:pPr>
-        <w:ind w:left="5040" w:hanging="360"/>
-      </w:pPr>
-    </w:lvl>
-    <w:lvl w:ilvl="7" w:tplc="FFFFFFFF" w:tentative="1">
-      <w:start w:val="1"/>
-      <w:numFmt w:val="lowerLetter"/>
-      <w:lvlText w:val="%8."/>
-      <w:lvlJc w:val="left"/>
-      <w:pPr>
-        <w:ind w:left="5760" w:hanging="360"/>
-      </w:pPr>
-    </w:lvl>
-    <w:lvl w:ilvl="8" w:tplc="FFFFFFFF" w:tentative="1">
-      <w:start w:val="1"/>
-      <w:numFmt w:val="lowerRoman"/>
-      <w:lvlText w:val="%9."/>
-      <w:lvlJc w:val="right"/>
-      <w:pPr>
-        <w:ind w:left="6480" w:hanging="180"/>
-      </w:pPr>
-    </w:lvl>
-  </w:abstractNum>
-  <w:abstractNum w:abstractNumId="7" w15:restartNumberingAfterBreak="0">
-    <w:nsid w:val="10A4194B"/>
-    <w:multiLevelType w:val="hybridMultilevel"/>
-    <w:tmpl w:val="E882608E"/>
-    <w:lvl w:ilvl="0" w:tplc="08090011">
-      <w:start w:val="1"/>
-      <w:numFmt w:val="decimal"/>
-      <w:lvlText w:val="%1)"/>
-      <w:lvlJc w:val="left"/>
-      <w:pPr>
-        <w:ind w:left="720" w:hanging="360"/>
-      </w:pPr>
-      <w:rPr>
-        <w:rFonts w:hint="default"/>
-      </w:rPr>
-    </w:lvl>
-    <w:lvl w:ilvl="1" w:tplc="08090019" w:tentative="1">
-      <w:start w:val="1"/>
-      <w:numFmt w:val="lowerLetter"/>
-      <w:lvlText w:val="%2."/>
-      <w:lvlJc w:val="left"/>
-      <w:pPr>
-        <w:ind w:left="1440" w:hanging="360"/>
-      </w:pPr>
-    </w:lvl>
-    <w:lvl w:ilvl="2" w:tplc="0809001B" w:tentative="1">
-      <w:start w:val="1"/>
-      <w:numFmt w:val="lowerRoman"/>
-      <w:lvlText w:val="%3."/>
-      <w:lvlJc w:val="right"/>
-      <w:pPr>
-        <w:ind w:left="2160" w:hanging="180"/>
-      </w:pPr>
-    </w:lvl>
-    <w:lvl w:ilvl="3" w:tplc="0809000F" w:tentative="1">
-      <w:start w:val="1"/>
-      <w:numFmt w:val="decimal"/>
-      <w:lvlText w:val="%4."/>
-      <w:lvlJc w:val="left"/>
-      <w:pPr>
-        <w:ind w:left="2880" w:hanging="360"/>
-      </w:pPr>
-    </w:lvl>
-    <w:lvl w:ilvl="4" w:tplc="08090019" w:tentative="1">
-      <w:start w:val="1"/>
-      <w:numFmt w:val="lowerLetter"/>
-      <w:lvlText w:val="%5."/>
-      <w:lvlJc w:val="left"/>
-      <w:pPr>
-        <w:ind w:left="3600" w:hanging="360"/>
-      </w:pPr>
-    </w:lvl>
-    <w:lvl w:ilvl="5" w:tplc="0809001B" w:tentative="1">
-      <w:start w:val="1"/>
-      <w:numFmt w:val="lowerRoman"/>
-      <w:lvlText w:val="%6."/>
-      <w:lvlJc w:val="right"/>
-      <w:pPr>
-        <w:ind w:left="4320" w:hanging="180"/>
-      </w:pPr>
-    </w:lvl>
-    <w:lvl w:ilvl="6" w:tplc="0809000F" w:tentative="1">
-      <w:start w:val="1"/>
-      <w:numFmt w:val="decimal"/>
-      <w:lvlText w:val="%7."/>
-      <w:lvlJc w:val="left"/>
-      <w:pPr>
-        <w:ind w:left="5040" w:hanging="360"/>
-      </w:pPr>
-    </w:lvl>
-    <w:lvl w:ilvl="7" w:tplc="08090019" w:tentative="1">
-      <w:start w:val="1"/>
-      <w:numFmt w:val="lowerLetter"/>
-      <w:lvlText w:val="%8."/>
-      <w:lvlJc w:val="left"/>
-      <w:pPr>
-        <w:ind w:left="5760" w:hanging="360"/>
-      </w:pPr>
-    </w:lvl>
-    <w:lvl w:ilvl="8" w:tplc="0809001B" w:tentative="1">
-      <w:start w:val="1"/>
-      <w:numFmt w:val="lowerRoman"/>
-      <w:lvlText w:val="%9."/>
-      <w:lvlJc w:val="right"/>
-      <w:pPr>
-        <w:ind w:left="6480" w:hanging="180"/>
-      </w:pPr>
-    </w:lvl>
-  </w:abstractNum>
-  <w:abstractNum w:abstractNumId="8" w15:restartNumberingAfterBreak="0">
-    <w:nsid w:val="12630D54"/>
-    <w:multiLevelType w:val="hybridMultilevel"/>
-    <w:tmpl w:val="0D6ADBA2"/>
-    <w:lvl w:ilvl="0" w:tplc="FFFFFFFF">
-      <w:start w:val="1"/>
-      <w:numFmt w:val="decimal"/>
-      <w:lvlText w:val="%1)"/>
-      <w:lvlJc w:val="left"/>
-      <w:pPr>
-        <w:ind w:left="720" w:hanging="360"/>
-      </w:pPr>
-      <w:rPr>
-        <w:rFonts w:hint="default"/>
-      </w:rPr>
-    </w:lvl>
-    <w:lvl w:ilvl="1" w:tplc="08090019" w:tentative="1">
-      <w:start w:val="1"/>
-      <w:numFmt w:val="lowerLetter"/>
-      <w:lvlText w:val="%2."/>
-      <w:lvlJc w:val="left"/>
-      <w:pPr>
-        <w:ind w:left="1440" w:hanging="360"/>
-      </w:pPr>
-    </w:lvl>
-    <w:lvl w:ilvl="2" w:tplc="0809001B" w:tentative="1">
-      <w:start w:val="1"/>
-      <w:numFmt w:val="lowerRoman"/>
-      <w:lvlText w:val="%3."/>
-      <w:lvlJc w:val="right"/>
-      <w:pPr>
-        <w:ind w:left="2160" w:hanging="180"/>
-      </w:pPr>
-    </w:lvl>
-    <w:lvl w:ilvl="3" w:tplc="0809000F" w:tentative="1">
-      <w:start w:val="1"/>
-      <w:numFmt w:val="decimal"/>
-      <w:lvlText w:val="%4."/>
-      <w:lvlJc w:val="left"/>
-      <w:pPr>
-        <w:ind w:left="2880" w:hanging="360"/>
-      </w:pPr>
-    </w:lvl>
-    <w:lvl w:ilvl="4" w:tplc="08090019" w:tentative="1">
-      <w:start w:val="1"/>
-      <w:numFmt w:val="lowerLetter"/>
-      <w:lvlText w:val="%5."/>
-      <w:lvlJc w:val="left"/>
-      <w:pPr>
-        <w:ind w:left="3600" w:hanging="360"/>
-      </w:pPr>
-    </w:lvl>
-    <w:lvl w:ilvl="5" w:tplc="0809001B" w:tentative="1">
-      <w:start w:val="1"/>
-      <w:numFmt w:val="lowerRoman"/>
-      <w:lvlText w:val="%6."/>
-      <w:lvlJc w:val="right"/>
-      <w:pPr>
-        <w:ind w:left="4320" w:hanging="180"/>
-      </w:pPr>
-    </w:lvl>
-    <w:lvl w:ilvl="6" w:tplc="0809000F" w:tentative="1">
-      <w:start w:val="1"/>
-      <w:numFmt w:val="decimal"/>
-      <w:lvlText w:val="%7."/>
-      <w:lvlJc w:val="left"/>
-      <w:pPr>
-        <w:ind w:left="5040" w:hanging="360"/>
-      </w:pPr>
-    </w:lvl>
-    <w:lvl w:ilvl="7" w:tplc="08090019" w:tentative="1">
-      <w:start w:val="1"/>
-      <w:numFmt w:val="lowerLetter"/>
-      <w:lvlText w:val="%8."/>
-      <w:lvlJc w:val="left"/>
-      <w:pPr>
-        <w:ind w:left="5760" w:hanging="360"/>
-      </w:pPr>
-    </w:lvl>
-    <w:lvl w:ilvl="8" w:tplc="0809001B" w:tentative="1">
-      <w:start w:val="1"/>
-      <w:numFmt w:val="lowerRoman"/>
-      <w:lvlText w:val="%9."/>
-      <w:lvlJc w:val="right"/>
-      <w:pPr>
-        <w:ind w:left="6480" w:hanging="180"/>
-      </w:pPr>
-    </w:lvl>
-  </w:abstractNum>
-  <w:abstractNum w:abstractNumId="9" w15:restartNumberingAfterBreak="0">
-    <w:nsid w:val="155C1728"/>
-    <w:multiLevelType w:val="hybridMultilevel"/>
-    <w:tmpl w:val="33EA0F5A"/>
-    <w:lvl w:ilvl="0" w:tplc="FFFFFFFF">
-      <w:start w:val="1"/>
-      <w:numFmt w:val="decimal"/>
-      <w:lvlText w:val="%1)"/>
-      <w:lvlJc w:val="left"/>
-      <w:pPr>
-        <w:ind w:left="1440" w:hanging="360"/>
-      </w:pPr>
-      <w:rPr>
-        <w:rFonts w:hint="default"/>
-      </w:rPr>
-    </w:lvl>
-    <w:lvl w:ilvl="1" w:tplc="08090019" w:tentative="1">
-      <w:start w:val="1"/>
-      <w:numFmt w:val="lowerLetter"/>
-      <w:lvlText w:val="%2."/>
-      <w:lvlJc w:val="left"/>
-      <w:pPr>
-        <w:ind w:left="2160" w:hanging="360"/>
-      </w:pPr>
-    </w:lvl>
-    <w:lvl w:ilvl="2" w:tplc="0809001B" w:tentative="1">
-      <w:start w:val="1"/>
-      <w:numFmt w:val="lowerRoman"/>
-      <w:lvlText w:val="%3."/>
-      <w:lvlJc w:val="right"/>
-      <w:pPr>
-        <w:ind w:left="2880" w:hanging="180"/>
-      </w:pPr>
-    </w:lvl>
-    <w:lvl w:ilvl="3" w:tplc="0809000F" w:tentative="1">
-      <w:start w:val="1"/>
-      <w:numFmt w:val="decimal"/>
-      <w:lvlText w:val="%4."/>
-      <w:lvlJc w:val="left"/>
-      <w:pPr>
-        <w:ind w:left="3600" w:hanging="360"/>
-      </w:pPr>
-    </w:lvl>
-    <w:lvl w:ilvl="4" w:tplc="08090019" w:tentative="1">
-      <w:start w:val="1"/>
-      <w:numFmt w:val="lowerLetter"/>
-      <w:lvlText w:val="%5."/>
-      <w:lvlJc w:val="left"/>
-      <w:pPr>
-        <w:ind w:left="4320" w:hanging="360"/>
-      </w:pPr>
-    </w:lvl>
-    <w:lvl w:ilvl="5" w:tplc="0809001B" w:tentative="1">
-      <w:start w:val="1"/>
-      <w:numFmt w:val="lowerRoman"/>
-      <w:lvlText w:val="%6."/>
-      <w:lvlJc w:val="right"/>
-      <w:pPr>
-        <w:ind w:left="5040" w:hanging="180"/>
-      </w:pPr>
-    </w:lvl>
-    <w:lvl w:ilvl="6" w:tplc="0809000F" w:tentative="1">
-      <w:start w:val="1"/>
-      <w:numFmt w:val="decimal"/>
-      <w:lvlText w:val="%7."/>
-      <w:lvlJc w:val="left"/>
-      <w:pPr>
-        <w:ind w:left="5760" w:hanging="360"/>
-      </w:pPr>
-    </w:lvl>
-    <w:lvl w:ilvl="7" w:tplc="08090019" w:tentative="1">
-      <w:start w:val="1"/>
-      <w:numFmt w:val="lowerLetter"/>
-      <w:lvlText w:val="%8."/>
-      <w:lvlJc w:val="left"/>
-      <w:pPr>
-        <w:ind w:left="6480" w:hanging="360"/>
-      </w:pPr>
-    </w:lvl>
-    <w:lvl w:ilvl="8" w:tplc="0809001B" w:tentative="1">
-      <w:start w:val="1"/>
-      <w:numFmt w:val="lowerRoman"/>
-      <w:lvlText w:val="%9."/>
-      <w:lvlJc w:val="right"/>
-      <w:pPr>
-        <w:ind w:left="7200" w:hanging="180"/>
-      </w:pPr>
-    </w:lvl>
-  </w:abstractNum>
-  <w:abstractNum w:abstractNumId="10" w15:restartNumberingAfterBreak="0">
-    <w:nsid w:val="15CB347B"/>
-    <w:multiLevelType w:val="hybridMultilevel"/>
-    <w:tmpl w:val="E882608E"/>
-    <w:lvl w:ilvl="0" w:tplc="FFFFFFFF">
-      <w:start w:val="1"/>
-      <w:numFmt w:val="decimal"/>
-      <w:lvlText w:val="%1)"/>
-      <w:lvlJc w:val="left"/>
-      <w:pPr>
-        <w:ind w:left="720" w:hanging="360"/>
-      </w:pPr>
-      <w:rPr>
-        <w:rFonts w:hint="default"/>
-      </w:rPr>
-    </w:lvl>
-    <w:lvl w:ilvl="1" w:tplc="FFFFFFFF" w:tentative="1">
-      <w:start w:val="1"/>
-      <w:numFmt w:val="lowerLetter"/>
-      <w:lvlText w:val="%2."/>
-      <w:lvlJc w:val="left"/>
-      <w:pPr>
-        <w:ind w:left="1440" w:hanging="360"/>
-      </w:pPr>
-    </w:lvl>
-    <w:lvl w:ilvl="2" w:tplc="FFFFFFFF" w:tentative="1">
-      <w:start w:val="1"/>
-      <w:numFmt w:val="lowerRoman"/>
-      <w:lvlText w:val="%3."/>
-      <w:lvlJc w:val="right"/>
-      <w:pPr>
-        <w:ind w:left="2160" w:hanging="180"/>
-      </w:pPr>
-    </w:lvl>
-    <w:lvl w:ilvl="3" w:tplc="FFFFFFFF" w:tentative="1">
-      <w:start w:val="1"/>
-      <w:numFmt w:val="decimal"/>
-      <w:lvlText w:val="%4."/>
-      <w:lvlJc w:val="left"/>
-      <w:pPr>
-        <w:ind w:left="2880" w:hanging="360"/>
-      </w:pPr>
-    </w:lvl>
-    <w:lvl w:ilvl="4" w:tplc="FFFFFFFF" w:tentative="1">
-      <w:start w:val="1"/>
-      <w:numFmt w:val="lowerLetter"/>
-      <w:lvlText w:val="%5."/>
-      <w:lvlJc w:val="left"/>
-      <w:pPr>
-        <w:ind w:left="3600" w:hanging="360"/>
-      </w:pPr>
-    </w:lvl>
-    <w:lvl w:ilvl="5" w:tplc="FFFFFFFF" w:tentative="1">
-      <w:start w:val="1"/>
-      <w:numFmt w:val="lowerRoman"/>
-      <w:lvlText w:val="%6."/>
-      <w:lvlJc w:val="right"/>
-      <w:pPr>
-        <w:ind w:left="4320" w:hanging="180"/>
-      </w:pPr>
-    </w:lvl>
-    <w:lvl w:ilvl="6" w:tplc="FFFFFFFF" w:tentative="1">
-      <w:start w:val="1"/>
-      <w:numFmt w:val="decimal"/>
-      <w:lvlText w:val="%7."/>
-      <w:lvlJc w:val="left"/>
-      <w:pPr>
-        <w:ind w:left="5040" w:hanging="360"/>
-      </w:pPr>
-    </w:lvl>
-    <w:lvl w:ilvl="7" w:tplc="FFFFFFFF" w:tentative="1">
-      <w:start w:val="1"/>
-      <w:numFmt w:val="lowerLetter"/>
-      <w:lvlText w:val="%8."/>
-      <w:lvlJc w:val="left"/>
-      <w:pPr>
-        <w:ind w:left="5760" w:hanging="360"/>
-      </w:pPr>
-    </w:lvl>
-    <w:lvl w:ilvl="8" w:tplc="FFFFFFFF" w:tentative="1">
-      <w:start w:val="1"/>
-      <w:numFmt w:val="lowerRoman"/>
-      <w:lvlText w:val="%9."/>
-      <w:lvlJc w:val="right"/>
-      <w:pPr>
-        <w:ind w:left="6480" w:hanging="180"/>
-      </w:pPr>
-    </w:lvl>
-  </w:abstractNum>
-  <w:abstractNum w:abstractNumId="11" w15:restartNumberingAfterBreak="0">
-    <w:nsid w:val="18966A08"/>
-    <w:multiLevelType w:val="hybridMultilevel"/>
-    <w:tmpl w:val="D34E1842"/>
-    <w:lvl w:ilvl="0" w:tplc="500E7B18">
-      <w:start w:val="1"/>
-      <w:numFmt w:val="decimal"/>
-      <w:lvlText w:val="%1."/>
-      <w:lvlJc w:val="left"/>
-      <w:pPr>
-        <w:ind w:left="720" w:hanging="360"/>
-      </w:pPr>
-      <w:rPr>
-        <w:rFonts w:hint="default"/>
-      </w:rPr>
-    </w:lvl>
-    <w:lvl w:ilvl="1" w:tplc="08090019" w:tentative="1">
-      <w:start w:val="1"/>
-      <w:numFmt w:val="lowerLetter"/>
-      <w:lvlText w:val="%2."/>
-      <w:lvlJc w:val="left"/>
-      <w:pPr>
-        <w:ind w:left="1440" w:hanging="360"/>
-      </w:pPr>
-    </w:lvl>
-    <w:lvl w:ilvl="2" w:tplc="0809001B" w:tentative="1">
-      <w:start w:val="1"/>
-      <w:numFmt w:val="lowerRoman"/>
-      <w:lvlText w:val="%3."/>
-      <w:lvlJc w:val="right"/>
-      <w:pPr>
-        <w:ind w:left="2160" w:hanging="180"/>
-      </w:pPr>
-    </w:lvl>
-    <w:lvl w:ilvl="3" w:tplc="0809000F" w:tentative="1">
-      <w:start w:val="1"/>
-      <w:numFmt w:val="decimal"/>
-      <w:lvlText w:val="%4."/>
-      <w:lvlJc w:val="left"/>
-      <w:pPr>
-        <w:ind w:left="2880" w:hanging="360"/>
-      </w:pPr>
-    </w:lvl>
-    <w:lvl w:ilvl="4" w:tplc="08090019" w:tentative="1">
-      <w:start w:val="1"/>
-      <w:numFmt w:val="lowerLetter"/>
-      <w:lvlText w:val="%5."/>
-      <w:lvlJc w:val="left"/>
-      <w:pPr>
-        <w:ind w:left="3600" w:hanging="360"/>
-      </w:pPr>
-    </w:lvl>
-    <w:lvl w:ilvl="5" w:tplc="0809001B" w:tentative="1">
-      <w:start w:val="1"/>
-      <w:numFmt w:val="lowerRoman"/>
-      <w:lvlText w:val="%6."/>
-      <w:lvlJc w:val="right"/>
-      <w:pPr>
-        <w:ind w:left="4320" w:hanging="180"/>
-      </w:pPr>
-    </w:lvl>
-    <w:lvl w:ilvl="6" w:tplc="0809000F" w:tentative="1">
-      <w:start w:val="1"/>
-      <w:numFmt w:val="decimal"/>
-      <w:lvlText w:val="%7."/>
-      <w:lvlJc w:val="left"/>
-      <w:pPr>
-        <w:ind w:left="5040" w:hanging="360"/>
-      </w:pPr>
-    </w:lvl>
-    <w:lvl w:ilvl="7" w:tplc="08090019" w:tentative="1">
-      <w:start w:val="1"/>
-      <w:numFmt w:val="lowerLetter"/>
-      <w:lvlText w:val="%8."/>
-      <w:lvlJc w:val="left"/>
-      <w:pPr>
-        <w:ind w:left="5760" w:hanging="360"/>
-      </w:pPr>
-    </w:lvl>
-    <w:lvl w:ilvl="8" w:tplc="0809001B" w:tentative="1">
-      <w:start w:val="1"/>
-      <w:numFmt w:val="lowerRoman"/>
-      <w:lvlText w:val="%9."/>
-      <w:lvlJc w:val="right"/>
-      <w:pPr>
-        <w:ind w:left="6480" w:hanging="180"/>
-      </w:pPr>
-    </w:lvl>
-  </w:abstractNum>
-  <w:abstractNum w:abstractNumId="12" w15:restartNumberingAfterBreak="0">
-    <w:nsid w:val="1AF149D0"/>
-    <w:multiLevelType w:val="hybridMultilevel"/>
-    <w:tmpl w:val="E882608E"/>
-    <w:lvl w:ilvl="0" w:tplc="FFFFFFFF">
-      <w:start w:val="1"/>
-      <w:numFmt w:val="decimal"/>
-      <w:lvlText w:val="%1)"/>
-      <w:lvlJc w:val="left"/>
-      <w:pPr>
-        <w:ind w:left="720" w:hanging="360"/>
-      </w:pPr>
-      <w:rPr>
-        <w:rFonts w:hint="default"/>
-      </w:rPr>
-    </w:lvl>
-    <w:lvl w:ilvl="1" w:tplc="FFFFFFFF" w:tentative="1">
-      <w:start w:val="1"/>
-      <w:numFmt w:val="lowerLetter"/>
-      <w:lvlText w:val="%2."/>
-      <w:lvlJc w:val="left"/>
-      <w:pPr>
-        <w:ind w:left="1440" w:hanging="360"/>
-      </w:pPr>
-    </w:lvl>
-    <w:lvl w:ilvl="2" w:tplc="FFFFFFFF" w:tentative="1">
-      <w:start w:val="1"/>
-      <w:numFmt w:val="lowerRoman"/>
-      <w:lvlText w:val="%3."/>
-      <w:lvlJc w:val="right"/>
-      <w:pPr>
-        <w:ind w:left="2160" w:hanging="180"/>
-      </w:pPr>
-    </w:lvl>
-    <w:lvl w:ilvl="3" w:tplc="FFFFFFFF" w:tentative="1">
-      <w:start w:val="1"/>
-      <w:numFmt w:val="decimal"/>
-      <w:lvlText w:val="%4."/>
-      <w:lvlJc w:val="left"/>
-      <w:pPr>
-        <w:ind w:left="2880" w:hanging="360"/>
-      </w:pPr>
-    </w:lvl>
-    <w:lvl w:ilvl="4" w:tplc="FFFFFFFF" w:tentative="1">
-      <w:start w:val="1"/>
-      <w:numFmt w:val="lowerLetter"/>
-      <w:lvlText w:val="%5."/>
-      <w:lvlJc w:val="left"/>
-      <w:pPr>
-        <w:ind w:left="3600" w:hanging="360"/>
-      </w:pPr>
-    </w:lvl>
-    <w:lvl w:ilvl="5" w:tplc="FFFFFFFF" w:tentative="1">
-      <w:start w:val="1"/>
-      <w:numFmt w:val="lowerRoman"/>
-      <w:lvlText w:val="%6."/>
-      <w:lvlJc w:val="right"/>
-      <w:pPr>
-        <w:ind w:left="4320" w:hanging="180"/>
-      </w:pPr>
-    </w:lvl>
-    <w:lvl w:ilvl="6" w:tplc="FFFFFFFF" w:tentative="1">
-      <w:start w:val="1"/>
-      <w:numFmt w:val="decimal"/>
-      <w:lvlText w:val="%7."/>
-      <w:lvlJc w:val="left"/>
-      <w:pPr>
-        <w:ind w:left="5040" w:hanging="360"/>
-      </w:pPr>
-    </w:lvl>
-    <w:lvl w:ilvl="7" w:tplc="FFFFFFFF" w:tentative="1">
-      <w:start w:val="1"/>
-      <w:numFmt w:val="lowerLetter"/>
-      <w:lvlText w:val="%8."/>
-      <w:lvlJc w:val="left"/>
-      <w:pPr>
-        <w:ind w:left="5760" w:hanging="360"/>
-      </w:pPr>
-    </w:lvl>
-    <w:lvl w:ilvl="8" w:tplc="FFFFFFFF" w:tentative="1">
-      <w:start w:val="1"/>
-      <w:numFmt w:val="lowerRoman"/>
-      <w:lvlText w:val="%9."/>
-      <w:lvlJc w:val="right"/>
-      <w:pPr>
-        <w:ind w:left="6480" w:hanging="180"/>
-      </w:pPr>
-    </w:lvl>
-  </w:abstractNum>
-  <w:abstractNum w:abstractNumId="13" w15:restartNumberingAfterBreak="0">
-    <w:nsid w:val="1D8A6991"/>
-    <w:multiLevelType w:val="hybridMultilevel"/>
-    <w:tmpl w:val="0914C0B6"/>
-    <w:lvl w:ilvl="0" w:tplc="7378443E">
       <w:start w:val="1"/>
       <w:numFmt w:val="decimal"/>
       <w:lvlText w:val="%1)"/>
@@ -19020,7 +18787,7 @@
         <w:bCs w:val="0"/>
       </w:rPr>
     </w:lvl>
-    <w:lvl w:ilvl="1" w:tplc="08090019" w:tentative="1">
+    <w:lvl w:ilvl="1" w:tplc="FFFFFFFF" w:tentative="1">
       <w:start w:val="1"/>
       <w:numFmt w:val="lowerLetter"/>
       <w:lvlText w:val="%2."/>
@@ -19029,7 +18796,7 @@
         <w:ind w:left="1440" w:hanging="360"/>
       </w:pPr>
     </w:lvl>
-    <w:lvl w:ilvl="2" w:tplc="0809001B" w:tentative="1">
+    <w:lvl w:ilvl="2" w:tplc="FFFFFFFF" w:tentative="1">
       <w:start w:val="1"/>
       <w:numFmt w:val="lowerRoman"/>
       <w:lvlText w:val="%3."/>
@@ -19038,7 +18805,7 @@
         <w:ind w:left="2160" w:hanging="180"/>
       </w:pPr>
     </w:lvl>
-    <w:lvl w:ilvl="3" w:tplc="0809000F" w:tentative="1">
+    <w:lvl w:ilvl="3" w:tplc="FFFFFFFF" w:tentative="1">
       <w:start w:val="1"/>
       <w:numFmt w:val="decimal"/>
       <w:lvlText w:val="%4."/>
@@ -19047,7 +18814,7 @@
         <w:ind w:left="2880" w:hanging="360"/>
       </w:pPr>
     </w:lvl>
-    <w:lvl w:ilvl="4" w:tplc="08090019" w:tentative="1">
+    <w:lvl w:ilvl="4" w:tplc="FFFFFFFF" w:tentative="1">
       <w:start w:val="1"/>
       <w:numFmt w:val="lowerLetter"/>
       <w:lvlText w:val="%5."/>
@@ -19056,7 +18823,7 @@
         <w:ind w:left="3600" w:hanging="360"/>
       </w:pPr>
     </w:lvl>
-    <w:lvl w:ilvl="5" w:tplc="0809001B" w:tentative="1">
+    <w:lvl w:ilvl="5" w:tplc="FFFFFFFF" w:tentative="1">
       <w:start w:val="1"/>
       <w:numFmt w:val="lowerRoman"/>
       <w:lvlText w:val="%6."/>
@@ -19065,7 +18832,7 @@
         <w:ind w:left="4320" w:hanging="180"/>
       </w:pPr>
     </w:lvl>
-    <w:lvl w:ilvl="6" w:tplc="0809000F" w:tentative="1">
+    <w:lvl w:ilvl="6" w:tplc="FFFFFFFF" w:tentative="1">
       <w:start w:val="1"/>
       <w:numFmt w:val="decimal"/>
       <w:lvlText w:val="%7."/>
@@ -19074,7 +18841,7 @@
         <w:ind w:left="5040" w:hanging="360"/>
       </w:pPr>
     </w:lvl>
-    <w:lvl w:ilvl="7" w:tplc="08090019" w:tentative="1">
+    <w:lvl w:ilvl="7" w:tplc="FFFFFFFF" w:tentative="1">
       <w:start w:val="1"/>
       <w:numFmt w:val="lowerLetter"/>
       <w:lvlText w:val="%8."/>
@@ -19083,7 +18850,7 @@
         <w:ind w:left="5760" w:hanging="360"/>
       </w:pPr>
     </w:lvl>
-    <w:lvl w:ilvl="8" w:tplc="0809001B" w:tentative="1">
+    <w:lvl w:ilvl="8" w:tplc="FFFFFFFF" w:tentative="1">
       <w:start w:val="1"/>
       <w:numFmt w:val="lowerRoman"/>
       <w:lvlText w:val="%9."/>
@@ -19093,10 +18860,10 @@
       </w:pPr>
     </w:lvl>
   </w:abstractNum>
-  <w:abstractNum w:abstractNumId="14" w15:restartNumberingAfterBreak="0">
-    <w:nsid w:val="20D41F01"/>
+  <w:abstractNum w:abstractNumId="5" w15:restartNumberingAfterBreak="0">
+    <w:nsid w:val="094C665A"/>
     <w:multiLevelType w:val="hybridMultilevel"/>
-    <w:tmpl w:val="6F1AA900"/>
+    <w:tmpl w:val="E882608E"/>
     <w:lvl w:ilvl="0" w:tplc="FFFFFFFF">
       <w:start w:val="1"/>
       <w:numFmt w:val="decimal"/>
@@ -19109,7 +18876,7 @@
         <w:rFonts w:hint="default"/>
       </w:rPr>
     </w:lvl>
-    <w:lvl w:ilvl="1" w:tplc="08090019" w:tentative="1">
+    <w:lvl w:ilvl="1" w:tplc="FFFFFFFF" w:tentative="1">
       <w:start w:val="1"/>
       <w:numFmt w:val="lowerLetter"/>
       <w:lvlText w:val="%2."/>
@@ -19118,7 +18885,7 @@
         <w:ind w:left="1440" w:hanging="360"/>
       </w:pPr>
     </w:lvl>
-    <w:lvl w:ilvl="2" w:tplc="0809001B" w:tentative="1">
+    <w:lvl w:ilvl="2" w:tplc="FFFFFFFF" w:tentative="1">
       <w:start w:val="1"/>
       <w:numFmt w:val="lowerRoman"/>
       <w:lvlText w:val="%3."/>
@@ -19127,7 +18894,7 @@
         <w:ind w:left="2160" w:hanging="180"/>
       </w:pPr>
     </w:lvl>
-    <w:lvl w:ilvl="3" w:tplc="0809000F" w:tentative="1">
+    <w:lvl w:ilvl="3" w:tplc="FFFFFFFF" w:tentative="1">
       <w:start w:val="1"/>
       <w:numFmt w:val="decimal"/>
       <w:lvlText w:val="%4."/>
@@ -19136,7 +18903,7 @@
         <w:ind w:left="2880" w:hanging="360"/>
       </w:pPr>
     </w:lvl>
-    <w:lvl w:ilvl="4" w:tplc="08090019" w:tentative="1">
+    <w:lvl w:ilvl="4" w:tplc="FFFFFFFF" w:tentative="1">
       <w:start w:val="1"/>
       <w:numFmt w:val="lowerLetter"/>
       <w:lvlText w:val="%5."/>
@@ -19145,7 +18912,7 @@
         <w:ind w:left="3600" w:hanging="360"/>
       </w:pPr>
     </w:lvl>
-    <w:lvl w:ilvl="5" w:tplc="0809001B" w:tentative="1">
+    <w:lvl w:ilvl="5" w:tplc="FFFFFFFF" w:tentative="1">
       <w:start w:val="1"/>
       <w:numFmt w:val="lowerRoman"/>
       <w:lvlText w:val="%6."/>
@@ -19154,7 +18921,7 @@
         <w:ind w:left="4320" w:hanging="180"/>
       </w:pPr>
     </w:lvl>
-    <w:lvl w:ilvl="6" w:tplc="0809000F" w:tentative="1">
+    <w:lvl w:ilvl="6" w:tplc="FFFFFFFF" w:tentative="1">
       <w:start w:val="1"/>
       <w:numFmt w:val="decimal"/>
       <w:lvlText w:val="%7."/>
@@ -19163,7 +18930,7 @@
         <w:ind w:left="5040" w:hanging="360"/>
       </w:pPr>
     </w:lvl>
-    <w:lvl w:ilvl="7" w:tplc="08090019" w:tentative="1">
+    <w:lvl w:ilvl="7" w:tplc="FFFFFFFF" w:tentative="1">
       <w:start w:val="1"/>
       <w:numFmt w:val="lowerLetter"/>
       <w:lvlText w:val="%8."/>
@@ -19172,7 +18939,7 @@
         <w:ind w:left="5760" w:hanging="360"/>
       </w:pPr>
     </w:lvl>
-    <w:lvl w:ilvl="8" w:tplc="0809001B" w:tentative="1">
+    <w:lvl w:ilvl="8" w:tplc="FFFFFFFF" w:tentative="1">
       <w:start w:val="1"/>
       <w:numFmt w:val="lowerRoman"/>
       <w:lvlText w:val="%9."/>
@@ -19182,14 +18949,14 @@
       </w:pPr>
     </w:lvl>
   </w:abstractNum>
-  <w:abstractNum w:abstractNumId="15" w15:restartNumberingAfterBreak="0">
-    <w:nsid w:val="20D716BE"/>
+  <w:abstractNum w:abstractNumId="6" w15:restartNumberingAfterBreak="0">
+    <w:nsid w:val="0E38386A"/>
     <w:multiLevelType w:val="hybridMultilevel"/>
-    <w:tmpl w:val="D92C2E36"/>
-    <w:lvl w:ilvl="0" w:tplc="0809000F">
+    <w:tmpl w:val="6B80685C"/>
+    <w:lvl w:ilvl="0" w:tplc="08090011">
       <w:start w:val="1"/>
       <w:numFmt w:val="decimal"/>
-      <w:lvlText w:val="%1."/>
+      <w:lvlText w:val="%1)"/>
       <w:lvlJc w:val="left"/>
       <w:pPr>
         <w:ind w:left="720" w:hanging="360"/>
@@ -19271,14 +19038,14 @@
       </w:pPr>
     </w:lvl>
   </w:abstractNum>
-  <w:abstractNum w:abstractNumId="16" w15:restartNumberingAfterBreak="0">
-    <w:nsid w:val="23AC2C65"/>
+  <w:abstractNum w:abstractNumId="7" w15:restartNumberingAfterBreak="0">
+    <w:nsid w:val="0E8D7A56"/>
     <w:multiLevelType w:val="hybridMultilevel"/>
-    <w:tmpl w:val="0CFEDCFA"/>
-    <w:lvl w:ilvl="0" w:tplc="B3E2782E">
+    <w:tmpl w:val="E882608E"/>
+    <w:lvl w:ilvl="0" w:tplc="FFFFFFFF">
       <w:start w:val="1"/>
       <w:numFmt w:val="decimal"/>
-      <w:lvlText w:val="%1."/>
+      <w:lvlText w:val="%1)"/>
       <w:lvlJc w:val="left"/>
       <w:pPr>
         <w:ind w:left="720" w:hanging="360"/>
@@ -19287,7 +19054,7 @@
         <w:rFonts w:hint="default"/>
       </w:rPr>
     </w:lvl>
-    <w:lvl w:ilvl="1" w:tplc="08090019" w:tentative="1">
+    <w:lvl w:ilvl="1" w:tplc="FFFFFFFF" w:tentative="1">
       <w:start w:val="1"/>
       <w:numFmt w:val="lowerLetter"/>
       <w:lvlText w:val="%2."/>
@@ -19296,7 +19063,7 @@
         <w:ind w:left="1440" w:hanging="360"/>
       </w:pPr>
     </w:lvl>
-    <w:lvl w:ilvl="2" w:tplc="0809001B" w:tentative="1">
+    <w:lvl w:ilvl="2" w:tplc="FFFFFFFF" w:tentative="1">
       <w:start w:val="1"/>
       <w:numFmt w:val="lowerRoman"/>
       <w:lvlText w:val="%3."/>
@@ -19305,7 +19072,7 @@
         <w:ind w:left="2160" w:hanging="180"/>
       </w:pPr>
     </w:lvl>
-    <w:lvl w:ilvl="3" w:tplc="0809000F" w:tentative="1">
+    <w:lvl w:ilvl="3" w:tplc="FFFFFFFF" w:tentative="1">
       <w:start w:val="1"/>
       <w:numFmt w:val="decimal"/>
       <w:lvlText w:val="%4."/>
@@ -19314,7 +19081,7 @@
         <w:ind w:left="2880" w:hanging="360"/>
       </w:pPr>
     </w:lvl>
-    <w:lvl w:ilvl="4" w:tplc="08090019" w:tentative="1">
+    <w:lvl w:ilvl="4" w:tplc="FFFFFFFF" w:tentative="1">
       <w:start w:val="1"/>
       <w:numFmt w:val="lowerLetter"/>
       <w:lvlText w:val="%5."/>
@@ -19323,7 +19090,7 @@
         <w:ind w:left="3600" w:hanging="360"/>
       </w:pPr>
     </w:lvl>
-    <w:lvl w:ilvl="5" w:tplc="0809001B" w:tentative="1">
+    <w:lvl w:ilvl="5" w:tplc="FFFFFFFF" w:tentative="1">
       <w:start w:val="1"/>
       <w:numFmt w:val="lowerRoman"/>
       <w:lvlText w:val="%6."/>
@@ -19332,7 +19099,7 @@
         <w:ind w:left="4320" w:hanging="180"/>
       </w:pPr>
     </w:lvl>
-    <w:lvl w:ilvl="6" w:tplc="0809000F" w:tentative="1">
+    <w:lvl w:ilvl="6" w:tplc="FFFFFFFF" w:tentative="1">
       <w:start w:val="1"/>
       <w:numFmt w:val="decimal"/>
       <w:lvlText w:val="%7."/>
@@ -19341,7 +19108,7 @@
         <w:ind w:left="5040" w:hanging="360"/>
       </w:pPr>
     </w:lvl>
-    <w:lvl w:ilvl="7" w:tplc="08090019" w:tentative="1">
+    <w:lvl w:ilvl="7" w:tplc="FFFFFFFF" w:tentative="1">
       <w:start w:val="1"/>
       <w:numFmt w:val="lowerLetter"/>
       <w:lvlText w:val="%8."/>
@@ -19350,7 +19117,7 @@
         <w:ind w:left="5760" w:hanging="360"/>
       </w:pPr>
     </w:lvl>
-    <w:lvl w:ilvl="8" w:tplc="0809001B" w:tentative="1">
+    <w:lvl w:ilvl="8" w:tplc="FFFFFFFF" w:tentative="1">
       <w:start w:val="1"/>
       <w:numFmt w:val="lowerRoman"/>
       <w:lvlText w:val="%9."/>
@@ -19360,8 +19127,364 @@
       </w:pPr>
     </w:lvl>
   </w:abstractNum>
-  <w:abstractNum w:abstractNumId="17" w15:restartNumberingAfterBreak="0">
-    <w:nsid w:val="2BC7367A"/>
+  <w:abstractNum w:abstractNumId="8" w15:restartNumberingAfterBreak="0">
+    <w:nsid w:val="10A4194B"/>
+    <w:multiLevelType w:val="hybridMultilevel"/>
+    <w:tmpl w:val="E882608E"/>
+    <w:lvl w:ilvl="0" w:tplc="08090011">
+      <w:start w:val="1"/>
+      <w:numFmt w:val="decimal"/>
+      <w:lvlText w:val="%1)"/>
+      <w:lvlJc w:val="left"/>
+      <w:pPr>
+        <w:ind w:left="720" w:hanging="360"/>
+      </w:pPr>
+      <w:rPr>
+        <w:rFonts w:hint="default"/>
+      </w:rPr>
+    </w:lvl>
+    <w:lvl w:ilvl="1" w:tplc="08090019" w:tentative="1">
+      <w:start w:val="1"/>
+      <w:numFmt w:val="lowerLetter"/>
+      <w:lvlText w:val="%2."/>
+      <w:lvlJc w:val="left"/>
+      <w:pPr>
+        <w:ind w:left="1440" w:hanging="360"/>
+      </w:pPr>
+    </w:lvl>
+    <w:lvl w:ilvl="2" w:tplc="0809001B" w:tentative="1">
+      <w:start w:val="1"/>
+      <w:numFmt w:val="lowerRoman"/>
+      <w:lvlText w:val="%3."/>
+      <w:lvlJc w:val="right"/>
+      <w:pPr>
+        <w:ind w:left="2160" w:hanging="180"/>
+      </w:pPr>
+    </w:lvl>
+    <w:lvl w:ilvl="3" w:tplc="0809000F" w:tentative="1">
+      <w:start w:val="1"/>
+      <w:numFmt w:val="decimal"/>
+      <w:lvlText w:val="%4."/>
+      <w:lvlJc w:val="left"/>
+      <w:pPr>
+        <w:ind w:left="2880" w:hanging="360"/>
+      </w:pPr>
+    </w:lvl>
+    <w:lvl w:ilvl="4" w:tplc="08090019" w:tentative="1">
+      <w:start w:val="1"/>
+      <w:numFmt w:val="lowerLetter"/>
+      <w:lvlText w:val="%5."/>
+      <w:lvlJc w:val="left"/>
+      <w:pPr>
+        <w:ind w:left="3600" w:hanging="360"/>
+      </w:pPr>
+    </w:lvl>
+    <w:lvl w:ilvl="5" w:tplc="0809001B" w:tentative="1">
+      <w:start w:val="1"/>
+      <w:numFmt w:val="lowerRoman"/>
+      <w:lvlText w:val="%6."/>
+      <w:lvlJc w:val="right"/>
+      <w:pPr>
+        <w:ind w:left="4320" w:hanging="180"/>
+      </w:pPr>
+    </w:lvl>
+    <w:lvl w:ilvl="6" w:tplc="0809000F" w:tentative="1">
+      <w:start w:val="1"/>
+      <w:numFmt w:val="decimal"/>
+      <w:lvlText w:val="%7."/>
+      <w:lvlJc w:val="left"/>
+      <w:pPr>
+        <w:ind w:left="5040" w:hanging="360"/>
+      </w:pPr>
+    </w:lvl>
+    <w:lvl w:ilvl="7" w:tplc="08090019" w:tentative="1">
+      <w:start w:val="1"/>
+      <w:numFmt w:val="lowerLetter"/>
+      <w:lvlText w:val="%8."/>
+      <w:lvlJc w:val="left"/>
+      <w:pPr>
+        <w:ind w:left="5760" w:hanging="360"/>
+      </w:pPr>
+    </w:lvl>
+    <w:lvl w:ilvl="8" w:tplc="0809001B" w:tentative="1">
+      <w:start w:val="1"/>
+      <w:numFmt w:val="lowerRoman"/>
+      <w:lvlText w:val="%9."/>
+      <w:lvlJc w:val="right"/>
+      <w:pPr>
+        <w:ind w:left="6480" w:hanging="180"/>
+      </w:pPr>
+    </w:lvl>
+  </w:abstractNum>
+  <w:abstractNum w:abstractNumId="9" w15:restartNumberingAfterBreak="0">
+    <w:nsid w:val="12630D54"/>
+    <w:multiLevelType w:val="hybridMultilevel"/>
+    <w:tmpl w:val="0D6ADBA2"/>
+    <w:lvl w:ilvl="0" w:tplc="FFFFFFFF">
+      <w:start w:val="1"/>
+      <w:numFmt w:val="decimal"/>
+      <w:lvlText w:val="%1)"/>
+      <w:lvlJc w:val="left"/>
+      <w:pPr>
+        <w:ind w:left="720" w:hanging="360"/>
+      </w:pPr>
+      <w:rPr>
+        <w:rFonts w:hint="default"/>
+      </w:rPr>
+    </w:lvl>
+    <w:lvl w:ilvl="1" w:tplc="08090019" w:tentative="1">
+      <w:start w:val="1"/>
+      <w:numFmt w:val="lowerLetter"/>
+      <w:lvlText w:val="%2."/>
+      <w:lvlJc w:val="left"/>
+      <w:pPr>
+        <w:ind w:left="1440" w:hanging="360"/>
+      </w:pPr>
+    </w:lvl>
+    <w:lvl w:ilvl="2" w:tplc="0809001B" w:tentative="1">
+      <w:start w:val="1"/>
+      <w:numFmt w:val="lowerRoman"/>
+      <w:lvlText w:val="%3."/>
+      <w:lvlJc w:val="right"/>
+      <w:pPr>
+        <w:ind w:left="2160" w:hanging="180"/>
+      </w:pPr>
+    </w:lvl>
+    <w:lvl w:ilvl="3" w:tplc="0809000F" w:tentative="1">
+      <w:start w:val="1"/>
+      <w:numFmt w:val="decimal"/>
+      <w:lvlText w:val="%4."/>
+      <w:lvlJc w:val="left"/>
+      <w:pPr>
+        <w:ind w:left="2880" w:hanging="360"/>
+      </w:pPr>
+    </w:lvl>
+    <w:lvl w:ilvl="4" w:tplc="08090019" w:tentative="1">
+      <w:start w:val="1"/>
+      <w:numFmt w:val="lowerLetter"/>
+      <w:lvlText w:val="%5."/>
+      <w:lvlJc w:val="left"/>
+      <w:pPr>
+        <w:ind w:left="3600" w:hanging="360"/>
+      </w:pPr>
+    </w:lvl>
+    <w:lvl w:ilvl="5" w:tplc="0809001B" w:tentative="1">
+      <w:start w:val="1"/>
+      <w:numFmt w:val="lowerRoman"/>
+      <w:lvlText w:val="%6."/>
+      <w:lvlJc w:val="right"/>
+      <w:pPr>
+        <w:ind w:left="4320" w:hanging="180"/>
+      </w:pPr>
+    </w:lvl>
+    <w:lvl w:ilvl="6" w:tplc="0809000F" w:tentative="1">
+      <w:start w:val="1"/>
+      <w:numFmt w:val="decimal"/>
+      <w:lvlText w:val="%7."/>
+      <w:lvlJc w:val="left"/>
+      <w:pPr>
+        <w:ind w:left="5040" w:hanging="360"/>
+      </w:pPr>
+    </w:lvl>
+    <w:lvl w:ilvl="7" w:tplc="08090019" w:tentative="1">
+      <w:start w:val="1"/>
+      <w:numFmt w:val="lowerLetter"/>
+      <w:lvlText w:val="%8."/>
+      <w:lvlJc w:val="left"/>
+      <w:pPr>
+        <w:ind w:left="5760" w:hanging="360"/>
+      </w:pPr>
+    </w:lvl>
+    <w:lvl w:ilvl="8" w:tplc="0809001B" w:tentative="1">
+      <w:start w:val="1"/>
+      <w:numFmt w:val="lowerRoman"/>
+      <w:lvlText w:val="%9."/>
+      <w:lvlJc w:val="right"/>
+      <w:pPr>
+        <w:ind w:left="6480" w:hanging="180"/>
+      </w:pPr>
+    </w:lvl>
+  </w:abstractNum>
+  <w:abstractNum w:abstractNumId="10" w15:restartNumberingAfterBreak="0">
+    <w:nsid w:val="144021B4"/>
+    <w:multiLevelType w:val="hybridMultilevel"/>
+    <w:tmpl w:val="A2F66690"/>
+    <w:lvl w:ilvl="0" w:tplc="FFFFFFFF">
+      <w:start w:val="1"/>
+      <w:numFmt w:val="decimal"/>
+      <w:lvlText w:val="%1)"/>
+      <w:lvlJc w:val="left"/>
+      <w:pPr>
+        <w:ind w:left="720" w:hanging="360"/>
+      </w:pPr>
+      <w:rPr>
+        <w:rFonts w:hint="default"/>
+      </w:rPr>
+    </w:lvl>
+    <w:lvl w:ilvl="1" w:tplc="FFFFFFFF" w:tentative="1">
+      <w:start w:val="1"/>
+      <w:numFmt w:val="lowerLetter"/>
+      <w:lvlText w:val="%2."/>
+      <w:lvlJc w:val="left"/>
+      <w:pPr>
+        <w:ind w:left="1440" w:hanging="360"/>
+      </w:pPr>
+    </w:lvl>
+    <w:lvl w:ilvl="2" w:tplc="FFFFFFFF" w:tentative="1">
+      <w:start w:val="1"/>
+      <w:numFmt w:val="lowerRoman"/>
+      <w:lvlText w:val="%3."/>
+      <w:lvlJc w:val="right"/>
+      <w:pPr>
+        <w:ind w:left="2160" w:hanging="180"/>
+      </w:pPr>
+    </w:lvl>
+    <w:lvl w:ilvl="3" w:tplc="FFFFFFFF" w:tentative="1">
+      <w:start w:val="1"/>
+      <w:numFmt w:val="decimal"/>
+      <w:lvlText w:val="%4."/>
+      <w:lvlJc w:val="left"/>
+      <w:pPr>
+        <w:ind w:left="2880" w:hanging="360"/>
+      </w:pPr>
+    </w:lvl>
+    <w:lvl w:ilvl="4" w:tplc="FFFFFFFF" w:tentative="1">
+      <w:start w:val="1"/>
+      <w:numFmt w:val="lowerLetter"/>
+      <w:lvlText w:val="%5."/>
+      <w:lvlJc w:val="left"/>
+      <w:pPr>
+        <w:ind w:left="3600" w:hanging="360"/>
+      </w:pPr>
+    </w:lvl>
+    <w:lvl w:ilvl="5" w:tplc="FFFFFFFF" w:tentative="1">
+      <w:start w:val="1"/>
+      <w:numFmt w:val="lowerRoman"/>
+      <w:lvlText w:val="%6."/>
+      <w:lvlJc w:val="right"/>
+      <w:pPr>
+        <w:ind w:left="4320" w:hanging="180"/>
+      </w:pPr>
+    </w:lvl>
+    <w:lvl w:ilvl="6" w:tplc="FFFFFFFF" w:tentative="1">
+      <w:start w:val="1"/>
+      <w:numFmt w:val="decimal"/>
+      <w:lvlText w:val="%7."/>
+      <w:lvlJc w:val="left"/>
+      <w:pPr>
+        <w:ind w:left="5040" w:hanging="360"/>
+      </w:pPr>
+    </w:lvl>
+    <w:lvl w:ilvl="7" w:tplc="FFFFFFFF" w:tentative="1">
+      <w:start w:val="1"/>
+      <w:numFmt w:val="lowerLetter"/>
+      <w:lvlText w:val="%8."/>
+      <w:lvlJc w:val="left"/>
+      <w:pPr>
+        <w:ind w:left="5760" w:hanging="360"/>
+      </w:pPr>
+    </w:lvl>
+    <w:lvl w:ilvl="8" w:tplc="FFFFFFFF" w:tentative="1">
+      <w:start w:val="1"/>
+      <w:numFmt w:val="lowerRoman"/>
+      <w:lvlText w:val="%9."/>
+      <w:lvlJc w:val="right"/>
+      <w:pPr>
+        <w:ind w:left="6480" w:hanging="180"/>
+      </w:pPr>
+    </w:lvl>
+  </w:abstractNum>
+  <w:abstractNum w:abstractNumId="11" w15:restartNumberingAfterBreak="0">
+    <w:nsid w:val="155C1728"/>
+    <w:multiLevelType w:val="hybridMultilevel"/>
+    <w:tmpl w:val="33EA0F5A"/>
+    <w:lvl w:ilvl="0" w:tplc="FFFFFFFF">
+      <w:start w:val="1"/>
+      <w:numFmt w:val="decimal"/>
+      <w:lvlText w:val="%1)"/>
+      <w:lvlJc w:val="left"/>
+      <w:pPr>
+        <w:ind w:left="1440" w:hanging="360"/>
+      </w:pPr>
+      <w:rPr>
+        <w:rFonts w:hint="default"/>
+      </w:rPr>
+    </w:lvl>
+    <w:lvl w:ilvl="1" w:tplc="08090019" w:tentative="1">
+      <w:start w:val="1"/>
+      <w:numFmt w:val="lowerLetter"/>
+      <w:lvlText w:val="%2."/>
+      <w:lvlJc w:val="left"/>
+      <w:pPr>
+        <w:ind w:left="2160" w:hanging="360"/>
+      </w:pPr>
+    </w:lvl>
+    <w:lvl w:ilvl="2" w:tplc="0809001B" w:tentative="1">
+      <w:start w:val="1"/>
+      <w:numFmt w:val="lowerRoman"/>
+      <w:lvlText w:val="%3."/>
+      <w:lvlJc w:val="right"/>
+      <w:pPr>
+        <w:ind w:left="2880" w:hanging="180"/>
+      </w:pPr>
+    </w:lvl>
+    <w:lvl w:ilvl="3" w:tplc="0809000F" w:tentative="1">
+      <w:start w:val="1"/>
+      <w:numFmt w:val="decimal"/>
+      <w:lvlText w:val="%4."/>
+      <w:lvlJc w:val="left"/>
+      <w:pPr>
+        <w:ind w:left="3600" w:hanging="360"/>
+      </w:pPr>
+    </w:lvl>
+    <w:lvl w:ilvl="4" w:tplc="08090019" w:tentative="1">
+      <w:start w:val="1"/>
+      <w:numFmt w:val="lowerLetter"/>
+      <w:lvlText w:val="%5."/>
+      <w:lvlJc w:val="left"/>
+      <w:pPr>
+        <w:ind w:left="4320" w:hanging="360"/>
+      </w:pPr>
+    </w:lvl>
+    <w:lvl w:ilvl="5" w:tplc="0809001B" w:tentative="1">
+      <w:start w:val="1"/>
+      <w:numFmt w:val="lowerRoman"/>
+      <w:lvlText w:val="%6."/>
+      <w:lvlJc w:val="right"/>
+      <w:pPr>
+        <w:ind w:left="5040" w:hanging="180"/>
+      </w:pPr>
+    </w:lvl>
+    <w:lvl w:ilvl="6" w:tplc="0809000F" w:tentative="1">
+      <w:start w:val="1"/>
+      <w:numFmt w:val="decimal"/>
+      <w:lvlText w:val="%7."/>
+      <w:lvlJc w:val="left"/>
+      <w:pPr>
+        <w:ind w:left="5760" w:hanging="360"/>
+      </w:pPr>
+    </w:lvl>
+    <w:lvl w:ilvl="7" w:tplc="08090019" w:tentative="1">
+      <w:start w:val="1"/>
+      <w:numFmt w:val="lowerLetter"/>
+      <w:lvlText w:val="%8."/>
+      <w:lvlJc w:val="left"/>
+      <w:pPr>
+        <w:ind w:left="6480" w:hanging="360"/>
+      </w:pPr>
+    </w:lvl>
+    <w:lvl w:ilvl="8" w:tplc="0809001B" w:tentative="1">
+      <w:start w:val="1"/>
+      <w:numFmt w:val="lowerRoman"/>
+      <w:lvlText w:val="%9."/>
+      <w:lvlJc w:val="right"/>
+      <w:pPr>
+        <w:ind w:left="7200" w:hanging="180"/>
+      </w:pPr>
+    </w:lvl>
+  </w:abstractNum>
+  <w:abstractNum w:abstractNumId="12" w15:restartNumberingAfterBreak="0">
+    <w:nsid w:val="15CB347B"/>
     <w:multiLevelType w:val="hybridMultilevel"/>
     <w:tmpl w:val="E882608E"/>
     <w:lvl w:ilvl="0" w:tplc="FFFFFFFF">
@@ -19449,11 +19572,11 @@
       </w:pPr>
     </w:lvl>
   </w:abstractNum>
-  <w:abstractNum w:abstractNumId="18" w15:restartNumberingAfterBreak="0">
-    <w:nsid w:val="2CC7074C"/>
+  <w:abstractNum w:abstractNumId="13" w15:restartNumberingAfterBreak="0">
+    <w:nsid w:val="179616A7"/>
     <w:multiLevelType w:val="hybridMultilevel"/>
-    <w:tmpl w:val="412C9084"/>
-    <w:lvl w:ilvl="0" w:tplc="08090011">
+    <w:tmpl w:val="7E26D58C"/>
+    <w:lvl w:ilvl="0" w:tplc="FFFFFFFF">
       <w:start w:val="1"/>
       <w:numFmt w:val="decimal"/>
       <w:lvlText w:val="%1)"/>
@@ -19538,11 +19661,189 @@
       </w:pPr>
     </w:lvl>
   </w:abstractNum>
-  <w:abstractNum w:abstractNumId="19" w15:restartNumberingAfterBreak="0">
-    <w:nsid w:val="2D2114A7"/>
+  <w:abstractNum w:abstractNumId="14" w15:restartNumberingAfterBreak="0">
+    <w:nsid w:val="18966A08"/>
     <w:multiLevelType w:val="hybridMultilevel"/>
-    <w:tmpl w:val="D9FC3822"/>
-    <w:lvl w:ilvl="0" w:tplc="DFD0E5D8">
+    <w:tmpl w:val="D34E1842"/>
+    <w:lvl w:ilvl="0" w:tplc="500E7B18">
+      <w:start w:val="1"/>
+      <w:numFmt w:val="decimal"/>
+      <w:lvlText w:val="%1."/>
+      <w:lvlJc w:val="left"/>
+      <w:pPr>
+        <w:ind w:left="720" w:hanging="360"/>
+      </w:pPr>
+      <w:rPr>
+        <w:rFonts w:hint="default"/>
+      </w:rPr>
+    </w:lvl>
+    <w:lvl w:ilvl="1" w:tplc="08090019" w:tentative="1">
+      <w:start w:val="1"/>
+      <w:numFmt w:val="lowerLetter"/>
+      <w:lvlText w:val="%2."/>
+      <w:lvlJc w:val="left"/>
+      <w:pPr>
+        <w:ind w:left="1440" w:hanging="360"/>
+      </w:pPr>
+    </w:lvl>
+    <w:lvl w:ilvl="2" w:tplc="0809001B" w:tentative="1">
+      <w:start w:val="1"/>
+      <w:numFmt w:val="lowerRoman"/>
+      <w:lvlText w:val="%3."/>
+      <w:lvlJc w:val="right"/>
+      <w:pPr>
+        <w:ind w:left="2160" w:hanging="180"/>
+      </w:pPr>
+    </w:lvl>
+    <w:lvl w:ilvl="3" w:tplc="0809000F" w:tentative="1">
+      <w:start w:val="1"/>
+      <w:numFmt w:val="decimal"/>
+      <w:lvlText w:val="%4."/>
+      <w:lvlJc w:val="left"/>
+      <w:pPr>
+        <w:ind w:left="2880" w:hanging="360"/>
+      </w:pPr>
+    </w:lvl>
+    <w:lvl w:ilvl="4" w:tplc="08090019" w:tentative="1">
+      <w:start w:val="1"/>
+      <w:numFmt w:val="lowerLetter"/>
+      <w:lvlText w:val="%5."/>
+      <w:lvlJc w:val="left"/>
+      <w:pPr>
+        <w:ind w:left="3600" w:hanging="360"/>
+      </w:pPr>
+    </w:lvl>
+    <w:lvl w:ilvl="5" w:tplc="0809001B" w:tentative="1">
+      <w:start w:val="1"/>
+      <w:numFmt w:val="lowerRoman"/>
+      <w:lvlText w:val="%6."/>
+      <w:lvlJc w:val="right"/>
+      <w:pPr>
+        <w:ind w:left="4320" w:hanging="180"/>
+      </w:pPr>
+    </w:lvl>
+    <w:lvl w:ilvl="6" w:tplc="0809000F" w:tentative="1">
+      <w:start w:val="1"/>
+      <w:numFmt w:val="decimal"/>
+      <w:lvlText w:val="%7."/>
+      <w:lvlJc w:val="left"/>
+      <w:pPr>
+        <w:ind w:left="5040" w:hanging="360"/>
+      </w:pPr>
+    </w:lvl>
+    <w:lvl w:ilvl="7" w:tplc="08090019" w:tentative="1">
+      <w:start w:val="1"/>
+      <w:numFmt w:val="lowerLetter"/>
+      <w:lvlText w:val="%8."/>
+      <w:lvlJc w:val="left"/>
+      <w:pPr>
+        <w:ind w:left="5760" w:hanging="360"/>
+      </w:pPr>
+    </w:lvl>
+    <w:lvl w:ilvl="8" w:tplc="0809001B" w:tentative="1">
+      <w:start w:val="1"/>
+      <w:numFmt w:val="lowerRoman"/>
+      <w:lvlText w:val="%9."/>
+      <w:lvlJc w:val="right"/>
+      <w:pPr>
+        <w:ind w:left="6480" w:hanging="180"/>
+      </w:pPr>
+    </w:lvl>
+  </w:abstractNum>
+  <w:abstractNum w:abstractNumId="15" w15:restartNumberingAfterBreak="0">
+    <w:nsid w:val="1AF149D0"/>
+    <w:multiLevelType w:val="hybridMultilevel"/>
+    <w:tmpl w:val="E882608E"/>
+    <w:lvl w:ilvl="0" w:tplc="FFFFFFFF">
+      <w:start w:val="1"/>
+      <w:numFmt w:val="decimal"/>
+      <w:lvlText w:val="%1)"/>
+      <w:lvlJc w:val="left"/>
+      <w:pPr>
+        <w:ind w:left="720" w:hanging="360"/>
+      </w:pPr>
+      <w:rPr>
+        <w:rFonts w:hint="default"/>
+      </w:rPr>
+    </w:lvl>
+    <w:lvl w:ilvl="1" w:tplc="FFFFFFFF" w:tentative="1">
+      <w:start w:val="1"/>
+      <w:numFmt w:val="lowerLetter"/>
+      <w:lvlText w:val="%2."/>
+      <w:lvlJc w:val="left"/>
+      <w:pPr>
+        <w:ind w:left="1440" w:hanging="360"/>
+      </w:pPr>
+    </w:lvl>
+    <w:lvl w:ilvl="2" w:tplc="FFFFFFFF" w:tentative="1">
+      <w:start w:val="1"/>
+      <w:numFmt w:val="lowerRoman"/>
+      <w:lvlText w:val="%3."/>
+      <w:lvlJc w:val="right"/>
+      <w:pPr>
+        <w:ind w:left="2160" w:hanging="180"/>
+      </w:pPr>
+    </w:lvl>
+    <w:lvl w:ilvl="3" w:tplc="FFFFFFFF" w:tentative="1">
+      <w:start w:val="1"/>
+      <w:numFmt w:val="decimal"/>
+      <w:lvlText w:val="%4."/>
+      <w:lvlJc w:val="left"/>
+      <w:pPr>
+        <w:ind w:left="2880" w:hanging="360"/>
+      </w:pPr>
+    </w:lvl>
+    <w:lvl w:ilvl="4" w:tplc="FFFFFFFF" w:tentative="1">
+      <w:start w:val="1"/>
+      <w:numFmt w:val="lowerLetter"/>
+      <w:lvlText w:val="%5."/>
+      <w:lvlJc w:val="left"/>
+      <w:pPr>
+        <w:ind w:left="3600" w:hanging="360"/>
+      </w:pPr>
+    </w:lvl>
+    <w:lvl w:ilvl="5" w:tplc="FFFFFFFF" w:tentative="1">
+      <w:start w:val="1"/>
+      <w:numFmt w:val="lowerRoman"/>
+      <w:lvlText w:val="%6."/>
+      <w:lvlJc w:val="right"/>
+      <w:pPr>
+        <w:ind w:left="4320" w:hanging="180"/>
+      </w:pPr>
+    </w:lvl>
+    <w:lvl w:ilvl="6" w:tplc="FFFFFFFF" w:tentative="1">
+      <w:start w:val="1"/>
+      <w:numFmt w:val="decimal"/>
+      <w:lvlText w:val="%7."/>
+      <w:lvlJc w:val="left"/>
+      <w:pPr>
+        <w:ind w:left="5040" w:hanging="360"/>
+      </w:pPr>
+    </w:lvl>
+    <w:lvl w:ilvl="7" w:tplc="FFFFFFFF" w:tentative="1">
+      <w:start w:val="1"/>
+      <w:numFmt w:val="lowerLetter"/>
+      <w:lvlText w:val="%8."/>
+      <w:lvlJc w:val="left"/>
+      <w:pPr>
+        <w:ind w:left="5760" w:hanging="360"/>
+      </w:pPr>
+    </w:lvl>
+    <w:lvl w:ilvl="8" w:tplc="FFFFFFFF" w:tentative="1">
+      <w:start w:val="1"/>
+      <w:numFmt w:val="lowerRoman"/>
+      <w:lvlText w:val="%9."/>
+      <w:lvlJc w:val="right"/>
+      <w:pPr>
+        <w:ind w:left="6480" w:hanging="180"/>
+      </w:pPr>
+    </w:lvl>
+  </w:abstractNum>
+  <w:abstractNum w:abstractNumId="16" w15:restartNumberingAfterBreak="0">
+    <w:nsid w:val="1D8A6991"/>
+    <w:multiLevelType w:val="hybridMultilevel"/>
+    <w:tmpl w:val="0914C0B6"/>
+    <w:lvl w:ilvl="0" w:tplc="7378443E">
       <w:start w:val="1"/>
       <w:numFmt w:val="decimal"/>
       <w:lvlText w:val="%1)"/>
@@ -19556,7 +19857,7 @@
         <w:bCs w:val="0"/>
       </w:rPr>
     </w:lvl>
-    <w:lvl w:ilvl="1" w:tplc="FFFFFFFF" w:tentative="1">
+    <w:lvl w:ilvl="1" w:tplc="08090019" w:tentative="1">
       <w:start w:val="1"/>
       <w:numFmt w:val="lowerLetter"/>
       <w:lvlText w:val="%2."/>
@@ -19565,7 +19866,7 @@
         <w:ind w:left="1440" w:hanging="360"/>
       </w:pPr>
     </w:lvl>
-    <w:lvl w:ilvl="2" w:tplc="FFFFFFFF" w:tentative="1">
+    <w:lvl w:ilvl="2" w:tplc="0809001B" w:tentative="1">
       <w:start w:val="1"/>
       <w:numFmt w:val="lowerRoman"/>
       <w:lvlText w:val="%3."/>
@@ -19574,7 +19875,7 @@
         <w:ind w:left="2160" w:hanging="180"/>
       </w:pPr>
     </w:lvl>
-    <w:lvl w:ilvl="3" w:tplc="FFFFFFFF" w:tentative="1">
+    <w:lvl w:ilvl="3" w:tplc="0809000F" w:tentative="1">
       <w:start w:val="1"/>
       <w:numFmt w:val="decimal"/>
       <w:lvlText w:val="%4."/>
@@ -19583,7 +19884,7 @@
         <w:ind w:left="2880" w:hanging="360"/>
       </w:pPr>
     </w:lvl>
-    <w:lvl w:ilvl="4" w:tplc="FFFFFFFF" w:tentative="1">
+    <w:lvl w:ilvl="4" w:tplc="08090019" w:tentative="1">
       <w:start w:val="1"/>
       <w:numFmt w:val="lowerLetter"/>
       <w:lvlText w:val="%5."/>
@@ -19592,7 +19893,7 @@
         <w:ind w:left="3600" w:hanging="360"/>
       </w:pPr>
     </w:lvl>
-    <w:lvl w:ilvl="5" w:tplc="FFFFFFFF" w:tentative="1">
+    <w:lvl w:ilvl="5" w:tplc="0809001B" w:tentative="1">
       <w:start w:val="1"/>
       <w:numFmt w:val="lowerRoman"/>
       <w:lvlText w:val="%6."/>
@@ -19601,7 +19902,7 @@
         <w:ind w:left="4320" w:hanging="180"/>
       </w:pPr>
     </w:lvl>
-    <w:lvl w:ilvl="6" w:tplc="FFFFFFFF" w:tentative="1">
+    <w:lvl w:ilvl="6" w:tplc="0809000F" w:tentative="1">
       <w:start w:val="1"/>
       <w:numFmt w:val="decimal"/>
       <w:lvlText w:val="%7."/>
@@ -19610,7 +19911,7 @@
         <w:ind w:left="5040" w:hanging="360"/>
       </w:pPr>
     </w:lvl>
-    <w:lvl w:ilvl="7" w:tplc="FFFFFFFF" w:tentative="1">
+    <w:lvl w:ilvl="7" w:tplc="08090019" w:tentative="1">
       <w:start w:val="1"/>
       <w:numFmt w:val="lowerLetter"/>
       <w:lvlText w:val="%8."/>
@@ -19619,7 +19920,7 @@
         <w:ind w:left="5760" w:hanging="360"/>
       </w:pPr>
     </w:lvl>
-    <w:lvl w:ilvl="8" w:tplc="FFFFFFFF" w:tentative="1">
+    <w:lvl w:ilvl="8" w:tplc="0809001B" w:tentative="1">
       <w:start w:val="1"/>
       <w:numFmt w:val="lowerRoman"/>
       <w:lvlText w:val="%9."/>
@@ -19629,11 +19930,11 @@
       </w:pPr>
     </w:lvl>
   </w:abstractNum>
-  <w:abstractNum w:abstractNumId="20" w15:restartNumberingAfterBreak="0">
-    <w:nsid w:val="2FD832AB"/>
+  <w:abstractNum w:abstractNumId="17" w15:restartNumberingAfterBreak="0">
+    <w:nsid w:val="20D41F01"/>
     <w:multiLevelType w:val="hybridMultilevel"/>
-    <w:tmpl w:val="1F0A29A0"/>
-    <w:lvl w:ilvl="0" w:tplc="08090011">
+    <w:tmpl w:val="6F1AA900"/>
+    <w:lvl w:ilvl="0" w:tplc="FFFFFFFF">
       <w:start w:val="1"/>
       <w:numFmt w:val="decimal"/>
       <w:lvlText w:val="%1)"/>
@@ -19641,6 +19942,9 @@
       <w:pPr>
         <w:ind w:left="720" w:hanging="360"/>
       </w:pPr>
+      <w:rPr>
+        <w:rFonts w:hint="default"/>
+      </w:rPr>
     </w:lvl>
     <w:lvl w:ilvl="1" w:tplc="08090019" w:tentative="1">
       <w:start w:val="1"/>
@@ -19715,14 +20019,14 @@
       </w:pPr>
     </w:lvl>
   </w:abstractNum>
-  <w:abstractNum w:abstractNumId="21" w15:restartNumberingAfterBreak="0">
-    <w:nsid w:val="30B07C5C"/>
+  <w:abstractNum w:abstractNumId="18" w15:restartNumberingAfterBreak="0">
+    <w:nsid w:val="20D716BE"/>
     <w:multiLevelType w:val="hybridMultilevel"/>
-    <w:tmpl w:val="525E63C0"/>
-    <w:lvl w:ilvl="0" w:tplc="FFFFFFFF">
+    <w:tmpl w:val="D92C2E36"/>
+    <w:lvl w:ilvl="0" w:tplc="0809000F">
       <w:start w:val="1"/>
       <w:numFmt w:val="decimal"/>
-      <w:lvlText w:val="%1)"/>
+      <w:lvlText w:val="%1."/>
       <w:lvlJc w:val="left"/>
       <w:pPr>
         <w:ind w:left="720" w:hanging="360"/>
@@ -19731,7 +20035,7 @@
         <w:rFonts w:hint="default"/>
       </w:rPr>
     </w:lvl>
-    <w:lvl w:ilvl="1" w:tplc="FFFFFFFF" w:tentative="1">
+    <w:lvl w:ilvl="1" w:tplc="08090019" w:tentative="1">
       <w:start w:val="1"/>
       <w:numFmt w:val="lowerLetter"/>
       <w:lvlText w:val="%2."/>
@@ -19740,7 +20044,7 @@
         <w:ind w:left="1440" w:hanging="360"/>
       </w:pPr>
     </w:lvl>
-    <w:lvl w:ilvl="2" w:tplc="FFFFFFFF" w:tentative="1">
+    <w:lvl w:ilvl="2" w:tplc="0809001B" w:tentative="1">
       <w:start w:val="1"/>
       <w:numFmt w:val="lowerRoman"/>
       <w:lvlText w:val="%3."/>
@@ -19749,7 +20053,7 @@
         <w:ind w:left="2160" w:hanging="180"/>
       </w:pPr>
     </w:lvl>
-    <w:lvl w:ilvl="3" w:tplc="FFFFFFFF" w:tentative="1">
+    <w:lvl w:ilvl="3" w:tplc="0809000F" w:tentative="1">
       <w:start w:val="1"/>
       <w:numFmt w:val="decimal"/>
       <w:lvlText w:val="%4."/>
@@ -19758,7 +20062,7 @@
         <w:ind w:left="2880" w:hanging="360"/>
       </w:pPr>
     </w:lvl>
-    <w:lvl w:ilvl="4" w:tplc="FFFFFFFF" w:tentative="1">
+    <w:lvl w:ilvl="4" w:tplc="08090019" w:tentative="1">
       <w:start w:val="1"/>
       <w:numFmt w:val="lowerLetter"/>
       <w:lvlText w:val="%5."/>
@@ -19767,7 +20071,7 @@
         <w:ind w:left="3600" w:hanging="360"/>
       </w:pPr>
     </w:lvl>
-    <w:lvl w:ilvl="5" w:tplc="FFFFFFFF" w:tentative="1">
+    <w:lvl w:ilvl="5" w:tplc="0809001B" w:tentative="1">
       <w:start w:val="1"/>
       <w:numFmt w:val="lowerRoman"/>
       <w:lvlText w:val="%6."/>
@@ -19776,7 +20080,7 @@
         <w:ind w:left="4320" w:hanging="180"/>
       </w:pPr>
     </w:lvl>
-    <w:lvl w:ilvl="6" w:tplc="FFFFFFFF" w:tentative="1">
+    <w:lvl w:ilvl="6" w:tplc="0809000F" w:tentative="1">
       <w:start w:val="1"/>
       <w:numFmt w:val="decimal"/>
       <w:lvlText w:val="%7."/>
@@ -19785,7 +20089,7 @@
         <w:ind w:left="5040" w:hanging="360"/>
       </w:pPr>
     </w:lvl>
-    <w:lvl w:ilvl="7" w:tplc="FFFFFFFF" w:tentative="1">
+    <w:lvl w:ilvl="7" w:tplc="08090019" w:tentative="1">
       <w:start w:val="1"/>
       <w:numFmt w:val="lowerLetter"/>
       <w:lvlText w:val="%8."/>
@@ -19794,7 +20098,7 @@
         <w:ind w:left="5760" w:hanging="360"/>
       </w:pPr>
     </w:lvl>
-    <w:lvl w:ilvl="8" w:tplc="FFFFFFFF" w:tentative="1">
+    <w:lvl w:ilvl="8" w:tplc="0809001B" w:tentative="1">
       <w:start w:val="1"/>
       <w:numFmt w:val="lowerRoman"/>
       <w:lvlText w:val="%9."/>
@@ -19804,11 +20108,11 @@
       </w:pPr>
     </w:lvl>
   </w:abstractNum>
-  <w:abstractNum w:abstractNumId="22" w15:restartNumberingAfterBreak="0">
-    <w:nsid w:val="31CA539D"/>
+  <w:abstractNum w:abstractNumId="19" w15:restartNumberingAfterBreak="0">
+    <w:nsid w:val="23AC2C65"/>
     <w:multiLevelType w:val="hybridMultilevel"/>
-    <w:tmpl w:val="72CA4FCE"/>
-    <w:lvl w:ilvl="0" w:tplc="8770579C">
+    <w:tmpl w:val="0CFEDCFA"/>
+    <w:lvl w:ilvl="0" w:tplc="B3E2782E">
       <w:start w:val="1"/>
       <w:numFmt w:val="decimal"/>
       <w:lvlText w:val="%1."/>
@@ -19893,11 +20197,11 @@
       </w:pPr>
     </w:lvl>
   </w:abstractNum>
-  <w:abstractNum w:abstractNumId="23" w15:restartNumberingAfterBreak="0">
-    <w:nsid w:val="332E1DBD"/>
+  <w:abstractNum w:abstractNumId="20" w15:restartNumberingAfterBreak="0">
+    <w:nsid w:val="23F77C0D"/>
     <w:multiLevelType w:val="hybridMultilevel"/>
-    <w:tmpl w:val="39CC921E"/>
-    <w:lvl w:ilvl="0" w:tplc="08090011">
+    <w:tmpl w:val="7FB25D3C"/>
+    <w:lvl w:ilvl="0" w:tplc="FFFFFFFF">
       <w:start w:val="1"/>
       <w:numFmt w:val="decimal"/>
       <w:lvlText w:val="%1)"/>
@@ -19982,14 +20286,14 @@
       </w:pPr>
     </w:lvl>
   </w:abstractNum>
-  <w:abstractNum w:abstractNumId="24" w15:restartNumberingAfterBreak="0">
-    <w:nsid w:val="337D7DA3"/>
+  <w:abstractNum w:abstractNumId="21" w15:restartNumberingAfterBreak="0">
+    <w:nsid w:val="2BA63B48"/>
     <w:multiLevelType w:val="hybridMultilevel"/>
-    <w:tmpl w:val="EAE6000E"/>
-    <w:lvl w:ilvl="0" w:tplc="50D4431C">
+    <w:tmpl w:val="08EA612A"/>
+    <w:lvl w:ilvl="0" w:tplc="FFFFFFFF">
       <w:start w:val="1"/>
       <w:numFmt w:val="decimal"/>
-      <w:lvlText w:val="%1."/>
+      <w:lvlText w:val="%1)"/>
       <w:lvlJc w:val="left"/>
       <w:pPr>
         <w:ind w:left="720" w:hanging="360"/>
@@ -20071,11 +20375,11 @@
       </w:pPr>
     </w:lvl>
   </w:abstractNum>
-  <w:abstractNum w:abstractNumId="25" w15:restartNumberingAfterBreak="0">
-    <w:nsid w:val="341259CD"/>
+  <w:abstractNum w:abstractNumId="22" w15:restartNumberingAfterBreak="0">
+    <w:nsid w:val="2BC7367A"/>
     <w:multiLevelType w:val="hybridMultilevel"/>
-    <w:tmpl w:val="9F922412"/>
-    <w:lvl w:ilvl="0" w:tplc="08090011">
+    <w:tmpl w:val="E882608E"/>
+    <w:lvl w:ilvl="0" w:tplc="FFFFFFFF">
       <w:start w:val="1"/>
       <w:numFmt w:val="decimal"/>
       <w:lvlText w:val="%1)"/>
@@ -20087,7 +20391,7 @@
         <w:rFonts w:hint="default"/>
       </w:rPr>
     </w:lvl>
-    <w:lvl w:ilvl="1" w:tplc="08090019" w:tentative="1">
+    <w:lvl w:ilvl="1" w:tplc="FFFFFFFF" w:tentative="1">
       <w:start w:val="1"/>
       <w:numFmt w:val="lowerLetter"/>
       <w:lvlText w:val="%2."/>
@@ -20096,7 +20400,7 @@
         <w:ind w:left="1440" w:hanging="360"/>
       </w:pPr>
     </w:lvl>
-    <w:lvl w:ilvl="2" w:tplc="0809001B" w:tentative="1">
+    <w:lvl w:ilvl="2" w:tplc="FFFFFFFF" w:tentative="1">
       <w:start w:val="1"/>
       <w:numFmt w:val="lowerRoman"/>
       <w:lvlText w:val="%3."/>
@@ -20105,7 +20409,7 @@
         <w:ind w:left="2160" w:hanging="180"/>
       </w:pPr>
     </w:lvl>
-    <w:lvl w:ilvl="3" w:tplc="0809000F" w:tentative="1">
+    <w:lvl w:ilvl="3" w:tplc="FFFFFFFF" w:tentative="1">
       <w:start w:val="1"/>
       <w:numFmt w:val="decimal"/>
       <w:lvlText w:val="%4."/>
@@ -20114,7 +20418,7 @@
         <w:ind w:left="2880" w:hanging="360"/>
       </w:pPr>
     </w:lvl>
-    <w:lvl w:ilvl="4" w:tplc="08090019" w:tentative="1">
+    <w:lvl w:ilvl="4" w:tplc="FFFFFFFF" w:tentative="1">
       <w:start w:val="1"/>
       <w:numFmt w:val="lowerLetter"/>
       <w:lvlText w:val="%5."/>
@@ -20123,7 +20427,7 @@
         <w:ind w:left="3600" w:hanging="360"/>
       </w:pPr>
     </w:lvl>
-    <w:lvl w:ilvl="5" w:tplc="0809001B" w:tentative="1">
+    <w:lvl w:ilvl="5" w:tplc="FFFFFFFF" w:tentative="1">
       <w:start w:val="1"/>
       <w:numFmt w:val="lowerRoman"/>
       <w:lvlText w:val="%6."/>
@@ -20132,7 +20436,7 @@
         <w:ind w:left="4320" w:hanging="180"/>
       </w:pPr>
     </w:lvl>
-    <w:lvl w:ilvl="6" w:tplc="0809000F" w:tentative="1">
+    <w:lvl w:ilvl="6" w:tplc="FFFFFFFF" w:tentative="1">
       <w:start w:val="1"/>
       <w:numFmt w:val="decimal"/>
       <w:lvlText w:val="%7."/>
@@ -20141,7 +20445,7 @@
         <w:ind w:left="5040" w:hanging="360"/>
       </w:pPr>
     </w:lvl>
-    <w:lvl w:ilvl="7" w:tplc="08090019" w:tentative="1">
+    <w:lvl w:ilvl="7" w:tplc="FFFFFFFF" w:tentative="1">
       <w:start w:val="1"/>
       <w:numFmt w:val="lowerLetter"/>
       <w:lvlText w:val="%8."/>
@@ -20150,7 +20454,7 @@
         <w:ind w:left="5760" w:hanging="360"/>
       </w:pPr>
     </w:lvl>
-    <w:lvl w:ilvl="8" w:tplc="0809001B" w:tentative="1">
+    <w:lvl w:ilvl="8" w:tplc="FFFFFFFF" w:tentative="1">
       <w:start w:val="1"/>
       <w:numFmt w:val="lowerRoman"/>
       <w:lvlText w:val="%9."/>
@@ -20160,11 +20464,11 @@
       </w:pPr>
     </w:lvl>
   </w:abstractNum>
-  <w:abstractNum w:abstractNumId="26" w15:restartNumberingAfterBreak="0">
-    <w:nsid w:val="361D2992"/>
+  <w:abstractNum w:abstractNumId="23" w15:restartNumberingAfterBreak="0">
+    <w:nsid w:val="2CC7074C"/>
     <w:multiLevelType w:val="hybridMultilevel"/>
-    <w:tmpl w:val="E882608E"/>
-    <w:lvl w:ilvl="0" w:tplc="FFFFFFFF">
+    <w:tmpl w:val="412C9084"/>
+    <w:lvl w:ilvl="0" w:tplc="08090011">
       <w:start w:val="1"/>
       <w:numFmt w:val="decimal"/>
       <w:lvlText w:val="%1)"/>
@@ -20176,7 +20480,7 @@
         <w:rFonts w:hint="default"/>
       </w:rPr>
     </w:lvl>
-    <w:lvl w:ilvl="1" w:tplc="FFFFFFFF" w:tentative="1">
+    <w:lvl w:ilvl="1" w:tplc="08090019" w:tentative="1">
       <w:start w:val="1"/>
       <w:numFmt w:val="lowerLetter"/>
       <w:lvlText w:val="%2."/>
@@ -20185,7 +20489,7 @@
         <w:ind w:left="1440" w:hanging="360"/>
       </w:pPr>
     </w:lvl>
-    <w:lvl w:ilvl="2" w:tplc="FFFFFFFF" w:tentative="1">
+    <w:lvl w:ilvl="2" w:tplc="0809001B" w:tentative="1">
       <w:start w:val="1"/>
       <w:numFmt w:val="lowerRoman"/>
       <w:lvlText w:val="%3."/>
@@ -20194,7 +20498,7 @@
         <w:ind w:left="2160" w:hanging="180"/>
       </w:pPr>
     </w:lvl>
-    <w:lvl w:ilvl="3" w:tplc="FFFFFFFF" w:tentative="1">
+    <w:lvl w:ilvl="3" w:tplc="0809000F" w:tentative="1">
       <w:start w:val="1"/>
       <w:numFmt w:val="decimal"/>
       <w:lvlText w:val="%4."/>
@@ -20203,7 +20507,7 @@
         <w:ind w:left="2880" w:hanging="360"/>
       </w:pPr>
     </w:lvl>
-    <w:lvl w:ilvl="4" w:tplc="FFFFFFFF" w:tentative="1">
+    <w:lvl w:ilvl="4" w:tplc="08090019" w:tentative="1">
       <w:start w:val="1"/>
       <w:numFmt w:val="lowerLetter"/>
       <w:lvlText w:val="%5."/>
@@ -20212,7 +20516,7 @@
         <w:ind w:left="3600" w:hanging="360"/>
       </w:pPr>
     </w:lvl>
-    <w:lvl w:ilvl="5" w:tplc="FFFFFFFF" w:tentative="1">
+    <w:lvl w:ilvl="5" w:tplc="0809001B" w:tentative="1">
       <w:start w:val="1"/>
       <w:numFmt w:val="lowerRoman"/>
       <w:lvlText w:val="%6."/>
@@ -20221,7 +20525,7 @@
         <w:ind w:left="4320" w:hanging="180"/>
       </w:pPr>
     </w:lvl>
-    <w:lvl w:ilvl="6" w:tplc="FFFFFFFF" w:tentative="1">
+    <w:lvl w:ilvl="6" w:tplc="0809000F" w:tentative="1">
       <w:start w:val="1"/>
       <w:numFmt w:val="decimal"/>
       <w:lvlText w:val="%7."/>
@@ -20230,7 +20534,7 @@
         <w:ind w:left="5040" w:hanging="360"/>
       </w:pPr>
     </w:lvl>
-    <w:lvl w:ilvl="7" w:tplc="FFFFFFFF" w:tentative="1">
+    <w:lvl w:ilvl="7" w:tplc="08090019" w:tentative="1">
       <w:start w:val="1"/>
       <w:numFmt w:val="lowerLetter"/>
       <w:lvlText w:val="%8."/>
@@ -20239,7 +20543,7 @@
         <w:ind w:left="5760" w:hanging="360"/>
       </w:pPr>
     </w:lvl>
-    <w:lvl w:ilvl="8" w:tplc="FFFFFFFF" w:tentative="1">
+    <w:lvl w:ilvl="8" w:tplc="0809001B" w:tentative="1">
       <w:start w:val="1"/>
       <w:numFmt w:val="lowerRoman"/>
       <w:lvlText w:val="%9."/>
@@ -20249,450 +20553,10 @@
       </w:pPr>
     </w:lvl>
   </w:abstractNum>
-  <w:abstractNum w:abstractNumId="27" w15:restartNumberingAfterBreak="0">
-    <w:nsid w:val="366D3312"/>
+  <w:abstractNum w:abstractNumId="24" w15:restartNumberingAfterBreak="0">
+    <w:nsid w:val="2D2114A7"/>
     <w:multiLevelType w:val="hybridMultilevel"/>
-    <w:tmpl w:val="0DC824B4"/>
-    <w:lvl w:ilvl="0" w:tplc="0809000F">
-      <w:start w:val="1"/>
-      <w:numFmt w:val="decimal"/>
-      <w:lvlText w:val="%1."/>
-      <w:lvlJc w:val="left"/>
-      <w:pPr>
-        <w:ind w:left="720" w:hanging="360"/>
-      </w:pPr>
-    </w:lvl>
-    <w:lvl w:ilvl="1" w:tplc="08090019" w:tentative="1">
-      <w:start w:val="1"/>
-      <w:numFmt w:val="lowerLetter"/>
-      <w:lvlText w:val="%2."/>
-      <w:lvlJc w:val="left"/>
-      <w:pPr>
-        <w:ind w:left="1440" w:hanging="360"/>
-      </w:pPr>
-    </w:lvl>
-    <w:lvl w:ilvl="2" w:tplc="0809001B" w:tentative="1">
-      <w:start w:val="1"/>
-      <w:numFmt w:val="lowerRoman"/>
-      <w:lvlText w:val="%3."/>
-      <w:lvlJc w:val="right"/>
-      <w:pPr>
-        <w:ind w:left="2160" w:hanging="180"/>
-      </w:pPr>
-    </w:lvl>
-    <w:lvl w:ilvl="3" w:tplc="0809000F" w:tentative="1">
-      <w:start w:val="1"/>
-      <w:numFmt w:val="decimal"/>
-      <w:lvlText w:val="%4."/>
-      <w:lvlJc w:val="left"/>
-      <w:pPr>
-        <w:ind w:left="2880" w:hanging="360"/>
-      </w:pPr>
-    </w:lvl>
-    <w:lvl w:ilvl="4" w:tplc="08090019" w:tentative="1">
-      <w:start w:val="1"/>
-      <w:numFmt w:val="lowerLetter"/>
-      <w:lvlText w:val="%5."/>
-      <w:lvlJc w:val="left"/>
-      <w:pPr>
-        <w:ind w:left="3600" w:hanging="360"/>
-      </w:pPr>
-    </w:lvl>
-    <w:lvl w:ilvl="5" w:tplc="0809001B" w:tentative="1">
-      <w:start w:val="1"/>
-      <w:numFmt w:val="lowerRoman"/>
-      <w:lvlText w:val="%6."/>
-      <w:lvlJc w:val="right"/>
-      <w:pPr>
-        <w:ind w:left="4320" w:hanging="180"/>
-      </w:pPr>
-    </w:lvl>
-    <w:lvl w:ilvl="6" w:tplc="0809000F" w:tentative="1">
-      <w:start w:val="1"/>
-      <w:numFmt w:val="decimal"/>
-      <w:lvlText w:val="%7."/>
-      <w:lvlJc w:val="left"/>
-      <w:pPr>
-        <w:ind w:left="5040" w:hanging="360"/>
-      </w:pPr>
-    </w:lvl>
-    <w:lvl w:ilvl="7" w:tplc="08090019" w:tentative="1">
-      <w:start w:val="1"/>
-      <w:numFmt w:val="lowerLetter"/>
-      <w:lvlText w:val="%8."/>
-      <w:lvlJc w:val="left"/>
-      <w:pPr>
-        <w:ind w:left="5760" w:hanging="360"/>
-      </w:pPr>
-    </w:lvl>
-    <w:lvl w:ilvl="8" w:tplc="0809001B" w:tentative="1">
-      <w:start w:val="1"/>
-      <w:numFmt w:val="lowerRoman"/>
-      <w:lvlText w:val="%9."/>
-      <w:lvlJc w:val="right"/>
-      <w:pPr>
-        <w:ind w:left="6480" w:hanging="180"/>
-      </w:pPr>
-    </w:lvl>
-  </w:abstractNum>
-  <w:abstractNum w:abstractNumId="28" w15:restartNumberingAfterBreak="0">
-    <w:nsid w:val="367721A4"/>
-    <w:multiLevelType w:val="hybridMultilevel"/>
-    <w:tmpl w:val="13EA639A"/>
-    <w:lvl w:ilvl="0" w:tplc="6A828A60">
-      <w:start w:val="1"/>
-      <w:numFmt w:val="decimal"/>
-      <w:lvlText w:val="%1."/>
-      <w:lvlJc w:val="left"/>
-      <w:pPr>
-        <w:ind w:left="720" w:hanging="360"/>
-      </w:pPr>
-      <w:rPr>
-        <w:rFonts w:hint="default"/>
-      </w:rPr>
-    </w:lvl>
-    <w:lvl w:ilvl="1" w:tplc="08090019" w:tentative="1">
-      <w:start w:val="1"/>
-      <w:numFmt w:val="lowerLetter"/>
-      <w:lvlText w:val="%2."/>
-      <w:lvlJc w:val="left"/>
-      <w:pPr>
-        <w:ind w:left="1440" w:hanging="360"/>
-      </w:pPr>
-    </w:lvl>
-    <w:lvl w:ilvl="2" w:tplc="0809001B" w:tentative="1">
-      <w:start w:val="1"/>
-      <w:numFmt w:val="lowerRoman"/>
-      <w:lvlText w:val="%3."/>
-      <w:lvlJc w:val="right"/>
-      <w:pPr>
-        <w:ind w:left="2160" w:hanging="180"/>
-      </w:pPr>
-    </w:lvl>
-    <w:lvl w:ilvl="3" w:tplc="0809000F" w:tentative="1">
-      <w:start w:val="1"/>
-      <w:numFmt w:val="decimal"/>
-      <w:lvlText w:val="%4."/>
-      <w:lvlJc w:val="left"/>
-      <w:pPr>
-        <w:ind w:left="2880" w:hanging="360"/>
-      </w:pPr>
-    </w:lvl>
-    <w:lvl w:ilvl="4" w:tplc="08090019" w:tentative="1">
-      <w:start w:val="1"/>
-      <w:numFmt w:val="lowerLetter"/>
-      <w:lvlText w:val="%5."/>
-      <w:lvlJc w:val="left"/>
-      <w:pPr>
-        <w:ind w:left="3600" w:hanging="360"/>
-      </w:pPr>
-    </w:lvl>
-    <w:lvl w:ilvl="5" w:tplc="0809001B" w:tentative="1">
-      <w:start w:val="1"/>
-      <w:numFmt w:val="lowerRoman"/>
-      <w:lvlText w:val="%6."/>
-      <w:lvlJc w:val="right"/>
-      <w:pPr>
-        <w:ind w:left="4320" w:hanging="180"/>
-      </w:pPr>
-    </w:lvl>
-    <w:lvl w:ilvl="6" w:tplc="0809000F" w:tentative="1">
-      <w:start w:val="1"/>
-      <w:numFmt w:val="decimal"/>
-      <w:lvlText w:val="%7."/>
-      <w:lvlJc w:val="left"/>
-      <w:pPr>
-        <w:ind w:left="5040" w:hanging="360"/>
-      </w:pPr>
-    </w:lvl>
-    <w:lvl w:ilvl="7" w:tplc="08090019" w:tentative="1">
-      <w:start w:val="1"/>
-      <w:numFmt w:val="lowerLetter"/>
-      <w:lvlText w:val="%8."/>
-      <w:lvlJc w:val="left"/>
-      <w:pPr>
-        <w:ind w:left="5760" w:hanging="360"/>
-      </w:pPr>
-    </w:lvl>
-    <w:lvl w:ilvl="8" w:tplc="0809001B" w:tentative="1">
-      <w:start w:val="1"/>
-      <w:numFmt w:val="lowerRoman"/>
-      <w:lvlText w:val="%9."/>
-      <w:lvlJc w:val="right"/>
-      <w:pPr>
-        <w:ind w:left="6480" w:hanging="180"/>
-      </w:pPr>
-    </w:lvl>
-  </w:abstractNum>
-  <w:abstractNum w:abstractNumId="29" w15:restartNumberingAfterBreak="0">
-    <w:nsid w:val="388E58F5"/>
-    <w:multiLevelType w:val="hybridMultilevel"/>
-    <w:tmpl w:val="D9FC1638"/>
-    <w:lvl w:ilvl="0" w:tplc="08090011">
-      <w:start w:val="1"/>
-      <w:numFmt w:val="decimal"/>
-      <w:lvlText w:val="%1)"/>
-      <w:lvlJc w:val="left"/>
-      <w:pPr>
-        <w:ind w:left="720" w:hanging="360"/>
-      </w:pPr>
-      <w:rPr>
-        <w:rFonts w:hint="default"/>
-      </w:rPr>
-    </w:lvl>
-    <w:lvl w:ilvl="1" w:tplc="08090019" w:tentative="1">
-      <w:start w:val="1"/>
-      <w:numFmt w:val="lowerLetter"/>
-      <w:lvlText w:val="%2."/>
-      <w:lvlJc w:val="left"/>
-      <w:pPr>
-        <w:ind w:left="1440" w:hanging="360"/>
-      </w:pPr>
-    </w:lvl>
-    <w:lvl w:ilvl="2" w:tplc="0809001B" w:tentative="1">
-      <w:start w:val="1"/>
-      <w:numFmt w:val="lowerRoman"/>
-      <w:lvlText w:val="%3."/>
-      <w:lvlJc w:val="right"/>
-      <w:pPr>
-        <w:ind w:left="2160" w:hanging="180"/>
-      </w:pPr>
-    </w:lvl>
-    <w:lvl w:ilvl="3" w:tplc="0809000F" w:tentative="1">
-      <w:start w:val="1"/>
-      <w:numFmt w:val="decimal"/>
-      <w:lvlText w:val="%4."/>
-      <w:lvlJc w:val="left"/>
-      <w:pPr>
-        <w:ind w:left="2880" w:hanging="360"/>
-      </w:pPr>
-    </w:lvl>
-    <w:lvl w:ilvl="4" w:tplc="08090019" w:tentative="1">
-      <w:start w:val="1"/>
-      <w:numFmt w:val="lowerLetter"/>
-      <w:lvlText w:val="%5."/>
-      <w:lvlJc w:val="left"/>
-      <w:pPr>
-        <w:ind w:left="3600" w:hanging="360"/>
-      </w:pPr>
-    </w:lvl>
-    <w:lvl w:ilvl="5" w:tplc="0809001B" w:tentative="1">
-      <w:start w:val="1"/>
-      <w:numFmt w:val="lowerRoman"/>
-      <w:lvlText w:val="%6."/>
-      <w:lvlJc w:val="right"/>
-      <w:pPr>
-        <w:ind w:left="4320" w:hanging="180"/>
-      </w:pPr>
-    </w:lvl>
-    <w:lvl w:ilvl="6" w:tplc="0809000F" w:tentative="1">
-      <w:start w:val="1"/>
-      <w:numFmt w:val="decimal"/>
-      <w:lvlText w:val="%7."/>
-      <w:lvlJc w:val="left"/>
-      <w:pPr>
-        <w:ind w:left="5040" w:hanging="360"/>
-      </w:pPr>
-    </w:lvl>
-    <w:lvl w:ilvl="7" w:tplc="08090019" w:tentative="1">
-      <w:start w:val="1"/>
-      <w:numFmt w:val="lowerLetter"/>
-      <w:lvlText w:val="%8."/>
-      <w:lvlJc w:val="left"/>
-      <w:pPr>
-        <w:ind w:left="5760" w:hanging="360"/>
-      </w:pPr>
-    </w:lvl>
-    <w:lvl w:ilvl="8" w:tplc="0809001B" w:tentative="1">
-      <w:start w:val="1"/>
-      <w:numFmt w:val="lowerRoman"/>
-      <w:lvlText w:val="%9."/>
-      <w:lvlJc w:val="right"/>
-      <w:pPr>
-        <w:ind w:left="6480" w:hanging="180"/>
-      </w:pPr>
-    </w:lvl>
-  </w:abstractNum>
-  <w:abstractNum w:abstractNumId="30" w15:restartNumberingAfterBreak="0">
-    <w:nsid w:val="3D967135"/>
-    <w:multiLevelType w:val="hybridMultilevel"/>
-    <w:tmpl w:val="E3640BB4"/>
-    <w:lvl w:ilvl="0" w:tplc="62F854A0">
-      <w:start w:val="1"/>
-      <w:numFmt w:val="decimal"/>
-      <w:lvlText w:val="%1)"/>
-      <w:lvlJc w:val="left"/>
-      <w:pPr>
-        <w:ind w:left="720" w:hanging="360"/>
-      </w:pPr>
-      <w:rPr>
-        <w:rFonts w:hint="default"/>
-        <w:b/>
-      </w:rPr>
-    </w:lvl>
-    <w:lvl w:ilvl="1" w:tplc="08090019" w:tentative="1">
-      <w:start w:val="1"/>
-      <w:numFmt w:val="lowerLetter"/>
-      <w:lvlText w:val="%2."/>
-      <w:lvlJc w:val="left"/>
-      <w:pPr>
-        <w:ind w:left="1440" w:hanging="360"/>
-      </w:pPr>
-    </w:lvl>
-    <w:lvl w:ilvl="2" w:tplc="0809001B" w:tentative="1">
-      <w:start w:val="1"/>
-      <w:numFmt w:val="lowerRoman"/>
-      <w:lvlText w:val="%3."/>
-      <w:lvlJc w:val="right"/>
-      <w:pPr>
-        <w:ind w:left="2160" w:hanging="180"/>
-      </w:pPr>
-    </w:lvl>
-    <w:lvl w:ilvl="3" w:tplc="0809000F" w:tentative="1">
-      <w:start w:val="1"/>
-      <w:numFmt w:val="decimal"/>
-      <w:lvlText w:val="%4."/>
-      <w:lvlJc w:val="left"/>
-      <w:pPr>
-        <w:ind w:left="2880" w:hanging="360"/>
-      </w:pPr>
-    </w:lvl>
-    <w:lvl w:ilvl="4" w:tplc="08090019" w:tentative="1">
-      <w:start w:val="1"/>
-      <w:numFmt w:val="lowerLetter"/>
-      <w:lvlText w:val="%5."/>
-      <w:lvlJc w:val="left"/>
-      <w:pPr>
-        <w:ind w:left="3600" w:hanging="360"/>
-      </w:pPr>
-    </w:lvl>
-    <w:lvl w:ilvl="5" w:tplc="0809001B" w:tentative="1">
-      <w:start w:val="1"/>
-      <w:numFmt w:val="lowerRoman"/>
-      <w:lvlText w:val="%6."/>
-      <w:lvlJc w:val="right"/>
-      <w:pPr>
-        <w:ind w:left="4320" w:hanging="180"/>
-      </w:pPr>
-    </w:lvl>
-    <w:lvl w:ilvl="6" w:tplc="0809000F" w:tentative="1">
-      <w:start w:val="1"/>
-      <w:numFmt w:val="decimal"/>
-      <w:lvlText w:val="%7."/>
-      <w:lvlJc w:val="left"/>
-      <w:pPr>
-        <w:ind w:left="5040" w:hanging="360"/>
-      </w:pPr>
-    </w:lvl>
-    <w:lvl w:ilvl="7" w:tplc="08090019" w:tentative="1">
-      <w:start w:val="1"/>
-      <w:numFmt w:val="lowerLetter"/>
-      <w:lvlText w:val="%8."/>
-      <w:lvlJc w:val="left"/>
-      <w:pPr>
-        <w:ind w:left="5760" w:hanging="360"/>
-      </w:pPr>
-    </w:lvl>
-    <w:lvl w:ilvl="8" w:tplc="0809001B" w:tentative="1">
-      <w:start w:val="1"/>
-      <w:numFmt w:val="lowerRoman"/>
-      <w:lvlText w:val="%9."/>
-      <w:lvlJc w:val="right"/>
-      <w:pPr>
-        <w:ind w:left="6480" w:hanging="180"/>
-      </w:pPr>
-    </w:lvl>
-  </w:abstractNum>
-  <w:abstractNum w:abstractNumId="31" w15:restartNumberingAfterBreak="0">
-    <w:nsid w:val="3ED23D7F"/>
-    <w:multiLevelType w:val="hybridMultilevel"/>
-    <w:tmpl w:val="08B8E2A6"/>
-    <w:lvl w:ilvl="0" w:tplc="0809000F">
-      <w:start w:val="1"/>
-      <w:numFmt w:val="decimal"/>
-      <w:lvlText w:val="%1."/>
-      <w:lvlJc w:val="left"/>
-      <w:pPr>
-        <w:ind w:left="720" w:hanging="360"/>
-      </w:pPr>
-    </w:lvl>
-    <w:lvl w:ilvl="1" w:tplc="08090019" w:tentative="1">
-      <w:start w:val="1"/>
-      <w:numFmt w:val="lowerLetter"/>
-      <w:lvlText w:val="%2."/>
-      <w:lvlJc w:val="left"/>
-      <w:pPr>
-        <w:ind w:left="1440" w:hanging="360"/>
-      </w:pPr>
-    </w:lvl>
-    <w:lvl w:ilvl="2" w:tplc="0809001B" w:tentative="1">
-      <w:start w:val="1"/>
-      <w:numFmt w:val="lowerRoman"/>
-      <w:lvlText w:val="%3."/>
-      <w:lvlJc w:val="right"/>
-      <w:pPr>
-        <w:ind w:left="2160" w:hanging="180"/>
-      </w:pPr>
-    </w:lvl>
-    <w:lvl w:ilvl="3" w:tplc="0809000F" w:tentative="1">
-      <w:start w:val="1"/>
-      <w:numFmt w:val="decimal"/>
-      <w:lvlText w:val="%4."/>
-      <w:lvlJc w:val="left"/>
-      <w:pPr>
-        <w:ind w:left="2880" w:hanging="360"/>
-      </w:pPr>
-    </w:lvl>
-    <w:lvl w:ilvl="4" w:tplc="08090019" w:tentative="1">
-      <w:start w:val="1"/>
-      <w:numFmt w:val="lowerLetter"/>
-      <w:lvlText w:val="%5."/>
-      <w:lvlJc w:val="left"/>
-      <w:pPr>
-        <w:ind w:left="3600" w:hanging="360"/>
-      </w:pPr>
-    </w:lvl>
-    <w:lvl w:ilvl="5" w:tplc="0809001B" w:tentative="1">
-      <w:start w:val="1"/>
-      <w:numFmt w:val="lowerRoman"/>
-      <w:lvlText w:val="%6."/>
-      <w:lvlJc w:val="right"/>
-      <w:pPr>
-        <w:ind w:left="4320" w:hanging="180"/>
-      </w:pPr>
-    </w:lvl>
-    <w:lvl w:ilvl="6" w:tplc="0809000F" w:tentative="1">
-      <w:start w:val="1"/>
-      <w:numFmt w:val="decimal"/>
-      <w:lvlText w:val="%7."/>
-      <w:lvlJc w:val="left"/>
-      <w:pPr>
-        <w:ind w:left="5040" w:hanging="360"/>
-      </w:pPr>
-    </w:lvl>
-    <w:lvl w:ilvl="7" w:tplc="08090019" w:tentative="1">
-      <w:start w:val="1"/>
-      <w:numFmt w:val="lowerLetter"/>
-      <w:lvlText w:val="%8."/>
-      <w:lvlJc w:val="left"/>
-      <w:pPr>
-        <w:ind w:left="5760" w:hanging="360"/>
-      </w:pPr>
-    </w:lvl>
-    <w:lvl w:ilvl="8" w:tplc="0809001B" w:tentative="1">
-      <w:start w:val="1"/>
-      <w:numFmt w:val="lowerRoman"/>
-      <w:lvlText w:val="%9."/>
-      <w:lvlJc w:val="right"/>
-      <w:pPr>
-        <w:ind w:left="6480" w:hanging="180"/>
-      </w:pPr>
-    </w:lvl>
-  </w:abstractNum>
-  <w:abstractNum w:abstractNumId="32" w15:restartNumberingAfterBreak="0">
-    <w:nsid w:val="3F612B1B"/>
-    <w:multiLevelType w:val="hybridMultilevel"/>
-    <w:tmpl w:val="322C349C"/>
+    <w:tmpl w:val="D9FC3822"/>
     <w:lvl w:ilvl="0" w:tplc="DFD0E5D8">
       <w:start w:val="1"/>
       <w:numFmt w:val="decimal"/>
@@ -20707,7 +20571,7 @@
         <w:bCs w:val="0"/>
       </w:rPr>
     </w:lvl>
-    <w:lvl w:ilvl="1" w:tplc="08090019" w:tentative="1">
+    <w:lvl w:ilvl="1" w:tplc="FFFFFFFF" w:tentative="1">
       <w:start w:val="1"/>
       <w:numFmt w:val="lowerLetter"/>
       <w:lvlText w:val="%2."/>
@@ -20716,7 +20580,7 @@
         <w:ind w:left="1440" w:hanging="360"/>
       </w:pPr>
     </w:lvl>
-    <w:lvl w:ilvl="2" w:tplc="0809001B" w:tentative="1">
+    <w:lvl w:ilvl="2" w:tplc="FFFFFFFF" w:tentative="1">
       <w:start w:val="1"/>
       <w:numFmt w:val="lowerRoman"/>
       <w:lvlText w:val="%3."/>
@@ -20725,7 +20589,7 @@
         <w:ind w:left="2160" w:hanging="180"/>
       </w:pPr>
     </w:lvl>
-    <w:lvl w:ilvl="3" w:tplc="0809000F" w:tentative="1">
+    <w:lvl w:ilvl="3" w:tplc="FFFFFFFF" w:tentative="1">
       <w:start w:val="1"/>
       <w:numFmt w:val="decimal"/>
       <w:lvlText w:val="%4."/>
@@ -20734,7 +20598,7 @@
         <w:ind w:left="2880" w:hanging="360"/>
       </w:pPr>
     </w:lvl>
-    <w:lvl w:ilvl="4" w:tplc="08090019" w:tentative="1">
+    <w:lvl w:ilvl="4" w:tplc="FFFFFFFF" w:tentative="1">
       <w:start w:val="1"/>
       <w:numFmt w:val="lowerLetter"/>
       <w:lvlText w:val="%5."/>
@@ -20743,7 +20607,7 @@
         <w:ind w:left="3600" w:hanging="360"/>
       </w:pPr>
     </w:lvl>
-    <w:lvl w:ilvl="5" w:tplc="0809001B" w:tentative="1">
+    <w:lvl w:ilvl="5" w:tplc="FFFFFFFF" w:tentative="1">
       <w:start w:val="1"/>
       <w:numFmt w:val="lowerRoman"/>
       <w:lvlText w:val="%6."/>
@@ -20752,7 +20616,7 @@
         <w:ind w:left="4320" w:hanging="180"/>
       </w:pPr>
     </w:lvl>
-    <w:lvl w:ilvl="6" w:tplc="0809000F" w:tentative="1">
+    <w:lvl w:ilvl="6" w:tplc="FFFFFFFF" w:tentative="1">
       <w:start w:val="1"/>
       <w:numFmt w:val="decimal"/>
       <w:lvlText w:val="%7."/>
@@ -20761,7 +20625,7 @@
         <w:ind w:left="5040" w:hanging="360"/>
       </w:pPr>
     </w:lvl>
-    <w:lvl w:ilvl="7" w:tplc="08090019" w:tentative="1">
+    <w:lvl w:ilvl="7" w:tplc="FFFFFFFF" w:tentative="1">
       <w:start w:val="1"/>
       <w:numFmt w:val="lowerLetter"/>
       <w:lvlText w:val="%8."/>
@@ -20770,7 +20634,7 @@
         <w:ind w:left="5760" w:hanging="360"/>
       </w:pPr>
     </w:lvl>
-    <w:lvl w:ilvl="8" w:tplc="0809001B" w:tentative="1">
+    <w:lvl w:ilvl="8" w:tplc="FFFFFFFF" w:tentative="1">
       <w:start w:val="1"/>
       <w:numFmt w:val="lowerRoman"/>
       <w:lvlText w:val="%9."/>
@@ -20780,11 +20644,97 @@
       </w:pPr>
     </w:lvl>
   </w:abstractNum>
-  <w:abstractNum w:abstractNumId="33" w15:restartNumberingAfterBreak="0">
-    <w:nsid w:val="435E1DE5"/>
+  <w:abstractNum w:abstractNumId="25" w15:restartNumberingAfterBreak="0">
+    <w:nsid w:val="2FD832AB"/>
     <w:multiLevelType w:val="hybridMultilevel"/>
-    <w:tmpl w:val="F004758C"/>
+    <w:tmpl w:val="1F0A29A0"/>
     <w:lvl w:ilvl="0" w:tplc="08090011">
+      <w:start w:val="1"/>
+      <w:numFmt w:val="decimal"/>
+      <w:lvlText w:val="%1)"/>
+      <w:lvlJc w:val="left"/>
+      <w:pPr>
+        <w:ind w:left="720" w:hanging="360"/>
+      </w:pPr>
+    </w:lvl>
+    <w:lvl w:ilvl="1" w:tplc="08090019" w:tentative="1">
+      <w:start w:val="1"/>
+      <w:numFmt w:val="lowerLetter"/>
+      <w:lvlText w:val="%2."/>
+      <w:lvlJc w:val="left"/>
+      <w:pPr>
+        <w:ind w:left="1440" w:hanging="360"/>
+      </w:pPr>
+    </w:lvl>
+    <w:lvl w:ilvl="2" w:tplc="0809001B" w:tentative="1">
+      <w:start w:val="1"/>
+      <w:numFmt w:val="lowerRoman"/>
+      <w:lvlText w:val="%3."/>
+      <w:lvlJc w:val="right"/>
+      <w:pPr>
+        <w:ind w:left="2160" w:hanging="180"/>
+      </w:pPr>
+    </w:lvl>
+    <w:lvl w:ilvl="3" w:tplc="0809000F" w:tentative="1">
+      <w:start w:val="1"/>
+      <w:numFmt w:val="decimal"/>
+      <w:lvlText w:val="%4."/>
+      <w:lvlJc w:val="left"/>
+      <w:pPr>
+        <w:ind w:left="2880" w:hanging="360"/>
+      </w:pPr>
+    </w:lvl>
+    <w:lvl w:ilvl="4" w:tplc="08090019" w:tentative="1">
+      <w:start w:val="1"/>
+      <w:numFmt w:val="lowerLetter"/>
+      <w:lvlText w:val="%5."/>
+      <w:lvlJc w:val="left"/>
+      <w:pPr>
+        <w:ind w:left="3600" w:hanging="360"/>
+      </w:pPr>
+    </w:lvl>
+    <w:lvl w:ilvl="5" w:tplc="0809001B" w:tentative="1">
+      <w:start w:val="1"/>
+      <w:numFmt w:val="lowerRoman"/>
+      <w:lvlText w:val="%6."/>
+      <w:lvlJc w:val="right"/>
+      <w:pPr>
+        <w:ind w:left="4320" w:hanging="180"/>
+      </w:pPr>
+    </w:lvl>
+    <w:lvl w:ilvl="6" w:tplc="0809000F" w:tentative="1">
+      <w:start w:val="1"/>
+      <w:numFmt w:val="decimal"/>
+      <w:lvlText w:val="%7."/>
+      <w:lvlJc w:val="left"/>
+      <w:pPr>
+        <w:ind w:left="5040" w:hanging="360"/>
+      </w:pPr>
+    </w:lvl>
+    <w:lvl w:ilvl="7" w:tplc="08090019" w:tentative="1">
+      <w:start w:val="1"/>
+      <w:numFmt w:val="lowerLetter"/>
+      <w:lvlText w:val="%8."/>
+      <w:lvlJc w:val="left"/>
+      <w:pPr>
+        <w:ind w:left="5760" w:hanging="360"/>
+      </w:pPr>
+    </w:lvl>
+    <w:lvl w:ilvl="8" w:tplc="0809001B" w:tentative="1">
+      <w:start w:val="1"/>
+      <w:numFmt w:val="lowerRoman"/>
+      <w:lvlText w:val="%9."/>
+      <w:lvlJc w:val="right"/>
+      <w:pPr>
+        <w:ind w:left="6480" w:hanging="180"/>
+      </w:pPr>
+    </w:lvl>
+  </w:abstractNum>
+  <w:abstractNum w:abstractNumId="26" w15:restartNumberingAfterBreak="0">
+    <w:nsid w:val="30B07C5C"/>
+    <w:multiLevelType w:val="hybridMultilevel"/>
+    <w:tmpl w:val="525E63C0"/>
+    <w:lvl w:ilvl="0" w:tplc="FFFFFFFF">
       <w:start w:val="1"/>
       <w:numFmt w:val="decimal"/>
       <w:lvlText w:val="%1)"/>
@@ -20796,7 +20746,7 @@
         <w:rFonts w:hint="default"/>
       </w:rPr>
     </w:lvl>
-    <w:lvl w:ilvl="1" w:tplc="08090019" w:tentative="1">
+    <w:lvl w:ilvl="1" w:tplc="FFFFFFFF" w:tentative="1">
       <w:start w:val="1"/>
       <w:numFmt w:val="lowerLetter"/>
       <w:lvlText w:val="%2."/>
@@ -20805,7 +20755,7 @@
         <w:ind w:left="1440" w:hanging="360"/>
       </w:pPr>
     </w:lvl>
-    <w:lvl w:ilvl="2" w:tplc="0809001B" w:tentative="1">
+    <w:lvl w:ilvl="2" w:tplc="FFFFFFFF" w:tentative="1">
       <w:start w:val="1"/>
       <w:numFmt w:val="lowerRoman"/>
       <w:lvlText w:val="%3."/>
@@ -20814,7 +20764,7 @@
         <w:ind w:left="2160" w:hanging="180"/>
       </w:pPr>
     </w:lvl>
-    <w:lvl w:ilvl="3" w:tplc="0809000F" w:tentative="1">
+    <w:lvl w:ilvl="3" w:tplc="FFFFFFFF" w:tentative="1">
       <w:start w:val="1"/>
       <w:numFmt w:val="decimal"/>
       <w:lvlText w:val="%4."/>
@@ -20823,7 +20773,7 @@
         <w:ind w:left="2880" w:hanging="360"/>
       </w:pPr>
     </w:lvl>
-    <w:lvl w:ilvl="4" w:tplc="08090019" w:tentative="1">
+    <w:lvl w:ilvl="4" w:tplc="FFFFFFFF" w:tentative="1">
       <w:start w:val="1"/>
       <w:numFmt w:val="lowerLetter"/>
       <w:lvlText w:val="%5."/>
@@ -20832,7 +20782,7 @@
         <w:ind w:left="3600" w:hanging="360"/>
       </w:pPr>
     </w:lvl>
-    <w:lvl w:ilvl="5" w:tplc="0809001B" w:tentative="1">
+    <w:lvl w:ilvl="5" w:tplc="FFFFFFFF" w:tentative="1">
       <w:start w:val="1"/>
       <w:numFmt w:val="lowerRoman"/>
       <w:lvlText w:val="%6."/>
@@ -20841,7 +20791,7 @@
         <w:ind w:left="4320" w:hanging="180"/>
       </w:pPr>
     </w:lvl>
-    <w:lvl w:ilvl="6" w:tplc="0809000F" w:tentative="1">
+    <w:lvl w:ilvl="6" w:tplc="FFFFFFFF" w:tentative="1">
       <w:start w:val="1"/>
       <w:numFmt w:val="decimal"/>
       <w:lvlText w:val="%7."/>
@@ -20850,7 +20800,7 @@
         <w:ind w:left="5040" w:hanging="360"/>
       </w:pPr>
     </w:lvl>
-    <w:lvl w:ilvl="7" w:tplc="08090019" w:tentative="1">
+    <w:lvl w:ilvl="7" w:tplc="FFFFFFFF" w:tentative="1">
       <w:start w:val="1"/>
       <w:numFmt w:val="lowerLetter"/>
       <w:lvlText w:val="%8."/>
@@ -20859,7 +20809,7 @@
         <w:ind w:left="5760" w:hanging="360"/>
       </w:pPr>
     </w:lvl>
-    <w:lvl w:ilvl="8" w:tplc="0809001B" w:tentative="1">
+    <w:lvl w:ilvl="8" w:tplc="FFFFFFFF" w:tentative="1">
       <w:start w:val="1"/>
       <w:numFmt w:val="lowerRoman"/>
       <w:lvlText w:val="%9."/>
@@ -20869,14 +20819,14 @@
       </w:pPr>
     </w:lvl>
   </w:abstractNum>
-  <w:abstractNum w:abstractNumId="34" w15:restartNumberingAfterBreak="0">
-    <w:nsid w:val="436F3D03"/>
+  <w:abstractNum w:abstractNumId="27" w15:restartNumberingAfterBreak="0">
+    <w:nsid w:val="31CA539D"/>
     <w:multiLevelType w:val="hybridMultilevel"/>
-    <w:tmpl w:val="185CE834"/>
-    <w:lvl w:ilvl="0" w:tplc="08090011">
+    <w:tmpl w:val="72CA4FCE"/>
+    <w:lvl w:ilvl="0" w:tplc="8770579C">
       <w:start w:val="1"/>
       <w:numFmt w:val="decimal"/>
-      <w:lvlText w:val="%1)"/>
+      <w:lvlText w:val="%1."/>
       <w:lvlJc w:val="left"/>
       <w:pPr>
         <w:ind w:left="720" w:hanging="360"/>
@@ -20958,21 +20908,20 @@
       </w:pPr>
     </w:lvl>
   </w:abstractNum>
-  <w:abstractNum w:abstractNumId="35" w15:restartNumberingAfterBreak="0">
-    <w:nsid w:val="4464739A"/>
+  <w:abstractNum w:abstractNumId="28" w15:restartNumberingAfterBreak="0">
+    <w:nsid w:val="332E1DBD"/>
     <w:multiLevelType w:val="hybridMultilevel"/>
-    <w:tmpl w:val="41A265B6"/>
-    <w:lvl w:ilvl="0" w:tplc="0DFA88F8">
+    <w:tmpl w:val="39CC921E"/>
+    <w:lvl w:ilvl="0" w:tplc="08090011">
       <w:start w:val="1"/>
       <w:numFmt w:val="decimal"/>
-      <w:lvlText w:val="%1."/>
-      <w:lvlJc w:val="left"/>
-      <w:pPr>
-        <w:ind w:left="1440" w:hanging="360"/>
+      <w:lvlText w:val="%1)"/>
+      <w:lvlJc w:val="left"/>
+      <w:pPr>
+        <w:ind w:left="720" w:hanging="360"/>
       </w:pPr>
       <w:rPr>
-        <w:b w:val="0"/>
-        <w:bCs w:val="0"/>
+        <w:rFonts w:hint="default"/>
       </w:rPr>
     </w:lvl>
     <w:lvl w:ilvl="1" w:tplc="08090019" w:tentative="1">
@@ -20981,7 +20930,7 @@
       <w:lvlText w:val="%2."/>
       <w:lvlJc w:val="left"/>
       <w:pPr>
-        <w:ind w:left="2160" w:hanging="360"/>
+        <w:ind w:left="1440" w:hanging="360"/>
       </w:pPr>
     </w:lvl>
     <w:lvl w:ilvl="2" w:tplc="0809001B" w:tentative="1">
@@ -20990,7 +20939,7 @@
       <w:lvlText w:val="%3."/>
       <w:lvlJc w:val="right"/>
       <w:pPr>
-        <w:ind w:left="2880" w:hanging="180"/>
+        <w:ind w:left="2160" w:hanging="180"/>
       </w:pPr>
     </w:lvl>
     <w:lvl w:ilvl="3" w:tplc="0809000F" w:tentative="1">
@@ -20999,7 +20948,7 @@
       <w:lvlText w:val="%4."/>
       <w:lvlJc w:val="left"/>
       <w:pPr>
-        <w:ind w:left="3600" w:hanging="360"/>
+        <w:ind w:left="2880" w:hanging="360"/>
       </w:pPr>
     </w:lvl>
     <w:lvl w:ilvl="4" w:tplc="08090019" w:tentative="1">
@@ -21008,7 +20957,7 @@
       <w:lvlText w:val="%5."/>
       <w:lvlJc w:val="left"/>
       <w:pPr>
-        <w:ind w:left="4320" w:hanging="360"/>
+        <w:ind w:left="3600" w:hanging="360"/>
       </w:pPr>
     </w:lvl>
     <w:lvl w:ilvl="5" w:tplc="0809001B" w:tentative="1">
@@ -21017,7 +20966,7 @@
       <w:lvlText w:val="%6."/>
       <w:lvlJc w:val="right"/>
       <w:pPr>
-        <w:ind w:left="5040" w:hanging="180"/>
+        <w:ind w:left="4320" w:hanging="180"/>
       </w:pPr>
     </w:lvl>
     <w:lvl w:ilvl="6" w:tplc="0809000F" w:tentative="1">
@@ -21026,7 +20975,7 @@
       <w:lvlText w:val="%7."/>
       <w:lvlJc w:val="left"/>
       <w:pPr>
-        <w:ind w:left="5760" w:hanging="360"/>
+        <w:ind w:left="5040" w:hanging="360"/>
       </w:pPr>
     </w:lvl>
     <w:lvl w:ilvl="7" w:tplc="08090019" w:tentative="1">
@@ -21035,7 +20984,7 @@
       <w:lvlText w:val="%8."/>
       <w:lvlJc w:val="left"/>
       <w:pPr>
-        <w:ind w:left="6480" w:hanging="360"/>
+        <w:ind w:left="5760" w:hanging="360"/>
       </w:pPr>
     </w:lvl>
     <w:lvl w:ilvl="8" w:tplc="0809001B" w:tentative="1">
@@ -21044,15 +20993,811 @@
       <w:lvlText w:val="%9."/>
       <w:lvlJc w:val="right"/>
       <w:pPr>
-        <w:ind w:left="7200" w:hanging="180"/>
+        <w:ind w:left="6480" w:hanging="180"/>
+      </w:pPr>
+    </w:lvl>
+  </w:abstractNum>
+  <w:abstractNum w:abstractNumId="29" w15:restartNumberingAfterBreak="0">
+    <w:nsid w:val="337D7DA3"/>
+    <w:multiLevelType w:val="hybridMultilevel"/>
+    <w:tmpl w:val="EAE6000E"/>
+    <w:lvl w:ilvl="0" w:tplc="50D4431C">
+      <w:start w:val="1"/>
+      <w:numFmt w:val="decimal"/>
+      <w:lvlText w:val="%1."/>
+      <w:lvlJc w:val="left"/>
+      <w:pPr>
+        <w:ind w:left="720" w:hanging="360"/>
+      </w:pPr>
+      <w:rPr>
+        <w:rFonts w:hint="default"/>
+      </w:rPr>
+    </w:lvl>
+    <w:lvl w:ilvl="1" w:tplc="08090019" w:tentative="1">
+      <w:start w:val="1"/>
+      <w:numFmt w:val="lowerLetter"/>
+      <w:lvlText w:val="%2."/>
+      <w:lvlJc w:val="left"/>
+      <w:pPr>
+        <w:ind w:left="1440" w:hanging="360"/>
+      </w:pPr>
+    </w:lvl>
+    <w:lvl w:ilvl="2" w:tplc="0809001B" w:tentative="1">
+      <w:start w:val="1"/>
+      <w:numFmt w:val="lowerRoman"/>
+      <w:lvlText w:val="%3."/>
+      <w:lvlJc w:val="right"/>
+      <w:pPr>
+        <w:ind w:left="2160" w:hanging="180"/>
+      </w:pPr>
+    </w:lvl>
+    <w:lvl w:ilvl="3" w:tplc="0809000F" w:tentative="1">
+      <w:start w:val="1"/>
+      <w:numFmt w:val="decimal"/>
+      <w:lvlText w:val="%4."/>
+      <w:lvlJc w:val="left"/>
+      <w:pPr>
+        <w:ind w:left="2880" w:hanging="360"/>
+      </w:pPr>
+    </w:lvl>
+    <w:lvl w:ilvl="4" w:tplc="08090019" w:tentative="1">
+      <w:start w:val="1"/>
+      <w:numFmt w:val="lowerLetter"/>
+      <w:lvlText w:val="%5."/>
+      <w:lvlJc w:val="left"/>
+      <w:pPr>
+        <w:ind w:left="3600" w:hanging="360"/>
+      </w:pPr>
+    </w:lvl>
+    <w:lvl w:ilvl="5" w:tplc="0809001B" w:tentative="1">
+      <w:start w:val="1"/>
+      <w:numFmt w:val="lowerRoman"/>
+      <w:lvlText w:val="%6."/>
+      <w:lvlJc w:val="right"/>
+      <w:pPr>
+        <w:ind w:left="4320" w:hanging="180"/>
+      </w:pPr>
+    </w:lvl>
+    <w:lvl w:ilvl="6" w:tplc="0809000F" w:tentative="1">
+      <w:start w:val="1"/>
+      <w:numFmt w:val="decimal"/>
+      <w:lvlText w:val="%7."/>
+      <w:lvlJc w:val="left"/>
+      <w:pPr>
+        <w:ind w:left="5040" w:hanging="360"/>
+      </w:pPr>
+    </w:lvl>
+    <w:lvl w:ilvl="7" w:tplc="08090019" w:tentative="1">
+      <w:start w:val="1"/>
+      <w:numFmt w:val="lowerLetter"/>
+      <w:lvlText w:val="%8."/>
+      <w:lvlJc w:val="left"/>
+      <w:pPr>
+        <w:ind w:left="5760" w:hanging="360"/>
+      </w:pPr>
+    </w:lvl>
+    <w:lvl w:ilvl="8" w:tplc="0809001B" w:tentative="1">
+      <w:start w:val="1"/>
+      <w:numFmt w:val="lowerRoman"/>
+      <w:lvlText w:val="%9."/>
+      <w:lvlJc w:val="right"/>
+      <w:pPr>
+        <w:ind w:left="6480" w:hanging="180"/>
+      </w:pPr>
+    </w:lvl>
+  </w:abstractNum>
+  <w:abstractNum w:abstractNumId="30" w15:restartNumberingAfterBreak="0">
+    <w:nsid w:val="341259CD"/>
+    <w:multiLevelType w:val="hybridMultilevel"/>
+    <w:tmpl w:val="9F922412"/>
+    <w:lvl w:ilvl="0" w:tplc="08090011">
+      <w:start w:val="1"/>
+      <w:numFmt w:val="decimal"/>
+      <w:lvlText w:val="%1)"/>
+      <w:lvlJc w:val="left"/>
+      <w:pPr>
+        <w:ind w:left="720" w:hanging="360"/>
+      </w:pPr>
+      <w:rPr>
+        <w:rFonts w:hint="default"/>
+      </w:rPr>
+    </w:lvl>
+    <w:lvl w:ilvl="1" w:tplc="08090019" w:tentative="1">
+      <w:start w:val="1"/>
+      <w:numFmt w:val="lowerLetter"/>
+      <w:lvlText w:val="%2."/>
+      <w:lvlJc w:val="left"/>
+      <w:pPr>
+        <w:ind w:left="1440" w:hanging="360"/>
+      </w:pPr>
+    </w:lvl>
+    <w:lvl w:ilvl="2" w:tplc="0809001B" w:tentative="1">
+      <w:start w:val="1"/>
+      <w:numFmt w:val="lowerRoman"/>
+      <w:lvlText w:val="%3."/>
+      <w:lvlJc w:val="right"/>
+      <w:pPr>
+        <w:ind w:left="2160" w:hanging="180"/>
+      </w:pPr>
+    </w:lvl>
+    <w:lvl w:ilvl="3" w:tplc="0809000F" w:tentative="1">
+      <w:start w:val="1"/>
+      <w:numFmt w:val="decimal"/>
+      <w:lvlText w:val="%4."/>
+      <w:lvlJc w:val="left"/>
+      <w:pPr>
+        <w:ind w:left="2880" w:hanging="360"/>
+      </w:pPr>
+    </w:lvl>
+    <w:lvl w:ilvl="4" w:tplc="08090019" w:tentative="1">
+      <w:start w:val="1"/>
+      <w:numFmt w:val="lowerLetter"/>
+      <w:lvlText w:val="%5."/>
+      <w:lvlJc w:val="left"/>
+      <w:pPr>
+        <w:ind w:left="3600" w:hanging="360"/>
+      </w:pPr>
+    </w:lvl>
+    <w:lvl w:ilvl="5" w:tplc="0809001B" w:tentative="1">
+      <w:start w:val="1"/>
+      <w:numFmt w:val="lowerRoman"/>
+      <w:lvlText w:val="%6."/>
+      <w:lvlJc w:val="right"/>
+      <w:pPr>
+        <w:ind w:left="4320" w:hanging="180"/>
+      </w:pPr>
+    </w:lvl>
+    <w:lvl w:ilvl="6" w:tplc="0809000F" w:tentative="1">
+      <w:start w:val="1"/>
+      <w:numFmt w:val="decimal"/>
+      <w:lvlText w:val="%7."/>
+      <w:lvlJc w:val="left"/>
+      <w:pPr>
+        <w:ind w:left="5040" w:hanging="360"/>
+      </w:pPr>
+    </w:lvl>
+    <w:lvl w:ilvl="7" w:tplc="08090019" w:tentative="1">
+      <w:start w:val="1"/>
+      <w:numFmt w:val="lowerLetter"/>
+      <w:lvlText w:val="%8."/>
+      <w:lvlJc w:val="left"/>
+      <w:pPr>
+        <w:ind w:left="5760" w:hanging="360"/>
+      </w:pPr>
+    </w:lvl>
+    <w:lvl w:ilvl="8" w:tplc="0809001B" w:tentative="1">
+      <w:start w:val="1"/>
+      <w:numFmt w:val="lowerRoman"/>
+      <w:lvlText w:val="%9."/>
+      <w:lvlJc w:val="right"/>
+      <w:pPr>
+        <w:ind w:left="6480" w:hanging="180"/>
+      </w:pPr>
+    </w:lvl>
+  </w:abstractNum>
+  <w:abstractNum w:abstractNumId="31" w15:restartNumberingAfterBreak="0">
+    <w:nsid w:val="34D4720B"/>
+    <w:multiLevelType w:val="hybridMultilevel"/>
+    <w:tmpl w:val="A2F66690"/>
+    <w:lvl w:ilvl="0" w:tplc="FFFFFFFF">
+      <w:start w:val="1"/>
+      <w:numFmt w:val="decimal"/>
+      <w:lvlText w:val="%1)"/>
+      <w:lvlJc w:val="left"/>
+      <w:pPr>
+        <w:ind w:left="720" w:hanging="360"/>
+      </w:pPr>
+      <w:rPr>
+        <w:rFonts w:hint="default"/>
+      </w:rPr>
+    </w:lvl>
+    <w:lvl w:ilvl="1" w:tplc="FFFFFFFF" w:tentative="1">
+      <w:start w:val="1"/>
+      <w:numFmt w:val="lowerLetter"/>
+      <w:lvlText w:val="%2."/>
+      <w:lvlJc w:val="left"/>
+      <w:pPr>
+        <w:ind w:left="1440" w:hanging="360"/>
+      </w:pPr>
+    </w:lvl>
+    <w:lvl w:ilvl="2" w:tplc="FFFFFFFF" w:tentative="1">
+      <w:start w:val="1"/>
+      <w:numFmt w:val="lowerRoman"/>
+      <w:lvlText w:val="%3."/>
+      <w:lvlJc w:val="right"/>
+      <w:pPr>
+        <w:ind w:left="2160" w:hanging="180"/>
+      </w:pPr>
+    </w:lvl>
+    <w:lvl w:ilvl="3" w:tplc="FFFFFFFF" w:tentative="1">
+      <w:start w:val="1"/>
+      <w:numFmt w:val="decimal"/>
+      <w:lvlText w:val="%4."/>
+      <w:lvlJc w:val="left"/>
+      <w:pPr>
+        <w:ind w:left="2880" w:hanging="360"/>
+      </w:pPr>
+    </w:lvl>
+    <w:lvl w:ilvl="4" w:tplc="FFFFFFFF" w:tentative="1">
+      <w:start w:val="1"/>
+      <w:numFmt w:val="lowerLetter"/>
+      <w:lvlText w:val="%5."/>
+      <w:lvlJc w:val="left"/>
+      <w:pPr>
+        <w:ind w:left="3600" w:hanging="360"/>
+      </w:pPr>
+    </w:lvl>
+    <w:lvl w:ilvl="5" w:tplc="FFFFFFFF" w:tentative="1">
+      <w:start w:val="1"/>
+      <w:numFmt w:val="lowerRoman"/>
+      <w:lvlText w:val="%6."/>
+      <w:lvlJc w:val="right"/>
+      <w:pPr>
+        <w:ind w:left="4320" w:hanging="180"/>
+      </w:pPr>
+    </w:lvl>
+    <w:lvl w:ilvl="6" w:tplc="FFFFFFFF" w:tentative="1">
+      <w:start w:val="1"/>
+      <w:numFmt w:val="decimal"/>
+      <w:lvlText w:val="%7."/>
+      <w:lvlJc w:val="left"/>
+      <w:pPr>
+        <w:ind w:left="5040" w:hanging="360"/>
+      </w:pPr>
+    </w:lvl>
+    <w:lvl w:ilvl="7" w:tplc="FFFFFFFF" w:tentative="1">
+      <w:start w:val="1"/>
+      <w:numFmt w:val="lowerLetter"/>
+      <w:lvlText w:val="%8."/>
+      <w:lvlJc w:val="left"/>
+      <w:pPr>
+        <w:ind w:left="5760" w:hanging="360"/>
+      </w:pPr>
+    </w:lvl>
+    <w:lvl w:ilvl="8" w:tplc="FFFFFFFF" w:tentative="1">
+      <w:start w:val="1"/>
+      <w:numFmt w:val="lowerRoman"/>
+      <w:lvlText w:val="%9."/>
+      <w:lvlJc w:val="right"/>
+      <w:pPr>
+        <w:ind w:left="6480" w:hanging="180"/>
+      </w:pPr>
+    </w:lvl>
+  </w:abstractNum>
+  <w:abstractNum w:abstractNumId="32" w15:restartNumberingAfterBreak="0">
+    <w:nsid w:val="361D2992"/>
+    <w:multiLevelType w:val="hybridMultilevel"/>
+    <w:tmpl w:val="E882608E"/>
+    <w:lvl w:ilvl="0" w:tplc="FFFFFFFF">
+      <w:start w:val="1"/>
+      <w:numFmt w:val="decimal"/>
+      <w:lvlText w:val="%1)"/>
+      <w:lvlJc w:val="left"/>
+      <w:pPr>
+        <w:ind w:left="720" w:hanging="360"/>
+      </w:pPr>
+      <w:rPr>
+        <w:rFonts w:hint="default"/>
+      </w:rPr>
+    </w:lvl>
+    <w:lvl w:ilvl="1" w:tplc="FFFFFFFF" w:tentative="1">
+      <w:start w:val="1"/>
+      <w:numFmt w:val="lowerLetter"/>
+      <w:lvlText w:val="%2."/>
+      <w:lvlJc w:val="left"/>
+      <w:pPr>
+        <w:ind w:left="1440" w:hanging="360"/>
+      </w:pPr>
+    </w:lvl>
+    <w:lvl w:ilvl="2" w:tplc="FFFFFFFF" w:tentative="1">
+      <w:start w:val="1"/>
+      <w:numFmt w:val="lowerRoman"/>
+      <w:lvlText w:val="%3."/>
+      <w:lvlJc w:val="right"/>
+      <w:pPr>
+        <w:ind w:left="2160" w:hanging="180"/>
+      </w:pPr>
+    </w:lvl>
+    <w:lvl w:ilvl="3" w:tplc="FFFFFFFF" w:tentative="1">
+      <w:start w:val="1"/>
+      <w:numFmt w:val="decimal"/>
+      <w:lvlText w:val="%4."/>
+      <w:lvlJc w:val="left"/>
+      <w:pPr>
+        <w:ind w:left="2880" w:hanging="360"/>
+      </w:pPr>
+    </w:lvl>
+    <w:lvl w:ilvl="4" w:tplc="FFFFFFFF" w:tentative="1">
+      <w:start w:val="1"/>
+      <w:numFmt w:val="lowerLetter"/>
+      <w:lvlText w:val="%5."/>
+      <w:lvlJc w:val="left"/>
+      <w:pPr>
+        <w:ind w:left="3600" w:hanging="360"/>
+      </w:pPr>
+    </w:lvl>
+    <w:lvl w:ilvl="5" w:tplc="FFFFFFFF" w:tentative="1">
+      <w:start w:val="1"/>
+      <w:numFmt w:val="lowerRoman"/>
+      <w:lvlText w:val="%6."/>
+      <w:lvlJc w:val="right"/>
+      <w:pPr>
+        <w:ind w:left="4320" w:hanging="180"/>
+      </w:pPr>
+    </w:lvl>
+    <w:lvl w:ilvl="6" w:tplc="FFFFFFFF" w:tentative="1">
+      <w:start w:val="1"/>
+      <w:numFmt w:val="decimal"/>
+      <w:lvlText w:val="%7."/>
+      <w:lvlJc w:val="left"/>
+      <w:pPr>
+        <w:ind w:left="5040" w:hanging="360"/>
+      </w:pPr>
+    </w:lvl>
+    <w:lvl w:ilvl="7" w:tplc="FFFFFFFF" w:tentative="1">
+      <w:start w:val="1"/>
+      <w:numFmt w:val="lowerLetter"/>
+      <w:lvlText w:val="%8."/>
+      <w:lvlJc w:val="left"/>
+      <w:pPr>
+        <w:ind w:left="5760" w:hanging="360"/>
+      </w:pPr>
+    </w:lvl>
+    <w:lvl w:ilvl="8" w:tplc="FFFFFFFF" w:tentative="1">
+      <w:start w:val="1"/>
+      <w:numFmt w:val="lowerRoman"/>
+      <w:lvlText w:val="%9."/>
+      <w:lvlJc w:val="right"/>
+      <w:pPr>
+        <w:ind w:left="6480" w:hanging="180"/>
+      </w:pPr>
+    </w:lvl>
+  </w:abstractNum>
+  <w:abstractNum w:abstractNumId="33" w15:restartNumberingAfterBreak="0">
+    <w:nsid w:val="366D3312"/>
+    <w:multiLevelType w:val="hybridMultilevel"/>
+    <w:tmpl w:val="0DC824B4"/>
+    <w:lvl w:ilvl="0" w:tplc="0809000F">
+      <w:start w:val="1"/>
+      <w:numFmt w:val="decimal"/>
+      <w:lvlText w:val="%1."/>
+      <w:lvlJc w:val="left"/>
+      <w:pPr>
+        <w:ind w:left="720" w:hanging="360"/>
+      </w:pPr>
+    </w:lvl>
+    <w:lvl w:ilvl="1" w:tplc="08090019" w:tentative="1">
+      <w:start w:val="1"/>
+      <w:numFmt w:val="lowerLetter"/>
+      <w:lvlText w:val="%2."/>
+      <w:lvlJc w:val="left"/>
+      <w:pPr>
+        <w:ind w:left="1440" w:hanging="360"/>
+      </w:pPr>
+    </w:lvl>
+    <w:lvl w:ilvl="2" w:tplc="0809001B" w:tentative="1">
+      <w:start w:val="1"/>
+      <w:numFmt w:val="lowerRoman"/>
+      <w:lvlText w:val="%3."/>
+      <w:lvlJc w:val="right"/>
+      <w:pPr>
+        <w:ind w:left="2160" w:hanging="180"/>
+      </w:pPr>
+    </w:lvl>
+    <w:lvl w:ilvl="3" w:tplc="0809000F" w:tentative="1">
+      <w:start w:val="1"/>
+      <w:numFmt w:val="decimal"/>
+      <w:lvlText w:val="%4."/>
+      <w:lvlJc w:val="left"/>
+      <w:pPr>
+        <w:ind w:left="2880" w:hanging="360"/>
+      </w:pPr>
+    </w:lvl>
+    <w:lvl w:ilvl="4" w:tplc="08090019" w:tentative="1">
+      <w:start w:val="1"/>
+      <w:numFmt w:val="lowerLetter"/>
+      <w:lvlText w:val="%5."/>
+      <w:lvlJc w:val="left"/>
+      <w:pPr>
+        <w:ind w:left="3600" w:hanging="360"/>
+      </w:pPr>
+    </w:lvl>
+    <w:lvl w:ilvl="5" w:tplc="0809001B" w:tentative="1">
+      <w:start w:val="1"/>
+      <w:numFmt w:val="lowerRoman"/>
+      <w:lvlText w:val="%6."/>
+      <w:lvlJc w:val="right"/>
+      <w:pPr>
+        <w:ind w:left="4320" w:hanging="180"/>
+      </w:pPr>
+    </w:lvl>
+    <w:lvl w:ilvl="6" w:tplc="0809000F" w:tentative="1">
+      <w:start w:val="1"/>
+      <w:numFmt w:val="decimal"/>
+      <w:lvlText w:val="%7."/>
+      <w:lvlJc w:val="left"/>
+      <w:pPr>
+        <w:ind w:left="5040" w:hanging="360"/>
+      </w:pPr>
+    </w:lvl>
+    <w:lvl w:ilvl="7" w:tplc="08090019" w:tentative="1">
+      <w:start w:val="1"/>
+      <w:numFmt w:val="lowerLetter"/>
+      <w:lvlText w:val="%8."/>
+      <w:lvlJc w:val="left"/>
+      <w:pPr>
+        <w:ind w:left="5760" w:hanging="360"/>
+      </w:pPr>
+    </w:lvl>
+    <w:lvl w:ilvl="8" w:tplc="0809001B" w:tentative="1">
+      <w:start w:val="1"/>
+      <w:numFmt w:val="lowerRoman"/>
+      <w:lvlText w:val="%9."/>
+      <w:lvlJc w:val="right"/>
+      <w:pPr>
+        <w:ind w:left="6480" w:hanging="180"/>
+      </w:pPr>
+    </w:lvl>
+  </w:abstractNum>
+  <w:abstractNum w:abstractNumId="34" w15:restartNumberingAfterBreak="0">
+    <w:nsid w:val="367721A4"/>
+    <w:multiLevelType w:val="hybridMultilevel"/>
+    <w:tmpl w:val="13EA639A"/>
+    <w:lvl w:ilvl="0" w:tplc="6A828A60">
+      <w:start w:val="1"/>
+      <w:numFmt w:val="decimal"/>
+      <w:lvlText w:val="%1."/>
+      <w:lvlJc w:val="left"/>
+      <w:pPr>
+        <w:ind w:left="720" w:hanging="360"/>
+      </w:pPr>
+      <w:rPr>
+        <w:rFonts w:hint="default"/>
+      </w:rPr>
+    </w:lvl>
+    <w:lvl w:ilvl="1" w:tplc="08090019" w:tentative="1">
+      <w:start w:val="1"/>
+      <w:numFmt w:val="lowerLetter"/>
+      <w:lvlText w:val="%2."/>
+      <w:lvlJc w:val="left"/>
+      <w:pPr>
+        <w:ind w:left="1440" w:hanging="360"/>
+      </w:pPr>
+    </w:lvl>
+    <w:lvl w:ilvl="2" w:tplc="0809001B" w:tentative="1">
+      <w:start w:val="1"/>
+      <w:numFmt w:val="lowerRoman"/>
+      <w:lvlText w:val="%3."/>
+      <w:lvlJc w:val="right"/>
+      <w:pPr>
+        <w:ind w:left="2160" w:hanging="180"/>
+      </w:pPr>
+    </w:lvl>
+    <w:lvl w:ilvl="3" w:tplc="0809000F" w:tentative="1">
+      <w:start w:val="1"/>
+      <w:numFmt w:val="decimal"/>
+      <w:lvlText w:val="%4."/>
+      <w:lvlJc w:val="left"/>
+      <w:pPr>
+        <w:ind w:left="2880" w:hanging="360"/>
+      </w:pPr>
+    </w:lvl>
+    <w:lvl w:ilvl="4" w:tplc="08090019" w:tentative="1">
+      <w:start w:val="1"/>
+      <w:numFmt w:val="lowerLetter"/>
+      <w:lvlText w:val="%5."/>
+      <w:lvlJc w:val="left"/>
+      <w:pPr>
+        <w:ind w:left="3600" w:hanging="360"/>
+      </w:pPr>
+    </w:lvl>
+    <w:lvl w:ilvl="5" w:tplc="0809001B" w:tentative="1">
+      <w:start w:val="1"/>
+      <w:numFmt w:val="lowerRoman"/>
+      <w:lvlText w:val="%6."/>
+      <w:lvlJc w:val="right"/>
+      <w:pPr>
+        <w:ind w:left="4320" w:hanging="180"/>
+      </w:pPr>
+    </w:lvl>
+    <w:lvl w:ilvl="6" w:tplc="0809000F" w:tentative="1">
+      <w:start w:val="1"/>
+      <w:numFmt w:val="decimal"/>
+      <w:lvlText w:val="%7."/>
+      <w:lvlJc w:val="left"/>
+      <w:pPr>
+        <w:ind w:left="5040" w:hanging="360"/>
+      </w:pPr>
+    </w:lvl>
+    <w:lvl w:ilvl="7" w:tplc="08090019" w:tentative="1">
+      <w:start w:val="1"/>
+      <w:numFmt w:val="lowerLetter"/>
+      <w:lvlText w:val="%8."/>
+      <w:lvlJc w:val="left"/>
+      <w:pPr>
+        <w:ind w:left="5760" w:hanging="360"/>
+      </w:pPr>
+    </w:lvl>
+    <w:lvl w:ilvl="8" w:tplc="0809001B" w:tentative="1">
+      <w:start w:val="1"/>
+      <w:numFmt w:val="lowerRoman"/>
+      <w:lvlText w:val="%9."/>
+      <w:lvlJc w:val="right"/>
+      <w:pPr>
+        <w:ind w:left="6480" w:hanging="180"/>
+      </w:pPr>
+    </w:lvl>
+  </w:abstractNum>
+  <w:abstractNum w:abstractNumId="35" w15:restartNumberingAfterBreak="0">
+    <w:nsid w:val="388E58F5"/>
+    <w:multiLevelType w:val="hybridMultilevel"/>
+    <w:tmpl w:val="D9FC1638"/>
+    <w:lvl w:ilvl="0" w:tplc="08090011">
+      <w:start w:val="1"/>
+      <w:numFmt w:val="decimal"/>
+      <w:lvlText w:val="%1)"/>
+      <w:lvlJc w:val="left"/>
+      <w:pPr>
+        <w:ind w:left="720" w:hanging="360"/>
+      </w:pPr>
+      <w:rPr>
+        <w:rFonts w:hint="default"/>
+      </w:rPr>
+    </w:lvl>
+    <w:lvl w:ilvl="1" w:tplc="08090019" w:tentative="1">
+      <w:start w:val="1"/>
+      <w:numFmt w:val="lowerLetter"/>
+      <w:lvlText w:val="%2."/>
+      <w:lvlJc w:val="left"/>
+      <w:pPr>
+        <w:ind w:left="1440" w:hanging="360"/>
+      </w:pPr>
+    </w:lvl>
+    <w:lvl w:ilvl="2" w:tplc="0809001B" w:tentative="1">
+      <w:start w:val="1"/>
+      <w:numFmt w:val="lowerRoman"/>
+      <w:lvlText w:val="%3."/>
+      <w:lvlJc w:val="right"/>
+      <w:pPr>
+        <w:ind w:left="2160" w:hanging="180"/>
+      </w:pPr>
+    </w:lvl>
+    <w:lvl w:ilvl="3" w:tplc="0809000F" w:tentative="1">
+      <w:start w:val="1"/>
+      <w:numFmt w:val="decimal"/>
+      <w:lvlText w:val="%4."/>
+      <w:lvlJc w:val="left"/>
+      <w:pPr>
+        <w:ind w:left="2880" w:hanging="360"/>
+      </w:pPr>
+    </w:lvl>
+    <w:lvl w:ilvl="4" w:tplc="08090019" w:tentative="1">
+      <w:start w:val="1"/>
+      <w:numFmt w:val="lowerLetter"/>
+      <w:lvlText w:val="%5."/>
+      <w:lvlJc w:val="left"/>
+      <w:pPr>
+        <w:ind w:left="3600" w:hanging="360"/>
+      </w:pPr>
+    </w:lvl>
+    <w:lvl w:ilvl="5" w:tplc="0809001B" w:tentative="1">
+      <w:start w:val="1"/>
+      <w:numFmt w:val="lowerRoman"/>
+      <w:lvlText w:val="%6."/>
+      <w:lvlJc w:val="right"/>
+      <w:pPr>
+        <w:ind w:left="4320" w:hanging="180"/>
+      </w:pPr>
+    </w:lvl>
+    <w:lvl w:ilvl="6" w:tplc="0809000F" w:tentative="1">
+      <w:start w:val="1"/>
+      <w:numFmt w:val="decimal"/>
+      <w:lvlText w:val="%7."/>
+      <w:lvlJc w:val="left"/>
+      <w:pPr>
+        <w:ind w:left="5040" w:hanging="360"/>
+      </w:pPr>
+    </w:lvl>
+    <w:lvl w:ilvl="7" w:tplc="08090019" w:tentative="1">
+      <w:start w:val="1"/>
+      <w:numFmt w:val="lowerLetter"/>
+      <w:lvlText w:val="%8."/>
+      <w:lvlJc w:val="left"/>
+      <w:pPr>
+        <w:ind w:left="5760" w:hanging="360"/>
+      </w:pPr>
+    </w:lvl>
+    <w:lvl w:ilvl="8" w:tplc="0809001B" w:tentative="1">
+      <w:start w:val="1"/>
+      <w:numFmt w:val="lowerRoman"/>
+      <w:lvlText w:val="%9."/>
+      <w:lvlJc w:val="right"/>
+      <w:pPr>
+        <w:ind w:left="6480" w:hanging="180"/>
       </w:pPr>
     </w:lvl>
   </w:abstractNum>
   <w:abstractNum w:abstractNumId="36" w15:restartNumberingAfterBreak="0">
-    <w:nsid w:val="44BD56BA"/>
+    <w:nsid w:val="3D967135"/>
     <w:multiLevelType w:val="hybridMultilevel"/>
-    <w:tmpl w:val="F5CE951A"/>
-    <w:lvl w:ilvl="0" w:tplc="703C0E0A">
+    <w:tmpl w:val="E3640BB4"/>
+    <w:lvl w:ilvl="0" w:tplc="62F854A0">
+      <w:start w:val="1"/>
+      <w:numFmt w:val="decimal"/>
+      <w:lvlText w:val="%1)"/>
+      <w:lvlJc w:val="left"/>
+      <w:pPr>
+        <w:ind w:left="720" w:hanging="360"/>
+      </w:pPr>
+      <w:rPr>
+        <w:rFonts w:hint="default"/>
+        <w:b/>
+      </w:rPr>
+    </w:lvl>
+    <w:lvl w:ilvl="1" w:tplc="08090019" w:tentative="1">
+      <w:start w:val="1"/>
+      <w:numFmt w:val="lowerLetter"/>
+      <w:lvlText w:val="%2."/>
+      <w:lvlJc w:val="left"/>
+      <w:pPr>
+        <w:ind w:left="1440" w:hanging="360"/>
+      </w:pPr>
+    </w:lvl>
+    <w:lvl w:ilvl="2" w:tplc="0809001B" w:tentative="1">
+      <w:start w:val="1"/>
+      <w:numFmt w:val="lowerRoman"/>
+      <w:lvlText w:val="%3."/>
+      <w:lvlJc w:val="right"/>
+      <w:pPr>
+        <w:ind w:left="2160" w:hanging="180"/>
+      </w:pPr>
+    </w:lvl>
+    <w:lvl w:ilvl="3" w:tplc="0809000F" w:tentative="1">
+      <w:start w:val="1"/>
+      <w:numFmt w:val="decimal"/>
+      <w:lvlText w:val="%4."/>
+      <w:lvlJc w:val="left"/>
+      <w:pPr>
+        <w:ind w:left="2880" w:hanging="360"/>
+      </w:pPr>
+    </w:lvl>
+    <w:lvl w:ilvl="4" w:tplc="08090019" w:tentative="1">
+      <w:start w:val="1"/>
+      <w:numFmt w:val="lowerLetter"/>
+      <w:lvlText w:val="%5."/>
+      <w:lvlJc w:val="left"/>
+      <w:pPr>
+        <w:ind w:left="3600" w:hanging="360"/>
+      </w:pPr>
+    </w:lvl>
+    <w:lvl w:ilvl="5" w:tplc="0809001B" w:tentative="1">
+      <w:start w:val="1"/>
+      <w:numFmt w:val="lowerRoman"/>
+      <w:lvlText w:val="%6."/>
+      <w:lvlJc w:val="right"/>
+      <w:pPr>
+        <w:ind w:left="4320" w:hanging="180"/>
+      </w:pPr>
+    </w:lvl>
+    <w:lvl w:ilvl="6" w:tplc="0809000F" w:tentative="1">
+      <w:start w:val="1"/>
+      <w:numFmt w:val="decimal"/>
+      <w:lvlText w:val="%7."/>
+      <w:lvlJc w:val="left"/>
+      <w:pPr>
+        <w:ind w:left="5040" w:hanging="360"/>
+      </w:pPr>
+    </w:lvl>
+    <w:lvl w:ilvl="7" w:tplc="08090019" w:tentative="1">
+      <w:start w:val="1"/>
+      <w:numFmt w:val="lowerLetter"/>
+      <w:lvlText w:val="%8."/>
+      <w:lvlJc w:val="left"/>
+      <w:pPr>
+        <w:ind w:left="5760" w:hanging="360"/>
+      </w:pPr>
+    </w:lvl>
+    <w:lvl w:ilvl="8" w:tplc="0809001B" w:tentative="1">
+      <w:start w:val="1"/>
+      <w:numFmt w:val="lowerRoman"/>
+      <w:lvlText w:val="%9."/>
+      <w:lvlJc w:val="right"/>
+      <w:pPr>
+        <w:ind w:left="6480" w:hanging="180"/>
+      </w:pPr>
+    </w:lvl>
+  </w:abstractNum>
+  <w:abstractNum w:abstractNumId="37" w15:restartNumberingAfterBreak="0">
+    <w:nsid w:val="3ED23D7F"/>
+    <w:multiLevelType w:val="hybridMultilevel"/>
+    <w:tmpl w:val="08B8E2A6"/>
+    <w:lvl w:ilvl="0" w:tplc="0809000F">
+      <w:start w:val="1"/>
+      <w:numFmt w:val="decimal"/>
+      <w:lvlText w:val="%1."/>
+      <w:lvlJc w:val="left"/>
+      <w:pPr>
+        <w:ind w:left="720" w:hanging="360"/>
+      </w:pPr>
+    </w:lvl>
+    <w:lvl w:ilvl="1" w:tplc="08090019" w:tentative="1">
+      <w:start w:val="1"/>
+      <w:numFmt w:val="lowerLetter"/>
+      <w:lvlText w:val="%2."/>
+      <w:lvlJc w:val="left"/>
+      <w:pPr>
+        <w:ind w:left="1440" w:hanging="360"/>
+      </w:pPr>
+    </w:lvl>
+    <w:lvl w:ilvl="2" w:tplc="0809001B" w:tentative="1">
+      <w:start w:val="1"/>
+      <w:numFmt w:val="lowerRoman"/>
+      <w:lvlText w:val="%3."/>
+      <w:lvlJc w:val="right"/>
+      <w:pPr>
+        <w:ind w:left="2160" w:hanging="180"/>
+      </w:pPr>
+    </w:lvl>
+    <w:lvl w:ilvl="3" w:tplc="0809000F" w:tentative="1">
+      <w:start w:val="1"/>
+      <w:numFmt w:val="decimal"/>
+      <w:lvlText w:val="%4."/>
+      <w:lvlJc w:val="left"/>
+      <w:pPr>
+        <w:ind w:left="2880" w:hanging="360"/>
+      </w:pPr>
+    </w:lvl>
+    <w:lvl w:ilvl="4" w:tplc="08090019" w:tentative="1">
+      <w:start w:val="1"/>
+      <w:numFmt w:val="lowerLetter"/>
+      <w:lvlText w:val="%5."/>
+      <w:lvlJc w:val="left"/>
+      <w:pPr>
+        <w:ind w:left="3600" w:hanging="360"/>
+      </w:pPr>
+    </w:lvl>
+    <w:lvl w:ilvl="5" w:tplc="0809001B" w:tentative="1">
+      <w:start w:val="1"/>
+      <w:numFmt w:val="lowerRoman"/>
+      <w:lvlText w:val="%6."/>
+      <w:lvlJc w:val="right"/>
+      <w:pPr>
+        <w:ind w:left="4320" w:hanging="180"/>
+      </w:pPr>
+    </w:lvl>
+    <w:lvl w:ilvl="6" w:tplc="0809000F" w:tentative="1">
+      <w:start w:val="1"/>
+      <w:numFmt w:val="decimal"/>
+      <w:lvlText w:val="%7."/>
+      <w:lvlJc w:val="left"/>
+      <w:pPr>
+        <w:ind w:left="5040" w:hanging="360"/>
+      </w:pPr>
+    </w:lvl>
+    <w:lvl w:ilvl="7" w:tplc="08090019" w:tentative="1">
+      <w:start w:val="1"/>
+      <w:numFmt w:val="lowerLetter"/>
+      <w:lvlText w:val="%8."/>
+      <w:lvlJc w:val="left"/>
+      <w:pPr>
+        <w:ind w:left="5760" w:hanging="360"/>
+      </w:pPr>
+    </w:lvl>
+    <w:lvl w:ilvl="8" w:tplc="0809001B" w:tentative="1">
+      <w:start w:val="1"/>
+      <w:numFmt w:val="lowerRoman"/>
+      <w:lvlText w:val="%9."/>
+      <w:lvlJc w:val="right"/>
+      <w:pPr>
+        <w:ind w:left="6480" w:hanging="180"/>
+      </w:pPr>
+    </w:lvl>
+  </w:abstractNum>
+  <w:abstractNum w:abstractNumId="38" w15:restartNumberingAfterBreak="0">
+    <w:nsid w:val="3F612B1B"/>
+    <w:multiLevelType w:val="hybridMultilevel"/>
+    <w:tmpl w:val="322C349C"/>
+    <w:lvl w:ilvl="0" w:tplc="DFD0E5D8">
       <w:start w:val="1"/>
       <w:numFmt w:val="decimal"/>
       <w:lvlText w:val="%1)"/>
@@ -21139,11 +21884,279 @@
       </w:pPr>
     </w:lvl>
   </w:abstractNum>
-  <w:abstractNum w:abstractNumId="37" w15:restartNumberingAfterBreak="0">
-    <w:nsid w:val="48743DB4"/>
+  <w:abstractNum w:abstractNumId="39" w15:restartNumberingAfterBreak="0">
+    <w:nsid w:val="435E1DE5"/>
     <w:multiLevelType w:val="hybridMultilevel"/>
-    <w:tmpl w:val="BE3C84DA"/>
-    <w:lvl w:ilvl="0" w:tplc="7378443E">
+    <w:tmpl w:val="F004758C"/>
+    <w:lvl w:ilvl="0" w:tplc="08090011">
+      <w:start w:val="1"/>
+      <w:numFmt w:val="decimal"/>
+      <w:lvlText w:val="%1)"/>
+      <w:lvlJc w:val="left"/>
+      <w:pPr>
+        <w:ind w:left="720" w:hanging="360"/>
+      </w:pPr>
+      <w:rPr>
+        <w:rFonts w:hint="default"/>
+      </w:rPr>
+    </w:lvl>
+    <w:lvl w:ilvl="1" w:tplc="08090019" w:tentative="1">
+      <w:start w:val="1"/>
+      <w:numFmt w:val="lowerLetter"/>
+      <w:lvlText w:val="%2."/>
+      <w:lvlJc w:val="left"/>
+      <w:pPr>
+        <w:ind w:left="1440" w:hanging="360"/>
+      </w:pPr>
+    </w:lvl>
+    <w:lvl w:ilvl="2" w:tplc="0809001B" w:tentative="1">
+      <w:start w:val="1"/>
+      <w:numFmt w:val="lowerRoman"/>
+      <w:lvlText w:val="%3."/>
+      <w:lvlJc w:val="right"/>
+      <w:pPr>
+        <w:ind w:left="2160" w:hanging="180"/>
+      </w:pPr>
+    </w:lvl>
+    <w:lvl w:ilvl="3" w:tplc="0809000F" w:tentative="1">
+      <w:start w:val="1"/>
+      <w:numFmt w:val="decimal"/>
+      <w:lvlText w:val="%4."/>
+      <w:lvlJc w:val="left"/>
+      <w:pPr>
+        <w:ind w:left="2880" w:hanging="360"/>
+      </w:pPr>
+    </w:lvl>
+    <w:lvl w:ilvl="4" w:tplc="08090019" w:tentative="1">
+      <w:start w:val="1"/>
+      <w:numFmt w:val="lowerLetter"/>
+      <w:lvlText w:val="%5."/>
+      <w:lvlJc w:val="left"/>
+      <w:pPr>
+        <w:ind w:left="3600" w:hanging="360"/>
+      </w:pPr>
+    </w:lvl>
+    <w:lvl w:ilvl="5" w:tplc="0809001B" w:tentative="1">
+      <w:start w:val="1"/>
+      <w:numFmt w:val="lowerRoman"/>
+      <w:lvlText w:val="%6."/>
+      <w:lvlJc w:val="right"/>
+      <w:pPr>
+        <w:ind w:left="4320" w:hanging="180"/>
+      </w:pPr>
+    </w:lvl>
+    <w:lvl w:ilvl="6" w:tplc="0809000F" w:tentative="1">
+      <w:start w:val="1"/>
+      <w:numFmt w:val="decimal"/>
+      <w:lvlText w:val="%7."/>
+      <w:lvlJc w:val="left"/>
+      <w:pPr>
+        <w:ind w:left="5040" w:hanging="360"/>
+      </w:pPr>
+    </w:lvl>
+    <w:lvl w:ilvl="7" w:tplc="08090019" w:tentative="1">
+      <w:start w:val="1"/>
+      <w:numFmt w:val="lowerLetter"/>
+      <w:lvlText w:val="%8."/>
+      <w:lvlJc w:val="left"/>
+      <w:pPr>
+        <w:ind w:left="5760" w:hanging="360"/>
+      </w:pPr>
+    </w:lvl>
+    <w:lvl w:ilvl="8" w:tplc="0809001B" w:tentative="1">
+      <w:start w:val="1"/>
+      <w:numFmt w:val="lowerRoman"/>
+      <w:lvlText w:val="%9."/>
+      <w:lvlJc w:val="right"/>
+      <w:pPr>
+        <w:ind w:left="6480" w:hanging="180"/>
+      </w:pPr>
+    </w:lvl>
+  </w:abstractNum>
+  <w:abstractNum w:abstractNumId="40" w15:restartNumberingAfterBreak="0">
+    <w:nsid w:val="436F3D03"/>
+    <w:multiLevelType w:val="hybridMultilevel"/>
+    <w:tmpl w:val="185CE834"/>
+    <w:lvl w:ilvl="0" w:tplc="08090011">
+      <w:start w:val="1"/>
+      <w:numFmt w:val="decimal"/>
+      <w:lvlText w:val="%1)"/>
+      <w:lvlJc w:val="left"/>
+      <w:pPr>
+        <w:ind w:left="720" w:hanging="360"/>
+      </w:pPr>
+      <w:rPr>
+        <w:rFonts w:hint="default"/>
+      </w:rPr>
+    </w:lvl>
+    <w:lvl w:ilvl="1" w:tplc="08090019" w:tentative="1">
+      <w:start w:val="1"/>
+      <w:numFmt w:val="lowerLetter"/>
+      <w:lvlText w:val="%2."/>
+      <w:lvlJc w:val="left"/>
+      <w:pPr>
+        <w:ind w:left="1440" w:hanging="360"/>
+      </w:pPr>
+    </w:lvl>
+    <w:lvl w:ilvl="2" w:tplc="0809001B" w:tentative="1">
+      <w:start w:val="1"/>
+      <w:numFmt w:val="lowerRoman"/>
+      <w:lvlText w:val="%3."/>
+      <w:lvlJc w:val="right"/>
+      <w:pPr>
+        <w:ind w:left="2160" w:hanging="180"/>
+      </w:pPr>
+    </w:lvl>
+    <w:lvl w:ilvl="3" w:tplc="0809000F" w:tentative="1">
+      <w:start w:val="1"/>
+      <w:numFmt w:val="decimal"/>
+      <w:lvlText w:val="%4."/>
+      <w:lvlJc w:val="left"/>
+      <w:pPr>
+        <w:ind w:left="2880" w:hanging="360"/>
+      </w:pPr>
+    </w:lvl>
+    <w:lvl w:ilvl="4" w:tplc="08090019" w:tentative="1">
+      <w:start w:val="1"/>
+      <w:numFmt w:val="lowerLetter"/>
+      <w:lvlText w:val="%5."/>
+      <w:lvlJc w:val="left"/>
+      <w:pPr>
+        <w:ind w:left="3600" w:hanging="360"/>
+      </w:pPr>
+    </w:lvl>
+    <w:lvl w:ilvl="5" w:tplc="0809001B" w:tentative="1">
+      <w:start w:val="1"/>
+      <w:numFmt w:val="lowerRoman"/>
+      <w:lvlText w:val="%6."/>
+      <w:lvlJc w:val="right"/>
+      <w:pPr>
+        <w:ind w:left="4320" w:hanging="180"/>
+      </w:pPr>
+    </w:lvl>
+    <w:lvl w:ilvl="6" w:tplc="0809000F" w:tentative="1">
+      <w:start w:val="1"/>
+      <w:numFmt w:val="decimal"/>
+      <w:lvlText w:val="%7."/>
+      <w:lvlJc w:val="left"/>
+      <w:pPr>
+        <w:ind w:left="5040" w:hanging="360"/>
+      </w:pPr>
+    </w:lvl>
+    <w:lvl w:ilvl="7" w:tplc="08090019" w:tentative="1">
+      <w:start w:val="1"/>
+      <w:numFmt w:val="lowerLetter"/>
+      <w:lvlText w:val="%8."/>
+      <w:lvlJc w:val="left"/>
+      <w:pPr>
+        <w:ind w:left="5760" w:hanging="360"/>
+      </w:pPr>
+    </w:lvl>
+    <w:lvl w:ilvl="8" w:tplc="0809001B" w:tentative="1">
+      <w:start w:val="1"/>
+      <w:numFmt w:val="lowerRoman"/>
+      <w:lvlText w:val="%9."/>
+      <w:lvlJc w:val="right"/>
+      <w:pPr>
+        <w:ind w:left="6480" w:hanging="180"/>
+      </w:pPr>
+    </w:lvl>
+  </w:abstractNum>
+  <w:abstractNum w:abstractNumId="41" w15:restartNumberingAfterBreak="0">
+    <w:nsid w:val="4464739A"/>
+    <w:multiLevelType w:val="hybridMultilevel"/>
+    <w:tmpl w:val="41A265B6"/>
+    <w:lvl w:ilvl="0" w:tplc="0DFA88F8">
+      <w:start w:val="1"/>
+      <w:numFmt w:val="decimal"/>
+      <w:lvlText w:val="%1."/>
+      <w:lvlJc w:val="left"/>
+      <w:pPr>
+        <w:ind w:left="1440" w:hanging="360"/>
+      </w:pPr>
+      <w:rPr>
+        <w:b w:val="0"/>
+        <w:bCs w:val="0"/>
+      </w:rPr>
+    </w:lvl>
+    <w:lvl w:ilvl="1" w:tplc="08090019" w:tentative="1">
+      <w:start w:val="1"/>
+      <w:numFmt w:val="lowerLetter"/>
+      <w:lvlText w:val="%2."/>
+      <w:lvlJc w:val="left"/>
+      <w:pPr>
+        <w:ind w:left="2160" w:hanging="360"/>
+      </w:pPr>
+    </w:lvl>
+    <w:lvl w:ilvl="2" w:tplc="0809001B" w:tentative="1">
+      <w:start w:val="1"/>
+      <w:numFmt w:val="lowerRoman"/>
+      <w:lvlText w:val="%3."/>
+      <w:lvlJc w:val="right"/>
+      <w:pPr>
+        <w:ind w:left="2880" w:hanging="180"/>
+      </w:pPr>
+    </w:lvl>
+    <w:lvl w:ilvl="3" w:tplc="0809000F" w:tentative="1">
+      <w:start w:val="1"/>
+      <w:numFmt w:val="decimal"/>
+      <w:lvlText w:val="%4."/>
+      <w:lvlJc w:val="left"/>
+      <w:pPr>
+        <w:ind w:left="3600" w:hanging="360"/>
+      </w:pPr>
+    </w:lvl>
+    <w:lvl w:ilvl="4" w:tplc="08090019" w:tentative="1">
+      <w:start w:val="1"/>
+      <w:numFmt w:val="lowerLetter"/>
+      <w:lvlText w:val="%5."/>
+      <w:lvlJc w:val="left"/>
+      <w:pPr>
+        <w:ind w:left="4320" w:hanging="360"/>
+      </w:pPr>
+    </w:lvl>
+    <w:lvl w:ilvl="5" w:tplc="0809001B" w:tentative="1">
+      <w:start w:val="1"/>
+      <w:numFmt w:val="lowerRoman"/>
+      <w:lvlText w:val="%6."/>
+      <w:lvlJc w:val="right"/>
+      <w:pPr>
+        <w:ind w:left="5040" w:hanging="180"/>
+      </w:pPr>
+    </w:lvl>
+    <w:lvl w:ilvl="6" w:tplc="0809000F" w:tentative="1">
+      <w:start w:val="1"/>
+      <w:numFmt w:val="decimal"/>
+      <w:lvlText w:val="%7."/>
+      <w:lvlJc w:val="left"/>
+      <w:pPr>
+        <w:ind w:left="5760" w:hanging="360"/>
+      </w:pPr>
+    </w:lvl>
+    <w:lvl w:ilvl="7" w:tplc="08090019" w:tentative="1">
+      <w:start w:val="1"/>
+      <w:numFmt w:val="lowerLetter"/>
+      <w:lvlText w:val="%8."/>
+      <w:lvlJc w:val="left"/>
+      <w:pPr>
+        <w:ind w:left="6480" w:hanging="360"/>
+      </w:pPr>
+    </w:lvl>
+    <w:lvl w:ilvl="8" w:tplc="0809001B" w:tentative="1">
+      <w:start w:val="1"/>
+      <w:numFmt w:val="lowerRoman"/>
+      <w:lvlText w:val="%9."/>
+      <w:lvlJc w:val="right"/>
+      <w:pPr>
+        <w:ind w:left="7200" w:hanging="180"/>
+      </w:pPr>
+    </w:lvl>
+  </w:abstractNum>
+  <w:abstractNum w:abstractNumId="42" w15:restartNumberingAfterBreak="0">
+    <w:nsid w:val="44BD56BA"/>
+    <w:multiLevelType w:val="hybridMultilevel"/>
+    <w:tmpl w:val="F5CE951A"/>
+    <w:lvl w:ilvl="0" w:tplc="703C0E0A">
       <w:start w:val="1"/>
       <w:numFmt w:val="decimal"/>
       <w:lvlText w:val="%1)"/>
@@ -21230,11 +22243,11 @@
       </w:pPr>
     </w:lvl>
   </w:abstractNum>
-  <w:abstractNum w:abstractNumId="38" w15:restartNumberingAfterBreak="0">
-    <w:nsid w:val="514B6973"/>
+  <w:abstractNum w:abstractNumId="43" w15:restartNumberingAfterBreak="0">
+    <w:nsid w:val="48743DB4"/>
     <w:multiLevelType w:val="hybridMultilevel"/>
-    <w:tmpl w:val="7696E048"/>
-    <w:lvl w:ilvl="0" w:tplc="5566A75C">
+    <w:tmpl w:val="BE3C84DA"/>
+    <w:lvl w:ilvl="0" w:tplc="7378443E">
       <w:start w:val="1"/>
       <w:numFmt w:val="decimal"/>
       <w:lvlText w:val="%1)"/>
@@ -21321,723 +22334,11 @@
       </w:pPr>
     </w:lvl>
   </w:abstractNum>
-  <w:abstractNum w:abstractNumId="39" w15:restartNumberingAfterBreak="0">
-    <w:nsid w:val="51561B97"/>
+  <w:abstractNum w:abstractNumId="44" w15:restartNumberingAfterBreak="0">
+    <w:nsid w:val="514B6973"/>
     <w:multiLevelType w:val="hybridMultilevel"/>
-    <w:tmpl w:val="2196FC58"/>
-    <w:lvl w:ilvl="0" w:tplc="08090011">
-      <w:start w:val="1"/>
-      <w:numFmt w:val="decimal"/>
-      <w:lvlText w:val="%1)"/>
-      <w:lvlJc w:val="left"/>
-      <w:pPr>
-        <w:ind w:left="720" w:hanging="360"/>
-      </w:pPr>
-      <w:rPr>
-        <w:rFonts w:hint="default"/>
-      </w:rPr>
-    </w:lvl>
-    <w:lvl w:ilvl="1" w:tplc="08090019" w:tentative="1">
-      <w:start w:val="1"/>
-      <w:numFmt w:val="lowerLetter"/>
-      <w:lvlText w:val="%2."/>
-      <w:lvlJc w:val="left"/>
-      <w:pPr>
-        <w:ind w:left="1440" w:hanging="360"/>
-      </w:pPr>
-    </w:lvl>
-    <w:lvl w:ilvl="2" w:tplc="0809001B" w:tentative="1">
-      <w:start w:val="1"/>
-      <w:numFmt w:val="lowerRoman"/>
-      <w:lvlText w:val="%3."/>
-      <w:lvlJc w:val="right"/>
-      <w:pPr>
-        <w:ind w:left="2160" w:hanging="180"/>
-      </w:pPr>
-    </w:lvl>
-    <w:lvl w:ilvl="3" w:tplc="0809000F" w:tentative="1">
-      <w:start w:val="1"/>
-      <w:numFmt w:val="decimal"/>
-      <w:lvlText w:val="%4."/>
-      <w:lvlJc w:val="left"/>
-      <w:pPr>
-        <w:ind w:left="2880" w:hanging="360"/>
-      </w:pPr>
-    </w:lvl>
-    <w:lvl w:ilvl="4" w:tplc="08090019" w:tentative="1">
-      <w:start w:val="1"/>
-      <w:numFmt w:val="lowerLetter"/>
-      <w:lvlText w:val="%5."/>
-      <w:lvlJc w:val="left"/>
-      <w:pPr>
-        <w:ind w:left="3600" w:hanging="360"/>
-      </w:pPr>
-    </w:lvl>
-    <w:lvl w:ilvl="5" w:tplc="0809001B" w:tentative="1">
-      <w:start w:val="1"/>
-      <w:numFmt w:val="lowerRoman"/>
-      <w:lvlText w:val="%6."/>
-      <w:lvlJc w:val="right"/>
-      <w:pPr>
-        <w:ind w:left="4320" w:hanging="180"/>
-      </w:pPr>
-    </w:lvl>
-    <w:lvl w:ilvl="6" w:tplc="0809000F" w:tentative="1">
-      <w:start w:val="1"/>
-      <w:numFmt w:val="decimal"/>
-      <w:lvlText w:val="%7."/>
-      <w:lvlJc w:val="left"/>
-      <w:pPr>
-        <w:ind w:left="5040" w:hanging="360"/>
-      </w:pPr>
-    </w:lvl>
-    <w:lvl w:ilvl="7" w:tplc="08090019" w:tentative="1">
-      <w:start w:val="1"/>
-      <w:numFmt w:val="lowerLetter"/>
-      <w:lvlText w:val="%8."/>
-      <w:lvlJc w:val="left"/>
-      <w:pPr>
-        <w:ind w:left="5760" w:hanging="360"/>
-      </w:pPr>
-    </w:lvl>
-    <w:lvl w:ilvl="8" w:tplc="0809001B" w:tentative="1">
-      <w:start w:val="1"/>
-      <w:numFmt w:val="lowerRoman"/>
-      <w:lvlText w:val="%9."/>
-      <w:lvlJc w:val="right"/>
-      <w:pPr>
-        <w:ind w:left="6480" w:hanging="180"/>
-      </w:pPr>
-    </w:lvl>
-  </w:abstractNum>
-  <w:abstractNum w:abstractNumId="40" w15:restartNumberingAfterBreak="0">
-    <w:nsid w:val="53D020C2"/>
-    <w:multiLevelType w:val="hybridMultilevel"/>
-    <w:tmpl w:val="818AF9DE"/>
-    <w:lvl w:ilvl="0" w:tplc="08090011">
-      <w:start w:val="1"/>
-      <w:numFmt w:val="decimal"/>
-      <w:lvlText w:val="%1)"/>
-      <w:lvlJc w:val="left"/>
-      <w:pPr>
-        <w:ind w:left="720" w:hanging="360"/>
-      </w:pPr>
-      <w:rPr>
-        <w:rFonts w:hint="default"/>
-      </w:rPr>
-    </w:lvl>
-    <w:lvl w:ilvl="1" w:tplc="08090019" w:tentative="1">
-      <w:start w:val="1"/>
-      <w:numFmt w:val="lowerLetter"/>
-      <w:lvlText w:val="%2."/>
-      <w:lvlJc w:val="left"/>
-      <w:pPr>
-        <w:ind w:left="1440" w:hanging="360"/>
-      </w:pPr>
-    </w:lvl>
-    <w:lvl w:ilvl="2" w:tplc="0809001B" w:tentative="1">
-      <w:start w:val="1"/>
-      <w:numFmt w:val="lowerRoman"/>
-      <w:lvlText w:val="%3."/>
-      <w:lvlJc w:val="right"/>
-      <w:pPr>
-        <w:ind w:left="2160" w:hanging="180"/>
-      </w:pPr>
-    </w:lvl>
-    <w:lvl w:ilvl="3" w:tplc="0809000F" w:tentative="1">
-      <w:start w:val="1"/>
-      <w:numFmt w:val="decimal"/>
-      <w:lvlText w:val="%4."/>
-      <w:lvlJc w:val="left"/>
-      <w:pPr>
-        <w:ind w:left="2880" w:hanging="360"/>
-      </w:pPr>
-    </w:lvl>
-    <w:lvl w:ilvl="4" w:tplc="08090019" w:tentative="1">
-      <w:start w:val="1"/>
-      <w:numFmt w:val="lowerLetter"/>
-      <w:lvlText w:val="%5."/>
-      <w:lvlJc w:val="left"/>
-      <w:pPr>
-        <w:ind w:left="3600" w:hanging="360"/>
-      </w:pPr>
-    </w:lvl>
-    <w:lvl w:ilvl="5" w:tplc="0809001B" w:tentative="1">
-      <w:start w:val="1"/>
-      <w:numFmt w:val="lowerRoman"/>
-      <w:lvlText w:val="%6."/>
-      <w:lvlJc w:val="right"/>
-      <w:pPr>
-        <w:ind w:left="4320" w:hanging="180"/>
-      </w:pPr>
-    </w:lvl>
-    <w:lvl w:ilvl="6" w:tplc="0809000F" w:tentative="1">
-      <w:start w:val="1"/>
-      <w:numFmt w:val="decimal"/>
-      <w:lvlText w:val="%7."/>
-      <w:lvlJc w:val="left"/>
-      <w:pPr>
-        <w:ind w:left="5040" w:hanging="360"/>
-      </w:pPr>
-    </w:lvl>
-    <w:lvl w:ilvl="7" w:tplc="08090019" w:tentative="1">
-      <w:start w:val="1"/>
-      <w:numFmt w:val="lowerLetter"/>
-      <w:lvlText w:val="%8."/>
-      <w:lvlJc w:val="left"/>
-      <w:pPr>
-        <w:ind w:left="5760" w:hanging="360"/>
-      </w:pPr>
-    </w:lvl>
-    <w:lvl w:ilvl="8" w:tplc="0809001B" w:tentative="1">
-      <w:start w:val="1"/>
-      <w:numFmt w:val="lowerRoman"/>
-      <w:lvlText w:val="%9."/>
-      <w:lvlJc w:val="right"/>
-      <w:pPr>
-        <w:ind w:left="6480" w:hanging="180"/>
-      </w:pPr>
-    </w:lvl>
-  </w:abstractNum>
-  <w:abstractNum w:abstractNumId="41" w15:restartNumberingAfterBreak="0">
-    <w:nsid w:val="57006DB1"/>
-    <w:multiLevelType w:val="hybridMultilevel"/>
-    <w:tmpl w:val="E882608E"/>
-    <w:lvl w:ilvl="0" w:tplc="FFFFFFFF">
-      <w:start w:val="1"/>
-      <w:numFmt w:val="decimal"/>
-      <w:lvlText w:val="%1)"/>
-      <w:lvlJc w:val="left"/>
-      <w:pPr>
-        <w:ind w:left="720" w:hanging="360"/>
-      </w:pPr>
-      <w:rPr>
-        <w:rFonts w:hint="default"/>
-      </w:rPr>
-    </w:lvl>
-    <w:lvl w:ilvl="1" w:tplc="FFFFFFFF" w:tentative="1">
-      <w:start w:val="1"/>
-      <w:numFmt w:val="lowerLetter"/>
-      <w:lvlText w:val="%2."/>
-      <w:lvlJc w:val="left"/>
-      <w:pPr>
-        <w:ind w:left="1440" w:hanging="360"/>
-      </w:pPr>
-    </w:lvl>
-    <w:lvl w:ilvl="2" w:tplc="FFFFFFFF" w:tentative="1">
-      <w:start w:val="1"/>
-      <w:numFmt w:val="lowerRoman"/>
-      <w:lvlText w:val="%3."/>
-      <w:lvlJc w:val="right"/>
-      <w:pPr>
-        <w:ind w:left="2160" w:hanging="180"/>
-      </w:pPr>
-    </w:lvl>
-    <w:lvl w:ilvl="3" w:tplc="FFFFFFFF" w:tentative="1">
-      <w:start w:val="1"/>
-      <w:numFmt w:val="decimal"/>
-      <w:lvlText w:val="%4."/>
-      <w:lvlJc w:val="left"/>
-      <w:pPr>
-        <w:ind w:left="2880" w:hanging="360"/>
-      </w:pPr>
-    </w:lvl>
-    <w:lvl w:ilvl="4" w:tplc="FFFFFFFF" w:tentative="1">
-      <w:start w:val="1"/>
-      <w:numFmt w:val="lowerLetter"/>
-      <w:lvlText w:val="%5."/>
-      <w:lvlJc w:val="left"/>
-      <w:pPr>
-        <w:ind w:left="3600" w:hanging="360"/>
-      </w:pPr>
-    </w:lvl>
-    <w:lvl w:ilvl="5" w:tplc="FFFFFFFF" w:tentative="1">
-      <w:start w:val="1"/>
-      <w:numFmt w:val="lowerRoman"/>
-      <w:lvlText w:val="%6."/>
-      <w:lvlJc w:val="right"/>
-      <w:pPr>
-        <w:ind w:left="4320" w:hanging="180"/>
-      </w:pPr>
-    </w:lvl>
-    <w:lvl w:ilvl="6" w:tplc="FFFFFFFF" w:tentative="1">
-      <w:start w:val="1"/>
-      <w:numFmt w:val="decimal"/>
-      <w:lvlText w:val="%7."/>
-      <w:lvlJc w:val="left"/>
-      <w:pPr>
-        <w:ind w:left="5040" w:hanging="360"/>
-      </w:pPr>
-    </w:lvl>
-    <w:lvl w:ilvl="7" w:tplc="FFFFFFFF" w:tentative="1">
-      <w:start w:val="1"/>
-      <w:numFmt w:val="lowerLetter"/>
-      <w:lvlText w:val="%8."/>
-      <w:lvlJc w:val="left"/>
-      <w:pPr>
-        <w:ind w:left="5760" w:hanging="360"/>
-      </w:pPr>
-    </w:lvl>
-    <w:lvl w:ilvl="8" w:tplc="FFFFFFFF" w:tentative="1">
-      <w:start w:val="1"/>
-      <w:numFmt w:val="lowerRoman"/>
-      <w:lvlText w:val="%9."/>
-      <w:lvlJc w:val="right"/>
-      <w:pPr>
-        <w:ind w:left="6480" w:hanging="180"/>
-      </w:pPr>
-    </w:lvl>
-  </w:abstractNum>
-  <w:abstractNum w:abstractNumId="42" w15:restartNumberingAfterBreak="0">
-    <w:nsid w:val="57D267AA"/>
-    <w:multiLevelType w:val="hybridMultilevel"/>
-    <w:tmpl w:val="096011A0"/>
-    <w:lvl w:ilvl="0" w:tplc="39B07DEA">
-      <w:start w:val="1"/>
-      <w:numFmt w:val="decimal"/>
-      <w:lvlText w:val="%1."/>
-      <w:lvlJc w:val="left"/>
-      <w:pPr>
-        <w:ind w:left="720" w:hanging="360"/>
-      </w:pPr>
-      <w:rPr>
-        <w:rFonts w:hint="default"/>
-      </w:rPr>
-    </w:lvl>
-    <w:lvl w:ilvl="1" w:tplc="08090019" w:tentative="1">
-      <w:start w:val="1"/>
-      <w:numFmt w:val="lowerLetter"/>
-      <w:lvlText w:val="%2."/>
-      <w:lvlJc w:val="left"/>
-      <w:pPr>
-        <w:ind w:left="1440" w:hanging="360"/>
-      </w:pPr>
-    </w:lvl>
-    <w:lvl w:ilvl="2" w:tplc="0809001B" w:tentative="1">
-      <w:start w:val="1"/>
-      <w:numFmt w:val="lowerRoman"/>
-      <w:lvlText w:val="%3."/>
-      <w:lvlJc w:val="right"/>
-      <w:pPr>
-        <w:ind w:left="2160" w:hanging="180"/>
-      </w:pPr>
-    </w:lvl>
-    <w:lvl w:ilvl="3" w:tplc="0809000F" w:tentative="1">
-      <w:start w:val="1"/>
-      <w:numFmt w:val="decimal"/>
-      <w:lvlText w:val="%4."/>
-      <w:lvlJc w:val="left"/>
-      <w:pPr>
-        <w:ind w:left="2880" w:hanging="360"/>
-      </w:pPr>
-    </w:lvl>
-    <w:lvl w:ilvl="4" w:tplc="08090019" w:tentative="1">
-      <w:start w:val="1"/>
-      <w:numFmt w:val="lowerLetter"/>
-      <w:lvlText w:val="%5."/>
-      <w:lvlJc w:val="left"/>
-      <w:pPr>
-        <w:ind w:left="3600" w:hanging="360"/>
-      </w:pPr>
-    </w:lvl>
-    <w:lvl w:ilvl="5" w:tplc="0809001B" w:tentative="1">
-      <w:start w:val="1"/>
-      <w:numFmt w:val="lowerRoman"/>
-      <w:lvlText w:val="%6."/>
-      <w:lvlJc w:val="right"/>
-      <w:pPr>
-        <w:ind w:left="4320" w:hanging="180"/>
-      </w:pPr>
-    </w:lvl>
-    <w:lvl w:ilvl="6" w:tplc="0809000F" w:tentative="1">
-      <w:start w:val="1"/>
-      <w:numFmt w:val="decimal"/>
-      <w:lvlText w:val="%7."/>
-      <w:lvlJc w:val="left"/>
-      <w:pPr>
-        <w:ind w:left="5040" w:hanging="360"/>
-      </w:pPr>
-    </w:lvl>
-    <w:lvl w:ilvl="7" w:tplc="08090019" w:tentative="1">
-      <w:start w:val="1"/>
-      <w:numFmt w:val="lowerLetter"/>
-      <w:lvlText w:val="%8."/>
-      <w:lvlJc w:val="left"/>
-      <w:pPr>
-        <w:ind w:left="5760" w:hanging="360"/>
-      </w:pPr>
-    </w:lvl>
-    <w:lvl w:ilvl="8" w:tplc="0809001B" w:tentative="1">
-      <w:start w:val="1"/>
-      <w:numFmt w:val="lowerRoman"/>
-      <w:lvlText w:val="%9."/>
-      <w:lvlJc w:val="right"/>
-      <w:pPr>
-        <w:ind w:left="6480" w:hanging="180"/>
-      </w:pPr>
-    </w:lvl>
-  </w:abstractNum>
-  <w:abstractNum w:abstractNumId="43" w15:restartNumberingAfterBreak="0">
-    <w:nsid w:val="5C3A773E"/>
-    <w:multiLevelType w:val="hybridMultilevel"/>
-    <w:tmpl w:val="7CE03010"/>
-    <w:lvl w:ilvl="0" w:tplc="FFFFFFFF">
-      <w:start w:val="1"/>
-      <w:numFmt w:val="decimal"/>
-      <w:lvlText w:val="%1)"/>
-      <w:lvlJc w:val="left"/>
-      <w:pPr>
-        <w:ind w:left="720" w:hanging="360"/>
-      </w:pPr>
-      <w:rPr>
-        <w:rFonts w:hint="default"/>
-      </w:rPr>
-    </w:lvl>
-    <w:lvl w:ilvl="1" w:tplc="FFFFFFFF" w:tentative="1">
-      <w:start w:val="1"/>
-      <w:numFmt w:val="lowerLetter"/>
-      <w:lvlText w:val="%2."/>
-      <w:lvlJc w:val="left"/>
-      <w:pPr>
-        <w:ind w:left="1440" w:hanging="360"/>
-      </w:pPr>
-    </w:lvl>
-    <w:lvl w:ilvl="2" w:tplc="FFFFFFFF" w:tentative="1">
-      <w:start w:val="1"/>
-      <w:numFmt w:val="lowerRoman"/>
-      <w:lvlText w:val="%3."/>
-      <w:lvlJc w:val="right"/>
-      <w:pPr>
-        <w:ind w:left="2160" w:hanging="180"/>
-      </w:pPr>
-    </w:lvl>
-    <w:lvl w:ilvl="3" w:tplc="FFFFFFFF" w:tentative="1">
-      <w:start w:val="1"/>
-      <w:numFmt w:val="decimal"/>
-      <w:lvlText w:val="%4."/>
-      <w:lvlJc w:val="left"/>
-      <w:pPr>
-        <w:ind w:left="2880" w:hanging="360"/>
-      </w:pPr>
-    </w:lvl>
-    <w:lvl w:ilvl="4" w:tplc="FFFFFFFF" w:tentative="1">
-      <w:start w:val="1"/>
-      <w:numFmt w:val="lowerLetter"/>
-      <w:lvlText w:val="%5."/>
-      <w:lvlJc w:val="left"/>
-      <w:pPr>
-        <w:ind w:left="3600" w:hanging="360"/>
-      </w:pPr>
-    </w:lvl>
-    <w:lvl w:ilvl="5" w:tplc="FFFFFFFF" w:tentative="1">
-      <w:start w:val="1"/>
-      <w:numFmt w:val="lowerRoman"/>
-      <w:lvlText w:val="%6."/>
-      <w:lvlJc w:val="right"/>
-      <w:pPr>
-        <w:ind w:left="4320" w:hanging="180"/>
-      </w:pPr>
-    </w:lvl>
-    <w:lvl w:ilvl="6" w:tplc="FFFFFFFF" w:tentative="1">
-      <w:start w:val="1"/>
-      <w:numFmt w:val="decimal"/>
-      <w:lvlText w:val="%7."/>
-      <w:lvlJc w:val="left"/>
-      <w:pPr>
-        <w:ind w:left="5040" w:hanging="360"/>
-      </w:pPr>
-    </w:lvl>
-    <w:lvl w:ilvl="7" w:tplc="FFFFFFFF" w:tentative="1">
-      <w:start w:val="1"/>
-      <w:numFmt w:val="lowerLetter"/>
-      <w:lvlText w:val="%8."/>
-      <w:lvlJc w:val="left"/>
-      <w:pPr>
-        <w:ind w:left="5760" w:hanging="360"/>
-      </w:pPr>
-    </w:lvl>
-    <w:lvl w:ilvl="8" w:tplc="FFFFFFFF" w:tentative="1">
-      <w:start w:val="1"/>
-      <w:numFmt w:val="lowerRoman"/>
-      <w:lvlText w:val="%9."/>
-      <w:lvlJc w:val="right"/>
-      <w:pPr>
-        <w:ind w:left="6480" w:hanging="180"/>
-      </w:pPr>
-    </w:lvl>
-  </w:abstractNum>
-  <w:abstractNum w:abstractNumId="44" w15:restartNumberingAfterBreak="0">
-    <w:nsid w:val="5FF57909"/>
-    <w:multiLevelType w:val="hybridMultilevel"/>
-    <w:tmpl w:val="E882608E"/>
-    <w:lvl w:ilvl="0" w:tplc="FFFFFFFF">
-      <w:start w:val="1"/>
-      <w:numFmt w:val="decimal"/>
-      <w:lvlText w:val="%1)"/>
-      <w:lvlJc w:val="left"/>
-      <w:pPr>
-        <w:ind w:left="720" w:hanging="360"/>
-      </w:pPr>
-      <w:rPr>
-        <w:rFonts w:hint="default"/>
-      </w:rPr>
-    </w:lvl>
-    <w:lvl w:ilvl="1" w:tplc="FFFFFFFF" w:tentative="1">
-      <w:start w:val="1"/>
-      <w:numFmt w:val="lowerLetter"/>
-      <w:lvlText w:val="%2."/>
-      <w:lvlJc w:val="left"/>
-      <w:pPr>
-        <w:ind w:left="1440" w:hanging="360"/>
-      </w:pPr>
-    </w:lvl>
-    <w:lvl w:ilvl="2" w:tplc="FFFFFFFF" w:tentative="1">
-      <w:start w:val="1"/>
-      <w:numFmt w:val="lowerRoman"/>
-      <w:lvlText w:val="%3."/>
-      <w:lvlJc w:val="right"/>
-      <w:pPr>
-        <w:ind w:left="2160" w:hanging="180"/>
-      </w:pPr>
-    </w:lvl>
-    <w:lvl w:ilvl="3" w:tplc="FFFFFFFF" w:tentative="1">
-      <w:start w:val="1"/>
-      <w:numFmt w:val="decimal"/>
-      <w:lvlText w:val="%4."/>
-      <w:lvlJc w:val="left"/>
-      <w:pPr>
-        <w:ind w:left="2880" w:hanging="360"/>
-      </w:pPr>
-    </w:lvl>
-    <w:lvl w:ilvl="4" w:tplc="FFFFFFFF" w:tentative="1">
-      <w:start w:val="1"/>
-      <w:numFmt w:val="lowerLetter"/>
-      <w:lvlText w:val="%5."/>
-      <w:lvlJc w:val="left"/>
-      <w:pPr>
-        <w:ind w:left="3600" w:hanging="360"/>
-      </w:pPr>
-    </w:lvl>
-    <w:lvl w:ilvl="5" w:tplc="FFFFFFFF" w:tentative="1">
-      <w:start w:val="1"/>
-      <w:numFmt w:val="lowerRoman"/>
-      <w:lvlText w:val="%6."/>
-      <w:lvlJc w:val="right"/>
-      <w:pPr>
-        <w:ind w:left="4320" w:hanging="180"/>
-      </w:pPr>
-    </w:lvl>
-    <w:lvl w:ilvl="6" w:tplc="FFFFFFFF" w:tentative="1">
-      <w:start w:val="1"/>
-      <w:numFmt w:val="decimal"/>
-      <w:lvlText w:val="%7."/>
-      <w:lvlJc w:val="left"/>
-      <w:pPr>
-        <w:ind w:left="5040" w:hanging="360"/>
-      </w:pPr>
-    </w:lvl>
-    <w:lvl w:ilvl="7" w:tplc="FFFFFFFF" w:tentative="1">
-      <w:start w:val="1"/>
-      <w:numFmt w:val="lowerLetter"/>
-      <w:lvlText w:val="%8."/>
-      <w:lvlJc w:val="left"/>
-      <w:pPr>
-        <w:ind w:left="5760" w:hanging="360"/>
-      </w:pPr>
-    </w:lvl>
-    <w:lvl w:ilvl="8" w:tplc="FFFFFFFF" w:tentative="1">
-      <w:start w:val="1"/>
-      <w:numFmt w:val="lowerRoman"/>
-      <w:lvlText w:val="%9."/>
-      <w:lvlJc w:val="right"/>
-      <w:pPr>
-        <w:ind w:left="6480" w:hanging="180"/>
-      </w:pPr>
-    </w:lvl>
-  </w:abstractNum>
-  <w:abstractNum w:abstractNumId="45" w15:restartNumberingAfterBreak="0">
-    <w:nsid w:val="6218068F"/>
-    <w:multiLevelType w:val="hybridMultilevel"/>
-    <w:tmpl w:val="525E63C0"/>
-    <w:lvl w:ilvl="0" w:tplc="08090011">
-      <w:start w:val="1"/>
-      <w:numFmt w:val="decimal"/>
-      <w:lvlText w:val="%1)"/>
-      <w:lvlJc w:val="left"/>
-      <w:pPr>
-        <w:ind w:left="720" w:hanging="360"/>
-      </w:pPr>
-      <w:rPr>
-        <w:rFonts w:hint="default"/>
-      </w:rPr>
-    </w:lvl>
-    <w:lvl w:ilvl="1" w:tplc="08090019" w:tentative="1">
-      <w:start w:val="1"/>
-      <w:numFmt w:val="lowerLetter"/>
-      <w:lvlText w:val="%2."/>
-      <w:lvlJc w:val="left"/>
-      <w:pPr>
-        <w:ind w:left="1440" w:hanging="360"/>
-      </w:pPr>
-    </w:lvl>
-    <w:lvl w:ilvl="2" w:tplc="0809001B" w:tentative="1">
-      <w:start w:val="1"/>
-      <w:numFmt w:val="lowerRoman"/>
-      <w:lvlText w:val="%3."/>
-      <w:lvlJc w:val="right"/>
-      <w:pPr>
-        <w:ind w:left="2160" w:hanging="180"/>
-      </w:pPr>
-    </w:lvl>
-    <w:lvl w:ilvl="3" w:tplc="0809000F" w:tentative="1">
-      <w:start w:val="1"/>
-      <w:numFmt w:val="decimal"/>
-      <w:lvlText w:val="%4."/>
-      <w:lvlJc w:val="left"/>
-      <w:pPr>
-        <w:ind w:left="2880" w:hanging="360"/>
-      </w:pPr>
-    </w:lvl>
-    <w:lvl w:ilvl="4" w:tplc="08090019" w:tentative="1">
-      <w:start w:val="1"/>
-      <w:numFmt w:val="lowerLetter"/>
-      <w:lvlText w:val="%5."/>
-      <w:lvlJc w:val="left"/>
-      <w:pPr>
-        <w:ind w:left="3600" w:hanging="360"/>
-      </w:pPr>
-    </w:lvl>
-    <w:lvl w:ilvl="5" w:tplc="0809001B" w:tentative="1">
-      <w:start w:val="1"/>
-      <w:numFmt w:val="lowerRoman"/>
-      <w:lvlText w:val="%6."/>
-      <w:lvlJc w:val="right"/>
-      <w:pPr>
-        <w:ind w:left="4320" w:hanging="180"/>
-      </w:pPr>
-    </w:lvl>
-    <w:lvl w:ilvl="6" w:tplc="0809000F" w:tentative="1">
-      <w:start w:val="1"/>
-      <w:numFmt w:val="decimal"/>
-      <w:lvlText w:val="%7."/>
-      <w:lvlJc w:val="left"/>
-      <w:pPr>
-        <w:ind w:left="5040" w:hanging="360"/>
-      </w:pPr>
-    </w:lvl>
-    <w:lvl w:ilvl="7" w:tplc="08090019" w:tentative="1">
-      <w:start w:val="1"/>
-      <w:numFmt w:val="lowerLetter"/>
-      <w:lvlText w:val="%8."/>
-      <w:lvlJc w:val="left"/>
-      <w:pPr>
-        <w:ind w:left="5760" w:hanging="360"/>
-      </w:pPr>
-    </w:lvl>
-    <w:lvl w:ilvl="8" w:tplc="0809001B" w:tentative="1">
-      <w:start w:val="1"/>
-      <w:numFmt w:val="lowerRoman"/>
-      <w:lvlText w:val="%9."/>
-      <w:lvlJc w:val="right"/>
-      <w:pPr>
-        <w:ind w:left="6480" w:hanging="180"/>
-      </w:pPr>
-    </w:lvl>
-  </w:abstractNum>
-  <w:abstractNum w:abstractNumId="46" w15:restartNumberingAfterBreak="0">
-    <w:nsid w:val="66994456"/>
-    <w:multiLevelType w:val="hybridMultilevel"/>
-    <w:tmpl w:val="E882608E"/>
-    <w:lvl w:ilvl="0" w:tplc="FFFFFFFF">
-      <w:start w:val="1"/>
-      <w:numFmt w:val="decimal"/>
-      <w:lvlText w:val="%1)"/>
-      <w:lvlJc w:val="left"/>
-      <w:pPr>
-        <w:ind w:left="720" w:hanging="360"/>
-      </w:pPr>
-      <w:rPr>
-        <w:rFonts w:hint="default"/>
-      </w:rPr>
-    </w:lvl>
-    <w:lvl w:ilvl="1" w:tplc="FFFFFFFF" w:tentative="1">
-      <w:start w:val="1"/>
-      <w:numFmt w:val="lowerLetter"/>
-      <w:lvlText w:val="%2."/>
-      <w:lvlJc w:val="left"/>
-      <w:pPr>
-        <w:ind w:left="1440" w:hanging="360"/>
-      </w:pPr>
-    </w:lvl>
-    <w:lvl w:ilvl="2" w:tplc="FFFFFFFF" w:tentative="1">
-      <w:start w:val="1"/>
-      <w:numFmt w:val="lowerRoman"/>
-      <w:lvlText w:val="%3."/>
-      <w:lvlJc w:val="right"/>
-      <w:pPr>
-        <w:ind w:left="2160" w:hanging="180"/>
-      </w:pPr>
-    </w:lvl>
-    <w:lvl w:ilvl="3" w:tplc="FFFFFFFF" w:tentative="1">
-      <w:start w:val="1"/>
-      <w:numFmt w:val="decimal"/>
-      <w:lvlText w:val="%4."/>
-      <w:lvlJc w:val="left"/>
-      <w:pPr>
-        <w:ind w:left="2880" w:hanging="360"/>
-      </w:pPr>
-    </w:lvl>
-    <w:lvl w:ilvl="4" w:tplc="FFFFFFFF" w:tentative="1">
-      <w:start w:val="1"/>
-      <w:numFmt w:val="lowerLetter"/>
-      <w:lvlText w:val="%5."/>
-      <w:lvlJc w:val="left"/>
-      <w:pPr>
-        <w:ind w:left="3600" w:hanging="360"/>
-      </w:pPr>
-    </w:lvl>
-    <w:lvl w:ilvl="5" w:tplc="FFFFFFFF" w:tentative="1">
-      <w:start w:val="1"/>
-      <w:numFmt w:val="lowerRoman"/>
-      <w:lvlText w:val="%6."/>
-      <w:lvlJc w:val="right"/>
-      <w:pPr>
-        <w:ind w:left="4320" w:hanging="180"/>
-      </w:pPr>
-    </w:lvl>
-    <w:lvl w:ilvl="6" w:tplc="FFFFFFFF" w:tentative="1">
-      <w:start w:val="1"/>
-      <w:numFmt w:val="decimal"/>
-      <w:lvlText w:val="%7."/>
-      <w:lvlJc w:val="left"/>
-      <w:pPr>
-        <w:ind w:left="5040" w:hanging="360"/>
-      </w:pPr>
-    </w:lvl>
-    <w:lvl w:ilvl="7" w:tplc="FFFFFFFF" w:tentative="1">
-      <w:start w:val="1"/>
-      <w:numFmt w:val="lowerLetter"/>
-      <w:lvlText w:val="%8."/>
-      <w:lvlJc w:val="left"/>
-      <w:pPr>
-        <w:ind w:left="5760" w:hanging="360"/>
-      </w:pPr>
-    </w:lvl>
-    <w:lvl w:ilvl="8" w:tplc="FFFFFFFF" w:tentative="1">
-      <w:start w:val="1"/>
-      <w:numFmt w:val="lowerRoman"/>
-      <w:lvlText w:val="%9."/>
-      <w:lvlJc w:val="right"/>
-      <w:pPr>
-        <w:ind w:left="6480" w:hanging="180"/>
-      </w:pPr>
-    </w:lvl>
-  </w:abstractNum>
-  <w:abstractNum w:abstractNumId="47" w15:restartNumberingAfterBreak="0">
-    <w:nsid w:val="66B73ED3"/>
-    <w:multiLevelType w:val="hybridMultilevel"/>
-    <w:tmpl w:val="0914C0B6"/>
-    <w:lvl w:ilvl="0" w:tplc="FFFFFFFF">
+    <w:tmpl w:val="7696E048"/>
+    <w:lvl w:ilvl="0" w:tplc="5566A75C">
       <w:start w:val="1"/>
       <w:numFmt w:val="decimal"/>
       <w:lvlText w:val="%1)"/>
@@ -22051,7 +22352,7 @@
         <w:bCs w:val="0"/>
       </w:rPr>
     </w:lvl>
-    <w:lvl w:ilvl="1" w:tplc="FFFFFFFF" w:tentative="1">
+    <w:lvl w:ilvl="1" w:tplc="08090019" w:tentative="1">
       <w:start w:val="1"/>
       <w:numFmt w:val="lowerLetter"/>
       <w:lvlText w:val="%2."/>
@@ -22060,7 +22361,7 @@
         <w:ind w:left="1440" w:hanging="360"/>
       </w:pPr>
     </w:lvl>
-    <w:lvl w:ilvl="2" w:tplc="FFFFFFFF" w:tentative="1">
+    <w:lvl w:ilvl="2" w:tplc="0809001B" w:tentative="1">
       <w:start w:val="1"/>
       <w:numFmt w:val="lowerRoman"/>
       <w:lvlText w:val="%3."/>
@@ -22069,7 +22370,7 @@
         <w:ind w:left="2160" w:hanging="180"/>
       </w:pPr>
     </w:lvl>
-    <w:lvl w:ilvl="3" w:tplc="FFFFFFFF" w:tentative="1">
+    <w:lvl w:ilvl="3" w:tplc="0809000F" w:tentative="1">
       <w:start w:val="1"/>
       <w:numFmt w:val="decimal"/>
       <w:lvlText w:val="%4."/>
@@ -22078,7 +22379,7 @@
         <w:ind w:left="2880" w:hanging="360"/>
       </w:pPr>
     </w:lvl>
-    <w:lvl w:ilvl="4" w:tplc="FFFFFFFF" w:tentative="1">
+    <w:lvl w:ilvl="4" w:tplc="08090019" w:tentative="1">
       <w:start w:val="1"/>
       <w:numFmt w:val="lowerLetter"/>
       <w:lvlText w:val="%5."/>
@@ -22087,7 +22388,7 @@
         <w:ind w:left="3600" w:hanging="360"/>
       </w:pPr>
     </w:lvl>
-    <w:lvl w:ilvl="5" w:tplc="FFFFFFFF" w:tentative="1">
+    <w:lvl w:ilvl="5" w:tplc="0809001B" w:tentative="1">
       <w:start w:val="1"/>
       <w:numFmt w:val="lowerRoman"/>
       <w:lvlText w:val="%6."/>
@@ -22096,7 +22397,7 @@
         <w:ind w:left="4320" w:hanging="180"/>
       </w:pPr>
     </w:lvl>
-    <w:lvl w:ilvl="6" w:tplc="FFFFFFFF" w:tentative="1">
+    <w:lvl w:ilvl="6" w:tplc="0809000F" w:tentative="1">
       <w:start w:val="1"/>
       <w:numFmt w:val="decimal"/>
       <w:lvlText w:val="%7."/>
@@ -22105,7 +22406,7 @@
         <w:ind w:left="5040" w:hanging="360"/>
       </w:pPr>
     </w:lvl>
-    <w:lvl w:ilvl="7" w:tplc="FFFFFFFF" w:tentative="1">
+    <w:lvl w:ilvl="7" w:tplc="08090019" w:tentative="1">
       <w:start w:val="1"/>
       <w:numFmt w:val="lowerLetter"/>
       <w:lvlText w:val="%8."/>
@@ -22114,7 +22415,7 @@
         <w:ind w:left="5760" w:hanging="360"/>
       </w:pPr>
     </w:lvl>
-    <w:lvl w:ilvl="8" w:tplc="FFFFFFFF" w:tentative="1">
+    <w:lvl w:ilvl="8" w:tplc="0809001B" w:tentative="1">
       <w:start w:val="1"/>
       <w:numFmt w:val="lowerRoman"/>
       <w:lvlText w:val="%9."/>
@@ -22124,11 +22425,11 @@
       </w:pPr>
     </w:lvl>
   </w:abstractNum>
-  <w:abstractNum w:abstractNumId="48" w15:restartNumberingAfterBreak="0">
-    <w:nsid w:val="67207588"/>
+  <w:abstractNum w:abstractNumId="45" w15:restartNumberingAfterBreak="0">
+    <w:nsid w:val="51561B97"/>
     <w:multiLevelType w:val="hybridMultilevel"/>
-    <w:tmpl w:val="7E9EFEF6"/>
-    <w:lvl w:ilvl="0" w:tplc="FFFFFFFF">
+    <w:tmpl w:val="2196FC58"/>
+    <w:lvl w:ilvl="0" w:tplc="08090011">
       <w:start w:val="1"/>
       <w:numFmt w:val="decimal"/>
       <w:lvlText w:val="%1)"/>
@@ -22213,10 +22514,633 @@
       </w:pPr>
     </w:lvl>
   </w:abstractNum>
+  <w:abstractNum w:abstractNumId="46" w15:restartNumberingAfterBreak="0">
+    <w:nsid w:val="53D020C2"/>
+    <w:multiLevelType w:val="hybridMultilevel"/>
+    <w:tmpl w:val="818AF9DE"/>
+    <w:lvl w:ilvl="0" w:tplc="08090011">
+      <w:start w:val="1"/>
+      <w:numFmt w:val="decimal"/>
+      <w:lvlText w:val="%1)"/>
+      <w:lvlJc w:val="left"/>
+      <w:pPr>
+        <w:ind w:left="720" w:hanging="360"/>
+      </w:pPr>
+      <w:rPr>
+        <w:rFonts w:hint="default"/>
+      </w:rPr>
+    </w:lvl>
+    <w:lvl w:ilvl="1" w:tplc="08090019" w:tentative="1">
+      <w:start w:val="1"/>
+      <w:numFmt w:val="lowerLetter"/>
+      <w:lvlText w:val="%2."/>
+      <w:lvlJc w:val="left"/>
+      <w:pPr>
+        <w:ind w:left="1440" w:hanging="360"/>
+      </w:pPr>
+    </w:lvl>
+    <w:lvl w:ilvl="2" w:tplc="0809001B" w:tentative="1">
+      <w:start w:val="1"/>
+      <w:numFmt w:val="lowerRoman"/>
+      <w:lvlText w:val="%3."/>
+      <w:lvlJc w:val="right"/>
+      <w:pPr>
+        <w:ind w:left="2160" w:hanging="180"/>
+      </w:pPr>
+    </w:lvl>
+    <w:lvl w:ilvl="3" w:tplc="0809000F" w:tentative="1">
+      <w:start w:val="1"/>
+      <w:numFmt w:val="decimal"/>
+      <w:lvlText w:val="%4."/>
+      <w:lvlJc w:val="left"/>
+      <w:pPr>
+        <w:ind w:left="2880" w:hanging="360"/>
+      </w:pPr>
+    </w:lvl>
+    <w:lvl w:ilvl="4" w:tplc="08090019" w:tentative="1">
+      <w:start w:val="1"/>
+      <w:numFmt w:val="lowerLetter"/>
+      <w:lvlText w:val="%5."/>
+      <w:lvlJc w:val="left"/>
+      <w:pPr>
+        <w:ind w:left="3600" w:hanging="360"/>
+      </w:pPr>
+    </w:lvl>
+    <w:lvl w:ilvl="5" w:tplc="0809001B" w:tentative="1">
+      <w:start w:val="1"/>
+      <w:numFmt w:val="lowerRoman"/>
+      <w:lvlText w:val="%6."/>
+      <w:lvlJc w:val="right"/>
+      <w:pPr>
+        <w:ind w:left="4320" w:hanging="180"/>
+      </w:pPr>
+    </w:lvl>
+    <w:lvl w:ilvl="6" w:tplc="0809000F" w:tentative="1">
+      <w:start w:val="1"/>
+      <w:numFmt w:val="decimal"/>
+      <w:lvlText w:val="%7."/>
+      <w:lvlJc w:val="left"/>
+      <w:pPr>
+        <w:ind w:left="5040" w:hanging="360"/>
+      </w:pPr>
+    </w:lvl>
+    <w:lvl w:ilvl="7" w:tplc="08090019" w:tentative="1">
+      <w:start w:val="1"/>
+      <w:numFmt w:val="lowerLetter"/>
+      <w:lvlText w:val="%8."/>
+      <w:lvlJc w:val="left"/>
+      <w:pPr>
+        <w:ind w:left="5760" w:hanging="360"/>
+      </w:pPr>
+    </w:lvl>
+    <w:lvl w:ilvl="8" w:tplc="0809001B" w:tentative="1">
+      <w:start w:val="1"/>
+      <w:numFmt w:val="lowerRoman"/>
+      <w:lvlText w:val="%9."/>
+      <w:lvlJc w:val="right"/>
+      <w:pPr>
+        <w:ind w:left="6480" w:hanging="180"/>
+      </w:pPr>
+    </w:lvl>
+  </w:abstractNum>
+  <w:abstractNum w:abstractNumId="47" w15:restartNumberingAfterBreak="0">
+    <w:nsid w:val="57006DB1"/>
+    <w:multiLevelType w:val="hybridMultilevel"/>
+    <w:tmpl w:val="E882608E"/>
+    <w:lvl w:ilvl="0" w:tplc="FFFFFFFF">
+      <w:start w:val="1"/>
+      <w:numFmt w:val="decimal"/>
+      <w:lvlText w:val="%1)"/>
+      <w:lvlJc w:val="left"/>
+      <w:pPr>
+        <w:ind w:left="720" w:hanging="360"/>
+      </w:pPr>
+      <w:rPr>
+        <w:rFonts w:hint="default"/>
+      </w:rPr>
+    </w:lvl>
+    <w:lvl w:ilvl="1" w:tplc="FFFFFFFF" w:tentative="1">
+      <w:start w:val="1"/>
+      <w:numFmt w:val="lowerLetter"/>
+      <w:lvlText w:val="%2."/>
+      <w:lvlJc w:val="left"/>
+      <w:pPr>
+        <w:ind w:left="1440" w:hanging="360"/>
+      </w:pPr>
+    </w:lvl>
+    <w:lvl w:ilvl="2" w:tplc="FFFFFFFF" w:tentative="1">
+      <w:start w:val="1"/>
+      <w:numFmt w:val="lowerRoman"/>
+      <w:lvlText w:val="%3."/>
+      <w:lvlJc w:val="right"/>
+      <w:pPr>
+        <w:ind w:left="2160" w:hanging="180"/>
+      </w:pPr>
+    </w:lvl>
+    <w:lvl w:ilvl="3" w:tplc="FFFFFFFF" w:tentative="1">
+      <w:start w:val="1"/>
+      <w:numFmt w:val="decimal"/>
+      <w:lvlText w:val="%4."/>
+      <w:lvlJc w:val="left"/>
+      <w:pPr>
+        <w:ind w:left="2880" w:hanging="360"/>
+      </w:pPr>
+    </w:lvl>
+    <w:lvl w:ilvl="4" w:tplc="FFFFFFFF" w:tentative="1">
+      <w:start w:val="1"/>
+      <w:numFmt w:val="lowerLetter"/>
+      <w:lvlText w:val="%5."/>
+      <w:lvlJc w:val="left"/>
+      <w:pPr>
+        <w:ind w:left="3600" w:hanging="360"/>
+      </w:pPr>
+    </w:lvl>
+    <w:lvl w:ilvl="5" w:tplc="FFFFFFFF" w:tentative="1">
+      <w:start w:val="1"/>
+      <w:numFmt w:val="lowerRoman"/>
+      <w:lvlText w:val="%6."/>
+      <w:lvlJc w:val="right"/>
+      <w:pPr>
+        <w:ind w:left="4320" w:hanging="180"/>
+      </w:pPr>
+    </w:lvl>
+    <w:lvl w:ilvl="6" w:tplc="FFFFFFFF" w:tentative="1">
+      <w:start w:val="1"/>
+      <w:numFmt w:val="decimal"/>
+      <w:lvlText w:val="%7."/>
+      <w:lvlJc w:val="left"/>
+      <w:pPr>
+        <w:ind w:left="5040" w:hanging="360"/>
+      </w:pPr>
+    </w:lvl>
+    <w:lvl w:ilvl="7" w:tplc="FFFFFFFF" w:tentative="1">
+      <w:start w:val="1"/>
+      <w:numFmt w:val="lowerLetter"/>
+      <w:lvlText w:val="%8."/>
+      <w:lvlJc w:val="left"/>
+      <w:pPr>
+        <w:ind w:left="5760" w:hanging="360"/>
+      </w:pPr>
+    </w:lvl>
+    <w:lvl w:ilvl="8" w:tplc="FFFFFFFF" w:tentative="1">
+      <w:start w:val="1"/>
+      <w:numFmt w:val="lowerRoman"/>
+      <w:lvlText w:val="%9."/>
+      <w:lvlJc w:val="right"/>
+      <w:pPr>
+        <w:ind w:left="6480" w:hanging="180"/>
+      </w:pPr>
+    </w:lvl>
+  </w:abstractNum>
+  <w:abstractNum w:abstractNumId="48" w15:restartNumberingAfterBreak="0">
+    <w:nsid w:val="57D267AA"/>
+    <w:multiLevelType w:val="hybridMultilevel"/>
+    <w:tmpl w:val="096011A0"/>
+    <w:lvl w:ilvl="0" w:tplc="39B07DEA">
+      <w:start w:val="1"/>
+      <w:numFmt w:val="decimal"/>
+      <w:lvlText w:val="%1."/>
+      <w:lvlJc w:val="left"/>
+      <w:pPr>
+        <w:ind w:left="720" w:hanging="360"/>
+      </w:pPr>
+      <w:rPr>
+        <w:rFonts w:hint="default"/>
+      </w:rPr>
+    </w:lvl>
+    <w:lvl w:ilvl="1" w:tplc="08090019" w:tentative="1">
+      <w:start w:val="1"/>
+      <w:numFmt w:val="lowerLetter"/>
+      <w:lvlText w:val="%2."/>
+      <w:lvlJc w:val="left"/>
+      <w:pPr>
+        <w:ind w:left="1440" w:hanging="360"/>
+      </w:pPr>
+    </w:lvl>
+    <w:lvl w:ilvl="2" w:tplc="0809001B" w:tentative="1">
+      <w:start w:val="1"/>
+      <w:numFmt w:val="lowerRoman"/>
+      <w:lvlText w:val="%3."/>
+      <w:lvlJc w:val="right"/>
+      <w:pPr>
+        <w:ind w:left="2160" w:hanging="180"/>
+      </w:pPr>
+    </w:lvl>
+    <w:lvl w:ilvl="3" w:tplc="0809000F" w:tentative="1">
+      <w:start w:val="1"/>
+      <w:numFmt w:val="decimal"/>
+      <w:lvlText w:val="%4."/>
+      <w:lvlJc w:val="left"/>
+      <w:pPr>
+        <w:ind w:left="2880" w:hanging="360"/>
+      </w:pPr>
+    </w:lvl>
+    <w:lvl w:ilvl="4" w:tplc="08090019" w:tentative="1">
+      <w:start w:val="1"/>
+      <w:numFmt w:val="lowerLetter"/>
+      <w:lvlText w:val="%5."/>
+      <w:lvlJc w:val="left"/>
+      <w:pPr>
+        <w:ind w:left="3600" w:hanging="360"/>
+      </w:pPr>
+    </w:lvl>
+    <w:lvl w:ilvl="5" w:tplc="0809001B" w:tentative="1">
+      <w:start w:val="1"/>
+      <w:numFmt w:val="lowerRoman"/>
+      <w:lvlText w:val="%6."/>
+      <w:lvlJc w:val="right"/>
+      <w:pPr>
+        <w:ind w:left="4320" w:hanging="180"/>
+      </w:pPr>
+    </w:lvl>
+    <w:lvl w:ilvl="6" w:tplc="0809000F" w:tentative="1">
+      <w:start w:val="1"/>
+      <w:numFmt w:val="decimal"/>
+      <w:lvlText w:val="%7."/>
+      <w:lvlJc w:val="left"/>
+      <w:pPr>
+        <w:ind w:left="5040" w:hanging="360"/>
+      </w:pPr>
+    </w:lvl>
+    <w:lvl w:ilvl="7" w:tplc="08090019" w:tentative="1">
+      <w:start w:val="1"/>
+      <w:numFmt w:val="lowerLetter"/>
+      <w:lvlText w:val="%8."/>
+      <w:lvlJc w:val="left"/>
+      <w:pPr>
+        <w:ind w:left="5760" w:hanging="360"/>
+      </w:pPr>
+    </w:lvl>
+    <w:lvl w:ilvl="8" w:tplc="0809001B" w:tentative="1">
+      <w:start w:val="1"/>
+      <w:numFmt w:val="lowerRoman"/>
+      <w:lvlText w:val="%9."/>
+      <w:lvlJc w:val="right"/>
+      <w:pPr>
+        <w:ind w:left="6480" w:hanging="180"/>
+      </w:pPr>
+    </w:lvl>
+  </w:abstractNum>
   <w:abstractNum w:abstractNumId="49" w15:restartNumberingAfterBreak="0">
-    <w:nsid w:val="675150D2"/>
+    <w:nsid w:val="5C3A773E"/>
     <w:multiLevelType w:val="hybridMultilevel"/>
-    <w:tmpl w:val="7696E048"/>
+    <w:tmpl w:val="7CE03010"/>
+    <w:lvl w:ilvl="0" w:tplc="FFFFFFFF">
+      <w:start w:val="1"/>
+      <w:numFmt w:val="decimal"/>
+      <w:lvlText w:val="%1)"/>
+      <w:lvlJc w:val="left"/>
+      <w:pPr>
+        <w:ind w:left="720" w:hanging="360"/>
+      </w:pPr>
+      <w:rPr>
+        <w:rFonts w:hint="default"/>
+      </w:rPr>
+    </w:lvl>
+    <w:lvl w:ilvl="1" w:tplc="FFFFFFFF" w:tentative="1">
+      <w:start w:val="1"/>
+      <w:numFmt w:val="lowerLetter"/>
+      <w:lvlText w:val="%2."/>
+      <w:lvlJc w:val="left"/>
+      <w:pPr>
+        <w:ind w:left="1440" w:hanging="360"/>
+      </w:pPr>
+    </w:lvl>
+    <w:lvl w:ilvl="2" w:tplc="FFFFFFFF" w:tentative="1">
+      <w:start w:val="1"/>
+      <w:numFmt w:val="lowerRoman"/>
+      <w:lvlText w:val="%3."/>
+      <w:lvlJc w:val="right"/>
+      <w:pPr>
+        <w:ind w:left="2160" w:hanging="180"/>
+      </w:pPr>
+    </w:lvl>
+    <w:lvl w:ilvl="3" w:tplc="FFFFFFFF" w:tentative="1">
+      <w:start w:val="1"/>
+      <w:numFmt w:val="decimal"/>
+      <w:lvlText w:val="%4."/>
+      <w:lvlJc w:val="left"/>
+      <w:pPr>
+        <w:ind w:left="2880" w:hanging="360"/>
+      </w:pPr>
+    </w:lvl>
+    <w:lvl w:ilvl="4" w:tplc="FFFFFFFF" w:tentative="1">
+      <w:start w:val="1"/>
+      <w:numFmt w:val="lowerLetter"/>
+      <w:lvlText w:val="%5."/>
+      <w:lvlJc w:val="left"/>
+      <w:pPr>
+        <w:ind w:left="3600" w:hanging="360"/>
+      </w:pPr>
+    </w:lvl>
+    <w:lvl w:ilvl="5" w:tplc="FFFFFFFF" w:tentative="1">
+      <w:start w:val="1"/>
+      <w:numFmt w:val="lowerRoman"/>
+      <w:lvlText w:val="%6."/>
+      <w:lvlJc w:val="right"/>
+      <w:pPr>
+        <w:ind w:left="4320" w:hanging="180"/>
+      </w:pPr>
+    </w:lvl>
+    <w:lvl w:ilvl="6" w:tplc="FFFFFFFF" w:tentative="1">
+      <w:start w:val="1"/>
+      <w:numFmt w:val="decimal"/>
+      <w:lvlText w:val="%7."/>
+      <w:lvlJc w:val="left"/>
+      <w:pPr>
+        <w:ind w:left="5040" w:hanging="360"/>
+      </w:pPr>
+    </w:lvl>
+    <w:lvl w:ilvl="7" w:tplc="FFFFFFFF" w:tentative="1">
+      <w:start w:val="1"/>
+      <w:numFmt w:val="lowerLetter"/>
+      <w:lvlText w:val="%8."/>
+      <w:lvlJc w:val="left"/>
+      <w:pPr>
+        <w:ind w:left="5760" w:hanging="360"/>
+      </w:pPr>
+    </w:lvl>
+    <w:lvl w:ilvl="8" w:tplc="FFFFFFFF" w:tentative="1">
+      <w:start w:val="1"/>
+      <w:numFmt w:val="lowerRoman"/>
+      <w:lvlText w:val="%9."/>
+      <w:lvlJc w:val="right"/>
+      <w:pPr>
+        <w:ind w:left="6480" w:hanging="180"/>
+      </w:pPr>
+    </w:lvl>
+  </w:abstractNum>
+  <w:abstractNum w:abstractNumId="50" w15:restartNumberingAfterBreak="0">
+    <w:nsid w:val="5FF57909"/>
+    <w:multiLevelType w:val="hybridMultilevel"/>
+    <w:tmpl w:val="E882608E"/>
+    <w:lvl w:ilvl="0" w:tplc="FFFFFFFF">
+      <w:start w:val="1"/>
+      <w:numFmt w:val="decimal"/>
+      <w:lvlText w:val="%1)"/>
+      <w:lvlJc w:val="left"/>
+      <w:pPr>
+        <w:ind w:left="720" w:hanging="360"/>
+      </w:pPr>
+      <w:rPr>
+        <w:rFonts w:hint="default"/>
+      </w:rPr>
+    </w:lvl>
+    <w:lvl w:ilvl="1" w:tplc="FFFFFFFF" w:tentative="1">
+      <w:start w:val="1"/>
+      <w:numFmt w:val="lowerLetter"/>
+      <w:lvlText w:val="%2."/>
+      <w:lvlJc w:val="left"/>
+      <w:pPr>
+        <w:ind w:left="1440" w:hanging="360"/>
+      </w:pPr>
+    </w:lvl>
+    <w:lvl w:ilvl="2" w:tplc="FFFFFFFF" w:tentative="1">
+      <w:start w:val="1"/>
+      <w:numFmt w:val="lowerRoman"/>
+      <w:lvlText w:val="%3."/>
+      <w:lvlJc w:val="right"/>
+      <w:pPr>
+        <w:ind w:left="2160" w:hanging="180"/>
+      </w:pPr>
+    </w:lvl>
+    <w:lvl w:ilvl="3" w:tplc="FFFFFFFF" w:tentative="1">
+      <w:start w:val="1"/>
+      <w:numFmt w:val="decimal"/>
+      <w:lvlText w:val="%4."/>
+      <w:lvlJc w:val="left"/>
+      <w:pPr>
+        <w:ind w:left="2880" w:hanging="360"/>
+      </w:pPr>
+    </w:lvl>
+    <w:lvl w:ilvl="4" w:tplc="FFFFFFFF" w:tentative="1">
+      <w:start w:val="1"/>
+      <w:numFmt w:val="lowerLetter"/>
+      <w:lvlText w:val="%5."/>
+      <w:lvlJc w:val="left"/>
+      <w:pPr>
+        <w:ind w:left="3600" w:hanging="360"/>
+      </w:pPr>
+    </w:lvl>
+    <w:lvl w:ilvl="5" w:tplc="FFFFFFFF" w:tentative="1">
+      <w:start w:val="1"/>
+      <w:numFmt w:val="lowerRoman"/>
+      <w:lvlText w:val="%6."/>
+      <w:lvlJc w:val="right"/>
+      <w:pPr>
+        <w:ind w:left="4320" w:hanging="180"/>
+      </w:pPr>
+    </w:lvl>
+    <w:lvl w:ilvl="6" w:tplc="FFFFFFFF" w:tentative="1">
+      <w:start w:val="1"/>
+      <w:numFmt w:val="decimal"/>
+      <w:lvlText w:val="%7."/>
+      <w:lvlJc w:val="left"/>
+      <w:pPr>
+        <w:ind w:left="5040" w:hanging="360"/>
+      </w:pPr>
+    </w:lvl>
+    <w:lvl w:ilvl="7" w:tplc="FFFFFFFF" w:tentative="1">
+      <w:start w:val="1"/>
+      <w:numFmt w:val="lowerLetter"/>
+      <w:lvlText w:val="%8."/>
+      <w:lvlJc w:val="left"/>
+      <w:pPr>
+        <w:ind w:left="5760" w:hanging="360"/>
+      </w:pPr>
+    </w:lvl>
+    <w:lvl w:ilvl="8" w:tplc="FFFFFFFF" w:tentative="1">
+      <w:start w:val="1"/>
+      <w:numFmt w:val="lowerRoman"/>
+      <w:lvlText w:val="%9."/>
+      <w:lvlJc w:val="right"/>
+      <w:pPr>
+        <w:ind w:left="6480" w:hanging="180"/>
+      </w:pPr>
+    </w:lvl>
+  </w:abstractNum>
+  <w:abstractNum w:abstractNumId="51" w15:restartNumberingAfterBreak="0">
+    <w:nsid w:val="6218068F"/>
+    <w:multiLevelType w:val="hybridMultilevel"/>
+    <w:tmpl w:val="525E63C0"/>
+    <w:lvl w:ilvl="0" w:tplc="08090011">
+      <w:start w:val="1"/>
+      <w:numFmt w:val="decimal"/>
+      <w:lvlText w:val="%1)"/>
+      <w:lvlJc w:val="left"/>
+      <w:pPr>
+        <w:ind w:left="720" w:hanging="360"/>
+      </w:pPr>
+      <w:rPr>
+        <w:rFonts w:hint="default"/>
+      </w:rPr>
+    </w:lvl>
+    <w:lvl w:ilvl="1" w:tplc="08090019" w:tentative="1">
+      <w:start w:val="1"/>
+      <w:numFmt w:val="lowerLetter"/>
+      <w:lvlText w:val="%2."/>
+      <w:lvlJc w:val="left"/>
+      <w:pPr>
+        <w:ind w:left="1440" w:hanging="360"/>
+      </w:pPr>
+    </w:lvl>
+    <w:lvl w:ilvl="2" w:tplc="0809001B" w:tentative="1">
+      <w:start w:val="1"/>
+      <w:numFmt w:val="lowerRoman"/>
+      <w:lvlText w:val="%3."/>
+      <w:lvlJc w:val="right"/>
+      <w:pPr>
+        <w:ind w:left="2160" w:hanging="180"/>
+      </w:pPr>
+    </w:lvl>
+    <w:lvl w:ilvl="3" w:tplc="0809000F" w:tentative="1">
+      <w:start w:val="1"/>
+      <w:numFmt w:val="decimal"/>
+      <w:lvlText w:val="%4."/>
+      <w:lvlJc w:val="left"/>
+      <w:pPr>
+        <w:ind w:left="2880" w:hanging="360"/>
+      </w:pPr>
+    </w:lvl>
+    <w:lvl w:ilvl="4" w:tplc="08090019" w:tentative="1">
+      <w:start w:val="1"/>
+      <w:numFmt w:val="lowerLetter"/>
+      <w:lvlText w:val="%5."/>
+      <w:lvlJc w:val="left"/>
+      <w:pPr>
+        <w:ind w:left="3600" w:hanging="360"/>
+      </w:pPr>
+    </w:lvl>
+    <w:lvl w:ilvl="5" w:tplc="0809001B" w:tentative="1">
+      <w:start w:val="1"/>
+      <w:numFmt w:val="lowerRoman"/>
+      <w:lvlText w:val="%6."/>
+      <w:lvlJc w:val="right"/>
+      <w:pPr>
+        <w:ind w:left="4320" w:hanging="180"/>
+      </w:pPr>
+    </w:lvl>
+    <w:lvl w:ilvl="6" w:tplc="0809000F" w:tentative="1">
+      <w:start w:val="1"/>
+      <w:numFmt w:val="decimal"/>
+      <w:lvlText w:val="%7."/>
+      <w:lvlJc w:val="left"/>
+      <w:pPr>
+        <w:ind w:left="5040" w:hanging="360"/>
+      </w:pPr>
+    </w:lvl>
+    <w:lvl w:ilvl="7" w:tplc="08090019" w:tentative="1">
+      <w:start w:val="1"/>
+      <w:numFmt w:val="lowerLetter"/>
+      <w:lvlText w:val="%8."/>
+      <w:lvlJc w:val="left"/>
+      <w:pPr>
+        <w:ind w:left="5760" w:hanging="360"/>
+      </w:pPr>
+    </w:lvl>
+    <w:lvl w:ilvl="8" w:tplc="0809001B" w:tentative="1">
+      <w:start w:val="1"/>
+      <w:numFmt w:val="lowerRoman"/>
+      <w:lvlText w:val="%9."/>
+      <w:lvlJc w:val="right"/>
+      <w:pPr>
+        <w:ind w:left="6480" w:hanging="180"/>
+      </w:pPr>
+    </w:lvl>
+  </w:abstractNum>
+  <w:abstractNum w:abstractNumId="52" w15:restartNumberingAfterBreak="0">
+    <w:nsid w:val="66994456"/>
+    <w:multiLevelType w:val="hybridMultilevel"/>
+    <w:tmpl w:val="E882608E"/>
+    <w:lvl w:ilvl="0" w:tplc="FFFFFFFF">
+      <w:start w:val="1"/>
+      <w:numFmt w:val="decimal"/>
+      <w:lvlText w:val="%1)"/>
+      <w:lvlJc w:val="left"/>
+      <w:pPr>
+        <w:ind w:left="720" w:hanging="360"/>
+      </w:pPr>
+      <w:rPr>
+        <w:rFonts w:hint="default"/>
+      </w:rPr>
+    </w:lvl>
+    <w:lvl w:ilvl="1" w:tplc="FFFFFFFF" w:tentative="1">
+      <w:start w:val="1"/>
+      <w:numFmt w:val="lowerLetter"/>
+      <w:lvlText w:val="%2."/>
+      <w:lvlJc w:val="left"/>
+      <w:pPr>
+        <w:ind w:left="1440" w:hanging="360"/>
+      </w:pPr>
+    </w:lvl>
+    <w:lvl w:ilvl="2" w:tplc="FFFFFFFF" w:tentative="1">
+      <w:start w:val="1"/>
+      <w:numFmt w:val="lowerRoman"/>
+      <w:lvlText w:val="%3."/>
+      <w:lvlJc w:val="right"/>
+      <w:pPr>
+        <w:ind w:left="2160" w:hanging="180"/>
+      </w:pPr>
+    </w:lvl>
+    <w:lvl w:ilvl="3" w:tplc="FFFFFFFF" w:tentative="1">
+      <w:start w:val="1"/>
+      <w:numFmt w:val="decimal"/>
+      <w:lvlText w:val="%4."/>
+      <w:lvlJc w:val="left"/>
+      <w:pPr>
+        <w:ind w:left="2880" w:hanging="360"/>
+      </w:pPr>
+    </w:lvl>
+    <w:lvl w:ilvl="4" w:tplc="FFFFFFFF" w:tentative="1">
+      <w:start w:val="1"/>
+      <w:numFmt w:val="lowerLetter"/>
+      <w:lvlText w:val="%5."/>
+      <w:lvlJc w:val="left"/>
+      <w:pPr>
+        <w:ind w:left="3600" w:hanging="360"/>
+      </w:pPr>
+    </w:lvl>
+    <w:lvl w:ilvl="5" w:tplc="FFFFFFFF" w:tentative="1">
+      <w:start w:val="1"/>
+      <w:numFmt w:val="lowerRoman"/>
+      <w:lvlText w:val="%6."/>
+      <w:lvlJc w:val="right"/>
+      <w:pPr>
+        <w:ind w:left="4320" w:hanging="180"/>
+      </w:pPr>
+    </w:lvl>
+    <w:lvl w:ilvl="6" w:tplc="FFFFFFFF" w:tentative="1">
+      <w:start w:val="1"/>
+      <w:numFmt w:val="decimal"/>
+      <w:lvlText w:val="%7."/>
+      <w:lvlJc w:val="left"/>
+      <w:pPr>
+        <w:ind w:left="5040" w:hanging="360"/>
+      </w:pPr>
+    </w:lvl>
+    <w:lvl w:ilvl="7" w:tplc="FFFFFFFF" w:tentative="1">
+      <w:start w:val="1"/>
+      <w:numFmt w:val="lowerLetter"/>
+      <w:lvlText w:val="%8."/>
+      <w:lvlJc w:val="left"/>
+      <w:pPr>
+        <w:ind w:left="5760" w:hanging="360"/>
+      </w:pPr>
+    </w:lvl>
+    <w:lvl w:ilvl="8" w:tplc="FFFFFFFF" w:tentative="1">
+      <w:start w:val="1"/>
+      <w:numFmt w:val="lowerRoman"/>
+      <w:lvlText w:val="%9."/>
+      <w:lvlJc w:val="right"/>
+      <w:pPr>
+        <w:ind w:left="6480" w:hanging="180"/>
+      </w:pPr>
+    </w:lvl>
+  </w:abstractNum>
+  <w:abstractNum w:abstractNumId="53" w15:restartNumberingAfterBreak="0">
+    <w:nsid w:val="66B73ED3"/>
+    <w:multiLevelType w:val="hybridMultilevel"/>
+    <w:tmpl w:val="0914C0B6"/>
     <w:lvl w:ilvl="0" w:tplc="FFFFFFFF">
       <w:start w:val="1"/>
       <w:numFmt w:val="decimal"/>
@@ -22304,14 +23228,14 @@
       </w:pPr>
     </w:lvl>
   </w:abstractNum>
-  <w:abstractNum w:abstractNumId="50" w15:restartNumberingAfterBreak="0">
-    <w:nsid w:val="678F1782"/>
+  <w:abstractNum w:abstractNumId="54" w15:restartNumberingAfterBreak="0">
+    <w:nsid w:val="67207588"/>
     <w:multiLevelType w:val="hybridMultilevel"/>
-    <w:tmpl w:val="4D307FEE"/>
-    <w:lvl w:ilvl="0" w:tplc="C068F6A8">
+    <w:tmpl w:val="7E9EFEF6"/>
+    <w:lvl w:ilvl="0" w:tplc="FFFFFFFF">
       <w:start w:val="1"/>
       <w:numFmt w:val="decimal"/>
-      <w:lvlText w:val="%1."/>
+      <w:lvlText w:val="%1)"/>
       <w:lvlJc w:val="left"/>
       <w:pPr>
         <w:ind w:left="720" w:hanging="360"/>
@@ -22393,989 +23317,11 @@
       </w:pPr>
     </w:lvl>
   </w:abstractNum>
-  <w:abstractNum w:abstractNumId="51" w15:restartNumberingAfterBreak="0">
-    <w:nsid w:val="6CCF0363"/>
+  <w:abstractNum w:abstractNumId="55" w15:restartNumberingAfterBreak="0">
+    <w:nsid w:val="675150D2"/>
     <w:multiLevelType w:val="hybridMultilevel"/>
-    <w:tmpl w:val="D678659C"/>
-    <w:lvl w:ilvl="0" w:tplc="08090011">
-      <w:start w:val="1"/>
-      <w:numFmt w:val="decimal"/>
-      <w:lvlText w:val="%1)"/>
-      <w:lvlJc w:val="left"/>
-      <w:pPr>
-        <w:ind w:left="720" w:hanging="360"/>
-      </w:pPr>
-      <w:rPr>
-        <w:rFonts w:hint="default"/>
-      </w:rPr>
-    </w:lvl>
-    <w:lvl w:ilvl="1" w:tplc="08090019" w:tentative="1">
-      <w:start w:val="1"/>
-      <w:numFmt w:val="lowerLetter"/>
-      <w:lvlText w:val="%2."/>
-      <w:lvlJc w:val="left"/>
-      <w:pPr>
-        <w:ind w:left="1440" w:hanging="360"/>
-      </w:pPr>
-    </w:lvl>
-    <w:lvl w:ilvl="2" w:tplc="0809001B" w:tentative="1">
-      <w:start w:val="1"/>
-      <w:numFmt w:val="lowerRoman"/>
-      <w:lvlText w:val="%3."/>
-      <w:lvlJc w:val="right"/>
-      <w:pPr>
-        <w:ind w:left="2160" w:hanging="180"/>
-      </w:pPr>
-    </w:lvl>
-    <w:lvl w:ilvl="3" w:tplc="0809000F" w:tentative="1">
-      <w:start w:val="1"/>
-      <w:numFmt w:val="decimal"/>
-      <w:lvlText w:val="%4."/>
-      <w:lvlJc w:val="left"/>
-      <w:pPr>
-        <w:ind w:left="2880" w:hanging="360"/>
-      </w:pPr>
-    </w:lvl>
-    <w:lvl w:ilvl="4" w:tplc="08090019" w:tentative="1">
-      <w:start w:val="1"/>
-      <w:numFmt w:val="lowerLetter"/>
-      <w:lvlText w:val="%5."/>
-      <w:lvlJc w:val="left"/>
-      <w:pPr>
-        <w:ind w:left="3600" w:hanging="360"/>
-      </w:pPr>
-    </w:lvl>
-    <w:lvl w:ilvl="5" w:tplc="0809001B" w:tentative="1">
-      <w:start w:val="1"/>
-      <w:numFmt w:val="lowerRoman"/>
-      <w:lvlText w:val="%6."/>
-      <w:lvlJc w:val="right"/>
-      <w:pPr>
-        <w:ind w:left="4320" w:hanging="180"/>
-      </w:pPr>
-    </w:lvl>
-    <w:lvl w:ilvl="6" w:tplc="0809000F" w:tentative="1">
-      <w:start w:val="1"/>
-      <w:numFmt w:val="decimal"/>
-      <w:lvlText w:val="%7."/>
-      <w:lvlJc w:val="left"/>
-      <w:pPr>
-        <w:ind w:left="5040" w:hanging="360"/>
-      </w:pPr>
-    </w:lvl>
-    <w:lvl w:ilvl="7" w:tplc="08090019" w:tentative="1">
-      <w:start w:val="1"/>
-      <w:numFmt w:val="lowerLetter"/>
-      <w:lvlText w:val="%8."/>
-      <w:lvlJc w:val="left"/>
-      <w:pPr>
-        <w:ind w:left="5760" w:hanging="360"/>
-      </w:pPr>
-    </w:lvl>
-    <w:lvl w:ilvl="8" w:tplc="0809001B" w:tentative="1">
-      <w:start w:val="1"/>
-      <w:numFmt w:val="lowerRoman"/>
-      <w:lvlText w:val="%9."/>
-      <w:lvlJc w:val="right"/>
-      <w:pPr>
-        <w:ind w:left="6480" w:hanging="180"/>
-      </w:pPr>
-    </w:lvl>
-  </w:abstractNum>
-  <w:abstractNum w:abstractNumId="52" w15:restartNumberingAfterBreak="0">
-    <w:nsid w:val="6E8A7D5B"/>
-    <w:multiLevelType w:val="hybridMultilevel"/>
-    <w:tmpl w:val="E882608E"/>
+    <w:tmpl w:val="6D164E0E"/>
     <w:lvl w:ilvl="0" w:tplc="FFFFFFFF">
-      <w:start w:val="1"/>
-      <w:numFmt w:val="decimal"/>
-      <w:lvlText w:val="%1)"/>
-      <w:lvlJc w:val="left"/>
-      <w:pPr>
-        <w:ind w:left="720" w:hanging="360"/>
-      </w:pPr>
-      <w:rPr>
-        <w:rFonts w:hint="default"/>
-      </w:rPr>
-    </w:lvl>
-    <w:lvl w:ilvl="1" w:tplc="FFFFFFFF" w:tentative="1">
-      <w:start w:val="1"/>
-      <w:numFmt w:val="lowerLetter"/>
-      <w:lvlText w:val="%2."/>
-      <w:lvlJc w:val="left"/>
-      <w:pPr>
-        <w:ind w:left="1440" w:hanging="360"/>
-      </w:pPr>
-    </w:lvl>
-    <w:lvl w:ilvl="2" w:tplc="FFFFFFFF" w:tentative="1">
-      <w:start w:val="1"/>
-      <w:numFmt w:val="lowerRoman"/>
-      <w:lvlText w:val="%3."/>
-      <w:lvlJc w:val="right"/>
-      <w:pPr>
-        <w:ind w:left="2160" w:hanging="180"/>
-      </w:pPr>
-    </w:lvl>
-    <w:lvl w:ilvl="3" w:tplc="FFFFFFFF" w:tentative="1">
-      <w:start w:val="1"/>
-      <w:numFmt w:val="decimal"/>
-      <w:lvlText w:val="%4."/>
-      <w:lvlJc w:val="left"/>
-      <w:pPr>
-        <w:ind w:left="2880" w:hanging="360"/>
-      </w:pPr>
-    </w:lvl>
-    <w:lvl w:ilvl="4" w:tplc="FFFFFFFF" w:tentative="1">
-      <w:start w:val="1"/>
-      <w:numFmt w:val="lowerLetter"/>
-      <w:lvlText w:val="%5."/>
-      <w:lvlJc w:val="left"/>
-      <w:pPr>
-        <w:ind w:left="3600" w:hanging="360"/>
-      </w:pPr>
-    </w:lvl>
-    <w:lvl w:ilvl="5" w:tplc="FFFFFFFF" w:tentative="1">
-      <w:start w:val="1"/>
-      <w:numFmt w:val="lowerRoman"/>
-      <w:lvlText w:val="%6."/>
-      <w:lvlJc w:val="right"/>
-      <w:pPr>
-        <w:ind w:left="4320" w:hanging="180"/>
-      </w:pPr>
-    </w:lvl>
-    <w:lvl w:ilvl="6" w:tplc="FFFFFFFF" w:tentative="1">
-      <w:start w:val="1"/>
-      <w:numFmt w:val="decimal"/>
-      <w:lvlText w:val="%7."/>
-      <w:lvlJc w:val="left"/>
-      <w:pPr>
-        <w:ind w:left="5040" w:hanging="360"/>
-      </w:pPr>
-    </w:lvl>
-    <w:lvl w:ilvl="7" w:tplc="FFFFFFFF" w:tentative="1">
-      <w:start w:val="1"/>
-      <w:numFmt w:val="lowerLetter"/>
-      <w:lvlText w:val="%8."/>
-      <w:lvlJc w:val="left"/>
-      <w:pPr>
-        <w:ind w:left="5760" w:hanging="360"/>
-      </w:pPr>
-    </w:lvl>
-    <w:lvl w:ilvl="8" w:tplc="FFFFFFFF" w:tentative="1">
-      <w:start w:val="1"/>
-      <w:numFmt w:val="lowerRoman"/>
-      <w:lvlText w:val="%9."/>
-      <w:lvlJc w:val="right"/>
-      <w:pPr>
-        <w:ind w:left="6480" w:hanging="180"/>
-      </w:pPr>
-    </w:lvl>
-  </w:abstractNum>
-  <w:abstractNum w:abstractNumId="53" w15:restartNumberingAfterBreak="0">
-    <w:nsid w:val="6F335800"/>
-    <w:multiLevelType w:val="hybridMultilevel"/>
-    <w:tmpl w:val="ADBA4294"/>
-    <w:lvl w:ilvl="0" w:tplc="08090011">
-      <w:start w:val="1"/>
-      <w:numFmt w:val="decimal"/>
-      <w:lvlText w:val="%1)"/>
-      <w:lvlJc w:val="left"/>
-      <w:pPr>
-        <w:ind w:left="720" w:hanging="360"/>
-      </w:pPr>
-      <w:rPr>
-        <w:rFonts w:hint="default"/>
-      </w:rPr>
-    </w:lvl>
-    <w:lvl w:ilvl="1" w:tplc="08090019" w:tentative="1">
-      <w:start w:val="1"/>
-      <w:numFmt w:val="lowerLetter"/>
-      <w:lvlText w:val="%2."/>
-      <w:lvlJc w:val="left"/>
-      <w:pPr>
-        <w:ind w:left="1440" w:hanging="360"/>
-      </w:pPr>
-    </w:lvl>
-    <w:lvl w:ilvl="2" w:tplc="0809001B" w:tentative="1">
-      <w:start w:val="1"/>
-      <w:numFmt w:val="lowerRoman"/>
-      <w:lvlText w:val="%3."/>
-      <w:lvlJc w:val="right"/>
-      <w:pPr>
-        <w:ind w:left="2160" w:hanging="180"/>
-      </w:pPr>
-    </w:lvl>
-    <w:lvl w:ilvl="3" w:tplc="0809000F" w:tentative="1">
-      <w:start w:val="1"/>
-      <w:numFmt w:val="decimal"/>
-      <w:lvlText w:val="%4."/>
-      <w:lvlJc w:val="left"/>
-      <w:pPr>
-        <w:ind w:left="2880" w:hanging="360"/>
-      </w:pPr>
-    </w:lvl>
-    <w:lvl w:ilvl="4" w:tplc="08090019" w:tentative="1">
-      <w:start w:val="1"/>
-      <w:numFmt w:val="lowerLetter"/>
-      <w:lvlText w:val="%5."/>
-      <w:lvlJc w:val="left"/>
-      <w:pPr>
-        <w:ind w:left="3600" w:hanging="360"/>
-      </w:pPr>
-    </w:lvl>
-    <w:lvl w:ilvl="5" w:tplc="0809001B" w:tentative="1">
-      <w:start w:val="1"/>
-      <w:numFmt w:val="lowerRoman"/>
-      <w:lvlText w:val="%6."/>
-      <w:lvlJc w:val="right"/>
-      <w:pPr>
-        <w:ind w:left="4320" w:hanging="180"/>
-      </w:pPr>
-    </w:lvl>
-    <w:lvl w:ilvl="6" w:tplc="0809000F" w:tentative="1">
-      <w:start w:val="1"/>
-      <w:numFmt w:val="decimal"/>
-      <w:lvlText w:val="%7."/>
-      <w:lvlJc w:val="left"/>
-      <w:pPr>
-        <w:ind w:left="5040" w:hanging="360"/>
-      </w:pPr>
-    </w:lvl>
-    <w:lvl w:ilvl="7" w:tplc="08090019" w:tentative="1">
-      <w:start w:val="1"/>
-      <w:numFmt w:val="lowerLetter"/>
-      <w:lvlText w:val="%8."/>
-      <w:lvlJc w:val="left"/>
-      <w:pPr>
-        <w:ind w:left="5760" w:hanging="360"/>
-      </w:pPr>
-    </w:lvl>
-    <w:lvl w:ilvl="8" w:tplc="0809001B" w:tentative="1">
-      <w:start w:val="1"/>
-      <w:numFmt w:val="lowerRoman"/>
-      <w:lvlText w:val="%9."/>
-      <w:lvlJc w:val="right"/>
-      <w:pPr>
-        <w:ind w:left="6480" w:hanging="180"/>
-      </w:pPr>
-    </w:lvl>
-  </w:abstractNum>
-  <w:abstractNum w:abstractNumId="54" w15:restartNumberingAfterBreak="0">
-    <w:nsid w:val="6F4D3361"/>
-    <w:multiLevelType w:val="hybridMultilevel"/>
-    <w:tmpl w:val="977C1358"/>
-    <w:lvl w:ilvl="0" w:tplc="08090011">
-      <w:start w:val="1"/>
-      <w:numFmt w:val="decimal"/>
-      <w:lvlText w:val="%1)"/>
-      <w:lvlJc w:val="left"/>
-      <w:pPr>
-        <w:ind w:left="720" w:hanging="360"/>
-      </w:pPr>
-      <w:rPr>
-        <w:rFonts w:hint="default"/>
-      </w:rPr>
-    </w:lvl>
-    <w:lvl w:ilvl="1" w:tplc="08090019" w:tentative="1">
-      <w:start w:val="1"/>
-      <w:numFmt w:val="lowerLetter"/>
-      <w:lvlText w:val="%2."/>
-      <w:lvlJc w:val="left"/>
-      <w:pPr>
-        <w:ind w:left="1440" w:hanging="360"/>
-      </w:pPr>
-    </w:lvl>
-    <w:lvl w:ilvl="2" w:tplc="0809001B" w:tentative="1">
-      <w:start w:val="1"/>
-      <w:numFmt w:val="lowerRoman"/>
-      <w:lvlText w:val="%3."/>
-      <w:lvlJc w:val="right"/>
-      <w:pPr>
-        <w:ind w:left="2160" w:hanging="180"/>
-      </w:pPr>
-    </w:lvl>
-    <w:lvl w:ilvl="3" w:tplc="0809000F" w:tentative="1">
-      <w:start w:val="1"/>
-      <w:numFmt w:val="decimal"/>
-      <w:lvlText w:val="%4."/>
-      <w:lvlJc w:val="left"/>
-      <w:pPr>
-        <w:ind w:left="2880" w:hanging="360"/>
-      </w:pPr>
-    </w:lvl>
-    <w:lvl w:ilvl="4" w:tplc="08090019" w:tentative="1">
-      <w:start w:val="1"/>
-      <w:numFmt w:val="lowerLetter"/>
-      <w:lvlText w:val="%5."/>
-      <w:lvlJc w:val="left"/>
-      <w:pPr>
-        <w:ind w:left="3600" w:hanging="360"/>
-      </w:pPr>
-    </w:lvl>
-    <w:lvl w:ilvl="5" w:tplc="0809001B" w:tentative="1">
-      <w:start w:val="1"/>
-      <w:numFmt w:val="lowerRoman"/>
-      <w:lvlText w:val="%6."/>
-      <w:lvlJc w:val="right"/>
-      <w:pPr>
-        <w:ind w:left="4320" w:hanging="180"/>
-      </w:pPr>
-    </w:lvl>
-    <w:lvl w:ilvl="6" w:tplc="0809000F" w:tentative="1">
-      <w:start w:val="1"/>
-      <w:numFmt w:val="decimal"/>
-      <w:lvlText w:val="%7."/>
-      <w:lvlJc w:val="left"/>
-      <w:pPr>
-        <w:ind w:left="5040" w:hanging="360"/>
-      </w:pPr>
-    </w:lvl>
-    <w:lvl w:ilvl="7" w:tplc="08090019" w:tentative="1">
-      <w:start w:val="1"/>
-      <w:numFmt w:val="lowerLetter"/>
-      <w:lvlText w:val="%8."/>
-      <w:lvlJc w:val="left"/>
-      <w:pPr>
-        <w:ind w:left="5760" w:hanging="360"/>
-      </w:pPr>
-    </w:lvl>
-    <w:lvl w:ilvl="8" w:tplc="0809001B" w:tentative="1">
-      <w:start w:val="1"/>
-      <w:numFmt w:val="lowerRoman"/>
-      <w:lvlText w:val="%9."/>
-      <w:lvlJc w:val="right"/>
-      <w:pPr>
-        <w:ind w:left="6480" w:hanging="180"/>
-      </w:pPr>
-    </w:lvl>
-  </w:abstractNum>
-  <w:abstractNum w:abstractNumId="55" w15:restartNumberingAfterBreak="0">
-    <w:nsid w:val="70135E1C"/>
-    <w:multiLevelType w:val="hybridMultilevel"/>
-    <w:tmpl w:val="A6243FCA"/>
-    <w:lvl w:ilvl="0" w:tplc="08090011">
-      <w:start w:val="1"/>
-      <w:numFmt w:val="decimal"/>
-      <w:lvlText w:val="%1)"/>
-      <w:lvlJc w:val="left"/>
-      <w:pPr>
-        <w:ind w:left="720" w:hanging="360"/>
-      </w:pPr>
-      <w:rPr>
-        <w:rFonts w:hint="default"/>
-      </w:rPr>
-    </w:lvl>
-    <w:lvl w:ilvl="1" w:tplc="08090019" w:tentative="1">
-      <w:start w:val="1"/>
-      <w:numFmt w:val="lowerLetter"/>
-      <w:lvlText w:val="%2."/>
-      <w:lvlJc w:val="left"/>
-      <w:pPr>
-        <w:ind w:left="1440" w:hanging="360"/>
-      </w:pPr>
-    </w:lvl>
-    <w:lvl w:ilvl="2" w:tplc="0809001B" w:tentative="1">
-      <w:start w:val="1"/>
-      <w:numFmt w:val="lowerRoman"/>
-      <w:lvlText w:val="%3."/>
-      <w:lvlJc w:val="right"/>
-      <w:pPr>
-        <w:ind w:left="2160" w:hanging="180"/>
-      </w:pPr>
-    </w:lvl>
-    <w:lvl w:ilvl="3" w:tplc="0809000F" w:tentative="1">
-      <w:start w:val="1"/>
-      <w:numFmt w:val="decimal"/>
-      <w:lvlText w:val="%4."/>
-      <w:lvlJc w:val="left"/>
-      <w:pPr>
-        <w:ind w:left="2880" w:hanging="360"/>
-      </w:pPr>
-    </w:lvl>
-    <w:lvl w:ilvl="4" w:tplc="08090019" w:tentative="1">
-      <w:start w:val="1"/>
-      <w:numFmt w:val="lowerLetter"/>
-      <w:lvlText w:val="%5."/>
-      <w:lvlJc w:val="left"/>
-      <w:pPr>
-        <w:ind w:left="3600" w:hanging="360"/>
-      </w:pPr>
-    </w:lvl>
-    <w:lvl w:ilvl="5" w:tplc="0809001B" w:tentative="1">
-      <w:start w:val="1"/>
-      <w:numFmt w:val="lowerRoman"/>
-      <w:lvlText w:val="%6."/>
-      <w:lvlJc w:val="right"/>
-      <w:pPr>
-        <w:ind w:left="4320" w:hanging="180"/>
-      </w:pPr>
-    </w:lvl>
-    <w:lvl w:ilvl="6" w:tplc="0809000F" w:tentative="1">
-      <w:start w:val="1"/>
-      <w:numFmt w:val="decimal"/>
-      <w:lvlText w:val="%7."/>
-      <w:lvlJc w:val="left"/>
-      <w:pPr>
-        <w:ind w:left="5040" w:hanging="360"/>
-      </w:pPr>
-    </w:lvl>
-    <w:lvl w:ilvl="7" w:tplc="08090019" w:tentative="1">
-      <w:start w:val="1"/>
-      <w:numFmt w:val="lowerLetter"/>
-      <w:lvlText w:val="%8."/>
-      <w:lvlJc w:val="left"/>
-      <w:pPr>
-        <w:ind w:left="5760" w:hanging="360"/>
-      </w:pPr>
-    </w:lvl>
-    <w:lvl w:ilvl="8" w:tplc="0809001B" w:tentative="1">
-      <w:start w:val="1"/>
-      <w:numFmt w:val="lowerRoman"/>
-      <w:lvlText w:val="%9."/>
-      <w:lvlJc w:val="right"/>
-      <w:pPr>
-        <w:ind w:left="6480" w:hanging="180"/>
-      </w:pPr>
-    </w:lvl>
-  </w:abstractNum>
-  <w:abstractNum w:abstractNumId="56" w15:restartNumberingAfterBreak="0">
-    <w:nsid w:val="72C667A1"/>
-    <w:multiLevelType w:val="hybridMultilevel"/>
-    <w:tmpl w:val="DAC0855C"/>
-    <w:lvl w:ilvl="0" w:tplc="0809000F">
-      <w:start w:val="1"/>
-      <w:numFmt w:val="decimal"/>
-      <w:lvlText w:val="%1."/>
-      <w:lvlJc w:val="left"/>
-      <w:pPr>
-        <w:ind w:left="720" w:hanging="360"/>
-      </w:pPr>
-    </w:lvl>
-    <w:lvl w:ilvl="1" w:tplc="08090019" w:tentative="1">
-      <w:start w:val="1"/>
-      <w:numFmt w:val="lowerLetter"/>
-      <w:lvlText w:val="%2."/>
-      <w:lvlJc w:val="left"/>
-      <w:pPr>
-        <w:ind w:left="1440" w:hanging="360"/>
-      </w:pPr>
-    </w:lvl>
-    <w:lvl w:ilvl="2" w:tplc="0809001B" w:tentative="1">
-      <w:start w:val="1"/>
-      <w:numFmt w:val="lowerRoman"/>
-      <w:lvlText w:val="%3."/>
-      <w:lvlJc w:val="right"/>
-      <w:pPr>
-        <w:ind w:left="2160" w:hanging="180"/>
-      </w:pPr>
-    </w:lvl>
-    <w:lvl w:ilvl="3" w:tplc="0809000F" w:tentative="1">
-      <w:start w:val="1"/>
-      <w:numFmt w:val="decimal"/>
-      <w:lvlText w:val="%4."/>
-      <w:lvlJc w:val="left"/>
-      <w:pPr>
-        <w:ind w:left="2880" w:hanging="360"/>
-      </w:pPr>
-    </w:lvl>
-    <w:lvl w:ilvl="4" w:tplc="08090019" w:tentative="1">
-      <w:start w:val="1"/>
-      <w:numFmt w:val="lowerLetter"/>
-      <w:lvlText w:val="%5."/>
-      <w:lvlJc w:val="left"/>
-      <w:pPr>
-        <w:ind w:left="3600" w:hanging="360"/>
-      </w:pPr>
-    </w:lvl>
-    <w:lvl w:ilvl="5" w:tplc="0809001B" w:tentative="1">
-      <w:start w:val="1"/>
-      <w:numFmt w:val="lowerRoman"/>
-      <w:lvlText w:val="%6."/>
-      <w:lvlJc w:val="right"/>
-      <w:pPr>
-        <w:ind w:left="4320" w:hanging="180"/>
-      </w:pPr>
-    </w:lvl>
-    <w:lvl w:ilvl="6" w:tplc="0809000F" w:tentative="1">
-      <w:start w:val="1"/>
-      <w:numFmt w:val="decimal"/>
-      <w:lvlText w:val="%7."/>
-      <w:lvlJc w:val="left"/>
-      <w:pPr>
-        <w:ind w:left="5040" w:hanging="360"/>
-      </w:pPr>
-    </w:lvl>
-    <w:lvl w:ilvl="7" w:tplc="08090019" w:tentative="1">
-      <w:start w:val="1"/>
-      <w:numFmt w:val="lowerLetter"/>
-      <w:lvlText w:val="%8."/>
-      <w:lvlJc w:val="left"/>
-      <w:pPr>
-        <w:ind w:left="5760" w:hanging="360"/>
-      </w:pPr>
-    </w:lvl>
-    <w:lvl w:ilvl="8" w:tplc="0809001B" w:tentative="1">
-      <w:start w:val="1"/>
-      <w:numFmt w:val="lowerRoman"/>
-      <w:lvlText w:val="%9."/>
-      <w:lvlJc w:val="right"/>
-      <w:pPr>
-        <w:ind w:left="6480" w:hanging="180"/>
-      </w:pPr>
-    </w:lvl>
-  </w:abstractNum>
-  <w:abstractNum w:abstractNumId="57" w15:restartNumberingAfterBreak="0">
-    <w:nsid w:val="73E13E87"/>
-    <w:multiLevelType w:val="hybridMultilevel"/>
-    <w:tmpl w:val="E882608E"/>
-    <w:lvl w:ilvl="0" w:tplc="FFFFFFFF">
-      <w:start w:val="1"/>
-      <w:numFmt w:val="decimal"/>
-      <w:lvlText w:val="%1)"/>
-      <w:lvlJc w:val="left"/>
-      <w:pPr>
-        <w:ind w:left="720" w:hanging="360"/>
-      </w:pPr>
-      <w:rPr>
-        <w:rFonts w:hint="default"/>
-      </w:rPr>
-    </w:lvl>
-    <w:lvl w:ilvl="1" w:tplc="FFFFFFFF" w:tentative="1">
-      <w:start w:val="1"/>
-      <w:numFmt w:val="lowerLetter"/>
-      <w:lvlText w:val="%2."/>
-      <w:lvlJc w:val="left"/>
-      <w:pPr>
-        <w:ind w:left="1440" w:hanging="360"/>
-      </w:pPr>
-    </w:lvl>
-    <w:lvl w:ilvl="2" w:tplc="FFFFFFFF" w:tentative="1">
-      <w:start w:val="1"/>
-      <w:numFmt w:val="lowerRoman"/>
-      <w:lvlText w:val="%3."/>
-      <w:lvlJc w:val="right"/>
-      <w:pPr>
-        <w:ind w:left="2160" w:hanging="180"/>
-      </w:pPr>
-    </w:lvl>
-    <w:lvl w:ilvl="3" w:tplc="FFFFFFFF" w:tentative="1">
-      <w:start w:val="1"/>
-      <w:numFmt w:val="decimal"/>
-      <w:lvlText w:val="%4."/>
-      <w:lvlJc w:val="left"/>
-      <w:pPr>
-        <w:ind w:left="2880" w:hanging="360"/>
-      </w:pPr>
-    </w:lvl>
-    <w:lvl w:ilvl="4" w:tplc="FFFFFFFF" w:tentative="1">
-      <w:start w:val="1"/>
-      <w:numFmt w:val="lowerLetter"/>
-      <w:lvlText w:val="%5."/>
-      <w:lvlJc w:val="left"/>
-      <w:pPr>
-        <w:ind w:left="3600" w:hanging="360"/>
-      </w:pPr>
-    </w:lvl>
-    <w:lvl w:ilvl="5" w:tplc="FFFFFFFF" w:tentative="1">
-      <w:start w:val="1"/>
-      <w:numFmt w:val="lowerRoman"/>
-      <w:lvlText w:val="%6."/>
-      <w:lvlJc w:val="right"/>
-      <w:pPr>
-        <w:ind w:left="4320" w:hanging="180"/>
-      </w:pPr>
-    </w:lvl>
-    <w:lvl w:ilvl="6" w:tplc="FFFFFFFF" w:tentative="1">
-      <w:start w:val="1"/>
-      <w:numFmt w:val="decimal"/>
-      <w:lvlText w:val="%7."/>
-      <w:lvlJc w:val="left"/>
-      <w:pPr>
-        <w:ind w:left="5040" w:hanging="360"/>
-      </w:pPr>
-    </w:lvl>
-    <w:lvl w:ilvl="7" w:tplc="FFFFFFFF" w:tentative="1">
-      <w:start w:val="1"/>
-      <w:numFmt w:val="lowerLetter"/>
-      <w:lvlText w:val="%8."/>
-      <w:lvlJc w:val="left"/>
-      <w:pPr>
-        <w:ind w:left="5760" w:hanging="360"/>
-      </w:pPr>
-    </w:lvl>
-    <w:lvl w:ilvl="8" w:tplc="FFFFFFFF" w:tentative="1">
-      <w:start w:val="1"/>
-      <w:numFmt w:val="lowerRoman"/>
-      <w:lvlText w:val="%9."/>
-      <w:lvlJc w:val="right"/>
-      <w:pPr>
-        <w:ind w:left="6480" w:hanging="180"/>
-      </w:pPr>
-    </w:lvl>
-  </w:abstractNum>
-  <w:abstractNum w:abstractNumId="58" w15:restartNumberingAfterBreak="0">
-    <w:nsid w:val="74083790"/>
-    <w:multiLevelType w:val="hybridMultilevel"/>
-    <w:tmpl w:val="7EEC99AE"/>
-    <w:lvl w:ilvl="0" w:tplc="0DFA88F8">
-      <w:start w:val="1"/>
-      <w:numFmt w:val="decimal"/>
-      <w:lvlText w:val="%1."/>
-      <w:lvlJc w:val="left"/>
-      <w:pPr>
-        <w:ind w:left="720" w:hanging="360"/>
-      </w:pPr>
-      <w:rPr>
-        <w:b w:val="0"/>
-        <w:bCs w:val="0"/>
-      </w:rPr>
-    </w:lvl>
-    <w:lvl w:ilvl="1" w:tplc="FFFFFFFF" w:tentative="1">
-      <w:start w:val="1"/>
-      <w:numFmt w:val="lowerLetter"/>
-      <w:lvlText w:val="%2."/>
-      <w:lvlJc w:val="left"/>
-      <w:pPr>
-        <w:ind w:left="1440" w:hanging="360"/>
-      </w:pPr>
-    </w:lvl>
-    <w:lvl w:ilvl="2" w:tplc="FFFFFFFF" w:tentative="1">
-      <w:start w:val="1"/>
-      <w:numFmt w:val="lowerRoman"/>
-      <w:lvlText w:val="%3."/>
-      <w:lvlJc w:val="right"/>
-      <w:pPr>
-        <w:ind w:left="2160" w:hanging="180"/>
-      </w:pPr>
-    </w:lvl>
-    <w:lvl w:ilvl="3" w:tplc="FFFFFFFF" w:tentative="1">
-      <w:start w:val="1"/>
-      <w:numFmt w:val="decimal"/>
-      <w:lvlText w:val="%4."/>
-      <w:lvlJc w:val="left"/>
-      <w:pPr>
-        <w:ind w:left="2880" w:hanging="360"/>
-      </w:pPr>
-    </w:lvl>
-    <w:lvl w:ilvl="4" w:tplc="FFFFFFFF" w:tentative="1">
-      <w:start w:val="1"/>
-      <w:numFmt w:val="lowerLetter"/>
-      <w:lvlText w:val="%5."/>
-      <w:lvlJc w:val="left"/>
-      <w:pPr>
-        <w:ind w:left="3600" w:hanging="360"/>
-      </w:pPr>
-    </w:lvl>
-    <w:lvl w:ilvl="5" w:tplc="FFFFFFFF" w:tentative="1">
-      <w:start w:val="1"/>
-      <w:numFmt w:val="lowerRoman"/>
-      <w:lvlText w:val="%6."/>
-      <w:lvlJc w:val="right"/>
-      <w:pPr>
-        <w:ind w:left="4320" w:hanging="180"/>
-      </w:pPr>
-    </w:lvl>
-    <w:lvl w:ilvl="6" w:tplc="FFFFFFFF" w:tentative="1">
-      <w:start w:val="1"/>
-      <w:numFmt w:val="decimal"/>
-      <w:lvlText w:val="%7."/>
-      <w:lvlJc w:val="left"/>
-      <w:pPr>
-        <w:ind w:left="5040" w:hanging="360"/>
-      </w:pPr>
-    </w:lvl>
-    <w:lvl w:ilvl="7" w:tplc="FFFFFFFF" w:tentative="1">
-      <w:start w:val="1"/>
-      <w:numFmt w:val="lowerLetter"/>
-      <w:lvlText w:val="%8."/>
-      <w:lvlJc w:val="left"/>
-      <w:pPr>
-        <w:ind w:left="5760" w:hanging="360"/>
-      </w:pPr>
-    </w:lvl>
-    <w:lvl w:ilvl="8" w:tplc="FFFFFFFF" w:tentative="1">
-      <w:start w:val="1"/>
-      <w:numFmt w:val="lowerRoman"/>
-      <w:lvlText w:val="%9."/>
-      <w:lvlJc w:val="right"/>
-      <w:pPr>
-        <w:ind w:left="6480" w:hanging="180"/>
-      </w:pPr>
-    </w:lvl>
-  </w:abstractNum>
-  <w:abstractNum w:abstractNumId="59" w15:restartNumberingAfterBreak="0">
-    <w:nsid w:val="746F1A6D"/>
-    <w:multiLevelType w:val="hybridMultilevel"/>
-    <w:tmpl w:val="E882608E"/>
-    <w:lvl w:ilvl="0" w:tplc="FFFFFFFF">
-      <w:start w:val="1"/>
-      <w:numFmt w:val="decimal"/>
-      <w:lvlText w:val="%1)"/>
-      <w:lvlJc w:val="left"/>
-      <w:pPr>
-        <w:ind w:left="720" w:hanging="360"/>
-      </w:pPr>
-      <w:rPr>
-        <w:rFonts w:hint="default"/>
-      </w:rPr>
-    </w:lvl>
-    <w:lvl w:ilvl="1" w:tplc="FFFFFFFF" w:tentative="1">
-      <w:start w:val="1"/>
-      <w:numFmt w:val="lowerLetter"/>
-      <w:lvlText w:val="%2."/>
-      <w:lvlJc w:val="left"/>
-      <w:pPr>
-        <w:ind w:left="1440" w:hanging="360"/>
-      </w:pPr>
-    </w:lvl>
-    <w:lvl w:ilvl="2" w:tplc="FFFFFFFF" w:tentative="1">
-      <w:start w:val="1"/>
-      <w:numFmt w:val="lowerRoman"/>
-      <w:lvlText w:val="%3."/>
-      <w:lvlJc w:val="right"/>
-      <w:pPr>
-        <w:ind w:left="2160" w:hanging="180"/>
-      </w:pPr>
-    </w:lvl>
-    <w:lvl w:ilvl="3" w:tplc="FFFFFFFF" w:tentative="1">
-      <w:start w:val="1"/>
-      <w:numFmt w:val="decimal"/>
-      <w:lvlText w:val="%4."/>
-      <w:lvlJc w:val="left"/>
-      <w:pPr>
-        <w:ind w:left="2880" w:hanging="360"/>
-      </w:pPr>
-    </w:lvl>
-    <w:lvl w:ilvl="4" w:tplc="FFFFFFFF" w:tentative="1">
-      <w:start w:val="1"/>
-      <w:numFmt w:val="lowerLetter"/>
-      <w:lvlText w:val="%5."/>
-      <w:lvlJc w:val="left"/>
-      <w:pPr>
-        <w:ind w:left="3600" w:hanging="360"/>
-      </w:pPr>
-    </w:lvl>
-    <w:lvl w:ilvl="5" w:tplc="FFFFFFFF" w:tentative="1">
-      <w:start w:val="1"/>
-      <w:numFmt w:val="lowerRoman"/>
-      <w:lvlText w:val="%6."/>
-      <w:lvlJc w:val="right"/>
-      <w:pPr>
-        <w:ind w:left="4320" w:hanging="180"/>
-      </w:pPr>
-    </w:lvl>
-    <w:lvl w:ilvl="6" w:tplc="FFFFFFFF" w:tentative="1">
-      <w:start w:val="1"/>
-      <w:numFmt w:val="decimal"/>
-      <w:lvlText w:val="%7."/>
-      <w:lvlJc w:val="left"/>
-      <w:pPr>
-        <w:ind w:left="5040" w:hanging="360"/>
-      </w:pPr>
-    </w:lvl>
-    <w:lvl w:ilvl="7" w:tplc="FFFFFFFF" w:tentative="1">
-      <w:start w:val="1"/>
-      <w:numFmt w:val="lowerLetter"/>
-      <w:lvlText w:val="%8."/>
-      <w:lvlJc w:val="left"/>
-      <w:pPr>
-        <w:ind w:left="5760" w:hanging="360"/>
-      </w:pPr>
-    </w:lvl>
-    <w:lvl w:ilvl="8" w:tplc="FFFFFFFF" w:tentative="1">
-      <w:start w:val="1"/>
-      <w:numFmt w:val="lowerRoman"/>
-      <w:lvlText w:val="%9."/>
-      <w:lvlJc w:val="right"/>
-      <w:pPr>
-        <w:ind w:left="6480" w:hanging="180"/>
-      </w:pPr>
-    </w:lvl>
-  </w:abstractNum>
-  <w:abstractNum w:abstractNumId="60" w15:restartNumberingAfterBreak="0">
-    <w:nsid w:val="75120995"/>
-    <w:multiLevelType w:val="hybridMultilevel"/>
-    <w:tmpl w:val="AB58E4F0"/>
-    <w:lvl w:ilvl="0" w:tplc="0DFA88F8">
-      <w:start w:val="1"/>
-      <w:numFmt w:val="decimal"/>
-      <w:lvlText w:val="%1."/>
-      <w:lvlJc w:val="left"/>
-      <w:pPr>
-        <w:ind w:left="1440" w:hanging="360"/>
-      </w:pPr>
-      <w:rPr>
-        <w:b w:val="0"/>
-        <w:bCs w:val="0"/>
-      </w:rPr>
-    </w:lvl>
-    <w:lvl w:ilvl="1" w:tplc="08090019" w:tentative="1">
-      <w:start w:val="1"/>
-      <w:numFmt w:val="lowerLetter"/>
-      <w:lvlText w:val="%2."/>
-      <w:lvlJc w:val="left"/>
-      <w:pPr>
-        <w:ind w:left="2160" w:hanging="360"/>
-      </w:pPr>
-    </w:lvl>
-    <w:lvl w:ilvl="2" w:tplc="0809001B" w:tentative="1">
-      <w:start w:val="1"/>
-      <w:numFmt w:val="lowerRoman"/>
-      <w:lvlText w:val="%3."/>
-      <w:lvlJc w:val="right"/>
-      <w:pPr>
-        <w:ind w:left="2880" w:hanging="180"/>
-      </w:pPr>
-    </w:lvl>
-    <w:lvl w:ilvl="3" w:tplc="0809000F" w:tentative="1">
-      <w:start w:val="1"/>
-      <w:numFmt w:val="decimal"/>
-      <w:lvlText w:val="%4."/>
-      <w:lvlJc w:val="left"/>
-      <w:pPr>
-        <w:ind w:left="3600" w:hanging="360"/>
-      </w:pPr>
-    </w:lvl>
-    <w:lvl w:ilvl="4" w:tplc="08090019" w:tentative="1">
-      <w:start w:val="1"/>
-      <w:numFmt w:val="lowerLetter"/>
-      <w:lvlText w:val="%5."/>
-      <w:lvlJc w:val="left"/>
-      <w:pPr>
-        <w:ind w:left="4320" w:hanging="360"/>
-      </w:pPr>
-    </w:lvl>
-    <w:lvl w:ilvl="5" w:tplc="0809001B" w:tentative="1">
-      <w:start w:val="1"/>
-      <w:numFmt w:val="lowerRoman"/>
-      <w:lvlText w:val="%6."/>
-      <w:lvlJc w:val="right"/>
-      <w:pPr>
-        <w:ind w:left="5040" w:hanging="180"/>
-      </w:pPr>
-    </w:lvl>
-    <w:lvl w:ilvl="6" w:tplc="0809000F" w:tentative="1">
-      <w:start w:val="1"/>
-      <w:numFmt w:val="decimal"/>
-      <w:lvlText w:val="%7."/>
-      <w:lvlJc w:val="left"/>
-      <w:pPr>
-        <w:ind w:left="5760" w:hanging="360"/>
-      </w:pPr>
-    </w:lvl>
-    <w:lvl w:ilvl="7" w:tplc="08090019" w:tentative="1">
-      <w:start w:val="1"/>
-      <w:numFmt w:val="lowerLetter"/>
-      <w:lvlText w:val="%8."/>
-      <w:lvlJc w:val="left"/>
-      <w:pPr>
-        <w:ind w:left="6480" w:hanging="360"/>
-      </w:pPr>
-    </w:lvl>
-    <w:lvl w:ilvl="8" w:tplc="0809001B" w:tentative="1">
-      <w:start w:val="1"/>
-      <w:numFmt w:val="lowerRoman"/>
-      <w:lvlText w:val="%9."/>
-      <w:lvlJc w:val="right"/>
-      <w:pPr>
-        <w:ind w:left="7200" w:hanging="180"/>
-      </w:pPr>
-    </w:lvl>
-  </w:abstractNum>
-  <w:abstractNum w:abstractNumId="61" w15:restartNumberingAfterBreak="0">
-    <w:nsid w:val="75643FBA"/>
-    <w:multiLevelType w:val="hybridMultilevel"/>
-    <w:tmpl w:val="AE1A9036"/>
-    <w:lvl w:ilvl="0" w:tplc="08090011">
-      <w:start w:val="1"/>
-      <w:numFmt w:val="decimal"/>
-      <w:lvlText w:val="%1)"/>
-      <w:lvlJc w:val="left"/>
-      <w:pPr>
-        <w:ind w:left="720" w:hanging="360"/>
-      </w:pPr>
-      <w:rPr>
-        <w:rFonts w:hint="default"/>
-      </w:rPr>
-    </w:lvl>
-    <w:lvl w:ilvl="1" w:tplc="08090019" w:tentative="1">
-      <w:start w:val="1"/>
-      <w:numFmt w:val="lowerLetter"/>
-      <w:lvlText w:val="%2."/>
-      <w:lvlJc w:val="left"/>
-      <w:pPr>
-        <w:ind w:left="1440" w:hanging="360"/>
-      </w:pPr>
-    </w:lvl>
-    <w:lvl w:ilvl="2" w:tplc="0809001B" w:tentative="1">
-      <w:start w:val="1"/>
-      <w:numFmt w:val="lowerRoman"/>
-      <w:lvlText w:val="%3."/>
-      <w:lvlJc w:val="right"/>
-      <w:pPr>
-        <w:ind w:left="2160" w:hanging="180"/>
-      </w:pPr>
-    </w:lvl>
-    <w:lvl w:ilvl="3" w:tplc="0809000F" w:tentative="1">
-      <w:start w:val="1"/>
-      <w:numFmt w:val="decimal"/>
-      <w:lvlText w:val="%4."/>
-      <w:lvlJc w:val="left"/>
-      <w:pPr>
-        <w:ind w:left="2880" w:hanging="360"/>
-      </w:pPr>
-    </w:lvl>
-    <w:lvl w:ilvl="4" w:tplc="08090019" w:tentative="1">
-      <w:start w:val="1"/>
-      <w:numFmt w:val="lowerLetter"/>
-      <w:lvlText w:val="%5."/>
-      <w:lvlJc w:val="left"/>
-      <w:pPr>
-        <w:ind w:left="3600" w:hanging="360"/>
-      </w:pPr>
-    </w:lvl>
-    <w:lvl w:ilvl="5" w:tplc="0809001B" w:tentative="1">
-      <w:start w:val="1"/>
-      <w:numFmt w:val="lowerRoman"/>
-      <w:lvlText w:val="%6."/>
-      <w:lvlJc w:val="right"/>
-      <w:pPr>
-        <w:ind w:left="4320" w:hanging="180"/>
-      </w:pPr>
-    </w:lvl>
-    <w:lvl w:ilvl="6" w:tplc="0809000F" w:tentative="1">
-      <w:start w:val="1"/>
-      <w:numFmt w:val="decimal"/>
-      <w:lvlText w:val="%7."/>
-      <w:lvlJc w:val="left"/>
-      <w:pPr>
-        <w:ind w:left="5040" w:hanging="360"/>
-      </w:pPr>
-    </w:lvl>
-    <w:lvl w:ilvl="7" w:tplc="08090019" w:tentative="1">
-      <w:start w:val="1"/>
-      <w:numFmt w:val="lowerLetter"/>
-      <w:lvlText w:val="%8."/>
-      <w:lvlJc w:val="left"/>
-      <w:pPr>
-        <w:ind w:left="5760" w:hanging="360"/>
-      </w:pPr>
-    </w:lvl>
-    <w:lvl w:ilvl="8" w:tplc="0809001B" w:tentative="1">
-      <w:start w:val="1"/>
-      <w:numFmt w:val="lowerRoman"/>
-      <w:lvlText w:val="%9."/>
-      <w:lvlJc w:val="right"/>
-      <w:pPr>
-        <w:ind w:left="6480" w:hanging="180"/>
-      </w:pPr>
-    </w:lvl>
-  </w:abstractNum>
-  <w:abstractNum w:abstractNumId="62" w15:restartNumberingAfterBreak="0">
-    <w:nsid w:val="7C174B1D"/>
-    <w:multiLevelType w:val="hybridMultilevel"/>
-    <w:tmpl w:val="9892B3C8"/>
-    <w:lvl w:ilvl="0" w:tplc="A7A62D20">
       <w:start w:val="1"/>
       <w:numFmt w:val="decimal"/>
       <w:lvlText w:val="%1)"/>
@@ -23389,7 +23335,7 @@
         <w:bCs w:val="0"/>
       </w:rPr>
     </w:lvl>
-    <w:lvl w:ilvl="1" w:tplc="08090019" w:tentative="1">
+    <w:lvl w:ilvl="1" w:tplc="FFFFFFFF" w:tentative="1">
       <w:start w:val="1"/>
       <w:numFmt w:val="lowerLetter"/>
       <w:lvlText w:val="%2."/>
@@ -23398,7 +23344,7 @@
         <w:ind w:left="1440" w:hanging="360"/>
       </w:pPr>
     </w:lvl>
-    <w:lvl w:ilvl="2" w:tplc="0809001B" w:tentative="1">
+    <w:lvl w:ilvl="2" w:tplc="FFFFFFFF" w:tentative="1">
       <w:start w:val="1"/>
       <w:numFmt w:val="lowerRoman"/>
       <w:lvlText w:val="%3."/>
@@ -23407,7 +23353,7 @@
         <w:ind w:left="2160" w:hanging="180"/>
       </w:pPr>
     </w:lvl>
-    <w:lvl w:ilvl="3" w:tplc="0809000F" w:tentative="1">
+    <w:lvl w:ilvl="3" w:tplc="FFFFFFFF" w:tentative="1">
       <w:start w:val="1"/>
       <w:numFmt w:val="decimal"/>
       <w:lvlText w:val="%4."/>
@@ -23416,7 +23362,7 @@
         <w:ind w:left="2880" w:hanging="360"/>
       </w:pPr>
     </w:lvl>
-    <w:lvl w:ilvl="4" w:tplc="08090019" w:tentative="1">
+    <w:lvl w:ilvl="4" w:tplc="FFFFFFFF" w:tentative="1">
       <w:start w:val="1"/>
       <w:numFmt w:val="lowerLetter"/>
       <w:lvlText w:val="%5."/>
@@ -23425,7 +23371,7 @@
         <w:ind w:left="3600" w:hanging="360"/>
       </w:pPr>
     </w:lvl>
-    <w:lvl w:ilvl="5" w:tplc="0809001B" w:tentative="1">
+    <w:lvl w:ilvl="5" w:tplc="FFFFFFFF" w:tentative="1">
       <w:start w:val="1"/>
       <w:numFmt w:val="lowerRoman"/>
       <w:lvlText w:val="%6."/>
@@ -23434,7 +23380,7 @@
         <w:ind w:left="4320" w:hanging="180"/>
       </w:pPr>
     </w:lvl>
-    <w:lvl w:ilvl="6" w:tplc="0809000F" w:tentative="1">
+    <w:lvl w:ilvl="6" w:tplc="FFFFFFFF" w:tentative="1">
       <w:start w:val="1"/>
       <w:numFmt w:val="decimal"/>
       <w:lvlText w:val="%7."/>
@@ -23443,7 +23389,7 @@
         <w:ind w:left="5040" w:hanging="360"/>
       </w:pPr>
     </w:lvl>
-    <w:lvl w:ilvl="7" w:tplc="08090019" w:tentative="1">
+    <w:lvl w:ilvl="7" w:tplc="FFFFFFFF" w:tentative="1">
       <w:start w:val="1"/>
       <w:numFmt w:val="lowerLetter"/>
       <w:lvlText w:val="%8."/>
@@ -23452,7 +23398,7 @@
         <w:ind w:left="5760" w:hanging="360"/>
       </w:pPr>
     </w:lvl>
-    <w:lvl w:ilvl="8" w:tplc="0809001B" w:tentative="1">
+    <w:lvl w:ilvl="8" w:tplc="FFFFFFFF" w:tentative="1">
       <w:start w:val="1"/>
       <w:numFmt w:val="lowerRoman"/>
       <w:lvlText w:val="%9."/>
@@ -23462,7 +23408,1434 @@
       </w:pPr>
     </w:lvl>
   </w:abstractNum>
+  <w:abstractNum w:abstractNumId="56" w15:restartNumberingAfterBreak="0">
+    <w:nsid w:val="678F1782"/>
+    <w:multiLevelType w:val="hybridMultilevel"/>
+    <w:tmpl w:val="4D307FEE"/>
+    <w:lvl w:ilvl="0" w:tplc="C068F6A8">
+      <w:start w:val="1"/>
+      <w:numFmt w:val="decimal"/>
+      <w:lvlText w:val="%1."/>
+      <w:lvlJc w:val="left"/>
+      <w:pPr>
+        <w:ind w:left="720" w:hanging="360"/>
+      </w:pPr>
+      <w:rPr>
+        <w:rFonts w:hint="default"/>
+      </w:rPr>
+    </w:lvl>
+    <w:lvl w:ilvl="1" w:tplc="08090019" w:tentative="1">
+      <w:start w:val="1"/>
+      <w:numFmt w:val="lowerLetter"/>
+      <w:lvlText w:val="%2."/>
+      <w:lvlJc w:val="left"/>
+      <w:pPr>
+        <w:ind w:left="1440" w:hanging="360"/>
+      </w:pPr>
+    </w:lvl>
+    <w:lvl w:ilvl="2" w:tplc="0809001B" w:tentative="1">
+      <w:start w:val="1"/>
+      <w:numFmt w:val="lowerRoman"/>
+      <w:lvlText w:val="%3."/>
+      <w:lvlJc w:val="right"/>
+      <w:pPr>
+        <w:ind w:left="2160" w:hanging="180"/>
+      </w:pPr>
+    </w:lvl>
+    <w:lvl w:ilvl="3" w:tplc="0809000F" w:tentative="1">
+      <w:start w:val="1"/>
+      <w:numFmt w:val="decimal"/>
+      <w:lvlText w:val="%4."/>
+      <w:lvlJc w:val="left"/>
+      <w:pPr>
+        <w:ind w:left="2880" w:hanging="360"/>
+      </w:pPr>
+    </w:lvl>
+    <w:lvl w:ilvl="4" w:tplc="08090019" w:tentative="1">
+      <w:start w:val="1"/>
+      <w:numFmt w:val="lowerLetter"/>
+      <w:lvlText w:val="%5."/>
+      <w:lvlJc w:val="left"/>
+      <w:pPr>
+        <w:ind w:left="3600" w:hanging="360"/>
+      </w:pPr>
+    </w:lvl>
+    <w:lvl w:ilvl="5" w:tplc="0809001B" w:tentative="1">
+      <w:start w:val="1"/>
+      <w:numFmt w:val="lowerRoman"/>
+      <w:lvlText w:val="%6."/>
+      <w:lvlJc w:val="right"/>
+      <w:pPr>
+        <w:ind w:left="4320" w:hanging="180"/>
+      </w:pPr>
+    </w:lvl>
+    <w:lvl w:ilvl="6" w:tplc="0809000F" w:tentative="1">
+      <w:start w:val="1"/>
+      <w:numFmt w:val="decimal"/>
+      <w:lvlText w:val="%7."/>
+      <w:lvlJc w:val="left"/>
+      <w:pPr>
+        <w:ind w:left="5040" w:hanging="360"/>
+      </w:pPr>
+    </w:lvl>
+    <w:lvl w:ilvl="7" w:tplc="08090019" w:tentative="1">
+      <w:start w:val="1"/>
+      <w:numFmt w:val="lowerLetter"/>
+      <w:lvlText w:val="%8."/>
+      <w:lvlJc w:val="left"/>
+      <w:pPr>
+        <w:ind w:left="5760" w:hanging="360"/>
+      </w:pPr>
+    </w:lvl>
+    <w:lvl w:ilvl="8" w:tplc="0809001B" w:tentative="1">
+      <w:start w:val="1"/>
+      <w:numFmt w:val="lowerRoman"/>
+      <w:lvlText w:val="%9."/>
+      <w:lvlJc w:val="right"/>
+      <w:pPr>
+        <w:ind w:left="6480" w:hanging="180"/>
+      </w:pPr>
+    </w:lvl>
+  </w:abstractNum>
+  <w:abstractNum w:abstractNumId="57" w15:restartNumberingAfterBreak="0">
+    <w:nsid w:val="6C4E375F"/>
+    <w:multiLevelType w:val="hybridMultilevel"/>
+    <w:tmpl w:val="FECEDED2"/>
+    <w:lvl w:ilvl="0" w:tplc="FFFFFFFF">
+      <w:start w:val="1"/>
+      <w:numFmt w:val="decimal"/>
+      <w:lvlText w:val="%1)"/>
+      <w:lvlJc w:val="left"/>
+      <w:pPr>
+        <w:ind w:left="720" w:hanging="360"/>
+      </w:pPr>
+      <w:rPr>
+        <w:rFonts w:hint="default"/>
+      </w:rPr>
+    </w:lvl>
+    <w:lvl w:ilvl="1" w:tplc="08090019" w:tentative="1">
+      <w:start w:val="1"/>
+      <w:numFmt w:val="lowerLetter"/>
+      <w:lvlText w:val="%2."/>
+      <w:lvlJc w:val="left"/>
+      <w:pPr>
+        <w:ind w:left="1440" w:hanging="360"/>
+      </w:pPr>
+    </w:lvl>
+    <w:lvl w:ilvl="2" w:tplc="0809001B" w:tentative="1">
+      <w:start w:val="1"/>
+      <w:numFmt w:val="lowerRoman"/>
+      <w:lvlText w:val="%3."/>
+      <w:lvlJc w:val="right"/>
+      <w:pPr>
+        <w:ind w:left="2160" w:hanging="180"/>
+      </w:pPr>
+    </w:lvl>
+    <w:lvl w:ilvl="3" w:tplc="0809000F" w:tentative="1">
+      <w:start w:val="1"/>
+      <w:numFmt w:val="decimal"/>
+      <w:lvlText w:val="%4."/>
+      <w:lvlJc w:val="left"/>
+      <w:pPr>
+        <w:ind w:left="2880" w:hanging="360"/>
+      </w:pPr>
+    </w:lvl>
+    <w:lvl w:ilvl="4" w:tplc="08090019" w:tentative="1">
+      <w:start w:val="1"/>
+      <w:numFmt w:val="lowerLetter"/>
+      <w:lvlText w:val="%5."/>
+      <w:lvlJc w:val="left"/>
+      <w:pPr>
+        <w:ind w:left="3600" w:hanging="360"/>
+      </w:pPr>
+    </w:lvl>
+    <w:lvl w:ilvl="5" w:tplc="0809001B" w:tentative="1">
+      <w:start w:val="1"/>
+      <w:numFmt w:val="lowerRoman"/>
+      <w:lvlText w:val="%6."/>
+      <w:lvlJc w:val="right"/>
+      <w:pPr>
+        <w:ind w:left="4320" w:hanging="180"/>
+      </w:pPr>
+    </w:lvl>
+    <w:lvl w:ilvl="6" w:tplc="0809000F" w:tentative="1">
+      <w:start w:val="1"/>
+      <w:numFmt w:val="decimal"/>
+      <w:lvlText w:val="%7."/>
+      <w:lvlJc w:val="left"/>
+      <w:pPr>
+        <w:ind w:left="5040" w:hanging="360"/>
+      </w:pPr>
+    </w:lvl>
+    <w:lvl w:ilvl="7" w:tplc="08090019" w:tentative="1">
+      <w:start w:val="1"/>
+      <w:numFmt w:val="lowerLetter"/>
+      <w:lvlText w:val="%8."/>
+      <w:lvlJc w:val="left"/>
+      <w:pPr>
+        <w:ind w:left="5760" w:hanging="360"/>
+      </w:pPr>
+    </w:lvl>
+    <w:lvl w:ilvl="8" w:tplc="0809001B" w:tentative="1">
+      <w:start w:val="1"/>
+      <w:numFmt w:val="lowerRoman"/>
+      <w:lvlText w:val="%9."/>
+      <w:lvlJc w:val="right"/>
+      <w:pPr>
+        <w:ind w:left="6480" w:hanging="180"/>
+      </w:pPr>
+    </w:lvl>
+  </w:abstractNum>
+  <w:abstractNum w:abstractNumId="58" w15:restartNumberingAfterBreak="0">
+    <w:nsid w:val="6CCF0363"/>
+    <w:multiLevelType w:val="hybridMultilevel"/>
+    <w:tmpl w:val="D678659C"/>
+    <w:lvl w:ilvl="0" w:tplc="08090011">
+      <w:start w:val="1"/>
+      <w:numFmt w:val="decimal"/>
+      <w:lvlText w:val="%1)"/>
+      <w:lvlJc w:val="left"/>
+      <w:pPr>
+        <w:ind w:left="720" w:hanging="360"/>
+      </w:pPr>
+      <w:rPr>
+        <w:rFonts w:hint="default"/>
+      </w:rPr>
+    </w:lvl>
+    <w:lvl w:ilvl="1" w:tplc="08090019" w:tentative="1">
+      <w:start w:val="1"/>
+      <w:numFmt w:val="lowerLetter"/>
+      <w:lvlText w:val="%2."/>
+      <w:lvlJc w:val="left"/>
+      <w:pPr>
+        <w:ind w:left="1440" w:hanging="360"/>
+      </w:pPr>
+    </w:lvl>
+    <w:lvl w:ilvl="2" w:tplc="0809001B" w:tentative="1">
+      <w:start w:val="1"/>
+      <w:numFmt w:val="lowerRoman"/>
+      <w:lvlText w:val="%3."/>
+      <w:lvlJc w:val="right"/>
+      <w:pPr>
+        <w:ind w:left="2160" w:hanging="180"/>
+      </w:pPr>
+    </w:lvl>
+    <w:lvl w:ilvl="3" w:tplc="0809000F" w:tentative="1">
+      <w:start w:val="1"/>
+      <w:numFmt w:val="decimal"/>
+      <w:lvlText w:val="%4."/>
+      <w:lvlJc w:val="left"/>
+      <w:pPr>
+        <w:ind w:left="2880" w:hanging="360"/>
+      </w:pPr>
+    </w:lvl>
+    <w:lvl w:ilvl="4" w:tplc="08090019" w:tentative="1">
+      <w:start w:val="1"/>
+      <w:numFmt w:val="lowerLetter"/>
+      <w:lvlText w:val="%5."/>
+      <w:lvlJc w:val="left"/>
+      <w:pPr>
+        <w:ind w:left="3600" w:hanging="360"/>
+      </w:pPr>
+    </w:lvl>
+    <w:lvl w:ilvl="5" w:tplc="0809001B" w:tentative="1">
+      <w:start w:val="1"/>
+      <w:numFmt w:val="lowerRoman"/>
+      <w:lvlText w:val="%6."/>
+      <w:lvlJc w:val="right"/>
+      <w:pPr>
+        <w:ind w:left="4320" w:hanging="180"/>
+      </w:pPr>
+    </w:lvl>
+    <w:lvl w:ilvl="6" w:tplc="0809000F" w:tentative="1">
+      <w:start w:val="1"/>
+      <w:numFmt w:val="decimal"/>
+      <w:lvlText w:val="%7."/>
+      <w:lvlJc w:val="left"/>
+      <w:pPr>
+        <w:ind w:left="5040" w:hanging="360"/>
+      </w:pPr>
+    </w:lvl>
+    <w:lvl w:ilvl="7" w:tplc="08090019" w:tentative="1">
+      <w:start w:val="1"/>
+      <w:numFmt w:val="lowerLetter"/>
+      <w:lvlText w:val="%8."/>
+      <w:lvlJc w:val="left"/>
+      <w:pPr>
+        <w:ind w:left="5760" w:hanging="360"/>
+      </w:pPr>
+    </w:lvl>
+    <w:lvl w:ilvl="8" w:tplc="0809001B" w:tentative="1">
+      <w:start w:val="1"/>
+      <w:numFmt w:val="lowerRoman"/>
+      <w:lvlText w:val="%9."/>
+      <w:lvlJc w:val="right"/>
+      <w:pPr>
+        <w:ind w:left="6480" w:hanging="180"/>
+      </w:pPr>
+    </w:lvl>
+  </w:abstractNum>
+  <w:abstractNum w:abstractNumId="59" w15:restartNumberingAfterBreak="0">
+    <w:nsid w:val="6E8A7D5B"/>
+    <w:multiLevelType w:val="hybridMultilevel"/>
+    <w:tmpl w:val="E882608E"/>
+    <w:lvl w:ilvl="0" w:tplc="FFFFFFFF">
+      <w:start w:val="1"/>
+      <w:numFmt w:val="decimal"/>
+      <w:lvlText w:val="%1)"/>
+      <w:lvlJc w:val="left"/>
+      <w:pPr>
+        <w:ind w:left="720" w:hanging="360"/>
+      </w:pPr>
+      <w:rPr>
+        <w:rFonts w:hint="default"/>
+      </w:rPr>
+    </w:lvl>
+    <w:lvl w:ilvl="1" w:tplc="FFFFFFFF" w:tentative="1">
+      <w:start w:val="1"/>
+      <w:numFmt w:val="lowerLetter"/>
+      <w:lvlText w:val="%2."/>
+      <w:lvlJc w:val="left"/>
+      <w:pPr>
+        <w:ind w:left="1440" w:hanging="360"/>
+      </w:pPr>
+    </w:lvl>
+    <w:lvl w:ilvl="2" w:tplc="FFFFFFFF" w:tentative="1">
+      <w:start w:val="1"/>
+      <w:numFmt w:val="lowerRoman"/>
+      <w:lvlText w:val="%3."/>
+      <w:lvlJc w:val="right"/>
+      <w:pPr>
+        <w:ind w:left="2160" w:hanging="180"/>
+      </w:pPr>
+    </w:lvl>
+    <w:lvl w:ilvl="3" w:tplc="FFFFFFFF" w:tentative="1">
+      <w:start w:val="1"/>
+      <w:numFmt w:val="decimal"/>
+      <w:lvlText w:val="%4."/>
+      <w:lvlJc w:val="left"/>
+      <w:pPr>
+        <w:ind w:left="2880" w:hanging="360"/>
+      </w:pPr>
+    </w:lvl>
+    <w:lvl w:ilvl="4" w:tplc="FFFFFFFF" w:tentative="1">
+      <w:start w:val="1"/>
+      <w:numFmt w:val="lowerLetter"/>
+      <w:lvlText w:val="%5."/>
+      <w:lvlJc w:val="left"/>
+      <w:pPr>
+        <w:ind w:left="3600" w:hanging="360"/>
+      </w:pPr>
+    </w:lvl>
+    <w:lvl w:ilvl="5" w:tplc="FFFFFFFF" w:tentative="1">
+      <w:start w:val="1"/>
+      <w:numFmt w:val="lowerRoman"/>
+      <w:lvlText w:val="%6."/>
+      <w:lvlJc w:val="right"/>
+      <w:pPr>
+        <w:ind w:left="4320" w:hanging="180"/>
+      </w:pPr>
+    </w:lvl>
+    <w:lvl w:ilvl="6" w:tplc="FFFFFFFF" w:tentative="1">
+      <w:start w:val="1"/>
+      <w:numFmt w:val="decimal"/>
+      <w:lvlText w:val="%7."/>
+      <w:lvlJc w:val="left"/>
+      <w:pPr>
+        <w:ind w:left="5040" w:hanging="360"/>
+      </w:pPr>
+    </w:lvl>
+    <w:lvl w:ilvl="7" w:tplc="FFFFFFFF" w:tentative="1">
+      <w:start w:val="1"/>
+      <w:numFmt w:val="lowerLetter"/>
+      <w:lvlText w:val="%8."/>
+      <w:lvlJc w:val="left"/>
+      <w:pPr>
+        <w:ind w:left="5760" w:hanging="360"/>
+      </w:pPr>
+    </w:lvl>
+    <w:lvl w:ilvl="8" w:tplc="FFFFFFFF" w:tentative="1">
+      <w:start w:val="1"/>
+      <w:numFmt w:val="lowerRoman"/>
+      <w:lvlText w:val="%9."/>
+      <w:lvlJc w:val="right"/>
+      <w:pPr>
+        <w:ind w:left="6480" w:hanging="180"/>
+      </w:pPr>
+    </w:lvl>
+  </w:abstractNum>
+  <w:abstractNum w:abstractNumId="60" w15:restartNumberingAfterBreak="0">
+    <w:nsid w:val="6F335800"/>
+    <w:multiLevelType w:val="hybridMultilevel"/>
+    <w:tmpl w:val="ADBA4294"/>
+    <w:lvl w:ilvl="0" w:tplc="08090011">
+      <w:start w:val="1"/>
+      <w:numFmt w:val="decimal"/>
+      <w:lvlText w:val="%1)"/>
+      <w:lvlJc w:val="left"/>
+      <w:pPr>
+        <w:ind w:left="720" w:hanging="360"/>
+      </w:pPr>
+      <w:rPr>
+        <w:rFonts w:hint="default"/>
+      </w:rPr>
+    </w:lvl>
+    <w:lvl w:ilvl="1" w:tplc="08090019" w:tentative="1">
+      <w:start w:val="1"/>
+      <w:numFmt w:val="lowerLetter"/>
+      <w:lvlText w:val="%2."/>
+      <w:lvlJc w:val="left"/>
+      <w:pPr>
+        <w:ind w:left="1440" w:hanging="360"/>
+      </w:pPr>
+    </w:lvl>
+    <w:lvl w:ilvl="2" w:tplc="0809001B" w:tentative="1">
+      <w:start w:val="1"/>
+      <w:numFmt w:val="lowerRoman"/>
+      <w:lvlText w:val="%3."/>
+      <w:lvlJc w:val="right"/>
+      <w:pPr>
+        <w:ind w:left="2160" w:hanging="180"/>
+      </w:pPr>
+    </w:lvl>
+    <w:lvl w:ilvl="3" w:tplc="0809000F" w:tentative="1">
+      <w:start w:val="1"/>
+      <w:numFmt w:val="decimal"/>
+      <w:lvlText w:val="%4."/>
+      <w:lvlJc w:val="left"/>
+      <w:pPr>
+        <w:ind w:left="2880" w:hanging="360"/>
+      </w:pPr>
+    </w:lvl>
+    <w:lvl w:ilvl="4" w:tplc="08090019" w:tentative="1">
+      <w:start w:val="1"/>
+      <w:numFmt w:val="lowerLetter"/>
+      <w:lvlText w:val="%5."/>
+      <w:lvlJc w:val="left"/>
+      <w:pPr>
+        <w:ind w:left="3600" w:hanging="360"/>
+      </w:pPr>
+    </w:lvl>
+    <w:lvl w:ilvl="5" w:tplc="0809001B" w:tentative="1">
+      <w:start w:val="1"/>
+      <w:numFmt w:val="lowerRoman"/>
+      <w:lvlText w:val="%6."/>
+      <w:lvlJc w:val="right"/>
+      <w:pPr>
+        <w:ind w:left="4320" w:hanging="180"/>
+      </w:pPr>
+    </w:lvl>
+    <w:lvl w:ilvl="6" w:tplc="0809000F" w:tentative="1">
+      <w:start w:val="1"/>
+      <w:numFmt w:val="decimal"/>
+      <w:lvlText w:val="%7."/>
+      <w:lvlJc w:val="left"/>
+      <w:pPr>
+        <w:ind w:left="5040" w:hanging="360"/>
+      </w:pPr>
+    </w:lvl>
+    <w:lvl w:ilvl="7" w:tplc="08090019" w:tentative="1">
+      <w:start w:val="1"/>
+      <w:numFmt w:val="lowerLetter"/>
+      <w:lvlText w:val="%8."/>
+      <w:lvlJc w:val="left"/>
+      <w:pPr>
+        <w:ind w:left="5760" w:hanging="360"/>
+      </w:pPr>
+    </w:lvl>
+    <w:lvl w:ilvl="8" w:tplc="0809001B" w:tentative="1">
+      <w:start w:val="1"/>
+      <w:numFmt w:val="lowerRoman"/>
+      <w:lvlText w:val="%9."/>
+      <w:lvlJc w:val="right"/>
+      <w:pPr>
+        <w:ind w:left="6480" w:hanging="180"/>
+      </w:pPr>
+    </w:lvl>
+  </w:abstractNum>
+  <w:abstractNum w:abstractNumId="61" w15:restartNumberingAfterBreak="0">
+    <w:nsid w:val="6F4D3361"/>
+    <w:multiLevelType w:val="hybridMultilevel"/>
+    <w:tmpl w:val="977C1358"/>
+    <w:lvl w:ilvl="0" w:tplc="08090011">
+      <w:start w:val="1"/>
+      <w:numFmt w:val="decimal"/>
+      <w:lvlText w:val="%1)"/>
+      <w:lvlJc w:val="left"/>
+      <w:pPr>
+        <w:ind w:left="720" w:hanging="360"/>
+      </w:pPr>
+      <w:rPr>
+        <w:rFonts w:hint="default"/>
+      </w:rPr>
+    </w:lvl>
+    <w:lvl w:ilvl="1" w:tplc="08090019" w:tentative="1">
+      <w:start w:val="1"/>
+      <w:numFmt w:val="lowerLetter"/>
+      <w:lvlText w:val="%2."/>
+      <w:lvlJc w:val="left"/>
+      <w:pPr>
+        <w:ind w:left="1440" w:hanging="360"/>
+      </w:pPr>
+    </w:lvl>
+    <w:lvl w:ilvl="2" w:tplc="0809001B" w:tentative="1">
+      <w:start w:val="1"/>
+      <w:numFmt w:val="lowerRoman"/>
+      <w:lvlText w:val="%3."/>
+      <w:lvlJc w:val="right"/>
+      <w:pPr>
+        <w:ind w:left="2160" w:hanging="180"/>
+      </w:pPr>
+    </w:lvl>
+    <w:lvl w:ilvl="3" w:tplc="0809000F" w:tentative="1">
+      <w:start w:val="1"/>
+      <w:numFmt w:val="decimal"/>
+      <w:lvlText w:val="%4."/>
+      <w:lvlJc w:val="left"/>
+      <w:pPr>
+        <w:ind w:left="2880" w:hanging="360"/>
+      </w:pPr>
+    </w:lvl>
+    <w:lvl w:ilvl="4" w:tplc="08090019" w:tentative="1">
+      <w:start w:val="1"/>
+      <w:numFmt w:val="lowerLetter"/>
+      <w:lvlText w:val="%5."/>
+      <w:lvlJc w:val="left"/>
+      <w:pPr>
+        <w:ind w:left="3600" w:hanging="360"/>
+      </w:pPr>
+    </w:lvl>
+    <w:lvl w:ilvl="5" w:tplc="0809001B" w:tentative="1">
+      <w:start w:val="1"/>
+      <w:numFmt w:val="lowerRoman"/>
+      <w:lvlText w:val="%6."/>
+      <w:lvlJc w:val="right"/>
+      <w:pPr>
+        <w:ind w:left="4320" w:hanging="180"/>
+      </w:pPr>
+    </w:lvl>
+    <w:lvl w:ilvl="6" w:tplc="0809000F" w:tentative="1">
+      <w:start w:val="1"/>
+      <w:numFmt w:val="decimal"/>
+      <w:lvlText w:val="%7."/>
+      <w:lvlJc w:val="left"/>
+      <w:pPr>
+        <w:ind w:left="5040" w:hanging="360"/>
+      </w:pPr>
+    </w:lvl>
+    <w:lvl w:ilvl="7" w:tplc="08090019" w:tentative="1">
+      <w:start w:val="1"/>
+      <w:numFmt w:val="lowerLetter"/>
+      <w:lvlText w:val="%8."/>
+      <w:lvlJc w:val="left"/>
+      <w:pPr>
+        <w:ind w:left="5760" w:hanging="360"/>
+      </w:pPr>
+    </w:lvl>
+    <w:lvl w:ilvl="8" w:tplc="0809001B" w:tentative="1">
+      <w:start w:val="1"/>
+      <w:numFmt w:val="lowerRoman"/>
+      <w:lvlText w:val="%9."/>
+      <w:lvlJc w:val="right"/>
+      <w:pPr>
+        <w:ind w:left="6480" w:hanging="180"/>
+      </w:pPr>
+    </w:lvl>
+  </w:abstractNum>
+  <w:abstractNum w:abstractNumId="62" w15:restartNumberingAfterBreak="0">
+    <w:nsid w:val="70135E1C"/>
+    <w:multiLevelType w:val="hybridMultilevel"/>
+    <w:tmpl w:val="A6243FCA"/>
+    <w:lvl w:ilvl="0" w:tplc="08090011">
+      <w:start w:val="1"/>
+      <w:numFmt w:val="decimal"/>
+      <w:lvlText w:val="%1)"/>
+      <w:lvlJc w:val="left"/>
+      <w:pPr>
+        <w:ind w:left="720" w:hanging="360"/>
+      </w:pPr>
+      <w:rPr>
+        <w:rFonts w:hint="default"/>
+      </w:rPr>
+    </w:lvl>
+    <w:lvl w:ilvl="1" w:tplc="08090019" w:tentative="1">
+      <w:start w:val="1"/>
+      <w:numFmt w:val="lowerLetter"/>
+      <w:lvlText w:val="%2."/>
+      <w:lvlJc w:val="left"/>
+      <w:pPr>
+        <w:ind w:left="1440" w:hanging="360"/>
+      </w:pPr>
+    </w:lvl>
+    <w:lvl w:ilvl="2" w:tplc="0809001B" w:tentative="1">
+      <w:start w:val="1"/>
+      <w:numFmt w:val="lowerRoman"/>
+      <w:lvlText w:val="%3."/>
+      <w:lvlJc w:val="right"/>
+      <w:pPr>
+        <w:ind w:left="2160" w:hanging="180"/>
+      </w:pPr>
+    </w:lvl>
+    <w:lvl w:ilvl="3" w:tplc="0809000F" w:tentative="1">
+      <w:start w:val="1"/>
+      <w:numFmt w:val="decimal"/>
+      <w:lvlText w:val="%4."/>
+      <w:lvlJc w:val="left"/>
+      <w:pPr>
+        <w:ind w:left="2880" w:hanging="360"/>
+      </w:pPr>
+    </w:lvl>
+    <w:lvl w:ilvl="4" w:tplc="08090019" w:tentative="1">
+      <w:start w:val="1"/>
+      <w:numFmt w:val="lowerLetter"/>
+      <w:lvlText w:val="%5."/>
+      <w:lvlJc w:val="left"/>
+      <w:pPr>
+        <w:ind w:left="3600" w:hanging="360"/>
+      </w:pPr>
+    </w:lvl>
+    <w:lvl w:ilvl="5" w:tplc="0809001B" w:tentative="1">
+      <w:start w:val="1"/>
+      <w:numFmt w:val="lowerRoman"/>
+      <w:lvlText w:val="%6."/>
+      <w:lvlJc w:val="right"/>
+      <w:pPr>
+        <w:ind w:left="4320" w:hanging="180"/>
+      </w:pPr>
+    </w:lvl>
+    <w:lvl w:ilvl="6" w:tplc="0809000F" w:tentative="1">
+      <w:start w:val="1"/>
+      <w:numFmt w:val="decimal"/>
+      <w:lvlText w:val="%7."/>
+      <w:lvlJc w:val="left"/>
+      <w:pPr>
+        <w:ind w:left="5040" w:hanging="360"/>
+      </w:pPr>
+    </w:lvl>
+    <w:lvl w:ilvl="7" w:tplc="08090019" w:tentative="1">
+      <w:start w:val="1"/>
+      <w:numFmt w:val="lowerLetter"/>
+      <w:lvlText w:val="%8."/>
+      <w:lvlJc w:val="left"/>
+      <w:pPr>
+        <w:ind w:left="5760" w:hanging="360"/>
+      </w:pPr>
+    </w:lvl>
+    <w:lvl w:ilvl="8" w:tplc="0809001B" w:tentative="1">
+      <w:start w:val="1"/>
+      <w:numFmt w:val="lowerRoman"/>
+      <w:lvlText w:val="%9."/>
+      <w:lvlJc w:val="right"/>
+      <w:pPr>
+        <w:ind w:left="6480" w:hanging="180"/>
+      </w:pPr>
+    </w:lvl>
+  </w:abstractNum>
   <w:abstractNum w:abstractNumId="63" w15:restartNumberingAfterBreak="0">
+    <w:nsid w:val="72C667A1"/>
+    <w:multiLevelType w:val="hybridMultilevel"/>
+    <w:tmpl w:val="DAC0855C"/>
+    <w:lvl w:ilvl="0" w:tplc="0809000F">
+      <w:start w:val="1"/>
+      <w:numFmt w:val="decimal"/>
+      <w:lvlText w:val="%1."/>
+      <w:lvlJc w:val="left"/>
+      <w:pPr>
+        <w:ind w:left="720" w:hanging="360"/>
+      </w:pPr>
+    </w:lvl>
+    <w:lvl w:ilvl="1" w:tplc="08090019" w:tentative="1">
+      <w:start w:val="1"/>
+      <w:numFmt w:val="lowerLetter"/>
+      <w:lvlText w:val="%2."/>
+      <w:lvlJc w:val="left"/>
+      <w:pPr>
+        <w:ind w:left="1440" w:hanging="360"/>
+      </w:pPr>
+    </w:lvl>
+    <w:lvl w:ilvl="2" w:tplc="0809001B" w:tentative="1">
+      <w:start w:val="1"/>
+      <w:numFmt w:val="lowerRoman"/>
+      <w:lvlText w:val="%3."/>
+      <w:lvlJc w:val="right"/>
+      <w:pPr>
+        <w:ind w:left="2160" w:hanging="180"/>
+      </w:pPr>
+    </w:lvl>
+    <w:lvl w:ilvl="3" w:tplc="0809000F" w:tentative="1">
+      <w:start w:val="1"/>
+      <w:numFmt w:val="decimal"/>
+      <w:lvlText w:val="%4."/>
+      <w:lvlJc w:val="left"/>
+      <w:pPr>
+        <w:ind w:left="2880" w:hanging="360"/>
+      </w:pPr>
+    </w:lvl>
+    <w:lvl w:ilvl="4" w:tplc="08090019" w:tentative="1">
+      <w:start w:val="1"/>
+      <w:numFmt w:val="lowerLetter"/>
+      <w:lvlText w:val="%5."/>
+      <w:lvlJc w:val="left"/>
+      <w:pPr>
+        <w:ind w:left="3600" w:hanging="360"/>
+      </w:pPr>
+    </w:lvl>
+    <w:lvl w:ilvl="5" w:tplc="0809001B" w:tentative="1">
+      <w:start w:val="1"/>
+      <w:numFmt w:val="lowerRoman"/>
+      <w:lvlText w:val="%6."/>
+      <w:lvlJc w:val="right"/>
+      <w:pPr>
+        <w:ind w:left="4320" w:hanging="180"/>
+      </w:pPr>
+    </w:lvl>
+    <w:lvl w:ilvl="6" w:tplc="0809000F" w:tentative="1">
+      <w:start w:val="1"/>
+      <w:numFmt w:val="decimal"/>
+      <w:lvlText w:val="%7."/>
+      <w:lvlJc w:val="left"/>
+      <w:pPr>
+        <w:ind w:left="5040" w:hanging="360"/>
+      </w:pPr>
+    </w:lvl>
+    <w:lvl w:ilvl="7" w:tplc="08090019" w:tentative="1">
+      <w:start w:val="1"/>
+      <w:numFmt w:val="lowerLetter"/>
+      <w:lvlText w:val="%8."/>
+      <w:lvlJc w:val="left"/>
+      <w:pPr>
+        <w:ind w:left="5760" w:hanging="360"/>
+      </w:pPr>
+    </w:lvl>
+    <w:lvl w:ilvl="8" w:tplc="0809001B" w:tentative="1">
+      <w:start w:val="1"/>
+      <w:numFmt w:val="lowerRoman"/>
+      <w:lvlText w:val="%9."/>
+      <w:lvlJc w:val="right"/>
+      <w:pPr>
+        <w:ind w:left="6480" w:hanging="180"/>
+      </w:pPr>
+    </w:lvl>
+  </w:abstractNum>
+  <w:abstractNum w:abstractNumId="64" w15:restartNumberingAfterBreak="0">
+    <w:nsid w:val="73B70966"/>
+    <w:multiLevelType w:val="hybridMultilevel"/>
+    <w:tmpl w:val="9AD0C53C"/>
+    <w:lvl w:ilvl="0" w:tplc="FFFFFFFF">
+      <w:start w:val="1"/>
+      <w:numFmt w:val="decimal"/>
+      <w:lvlText w:val="%1)"/>
+      <w:lvlJc w:val="left"/>
+      <w:pPr>
+        <w:ind w:left="720" w:hanging="360"/>
+      </w:pPr>
+      <w:rPr>
+        <w:rFonts w:hint="default"/>
+      </w:rPr>
+    </w:lvl>
+    <w:lvl w:ilvl="1" w:tplc="08090019" w:tentative="1">
+      <w:start w:val="1"/>
+      <w:numFmt w:val="lowerLetter"/>
+      <w:lvlText w:val="%2."/>
+      <w:lvlJc w:val="left"/>
+      <w:pPr>
+        <w:ind w:left="1440" w:hanging="360"/>
+      </w:pPr>
+    </w:lvl>
+    <w:lvl w:ilvl="2" w:tplc="0809001B" w:tentative="1">
+      <w:start w:val="1"/>
+      <w:numFmt w:val="lowerRoman"/>
+      <w:lvlText w:val="%3."/>
+      <w:lvlJc w:val="right"/>
+      <w:pPr>
+        <w:ind w:left="2160" w:hanging="180"/>
+      </w:pPr>
+    </w:lvl>
+    <w:lvl w:ilvl="3" w:tplc="0809000F" w:tentative="1">
+      <w:start w:val="1"/>
+      <w:numFmt w:val="decimal"/>
+      <w:lvlText w:val="%4."/>
+      <w:lvlJc w:val="left"/>
+      <w:pPr>
+        <w:ind w:left="2880" w:hanging="360"/>
+      </w:pPr>
+    </w:lvl>
+    <w:lvl w:ilvl="4" w:tplc="08090019" w:tentative="1">
+      <w:start w:val="1"/>
+      <w:numFmt w:val="lowerLetter"/>
+      <w:lvlText w:val="%5."/>
+      <w:lvlJc w:val="left"/>
+      <w:pPr>
+        <w:ind w:left="3600" w:hanging="360"/>
+      </w:pPr>
+    </w:lvl>
+    <w:lvl w:ilvl="5" w:tplc="0809001B" w:tentative="1">
+      <w:start w:val="1"/>
+      <w:numFmt w:val="lowerRoman"/>
+      <w:lvlText w:val="%6."/>
+      <w:lvlJc w:val="right"/>
+      <w:pPr>
+        <w:ind w:left="4320" w:hanging="180"/>
+      </w:pPr>
+    </w:lvl>
+    <w:lvl w:ilvl="6" w:tplc="0809000F" w:tentative="1">
+      <w:start w:val="1"/>
+      <w:numFmt w:val="decimal"/>
+      <w:lvlText w:val="%7."/>
+      <w:lvlJc w:val="left"/>
+      <w:pPr>
+        <w:ind w:left="5040" w:hanging="360"/>
+      </w:pPr>
+    </w:lvl>
+    <w:lvl w:ilvl="7" w:tplc="08090019" w:tentative="1">
+      <w:start w:val="1"/>
+      <w:numFmt w:val="lowerLetter"/>
+      <w:lvlText w:val="%8."/>
+      <w:lvlJc w:val="left"/>
+      <w:pPr>
+        <w:ind w:left="5760" w:hanging="360"/>
+      </w:pPr>
+    </w:lvl>
+    <w:lvl w:ilvl="8" w:tplc="0809001B" w:tentative="1">
+      <w:start w:val="1"/>
+      <w:numFmt w:val="lowerRoman"/>
+      <w:lvlText w:val="%9."/>
+      <w:lvlJc w:val="right"/>
+      <w:pPr>
+        <w:ind w:left="6480" w:hanging="180"/>
+      </w:pPr>
+    </w:lvl>
+  </w:abstractNum>
+  <w:abstractNum w:abstractNumId="65" w15:restartNumberingAfterBreak="0">
+    <w:nsid w:val="73E13E87"/>
+    <w:multiLevelType w:val="hybridMultilevel"/>
+    <w:tmpl w:val="E882608E"/>
+    <w:lvl w:ilvl="0" w:tplc="FFFFFFFF">
+      <w:start w:val="1"/>
+      <w:numFmt w:val="decimal"/>
+      <w:lvlText w:val="%1)"/>
+      <w:lvlJc w:val="left"/>
+      <w:pPr>
+        <w:ind w:left="720" w:hanging="360"/>
+      </w:pPr>
+      <w:rPr>
+        <w:rFonts w:hint="default"/>
+      </w:rPr>
+    </w:lvl>
+    <w:lvl w:ilvl="1" w:tplc="FFFFFFFF" w:tentative="1">
+      <w:start w:val="1"/>
+      <w:numFmt w:val="lowerLetter"/>
+      <w:lvlText w:val="%2."/>
+      <w:lvlJc w:val="left"/>
+      <w:pPr>
+        <w:ind w:left="1440" w:hanging="360"/>
+      </w:pPr>
+    </w:lvl>
+    <w:lvl w:ilvl="2" w:tplc="FFFFFFFF" w:tentative="1">
+      <w:start w:val="1"/>
+      <w:numFmt w:val="lowerRoman"/>
+      <w:lvlText w:val="%3."/>
+      <w:lvlJc w:val="right"/>
+      <w:pPr>
+        <w:ind w:left="2160" w:hanging="180"/>
+      </w:pPr>
+    </w:lvl>
+    <w:lvl w:ilvl="3" w:tplc="FFFFFFFF" w:tentative="1">
+      <w:start w:val="1"/>
+      <w:numFmt w:val="decimal"/>
+      <w:lvlText w:val="%4."/>
+      <w:lvlJc w:val="left"/>
+      <w:pPr>
+        <w:ind w:left="2880" w:hanging="360"/>
+      </w:pPr>
+    </w:lvl>
+    <w:lvl w:ilvl="4" w:tplc="FFFFFFFF" w:tentative="1">
+      <w:start w:val="1"/>
+      <w:numFmt w:val="lowerLetter"/>
+      <w:lvlText w:val="%5."/>
+      <w:lvlJc w:val="left"/>
+      <w:pPr>
+        <w:ind w:left="3600" w:hanging="360"/>
+      </w:pPr>
+    </w:lvl>
+    <w:lvl w:ilvl="5" w:tplc="FFFFFFFF" w:tentative="1">
+      <w:start w:val="1"/>
+      <w:numFmt w:val="lowerRoman"/>
+      <w:lvlText w:val="%6."/>
+      <w:lvlJc w:val="right"/>
+      <w:pPr>
+        <w:ind w:left="4320" w:hanging="180"/>
+      </w:pPr>
+    </w:lvl>
+    <w:lvl w:ilvl="6" w:tplc="FFFFFFFF" w:tentative="1">
+      <w:start w:val="1"/>
+      <w:numFmt w:val="decimal"/>
+      <w:lvlText w:val="%7."/>
+      <w:lvlJc w:val="left"/>
+      <w:pPr>
+        <w:ind w:left="5040" w:hanging="360"/>
+      </w:pPr>
+    </w:lvl>
+    <w:lvl w:ilvl="7" w:tplc="FFFFFFFF" w:tentative="1">
+      <w:start w:val="1"/>
+      <w:numFmt w:val="lowerLetter"/>
+      <w:lvlText w:val="%8."/>
+      <w:lvlJc w:val="left"/>
+      <w:pPr>
+        <w:ind w:left="5760" w:hanging="360"/>
+      </w:pPr>
+    </w:lvl>
+    <w:lvl w:ilvl="8" w:tplc="FFFFFFFF" w:tentative="1">
+      <w:start w:val="1"/>
+      <w:numFmt w:val="lowerRoman"/>
+      <w:lvlText w:val="%9."/>
+      <w:lvlJc w:val="right"/>
+      <w:pPr>
+        <w:ind w:left="6480" w:hanging="180"/>
+      </w:pPr>
+    </w:lvl>
+  </w:abstractNum>
+  <w:abstractNum w:abstractNumId="66" w15:restartNumberingAfterBreak="0">
+    <w:nsid w:val="74083790"/>
+    <w:multiLevelType w:val="hybridMultilevel"/>
+    <w:tmpl w:val="7EEC99AE"/>
+    <w:lvl w:ilvl="0" w:tplc="0DFA88F8">
+      <w:start w:val="1"/>
+      <w:numFmt w:val="decimal"/>
+      <w:lvlText w:val="%1."/>
+      <w:lvlJc w:val="left"/>
+      <w:pPr>
+        <w:ind w:left="720" w:hanging="360"/>
+      </w:pPr>
+      <w:rPr>
+        <w:b w:val="0"/>
+        <w:bCs w:val="0"/>
+      </w:rPr>
+    </w:lvl>
+    <w:lvl w:ilvl="1" w:tplc="FFFFFFFF" w:tentative="1">
+      <w:start w:val="1"/>
+      <w:numFmt w:val="lowerLetter"/>
+      <w:lvlText w:val="%2."/>
+      <w:lvlJc w:val="left"/>
+      <w:pPr>
+        <w:ind w:left="1440" w:hanging="360"/>
+      </w:pPr>
+    </w:lvl>
+    <w:lvl w:ilvl="2" w:tplc="FFFFFFFF" w:tentative="1">
+      <w:start w:val="1"/>
+      <w:numFmt w:val="lowerRoman"/>
+      <w:lvlText w:val="%3."/>
+      <w:lvlJc w:val="right"/>
+      <w:pPr>
+        <w:ind w:left="2160" w:hanging="180"/>
+      </w:pPr>
+    </w:lvl>
+    <w:lvl w:ilvl="3" w:tplc="FFFFFFFF" w:tentative="1">
+      <w:start w:val="1"/>
+      <w:numFmt w:val="decimal"/>
+      <w:lvlText w:val="%4."/>
+      <w:lvlJc w:val="left"/>
+      <w:pPr>
+        <w:ind w:left="2880" w:hanging="360"/>
+      </w:pPr>
+    </w:lvl>
+    <w:lvl w:ilvl="4" w:tplc="FFFFFFFF" w:tentative="1">
+      <w:start w:val="1"/>
+      <w:numFmt w:val="lowerLetter"/>
+      <w:lvlText w:val="%5."/>
+      <w:lvlJc w:val="left"/>
+      <w:pPr>
+        <w:ind w:left="3600" w:hanging="360"/>
+      </w:pPr>
+    </w:lvl>
+    <w:lvl w:ilvl="5" w:tplc="FFFFFFFF" w:tentative="1">
+      <w:start w:val="1"/>
+      <w:numFmt w:val="lowerRoman"/>
+      <w:lvlText w:val="%6."/>
+      <w:lvlJc w:val="right"/>
+      <w:pPr>
+        <w:ind w:left="4320" w:hanging="180"/>
+      </w:pPr>
+    </w:lvl>
+    <w:lvl w:ilvl="6" w:tplc="FFFFFFFF" w:tentative="1">
+      <w:start w:val="1"/>
+      <w:numFmt w:val="decimal"/>
+      <w:lvlText w:val="%7."/>
+      <w:lvlJc w:val="left"/>
+      <w:pPr>
+        <w:ind w:left="5040" w:hanging="360"/>
+      </w:pPr>
+    </w:lvl>
+    <w:lvl w:ilvl="7" w:tplc="FFFFFFFF" w:tentative="1">
+      <w:start w:val="1"/>
+      <w:numFmt w:val="lowerLetter"/>
+      <w:lvlText w:val="%8."/>
+      <w:lvlJc w:val="left"/>
+      <w:pPr>
+        <w:ind w:left="5760" w:hanging="360"/>
+      </w:pPr>
+    </w:lvl>
+    <w:lvl w:ilvl="8" w:tplc="FFFFFFFF" w:tentative="1">
+      <w:start w:val="1"/>
+      <w:numFmt w:val="lowerRoman"/>
+      <w:lvlText w:val="%9."/>
+      <w:lvlJc w:val="right"/>
+      <w:pPr>
+        <w:ind w:left="6480" w:hanging="180"/>
+      </w:pPr>
+    </w:lvl>
+  </w:abstractNum>
+  <w:abstractNum w:abstractNumId="67" w15:restartNumberingAfterBreak="0">
+    <w:nsid w:val="746F1A6D"/>
+    <w:multiLevelType w:val="hybridMultilevel"/>
+    <w:tmpl w:val="E882608E"/>
+    <w:lvl w:ilvl="0" w:tplc="FFFFFFFF">
+      <w:start w:val="1"/>
+      <w:numFmt w:val="decimal"/>
+      <w:lvlText w:val="%1)"/>
+      <w:lvlJc w:val="left"/>
+      <w:pPr>
+        <w:ind w:left="720" w:hanging="360"/>
+      </w:pPr>
+      <w:rPr>
+        <w:rFonts w:hint="default"/>
+      </w:rPr>
+    </w:lvl>
+    <w:lvl w:ilvl="1" w:tplc="FFFFFFFF" w:tentative="1">
+      <w:start w:val="1"/>
+      <w:numFmt w:val="lowerLetter"/>
+      <w:lvlText w:val="%2."/>
+      <w:lvlJc w:val="left"/>
+      <w:pPr>
+        <w:ind w:left="1440" w:hanging="360"/>
+      </w:pPr>
+    </w:lvl>
+    <w:lvl w:ilvl="2" w:tplc="FFFFFFFF" w:tentative="1">
+      <w:start w:val="1"/>
+      <w:numFmt w:val="lowerRoman"/>
+      <w:lvlText w:val="%3."/>
+      <w:lvlJc w:val="right"/>
+      <w:pPr>
+        <w:ind w:left="2160" w:hanging="180"/>
+      </w:pPr>
+    </w:lvl>
+    <w:lvl w:ilvl="3" w:tplc="FFFFFFFF" w:tentative="1">
+      <w:start w:val="1"/>
+      <w:numFmt w:val="decimal"/>
+      <w:lvlText w:val="%4."/>
+      <w:lvlJc w:val="left"/>
+      <w:pPr>
+        <w:ind w:left="2880" w:hanging="360"/>
+      </w:pPr>
+    </w:lvl>
+    <w:lvl w:ilvl="4" w:tplc="FFFFFFFF" w:tentative="1">
+      <w:start w:val="1"/>
+      <w:numFmt w:val="lowerLetter"/>
+      <w:lvlText w:val="%5."/>
+      <w:lvlJc w:val="left"/>
+      <w:pPr>
+        <w:ind w:left="3600" w:hanging="360"/>
+      </w:pPr>
+    </w:lvl>
+    <w:lvl w:ilvl="5" w:tplc="FFFFFFFF" w:tentative="1">
+      <w:start w:val="1"/>
+      <w:numFmt w:val="lowerRoman"/>
+      <w:lvlText w:val="%6."/>
+      <w:lvlJc w:val="right"/>
+      <w:pPr>
+        <w:ind w:left="4320" w:hanging="180"/>
+      </w:pPr>
+    </w:lvl>
+    <w:lvl w:ilvl="6" w:tplc="FFFFFFFF" w:tentative="1">
+      <w:start w:val="1"/>
+      <w:numFmt w:val="decimal"/>
+      <w:lvlText w:val="%7."/>
+      <w:lvlJc w:val="left"/>
+      <w:pPr>
+        <w:ind w:left="5040" w:hanging="360"/>
+      </w:pPr>
+    </w:lvl>
+    <w:lvl w:ilvl="7" w:tplc="FFFFFFFF" w:tentative="1">
+      <w:start w:val="1"/>
+      <w:numFmt w:val="lowerLetter"/>
+      <w:lvlText w:val="%8."/>
+      <w:lvlJc w:val="left"/>
+      <w:pPr>
+        <w:ind w:left="5760" w:hanging="360"/>
+      </w:pPr>
+    </w:lvl>
+    <w:lvl w:ilvl="8" w:tplc="FFFFFFFF" w:tentative="1">
+      <w:start w:val="1"/>
+      <w:numFmt w:val="lowerRoman"/>
+      <w:lvlText w:val="%9."/>
+      <w:lvlJc w:val="right"/>
+      <w:pPr>
+        <w:ind w:left="6480" w:hanging="180"/>
+      </w:pPr>
+    </w:lvl>
+  </w:abstractNum>
+  <w:abstractNum w:abstractNumId="68" w15:restartNumberingAfterBreak="0">
+    <w:nsid w:val="75120995"/>
+    <w:multiLevelType w:val="hybridMultilevel"/>
+    <w:tmpl w:val="AB58E4F0"/>
+    <w:lvl w:ilvl="0" w:tplc="0DFA88F8">
+      <w:start w:val="1"/>
+      <w:numFmt w:val="decimal"/>
+      <w:lvlText w:val="%1."/>
+      <w:lvlJc w:val="left"/>
+      <w:pPr>
+        <w:ind w:left="1440" w:hanging="360"/>
+      </w:pPr>
+      <w:rPr>
+        <w:b w:val="0"/>
+        <w:bCs w:val="0"/>
+      </w:rPr>
+    </w:lvl>
+    <w:lvl w:ilvl="1" w:tplc="08090019" w:tentative="1">
+      <w:start w:val="1"/>
+      <w:numFmt w:val="lowerLetter"/>
+      <w:lvlText w:val="%2."/>
+      <w:lvlJc w:val="left"/>
+      <w:pPr>
+        <w:ind w:left="2160" w:hanging="360"/>
+      </w:pPr>
+    </w:lvl>
+    <w:lvl w:ilvl="2" w:tplc="0809001B" w:tentative="1">
+      <w:start w:val="1"/>
+      <w:numFmt w:val="lowerRoman"/>
+      <w:lvlText w:val="%3."/>
+      <w:lvlJc w:val="right"/>
+      <w:pPr>
+        <w:ind w:left="2880" w:hanging="180"/>
+      </w:pPr>
+    </w:lvl>
+    <w:lvl w:ilvl="3" w:tplc="0809000F" w:tentative="1">
+      <w:start w:val="1"/>
+      <w:numFmt w:val="decimal"/>
+      <w:lvlText w:val="%4."/>
+      <w:lvlJc w:val="left"/>
+      <w:pPr>
+        <w:ind w:left="3600" w:hanging="360"/>
+      </w:pPr>
+    </w:lvl>
+    <w:lvl w:ilvl="4" w:tplc="08090019" w:tentative="1">
+      <w:start w:val="1"/>
+      <w:numFmt w:val="lowerLetter"/>
+      <w:lvlText w:val="%5."/>
+      <w:lvlJc w:val="left"/>
+      <w:pPr>
+        <w:ind w:left="4320" w:hanging="360"/>
+      </w:pPr>
+    </w:lvl>
+    <w:lvl w:ilvl="5" w:tplc="0809001B" w:tentative="1">
+      <w:start w:val="1"/>
+      <w:numFmt w:val="lowerRoman"/>
+      <w:lvlText w:val="%6."/>
+      <w:lvlJc w:val="right"/>
+      <w:pPr>
+        <w:ind w:left="5040" w:hanging="180"/>
+      </w:pPr>
+    </w:lvl>
+    <w:lvl w:ilvl="6" w:tplc="0809000F" w:tentative="1">
+      <w:start w:val="1"/>
+      <w:numFmt w:val="decimal"/>
+      <w:lvlText w:val="%7."/>
+      <w:lvlJc w:val="left"/>
+      <w:pPr>
+        <w:ind w:left="5760" w:hanging="360"/>
+      </w:pPr>
+    </w:lvl>
+    <w:lvl w:ilvl="7" w:tplc="08090019" w:tentative="1">
+      <w:start w:val="1"/>
+      <w:numFmt w:val="lowerLetter"/>
+      <w:lvlText w:val="%8."/>
+      <w:lvlJc w:val="left"/>
+      <w:pPr>
+        <w:ind w:left="6480" w:hanging="360"/>
+      </w:pPr>
+    </w:lvl>
+    <w:lvl w:ilvl="8" w:tplc="0809001B" w:tentative="1">
+      <w:start w:val="1"/>
+      <w:numFmt w:val="lowerRoman"/>
+      <w:lvlText w:val="%9."/>
+      <w:lvlJc w:val="right"/>
+      <w:pPr>
+        <w:ind w:left="7200" w:hanging="180"/>
+      </w:pPr>
+    </w:lvl>
+  </w:abstractNum>
+  <w:abstractNum w:abstractNumId="69" w15:restartNumberingAfterBreak="0">
+    <w:nsid w:val="75643FBA"/>
+    <w:multiLevelType w:val="hybridMultilevel"/>
+    <w:tmpl w:val="AE1A9036"/>
+    <w:lvl w:ilvl="0" w:tplc="08090011">
+      <w:start w:val="1"/>
+      <w:numFmt w:val="decimal"/>
+      <w:lvlText w:val="%1)"/>
+      <w:lvlJc w:val="left"/>
+      <w:pPr>
+        <w:ind w:left="720" w:hanging="360"/>
+      </w:pPr>
+      <w:rPr>
+        <w:rFonts w:hint="default"/>
+      </w:rPr>
+    </w:lvl>
+    <w:lvl w:ilvl="1" w:tplc="08090019" w:tentative="1">
+      <w:start w:val="1"/>
+      <w:numFmt w:val="lowerLetter"/>
+      <w:lvlText w:val="%2."/>
+      <w:lvlJc w:val="left"/>
+      <w:pPr>
+        <w:ind w:left="1440" w:hanging="360"/>
+      </w:pPr>
+    </w:lvl>
+    <w:lvl w:ilvl="2" w:tplc="0809001B" w:tentative="1">
+      <w:start w:val="1"/>
+      <w:numFmt w:val="lowerRoman"/>
+      <w:lvlText w:val="%3."/>
+      <w:lvlJc w:val="right"/>
+      <w:pPr>
+        <w:ind w:left="2160" w:hanging="180"/>
+      </w:pPr>
+    </w:lvl>
+    <w:lvl w:ilvl="3" w:tplc="0809000F" w:tentative="1">
+      <w:start w:val="1"/>
+      <w:numFmt w:val="decimal"/>
+      <w:lvlText w:val="%4."/>
+      <w:lvlJc w:val="left"/>
+      <w:pPr>
+        <w:ind w:left="2880" w:hanging="360"/>
+      </w:pPr>
+    </w:lvl>
+    <w:lvl w:ilvl="4" w:tplc="08090019" w:tentative="1">
+      <w:start w:val="1"/>
+      <w:numFmt w:val="lowerLetter"/>
+      <w:lvlText w:val="%5."/>
+      <w:lvlJc w:val="left"/>
+      <w:pPr>
+        <w:ind w:left="3600" w:hanging="360"/>
+      </w:pPr>
+    </w:lvl>
+    <w:lvl w:ilvl="5" w:tplc="0809001B" w:tentative="1">
+      <w:start w:val="1"/>
+      <w:numFmt w:val="lowerRoman"/>
+      <w:lvlText w:val="%6."/>
+      <w:lvlJc w:val="right"/>
+      <w:pPr>
+        <w:ind w:left="4320" w:hanging="180"/>
+      </w:pPr>
+    </w:lvl>
+    <w:lvl w:ilvl="6" w:tplc="0809000F" w:tentative="1">
+      <w:start w:val="1"/>
+      <w:numFmt w:val="decimal"/>
+      <w:lvlText w:val="%7."/>
+      <w:lvlJc w:val="left"/>
+      <w:pPr>
+        <w:ind w:left="5040" w:hanging="360"/>
+      </w:pPr>
+    </w:lvl>
+    <w:lvl w:ilvl="7" w:tplc="08090019" w:tentative="1">
+      <w:start w:val="1"/>
+      <w:numFmt w:val="lowerLetter"/>
+      <w:lvlText w:val="%8."/>
+      <w:lvlJc w:val="left"/>
+      <w:pPr>
+        <w:ind w:left="5760" w:hanging="360"/>
+      </w:pPr>
+    </w:lvl>
+    <w:lvl w:ilvl="8" w:tplc="0809001B" w:tentative="1">
+      <w:start w:val="1"/>
+      <w:numFmt w:val="lowerRoman"/>
+      <w:lvlText w:val="%9."/>
+      <w:lvlJc w:val="right"/>
+      <w:pPr>
+        <w:ind w:left="6480" w:hanging="180"/>
+      </w:pPr>
+    </w:lvl>
+  </w:abstractNum>
+  <w:abstractNum w:abstractNumId="70" w15:restartNumberingAfterBreak="0">
+    <w:nsid w:val="7C174B1D"/>
+    <w:multiLevelType w:val="hybridMultilevel"/>
+    <w:tmpl w:val="0B42273A"/>
+    <w:lvl w:ilvl="0" w:tplc="A7A62D20">
+      <w:start w:val="1"/>
+      <w:numFmt w:val="decimal"/>
+      <w:lvlText w:val="%1)"/>
+      <w:lvlJc w:val="left"/>
+      <w:pPr>
+        <w:ind w:left="720" w:hanging="360"/>
+      </w:pPr>
+      <w:rPr>
+        <w:rFonts w:hint="default"/>
+        <w:b w:val="0"/>
+        <w:bCs w:val="0"/>
+      </w:rPr>
+    </w:lvl>
+    <w:lvl w:ilvl="1" w:tplc="08090019" w:tentative="1">
+      <w:start w:val="1"/>
+      <w:numFmt w:val="lowerLetter"/>
+      <w:lvlText w:val="%2."/>
+      <w:lvlJc w:val="left"/>
+      <w:pPr>
+        <w:ind w:left="1440" w:hanging="360"/>
+      </w:pPr>
+    </w:lvl>
+    <w:lvl w:ilvl="2" w:tplc="0809001B" w:tentative="1">
+      <w:start w:val="1"/>
+      <w:numFmt w:val="lowerRoman"/>
+      <w:lvlText w:val="%3."/>
+      <w:lvlJc w:val="right"/>
+      <w:pPr>
+        <w:ind w:left="2160" w:hanging="180"/>
+      </w:pPr>
+    </w:lvl>
+    <w:lvl w:ilvl="3" w:tplc="0809000F" w:tentative="1">
+      <w:start w:val="1"/>
+      <w:numFmt w:val="decimal"/>
+      <w:lvlText w:val="%4."/>
+      <w:lvlJc w:val="left"/>
+      <w:pPr>
+        <w:ind w:left="2880" w:hanging="360"/>
+      </w:pPr>
+    </w:lvl>
+    <w:lvl w:ilvl="4" w:tplc="08090019" w:tentative="1">
+      <w:start w:val="1"/>
+      <w:numFmt w:val="lowerLetter"/>
+      <w:lvlText w:val="%5."/>
+      <w:lvlJc w:val="left"/>
+      <w:pPr>
+        <w:ind w:left="3600" w:hanging="360"/>
+      </w:pPr>
+    </w:lvl>
+    <w:lvl w:ilvl="5" w:tplc="0809001B" w:tentative="1">
+      <w:start w:val="1"/>
+      <w:numFmt w:val="lowerRoman"/>
+      <w:lvlText w:val="%6."/>
+      <w:lvlJc w:val="right"/>
+      <w:pPr>
+        <w:ind w:left="4320" w:hanging="180"/>
+      </w:pPr>
+    </w:lvl>
+    <w:lvl w:ilvl="6" w:tplc="0809000F" w:tentative="1">
+      <w:start w:val="1"/>
+      <w:numFmt w:val="decimal"/>
+      <w:lvlText w:val="%7."/>
+      <w:lvlJc w:val="left"/>
+      <w:pPr>
+        <w:ind w:left="5040" w:hanging="360"/>
+      </w:pPr>
+    </w:lvl>
+    <w:lvl w:ilvl="7" w:tplc="08090019" w:tentative="1">
+      <w:start w:val="1"/>
+      <w:numFmt w:val="lowerLetter"/>
+      <w:lvlText w:val="%8."/>
+      <w:lvlJc w:val="left"/>
+      <w:pPr>
+        <w:ind w:left="5760" w:hanging="360"/>
+      </w:pPr>
+    </w:lvl>
+    <w:lvl w:ilvl="8" w:tplc="0809001B" w:tentative="1">
+      <w:start w:val="1"/>
+      <w:numFmt w:val="lowerRoman"/>
+      <w:lvlText w:val="%9."/>
+      <w:lvlJc w:val="right"/>
+      <w:pPr>
+        <w:ind w:left="6480" w:hanging="180"/>
+      </w:pPr>
+    </w:lvl>
+  </w:abstractNum>
+  <w:abstractNum w:abstractNumId="71" w15:restartNumberingAfterBreak="0">
+    <w:nsid w:val="7D7E119D"/>
+    <w:multiLevelType w:val="hybridMultilevel"/>
+    <w:tmpl w:val="6D164E0E"/>
+    <w:lvl w:ilvl="0" w:tplc="FFFFFFFF">
+      <w:start w:val="1"/>
+      <w:numFmt w:val="decimal"/>
+      <w:lvlText w:val="%1)"/>
+      <w:lvlJc w:val="left"/>
+      <w:pPr>
+        <w:ind w:left="720" w:hanging="360"/>
+      </w:pPr>
+      <w:rPr>
+        <w:rFonts w:hint="default"/>
+        <w:b w:val="0"/>
+        <w:bCs w:val="0"/>
+      </w:rPr>
+    </w:lvl>
+    <w:lvl w:ilvl="1" w:tplc="FFFFFFFF" w:tentative="1">
+      <w:start w:val="1"/>
+      <w:numFmt w:val="lowerLetter"/>
+      <w:lvlText w:val="%2."/>
+      <w:lvlJc w:val="left"/>
+      <w:pPr>
+        <w:ind w:left="1440" w:hanging="360"/>
+      </w:pPr>
+    </w:lvl>
+    <w:lvl w:ilvl="2" w:tplc="FFFFFFFF" w:tentative="1">
+      <w:start w:val="1"/>
+      <w:numFmt w:val="lowerRoman"/>
+      <w:lvlText w:val="%3."/>
+      <w:lvlJc w:val="right"/>
+      <w:pPr>
+        <w:ind w:left="2160" w:hanging="180"/>
+      </w:pPr>
+    </w:lvl>
+    <w:lvl w:ilvl="3" w:tplc="FFFFFFFF" w:tentative="1">
+      <w:start w:val="1"/>
+      <w:numFmt w:val="decimal"/>
+      <w:lvlText w:val="%4."/>
+      <w:lvlJc w:val="left"/>
+      <w:pPr>
+        <w:ind w:left="2880" w:hanging="360"/>
+      </w:pPr>
+    </w:lvl>
+    <w:lvl w:ilvl="4" w:tplc="FFFFFFFF" w:tentative="1">
+      <w:start w:val="1"/>
+      <w:numFmt w:val="lowerLetter"/>
+      <w:lvlText w:val="%5."/>
+      <w:lvlJc w:val="left"/>
+      <w:pPr>
+        <w:ind w:left="3600" w:hanging="360"/>
+      </w:pPr>
+    </w:lvl>
+    <w:lvl w:ilvl="5" w:tplc="FFFFFFFF" w:tentative="1">
+      <w:start w:val="1"/>
+      <w:numFmt w:val="lowerRoman"/>
+      <w:lvlText w:val="%6."/>
+      <w:lvlJc w:val="right"/>
+      <w:pPr>
+        <w:ind w:left="4320" w:hanging="180"/>
+      </w:pPr>
+    </w:lvl>
+    <w:lvl w:ilvl="6" w:tplc="FFFFFFFF" w:tentative="1">
+      <w:start w:val="1"/>
+      <w:numFmt w:val="decimal"/>
+      <w:lvlText w:val="%7."/>
+      <w:lvlJc w:val="left"/>
+      <w:pPr>
+        <w:ind w:left="5040" w:hanging="360"/>
+      </w:pPr>
+    </w:lvl>
+    <w:lvl w:ilvl="7" w:tplc="FFFFFFFF" w:tentative="1">
+      <w:start w:val="1"/>
+      <w:numFmt w:val="lowerLetter"/>
+      <w:lvlText w:val="%8."/>
+      <w:lvlJc w:val="left"/>
+      <w:pPr>
+        <w:ind w:left="5760" w:hanging="360"/>
+      </w:pPr>
+    </w:lvl>
+    <w:lvl w:ilvl="8" w:tplc="FFFFFFFF" w:tentative="1">
+      <w:start w:val="1"/>
+      <w:numFmt w:val="lowerRoman"/>
+      <w:lvlText w:val="%9."/>
+      <w:lvlJc w:val="right"/>
+      <w:pPr>
+        <w:ind w:left="6480" w:hanging="180"/>
+      </w:pPr>
+    </w:lvl>
+  </w:abstractNum>
+  <w:abstractNum w:abstractNumId="72" w15:restartNumberingAfterBreak="0">
     <w:nsid w:val="7F634E59"/>
     <w:multiLevelType w:val="hybridMultilevel"/>
     <w:tmpl w:val="E882608E"/>
@@ -23552,196 +24925,223 @@
     </w:lvl>
   </w:abstractNum>
   <w:num w:numId="1" w16cid:durableId="1188910206">
-    <w:abstractNumId w:val="31"/>
+    <w:abstractNumId w:val="37"/>
   </w:num>
   <w:num w:numId="2" w16cid:durableId="590818871">
-    <w:abstractNumId w:val="27"/>
+    <w:abstractNumId w:val="33"/>
   </w:num>
   <w:num w:numId="3" w16cid:durableId="1073314130">
     <w:abstractNumId w:val="1"/>
   </w:num>
   <w:num w:numId="4" w16cid:durableId="1257136139">
-    <w:abstractNumId w:val="43"/>
+    <w:abstractNumId w:val="49"/>
   </w:num>
   <w:num w:numId="5" w16cid:durableId="1964917001">
-    <w:abstractNumId w:val="19"/>
+    <w:abstractNumId w:val="24"/>
   </w:num>
   <w:num w:numId="6" w16cid:durableId="332341324">
-    <w:abstractNumId w:val="32"/>
+    <w:abstractNumId w:val="38"/>
   </w:num>
   <w:num w:numId="7" w16cid:durableId="1750230494">
-    <w:abstractNumId w:val="45"/>
+    <w:abstractNumId w:val="51"/>
   </w:num>
   <w:num w:numId="8" w16cid:durableId="1232929758">
-    <w:abstractNumId w:val="51"/>
+    <w:abstractNumId w:val="58"/>
   </w:num>
   <w:num w:numId="9" w16cid:durableId="1823933258">
-    <w:abstractNumId w:val="15"/>
+    <w:abstractNumId w:val="18"/>
   </w:num>
   <w:num w:numId="10" w16cid:durableId="524026497">
-    <w:abstractNumId w:val="21"/>
+    <w:abstractNumId w:val="26"/>
   </w:num>
   <w:num w:numId="11" w16cid:durableId="1437367141">
-    <w:abstractNumId w:val="14"/>
+    <w:abstractNumId w:val="17"/>
   </w:num>
   <w:num w:numId="12" w16cid:durableId="158498124">
-    <w:abstractNumId w:val="20"/>
+    <w:abstractNumId w:val="25"/>
   </w:num>
   <w:num w:numId="13" w16cid:durableId="873883748">
     <w:abstractNumId w:val="0"/>
   </w:num>
   <w:num w:numId="14" w16cid:durableId="455373707">
-    <w:abstractNumId w:val="56"/>
+    <w:abstractNumId w:val="63"/>
   </w:num>
   <w:num w:numId="15" w16cid:durableId="598610804">
     <w:abstractNumId w:val="2"/>
   </w:num>
   <w:num w:numId="16" w16cid:durableId="949626463">
+    <w:abstractNumId w:val="69"/>
+  </w:num>
+  <w:num w:numId="17" w16cid:durableId="496965329">
+    <w:abstractNumId w:val="8"/>
+  </w:num>
+  <w:num w:numId="18" w16cid:durableId="666203700">
+    <w:abstractNumId w:val="22"/>
+  </w:num>
+  <w:num w:numId="19" w16cid:durableId="700939106">
+    <w:abstractNumId w:val="50"/>
+  </w:num>
+  <w:num w:numId="20" w16cid:durableId="296036339">
+    <w:abstractNumId w:val="7"/>
+  </w:num>
+  <w:num w:numId="21" w16cid:durableId="1984891406">
+    <w:abstractNumId w:val="72"/>
+  </w:num>
+  <w:num w:numId="22" w16cid:durableId="11156238">
+    <w:abstractNumId w:val="47"/>
+  </w:num>
+  <w:num w:numId="23" w16cid:durableId="93674023">
+    <w:abstractNumId w:val="15"/>
+  </w:num>
+  <w:num w:numId="24" w16cid:durableId="1470971687">
+    <w:abstractNumId w:val="59"/>
+  </w:num>
+  <w:num w:numId="25" w16cid:durableId="1622415054">
+    <w:abstractNumId w:val="5"/>
+  </w:num>
+  <w:num w:numId="26" w16cid:durableId="1950311742">
+    <w:abstractNumId w:val="32"/>
+  </w:num>
+  <w:num w:numId="27" w16cid:durableId="113328352">
+    <w:abstractNumId w:val="12"/>
+  </w:num>
+  <w:num w:numId="28" w16cid:durableId="1691562475">
+    <w:abstractNumId w:val="52"/>
+  </w:num>
+  <w:num w:numId="29" w16cid:durableId="233316896">
+    <w:abstractNumId w:val="67"/>
+  </w:num>
+  <w:num w:numId="30" w16cid:durableId="161899746">
+    <w:abstractNumId w:val="65"/>
+  </w:num>
+  <w:num w:numId="31" w16cid:durableId="468013264">
+    <w:abstractNumId w:val="9"/>
+  </w:num>
+  <w:num w:numId="32" w16cid:durableId="702748061">
+    <w:abstractNumId w:val="54"/>
+  </w:num>
+  <w:num w:numId="33" w16cid:durableId="56713106">
+    <w:abstractNumId w:val="46"/>
+  </w:num>
+  <w:num w:numId="34" w16cid:durableId="91096326">
+    <w:abstractNumId w:val="56"/>
+  </w:num>
+  <w:num w:numId="35" w16cid:durableId="1771772533">
+    <w:abstractNumId w:val="23"/>
+  </w:num>
+  <w:num w:numId="36" w16cid:durableId="1291131297">
+    <w:abstractNumId w:val="19"/>
+  </w:num>
+  <w:num w:numId="37" w16cid:durableId="450368459">
+    <w:abstractNumId w:val="45"/>
+  </w:num>
+  <w:num w:numId="38" w16cid:durableId="537275218">
+    <w:abstractNumId w:val="14"/>
+  </w:num>
+  <w:num w:numId="39" w16cid:durableId="813178503">
     <w:abstractNumId w:val="61"/>
   </w:num>
-  <w:num w:numId="17" w16cid:durableId="496965329">
-    <w:abstractNumId w:val="7"/>
-  </w:num>
-  <w:num w:numId="18" w16cid:durableId="666203700">
-    <w:abstractNumId w:val="17"/>
-  </w:num>
-  <w:num w:numId="19" w16cid:durableId="700939106">
-    <w:abstractNumId w:val="44"/>
-  </w:num>
-  <w:num w:numId="20" w16cid:durableId="296036339">
-    <w:abstractNumId w:val="6"/>
-  </w:num>
-  <w:num w:numId="21" w16cid:durableId="1984891406">
-    <w:abstractNumId w:val="63"/>
-  </w:num>
-  <w:num w:numId="22" w16cid:durableId="11156238">
-    <w:abstractNumId w:val="41"/>
-  </w:num>
-  <w:num w:numId="23" w16cid:durableId="93674023">
-    <w:abstractNumId w:val="12"/>
-  </w:num>
-  <w:num w:numId="24" w16cid:durableId="1470971687">
-    <w:abstractNumId w:val="52"/>
-  </w:num>
-  <w:num w:numId="25" w16cid:durableId="1622415054">
-    <w:abstractNumId w:val="4"/>
-  </w:num>
-  <w:num w:numId="26" w16cid:durableId="1950311742">
-    <w:abstractNumId w:val="26"/>
-  </w:num>
-  <w:num w:numId="27" w16cid:durableId="113328352">
-    <w:abstractNumId w:val="10"/>
-  </w:num>
-  <w:num w:numId="28" w16cid:durableId="1691562475">
-    <w:abstractNumId w:val="46"/>
-  </w:num>
-  <w:num w:numId="29" w16cid:durableId="233316896">
-    <w:abstractNumId w:val="59"/>
-  </w:num>
-  <w:num w:numId="30" w16cid:durableId="161899746">
-    <w:abstractNumId w:val="57"/>
-  </w:num>
-  <w:num w:numId="31" w16cid:durableId="468013264">
-    <w:abstractNumId w:val="8"/>
-  </w:num>
-  <w:num w:numId="32" w16cid:durableId="702748061">
+  <w:num w:numId="40" w16cid:durableId="279382380">
     <w:abstractNumId w:val="48"/>
   </w:num>
-  <w:num w:numId="33" w16cid:durableId="56713106">
-    <w:abstractNumId w:val="40"/>
-  </w:num>
-  <w:num w:numId="34" w16cid:durableId="91096326">
-    <w:abstractNumId w:val="50"/>
-  </w:num>
-  <w:num w:numId="35" w16cid:durableId="1771772533">
-    <w:abstractNumId w:val="18"/>
-  </w:num>
-  <w:num w:numId="36" w16cid:durableId="1291131297">
-    <w:abstractNumId w:val="16"/>
-  </w:num>
-  <w:num w:numId="37" w16cid:durableId="450368459">
-    <w:abstractNumId w:val="39"/>
-  </w:num>
-  <w:num w:numId="38" w16cid:durableId="537275218">
-    <w:abstractNumId w:val="11"/>
-  </w:num>
-  <w:num w:numId="39" w16cid:durableId="813178503">
-    <w:abstractNumId w:val="54"/>
-  </w:num>
-  <w:num w:numId="40" w16cid:durableId="279382380">
-    <w:abstractNumId w:val="42"/>
-  </w:num>
   <w:num w:numId="41" w16cid:durableId="1041827201">
-    <w:abstractNumId w:val="22"/>
+    <w:abstractNumId w:val="27"/>
   </w:num>
   <w:num w:numId="42" w16cid:durableId="1708990130">
-    <w:abstractNumId w:val="25"/>
+    <w:abstractNumId w:val="30"/>
   </w:num>
   <w:num w:numId="43" w16cid:durableId="1065956941">
     <w:abstractNumId w:val="3"/>
   </w:num>
   <w:num w:numId="44" w16cid:durableId="1900439756">
-    <w:abstractNumId w:val="24"/>
+    <w:abstractNumId w:val="29"/>
   </w:num>
   <w:num w:numId="45" w16cid:durableId="1798061980">
-    <w:abstractNumId w:val="33"/>
+    <w:abstractNumId w:val="39"/>
   </w:num>
   <w:num w:numId="46" w16cid:durableId="2105105528">
+    <w:abstractNumId w:val="34"/>
+  </w:num>
+  <w:num w:numId="47" w16cid:durableId="1564219265">
+    <w:abstractNumId w:val="35"/>
+  </w:num>
+  <w:num w:numId="48" w16cid:durableId="1838811954">
+    <w:abstractNumId w:val="36"/>
+  </w:num>
+  <w:num w:numId="49" w16cid:durableId="1203909578">
+    <w:abstractNumId w:val="40"/>
+  </w:num>
+  <w:num w:numId="50" w16cid:durableId="541291496">
+    <w:abstractNumId w:val="62"/>
+  </w:num>
+  <w:num w:numId="51" w16cid:durableId="1219972242">
+    <w:abstractNumId w:val="6"/>
+  </w:num>
+  <w:num w:numId="52" w16cid:durableId="2118063757">
+    <w:abstractNumId w:val="60"/>
+  </w:num>
+  <w:num w:numId="53" w16cid:durableId="693194687">
     <w:abstractNumId w:val="28"/>
   </w:num>
-  <w:num w:numId="47" w16cid:durableId="1564219265">
-    <w:abstractNumId w:val="29"/>
+  <w:num w:numId="54" w16cid:durableId="998382482">
+    <w:abstractNumId w:val="66"/>
   </w:num>
-  <w:num w:numId="48" w16cid:durableId="1838811954">
-    <w:abstractNumId w:val="30"/>
+  <w:num w:numId="55" w16cid:durableId="1525942460">
+    <w:abstractNumId w:val="41"/>
   </w:num>
-  <w:num w:numId="49" w16cid:durableId="1203909578">
-    <w:abstractNumId w:val="34"/>
+  <w:num w:numId="56" w16cid:durableId="1024526455">
+    <w:abstractNumId w:val="68"/>
   </w:num>
-  <w:num w:numId="50" w16cid:durableId="541291496">
+  <w:num w:numId="57" w16cid:durableId="146560783">
+    <w:abstractNumId w:val="11"/>
+  </w:num>
+  <w:num w:numId="58" w16cid:durableId="1775902853">
+    <w:abstractNumId w:val="42"/>
+  </w:num>
+  <w:num w:numId="59" w16cid:durableId="1482119577">
+    <w:abstractNumId w:val="16"/>
+  </w:num>
+  <w:num w:numId="60" w16cid:durableId="1789811452">
+    <w:abstractNumId w:val="43"/>
+  </w:num>
+  <w:num w:numId="61" w16cid:durableId="1665040077">
+    <w:abstractNumId w:val="53"/>
+  </w:num>
+  <w:num w:numId="62" w16cid:durableId="140276358">
+    <w:abstractNumId w:val="44"/>
+  </w:num>
+  <w:num w:numId="63" w16cid:durableId="1127119721">
     <w:abstractNumId w:val="55"/>
   </w:num>
-  <w:num w:numId="51" w16cid:durableId="1219972242">
-    <w:abstractNumId w:val="5"/>
+  <w:num w:numId="64" w16cid:durableId="1190878900">
+    <w:abstractNumId w:val="70"/>
   </w:num>
-  <w:num w:numId="52" w16cid:durableId="2118063757">
-    <w:abstractNumId w:val="53"/>
+  <w:num w:numId="65" w16cid:durableId="622733577">
+    <w:abstractNumId w:val="4"/>
   </w:num>
-  <w:num w:numId="53" w16cid:durableId="693194687">
-    <w:abstractNumId w:val="23"/>
+  <w:num w:numId="66" w16cid:durableId="1799374970">
+    <w:abstractNumId w:val="71"/>
   </w:num>
-  <w:num w:numId="54" w16cid:durableId="998382482">
-    <w:abstractNumId w:val="58"/>
+  <w:num w:numId="67" w16cid:durableId="441071229">
+    <w:abstractNumId w:val="20"/>
   </w:num>
-  <w:num w:numId="55" w16cid:durableId="1525942460">
-    <w:abstractNumId w:val="35"/>
+  <w:num w:numId="68" w16cid:durableId="1457874355">
+    <w:abstractNumId w:val="31"/>
   </w:num>
-  <w:num w:numId="56" w16cid:durableId="1024526455">
-    <w:abstractNumId w:val="60"/>
+  <w:num w:numId="69" w16cid:durableId="550311316">
+    <w:abstractNumId w:val="10"/>
   </w:num>
-  <w:num w:numId="57" w16cid:durableId="146560783">
-    <w:abstractNumId w:val="9"/>
+  <w:num w:numId="70" w16cid:durableId="81533981">
+    <w:abstractNumId w:val="21"/>
   </w:num>
-  <w:num w:numId="58" w16cid:durableId="1775902853">
-    <w:abstractNumId w:val="36"/>
+  <w:num w:numId="71" w16cid:durableId="853035645">
+    <w:abstractNumId w:val="57"/>
   </w:num>
-  <w:num w:numId="59" w16cid:durableId="1482119577">
+  <w:num w:numId="72" w16cid:durableId="2133283645">
     <w:abstractNumId w:val="13"/>
   </w:num>
-  <w:num w:numId="60" w16cid:durableId="1789811452">
-    <w:abstractNumId w:val="37"/>
-  </w:num>
-  <w:num w:numId="61" w16cid:durableId="1665040077">
-    <w:abstractNumId w:val="47"/>
-  </w:num>
-  <w:num w:numId="62" w16cid:durableId="140276358">
-    <w:abstractNumId w:val="38"/>
-  </w:num>
-  <w:num w:numId="63" w16cid:durableId="1127119721">
-    <w:abstractNumId w:val="49"/>
-  </w:num>
-  <w:num w:numId="64" w16cid:durableId="1190878900">
-    <w:abstractNumId w:val="62"/>
+  <w:num w:numId="73" w16cid:durableId="703558489">
+    <w:abstractNumId w:val="64"/>
   </w:num>
 </w:numbering>
 </file>

--- a/Documentation/Use_Case_Specification.docx
+++ b/Documentation/Use_Case_Specification.docx
@@ -115,7 +115,6 @@
               </w:rPr>
               <w:t xml:space="preserve"> </w:t>
             </w:r>
-            <w:proofErr w:type="spellStart"/>
             <w:r>
               <w:rPr>
                 <w:rFonts w:asciiTheme="majorBidi" w:hAnsiTheme="majorBidi" w:cstheme="majorBidi"/>
@@ -124,7 +123,6 @@
               </w:rPr>
               <w:t>MakePurchase</w:t>
             </w:r>
-            <w:proofErr w:type="spellEnd"/>
           </w:p>
         </w:tc>
       </w:tr>
@@ -540,7 +538,6 @@
                 <w:szCs w:val="22"/>
               </w:rPr>
             </w:pPr>
-            <w:proofErr w:type="spellStart"/>
             <w:r>
               <w:rPr>
                 <w:rFonts w:asciiTheme="majorBidi" w:hAnsiTheme="majorBidi" w:cstheme="majorBidi"/>
@@ -549,7 +546,6 @@
               </w:rPr>
               <w:t>ViewItem</w:t>
             </w:r>
-            <w:proofErr w:type="spellEnd"/>
           </w:p>
         </w:tc>
       </w:tr>
@@ -818,7 +814,6 @@
               </w:rPr>
               <w:t xml:space="preserve"> </w:t>
             </w:r>
-            <w:proofErr w:type="spellStart"/>
             <w:r>
               <w:rPr>
                 <w:rFonts w:asciiTheme="majorBidi" w:hAnsiTheme="majorBidi" w:cstheme="majorBidi"/>
@@ -827,7 +822,6 @@
               </w:rPr>
               <w:t>ViewItem</w:t>
             </w:r>
-            <w:proofErr w:type="spellEnd"/>
           </w:p>
         </w:tc>
       </w:tr>
@@ -1184,7 +1178,6 @@
                 <w:szCs w:val="22"/>
               </w:rPr>
             </w:pPr>
-            <w:proofErr w:type="spellStart"/>
             <w:r>
               <w:rPr>
                 <w:rFonts w:asciiTheme="majorBidi" w:hAnsiTheme="majorBidi" w:cstheme="majorBidi"/>
@@ -1193,7 +1186,6 @@
               </w:rPr>
               <w:t>AddToCart</w:t>
             </w:r>
-            <w:proofErr w:type="spellEnd"/>
           </w:p>
         </w:tc>
       </w:tr>
@@ -1261,7 +1253,6 @@
                 <w:szCs w:val="22"/>
               </w:rPr>
             </w:pPr>
-            <w:proofErr w:type="spellStart"/>
             <w:r>
               <w:rPr>
                 <w:rFonts w:asciiTheme="majorBidi" w:hAnsiTheme="majorBidi" w:cstheme="majorBidi"/>
@@ -1270,7 +1261,6 @@
               </w:rPr>
               <w:t>QueryPromotion</w:t>
             </w:r>
-            <w:proofErr w:type="spellEnd"/>
           </w:p>
         </w:tc>
       </w:tr>
@@ -1564,7 +1554,6 @@
               </w:rPr>
               <w:t xml:space="preserve"> </w:t>
             </w:r>
-            <w:proofErr w:type="spellStart"/>
             <w:r>
               <w:rPr>
                 <w:rFonts w:asciiTheme="majorBidi" w:hAnsiTheme="majorBidi" w:cstheme="majorBidi"/>
@@ -1573,7 +1562,6 @@
               </w:rPr>
               <w:t>ViewCatalogue</w:t>
             </w:r>
-            <w:proofErr w:type="spellEnd"/>
           </w:p>
         </w:tc>
       </w:tr>
@@ -1907,7 +1895,6 @@
                 <w:szCs w:val="22"/>
               </w:rPr>
             </w:pPr>
-            <w:proofErr w:type="spellStart"/>
             <w:r>
               <w:rPr>
                 <w:rFonts w:asciiTheme="majorBidi" w:hAnsiTheme="majorBidi" w:cstheme="majorBidi"/>
@@ -1916,7 +1903,6 @@
               </w:rPr>
               <w:t>ViewItem</w:t>
             </w:r>
-            <w:proofErr w:type="spellEnd"/>
           </w:p>
           <w:p>
             <w:pPr>
@@ -1931,7 +1917,6 @@
                 <w:szCs w:val="22"/>
               </w:rPr>
             </w:pPr>
-            <w:proofErr w:type="spellStart"/>
             <w:r>
               <w:rPr>
                 <w:rFonts w:asciiTheme="majorBidi" w:hAnsiTheme="majorBidi" w:cstheme="majorBidi"/>
@@ -1948,7 +1933,6 @@
               </w:rPr>
               <w:t>Catalogue</w:t>
             </w:r>
-            <w:proofErr w:type="spellEnd"/>
           </w:p>
         </w:tc>
       </w:tr>
@@ -2255,7 +2239,6 @@
               </w:rPr>
               <w:t xml:space="preserve"> </w:t>
             </w:r>
-            <w:proofErr w:type="spellStart"/>
             <w:r>
               <w:rPr>
                 <w:rFonts w:asciiTheme="majorBidi" w:hAnsiTheme="majorBidi" w:cstheme="majorBidi"/>
@@ -2264,7 +2247,6 @@
               </w:rPr>
               <w:t>SearchCatalogue</w:t>
             </w:r>
-            <w:proofErr w:type="spellEnd"/>
           </w:p>
         </w:tc>
       </w:tr>
@@ -3325,7 +3307,6 @@
                 <w:szCs w:val="22"/>
               </w:rPr>
             </w:pPr>
-            <w:proofErr w:type="spellStart"/>
             <w:r>
               <w:rPr>
                 <w:rFonts w:asciiTheme="majorBidi" w:hAnsiTheme="majorBidi" w:cstheme="majorBidi"/>
@@ -3334,7 +3315,6 @@
               </w:rPr>
               <w:t>CustomerAuthentication</w:t>
             </w:r>
-            <w:proofErr w:type="spellEnd"/>
           </w:p>
         </w:tc>
       </w:tr>
@@ -4212,7 +4192,6 @@
               </w:rPr>
               <w:t xml:space="preserve"> </w:t>
             </w:r>
-            <w:proofErr w:type="spellStart"/>
             <w:r>
               <w:rPr>
                 <w:rFonts w:asciiTheme="majorBidi" w:hAnsiTheme="majorBidi" w:cstheme="majorBidi"/>
@@ -4221,7 +4200,6 @@
               </w:rPr>
               <w:t>CustomerAuthentication</w:t>
             </w:r>
-            <w:proofErr w:type="spellEnd"/>
           </w:p>
         </w:tc>
       </w:tr>
@@ -4869,15 +4847,7 @@
                 <w:sz w:val="22"/>
                 <w:szCs w:val="22"/>
               </w:rPr>
-              <w:t>UC</w:t>
-            </w:r>
-            <w:r>
-              <w:rPr>
-                <w:rFonts w:asciiTheme="majorBidi" w:hAnsiTheme="majorBidi" w:cstheme="majorBidi"/>
-                <w:sz w:val="22"/>
-                <w:szCs w:val="22"/>
-              </w:rPr>
-              <w:t>08</w:t>
+              <w:t>UC08</w:t>
             </w:r>
           </w:p>
         </w:tc>
@@ -4918,7 +4888,6 @@
               </w:rPr>
               <w:t xml:space="preserve"> </w:t>
             </w:r>
-            <w:proofErr w:type="spellStart"/>
             <w:r>
               <w:rPr>
                 <w:rFonts w:asciiTheme="majorBidi" w:hAnsiTheme="majorBidi" w:cstheme="majorBidi"/>
@@ -4927,7 +4896,6 @@
               </w:rPr>
               <w:t>PromptPasswordChange</w:t>
             </w:r>
-            <w:proofErr w:type="spellEnd"/>
           </w:p>
         </w:tc>
       </w:tr>
@@ -5329,7 +5297,6 @@
                 <w:szCs w:val="22"/>
               </w:rPr>
             </w:pPr>
-            <w:proofErr w:type="spellStart"/>
             <w:r>
               <w:rPr>
                 <w:rFonts w:asciiTheme="majorBidi" w:hAnsiTheme="majorBidi" w:cstheme="majorBidi"/>
@@ -5338,7 +5305,6 @@
               </w:rPr>
               <w:t>ChangePassword</w:t>
             </w:r>
-            <w:proofErr w:type="spellEnd"/>
           </w:p>
           <w:p>
             <w:pPr>
@@ -5593,15 +5559,7 @@
                 <w:sz w:val="22"/>
                 <w:szCs w:val="22"/>
               </w:rPr>
-              <w:t xml:space="preserve"> UC</w:t>
-            </w:r>
-            <w:r>
-              <w:rPr>
-                <w:rFonts w:asciiTheme="majorBidi" w:hAnsiTheme="majorBidi" w:cstheme="majorBidi"/>
-                <w:sz w:val="22"/>
-                <w:szCs w:val="22"/>
-              </w:rPr>
-              <w:t>09</w:t>
+              <w:t xml:space="preserve"> UC09</w:t>
             </w:r>
           </w:p>
         </w:tc>
@@ -5641,18 +5599,8 @@
                 <w:sz w:val="22"/>
                 <w:szCs w:val="22"/>
               </w:rPr>
-              <w:t xml:space="preserve"> </w:t>
-            </w:r>
-            <w:proofErr w:type="spellStart"/>
-            <w:r>
-              <w:rPr>
-                <w:rFonts w:asciiTheme="majorBidi" w:hAnsiTheme="majorBidi" w:cstheme="majorBidi"/>
-                <w:sz w:val="22"/>
-                <w:szCs w:val="22"/>
-              </w:rPr>
-              <w:t>ChangePassword</w:t>
-            </w:r>
-            <w:proofErr w:type="spellEnd"/>
+              <w:t xml:space="preserve"> ChangePassword</w:t>
+            </w:r>
           </w:p>
         </w:tc>
       </w:tr>
@@ -5762,15 +5710,7 @@
                 <w:sz w:val="22"/>
                 <w:szCs w:val="22"/>
               </w:rPr>
-              <w:t xml:space="preserve"> </w:t>
-            </w:r>
-            <w:r>
-              <w:rPr>
-                <w:rFonts w:asciiTheme="majorBidi" w:hAnsiTheme="majorBidi" w:cstheme="majorBidi"/>
-                <w:sz w:val="22"/>
-                <w:szCs w:val="22"/>
-              </w:rPr>
-              <w:t>Registered User; Non-Commercial Customer (mandatory once)</w:t>
+              <w:t xml:space="preserve"> Registered User; Non-Commercial Customer (mandatory once)</w:t>
             </w:r>
           </w:p>
         </w:tc>
@@ -5879,25 +5819,7 @@
                 <w:sz w:val="22"/>
                 <w:szCs w:val="22"/>
               </w:rPr>
-              <w:t xml:space="preserve">The user has successfully authenticated through the Login and </w:t>
-            </w:r>
-            <w:proofErr w:type="spellStart"/>
-            <w:r>
-              <w:rPr>
-                <w:rFonts w:asciiTheme="majorBidi" w:hAnsiTheme="majorBidi" w:cstheme="majorBidi"/>
-                <w:sz w:val="22"/>
-                <w:szCs w:val="22"/>
-              </w:rPr>
-              <w:t>CustomerAuthentication</w:t>
-            </w:r>
-            <w:proofErr w:type="spellEnd"/>
-            <w:r>
-              <w:rPr>
-                <w:rFonts w:asciiTheme="majorBidi" w:hAnsiTheme="majorBidi" w:cstheme="majorBidi"/>
-                <w:sz w:val="22"/>
-                <w:szCs w:val="22"/>
-              </w:rPr>
-              <w:t xml:space="preserve"> use cases.</w:t>
+              <w:t>The user has successfully authenticated through the Login and CustomerAuthentication use cases.</w:t>
             </w:r>
           </w:p>
           <w:p>
@@ -6216,41 +6138,25 @@
                 <w:sz w:val="22"/>
                 <w:szCs w:val="22"/>
               </w:rPr>
-              <w:t xml:space="preserve">Password </w:t>
-            </w:r>
-            <w:r>
-              <w:rPr>
-                <w:rFonts w:asciiTheme="majorBidi" w:hAnsiTheme="majorBidi" w:cstheme="majorBidi"/>
-                <w:sz w:val="22"/>
-                <w:szCs w:val="22"/>
-              </w:rPr>
-              <w:t>Complexity Failure</w:t>
-            </w:r>
-          </w:p>
-          <w:p>
-            <w:pPr>
-              <w:spacing w:after="0"/>
-              <w:rPr>
-                <w:rFonts w:asciiTheme="majorBidi" w:hAnsiTheme="majorBidi" w:cstheme="majorBidi"/>
-                <w:sz w:val="22"/>
-                <w:szCs w:val="22"/>
-              </w:rPr>
-            </w:pPr>
-            <w:r>
-              <w:rPr>
-                <w:rFonts w:asciiTheme="majorBidi" w:hAnsiTheme="majorBidi" w:cstheme="majorBidi"/>
-                <w:sz w:val="22"/>
-                <w:szCs w:val="22"/>
-              </w:rPr>
-              <w:t>Abort</w:t>
-            </w:r>
-            <w:r>
-              <w:rPr>
-                <w:rFonts w:asciiTheme="majorBidi" w:hAnsiTheme="majorBidi" w:cstheme="majorBidi"/>
-                <w:sz w:val="22"/>
-                <w:szCs w:val="22"/>
-              </w:rPr>
-              <w:t xml:space="preserve"> Password Change</w:t>
+              <w:t>Password Complexity Failure</w:t>
+            </w:r>
+          </w:p>
+          <w:p>
+            <w:pPr>
+              <w:spacing w:after="0"/>
+              <w:rPr>
+                <w:rFonts w:asciiTheme="majorBidi" w:hAnsiTheme="majorBidi" w:cstheme="majorBidi"/>
+                <w:sz w:val="22"/>
+                <w:szCs w:val="22"/>
+              </w:rPr>
+            </w:pPr>
+            <w:r>
+              <w:rPr>
+                <w:rFonts w:asciiTheme="majorBidi" w:hAnsiTheme="majorBidi" w:cstheme="majorBidi"/>
+                <w:sz w:val="22"/>
+                <w:szCs w:val="22"/>
+              </w:rPr>
+              <w:t>Abort Password Change</w:t>
             </w:r>
           </w:p>
         </w:tc>
@@ -6321,15 +6227,7 @@
                 <w:sz w:val="22"/>
                 <w:szCs w:val="22"/>
               </w:rPr>
-              <w:t>UC</w:t>
-            </w:r>
-            <w:r>
-              <w:rPr>
-                <w:rFonts w:asciiTheme="majorBidi" w:hAnsiTheme="majorBidi" w:cstheme="majorBidi"/>
-                <w:sz w:val="22"/>
-                <w:szCs w:val="22"/>
-              </w:rPr>
-              <w:t>10</w:t>
+              <w:t>UC10</w:t>
             </w:r>
           </w:p>
         </w:tc>
@@ -6370,7 +6268,6 @@
               </w:rPr>
               <w:t xml:space="preserve"> </w:t>
             </w:r>
-            <w:proofErr w:type="spellStart"/>
             <w:r>
               <w:rPr>
                 <w:rFonts w:asciiTheme="majorBidi" w:hAnsiTheme="majorBidi" w:cstheme="majorBidi"/>
@@ -6379,7 +6276,6 @@
               </w:rPr>
               <w:t>EditUserDetails</w:t>
             </w:r>
-            <w:proofErr w:type="spellEnd"/>
           </w:p>
         </w:tc>
       </w:tr>
@@ -6431,25 +6327,7 @@
                 <w:sz w:val="22"/>
                 <w:szCs w:val="22"/>
               </w:rPr>
-              <w:t xml:space="preserve">This use case allows a registered member to modify their personal account information, such as their </w:t>
-            </w:r>
-            <w:proofErr w:type="gramStart"/>
-            <w:r>
-              <w:rPr>
-                <w:rFonts w:asciiTheme="majorBidi" w:hAnsiTheme="majorBidi" w:cstheme="majorBidi"/>
-                <w:sz w:val="22"/>
-                <w:szCs w:val="22"/>
-              </w:rPr>
-              <w:t>contact</w:t>
-            </w:r>
-            <w:proofErr w:type="gramEnd"/>
-            <w:r>
-              <w:rPr>
-                <w:rFonts w:asciiTheme="majorBidi" w:hAnsiTheme="majorBidi" w:cstheme="majorBidi"/>
-                <w:sz w:val="22"/>
-                <w:szCs w:val="22"/>
-              </w:rPr>
-              <w:t xml:space="preserve"> name or secondary contact details. It acts as a broader account management tool that can also trigger security updates</w:t>
+              <w:t>This use case allows a registered member to modify their personal account information, such as their contact name or secondary contact details. It acts as a broader account management tool that can also trigger security updates</w:t>
             </w:r>
             <w:r>
               <w:rPr>
@@ -6747,7 +6625,6 @@
                 <w:szCs w:val="22"/>
               </w:rPr>
             </w:pPr>
-            <w:proofErr w:type="spellStart"/>
             <w:r>
               <w:rPr>
                 <w:rFonts w:asciiTheme="majorBidi" w:hAnsiTheme="majorBidi" w:cstheme="majorBidi"/>
@@ -6756,7 +6633,6 @@
               </w:rPr>
               <w:t>ChangePassword</w:t>
             </w:r>
-            <w:proofErr w:type="spellEnd"/>
           </w:p>
         </w:tc>
       </w:tr>
@@ -7019,15 +6895,7 @@
                 <w:sz w:val="22"/>
                 <w:szCs w:val="22"/>
               </w:rPr>
-              <w:t>UC</w:t>
-            </w:r>
-            <w:r>
-              <w:rPr>
-                <w:rFonts w:asciiTheme="majorBidi" w:hAnsiTheme="majorBidi" w:cstheme="majorBidi"/>
-                <w:sz w:val="22"/>
-                <w:szCs w:val="22"/>
-              </w:rPr>
-              <w:t>11</w:t>
+              <w:t>UC11</w:t>
             </w:r>
           </w:p>
         </w:tc>
@@ -7068,24 +6936,14 @@
               </w:rPr>
               <w:t xml:space="preserve"> </w:t>
             </w:r>
-            <w:proofErr w:type="spellStart"/>
-            <w:r>
-              <w:rPr>
-                <w:rFonts w:asciiTheme="majorBidi" w:hAnsiTheme="majorBidi" w:cstheme="majorBidi"/>
-                <w:sz w:val="22"/>
-                <w:szCs w:val="22"/>
-              </w:rPr>
-              <w:t>View</w:t>
-            </w:r>
-            <w:r>
-              <w:rPr>
-                <w:rFonts w:asciiTheme="majorBidi" w:hAnsiTheme="majorBidi" w:cstheme="majorBidi"/>
-                <w:sz w:val="22"/>
-                <w:szCs w:val="22"/>
-              </w:rPr>
-              <w:t>Cart</w:t>
-            </w:r>
-            <w:proofErr w:type="spellEnd"/>
+            <w:r>
+              <w:rPr>
+                <w:rFonts w:asciiTheme="majorBidi" w:hAnsiTheme="majorBidi" w:cstheme="majorBidi"/>
+                <w:sz w:val="22"/>
+                <w:szCs w:val="22"/>
+              </w:rPr>
+              <w:t>ViewCart</w:t>
+            </w:r>
           </w:p>
         </w:tc>
       </w:tr>
@@ -7479,7 +7337,6 @@
                 <w:szCs w:val="22"/>
               </w:rPr>
             </w:pPr>
-            <w:proofErr w:type="spellStart"/>
             <w:r>
               <w:rPr>
                 <w:rFonts w:asciiTheme="majorBidi" w:hAnsiTheme="majorBidi" w:cstheme="majorBidi"/>
@@ -7488,7 +7345,6 @@
               </w:rPr>
               <w:t>CalculateTotal</w:t>
             </w:r>
-            <w:proofErr w:type="spellEnd"/>
           </w:p>
         </w:tc>
       </w:tr>
@@ -7571,25 +7427,7 @@
                 <w:sz w:val="22"/>
                 <w:szCs w:val="22"/>
               </w:rPr>
-              <w:t xml:space="preserve">The user has the option to proceed to the Checkout use case or return to </w:t>
-            </w:r>
-            <w:proofErr w:type="spellStart"/>
-            <w:r>
-              <w:rPr>
-                <w:rFonts w:asciiTheme="majorBidi" w:hAnsiTheme="majorBidi" w:cstheme="majorBidi"/>
-                <w:sz w:val="22"/>
-                <w:szCs w:val="22"/>
-              </w:rPr>
-              <w:t>ViewCatalogue</w:t>
-            </w:r>
-            <w:proofErr w:type="spellEnd"/>
-            <w:r>
-              <w:rPr>
-                <w:rFonts w:asciiTheme="majorBidi" w:hAnsiTheme="majorBidi" w:cstheme="majorBidi"/>
-                <w:sz w:val="22"/>
-                <w:szCs w:val="22"/>
-              </w:rPr>
-              <w:t>.</w:t>
+              <w:t>The user has the option to proceed to the Checkout use case or return to ViewCatalogue.</w:t>
             </w:r>
           </w:p>
         </w:tc>
@@ -7791,7 +7629,6 @@
               </w:rPr>
               <w:t xml:space="preserve"> </w:t>
             </w:r>
-            <w:proofErr w:type="spellStart"/>
             <w:r>
               <w:rPr>
                 <w:rFonts w:asciiTheme="majorBidi" w:hAnsiTheme="majorBidi" w:cstheme="majorBidi"/>
@@ -7808,7 +7645,6 @@
               </w:rPr>
               <w:t>Account</w:t>
             </w:r>
-            <w:proofErr w:type="spellEnd"/>
           </w:p>
         </w:tc>
       </w:tr>
@@ -8159,7 +7995,6 @@
                 <w:szCs w:val="22"/>
               </w:rPr>
             </w:pPr>
-            <w:proofErr w:type="spellStart"/>
             <w:r>
               <w:rPr>
                 <w:rFonts w:ascii="Times New Roman" w:hAnsi="Times New Roman" w:cs="Times New Roman"/>
@@ -8184,7 +8019,6 @@
               </w:rPr>
               <w:t>Notification</w:t>
             </w:r>
-            <w:proofErr w:type="spellEnd"/>
           </w:p>
         </w:tc>
       </w:tr>
@@ -8288,25 +8122,7 @@
                 <w:sz w:val="22"/>
                 <w:szCs w:val="22"/>
               </w:rPr>
-              <w:t xml:space="preserve">For non-commercial applicants, a new account is </w:t>
-            </w:r>
-            <w:proofErr w:type="gramStart"/>
-            <w:r>
-              <w:rPr>
-                <w:rFonts w:ascii="Times New Roman" w:hAnsi="Times New Roman" w:cs="Times New Roman"/>
-                <w:sz w:val="22"/>
-                <w:szCs w:val="22"/>
-              </w:rPr>
-              <w:t>created</w:t>
-            </w:r>
-            <w:proofErr w:type="gramEnd"/>
-            <w:r>
-              <w:rPr>
-                <w:rFonts w:ascii="Times New Roman" w:hAnsi="Times New Roman" w:cs="Times New Roman"/>
-                <w:sz w:val="22"/>
-                <w:szCs w:val="22"/>
-              </w:rPr>
-              <w:t xml:space="preserve"> and login details are sent via email.</w:t>
+              <w:t>For non-commercial applicants, a new account is created and login details are sent via email.</w:t>
             </w:r>
           </w:p>
           <w:p>
@@ -8328,23 +8144,7 @@
                 <w:sz w:val="22"/>
                 <w:szCs w:val="22"/>
               </w:rPr>
-              <w:t xml:space="preserve">For commercial applicants, the details are forwarded to IPOS-SA for manual </w:t>
-            </w:r>
-            <w:r>
-              <w:rPr>
-                <w:rFonts w:ascii="Times New Roman" w:hAnsi="Times New Roman" w:cs="Times New Roman"/>
-                <w:sz w:val="22"/>
-                <w:szCs w:val="22"/>
-              </w:rPr>
-              <w:t>review,</w:t>
-            </w:r>
-            <w:r>
-              <w:rPr>
-                <w:rFonts w:ascii="Times New Roman" w:hAnsi="Times New Roman" w:cs="Times New Roman"/>
-                <w:sz w:val="22"/>
-                <w:szCs w:val="22"/>
-              </w:rPr>
-              <w:t xml:space="preserve"> and the user is notified that the application is pending.</w:t>
+              <w:t>For commercial applicants, the details are forwarded to IPOS-SA for manual review, and the user is notified that the application is pending.</w:t>
             </w:r>
           </w:p>
         </w:tc>
@@ -8471,15 +8271,7 @@
                 <w:sz w:val="22"/>
                 <w:szCs w:val="22"/>
               </w:rPr>
-              <w:t>UC1</w:t>
-            </w:r>
-            <w:r>
-              <w:rPr>
-                <w:rFonts w:asciiTheme="majorBidi" w:hAnsiTheme="majorBidi" w:cstheme="majorBidi"/>
-                <w:sz w:val="22"/>
-                <w:szCs w:val="22"/>
-              </w:rPr>
-              <w:t>3</w:t>
+              <w:t>UC13</w:t>
             </w:r>
           </w:p>
         </w:tc>
@@ -8520,7 +8312,6 @@
               </w:rPr>
               <w:t xml:space="preserve"> </w:t>
             </w:r>
-            <w:proofErr w:type="spellStart"/>
             <w:r>
               <w:rPr>
                 <w:rFonts w:asciiTheme="majorBidi" w:hAnsiTheme="majorBidi" w:cstheme="majorBidi"/>
@@ -8535,17 +8326,8 @@
                 <w:sz w:val="22"/>
                 <w:szCs w:val="22"/>
               </w:rPr>
-              <w:t>Commercial</w:t>
-            </w:r>
-            <w:r>
-              <w:rPr>
-                <w:rFonts w:asciiTheme="majorBidi" w:hAnsiTheme="majorBidi" w:cstheme="majorBidi"/>
-                <w:sz w:val="22"/>
-                <w:szCs w:val="22"/>
-              </w:rPr>
-              <w:t>Account</w:t>
-            </w:r>
-            <w:proofErr w:type="spellEnd"/>
+              <w:t>CommercialAccount</w:t>
+            </w:r>
           </w:p>
         </w:tc>
       </w:tr>
@@ -8947,7 +8729,6 @@
                 <w:szCs w:val="22"/>
               </w:rPr>
             </w:pPr>
-            <w:proofErr w:type="spellStart"/>
             <w:r>
               <w:rPr>
                 <w:rFonts w:asciiTheme="majorBidi" w:hAnsiTheme="majorBidi" w:cstheme="majorBidi"/>
@@ -8956,7 +8737,6 @@
               </w:rPr>
               <w:t>ValidateDetails</w:t>
             </w:r>
-            <w:proofErr w:type="spellEnd"/>
           </w:p>
         </w:tc>
       </w:tr>
@@ -8992,7 +8772,6 @@
               </w:rPr>
               <w:t xml:space="preserve">Specialisation of: </w:t>
             </w:r>
-            <w:proofErr w:type="spellStart"/>
             <w:r>
               <w:rPr>
                 <w:rFonts w:asciiTheme="majorBidi" w:hAnsiTheme="majorBidi" w:cstheme="majorBidi"/>
@@ -9001,7 +8780,6 @@
               </w:rPr>
               <w:t>RegisterAccount</w:t>
             </w:r>
-            <w:proofErr w:type="spellEnd"/>
           </w:p>
         </w:tc>
       </w:tr>
@@ -9274,16 +9052,15 @@
                 <w:sz w:val="22"/>
                 <w:szCs w:val="22"/>
               </w:rPr>
-              <w:t xml:space="preserve"> </w:t>
-            </w:r>
-            <w:proofErr w:type="spellStart"/>
+              <w:t xml:space="preserve"> Register</w:t>
+            </w:r>
             <w:r>
               <w:rPr>
                 <w:rFonts w:ascii="Times New Roman" w:eastAsia="Aptos" w:hAnsi="Times New Roman" w:cs="Times New Roman"/>
                 <w:sz w:val="22"/>
                 <w:szCs w:val="22"/>
               </w:rPr>
-              <w:t>Register</w:t>
+              <w:t>NonCommercial</w:t>
             </w:r>
             <w:r>
               <w:rPr>
@@ -9291,17 +9068,8 @@
                 <w:sz w:val="22"/>
                 <w:szCs w:val="22"/>
               </w:rPr>
-              <w:t>NonCommercial</w:t>
-            </w:r>
-            <w:r>
-              <w:rPr>
-                <w:rFonts w:ascii="Times New Roman" w:eastAsia="Aptos" w:hAnsi="Times New Roman" w:cs="Times New Roman"/>
-                <w:sz w:val="22"/>
-                <w:szCs w:val="22"/>
-              </w:rPr>
               <w:t>Account</w:t>
             </w:r>
-            <w:proofErr w:type="spellEnd"/>
           </w:p>
         </w:tc>
       </w:tr>
@@ -9696,7 +9464,6 @@
                 <w:szCs w:val="22"/>
               </w:rPr>
             </w:pPr>
-            <w:proofErr w:type="spellStart"/>
             <w:r>
               <w:rPr>
                 <w:rFonts w:ascii="Times New Roman" w:eastAsia="Aptos" w:hAnsi="Times New Roman" w:cs="Times New Roman"/>
@@ -9705,7 +9472,6 @@
               </w:rPr>
               <w:t>ValidateEmail</w:t>
             </w:r>
-            <w:proofErr w:type="spellEnd"/>
           </w:p>
         </w:tc>
       </w:tr>
@@ -9743,7 +9509,6 @@
               </w:rPr>
               <w:t xml:space="preserve">Specialisation of: </w:t>
             </w:r>
-            <w:proofErr w:type="spellStart"/>
             <w:r>
               <w:rPr>
                 <w:rFonts w:ascii="Times New Roman" w:eastAsia="Aptos" w:hAnsi="Times New Roman" w:cs="Times New Roman"/>
@@ -9752,7 +9517,6 @@
               </w:rPr>
               <w:t>RegisterAccount</w:t>
             </w:r>
-            <w:proofErr w:type="spellEnd"/>
           </w:p>
         </w:tc>
       </w:tr>
@@ -10061,7 +9825,6 @@
               </w:rPr>
               <w:t xml:space="preserve"> </w:t>
             </w:r>
-            <w:proofErr w:type="spellStart"/>
             <w:r>
               <w:rPr>
                 <w:rFonts w:asciiTheme="majorBidi" w:hAnsiTheme="majorBidi" w:cstheme="majorBidi"/>
@@ -10078,7 +9841,6 @@
               </w:rPr>
               <w:t>Email</w:t>
             </w:r>
-            <w:proofErr w:type="spellEnd"/>
           </w:p>
         </w:tc>
       </w:tr>
@@ -10715,15 +10477,7 @@
                 <w:sz w:val="22"/>
                 <w:szCs w:val="22"/>
               </w:rPr>
-              <w:t>UC1</w:t>
-            </w:r>
-            <w:r>
-              <w:rPr>
-                <w:rFonts w:asciiTheme="majorBidi" w:hAnsiTheme="majorBidi" w:cstheme="majorBidi"/>
-                <w:sz w:val="22"/>
-                <w:szCs w:val="22"/>
-              </w:rPr>
-              <w:t>6</w:t>
+              <w:t>UC16</w:t>
             </w:r>
           </w:p>
         </w:tc>
@@ -10764,24 +10518,14 @@
               </w:rPr>
               <w:t xml:space="preserve"> </w:t>
             </w:r>
-            <w:proofErr w:type="spellStart"/>
-            <w:r>
-              <w:rPr>
-                <w:rFonts w:asciiTheme="majorBidi" w:hAnsiTheme="majorBidi" w:cstheme="majorBidi"/>
-                <w:sz w:val="22"/>
-                <w:szCs w:val="22"/>
-              </w:rPr>
-              <w:t>Validate</w:t>
-            </w:r>
-            <w:r>
-              <w:rPr>
-                <w:rFonts w:asciiTheme="majorBidi" w:hAnsiTheme="majorBidi" w:cstheme="majorBidi"/>
-                <w:sz w:val="22"/>
-                <w:szCs w:val="22"/>
-              </w:rPr>
-              <w:t>Details</w:t>
-            </w:r>
-            <w:proofErr w:type="spellEnd"/>
+            <w:r>
+              <w:rPr>
+                <w:rFonts w:asciiTheme="majorBidi" w:hAnsiTheme="majorBidi" w:cstheme="majorBidi"/>
+                <w:sz w:val="22"/>
+                <w:szCs w:val="22"/>
+              </w:rPr>
+              <w:t>ValidateDetails</w:t>
+            </w:r>
           </w:p>
         </w:tc>
       </w:tr>
@@ -11461,7 +11205,6 @@
               </w:rPr>
               <w:t xml:space="preserve"> </w:t>
             </w:r>
-            <w:proofErr w:type="spellStart"/>
             <w:r>
               <w:rPr>
                 <w:rFonts w:asciiTheme="majorBidi" w:hAnsiTheme="majorBidi" w:cstheme="majorBidi"/>
@@ -11470,7 +11213,6 @@
               </w:rPr>
               <w:t>SMTP_Notification</w:t>
             </w:r>
-            <w:proofErr w:type="spellEnd"/>
           </w:p>
         </w:tc>
       </w:tr>
@@ -12193,7 +11935,6 @@
               </w:rPr>
               <w:t xml:space="preserve"> </w:t>
             </w:r>
-            <w:proofErr w:type="spellStart"/>
             <w:r>
               <w:rPr>
                 <w:rFonts w:asciiTheme="majorBidi" w:hAnsiTheme="majorBidi" w:cstheme="majorBidi"/>
@@ -12202,7 +11943,6 @@
               </w:rPr>
               <w:t>RequestSMTP_Service</w:t>
             </w:r>
-            <w:proofErr w:type="spellEnd"/>
           </w:p>
         </w:tc>
       </w:tr>
@@ -12604,7 +12344,6 @@
                 <w:szCs w:val="22"/>
               </w:rPr>
             </w:pPr>
-            <w:proofErr w:type="spellStart"/>
             <w:r>
               <w:rPr>
                 <w:rFonts w:asciiTheme="majorBidi" w:hAnsiTheme="majorBidi" w:cstheme="majorBidi"/>
@@ -12613,7 +12352,6 @@
               </w:rPr>
               <w:t>SMTP_Notification</w:t>
             </w:r>
-            <w:proofErr w:type="spellEnd"/>
           </w:p>
         </w:tc>
       </w:tr>
@@ -12681,25 +12419,7 @@
                 <w:sz w:val="22"/>
                 <w:szCs w:val="22"/>
               </w:rPr>
-              <w:t xml:space="preserve">The request is successfully passed to the </w:t>
-            </w:r>
-            <w:proofErr w:type="spellStart"/>
-            <w:r>
-              <w:rPr>
-                <w:rFonts w:asciiTheme="majorBidi" w:hAnsiTheme="majorBidi" w:cstheme="majorBidi"/>
-                <w:sz w:val="22"/>
-                <w:szCs w:val="22"/>
-              </w:rPr>
-              <w:t>SMTP_Notification</w:t>
-            </w:r>
-            <w:proofErr w:type="spellEnd"/>
-            <w:r>
-              <w:rPr>
-                <w:rFonts w:asciiTheme="majorBidi" w:hAnsiTheme="majorBidi" w:cstheme="majorBidi"/>
-                <w:sz w:val="22"/>
-                <w:szCs w:val="22"/>
-              </w:rPr>
-              <w:t xml:space="preserve"> use case for processing.</w:t>
+              <w:t>The request is successfully passed to the SMTP_Notification use case for processing.</w:t>
             </w:r>
           </w:p>
           <w:p>
@@ -12849,15 +12569,7 @@
                 <w:sz w:val="22"/>
                 <w:szCs w:val="22"/>
               </w:rPr>
-              <w:t>UC1</w:t>
-            </w:r>
-            <w:r>
-              <w:rPr>
-                <w:rFonts w:asciiTheme="majorBidi" w:hAnsiTheme="majorBidi" w:cstheme="majorBidi"/>
-                <w:sz w:val="22"/>
-                <w:szCs w:val="22"/>
-              </w:rPr>
-              <w:t>9</w:t>
+              <w:t>UC19</w:t>
             </w:r>
           </w:p>
         </w:tc>
@@ -13354,7 +13066,6 @@
                 <w:szCs w:val="22"/>
               </w:rPr>
             </w:pPr>
-            <w:proofErr w:type="spellStart"/>
             <w:r>
               <w:rPr>
                 <w:rFonts w:asciiTheme="majorBidi" w:hAnsiTheme="majorBidi" w:cstheme="majorBidi"/>
@@ -13363,7 +13074,6 @@
               </w:rPr>
               <w:t>MakePurchase</w:t>
             </w:r>
-            <w:proofErr w:type="spellEnd"/>
           </w:p>
           <w:p>
             <w:pPr>
@@ -13378,7 +13088,6 @@
                 <w:szCs w:val="22"/>
               </w:rPr>
             </w:pPr>
-            <w:proofErr w:type="spellStart"/>
             <w:r>
               <w:rPr>
                 <w:rFonts w:asciiTheme="majorBidi" w:hAnsiTheme="majorBidi" w:cstheme="majorBidi"/>
@@ -13387,7 +13096,6 @@
               </w:rPr>
               <w:t>CalculateTax</w:t>
             </w:r>
-            <w:proofErr w:type="spellEnd"/>
           </w:p>
           <w:p>
             <w:pPr>
@@ -13402,7 +13110,6 @@
                 <w:szCs w:val="22"/>
               </w:rPr>
             </w:pPr>
-            <w:proofErr w:type="spellStart"/>
             <w:r>
               <w:rPr>
                 <w:rFonts w:asciiTheme="majorBidi" w:hAnsiTheme="majorBidi" w:cstheme="majorBidi"/>
@@ -13411,7 +13118,6 @@
               </w:rPr>
               <w:t>CheckPromoDiscount</w:t>
             </w:r>
-            <w:proofErr w:type="spellEnd"/>
           </w:p>
           <w:p>
             <w:pPr>
@@ -13426,7 +13132,6 @@
                 <w:szCs w:val="22"/>
               </w:rPr>
             </w:pPr>
-            <w:proofErr w:type="spellStart"/>
             <w:r>
               <w:rPr>
                 <w:rFonts w:asciiTheme="majorBidi" w:hAnsiTheme="majorBidi" w:cstheme="majorBidi"/>
@@ -13435,7 +13140,6 @@
               </w:rPr>
               <w:t>PaymentRequest</w:t>
             </w:r>
-            <w:proofErr w:type="spellEnd"/>
           </w:p>
           <w:p>
             <w:pPr>
@@ -13450,7 +13154,6 @@
                 <w:szCs w:val="22"/>
               </w:rPr>
             </w:pPr>
-            <w:proofErr w:type="spellStart"/>
             <w:r>
               <w:rPr>
                 <w:rFonts w:asciiTheme="majorBidi" w:hAnsiTheme="majorBidi" w:cstheme="majorBidi"/>
@@ -13459,7 +13162,6 @@
               </w:rPr>
               <w:t>UpdateCart</w:t>
             </w:r>
-            <w:proofErr w:type="spellEnd"/>
           </w:p>
           <w:p>
             <w:pPr>
@@ -13474,7 +13176,6 @@
                 <w:szCs w:val="22"/>
               </w:rPr>
             </w:pPr>
-            <w:proofErr w:type="spellStart"/>
             <w:r>
               <w:rPr>
                 <w:rFonts w:asciiTheme="majorBidi" w:hAnsiTheme="majorBidi" w:cstheme="majorBidi"/>
@@ -13483,7 +13184,6 @@
               </w:rPr>
               <w:t>CalculateTotal</w:t>
             </w:r>
-            <w:proofErr w:type="spellEnd"/>
           </w:p>
         </w:tc>
       </w:tr>
@@ -13611,25 +13311,7 @@
                 <w:sz w:val="22"/>
                 <w:szCs w:val="22"/>
               </w:rPr>
-              <w:t xml:space="preserve">A confirmation email is sent via the </w:t>
-            </w:r>
-            <w:proofErr w:type="spellStart"/>
-            <w:r>
-              <w:rPr>
-                <w:rFonts w:asciiTheme="majorBidi" w:hAnsiTheme="majorBidi" w:cstheme="majorBidi"/>
-                <w:sz w:val="22"/>
-                <w:szCs w:val="22"/>
-              </w:rPr>
-              <w:t>SMTP_Notification</w:t>
-            </w:r>
-            <w:proofErr w:type="spellEnd"/>
-            <w:r>
-              <w:rPr>
-                <w:rFonts w:asciiTheme="majorBidi" w:hAnsiTheme="majorBidi" w:cstheme="majorBidi"/>
-                <w:sz w:val="22"/>
-                <w:szCs w:val="22"/>
-              </w:rPr>
-              <w:t xml:space="preserve"> use case.</w:t>
+              <w:t>A confirmation email is sent via the SMTP_Notification use case.</w:t>
             </w:r>
           </w:p>
         </w:tc>
@@ -13704,6 +13386,3437 @@
                 <w:szCs w:val="22"/>
               </w:rPr>
               <w:t>Stock No Longer Available</w:t>
+            </w:r>
+          </w:p>
+        </w:tc>
+      </w:tr>
+    </w:tbl>
+    <w:p/>
+    <w:tbl>
+      <w:tblPr>
+        <w:tblW w:w="10007" w:type="dxa"/>
+        <w:tblInd w:w="55" w:type="dxa"/>
+        <w:tblLayout w:type="fixed"/>
+        <w:tblCellMar>
+          <w:top w:w="55" w:type="dxa"/>
+          <w:left w:w="55" w:type="dxa"/>
+          <w:bottom w:w="55" w:type="dxa"/>
+          <w:right w:w="55" w:type="dxa"/>
+        </w:tblCellMar>
+        <w:tblLook w:val="0000" w:firstRow="0" w:lastRow="0" w:firstColumn="0" w:lastColumn="0" w:noHBand="0" w:noVBand="0"/>
+      </w:tblPr>
+      <w:tblGrid>
+        <w:gridCol w:w="4684"/>
+        <w:gridCol w:w="5323"/>
+      </w:tblGrid>
+      <w:tr>
+        <w:trPr>
+          <w:trHeight w:val="291"/>
+        </w:trPr>
+        <w:tc>
+          <w:tcPr>
+            <w:tcW w:w="4684" w:type="dxa"/>
+            <w:tcBorders>
+              <w:top w:val="single" w:sz="1" w:space="0" w:color="000000"/>
+              <w:left w:val="single" w:sz="1" w:space="0" w:color="000000"/>
+              <w:bottom w:val="single" w:sz="1" w:space="0" w:color="000000"/>
+              <w:right w:val="single" w:sz="1" w:space="0" w:color="000000"/>
+            </w:tcBorders>
+          </w:tcPr>
+          <w:p>
+            <w:pPr>
+              <w:spacing w:after="0"/>
+              <w:rPr>
+                <w:rFonts w:asciiTheme="majorBidi" w:hAnsiTheme="majorBidi" w:cstheme="majorBidi"/>
+                <w:sz w:val="22"/>
+                <w:szCs w:val="22"/>
+              </w:rPr>
+            </w:pPr>
+            <w:r>
+              <w:rPr>
+                <w:rFonts w:asciiTheme="majorBidi" w:hAnsiTheme="majorBidi" w:cstheme="majorBidi"/>
+                <w:b/>
+                <w:bCs/>
+                <w:sz w:val="22"/>
+                <w:szCs w:val="22"/>
+              </w:rPr>
+              <w:t>Use case ID:</w:t>
+            </w:r>
+            <w:r>
+              <w:rPr>
+                <w:rFonts w:asciiTheme="majorBidi" w:hAnsiTheme="majorBidi" w:cstheme="majorBidi"/>
+                <w:sz w:val="22"/>
+                <w:szCs w:val="22"/>
+              </w:rPr>
+              <w:t xml:space="preserve"> </w:t>
+            </w:r>
+            <w:r>
+              <w:rPr>
+                <w:rFonts w:asciiTheme="majorBidi" w:hAnsiTheme="majorBidi" w:cstheme="majorBidi"/>
+                <w:sz w:val="22"/>
+                <w:szCs w:val="22"/>
+              </w:rPr>
+              <w:t>UC</w:t>
+            </w:r>
+            <w:r>
+              <w:rPr>
+                <w:rFonts w:asciiTheme="majorBidi" w:hAnsiTheme="majorBidi" w:cstheme="majorBidi"/>
+                <w:sz w:val="22"/>
+                <w:szCs w:val="22"/>
+              </w:rPr>
+              <w:t>20</w:t>
+            </w:r>
+          </w:p>
+        </w:tc>
+        <w:tc>
+          <w:tcPr>
+            <w:tcW w:w="5323" w:type="dxa"/>
+            <w:tcBorders>
+              <w:top w:val="single" w:sz="1" w:space="0" w:color="000000"/>
+              <w:left w:val="single" w:sz="1" w:space="0" w:color="000000"/>
+              <w:bottom w:val="single" w:sz="1" w:space="0" w:color="000000"/>
+              <w:right w:val="single" w:sz="1" w:space="0" w:color="000000"/>
+            </w:tcBorders>
+          </w:tcPr>
+          <w:p>
+            <w:pPr>
+              <w:spacing w:after="0"/>
+              <w:rPr>
+                <w:rFonts w:asciiTheme="majorBidi" w:hAnsiTheme="majorBidi" w:cstheme="majorBidi"/>
+                <w:sz w:val="22"/>
+                <w:szCs w:val="22"/>
+              </w:rPr>
+            </w:pPr>
+            <w:r>
+              <w:rPr>
+                <w:rFonts w:asciiTheme="majorBidi" w:hAnsiTheme="majorBidi" w:cstheme="majorBidi"/>
+                <w:b/>
+                <w:bCs/>
+                <w:sz w:val="22"/>
+                <w:szCs w:val="22"/>
+              </w:rPr>
+              <w:t>Use case:</w:t>
+            </w:r>
+            <w:r>
+              <w:rPr>
+                <w:rFonts w:asciiTheme="majorBidi" w:hAnsiTheme="majorBidi" w:cstheme="majorBidi"/>
+                <w:sz w:val="22"/>
+                <w:szCs w:val="22"/>
+              </w:rPr>
+              <w:t xml:space="preserve"> </w:t>
+            </w:r>
+            <w:r>
+              <w:rPr>
+                <w:rFonts w:asciiTheme="majorBidi" w:hAnsiTheme="majorBidi" w:cstheme="majorBidi"/>
+                <w:sz w:val="22"/>
+                <w:szCs w:val="22"/>
+              </w:rPr>
+              <w:t>AddToCart</w:t>
+            </w:r>
+          </w:p>
+        </w:tc>
+      </w:tr>
+      <w:tr>
+        <w:trPr>
+          <w:trHeight w:val="388"/>
+        </w:trPr>
+        <w:tc>
+          <w:tcPr>
+            <w:tcW w:w="10007" w:type="dxa"/>
+            <w:gridSpan w:val="2"/>
+            <w:tcBorders>
+              <w:left w:val="single" w:sz="1" w:space="0" w:color="000000"/>
+              <w:bottom w:val="single" w:sz="1" w:space="0" w:color="000000"/>
+              <w:right w:val="single" w:sz="1" w:space="0" w:color="000000"/>
+            </w:tcBorders>
+          </w:tcPr>
+          <w:p>
+            <w:pPr>
+              <w:spacing w:after="0"/>
+              <w:jc w:val="both"/>
+              <w:rPr>
+                <w:rFonts w:asciiTheme="majorBidi" w:hAnsiTheme="majorBidi" w:cstheme="majorBidi"/>
+                <w:sz w:val="22"/>
+                <w:szCs w:val="22"/>
+              </w:rPr>
+            </w:pPr>
+            <w:r>
+              <w:rPr>
+                <w:rFonts w:asciiTheme="majorBidi" w:hAnsiTheme="majorBidi" w:cstheme="majorBidi"/>
+                <w:b/>
+                <w:bCs/>
+                <w:sz w:val="22"/>
+                <w:szCs w:val="22"/>
+              </w:rPr>
+              <w:t>Brief Description:</w:t>
+            </w:r>
+            <w:r>
+              <w:rPr>
+                <w:rFonts w:asciiTheme="majorBidi" w:hAnsiTheme="majorBidi" w:cstheme="majorBidi"/>
+                <w:sz w:val="22"/>
+                <w:szCs w:val="22"/>
+              </w:rPr>
+              <w:t xml:space="preserve"> </w:t>
+            </w:r>
+            <w:r>
+              <w:rPr>
+                <w:rFonts w:asciiTheme="majorBidi" w:hAnsiTheme="majorBidi" w:cstheme="majorBidi"/>
+                <w:sz w:val="22"/>
+                <w:szCs w:val="22"/>
+              </w:rPr>
+              <w:t>This use case allows a customer to select a specific quantity of a product and add it to their</w:t>
+            </w:r>
+            <w:r>
+              <w:rPr>
+                <w:rFonts w:asciiTheme="majorBidi" w:hAnsiTheme="majorBidi" w:cstheme="majorBidi"/>
+                <w:sz w:val="22"/>
+                <w:szCs w:val="22"/>
+              </w:rPr>
+              <w:t xml:space="preserve"> </w:t>
+            </w:r>
+            <w:r>
+              <w:rPr>
+                <w:rFonts w:asciiTheme="majorBidi" w:hAnsiTheme="majorBidi" w:cstheme="majorBidi"/>
+                <w:sz w:val="22"/>
+                <w:szCs w:val="22"/>
+              </w:rPr>
+              <w:t>shopping cart.</w:t>
+            </w:r>
+          </w:p>
+        </w:tc>
+      </w:tr>
+      <w:tr>
+        <w:trPr>
+          <w:trHeight w:val="291"/>
+        </w:trPr>
+        <w:tc>
+          <w:tcPr>
+            <w:tcW w:w="10007" w:type="dxa"/>
+            <w:gridSpan w:val="2"/>
+            <w:tcBorders>
+              <w:left w:val="single" w:sz="1" w:space="0" w:color="000000"/>
+              <w:bottom w:val="single" w:sz="1" w:space="0" w:color="000000"/>
+              <w:right w:val="single" w:sz="1" w:space="0" w:color="000000"/>
+            </w:tcBorders>
+          </w:tcPr>
+          <w:p>
+            <w:pPr>
+              <w:spacing w:after="0"/>
+              <w:rPr>
+                <w:rFonts w:asciiTheme="majorBidi" w:hAnsiTheme="majorBidi" w:cstheme="majorBidi"/>
+                <w:b/>
+                <w:bCs/>
+                <w:sz w:val="22"/>
+                <w:szCs w:val="22"/>
+              </w:rPr>
+            </w:pPr>
+            <w:r>
+              <w:rPr>
+                <w:rFonts w:asciiTheme="majorBidi" w:hAnsiTheme="majorBidi" w:cstheme="majorBidi"/>
+                <w:b/>
+                <w:bCs/>
+                <w:sz w:val="22"/>
+                <w:szCs w:val="22"/>
+              </w:rPr>
+              <w:t>Primary actors:</w:t>
+            </w:r>
+            <w:r>
+              <w:rPr>
+                <w:rFonts w:asciiTheme="majorBidi" w:hAnsiTheme="majorBidi" w:cstheme="majorBidi"/>
+                <w:sz w:val="22"/>
+                <w:szCs w:val="22"/>
+              </w:rPr>
+              <w:t xml:space="preserve"> </w:t>
+            </w:r>
+            <w:r>
+              <w:rPr>
+                <w:rFonts w:asciiTheme="majorBidi" w:hAnsiTheme="majorBidi" w:cstheme="majorBidi"/>
+                <w:sz w:val="22"/>
+                <w:szCs w:val="22"/>
+              </w:rPr>
+              <w:t>Unregistered User, Non-commercial Customer</w:t>
+            </w:r>
+          </w:p>
+        </w:tc>
+      </w:tr>
+      <w:tr>
+        <w:trPr>
+          <w:trHeight w:val="291"/>
+        </w:trPr>
+        <w:tc>
+          <w:tcPr>
+            <w:tcW w:w="10007" w:type="dxa"/>
+            <w:gridSpan w:val="2"/>
+            <w:tcBorders>
+              <w:left w:val="single" w:sz="1" w:space="0" w:color="000000"/>
+              <w:bottom w:val="single" w:sz="1" w:space="0" w:color="000000"/>
+              <w:right w:val="single" w:sz="1" w:space="0" w:color="000000"/>
+            </w:tcBorders>
+          </w:tcPr>
+          <w:p>
+            <w:pPr>
+              <w:spacing w:after="0"/>
+              <w:rPr>
+                <w:rFonts w:asciiTheme="majorBidi" w:hAnsiTheme="majorBidi" w:cstheme="majorBidi"/>
+                <w:sz w:val="22"/>
+                <w:szCs w:val="22"/>
+              </w:rPr>
+            </w:pPr>
+            <w:r>
+              <w:rPr>
+                <w:rFonts w:asciiTheme="majorBidi" w:hAnsiTheme="majorBidi" w:cstheme="majorBidi"/>
+                <w:b/>
+                <w:bCs/>
+                <w:sz w:val="22"/>
+                <w:szCs w:val="22"/>
+              </w:rPr>
+              <w:t>Secondary actors:</w:t>
+            </w:r>
+            <w:r>
+              <w:rPr>
+                <w:rFonts w:asciiTheme="majorBidi" w:hAnsiTheme="majorBidi" w:cstheme="majorBidi"/>
+                <w:sz w:val="22"/>
+                <w:szCs w:val="22"/>
+              </w:rPr>
+              <w:t xml:space="preserve"> </w:t>
+            </w:r>
+            <w:r>
+              <w:rPr>
+                <w:rFonts w:asciiTheme="majorBidi" w:hAnsiTheme="majorBidi" w:cstheme="majorBidi"/>
+                <w:sz w:val="22"/>
+                <w:szCs w:val="22"/>
+              </w:rPr>
+              <w:t>None</w:t>
+            </w:r>
+          </w:p>
+        </w:tc>
+      </w:tr>
+      <w:tr>
+        <w:trPr>
+          <w:trHeight w:val="830"/>
+        </w:trPr>
+        <w:tc>
+          <w:tcPr>
+            <w:tcW w:w="10007" w:type="dxa"/>
+            <w:gridSpan w:val="2"/>
+            <w:tcBorders>
+              <w:left w:val="single" w:sz="1" w:space="0" w:color="000000"/>
+              <w:bottom w:val="single" w:sz="1" w:space="0" w:color="000000"/>
+              <w:right w:val="single" w:sz="1" w:space="0" w:color="000000"/>
+            </w:tcBorders>
+          </w:tcPr>
+          <w:p>
+            <w:pPr>
+              <w:spacing w:after="0"/>
+              <w:rPr>
+                <w:rFonts w:asciiTheme="majorBidi" w:hAnsiTheme="majorBidi" w:cstheme="majorBidi"/>
+                <w:b/>
+                <w:bCs/>
+                <w:sz w:val="22"/>
+                <w:szCs w:val="22"/>
+              </w:rPr>
+            </w:pPr>
+            <w:r>
+              <w:rPr>
+                <w:rFonts w:asciiTheme="majorBidi" w:hAnsiTheme="majorBidi" w:cstheme="majorBidi"/>
+                <w:b/>
+                <w:bCs/>
+                <w:sz w:val="22"/>
+                <w:szCs w:val="22"/>
+              </w:rPr>
+              <w:t>Preconditions:</w:t>
+            </w:r>
+          </w:p>
+          <w:p>
+            <w:pPr>
+              <w:pStyle w:val="ListParagraph"/>
+              <w:numPr>
+                <w:ilvl w:val="0"/>
+                <w:numId w:val="114"/>
+              </w:numPr>
+              <w:spacing w:after="0"/>
+              <w:rPr>
+                <w:rFonts w:asciiTheme="majorBidi" w:hAnsiTheme="majorBidi" w:cstheme="majorBidi"/>
+                <w:sz w:val="22"/>
+                <w:szCs w:val="22"/>
+              </w:rPr>
+            </w:pPr>
+            <w:r>
+              <w:rPr>
+                <w:rFonts w:asciiTheme="majorBidi" w:hAnsiTheme="majorBidi" w:cstheme="majorBidi"/>
+                <w:sz w:val="22"/>
+                <w:szCs w:val="22"/>
+              </w:rPr>
+              <w:t xml:space="preserve">The user is currently viewing a product's details. </w:t>
+            </w:r>
+          </w:p>
+          <w:p>
+            <w:pPr>
+              <w:pStyle w:val="ListParagraph"/>
+              <w:numPr>
+                <w:ilvl w:val="0"/>
+                <w:numId w:val="114"/>
+              </w:numPr>
+              <w:spacing w:after="0"/>
+              <w:rPr>
+                <w:rFonts w:asciiTheme="majorBidi" w:hAnsiTheme="majorBidi" w:cstheme="majorBidi"/>
+                <w:sz w:val="22"/>
+                <w:szCs w:val="22"/>
+              </w:rPr>
+            </w:pPr>
+            <w:r>
+              <w:rPr>
+                <w:rFonts w:asciiTheme="majorBidi" w:hAnsiTheme="majorBidi" w:cstheme="majorBidi"/>
+                <w:sz w:val="22"/>
+                <w:szCs w:val="22"/>
+              </w:rPr>
+              <w:t>The product is listed as "available" in the catalogue.</w:t>
+            </w:r>
+          </w:p>
+        </w:tc>
+      </w:tr>
+      <w:tr>
+        <w:trPr>
+          <w:trHeight w:val="383"/>
+        </w:trPr>
+        <w:tc>
+          <w:tcPr>
+            <w:tcW w:w="10007" w:type="dxa"/>
+            <w:gridSpan w:val="2"/>
+            <w:tcBorders>
+              <w:left w:val="single" w:sz="1" w:space="0" w:color="000000"/>
+              <w:bottom w:val="single" w:sz="1" w:space="0" w:color="000000"/>
+              <w:right w:val="single" w:sz="1" w:space="0" w:color="000000"/>
+            </w:tcBorders>
+          </w:tcPr>
+          <w:p>
+            <w:pPr>
+              <w:spacing w:after="0"/>
+              <w:rPr>
+                <w:rFonts w:asciiTheme="majorBidi" w:hAnsiTheme="majorBidi" w:cstheme="majorBidi"/>
+                <w:b/>
+                <w:bCs/>
+                <w:sz w:val="22"/>
+                <w:szCs w:val="22"/>
+              </w:rPr>
+            </w:pPr>
+            <w:r>
+              <w:rPr>
+                <w:rFonts w:asciiTheme="majorBidi" w:hAnsiTheme="majorBidi" w:cstheme="majorBidi"/>
+                <w:b/>
+                <w:bCs/>
+                <w:sz w:val="22"/>
+                <w:szCs w:val="22"/>
+              </w:rPr>
+              <w:t>Main flow: Not required</w:t>
+            </w:r>
+          </w:p>
+        </w:tc>
+      </w:tr>
+      <w:tr>
+        <w:trPr>
+          <w:trHeight w:val="286"/>
+        </w:trPr>
+        <w:tc>
+          <w:tcPr>
+            <w:tcW w:w="10007" w:type="dxa"/>
+            <w:gridSpan w:val="2"/>
+            <w:tcBorders>
+              <w:left w:val="single" w:sz="1" w:space="0" w:color="000000"/>
+              <w:bottom w:val="single" w:sz="1" w:space="0" w:color="000000"/>
+              <w:right w:val="single" w:sz="1" w:space="0" w:color="000000"/>
+            </w:tcBorders>
+          </w:tcPr>
+          <w:p>
+            <w:pPr>
+              <w:rPr>
+                <w:rFonts w:asciiTheme="majorBidi" w:hAnsiTheme="majorBidi" w:cstheme="majorBidi"/>
+                <w:sz w:val="22"/>
+                <w:szCs w:val="22"/>
+              </w:rPr>
+            </w:pPr>
+            <w:r>
+              <w:rPr>
+                <w:rFonts w:asciiTheme="majorBidi" w:hAnsiTheme="majorBidi" w:cstheme="majorBidi"/>
+                <w:b/>
+                <w:bCs/>
+                <w:i/>
+                <w:iCs/>
+                <w:sz w:val="22"/>
+                <w:szCs w:val="22"/>
+              </w:rPr>
+              <w:t>Extension use case</w:t>
+            </w:r>
+            <w:r>
+              <w:rPr>
+                <w:rFonts w:asciiTheme="majorBidi" w:hAnsiTheme="majorBidi" w:cstheme="majorBidi"/>
+                <w:b/>
+                <w:bCs/>
+                <w:i/>
+                <w:iCs/>
+                <w:sz w:val="22"/>
+                <w:szCs w:val="22"/>
+              </w:rPr>
+              <w:t>s</w:t>
+            </w:r>
+            <w:r>
+              <w:rPr>
+                <w:rFonts w:asciiTheme="majorBidi" w:hAnsiTheme="majorBidi" w:cstheme="majorBidi"/>
+                <w:b/>
+                <w:bCs/>
+                <w:sz w:val="22"/>
+                <w:szCs w:val="22"/>
+              </w:rPr>
+              <w:t>:</w:t>
+            </w:r>
+            <w:r>
+              <w:rPr>
+                <w:rFonts w:asciiTheme="majorBidi" w:hAnsiTheme="majorBidi" w:cstheme="majorBidi"/>
+                <w:sz w:val="22"/>
+                <w:szCs w:val="22"/>
+              </w:rPr>
+              <w:t xml:space="preserve"> </w:t>
+            </w:r>
+            <w:r>
+              <w:rPr>
+                <w:rFonts w:asciiTheme="majorBidi" w:hAnsiTheme="majorBidi" w:cstheme="majorBidi"/>
+                <w:sz w:val="22"/>
+                <w:szCs w:val="22"/>
+              </w:rPr>
+              <w:t>None</w:t>
+            </w:r>
+          </w:p>
+        </w:tc>
+      </w:tr>
+      <w:tr>
+        <w:trPr>
+          <w:trHeight w:val="455"/>
+        </w:trPr>
+        <w:tc>
+          <w:tcPr>
+            <w:tcW w:w="10007" w:type="dxa"/>
+            <w:gridSpan w:val="2"/>
+            <w:tcBorders>
+              <w:left w:val="single" w:sz="1" w:space="0" w:color="000000"/>
+              <w:bottom w:val="single" w:sz="1" w:space="0" w:color="000000"/>
+              <w:right w:val="single" w:sz="1" w:space="0" w:color="000000"/>
+            </w:tcBorders>
+          </w:tcPr>
+          <w:p>
+            <w:pPr>
+              <w:rPr>
+                <w:rFonts w:asciiTheme="majorBidi" w:hAnsiTheme="majorBidi" w:cstheme="majorBidi"/>
+                <w:sz w:val="22"/>
+                <w:szCs w:val="22"/>
+              </w:rPr>
+            </w:pPr>
+            <w:r>
+              <w:rPr>
+                <w:rFonts w:asciiTheme="majorBidi" w:hAnsiTheme="majorBidi" w:cstheme="majorBidi"/>
+                <w:b/>
+                <w:bCs/>
+                <w:i/>
+                <w:iCs/>
+                <w:sz w:val="22"/>
+                <w:szCs w:val="22"/>
+              </w:rPr>
+              <w:lastRenderedPageBreak/>
+              <w:t>Inclusion use cases:</w:t>
+            </w:r>
+            <w:r>
+              <w:rPr>
+                <w:rFonts w:asciiTheme="majorBidi" w:hAnsiTheme="majorBidi" w:cstheme="majorBidi"/>
+                <w:sz w:val="22"/>
+                <w:szCs w:val="22"/>
+              </w:rPr>
+              <w:t xml:space="preserve"> </w:t>
+            </w:r>
+          </w:p>
+          <w:p>
+            <w:pPr>
+              <w:pStyle w:val="ListParagraph"/>
+              <w:numPr>
+                <w:ilvl w:val="0"/>
+                <w:numId w:val="117"/>
+              </w:numPr>
+              <w:rPr>
+                <w:rFonts w:asciiTheme="majorBidi" w:hAnsiTheme="majorBidi" w:cstheme="majorBidi"/>
+                <w:sz w:val="22"/>
+                <w:szCs w:val="22"/>
+              </w:rPr>
+            </w:pPr>
+            <w:r>
+              <w:rPr>
+                <w:rFonts w:asciiTheme="majorBidi" w:hAnsiTheme="majorBidi" w:cstheme="majorBidi"/>
+                <w:sz w:val="22"/>
+                <w:szCs w:val="22"/>
+              </w:rPr>
+              <w:t>UpdateCart</w:t>
+            </w:r>
+          </w:p>
+        </w:tc>
+      </w:tr>
+      <w:tr>
+        <w:trPr>
+          <w:trHeight w:val="537"/>
+        </w:trPr>
+        <w:tc>
+          <w:tcPr>
+            <w:tcW w:w="10007" w:type="dxa"/>
+            <w:gridSpan w:val="2"/>
+            <w:tcBorders>
+              <w:left w:val="single" w:sz="1" w:space="0" w:color="000000"/>
+              <w:bottom w:val="single" w:sz="1" w:space="0" w:color="000000"/>
+              <w:right w:val="single" w:sz="1" w:space="0" w:color="000000"/>
+            </w:tcBorders>
+          </w:tcPr>
+          <w:p>
+            <w:pPr>
+              <w:spacing w:after="0"/>
+              <w:rPr>
+                <w:rFonts w:asciiTheme="majorBidi" w:hAnsiTheme="majorBidi" w:cstheme="majorBidi"/>
+                <w:b/>
+                <w:bCs/>
+                <w:sz w:val="22"/>
+                <w:szCs w:val="22"/>
+              </w:rPr>
+            </w:pPr>
+            <w:r>
+              <w:rPr>
+                <w:rFonts w:asciiTheme="majorBidi" w:hAnsiTheme="majorBidi" w:cstheme="majorBidi"/>
+                <w:b/>
+                <w:bCs/>
+                <w:sz w:val="22"/>
+                <w:szCs w:val="22"/>
+              </w:rPr>
+              <w:t>Postconditions:</w:t>
+            </w:r>
+            <w:r>
+              <w:rPr>
+                <w:rFonts w:asciiTheme="majorBidi" w:hAnsiTheme="majorBidi" w:cstheme="majorBidi"/>
+                <w:b/>
+                <w:bCs/>
+                <w:sz w:val="22"/>
+                <w:szCs w:val="22"/>
+              </w:rPr>
+              <w:t xml:space="preserve"> </w:t>
+            </w:r>
+          </w:p>
+          <w:p>
+            <w:pPr>
+              <w:pStyle w:val="ListParagraph"/>
+              <w:numPr>
+                <w:ilvl w:val="0"/>
+                <w:numId w:val="116"/>
+              </w:numPr>
+              <w:spacing w:after="0"/>
+              <w:rPr>
+                <w:rFonts w:asciiTheme="majorBidi" w:hAnsiTheme="majorBidi" w:cstheme="majorBidi"/>
+                <w:sz w:val="22"/>
+                <w:szCs w:val="22"/>
+              </w:rPr>
+            </w:pPr>
+            <w:r>
+              <w:rPr>
+                <w:rFonts w:asciiTheme="majorBidi" w:hAnsiTheme="majorBidi" w:cstheme="majorBidi"/>
+                <w:sz w:val="22"/>
+                <w:szCs w:val="22"/>
+              </w:rPr>
+              <w:t xml:space="preserve">The shopping cart is updated with the new item and quantity. </w:t>
+            </w:r>
+          </w:p>
+          <w:p>
+            <w:pPr>
+              <w:pStyle w:val="ListParagraph"/>
+              <w:numPr>
+                <w:ilvl w:val="0"/>
+                <w:numId w:val="116"/>
+              </w:numPr>
+              <w:spacing w:after="0"/>
+              <w:rPr>
+                <w:rFonts w:asciiTheme="majorBidi" w:hAnsiTheme="majorBidi" w:cstheme="majorBidi"/>
+                <w:sz w:val="22"/>
+                <w:szCs w:val="22"/>
+              </w:rPr>
+            </w:pPr>
+            <w:r>
+              <w:rPr>
+                <w:rFonts w:asciiTheme="majorBidi" w:hAnsiTheme="majorBidi" w:cstheme="majorBidi"/>
+                <w:sz w:val="22"/>
+                <w:szCs w:val="22"/>
+              </w:rPr>
+              <w:t>The cart's cumulative total and VAT are recalculated.</w:t>
+            </w:r>
+          </w:p>
+        </w:tc>
+      </w:tr>
+      <w:tr>
+        <w:trPr>
+          <w:trHeight w:val="585"/>
+        </w:trPr>
+        <w:tc>
+          <w:tcPr>
+            <w:tcW w:w="10007" w:type="dxa"/>
+            <w:gridSpan w:val="2"/>
+            <w:tcBorders>
+              <w:left w:val="single" w:sz="1" w:space="0" w:color="000000"/>
+              <w:bottom w:val="single" w:sz="1" w:space="0" w:color="000000"/>
+              <w:right w:val="single" w:sz="1" w:space="0" w:color="000000"/>
+            </w:tcBorders>
+          </w:tcPr>
+          <w:p>
+            <w:pPr>
+              <w:spacing w:after="0"/>
+              <w:rPr>
+                <w:rFonts w:asciiTheme="majorBidi" w:hAnsiTheme="majorBidi" w:cstheme="majorBidi"/>
+                <w:b/>
+                <w:bCs/>
+                <w:sz w:val="22"/>
+                <w:szCs w:val="22"/>
+              </w:rPr>
+            </w:pPr>
+            <w:r>
+              <w:rPr>
+                <w:rFonts w:asciiTheme="majorBidi" w:hAnsiTheme="majorBidi" w:cstheme="majorBidi"/>
+                <w:b/>
+                <w:bCs/>
+                <w:sz w:val="22"/>
+                <w:szCs w:val="22"/>
+              </w:rPr>
+              <w:t xml:space="preserve">Alternative flows: </w:t>
+            </w:r>
+          </w:p>
+          <w:p>
+            <w:pPr>
+              <w:spacing w:after="0"/>
+              <w:rPr>
+                <w:rFonts w:asciiTheme="majorBidi" w:hAnsiTheme="majorBidi" w:cstheme="majorBidi"/>
+                <w:sz w:val="22"/>
+                <w:szCs w:val="22"/>
+              </w:rPr>
+            </w:pPr>
+            <w:r>
+              <w:rPr>
+                <w:rFonts w:asciiTheme="majorBidi" w:hAnsiTheme="majorBidi" w:cstheme="majorBidi"/>
+                <w:sz w:val="22"/>
+                <w:szCs w:val="22"/>
+              </w:rPr>
+              <w:t>Insufficient Stock</w:t>
+            </w:r>
+          </w:p>
+        </w:tc>
+      </w:tr>
+    </w:tbl>
+    <w:p/>
+    <w:tbl>
+      <w:tblPr>
+        <w:tblW w:w="10005" w:type="dxa"/>
+        <w:tblInd w:w="55" w:type="dxa"/>
+        <w:tblLayout w:type="fixed"/>
+        <w:tblCellMar>
+          <w:top w:w="55" w:type="dxa"/>
+          <w:left w:w="55" w:type="dxa"/>
+          <w:bottom w:w="55" w:type="dxa"/>
+          <w:right w:w="55" w:type="dxa"/>
+        </w:tblCellMar>
+        <w:tblLook w:val="04A0" w:firstRow="1" w:lastRow="0" w:firstColumn="1" w:lastColumn="0" w:noHBand="0" w:noVBand="1"/>
+      </w:tblPr>
+      <w:tblGrid>
+        <w:gridCol w:w="4683"/>
+        <w:gridCol w:w="5322"/>
+      </w:tblGrid>
+      <w:tr>
+        <w:trPr>
+          <w:trHeight w:val="291"/>
+        </w:trPr>
+        <w:tc>
+          <w:tcPr>
+            <w:tcW w:w="4684" w:type="dxa"/>
+            <w:tcBorders>
+              <w:top w:val="single" w:sz="2" w:space="0" w:color="000000"/>
+              <w:left w:val="single" w:sz="2" w:space="0" w:color="000000"/>
+              <w:bottom w:val="single" w:sz="2" w:space="0" w:color="000000"/>
+              <w:right w:val="single" w:sz="2" w:space="0" w:color="000000"/>
+            </w:tcBorders>
+            <w:hideMark/>
+          </w:tcPr>
+          <w:p>
+            <w:pPr>
+              <w:spacing w:after="0" w:line="276" w:lineRule="auto"/>
+              <w:rPr>
+                <w:rFonts w:ascii="Times New Roman" w:eastAsia="Aptos" w:hAnsi="Times New Roman" w:cs="Times New Roman"/>
+                <w:sz w:val="22"/>
+                <w:szCs w:val="22"/>
+              </w:rPr>
+            </w:pPr>
+            <w:r>
+              <w:rPr>
+                <w:rFonts w:ascii="Times New Roman" w:eastAsia="Aptos" w:hAnsi="Times New Roman" w:cs="Times New Roman"/>
+                <w:b/>
+                <w:bCs/>
+                <w:sz w:val="22"/>
+                <w:szCs w:val="22"/>
+              </w:rPr>
+              <w:t>Use case ID:</w:t>
+            </w:r>
+            <w:r>
+              <w:rPr>
+                <w:rFonts w:ascii="Times New Roman" w:eastAsia="Aptos" w:hAnsi="Times New Roman" w:cs="Times New Roman"/>
+                <w:sz w:val="22"/>
+                <w:szCs w:val="22"/>
+              </w:rPr>
+              <w:t xml:space="preserve"> UC</w:t>
+            </w:r>
+            <w:r>
+              <w:rPr>
+                <w:rFonts w:ascii="Times New Roman" w:eastAsia="Aptos" w:hAnsi="Times New Roman" w:cs="Times New Roman"/>
+                <w:sz w:val="22"/>
+                <w:szCs w:val="22"/>
+              </w:rPr>
+              <w:t>21</w:t>
+            </w:r>
+          </w:p>
+        </w:tc>
+        <w:tc>
+          <w:tcPr>
+            <w:tcW w:w="5323" w:type="dxa"/>
+            <w:tcBorders>
+              <w:top w:val="single" w:sz="2" w:space="0" w:color="000000"/>
+              <w:left w:val="single" w:sz="2" w:space="0" w:color="000000"/>
+              <w:bottom w:val="single" w:sz="2" w:space="0" w:color="000000"/>
+              <w:right w:val="single" w:sz="2" w:space="0" w:color="000000"/>
+            </w:tcBorders>
+            <w:hideMark/>
+          </w:tcPr>
+          <w:p>
+            <w:pPr>
+              <w:spacing w:after="0" w:line="276" w:lineRule="auto"/>
+              <w:rPr>
+                <w:rFonts w:ascii="Times New Roman" w:eastAsia="Aptos" w:hAnsi="Times New Roman" w:cs="Times New Roman"/>
+                <w:sz w:val="22"/>
+                <w:szCs w:val="22"/>
+              </w:rPr>
+            </w:pPr>
+            <w:r>
+              <w:rPr>
+                <w:rFonts w:ascii="Times New Roman" w:eastAsia="Aptos" w:hAnsi="Times New Roman" w:cs="Times New Roman"/>
+                <w:b/>
+                <w:bCs/>
+                <w:sz w:val="22"/>
+                <w:szCs w:val="22"/>
+              </w:rPr>
+              <w:t>Use case:</w:t>
+            </w:r>
+            <w:r>
+              <w:rPr>
+                <w:rFonts w:ascii="Times New Roman" w:eastAsia="Aptos" w:hAnsi="Times New Roman" w:cs="Times New Roman"/>
+                <w:sz w:val="22"/>
+                <w:szCs w:val="22"/>
+              </w:rPr>
+              <w:t xml:space="preserve"> </w:t>
+            </w:r>
+            <w:r>
+              <w:rPr>
+                <w:rFonts w:ascii="Times New Roman" w:eastAsia="Aptos" w:hAnsi="Times New Roman" w:cs="Times New Roman"/>
+                <w:sz w:val="22"/>
+                <w:szCs w:val="22"/>
+              </w:rPr>
+              <w:t>CalculateTotal</w:t>
+            </w:r>
+          </w:p>
+        </w:tc>
+      </w:tr>
+      <w:tr>
+        <w:trPr>
+          <w:trHeight w:val="388"/>
+        </w:trPr>
+        <w:tc>
+          <w:tcPr>
+            <w:tcW w:w="10007" w:type="dxa"/>
+            <w:gridSpan w:val="2"/>
+            <w:tcBorders>
+              <w:top w:val="nil"/>
+              <w:left w:val="single" w:sz="2" w:space="0" w:color="000000"/>
+              <w:bottom w:val="single" w:sz="2" w:space="0" w:color="000000"/>
+              <w:right w:val="single" w:sz="2" w:space="0" w:color="000000"/>
+            </w:tcBorders>
+            <w:hideMark/>
+          </w:tcPr>
+          <w:p>
+            <w:pPr>
+              <w:spacing w:after="0" w:line="276" w:lineRule="auto"/>
+              <w:jc w:val="both"/>
+              <w:rPr>
+                <w:rFonts w:ascii="Times New Roman" w:eastAsia="Aptos" w:hAnsi="Times New Roman" w:cs="Times New Roman"/>
+                <w:sz w:val="22"/>
+                <w:szCs w:val="22"/>
+              </w:rPr>
+            </w:pPr>
+            <w:r>
+              <w:rPr>
+                <w:rFonts w:ascii="Times New Roman" w:eastAsia="Aptos" w:hAnsi="Times New Roman" w:cs="Times New Roman"/>
+                <w:b/>
+                <w:bCs/>
+                <w:sz w:val="22"/>
+                <w:szCs w:val="22"/>
+              </w:rPr>
+              <w:t>Brief Description:</w:t>
+            </w:r>
+            <w:r>
+              <w:rPr>
+                <w:rFonts w:ascii="Times New Roman" w:eastAsia="Aptos" w:hAnsi="Times New Roman" w:cs="Times New Roman"/>
+                <w:sz w:val="22"/>
+                <w:szCs w:val="22"/>
+              </w:rPr>
+              <w:t xml:space="preserve"> This use case calculates the cumulative cost of all items in the user's shopping cart. It factors in individual unit prices, applies any relevant promotional or member discounts, and calculates the applicable VAT for each item.</w:t>
+            </w:r>
+          </w:p>
+        </w:tc>
+      </w:tr>
+      <w:tr>
+        <w:trPr>
+          <w:trHeight w:val="291"/>
+        </w:trPr>
+        <w:tc>
+          <w:tcPr>
+            <w:tcW w:w="10007" w:type="dxa"/>
+            <w:gridSpan w:val="2"/>
+            <w:tcBorders>
+              <w:top w:val="nil"/>
+              <w:left w:val="single" w:sz="2" w:space="0" w:color="000000"/>
+              <w:bottom w:val="single" w:sz="2" w:space="0" w:color="000000"/>
+              <w:right w:val="single" w:sz="2" w:space="0" w:color="000000"/>
+            </w:tcBorders>
+            <w:hideMark/>
+          </w:tcPr>
+          <w:p>
+            <w:pPr>
+              <w:spacing w:after="0" w:line="276" w:lineRule="auto"/>
+              <w:rPr>
+                <w:rFonts w:ascii="Times New Roman" w:eastAsia="Aptos" w:hAnsi="Times New Roman" w:cs="Times New Roman"/>
+                <w:b/>
+                <w:bCs/>
+                <w:sz w:val="22"/>
+                <w:szCs w:val="22"/>
+              </w:rPr>
+            </w:pPr>
+            <w:r>
+              <w:rPr>
+                <w:rFonts w:ascii="Times New Roman" w:eastAsia="Aptos" w:hAnsi="Times New Roman" w:cs="Times New Roman"/>
+                <w:b/>
+                <w:bCs/>
+                <w:sz w:val="22"/>
+                <w:szCs w:val="22"/>
+              </w:rPr>
+              <w:t>Primary actors:</w:t>
+            </w:r>
+            <w:r>
+              <w:rPr>
+                <w:rFonts w:ascii="Times New Roman" w:eastAsia="Aptos" w:hAnsi="Times New Roman" w:cs="Times New Roman"/>
+                <w:sz w:val="22"/>
+                <w:szCs w:val="22"/>
+              </w:rPr>
+              <w:t xml:space="preserve"> Unregistered User, Non-commercial Customer</w:t>
+            </w:r>
+          </w:p>
+        </w:tc>
+      </w:tr>
+      <w:tr>
+        <w:trPr>
+          <w:trHeight w:val="291"/>
+        </w:trPr>
+        <w:tc>
+          <w:tcPr>
+            <w:tcW w:w="10007" w:type="dxa"/>
+            <w:gridSpan w:val="2"/>
+            <w:tcBorders>
+              <w:top w:val="nil"/>
+              <w:left w:val="single" w:sz="2" w:space="0" w:color="000000"/>
+              <w:bottom w:val="single" w:sz="2" w:space="0" w:color="000000"/>
+              <w:right w:val="single" w:sz="2" w:space="0" w:color="000000"/>
+            </w:tcBorders>
+            <w:hideMark/>
+          </w:tcPr>
+          <w:p>
+            <w:pPr>
+              <w:spacing w:after="0" w:line="276" w:lineRule="auto"/>
+              <w:rPr>
+                <w:rFonts w:ascii="Times New Roman" w:eastAsia="Aptos" w:hAnsi="Times New Roman" w:cs="Times New Roman"/>
+                <w:sz w:val="22"/>
+                <w:szCs w:val="22"/>
+              </w:rPr>
+            </w:pPr>
+            <w:r>
+              <w:rPr>
+                <w:rFonts w:ascii="Times New Roman" w:eastAsia="Aptos" w:hAnsi="Times New Roman" w:cs="Times New Roman"/>
+                <w:b/>
+                <w:bCs/>
+                <w:sz w:val="22"/>
+                <w:szCs w:val="22"/>
+              </w:rPr>
+              <w:t>Secondary actors:</w:t>
+            </w:r>
+            <w:r>
+              <w:rPr>
+                <w:rFonts w:ascii="Times New Roman" w:eastAsia="Aptos" w:hAnsi="Times New Roman" w:cs="Times New Roman"/>
+                <w:sz w:val="22"/>
+                <w:szCs w:val="22"/>
+              </w:rPr>
+              <w:t xml:space="preserve"> None</w:t>
+            </w:r>
+          </w:p>
+        </w:tc>
+      </w:tr>
+      <w:tr>
+        <w:trPr>
+          <w:trHeight w:val="830"/>
+        </w:trPr>
+        <w:tc>
+          <w:tcPr>
+            <w:tcW w:w="10007" w:type="dxa"/>
+            <w:gridSpan w:val="2"/>
+            <w:tcBorders>
+              <w:top w:val="nil"/>
+              <w:left w:val="single" w:sz="2" w:space="0" w:color="000000"/>
+              <w:bottom w:val="single" w:sz="2" w:space="0" w:color="000000"/>
+              <w:right w:val="single" w:sz="2" w:space="0" w:color="000000"/>
+            </w:tcBorders>
+          </w:tcPr>
+          <w:p>
+            <w:pPr>
+              <w:spacing w:after="0" w:line="276" w:lineRule="auto"/>
+              <w:rPr>
+                <w:rFonts w:ascii="Times New Roman" w:eastAsia="Aptos" w:hAnsi="Times New Roman" w:cs="Times New Roman"/>
+                <w:b/>
+                <w:bCs/>
+                <w:sz w:val="22"/>
+                <w:szCs w:val="22"/>
+              </w:rPr>
+            </w:pPr>
+            <w:r>
+              <w:rPr>
+                <w:rFonts w:ascii="Times New Roman" w:eastAsia="Aptos" w:hAnsi="Times New Roman" w:cs="Times New Roman"/>
+                <w:b/>
+                <w:bCs/>
+                <w:sz w:val="22"/>
+                <w:szCs w:val="22"/>
+              </w:rPr>
+              <w:t>Preconditions:</w:t>
+            </w:r>
+          </w:p>
+          <w:p>
+            <w:pPr>
+              <w:numPr>
+                <w:ilvl w:val="0"/>
+                <w:numId w:val="118"/>
+              </w:numPr>
+              <w:spacing w:after="0" w:line="276" w:lineRule="auto"/>
+              <w:contextualSpacing/>
+              <w:rPr>
+                <w:rFonts w:ascii="Times New Roman" w:eastAsia="Aptos" w:hAnsi="Times New Roman" w:cs="Times New Roman"/>
+                <w:sz w:val="22"/>
+                <w:szCs w:val="22"/>
+              </w:rPr>
+            </w:pPr>
+            <w:r>
+              <w:rPr>
+                <w:rFonts w:ascii="Times New Roman" w:eastAsia="Aptos" w:hAnsi="Times New Roman" w:cs="Times New Roman"/>
+                <w:sz w:val="22"/>
+                <w:szCs w:val="22"/>
+              </w:rPr>
+              <w:t>The user has at least one item in their virtual shopping cart.</w:t>
+            </w:r>
+          </w:p>
+          <w:p>
+            <w:pPr>
+              <w:numPr>
+                <w:ilvl w:val="0"/>
+                <w:numId w:val="118"/>
+              </w:numPr>
+              <w:spacing w:after="0" w:line="276" w:lineRule="auto"/>
+              <w:contextualSpacing/>
+              <w:rPr>
+                <w:rFonts w:ascii="Times New Roman" w:eastAsia="Aptos" w:hAnsi="Times New Roman" w:cs="Times New Roman"/>
+                <w:sz w:val="22"/>
+                <w:szCs w:val="22"/>
+              </w:rPr>
+            </w:pPr>
+            <w:r>
+              <w:rPr>
+                <w:rFonts w:ascii="Times New Roman" w:eastAsia="Aptos" w:hAnsi="Times New Roman" w:cs="Times New Roman"/>
+                <w:sz w:val="22"/>
+                <w:szCs w:val="22"/>
+              </w:rPr>
+              <w:t>The system has retrieved the current price and VAT status for each item from the merchant database.</w:t>
+            </w:r>
+          </w:p>
+        </w:tc>
+      </w:tr>
+      <w:tr>
+        <w:trPr>
+          <w:trHeight w:val="383"/>
+        </w:trPr>
+        <w:tc>
+          <w:tcPr>
+            <w:tcW w:w="10007" w:type="dxa"/>
+            <w:gridSpan w:val="2"/>
+            <w:tcBorders>
+              <w:top w:val="nil"/>
+              <w:left w:val="single" w:sz="2" w:space="0" w:color="000000"/>
+              <w:bottom w:val="single" w:sz="2" w:space="0" w:color="000000"/>
+              <w:right w:val="single" w:sz="2" w:space="0" w:color="000000"/>
+            </w:tcBorders>
+            <w:hideMark/>
+          </w:tcPr>
+          <w:p>
+            <w:pPr>
+              <w:spacing w:after="0" w:line="276" w:lineRule="auto"/>
+              <w:rPr>
+                <w:rFonts w:ascii="Times New Roman" w:eastAsia="Aptos" w:hAnsi="Times New Roman" w:cs="Times New Roman"/>
+                <w:b/>
+                <w:bCs/>
+                <w:sz w:val="22"/>
+                <w:szCs w:val="22"/>
+              </w:rPr>
+            </w:pPr>
+            <w:r>
+              <w:rPr>
+                <w:rFonts w:ascii="Times New Roman" w:eastAsia="Aptos" w:hAnsi="Times New Roman" w:cs="Times New Roman"/>
+                <w:b/>
+                <w:bCs/>
+                <w:sz w:val="22"/>
+                <w:szCs w:val="22"/>
+              </w:rPr>
+              <w:t>Main flow: Not required</w:t>
+            </w:r>
+          </w:p>
+        </w:tc>
+      </w:tr>
+      <w:tr>
+        <w:trPr>
+          <w:trHeight w:val="286"/>
+        </w:trPr>
+        <w:tc>
+          <w:tcPr>
+            <w:tcW w:w="10007" w:type="dxa"/>
+            <w:gridSpan w:val="2"/>
+            <w:tcBorders>
+              <w:top w:val="nil"/>
+              <w:left w:val="single" w:sz="2" w:space="0" w:color="000000"/>
+              <w:bottom w:val="single" w:sz="2" w:space="0" w:color="000000"/>
+              <w:right w:val="single" w:sz="2" w:space="0" w:color="000000"/>
+            </w:tcBorders>
+            <w:hideMark/>
+          </w:tcPr>
+          <w:p>
+            <w:pPr>
+              <w:spacing w:line="276" w:lineRule="auto"/>
+              <w:rPr>
+                <w:rFonts w:ascii="Times New Roman" w:eastAsia="Aptos" w:hAnsi="Times New Roman" w:cs="Times New Roman"/>
+                <w:sz w:val="22"/>
+                <w:szCs w:val="22"/>
+              </w:rPr>
+            </w:pPr>
+            <w:r>
+              <w:rPr>
+                <w:rFonts w:ascii="Times New Roman" w:eastAsia="Aptos" w:hAnsi="Times New Roman" w:cs="Times New Roman"/>
+                <w:b/>
+                <w:bCs/>
+                <w:i/>
+                <w:iCs/>
+                <w:sz w:val="22"/>
+                <w:szCs w:val="22"/>
+              </w:rPr>
+              <w:t>Extension use cases</w:t>
+            </w:r>
+            <w:r>
+              <w:rPr>
+                <w:rFonts w:ascii="Times New Roman" w:eastAsia="Aptos" w:hAnsi="Times New Roman" w:cs="Times New Roman"/>
+                <w:b/>
+                <w:bCs/>
+                <w:sz w:val="22"/>
+                <w:szCs w:val="22"/>
+              </w:rPr>
+              <w:t>:</w:t>
+            </w:r>
+            <w:r>
+              <w:rPr>
+                <w:rFonts w:ascii="Times New Roman" w:eastAsia="Aptos" w:hAnsi="Times New Roman" w:cs="Times New Roman"/>
+                <w:sz w:val="22"/>
+                <w:szCs w:val="22"/>
+              </w:rPr>
+              <w:t xml:space="preserve"> </w:t>
+            </w:r>
+            <w:r>
+              <w:rPr>
+                <w:rFonts w:ascii="Times New Roman" w:eastAsia="Aptos" w:hAnsi="Times New Roman" w:cs="Times New Roman"/>
+                <w:sz w:val="22"/>
+                <w:szCs w:val="22"/>
+              </w:rPr>
+              <w:t>None</w:t>
+            </w:r>
+          </w:p>
+        </w:tc>
+      </w:tr>
+      <w:tr>
+        <w:trPr>
+          <w:trHeight w:val="455"/>
+        </w:trPr>
+        <w:tc>
+          <w:tcPr>
+            <w:tcW w:w="10007" w:type="dxa"/>
+            <w:gridSpan w:val="2"/>
+            <w:tcBorders>
+              <w:top w:val="nil"/>
+              <w:left w:val="single" w:sz="2" w:space="0" w:color="000000"/>
+              <w:bottom w:val="single" w:sz="2" w:space="0" w:color="000000"/>
+              <w:right w:val="single" w:sz="2" w:space="0" w:color="000000"/>
+            </w:tcBorders>
+            <w:hideMark/>
+          </w:tcPr>
+          <w:p>
+            <w:pPr>
+              <w:spacing w:line="276" w:lineRule="auto"/>
+              <w:rPr>
+                <w:rFonts w:ascii="Times New Roman" w:eastAsia="Aptos" w:hAnsi="Times New Roman" w:cs="Times New Roman"/>
+                <w:sz w:val="22"/>
+                <w:szCs w:val="22"/>
+              </w:rPr>
+            </w:pPr>
+            <w:r>
+              <w:rPr>
+                <w:rFonts w:ascii="Times New Roman" w:eastAsia="Aptos" w:hAnsi="Times New Roman" w:cs="Times New Roman"/>
+                <w:b/>
+                <w:bCs/>
+                <w:i/>
+                <w:iCs/>
+                <w:sz w:val="22"/>
+                <w:szCs w:val="22"/>
+              </w:rPr>
+              <w:t>Inclusion use cases:</w:t>
+            </w:r>
+            <w:r>
+              <w:rPr>
+                <w:rFonts w:ascii="Times New Roman" w:eastAsia="Aptos" w:hAnsi="Times New Roman" w:cs="Times New Roman"/>
+                <w:sz w:val="22"/>
+                <w:szCs w:val="22"/>
+              </w:rPr>
+              <w:t xml:space="preserve"> </w:t>
+            </w:r>
+            <w:r>
+              <w:rPr>
+                <w:rFonts w:ascii="Times New Roman" w:eastAsia="Aptos" w:hAnsi="Times New Roman" w:cs="Times New Roman"/>
+                <w:sz w:val="22"/>
+                <w:szCs w:val="22"/>
+              </w:rPr>
+              <w:t>None</w:t>
+            </w:r>
+          </w:p>
+        </w:tc>
+      </w:tr>
+      <w:tr>
+        <w:trPr>
+          <w:trHeight w:val="537"/>
+        </w:trPr>
+        <w:tc>
+          <w:tcPr>
+            <w:tcW w:w="10007" w:type="dxa"/>
+            <w:gridSpan w:val="2"/>
+            <w:tcBorders>
+              <w:top w:val="nil"/>
+              <w:left w:val="single" w:sz="2" w:space="0" w:color="000000"/>
+              <w:bottom w:val="single" w:sz="2" w:space="0" w:color="000000"/>
+              <w:right w:val="single" w:sz="2" w:space="0" w:color="000000"/>
+            </w:tcBorders>
+          </w:tcPr>
+          <w:p>
+            <w:pPr>
+              <w:spacing w:after="0" w:line="276" w:lineRule="auto"/>
+              <w:rPr>
+                <w:rFonts w:ascii="Times New Roman" w:eastAsia="Aptos" w:hAnsi="Times New Roman" w:cs="Times New Roman"/>
+                <w:b/>
+                <w:bCs/>
+                <w:sz w:val="22"/>
+                <w:szCs w:val="22"/>
+              </w:rPr>
+            </w:pPr>
+            <w:r>
+              <w:rPr>
+                <w:rFonts w:ascii="Times New Roman" w:eastAsia="Aptos" w:hAnsi="Times New Roman" w:cs="Times New Roman"/>
+                <w:b/>
+                <w:bCs/>
+                <w:sz w:val="22"/>
+                <w:szCs w:val="22"/>
+              </w:rPr>
+              <w:t xml:space="preserve">Postconditions: </w:t>
+            </w:r>
+          </w:p>
+          <w:p>
+            <w:pPr>
+              <w:numPr>
+                <w:ilvl w:val="0"/>
+                <w:numId w:val="119"/>
+              </w:numPr>
+              <w:spacing w:after="0" w:line="276" w:lineRule="auto"/>
+              <w:contextualSpacing/>
+              <w:rPr>
+                <w:rFonts w:ascii="Times New Roman" w:eastAsia="Aptos" w:hAnsi="Times New Roman" w:cs="Times New Roman"/>
+                <w:sz w:val="22"/>
+                <w:szCs w:val="22"/>
+              </w:rPr>
+            </w:pPr>
+            <w:r>
+              <w:rPr>
+                <w:rFonts w:ascii="Times New Roman" w:eastAsia="Aptos" w:hAnsi="Times New Roman" w:cs="Times New Roman"/>
+                <w:sz w:val="22"/>
+                <w:szCs w:val="22"/>
+              </w:rPr>
+              <w:t>A subtotal, total discount amount, VAT amount, and final total are generated and displayed.</w:t>
+            </w:r>
+          </w:p>
+          <w:p>
+            <w:pPr>
+              <w:numPr>
+                <w:ilvl w:val="0"/>
+                <w:numId w:val="119"/>
+              </w:numPr>
+              <w:spacing w:after="0" w:line="276" w:lineRule="auto"/>
+              <w:contextualSpacing/>
+              <w:rPr>
+                <w:rFonts w:ascii="Times New Roman" w:eastAsia="Aptos" w:hAnsi="Times New Roman" w:cs="Times New Roman"/>
+                <w:sz w:val="22"/>
+                <w:szCs w:val="22"/>
+              </w:rPr>
+            </w:pPr>
+            <w:r>
+              <w:rPr>
+                <w:rFonts w:ascii="Times New Roman" w:eastAsia="Aptos" w:hAnsi="Times New Roman" w:cs="Times New Roman"/>
+                <w:sz w:val="22"/>
+                <w:szCs w:val="22"/>
+              </w:rPr>
+              <w:t>The calculated final total is passed to the Pa</w:t>
+            </w:r>
+            <w:r>
+              <w:rPr>
+                <w:rFonts w:ascii="Times New Roman" w:eastAsia="Aptos" w:hAnsi="Times New Roman" w:cs="Times New Roman"/>
+                <w:sz w:val="22"/>
+                <w:szCs w:val="22"/>
+              </w:rPr>
+              <w:t>ymentProcessor</w:t>
+            </w:r>
+            <w:r>
+              <w:rPr>
+                <w:rFonts w:ascii="Times New Roman" w:eastAsia="Aptos" w:hAnsi="Times New Roman" w:cs="Times New Roman"/>
+                <w:sz w:val="22"/>
+                <w:szCs w:val="22"/>
+              </w:rPr>
+              <w:t>.</w:t>
+            </w:r>
+          </w:p>
+        </w:tc>
+      </w:tr>
+      <w:tr>
+        <w:trPr>
+          <w:trHeight w:val="585"/>
+        </w:trPr>
+        <w:tc>
+          <w:tcPr>
+            <w:tcW w:w="10007" w:type="dxa"/>
+            <w:gridSpan w:val="2"/>
+            <w:tcBorders>
+              <w:top w:val="nil"/>
+              <w:left w:val="single" w:sz="2" w:space="0" w:color="000000"/>
+              <w:bottom w:val="single" w:sz="2" w:space="0" w:color="000000"/>
+              <w:right w:val="single" w:sz="2" w:space="0" w:color="000000"/>
+            </w:tcBorders>
+            <w:hideMark/>
+          </w:tcPr>
+          <w:p>
+            <w:pPr>
+              <w:spacing w:after="0" w:line="276" w:lineRule="auto"/>
+              <w:rPr>
+                <w:rFonts w:ascii="Times New Roman" w:eastAsia="Aptos" w:hAnsi="Times New Roman" w:cs="Times New Roman"/>
+                <w:b/>
+                <w:bCs/>
+                <w:sz w:val="22"/>
+                <w:szCs w:val="22"/>
+              </w:rPr>
+            </w:pPr>
+            <w:r>
+              <w:rPr>
+                <w:rFonts w:ascii="Times New Roman" w:eastAsia="Aptos" w:hAnsi="Times New Roman" w:cs="Times New Roman"/>
+                <w:b/>
+                <w:bCs/>
+                <w:sz w:val="22"/>
+                <w:szCs w:val="22"/>
+              </w:rPr>
+              <w:t xml:space="preserve">Alternative flows: </w:t>
+            </w:r>
+            <w:r>
+              <w:rPr>
+                <w:rFonts w:ascii="Times New Roman" w:eastAsia="Aptos" w:hAnsi="Times New Roman" w:cs="Times New Roman"/>
+                <w:sz w:val="22"/>
+                <w:szCs w:val="22"/>
+              </w:rPr>
+              <w:t>None</w:t>
+            </w:r>
+          </w:p>
+        </w:tc>
+      </w:tr>
+    </w:tbl>
+    <w:p/>
+    <w:tbl>
+      <w:tblPr>
+        <w:tblW w:w="10005" w:type="dxa"/>
+        <w:tblInd w:w="55" w:type="dxa"/>
+        <w:tblLayout w:type="fixed"/>
+        <w:tblCellMar>
+          <w:top w:w="55" w:type="dxa"/>
+          <w:left w:w="55" w:type="dxa"/>
+          <w:bottom w:w="55" w:type="dxa"/>
+          <w:right w:w="55" w:type="dxa"/>
+        </w:tblCellMar>
+        <w:tblLook w:val="04A0" w:firstRow="1" w:lastRow="0" w:firstColumn="1" w:lastColumn="0" w:noHBand="0" w:noVBand="1"/>
+      </w:tblPr>
+      <w:tblGrid>
+        <w:gridCol w:w="4683"/>
+        <w:gridCol w:w="5322"/>
+      </w:tblGrid>
+      <w:tr>
+        <w:trPr>
+          <w:trHeight w:val="291"/>
+        </w:trPr>
+        <w:tc>
+          <w:tcPr>
+            <w:tcW w:w="4684" w:type="dxa"/>
+            <w:tcBorders>
+              <w:top w:val="single" w:sz="2" w:space="0" w:color="000000"/>
+              <w:left w:val="single" w:sz="2" w:space="0" w:color="000000"/>
+              <w:bottom w:val="single" w:sz="2" w:space="0" w:color="000000"/>
+              <w:right w:val="single" w:sz="2" w:space="0" w:color="000000"/>
+            </w:tcBorders>
+            <w:hideMark/>
+          </w:tcPr>
+          <w:p>
+            <w:pPr>
+              <w:spacing w:after="0"/>
+              <w:rPr>
+                <w:rFonts w:asciiTheme="majorBidi" w:hAnsiTheme="majorBidi" w:cstheme="majorBidi"/>
+                <w:sz w:val="22"/>
+                <w:szCs w:val="22"/>
+              </w:rPr>
+            </w:pPr>
+            <w:r>
+              <w:rPr>
+                <w:rFonts w:asciiTheme="majorBidi" w:hAnsiTheme="majorBidi" w:cstheme="majorBidi"/>
+                <w:b/>
+                <w:bCs/>
+                <w:sz w:val="22"/>
+                <w:szCs w:val="22"/>
+              </w:rPr>
+              <w:t>Use case ID:</w:t>
+            </w:r>
+            <w:r>
+              <w:rPr>
+                <w:rFonts w:asciiTheme="majorBidi" w:hAnsiTheme="majorBidi" w:cstheme="majorBidi"/>
+                <w:sz w:val="22"/>
+                <w:szCs w:val="22"/>
+              </w:rPr>
+              <w:t xml:space="preserve"> UC</w:t>
+            </w:r>
+            <w:r>
+              <w:rPr>
+                <w:rFonts w:asciiTheme="majorBidi" w:hAnsiTheme="majorBidi" w:cstheme="majorBidi"/>
+                <w:sz w:val="22"/>
+                <w:szCs w:val="22"/>
+              </w:rPr>
+              <w:t>22</w:t>
+            </w:r>
+          </w:p>
+        </w:tc>
+        <w:tc>
+          <w:tcPr>
+            <w:tcW w:w="5323" w:type="dxa"/>
+            <w:tcBorders>
+              <w:top w:val="single" w:sz="2" w:space="0" w:color="000000"/>
+              <w:left w:val="single" w:sz="2" w:space="0" w:color="000000"/>
+              <w:bottom w:val="single" w:sz="2" w:space="0" w:color="000000"/>
+              <w:right w:val="single" w:sz="2" w:space="0" w:color="000000"/>
+            </w:tcBorders>
+            <w:hideMark/>
+          </w:tcPr>
+          <w:p>
+            <w:pPr>
+              <w:spacing w:after="0"/>
+              <w:rPr>
+                <w:rFonts w:asciiTheme="majorBidi" w:hAnsiTheme="majorBidi" w:cstheme="majorBidi"/>
+                <w:sz w:val="22"/>
+                <w:szCs w:val="22"/>
+              </w:rPr>
+            </w:pPr>
+            <w:r>
+              <w:rPr>
+                <w:rFonts w:asciiTheme="majorBidi" w:hAnsiTheme="majorBidi" w:cstheme="majorBidi"/>
+                <w:b/>
+                <w:bCs/>
+                <w:sz w:val="22"/>
+                <w:szCs w:val="22"/>
+              </w:rPr>
+              <w:t>Use case:</w:t>
+            </w:r>
+            <w:r>
+              <w:rPr>
+                <w:rFonts w:asciiTheme="majorBidi" w:hAnsiTheme="majorBidi" w:cstheme="majorBidi"/>
+                <w:sz w:val="22"/>
+                <w:szCs w:val="22"/>
+              </w:rPr>
+              <w:t xml:space="preserve"> </w:t>
+            </w:r>
+            <w:r>
+              <w:rPr>
+                <w:rFonts w:asciiTheme="majorBidi" w:hAnsiTheme="majorBidi" w:cstheme="majorBidi"/>
+                <w:sz w:val="22"/>
+                <w:szCs w:val="22"/>
+              </w:rPr>
+              <w:t>UpdateCart</w:t>
+            </w:r>
+          </w:p>
+        </w:tc>
+      </w:tr>
+      <w:tr>
+        <w:trPr>
+          <w:trHeight w:val="388"/>
+        </w:trPr>
+        <w:tc>
+          <w:tcPr>
+            <w:tcW w:w="10007" w:type="dxa"/>
+            <w:gridSpan w:val="2"/>
+            <w:tcBorders>
+              <w:top w:val="nil"/>
+              <w:left w:val="single" w:sz="2" w:space="0" w:color="000000"/>
+              <w:bottom w:val="single" w:sz="2" w:space="0" w:color="000000"/>
+              <w:right w:val="single" w:sz="2" w:space="0" w:color="000000"/>
+            </w:tcBorders>
+            <w:hideMark/>
+          </w:tcPr>
+          <w:p>
+            <w:pPr>
+              <w:spacing w:after="0"/>
+              <w:jc w:val="both"/>
+              <w:rPr>
+                <w:rFonts w:asciiTheme="majorBidi" w:hAnsiTheme="majorBidi" w:cstheme="majorBidi"/>
+                <w:sz w:val="22"/>
+                <w:szCs w:val="22"/>
+              </w:rPr>
+            </w:pPr>
+            <w:r>
+              <w:rPr>
+                <w:rFonts w:asciiTheme="majorBidi" w:hAnsiTheme="majorBidi" w:cstheme="majorBidi"/>
+                <w:b/>
+                <w:bCs/>
+                <w:sz w:val="22"/>
+                <w:szCs w:val="22"/>
+              </w:rPr>
+              <w:t>Brief Description:</w:t>
+            </w:r>
+            <w:r>
+              <w:rPr>
+                <w:rFonts w:asciiTheme="majorBidi" w:hAnsiTheme="majorBidi" w:cstheme="majorBidi"/>
+                <w:sz w:val="22"/>
+                <w:szCs w:val="22"/>
+              </w:rPr>
+              <w:t xml:space="preserve"> </w:t>
+            </w:r>
+            <w:r>
+              <w:rPr>
+                <w:rFonts w:asciiTheme="majorBidi" w:hAnsiTheme="majorBidi" w:cstheme="majorBidi"/>
+                <w:sz w:val="22"/>
+                <w:szCs w:val="22"/>
+              </w:rPr>
+              <w:t>This use case manages the state of the shopping cart by adding, removing, or adjusting the quantity of items. It ensures the session data is synchroni</w:t>
+            </w:r>
+            <w:r>
+              <w:rPr>
+                <w:rFonts w:asciiTheme="majorBidi" w:hAnsiTheme="majorBidi" w:cstheme="majorBidi"/>
+                <w:sz w:val="22"/>
+                <w:szCs w:val="22"/>
+              </w:rPr>
+              <w:t>s</w:t>
+            </w:r>
+            <w:r>
+              <w:rPr>
+                <w:rFonts w:asciiTheme="majorBidi" w:hAnsiTheme="majorBidi" w:cstheme="majorBidi"/>
+                <w:sz w:val="22"/>
+                <w:szCs w:val="22"/>
+              </w:rPr>
+              <w:t>ed before totals are calculated or a payment request is sent.</w:t>
+            </w:r>
+          </w:p>
+        </w:tc>
+      </w:tr>
+      <w:tr>
+        <w:trPr>
+          <w:trHeight w:val="291"/>
+        </w:trPr>
+        <w:tc>
+          <w:tcPr>
+            <w:tcW w:w="10007" w:type="dxa"/>
+            <w:gridSpan w:val="2"/>
+            <w:tcBorders>
+              <w:top w:val="nil"/>
+              <w:left w:val="single" w:sz="2" w:space="0" w:color="000000"/>
+              <w:bottom w:val="single" w:sz="2" w:space="0" w:color="000000"/>
+              <w:right w:val="single" w:sz="2" w:space="0" w:color="000000"/>
+            </w:tcBorders>
+            <w:hideMark/>
+          </w:tcPr>
+          <w:p>
+            <w:pPr>
+              <w:spacing w:after="0"/>
+              <w:rPr>
+                <w:rFonts w:asciiTheme="majorBidi" w:hAnsiTheme="majorBidi" w:cstheme="majorBidi"/>
+                <w:b/>
+                <w:bCs/>
+                <w:sz w:val="22"/>
+                <w:szCs w:val="22"/>
+              </w:rPr>
+            </w:pPr>
+            <w:r>
+              <w:rPr>
+                <w:rFonts w:asciiTheme="majorBidi" w:hAnsiTheme="majorBidi" w:cstheme="majorBidi"/>
+                <w:b/>
+                <w:bCs/>
+                <w:sz w:val="22"/>
+                <w:szCs w:val="22"/>
+              </w:rPr>
+              <w:t>Primary actors:</w:t>
+            </w:r>
+            <w:r>
+              <w:rPr>
+                <w:rFonts w:asciiTheme="majorBidi" w:hAnsiTheme="majorBidi" w:cstheme="majorBidi"/>
+                <w:sz w:val="22"/>
+                <w:szCs w:val="22"/>
+              </w:rPr>
+              <w:t xml:space="preserve"> </w:t>
+            </w:r>
+            <w:r>
+              <w:rPr>
+                <w:rFonts w:asciiTheme="majorBidi" w:hAnsiTheme="majorBidi" w:cstheme="majorBidi"/>
+                <w:sz w:val="22"/>
+                <w:szCs w:val="22"/>
+              </w:rPr>
+              <w:t>Unregistered User, Non-commercial Customer</w:t>
+            </w:r>
+          </w:p>
+        </w:tc>
+      </w:tr>
+      <w:tr>
+        <w:trPr>
+          <w:trHeight w:val="291"/>
+        </w:trPr>
+        <w:tc>
+          <w:tcPr>
+            <w:tcW w:w="10007" w:type="dxa"/>
+            <w:gridSpan w:val="2"/>
+            <w:tcBorders>
+              <w:top w:val="nil"/>
+              <w:left w:val="single" w:sz="2" w:space="0" w:color="000000"/>
+              <w:bottom w:val="single" w:sz="2" w:space="0" w:color="000000"/>
+              <w:right w:val="single" w:sz="2" w:space="0" w:color="000000"/>
+            </w:tcBorders>
+            <w:hideMark/>
+          </w:tcPr>
+          <w:p>
+            <w:pPr>
+              <w:spacing w:after="0"/>
+              <w:rPr>
+                <w:rFonts w:asciiTheme="majorBidi" w:hAnsiTheme="majorBidi" w:cstheme="majorBidi"/>
+                <w:sz w:val="22"/>
+                <w:szCs w:val="22"/>
+              </w:rPr>
+            </w:pPr>
+            <w:r>
+              <w:rPr>
+                <w:rFonts w:asciiTheme="majorBidi" w:hAnsiTheme="majorBidi" w:cstheme="majorBidi"/>
+                <w:b/>
+                <w:bCs/>
+                <w:sz w:val="22"/>
+                <w:szCs w:val="22"/>
+              </w:rPr>
+              <w:t>Secondary actors:</w:t>
+            </w:r>
+            <w:r>
+              <w:rPr>
+                <w:rFonts w:asciiTheme="majorBidi" w:hAnsiTheme="majorBidi" w:cstheme="majorBidi"/>
+                <w:sz w:val="22"/>
+                <w:szCs w:val="22"/>
+              </w:rPr>
+              <w:t xml:space="preserve"> None</w:t>
+            </w:r>
+          </w:p>
+        </w:tc>
+      </w:tr>
+      <w:tr>
+        <w:trPr>
+          <w:trHeight w:val="830"/>
+        </w:trPr>
+        <w:tc>
+          <w:tcPr>
+            <w:tcW w:w="10007" w:type="dxa"/>
+            <w:gridSpan w:val="2"/>
+            <w:tcBorders>
+              <w:top w:val="nil"/>
+              <w:left w:val="single" w:sz="2" w:space="0" w:color="000000"/>
+              <w:bottom w:val="single" w:sz="2" w:space="0" w:color="000000"/>
+              <w:right w:val="single" w:sz="2" w:space="0" w:color="000000"/>
+            </w:tcBorders>
+          </w:tcPr>
+          <w:p>
+            <w:pPr>
+              <w:spacing w:after="0"/>
+              <w:rPr>
+                <w:rFonts w:asciiTheme="majorBidi" w:hAnsiTheme="majorBidi" w:cstheme="majorBidi"/>
+                <w:b/>
+                <w:bCs/>
+                <w:sz w:val="22"/>
+                <w:szCs w:val="22"/>
+              </w:rPr>
+            </w:pPr>
+            <w:r>
+              <w:rPr>
+                <w:rFonts w:asciiTheme="majorBidi" w:hAnsiTheme="majorBidi" w:cstheme="majorBidi"/>
+                <w:b/>
+                <w:bCs/>
+                <w:sz w:val="22"/>
+                <w:szCs w:val="22"/>
+              </w:rPr>
+              <w:t>Preconditions:</w:t>
+            </w:r>
+          </w:p>
+          <w:p>
+            <w:pPr>
+              <w:pStyle w:val="ListParagraph"/>
+              <w:numPr>
+                <w:ilvl w:val="0"/>
+                <w:numId w:val="121"/>
+              </w:numPr>
+              <w:spacing w:after="0" w:line="276" w:lineRule="auto"/>
+              <w:rPr>
+                <w:rFonts w:asciiTheme="majorBidi" w:hAnsiTheme="majorBidi" w:cstheme="majorBidi"/>
+                <w:sz w:val="22"/>
+                <w:szCs w:val="22"/>
+              </w:rPr>
+            </w:pPr>
+            <w:r>
+              <w:rPr>
+                <w:rFonts w:asciiTheme="majorBidi" w:hAnsiTheme="majorBidi" w:cstheme="majorBidi"/>
+                <w:sz w:val="22"/>
+                <w:szCs w:val="22"/>
+              </w:rPr>
+              <w:t>The user has an active session on the IPOS-PU portal.</w:t>
+            </w:r>
+          </w:p>
+          <w:p>
+            <w:pPr>
+              <w:pStyle w:val="ListParagraph"/>
+              <w:numPr>
+                <w:ilvl w:val="0"/>
+                <w:numId w:val="121"/>
+              </w:numPr>
+              <w:spacing w:after="0" w:line="276" w:lineRule="auto"/>
+              <w:rPr>
+                <w:rFonts w:asciiTheme="majorBidi" w:hAnsiTheme="majorBidi" w:cstheme="majorBidi"/>
+                <w:sz w:val="22"/>
+                <w:szCs w:val="22"/>
+              </w:rPr>
+            </w:pPr>
+            <w:r>
+              <w:rPr>
+                <w:rFonts w:asciiTheme="majorBidi" w:hAnsiTheme="majorBidi" w:cstheme="majorBidi"/>
+                <w:sz w:val="22"/>
+                <w:szCs w:val="22"/>
+              </w:rPr>
+              <w:t>For additions, the system has confirmed the item exists in the merchant database.</w:t>
+            </w:r>
+          </w:p>
+        </w:tc>
+      </w:tr>
+      <w:tr>
+        <w:trPr>
+          <w:trHeight w:val="383"/>
+        </w:trPr>
+        <w:tc>
+          <w:tcPr>
+            <w:tcW w:w="10007" w:type="dxa"/>
+            <w:gridSpan w:val="2"/>
+            <w:tcBorders>
+              <w:top w:val="nil"/>
+              <w:left w:val="single" w:sz="2" w:space="0" w:color="000000"/>
+              <w:bottom w:val="single" w:sz="2" w:space="0" w:color="000000"/>
+              <w:right w:val="single" w:sz="2" w:space="0" w:color="000000"/>
+            </w:tcBorders>
+            <w:hideMark/>
+          </w:tcPr>
+          <w:p>
+            <w:pPr>
+              <w:spacing w:after="0"/>
+              <w:rPr>
+                <w:rFonts w:asciiTheme="majorBidi" w:hAnsiTheme="majorBidi" w:cstheme="majorBidi"/>
+                <w:b/>
+                <w:bCs/>
+                <w:sz w:val="22"/>
+                <w:szCs w:val="22"/>
+              </w:rPr>
+            </w:pPr>
+            <w:r>
+              <w:rPr>
+                <w:rFonts w:asciiTheme="majorBidi" w:hAnsiTheme="majorBidi" w:cstheme="majorBidi"/>
+                <w:b/>
+                <w:bCs/>
+                <w:sz w:val="22"/>
+                <w:szCs w:val="22"/>
+              </w:rPr>
+              <w:t>Main flow: Not required</w:t>
+            </w:r>
+          </w:p>
+        </w:tc>
+      </w:tr>
+      <w:tr>
+        <w:trPr>
+          <w:trHeight w:val="286"/>
+        </w:trPr>
+        <w:tc>
+          <w:tcPr>
+            <w:tcW w:w="10007" w:type="dxa"/>
+            <w:gridSpan w:val="2"/>
+            <w:tcBorders>
+              <w:top w:val="nil"/>
+              <w:left w:val="single" w:sz="2" w:space="0" w:color="000000"/>
+              <w:bottom w:val="single" w:sz="2" w:space="0" w:color="000000"/>
+              <w:right w:val="single" w:sz="2" w:space="0" w:color="000000"/>
+            </w:tcBorders>
+            <w:hideMark/>
+          </w:tcPr>
+          <w:p>
+            <w:pPr>
+              <w:rPr>
+                <w:rFonts w:asciiTheme="majorBidi" w:hAnsiTheme="majorBidi" w:cstheme="majorBidi"/>
+                <w:sz w:val="22"/>
+                <w:szCs w:val="22"/>
+              </w:rPr>
+            </w:pPr>
+            <w:r>
+              <w:rPr>
+                <w:rFonts w:asciiTheme="majorBidi" w:hAnsiTheme="majorBidi" w:cstheme="majorBidi"/>
+                <w:b/>
+                <w:bCs/>
+                <w:i/>
+                <w:iCs/>
+                <w:sz w:val="22"/>
+                <w:szCs w:val="22"/>
+              </w:rPr>
+              <w:lastRenderedPageBreak/>
+              <w:t>Extension use cases</w:t>
+            </w:r>
+            <w:r>
+              <w:rPr>
+                <w:rFonts w:asciiTheme="majorBidi" w:hAnsiTheme="majorBidi" w:cstheme="majorBidi"/>
+                <w:b/>
+                <w:bCs/>
+                <w:sz w:val="22"/>
+                <w:szCs w:val="22"/>
+              </w:rPr>
+              <w:t>:</w:t>
+            </w:r>
+            <w:r>
+              <w:rPr>
+                <w:rFonts w:asciiTheme="majorBidi" w:hAnsiTheme="majorBidi" w:cstheme="majorBidi"/>
+                <w:sz w:val="22"/>
+                <w:szCs w:val="22"/>
+              </w:rPr>
+              <w:t xml:space="preserve"> </w:t>
+            </w:r>
+            <w:r>
+              <w:rPr>
+                <w:rFonts w:asciiTheme="majorBidi" w:hAnsiTheme="majorBidi" w:cstheme="majorBidi"/>
+                <w:sz w:val="22"/>
+                <w:szCs w:val="22"/>
+              </w:rPr>
+              <w:t>None</w:t>
+            </w:r>
+          </w:p>
+        </w:tc>
+      </w:tr>
+      <w:tr>
+        <w:trPr>
+          <w:trHeight w:val="455"/>
+        </w:trPr>
+        <w:tc>
+          <w:tcPr>
+            <w:tcW w:w="10007" w:type="dxa"/>
+            <w:gridSpan w:val="2"/>
+            <w:tcBorders>
+              <w:top w:val="nil"/>
+              <w:left w:val="single" w:sz="2" w:space="0" w:color="000000"/>
+              <w:bottom w:val="single" w:sz="2" w:space="0" w:color="000000"/>
+              <w:right w:val="single" w:sz="2" w:space="0" w:color="000000"/>
+            </w:tcBorders>
+            <w:hideMark/>
+          </w:tcPr>
+          <w:p>
+            <w:pPr>
+              <w:rPr>
+                <w:rFonts w:asciiTheme="majorBidi" w:hAnsiTheme="majorBidi" w:cstheme="majorBidi"/>
+                <w:sz w:val="22"/>
+                <w:szCs w:val="22"/>
+              </w:rPr>
+            </w:pPr>
+            <w:r>
+              <w:rPr>
+                <w:rFonts w:asciiTheme="majorBidi" w:hAnsiTheme="majorBidi" w:cstheme="majorBidi"/>
+                <w:b/>
+                <w:bCs/>
+                <w:i/>
+                <w:iCs/>
+                <w:sz w:val="22"/>
+                <w:szCs w:val="22"/>
+              </w:rPr>
+              <w:t>Inclusion use cases:</w:t>
+            </w:r>
+            <w:r>
+              <w:rPr>
+                <w:rFonts w:asciiTheme="majorBidi" w:hAnsiTheme="majorBidi" w:cstheme="majorBidi"/>
+                <w:sz w:val="22"/>
+                <w:szCs w:val="22"/>
+              </w:rPr>
+              <w:t xml:space="preserve"> </w:t>
+            </w:r>
+            <w:r>
+              <w:rPr>
+                <w:rFonts w:asciiTheme="majorBidi" w:hAnsiTheme="majorBidi" w:cstheme="majorBidi"/>
+                <w:sz w:val="22"/>
+                <w:szCs w:val="22"/>
+              </w:rPr>
+              <w:t>None</w:t>
+            </w:r>
+          </w:p>
+        </w:tc>
+      </w:tr>
+      <w:tr>
+        <w:trPr>
+          <w:trHeight w:val="537"/>
+        </w:trPr>
+        <w:tc>
+          <w:tcPr>
+            <w:tcW w:w="10007" w:type="dxa"/>
+            <w:gridSpan w:val="2"/>
+            <w:tcBorders>
+              <w:top w:val="nil"/>
+              <w:left w:val="single" w:sz="2" w:space="0" w:color="000000"/>
+              <w:bottom w:val="single" w:sz="2" w:space="0" w:color="000000"/>
+              <w:right w:val="single" w:sz="2" w:space="0" w:color="000000"/>
+            </w:tcBorders>
+          </w:tcPr>
+          <w:p>
+            <w:pPr>
+              <w:spacing w:after="0"/>
+              <w:rPr>
+                <w:rFonts w:asciiTheme="majorBidi" w:hAnsiTheme="majorBidi" w:cstheme="majorBidi"/>
+                <w:b/>
+                <w:bCs/>
+                <w:sz w:val="22"/>
+                <w:szCs w:val="22"/>
+              </w:rPr>
+            </w:pPr>
+            <w:r>
+              <w:rPr>
+                <w:rFonts w:asciiTheme="majorBidi" w:hAnsiTheme="majorBidi" w:cstheme="majorBidi"/>
+                <w:b/>
+                <w:bCs/>
+                <w:sz w:val="22"/>
+                <w:szCs w:val="22"/>
+              </w:rPr>
+              <w:t xml:space="preserve">Postconditions: </w:t>
+            </w:r>
+          </w:p>
+          <w:p>
+            <w:pPr>
+              <w:pStyle w:val="ListParagraph"/>
+              <w:numPr>
+                <w:ilvl w:val="0"/>
+                <w:numId w:val="122"/>
+              </w:numPr>
+              <w:spacing w:after="0" w:line="276" w:lineRule="auto"/>
+              <w:rPr>
+                <w:rFonts w:asciiTheme="majorBidi" w:hAnsiTheme="majorBidi" w:cstheme="majorBidi"/>
+                <w:sz w:val="22"/>
+                <w:szCs w:val="22"/>
+              </w:rPr>
+            </w:pPr>
+            <w:r>
+              <w:rPr>
+                <w:rFonts w:asciiTheme="majorBidi" w:hAnsiTheme="majorBidi" w:cstheme="majorBidi"/>
+                <w:sz w:val="22"/>
+                <w:szCs w:val="22"/>
+              </w:rPr>
+              <w:t>T</w:t>
+            </w:r>
+            <w:r>
+              <w:rPr>
+                <w:rFonts w:asciiTheme="majorBidi" w:hAnsiTheme="majorBidi" w:cstheme="majorBidi"/>
+                <w:sz w:val="22"/>
+                <w:szCs w:val="22"/>
+              </w:rPr>
+              <w:t>he shopping cart session data is updated to reflect the current item list and quantities.</w:t>
+            </w:r>
+          </w:p>
+          <w:p>
+            <w:pPr>
+              <w:pStyle w:val="ListParagraph"/>
+              <w:numPr>
+                <w:ilvl w:val="0"/>
+                <w:numId w:val="122"/>
+              </w:numPr>
+              <w:spacing w:after="0" w:line="276" w:lineRule="auto"/>
+              <w:rPr>
+                <w:rFonts w:asciiTheme="majorBidi" w:hAnsiTheme="majorBidi" w:cstheme="majorBidi"/>
+                <w:sz w:val="22"/>
+                <w:szCs w:val="22"/>
+              </w:rPr>
+            </w:pPr>
+            <w:r>
+              <w:rPr>
+                <w:rFonts w:asciiTheme="majorBidi" w:hAnsiTheme="majorBidi" w:cstheme="majorBidi"/>
+                <w:sz w:val="22"/>
+                <w:szCs w:val="22"/>
+              </w:rPr>
+              <w:t>The updated state is available for the CalculateTotal use case to perform pricing.</w:t>
+            </w:r>
+          </w:p>
+        </w:tc>
+      </w:tr>
+      <w:tr>
+        <w:trPr>
+          <w:trHeight w:val="585"/>
+        </w:trPr>
+        <w:tc>
+          <w:tcPr>
+            <w:tcW w:w="10007" w:type="dxa"/>
+            <w:gridSpan w:val="2"/>
+            <w:tcBorders>
+              <w:top w:val="nil"/>
+              <w:left w:val="single" w:sz="2" w:space="0" w:color="000000"/>
+              <w:bottom w:val="single" w:sz="2" w:space="0" w:color="000000"/>
+              <w:right w:val="single" w:sz="2" w:space="0" w:color="000000"/>
+            </w:tcBorders>
+            <w:hideMark/>
+          </w:tcPr>
+          <w:p>
+            <w:pPr>
+              <w:spacing w:after="0"/>
+              <w:rPr>
+                <w:rFonts w:asciiTheme="majorBidi" w:hAnsiTheme="majorBidi" w:cstheme="majorBidi"/>
+                <w:b/>
+                <w:bCs/>
+                <w:sz w:val="22"/>
+                <w:szCs w:val="22"/>
+              </w:rPr>
+            </w:pPr>
+            <w:r>
+              <w:rPr>
+                <w:rFonts w:asciiTheme="majorBidi" w:hAnsiTheme="majorBidi" w:cstheme="majorBidi"/>
+                <w:b/>
+                <w:bCs/>
+                <w:sz w:val="22"/>
+                <w:szCs w:val="22"/>
+              </w:rPr>
+              <w:t xml:space="preserve">Alternative flows: </w:t>
+            </w:r>
+          </w:p>
+          <w:p>
+            <w:pPr>
+              <w:spacing w:after="0"/>
+              <w:rPr>
+                <w:rFonts w:asciiTheme="majorBidi" w:hAnsiTheme="majorBidi" w:cstheme="majorBidi"/>
+                <w:sz w:val="22"/>
+                <w:szCs w:val="22"/>
+              </w:rPr>
+            </w:pPr>
+            <w:r>
+              <w:rPr>
+                <w:rFonts w:asciiTheme="majorBidi" w:hAnsiTheme="majorBidi" w:cstheme="majorBidi"/>
+                <w:sz w:val="22"/>
+                <w:szCs w:val="22"/>
+              </w:rPr>
+              <w:t>Remove Item</w:t>
+            </w:r>
+          </w:p>
+        </w:tc>
+      </w:tr>
+    </w:tbl>
+    <w:p/>
+    <w:tbl>
+      <w:tblPr>
+        <w:tblW w:w="10005" w:type="dxa"/>
+        <w:tblInd w:w="55" w:type="dxa"/>
+        <w:tblLayout w:type="fixed"/>
+        <w:tblCellMar>
+          <w:top w:w="55" w:type="dxa"/>
+          <w:left w:w="55" w:type="dxa"/>
+          <w:bottom w:w="55" w:type="dxa"/>
+          <w:right w:w="55" w:type="dxa"/>
+        </w:tblCellMar>
+        <w:tblLook w:val="04A0" w:firstRow="1" w:lastRow="0" w:firstColumn="1" w:lastColumn="0" w:noHBand="0" w:noVBand="1"/>
+      </w:tblPr>
+      <w:tblGrid>
+        <w:gridCol w:w="4683"/>
+        <w:gridCol w:w="5322"/>
+      </w:tblGrid>
+      <w:tr>
+        <w:trPr>
+          <w:trHeight w:val="291"/>
+        </w:trPr>
+        <w:tc>
+          <w:tcPr>
+            <w:tcW w:w="4684" w:type="dxa"/>
+            <w:tcBorders>
+              <w:top w:val="single" w:sz="2" w:space="0" w:color="000000"/>
+              <w:left w:val="single" w:sz="2" w:space="0" w:color="000000"/>
+              <w:bottom w:val="single" w:sz="2" w:space="0" w:color="000000"/>
+              <w:right w:val="single" w:sz="2" w:space="0" w:color="000000"/>
+            </w:tcBorders>
+            <w:hideMark/>
+          </w:tcPr>
+          <w:p>
+            <w:pPr>
+              <w:spacing w:after="0" w:line="276" w:lineRule="auto"/>
+              <w:rPr>
+                <w:rFonts w:ascii="Times New Roman" w:eastAsia="Aptos" w:hAnsi="Times New Roman" w:cs="Times New Roman"/>
+                <w:sz w:val="22"/>
+                <w:szCs w:val="22"/>
+              </w:rPr>
+            </w:pPr>
+            <w:r>
+              <w:rPr>
+                <w:rFonts w:ascii="Times New Roman" w:eastAsia="Aptos" w:hAnsi="Times New Roman" w:cs="Times New Roman"/>
+                <w:b/>
+                <w:bCs/>
+                <w:sz w:val="22"/>
+                <w:szCs w:val="22"/>
+              </w:rPr>
+              <w:t>Use case ID:</w:t>
+            </w:r>
+            <w:r>
+              <w:rPr>
+                <w:rFonts w:ascii="Times New Roman" w:eastAsia="Aptos" w:hAnsi="Times New Roman" w:cs="Times New Roman"/>
+                <w:sz w:val="22"/>
+                <w:szCs w:val="22"/>
+              </w:rPr>
+              <w:t xml:space="preserve"> UC</w:t>
+            </w:r>
+            <w:r>
+              <w:rPr>
+                <w:rFonts w:ascii="Times New Roman" w:eastAsia="Aptos" w:hAnsi="Times New Roman" w:cs="Times New Roman"/>
+                <w:sz w:val="22"/>
+                <w:szCs w:val="22"/>
+              </w:rPr>
+              <w:t>23</w:t>
+            </w:r>
+          </w:p>
+        </w:tc>
+        <w:tc>
+          <w:tcPr>
+            <w:tcW w:w="5323" w:type="dxa"/>
+            <w:tcBorders>
+              <w:top w:val="single" w:sz="2" w:space="0" w:color="000000"/>
+              <w:left w:val="single" w:sz="2" w:space="0" w:color="000000"/>
+              <w:bottom w:val="single" w:sz="2" w:space="0" w:color="000000"/>
+              <w:right w:val="single" w:sz="2" w:space="0" w:color="000000"/>
+            </w:tcBorders>
+            <w:hideMark/>
+          </w:tcPr>
+          <w:p>
+            <w:pPr>
+              <w:spacing w:after="0" w:line="276" w:lineRule="auto"/>
+              <w:rPr>
+                <w:rFonts w:ascii="Times New Roman" w:eastAsia="Aptos" w:hAnsi="Times New Roman" w:cs="Times New Roman"/>
+                <w:sz w:val="22"/>
+                <w:szCs w:val="22"/>
+              </w:rPr>
+            </w:pPr>
+            <w:r>
+              <w:rPr>
+                <w:rFonts w:ascii="Times New Roman" w:eastAsia="Aptos" w:hAnsi="Times New Roman" w:cs="Times New Roman"/>
+                <w:b/>
+                <w:bCs/>
+                <w:sz w:val="22"/>
+                <w:szCs w:val="22"/>
+              </w:rPr>
+              <w:t>Use case:</w:t>
+            </w:r>
+            <w:r>
+              <w:rPr>
+                <w:rFonts w:ascii="Times New Roman" w:eastAsia="Aptos" w:hAnsi="Times New Roman" w:cs="Times New Roman"/>
+                <w:sz w:val="22"/>
+                <w:szCs w:val="22"/>
+              </w:rPr>
+              <w:t xml:space="preserve"> </w:t>
+            </w:r>
+            <w:r>
+              <w:rPr>
+                <w:rFonts w:ascii="Times New Roman" w:eastAsia="Aptos" w:hAnsi="Times New Roman" w:cs="Times New Roman"/>
+                <w:sz w:val="22"/>
+                <w:szCs w:val="22"/>
+              </w:rPr>
+              <w:t>CalculateTax</w:t>
+            </w:r>
+          </w:p>
+        </w:tc>
+      </w:tr>
+      <w:tr>
+        <w:trPr>
+          <w:trHeight w:val="388"/>
+        </w:trPr>
+        <w:tc>
+          <w:tcPr>
+            <w:tcW w:w="10007" w:type="dxa"/>
+            <w:gridSpan w:val="2"/>
+            <w:tcBorders>
+              <w:top w:val="nil"/>
+              <w:left w:val="single" w:sz="2" w:space="0" w:color="000000"/>
+              <w:bottom w:val="single" w:sz="2" w:space="0" w:color="000000"/>
+              <w:right w:val="single" w:sz="2" w:space="0" w:color="000000"/>
+            </w:tcBorders>
+            <w:hideMark/>
+          </w:tcPr>
+          <w:p>
+            <w:pPr>
+              <w:spacing w:after="0" w:line="276" w:lineRule="auto"/>
+              <w:jc w:val="both"/>
+              <w:rPr>
+                <w:rFonts w:ascii="Times New Roman" w:eastAsia="Aptos" w:hAnsi="Times New Roman" w:cs="Times New Roman"/>
+                <w:sz w:val="22"/>
+                <w:szCs w:val="22"/>
+              </w:rPr>
+            </w:pPr>
+            <w:r>
+              <w:rPr>
+                <w:rFonts w:ascii="Times New Roman" w:eastAsia="Aptos" w:hAnsi="Times New Roman" w:cs="Times New Roman"/>
+                <w:b/>
+                <w:bCs/>
+                <w:sz w:val="22"/>
+                <w:szCs w:val="22"/>
+              </w:rPr>
+              <w:t>Brief Description:</w:t>
+            </w:r>
+            <w:r>
+              <w:rPr>
+                <w:rFonts w:ascii="Times New Roman" w:eastAsia="Aptos" w:hAnsi="Times New Roman" w:cs="Times New Roman"/>
+                <w:sz w:val="22"/>
+                <w:szCs w:val="22"/>
+              </w:rPr>
+              <w:t xml:space="preserve"> </w:t>
+            </w:r>
+            <w:r>
+              <w:rPr>
+                <w:rFonts w:ascii="Times New Roman" w:eastAsia="Aptos" w:hAnsi="Times New Roman" w:cs="Times New Roman"/>
+                <w:sz w:val="22"/>
+                <w:szCs w:val="22"/>
+              </w:rPr>
+              <w:t>This use case determines the amount of</w:t>
+            </w:r>
+            <w:r>
+              <w:rPr>
+                <w:rFonts w:ascii="Times New Roman" w:eastAsia="Aptos" w:hAnsi="Times New Roman" w:cs="Times New Roman"/>
+                <w:sz w:val="22"/>
+                <w:szCs w:val="22"/>
+              </w:rPr>
+              <w:t xml:space="preserve"> </w:t>
+            </w:r>
+            <w:r>
+              <w:rPr>
+                <w:rFonts w:ascii="Times New Roman" w:eastAsia="Aptos" w:hAnsi="Times New Roman" w:cs="Times New Roman"/>
+                <w:sz w:val="22"/>
+                <w:szCs w:val="22"/>
+              </w:rPr>
+              <w:t>VAT applicable to each product in the shopping cart. It distinguishes between different categories of goods, such as prescription and non-prescription drugs, which may have different tax rates.</w:t>
+            </w:r>
+          </w:p>
+        </w:tc>
+      </w:tr>
+      <w:tr>
+        <w:trPr>
+          <w:trHeight w:val="291"/>
+        </w:trPr>
+        <w:tc>
+          <w:tcPr>
+            <w:tcW w:w="10007" w:type="dxa"/>
+            <w:gridSpan w:val="2"/>
+            <w:tcBorders>
+              <w:top w:val="nil"/>
+              <w:left w:val="single" w:sz="2" w:space="0" w:color="000000"/>
+              <w:bottom w:val="single" w:sz="2" w:space="0" w:color="000000"/>
+              <w:right w:val="single" w:sz="2" w:space="0" w:color="000000"/>
+            </w:tcBorders>
+            <w:hideMark/>
+          </w:tcPr>
+          <w:p>
+            <w:pPr>
+              <w:spacing w:after="0" w:line="276" w:lineRule="auto"/>
+              <w:rPr>
+                <w:rFonts w:ascii="Times New Roman" w:eastAsia="Aptos" w:hAnsi="Times New Roman" w:cs="Times New Roman"/>
+                <w:b/>
+                <w:bCs/>
+                <w:sz w:val="22"/>
+                <w:szCs w:val="22"/>
+              </w:rPr>
+            </w:pPr>
+            <w:r>
+              <w:rPr>
+                <w:rFonts w:ascii="Times New Roman" w:eastAsia="Aptos" w:hAnsi="Times New Roman" w:cs="Times New Roman"/>
+                <w:b/>
+                <w:bCs/>
+                <w:sz w:val="22"/>
+                <w:szCs w:val="22"/>
+              </w:rPr>
+              <w:t>Primary actors:</w:t>
+            </w:r>
+            <w:r>
+              <w:rPr>
+                <w:rFonts w:ascii="Times New Roman" w:eastAsia="Aptos" w:hAnsi="Times New Roman" w:cs="Times New Roman"/>
+                <w:sz w:val="22"/>
+                <w:szCs w:val="22"/>
+              </w:rPr>
+              <w:t xml:space="preserve"> </w:t>
+            </w:r>
+            <w:r>
+              <w:rPr>
+                <w:rFonts w:ascii="Times New Roman" w:eastAsia="Aptos" w:hAnsi="Times New Roman" w:cs="Times New Roman"/>
+                <w:sz w:val="22"/>
+                <w:szCs w:val="22"/>
+              </w:rPr>
+              <w:t>Unregistered User, Non-commercial Customer</w:t>
+            </w:r>
+          </w:p>
+        </w:tc>
+      </w:tr>
+      <w:tr>
+        <w:trPr>
+          <w:trHeight w:val="291"/>
+        </w:trPr>
+        <w:tc>
+          <w:tcPr>
+            <w:tcW w:w="10007" w:type="dxa"/>
+            <w:gridSpan w:val="2"/>
+            <w:tcBorders>
+              <w:top w:val="nil"/>
+              <w:left w:val="single" w:sz="2" w:space="0" w:color="000000"/>
+              <w:bottom w:val="single" w:sz="2" w:space="0" w:color="000000"/>
+              <w:right w:val="single" w:sz="2" w:space="0" w:color="000000"/>
+            </w:tcBorders>
+            <w:hideMark/>
+          </w:tcPr>
+          <w:p>
+            <w:pPr>
+              <w:spacing w:after="0" w:line="276" w:lineRule="auto"/>
+              <w:rPr>
+                <w:rFonts w:ascii="Times New Roman" w:eastAsia="Aptos" w:hAnsi="Times New Roman" w:cs="Times New Roman"/>
+                <w:sz w:val="22"/>
+                <w:szCs w:val="22"/>
+              </w:rPr>
+            </w:pPr>
+            <w:r>
+              <w:rPr>
+                <w:rFonts w:ascii="Times New Roman" w:eastAsia="Aptos" w:hAnsi="Times New Roman" w:cs="Times New Roman"/>
+                <w:b/>
+                <w:bCs/>
+                <w:sz w:val="22"/>
+                <w:szCs w:val="22"/>
+              </w:rPr>
+              <w:t>Secondary actors:</w:t>
+            </w:r>
+            <w:r>
+              <w:rPr>
+                <w:rFonts w:ascii="Times New Roman" w:eastAsia="Aptos" w:hAnsi="Times New Roman" w:cs="Times New Roman"/>
+                <w:sz w:val="22"/>
+                <w:szCs w:val="22"/>
+              </w:rPr>
+              <w:t xml:space="preserve"> None</w:t>
+            </w:r>
+          </w:p>
+        </w:tc>
+      </w:tr>
+      <w:tr>
+        <w:trPr>
+          <w:trHeight w:val="830"/>
+        </w:trPr>
+        <w:tc>
+          <w:tcPr>
+            <w:tcW w:w="10007" w:type="dxa"/>
+            <w:gridSpan w:val="2"/>
+            <w:tcBorders>
+              <w:top w:val="nil"/>
+              <w:left w:val="single" w:sz="2" w:space="0" w:color="000000"/>
+              <w:bottom w:val="single" w:sz="2" w:space="0" w:color="000000"/>
+              <w:right w:val="single" w:sz="2" w:space="0" w:color="000000"/>
+            </w:tcBorders>
+          </w:tcPr>
+          <w:p>
+            <w:pPr>
+              <w:spacing w:after="0" w:line="276" w:lineRule="auto"/>
+              <w:rPr>
+                <w:rFonts w:ascii="Times New Roman" w:eastAsia="Aptos" w:hAnsi="Times New Roman" w:cs="Times New Roman"/>
+                <w:b/>
+                <w:bCs/>
+                <w:sz w:val="22"/>
+                <w:szCs w:val="22"/>
+              </w:rPr>
+            </w:pPr>
+            <w:r>
+              <w:rPr>
+                <w:rFonts w:ascii="Times New Roman" w:eastAsia="Aptos" w:hAnsi="Times New Roman" w:cs="Times New Roman"/>
+                <w:b/>
+                <w:bCs/>
+                <w:sz w:val="22"/>
+                <w:szCs w:val="22"/>
+              </w:rPr>
+              <w:t>Preconditions:</w:t>
+            </w:r>
+          </w:p>
+          <w:p>
+            <w:pPr>
+              <w:pStyle w:val="ListParagraph"/>
+              <w:numPr>
+                <w:ilvl w:val="0"/>
+                <w:numId w:val="123"/>
+              </w:numPr>
+              <w:spacing w:after="0" w:line="276" w:lineRule="auto"/>
+              <w:rPr>
+                <w:rFonts w:ascii="Times New Roman" w:eastAsia="Aptos" w:hAnsi="Times New Roman" w:cs="Times New Roman"/>
+                <w:sz w:val="22"/>
+                <w:szCs w:val="22"/>
+              </w:rPr>
+            </w:pPr>
+            <w:r>
+              <w:rPr>
+                <w:rFonts w:ascii="Times New Roman" w:eastAsia="Aptos" w:hAnsi="Times New Roman" w:cs="Times New Roman"/>
+                <w:sz w:val="22"/>
+                <w:szCs w:val="22"/>
+              </w:rPr>
+              <w:t>The customer has initiated the Checkout process.</w:t>
+            </w:r>
+          </w:p>
+          <w:p>
+            <w:pPr>
+              <w:pStyle w:val="ListParagraph"/>
+              <w:numPr>
+                <w:ilvl w:val="0"/>
+                <w:numId w:val="123"/>
+              </w:numPr>
+              <w:spacing w:after="0" w:line="276" w:lineRule="auto"/>
+              <w:rPr>
+                <w:rFonts w:ascii="Times New Roman" w:eastAsia="Aptos" w:hAnsi="Times New Roman" w:cs="Times New Roman"/>
+                <w:sz w:val="22"/>
+                <w:szCs w:val="22"/>
+              </w:rPr>
+            </w:pPr>
+            <w:r>
+              <w:rPr>
+                <w:rFonts w:ascii="Times New Roman" w:eastAsia="Aptos" w:hAnsi="Times New Roman" w:cs="Times New Roman"/>
+                <w:sz w:val="22"/>
+                <w:szCs w:val="22"/>
+              </w:rPr>
+              <w:t>The items in the cart have been retrieved with their associated tax category flags from the merchant database.</w:t>
+            </w:r>
+          </w:p>
+        </w:tc>
+      </w:tr>
+      <w:tr>
+        <w:trPr>
+          <w:trHeight w:val="383"/>
+        </w:trPr>
+        <w:tc>
+          <w:tcPr>
+            <w:tcW w:w="10007" w:type="dxa"/>
+            <w:gridSpan w:val="2"/>
+            <w:tcBorders>
+              <w:top w:val="nil"/>
+              <w:left w:val="single" w:sz="2" w:space="0" w:color="000000"/>
+              <w:bottom w:val="single" w:sz="2" w:space="0" w:color="000000"/>
+              <w:right w:val="single" w:sz="2" w:space="0" w:color="000000"/>
+            </w:tcBorders>
+            <w:hideMark/>
+          </w:tcPr>
+          <w:p>
+            <w:pPr>
+              <w:spacing w:after="0" w:line="276" w:lineRule="auto"/>
+              <w:rPr>
+                <w:rFonts w:ascii="Times New Roman" w:eastAsia="Aptos" w:hAnsi="Times New Roman" w:cs="Times New Roman"/>
+                <w:b/>
+                <w:bCs/>
+                <w:sz w:val="22"/>
+                <w:szCs w:val="22"/>
+              </w:rPr>
+            </w:pPr>
+            <w:r>
+              <w:rPr>
+                <w:rFonts w:ascii="Times New Roman" w:eastAsia="Aptos" w:hAnsi="Times New Roman" w:cs="Times New Roman"/>
+                <w:b/>
+                <w:bCs/>
+                <w:sz w:val="22"/>
+                <w:szCs w:val="22"/>
+              </w:rPr>
+              <w:t>Main flow: Not required</w:t>
+            </w:r>
+          </w:p>
+        </w:tc>
+      </w:tr>
+      <w:tr>
+        <w:trPr>
+          <w:trHeight w:val="286"/>
+        </w:trPr>
+        <w:tc>
+          <w:tcPr>
+            <w:tcW w:w="10007" w:type="dxa"/>
+            <w:gridSpan w:val="2"/>
+            <w:tcBorders>
+              <w:top w:val="nil"/>
+              <w:left w:val="single" w:sz="2" w:space="0" w:color="000000"/>
+              <w:bottom w:val="single" w:sz="2" w:space="0" w:color="000000"/>
+              <w:right w:val="single" w:sz="2" w:space="0" w:color="000000"/>
+            </w:tcBorders>
+            <w:hideMark/>
+          </w:tcPr>
+          <w:p>
+            <w:pPr>
+              <w:spacing w:line="276" w:lineRule="auto"/>
+              <w:rPr>
+                <w:rFonts w:ascii="Times New Roman" w:eastAsia="Aptos" w:hAnsi="Times New Roman" w:cs="Times New Roman"/>
+                <w:sz w:val="22"/>
+                <w:szCs w:val="22"/>
+              </w:rPr>
+            </w:pPr>
+            <w:r>
+              <w:rPr>
+                <w:rFonts w:ascii="Times New Roman" w:eastAsia="Aptos" w:hAnsi="Times New Roman" w:cs="Times New Roman"/>
+                <w:b/>
+                <w:bCs/>
+                <w:i/>
+                <w:iCs/>
+                <w:sz w:val="22"/>
+                <w:szCs w:val="22"/>
+              </w:rPr>
+              <w:t>Extension use cases</w:t>
+            </w:r>
+            <w:r>
+              <w:rPr>
+                <w:rFonts w:ascii="Times New Roman" w:eastAsia="Aptos" w:hAnsi="Times New Roman" w:cs="Times New Roman"/>
+                <w:b/>
+                <w:bCs/>
+                <w:sz w:val="22"/>
+                <w:szCs w:val="22"/>
+              </w:rPr>
+              <w:t>:</w:t>
+            </w:r>
+            <w:r>
+              <w:rPr>
+                <w:rFonts w:ascii="Times New Roman" w:eastAsia="Aptos" w:hAnsi="Times New Roman" w:cs="Times New Roman"/>
+                <w:sz w:val="22"/>
+                <w:szCs w:val="22"/>
+              </w:rPr>
+              <w:t xml:space="preserve"> </w:t>
+            </w:r>
+            <w:r>
+              <w:rPr>
+                <w:rFonts w:ascii="Times New Roman" w:eastAsia="Aptos" w:hAnsi="Times New Roman" w:cs="Times New Roman"/>
+                <w:sz w:val="22"/>
+                <w:szCs w:val="22"/>
+              </w:rPr>
+              <w:t>None</w:t>
+            </w:r>
+          </w:p>
+        </w:tc>
+      </w:tr>
+      <w:tr>
+        <w:trPr>
+          <w:trHeight w:val="455"/>
+        </w:trPr>
+        <w:tc>
+          <w:tcPr>
+            <w:tcW w:w="10007" w:type="dxa"/>
+            <w:gridSpan w:val="2"/>
+            <w:tcBorders>
+              <w:top w:val="nil"/>
+              <w:left w:val="single" w:sz="2" w:space="0" w:color="000000"/>
+              <w:bottom w:val="single" w:sz="2" w:space="0" w:color="000000"/>
+              <w:right w:val="single" w:sz="2" w:space="0" w:color="000000"/>
+            </w:tcBorders>
+            <w:hideMark/>
+          </w:tcPr>
+          <w:p>
+            <w:pPr>
+              <w:spacing w:line="276" w:lineRule="auto"/>
+              <w:rPr>
+                <w:rFonts w:ascii="Times New Roman" w:eastAsia="Aptos" w:hAnsi="Times New Roman" w:cs="Times New Roman"/>
+                <w:sz w:val="22"/>
+                <w:szCs w:val="22"/>
+              </w:rPr>
+            </w:pPr>
+            <w:r>
+              <w:rPr>
+                <w:rFonts w:ascii="Times New Roman" w:eastAsia="Aptos" w:hAnsi="Times New Roman" w:cs="Times New Roman"/>
+                <w:b/>
+                <w:bCs/>
+                <w:i/>
+                <w:iCs/>
+                <w:sz w:val="22"/>
+                <w:szCs w:val="22"/>
+              </w:rPr>
+              <w:t>Inclusion use cases:</w:t>
+            </w:r>
+            <w:r>
+              <w:rPr>
+                <w:rFonts w:ascii="Times New Roman" w:eastAsia="Aptos" w:hAnsi="Times New Roman" w:cs="Times New Roman"/>
+                <w:sz w:val="22"/>
+                <w:szCs w:val="22"/>
+              </w:rPr>
+              <w:t xml:space="preserve"> </w:t>
+            </w:r>
+            <w:r>
+              <w:rPr>
+                <w:rFonts w:ascii="Times New Roman" w:eastAsia="Aptos" w:hAnsi="Times New Roman" w:cs="Times New Roman"/>
+                <w:sz w:val="22"/>
+                <w:szCs w:val="22"/>
+              </w:rPr>
+              <w:t>None</w:t>
+            </w:r>
+          </w:p>
+        </w:tc>
+      </w:tr>
+      <w:tr>
+        <w:trPr>
+          <w:trHeight w:val="537"/>
+        </w:trPr>
+        <w:tc>
+          <w:tcPr>
+            <w:tcW w:w="10007" w:type="dxa"/>
+            <w:gridSpan w:val="2"/>
+            <w:tcBorders>
+              <w:top w:val="nil"/>
+              <w:left w:val="single" w:sz="2" w:space="0" w:color="000000"/>
+              <w:bottom w:val="single" w:sz="2" w:space="0" w:color="000000"/>
+              <w:right w:val="single" w:sz="2" w:space="0" w:color="000000"/>
+            </w:tcBorders>
+          </w:tcPr>
+          <w:p>
+            <w:pPr>
+              <w:spacing w:after="0" w:line="276" w:lineRule="auto"/>
+              <w:rPr>
+                <w:rFonts w:ascii="Times New Roman" w:eastAsia="Aptos" w:hAnsi="Times New Roman" w:cs="Times New Roman"/>
+                <w:b/>
+                <w:bCs/>
+                <w:sz w:val="22"/>
+                <w:szCs w:val="22"/>
+              </w:rPr>
+            </w:pPr>
+            <w:r>
+              <w:rPr>
+                <w:rFonts w:ascii="Times New Roman" w:eastAsia="Aptos" w:hAnsi="Times New Roman" w:cs="Times New Roman"/>
+                <w:b/>
+                <w:bCs/>
+                <w:sz w:val="22"/>
+                <w:szCs w:val="22"/>
+              </w:rPr>
+              <w:t xml:space="preserve">Postconditions: </w:t>
+            </w:r>
+          </w:p>
+          <w:p>
+            <w:pPr>
+              <w:pStyle w:val="ListParagraph"/>
+              <w:numPr>
+                <w:ilvl w:val="0"/>
+                <w:numId w:val="124"/>
+              </w:numPr>
+              <w:spacing w:after="0" w:line="276" w:lineRule="auto"/>
+              <w:rPr>
+                <w:rFonts w:ascii="Times New Roman" w:eastAsia="Aptos" w:hAnsi="Times New Roman" w:cs="Times New Roman"/>
+                <w:sz w:val="22"/>
+                <w:szCs w:val="22"/>
+              </w:rPr>
+            </w:pPr>
+            <w:r>
+              <w:rPr>
+                <w:rFonts w:ascii="Times New Roman" w:eastAsia="Aptos" w:hAnsi="Times New Roman" w:cs="Times New Roman"/>
+                <w:sz w:val="22"/>
+                <w:szCs w:val="22"/>
+              </w:rPr>
+              <w:t>The VAT amount for each line item is calculated.</w:t>
+            </w:r>
+          </w:p>
+          <w:p>
+            <w:pPr>
+              <w:pStyle w:val="ListParagraph"/>
+              <w:numPr>
+                <w:ilvl w:val="0"/>
+                <w:numId w:val="124"/>
+              </w:numPr>
+              <w:spacing w:after="0" w:line="276" w:lineRule="auto"/>
+              <w:rPr>
+                <w:rFonts w:ascii="Times New Roman" w:eastAsia="Aptos" w:hAnsi="Times New Roman" w:cs="Times New Roman"/>
+                <w:sz w:val="22"/>
+                <w:szCs w:val="22"/>
+              </w:rPr>
+            </w:pPr>
+            <w:r>
+              <w:rPr>
+                <w:rFonts w:ascii="Times New Roman" w:eastAsia="Aptos" w:hAnsi="Times New Roman" w:cs="Times New Roman"/>
+                <w:sz w:val="22"/>
+                <w:szCs w:val="22"/>
+              </w:rPr>
+              <w:t>The cumulative VAT total is added to the order's final total.</w:t>
+            </w:r>
+          </w:p>
+        </w:tc>
+      </w:tr>
+      <w:tr>
+        <w:trPr>
+          <w:trHeight w:val="585"/>
+        </w:trPr>
+        <w:tc>
+          <w:tcPr>
+            <w:tcW w:w="10007" w:type="dxa"/>
+            <w:gridSpan w:val="2"/>
+            <w:tcBorders>
+              <w:top w:val="nil"/>
+              <w:left w:val="single" w:sz="2" w:space="0" w:color="000000"/>
+              <w:bottom w:val="single" w:sz="2" w:space="0" w:color="000000"/>
+              <w:right w:val="single" w:sz="2" w:space="0" w:color="000000"/>
+            </w:tcBorders>
+            <w:hideMark/>
+          </w:tcPr>
+          <w:p>
+            <w:pPr>
+              <w:spacing w:after="0" w:line="276" w:lineRule="auto"/>
+              <w:rPr>
+                <w:rFonts w:ascii="Times New Roman" w:eastAsia="Aptos" w:hAnsi="Times New Roman" w:cs="Times New Roman"/>
+                <w:sz w:val="22"/>
+                <w:szCs w:val="22"/>
+              </w:rPr>
+            </w:pPr>
+            <w:r>
+              <w:rPr>
+                <w:rFonts w:ascii="Times New Roman" w:eastAsia="Aptos" w:hAnsi="Times New Roman" w:cs="Times New Roman"/>
+                <w:b/>
+                <w:bCs/>
+                <w:sz w:val="22"/>
+                <w:szCs w:val="22"/>
+              </w:rPr>
+              <w:t xml:space="preserve">Alternative flows: </w:t>
+            </w:r>
+            <w:r>
+              <w:rPr>
+                <w:rFonts w:ascii="Times New Roman" w:eastAsia="Aptos" w:hAnsi="Times New Roman" w:cs="Times New Roman"/>
+                <w:sz w:val="22"/>
+                <w:szCs w:val="22"/>
+              </w:rPr>
+              <w:t>None</w:t>
+            </w:r>
+          </w:p>
+        </w:tc>
+      </w:tr>
+    </w:tbl>
+    <w:p/>
+    <w:tbl>
+      <w:tblPr>
+        <w:tblW w:w="10005" w:type="dxa"/>
+        <w:tblInd w:w="55" w:type="dxa"/>
+        <w:tblLayout w:type="fixed"/>
+        <w:tblCellMar>
+          <w:top w:w="55" w:type="dxa"/>
+          <w:left w:w="55" w:type="dxa"/>
+          <w:bottom w:w="55" w:type="dxa"/>
+          <w:right w:w="55" w:type="dxa"/>
+        </w:tblCellMar>
+        <w:tblLook w:val="04A0" w:firstRow="1" w:lastRow="0" w:firstColumn="1" w:lastColumn="0" w:noHBand="0" w:noVBand="1"/>
+      </w:tblPr>
+      <w:tblGrid>
+        <w:gridCol w:w="4683"/>
+        <w:gridCol w:w="5322"/>
+      </w:tblGrid>
+      <w:tr>
+        <w:trPr>
+          <w:trHeight w:val="291"/>
+        </w:trPr>
+        <w:tc>
+          <w:tcPr>
+            <w:tcW w:w="4684" w:type="dxa"/>
+            <w:tcBorders>
+              <w:top w:val="single" w:sz="2" w:space="0" w:color="000000"/>
+              <w:left w:val="single" w:sz="2" w:space="0" w:color="000000"/>
+              <w:bottom w:val="single" w:sz="2" w:space="0" w:color="000000"/>
+              <w:right w:val="single" w:sz="2" w:space="0" w:color="000000"/>
+            </w:tcBorders>
+            <w:hideMark/>
+          </w:tcPr>
+          <w:p>
+            <w:pPr>
+              <w:spacing w:after="0" w:line="276" w:lineRule="auto"/>
+              <w:rPr>
+                <w:rFonts w:ascii="Times New Roman" w:eastAsia="Aptos" w:hAnsi="Times New Roman" w:cs="Times New Roman"/>
+                <w:sz w:val="22"/>
+                <w:szCs w:val="22"/>
+              </w:rPr>
+            </w:pPr>
+            <w:r>
+              <w:rPr>
+                <w:rFonts w:ascii="Times New Roman" w:eastAsia="Aptos" w:hAnsi="Times New Roman" w:cs="Times New Roman"/>
+                <w:b/>
+                <w:bCs/>
+                <w:sz w:val="22"/>
+                <w:szCs w:val="22"/>
+              </w:rPr>
+              <w:t>Use case ID:</w:t>
+            </w:r>
+            <w:r>
+              <w:rPr>
+                <w:rFonts w:ascii="Times New Roman" w:eastAsia="Aptos" w:hAnsi="Times New Roman" w:cs="Times New Roman"/>
+                <w:sz w:val="22"/>
+                <w:szCs w:val="22"/>
+              </w:rPr>
+              <w:t xml:space="preserve"> UC</w:t>
+            </w:r>
+            <w:r>
+              <w:rPr>
+                <w:rFonts w:ascii="Times New Roman" w:eastAsia="Aptos" w:hAnsi="Times New Roman" w:cs="Times New Roman"/>
+                <w:sz w:val="22"/>
+                <w:szCs w:val="22"/>
+              </w:rPr>
+              <w:t>24</w:t>
+            </w:r>
+          </w:p>
+        </w:tc>
+        <w:tc>
+          <w:tcPr>
+            <w:tcW w:w="5323" w:type="dxa"/>
+            <w:tcBorders>
+              <w:top w:val="single" w:sz="2" w:space="0" w:color="000000"/>
+              <w:left w:val="single" w:sz="2" w:space="0" w:color="000000"/>
+              <w:bottom w:val="single" w:sz="2" w:space="0" w:color="000000"/>
+              <w:right w:val="single" w:sz="2" w:space="0" w:color="000000"/>
+            </w:tcBorders>
+            <w:hideMark/>
+          </w:tcPr>
+          <w:p>
+            <w:pPr>
+              <w:spacing w:after="0" w:line="276" w:lineRule="auto"/>
+              <w:rPr>
+                <w:rFonts w:ascii="Times New Roman" w:eastAsia="Aptos" w:hAnsi="Times New Roman" w:cs="Times New Roman"/>
+                <w:sz w:val="22"/>
+                <w:szCs w:val="22"/>
+              </w:rPr>
+            </w:pPr>
+            <w:r>
+              <w:rPr>
+                <w:rFonts w:ascii="Times New Roman" w:eastAsia="Aptos" w:hAnsi="Times New Roman" w:cs="Times New Roman"/>
+                <w:b/>
+                <w:bCs/>
+                <w:sz w:val="22"/>
+                <w:szCs w:val="22"/>
+              </w:rPr>
+              <w:t>Use case:</w:t>
+            </w:r>
+            <w:r>
+              <w:rPr>
+                <w:rFonts w:ascii="Times New Roman" w:eastAsia="Aptos" w:hAnsi="Times New Roman" w:cs="Times New Roman"/>
+                <w:sz w:val="22"/>
+                <w:szCs w:val="22"/>
+              </w:rPr>
+              <w:t xml:space="preserve"> </w:t>
+            </w:r>
+            <w:r>
+              <w:rPr>
+                <w:rFonts w:ascii="Times New Roman" w:eastAsia="Aptos" w:hAnsi="Times New Roman" w:cs="Times New Roman"/>
+                <w:sz w:val="22"/>
+                <w:szCs w:val="22"/>
+              </w:rPr>
+              <w:t>TimeoutPromotion</w:t>
+            </w:r>
+          </w:p>
+        </w:tc>
+      </w:tr>
+      <w:tr>
+        <w:trPr>
+          <w:trHeight w:val="388"/>
+        </w:trPr>
+        <w:tc>
+          <w:tcPr>
+            <w:tcW w:w="10007" w:type="dxa"/>
+            <w:gridSpan w:val="2"/>
+            <w:tcBorders>
+              <w:top w:val="nil"/>
+              <w:left w:val="single" w:sz="2" w:space="0" w:color="000000"/>
+              <w:bottom w:val="single" w:sz="2" w:space="0" w:color="000000"/>
+              <w:right w:val="single" w:sz="2" w:space="0" w:color="000000"/>
+            </w:tcBorders>
+            <w:hideMark/>
+          </w:tcPr>
+          <w:p>
+            <w:pPr>
+              <w:tabs>
+                <w:tab w:val="left" w:pos="2445"/>
+              </w:tabs>
+              <w:spacing w:after="0" w:line="276" w:lineRule="auto"/>
+              <w:jc w:val="both"/>
+              <w:rPr>
+                <w:rFonts w:ascii="Times New Roman" w:eastAsia="Aptos" w:hAnsi="Times New Roman" w:cs="Times New Roman"/>
+                <w:sz w:val="22"/>
+                <w:szCs w:val="22"/>
+              </w:rPr>
+            </w:pPr>
+            <w:r>
+              <w:rPr>
+                <w:rFonts w:ascii="Times New Roman" w:eastAsia="Aptos" w:hAnsi="Times New Roman" w:cs="Times New Roman"/>
+                <w:b/>
+                <w:bCs/>
+                <w:sz w:val="22"/>
+                <w:szCs w:val="22"/>
+              </w:rPr>
+              <w:t>Brief Description:</w:t>
+            </w:r>
+            <w:r>
+              <w:rPr>
+                <w:rFonts w:ascii="Times New Roman" w:eastAsia="Aptos" w:hAnsi="Times New Roman" w:cs="Times New Roman"/>
+                <w:sz w:val="22"/>
+                <w:szCs w:val="22"/>
+              </w:rPr>
+              <w:t xml:space="preserve"> This use case automatically monitors and deactivates promotional campaigns once their end date or time has passed. It ensures that the merchant catalogue and checkout calculations reflect current, valid pricing by updating the promotion status in the database.</w:t>
+            </w:r>
+          </w:p>
+        </w:tc>
+      </w:tr>
+      <w:tr>
+        <w:trPr>
+          <w:trHeight w:val="291"/>
+        </w:trPr>
+        <w:tc>
+          <w:tcPr>
+            <w:tcW w:w="10007" w:type="dxa"/>
+            <w:gridSpan w:val="2"/>
+            <w:tcBorders>
+              <w:top w:val="nil"/>
+              <w:left w:val="single" w:sz="2" w:space="0" w:color="000000"/>
+              <w:bottom w:val="single" w:sz="2" w:space="0" w:color="000000"/>
+              <w:right w:val="single" w:sz="2" w:space="0" w:color="000000"/>
+            </w:tcBorders>
+            <w:hideMark/>
+          </w:tcPr>
+          <w:p>
+            <w:pPr>
+              <w:spacing w:after="0" w:line="276" w:lineRule="auto"/>
+              <w:rPr>
+                <w:rFonts w:ascii="Times New Roman" w:eastAsia="Aptos" w:hAnsi="Times New Roman" w:cs="Times New Roman"/>
+                <w:b/>
+                <w:bCs/>
+                <w:sz w:val="22"/>
+                <w:szCs w:val="22"/>
+              </w:rPr>
+            </w:pPr>
+            <w:r>
+              <w:rPr>
+                <w:rFonts w:ascii="Times New Roman" w:eastAsia="Aptos" w:hAnsi="Times New Roman" w:cs="Times New Roman"/>
+                <w:b/>
+                <w:bCs/>
+                <w:sz w:val="22"/>
+                <w:szCs w:val="22"/>
+              </w:rPr>
+              <w:t>Primary actors:</w:t>
+            </w:r>
+            <w:r>
+              <w:rPr>
+                <w:rFonts w:ascii="Times New Roman" w:eastAsia="Aptos" w:hAnsi="Times New Roman" w:cs="Times New Roman"/>
+                <w:sz w:val="22"/>
+                <w:szCs w:val="22"/>
+              </w:rPr>
+              <w:t xml:space="preserve"> </w:t>
+            </w:r>
+            <w:r>
+              <w:rPr>
+                <w:rFonts w:ascii="Times New Roman" w:eastAsia="Aptos" w:hAnsi="Times New Roman" w:cs="Times New Roman"/>
+                <w:sz w:val="22"/>
+                <w:szCs w:val="22"/>
+              </w:rPr>
+              <w:t>Time</w:t>
+            </w:r>
+          </w:p>
+        </w:tc>
+      </w:tr>
+      <w:tr>
+        <w:trPr>
+          <w:trHeight w:val="291"/>
+        </w:trPr>
+        <w:tc>
+          <w:tcPr>
+            <w:tcW w:w="10007" w:type="dxa"/>
+            <w:gridSpan w:val="2"/>
+            <w:tcBorders>
+              <w:top w:val="nil"/>
+              <w:left w:val="single" w:sz="2" w:space="0" w:color="000000"/>
+              <w:bottom w:val="single" w:sz="2" w:space="0" w:color="000000"/>
+              <w:right w:val="single" w:sz="2" w:space="0" w:color="000000"/>
+            </w:tcBorders>
+            <w:hideMark/>
+          </w:tcPr>
+          <w:p>
+            <w:pPr>
+              <w:spacing w:after="0" w:line="276" w:lineRule="auto"/>
+              <w:rPr>
+                <w:rFonts w:ascii="Times New Roman" w:eastAsia="Aptos" w:hAnsi="Times New Roman" w:cs="Times New Roman"/>
+                <w:sz w:val="22"/>
+                <w:szCs w:val="22"/>
+              </w:rPr>
+            </w:pPr>
+            <w:r>
+              <w:rPr>
+                <w:rFonts w:ascii="Times New Roman" w:eastAsia="Aptos" w:hAnsi="Times New Roman" w:cs="Times New Roman"/>
+                <w:b/>
+                <w:bCs/>
+                <w:sz w:val="22"/>
+                <w:szCs w:val="22"/>
+              </w:rPr>
+              <w:t>Secondary actors:</w:t>
+            </w:r>
+            <w:r>
+              <w:rPr>
+                <w:rFonts w:ascii="Times New Roman" w:eastAsia="Aptos" w:hAnsi="Times New Roman" w:cs="Times New Roman"/>
+                <w:sz w:val="22"/>
+                <w:szCs w:val="22"/>
+              </w:rPr>
+              <w:t xml:space="preserve"> None</w:t>
+            </w:r>
+          </w:p>
+        </w:tc>
+      </w:tr>
+      <w:tr>
+        <w:trPr>
+          <w:trHeight w:val="830"/>
+        </w:trPr>
+        <w:tc>
+          <w:tcPr>
+            <w:tcW w:w="10007" w:type="dxa"/>
+            <w:gridSpan w:val="2"/>
+            <w:tcBorders>
+              <w:top w:val="nil"/>
+              <w:left w:val="single" w:sz="2" w:space="0" w:color="000000"/>
+              <w:bottom w:val="single" w:sz="2" w:space="0" w:color="000000"/>
+              <w:right w:val="single" w:sz="2" w:space="0" w:color="000000"/>
+            </w:tcBorders>
+          </w:tcPr>
+          <w:p>
+            <w:pPr>
+              <w:spacing w:after="0" w:line="276" w:lineRule="auto"/>
+              <w:rPr>
+                <w:rFonts w:ascii="Times New Roman" w:eastAsia="Aptos" w:hAnsi="Times New Roman" w:cs="Times New Roman"/>
+                <w:b/>
+                <w:bCs/>
+                <w:sz w:val="22"/>
+                <w:szCs w:val="22"/>
+              </w:rPr>
+            </w:pPr>
+            <w:r>
+              <w:rPr>
+                <w:rFonts w:ascii="Times New Roman" w:eastAsia="Aptos" w:hAnsi="Times New Roman" w:cs="Times New Roman"/>
+                <w:b/>
+                <w:bCs/>
+                <w:sz w:val="22"/>
+                <w:szCs w:val="22"/>
+              </w:rPr>
+              <w:t>Preconditions:</w:t>
+            </w:r>
+          </w:p>
+          <w:p>
+            <w:pPr>
+              <w:pStyle w:val="ListParagraph"/>
+              <w:numPr>
+                <w:ilvl w:val="0"/>
+                <w:numId w:val="125"/>
+              </w:numPr>
+              <w:spacing w:after="0" w:line="276" w:lineRule="auto"/>
+              <w:rPr>
+                <w:rFonts w:ascii="Times New Roman" w:eastAsia="Aptos" w:hAnsi="Times New Roman" w:cs="Times New Roman"/>
+                <w:sz w:val="22"/>
+                <w:szCs w:val="22"/>
+              </w:rPr>
+            </w:pPr>
+            <w:r>
+              <w:rPr>
+                <w:rFonts w:ascii="Times New Roman" w:eastAsia="Aptos" w:hAnsi="Times New Roman" w:cs="Times New Roman"/>
+                <w:sz w:val="22"/>
+                <w:szCs w:val="22"/>
+              </w:rPr>
+              <w:t>The IPOS-PU system is operational and the scheduler is running.</w:t>
+            </w:r>
+          </w:p>
+          <w:p>
+            <w:pPr>
+              <w:pStyle w:val="ListParagraph"/>
+              <w:numPr>
+                <w:ilvl w:val="0"/>
+                <w:numId w:val="125"/>
+              </w:numPr>
+              <w:spacing w:after="0" w:line="276" w:lineRule="auto"/>
+              <w:rPr>
+                <w:rFonts w:ascii="Times New Roman" w:eastAsia="Aptos" w:hAnsi="Times New Roman" w:cs="Times New Roman"/>
+                <w:sz w:val="22"/>
+                <w:szCs w:val="22"/>
+              </w:rPr>
+            </w:pPr>
+            <w:r>
+              <w:rPr>
+                <w:rFonts w:ascii="Times New Roman" w:eastAsia="Aptos" w:hAnsi="Times New Roman" w:cs="Times New Roman"/>
+                <w:sz w:val="22"/>
+                <w:szCs w:val="22"/>
+              </w:rPr>
+              <w:t>Promotional data (start/end times) has been loaded into the system from the merchant database.</w:t>
+            </w:r>
+          </w:p>
+        </w:tc>
+      </w:tr>
+      <w:tr>
+        <w:trPr>
+          <w:trHeight w:val="383"/>
+        </w:trPr>
+        <w:tc>
+          <w:tcPr>
+            <w:tcW w:w="10007" w:type="dxa"/>
+            <w:gridSpan w:val="2"/>
+            <w:tcBorders>
+              <w:top w:val="nil"/>
+              <w:left w:val="single" w:sz="2" w:space="0" w:color="000000"/>
+              <w:bottom w:val="single" w:sz="2" w:space="0" w:color="000000"/>
+              <w:right w:val="single" w:sz="2" w:space="0" w:color="000000"/>
+            </w:tcBorders>
+            <w:hideMark/>
+          </w:tcPr>
+          <w:p>
+            <w:pPr>
+              <w:spacing w:after="0" w:line="276" w:lineRule="auto"/>
+              <w:rPr>
+                <w:rFonts w:ascii="Times New Roman" w:eastAsia="Aptos" w:hAnsi="Times New Roman" w:cs="Times New Roman"/>
+                <w:b/>
+                <w:bCs/>
+                <w:sz w:val="22"/>
+                <w:szCs w:val="22"/>
+              </w:rPr>
+            </w:pPr>
+            <w:r>
+              <w:rPr>
+                <w:rFonts w:ascii="Times New Roman" w:eastAsia="Aptos" w:hAnsi="Times New Roman" w:cs="Times New Roman"/>
+                <w:b/>
+                <w:bCs/>
+                <w:sz w:val="22"/>
+                <w:szCs w:val="22"/>
+              </w:rPr>
+              <w:lastRenderedPageBreak/>
+              <w:t>Main flow: Not required</w:t>
+            </w:r>
+          </w:p>
+        </w:tc>
+      </w:tr>
+      <w:tr>
+        <w:trPr>
+          <w:trHeight w:val="286"/>
+        </w:trPr>
+        <w:tc>
+          <w:tcPr>
+            <w:tcW w:w="10007" w:type="dxa"/>
+            <w:gridSpan w:val="2"/>
+            <w:tcBorders>
+              <w:top w:val="nil"/>
+              <w:left w:val="single" w:sz="2" w:space="0" w:color="000000"/>
+              <w:bottom w:val="single" w:sz="2" w:space="0" w:color="000000"/>
+              <w:right w:val="single" w:sz="2" w:space="0" w:color="000000"/>
+            </w:tcBorders>
+            <w:hideMark/>
+          </w:tcPr>
+          <w:p>
+            <w:pPr>
+              <w:spacing w:line="276" w:lineRule="auto"/>
+              <w:rPr>
+                <w:rFonts w:ascii="Times New Roman" w:eastAsia="Aptos" w:hAnsi="Times New Roman" w:cs="Times New Roman"/>
+                <w:sz w:val="22"/>
+                <w:szCs w:val="22"/>
+              </w:rPr>
+            </w:pPr>
+            <w:r>
+              <w:rPr>
+                <w:rFonts w:ascii="Times New Roman" w:eastAsia="Aptos" w:hAnsi="Times New Roman" w:cs="Times New Roman"/>
+                <w:b/>
+                <w:bCs/>
+                <w:i/>
+                <w:iCs/>
+                <w:sz w:val="22"/>
+                <w:szCs w:val="22"/>
+              </w:rPr>
+              <w:t>Extension use cases</w:t>
+            </w:r>
+            <w:r>
+              <w:rPr>
+                <w:rFonts w:ascii="Times New Roman" w:eastAsia="Aptos" w:hAnsi="Times New Roman" w:cs="Times New Roman"/>
+                <w:b/>
+                <w:bCs/>
+                <w:sz w:val="22"/>
+                <w:szCs w:val="22"/>
+              </w:rPr>
+              <w:t>:</w:t>
+            </w:r>
+            <w:r>
+              <w:rPr>
+                <w:rFonts w:ascii="Times New Roman" w:eastAsia="Aptos" w:hAnsi="Times New Roman" w:cs="Times New Roman"/>
+                <w:sz w:val="22"/>
+                <w:szCs w:val="22"/>
+              </w:rPr>
+              <w:t xml:space="preserve"> </w:t>
+            </w:r>
+            <w:r>
+              <w:rPr>
+                <w:rFonts w:ascii="Times New Roman" w:eastAsia="Aptos" w:hAnsi="Times New Roman" w:cs="Times New Roman"/>
+                <w:sz w:val="22"/>
+                <w:szCs w:val="22"/>
+              </w:rPr>
+              <w:t>None</w:t>
+            </w:r>
+          </w:p>
+        </w:tc>
+      </w:tr>
+      <w:tr>
+        <w:trPr>
+          <w:trHeight w:val="455"/>
+        </w:trPr>
+        <w:tc>
+          <w:tcPr>
+            <w:tcW w:w="10007" w:type="dxa"/>
+            <w:gridSpan w:val="2"/>
+            <w:tcBorders>
+              <w:top w:val="nil"/>
+              <w:left w:val="single" w:sz="2" w:space="0" w:color="000000"/>
+              <w:bottom w:val="single" w:sz="2" w:space="0" w:color="000000"/>
+              <w:right w:val="single" w:sz="2" w:space="0" w:color="000000"/>
+            </w:tcBorders>
+            <w:hideMark/>
+          </w:tcPr>
+          <w:p>
+            <w:pPr>
+              <w:spacing w:line="276" w:lineRule="auto"/>
+              <w:rPr>
+                <w:rFonts w:ascii="Times New Roman" w:eastAsia="Aptos" w:hAnsi="Times New Roman" w:cs="Times New Roman"/>
+                <w:sz w:val="22"/>
+                <w:szCs w:val="22"/>
+              </w:rPr>
+            </w:pPr>
+            <w:r>
+              <w:rPr>
+                <w:rFonts w:ascii="Times New Roman" w:eastAsia="Aptos" w:hAnsi="Times New Roman" w:cs="Times New Roman"/>
+                <w:b/>
+                <w:bCs/>
+                <w:i/>
+                <w:iCs/>
+                <w:sz w:val="22"/>
+                <w:szCs w:val="22"/>
+              </w:rPr>
+              <w:t>Inclusion use cases:</w:t>
+            </w:r>
+            <w:r>
+              <w:rPr>
+                <w:rFonts w:ascii="Times New Roman" w:eastAsia="Aptos" w:hAnsi="Times New Roman" w:cs="Times New Roman"/>
+                <w:sz w:val="22"/>
+                <w:szCs w:val="22"/>
+              </w:rPr>
+              <w:t xml:space="preserve"> </w:t>
+            </w:r>
+          </w:p>
+          <w:p>
+            <w:pPr>
+              <w:pStyle w:val="ListParagraph"/>
+              <w:numPr>
+                <w:ilvl w:val="0"/>
+                <w:numId w:val="127"/>
+              </w:numPr>
+              <w:spacing w:line="276" w:lineRule="auto"/>
+              <w:rPr>
+                <w:rFonts w:ascii="Times New Roman" w:eastAsia="Aptos" w:hAnsi="Times New Roman" w:cs="Times New Roman"/>
+                <w:sz w:val="22"/>
+                <w:szCs w:val="22"/>
+              </w:rPr>
+            </w:pPr>
+            <w:r>
+              <w:rPr>
+                <w:rFonts w:ascii="Times New Roman" w:eastAsia="Aptos" w:hAnsi="Times New Roman" w:cs="Times New Roman"/>
+                <w:sz w:val="22"/>
+                <w:szCs w:val="22"/>
+              </w:rPr>
+              <w:t>Access/UpdatePromotionData</w:t>
+            </w:r>
+          </w:p>
+        </w:tc>
+      </w:tr>
+      <w:tr>
+        <w:trPr>
+          <w:trHeight w:val="537"/>
+        </w:trPr>
+        <w:tc>
+          <w:tcPr>
+            <w:tcW w:w="10007" w:type="dxa"/>
+            <w:gridSpan w:val="2"/>
+            <w:tcBorders>
+              <w:top w:val="nil"/>
+              <w:left w:val="single" w:sz="2" w:space="0" w:color="000000"/>
+              <w:bottom w:val="single" w:sz="2" w:space="0" w:color="000000"/>
+              <w:right w:val="single" w:sz="2" w:space="0" w:color="000000"/>
+            </w:tcBorders>
+          </w:tcPr>
+          <w:p>
+            <w:pPr>
+              <w:spacing w:after="0" w:line="276" w:lineRule="auto"/>
+              <w:rPr>
+                <w:rFonts w:ascii="Times New Roman" w:eastAsia="Aptos" w:hAnsi="Times New Roman" w:cs="Times New Roman"/>
+                <w:b/>
+                <w:bCs/>
+                <w:sz w:val="22"/>
+                <w:szCs w:val="22"/>
+              </w:rPr>
+            </w:pPr>
+            <w:r>
+              <w:rPr>
+                <w:rFonts w:ascii="Times New Roman" w:eastAsia="Aptos" w:hAnsi="Times New Roman" w:cs="Times New Roman"/>
+                <w:b/>
+                <w:bCs/>
+                <w:sz w:val="22"/>
+                <w:szCs w:val="22"/>
+              </w:rPr>
+              <w:t xml:space="preserve">Postconditions: </w:t>
+            </w:r>
+          </w:p>
+          <w:p>
+            <w:pPr>
+              <w:pStyle w:val="ListParagraph"/>
+              <w:numPr>
+                <w:ilvl w:val="0"/>
+                <w:numId w:val="126"/>
+              </w:numPr>
+              <w:spacing w:after="0" w:line="276" w:lineRule="auto"/>
+              <w:rPr>
+                <w:rFonts w:ascii="Times New Roman" w:eastAsia="Aptos" w:hAnsi="Times New Roman" w:cs="Times New Roman"/>
+                <w:sz w:val="22"/>
+                <w:szCs w:val="22"/>
+              </w:rPr>
+            </w:pPr>
+            <w:r>
+              <w:rPr>
+                <w:rFonts w:ascii="Times New Roman" w:eastAsia="Aptos" w:hAnsi="Times New Roman" w:cs="Times New Roman"/>
+                <w:sz w:val="22"/>
+                <w:szCs w:val="22"/>
+              </w:rPr>
+              <w:t>Expired promotions are marked as "Inactive."</w:t>
+            </w:r>
+          </w:p>
+          <w:p>
+            <w:pPr>
+              <w:pStyle w:val="ListParagraph"/>
+              <w:numPr>
+                <w:ilvl w:val="0"/>
+                <w:numId w:val="126"/>
+              </w:numPr>
+              <w:spacing w:after="0" w:line="276" w:lineRule="auto"/>
+              <w:rPr>
+                <w:rFonts w:ascii="Times New Roman" w:eastAsia="Aptos" w:hAnsi="Times New Roman" w:cs="Times New Roman"/>
+                <w:sz w:val="22"/>
+                <w:szCs w:val="22"/>
+              </w:rPr>
+            </w:pPr>
+            <w:r>
+              <w:rPr>
+                <w:rFonts w:ascii="Times New Roman" w:eastAsia="Aptos" w:hAnsi="Times New Roman" w:cs="Times New Roman"/>
+                <w:sz w:val="22"/>
+                <w:szCs w:val="22"/>
+              </w:rPr>
+              <w:t>The product catalogue immediately reverts to standard pricing for the affected items.</w:t>
+            </w:r>
+          </w:p>
+          <w:p>
+            <w:pPr>
+              <w:pStyle w:val="ListParagraph"/>
+              <w:numPr>
+                <w:ilvl w:val="0"/>
+                <w:numId w:val="126"/>
+              </w:numPr>
+              <w:spacing w:after="0" w:line="276" w:lineRule="auto"/>
+              <w:rPr>
+                <w:rFonts w:ascii="Times New Roman" w:eastAsia="Aptos" w:hAnsi="Times New Roman" w:cs="Times New Roman"/>
+                <w:sz w:val="22"/>
+                <w:szCs w:val="22"/>
+              </w:rPr>
+            </w:pPr>
+            <w:r>
+              <w:rPr>
+                <w:rFonts w:ascii="Times New Roman" w:eastAsia="Aptos" w:hAnsi="Times New Roman" w:cs="Times New Roman"/>
+                <w:sz w:val="22"/>
+                <w:szCs w:val="22"/>
+              </w:rPr>
+              <w:t>Active user sessions are notified if a promotion expires while they are browsing</w:t>
+            </w:r>
+            <w:r>
+              <w:rPr>
+                <w:rFonts w:ascii="Times New Roman" w:eastAsia="Aptos" w:hAnsi="Times New Roman" w:cs="Times New Roman"/>
+                <w:sz w:val="22"/>
+                <w:szCs w:val="22"/>
+              </w:rPr>
+              <w:t>.</w:t>
+            </w:r>
+          </w:p>
+        </w:tc>
+      </w:tr>
+      <w:tr>
+        <w:trPr>
+          <w:trHeight w:val="585"/>
+        </w:trPr>
+        <w:tc>
+          <w:tcPr>
+            <w:tcW w:w="10007" w:type="dxa"/>
+            <w:gridSpan w:val="2"/>
+            <w:tcBorders>
+              <w:top w:val="nil"/>
+              <w:left w:val="single" w:sz="2" w:space="0" w:color="000000"/>
+              <w:bottom w:val="single" w:sz="2" w:space="0" w:color="000000"/>
+              <w:right w:val="single" w:sz="2" w:space="0" w:color="000000"/>
+            </w:tcBorders>
+            <w:hideMark/>
+          </w:tcPr>
+          <w:p>
+            <w:pPr>
+              <w:spacing w:after="0" w:line="276" w:lineRule="auto"/>
+              <w:rPr>
+                <w:rFonts w:ascii="Times New Roman" w:eastAsia="Aptos" w:hAnsi="Times New Roman" w:cs="Times New Roman"/>
+                <w:sz w:val="22"/>
+                <w:szCs w:val="22"/>
+              </w:rPr>
+            </w:pPr>
+            <w:r>
+              <w:rPr>
+                <w:rFonts w:ascii="Times New Roman" w:eastAsia="Aptos" w:hAnsi="Times New Roman" w:cs="Times New Roman"/>
+                <w:b/>
+                <w:bCs/>
+                <w:sz w:val="22"/>
+                <w:szCs w:val="22"/>
+              </w:rPr>
+              <w:t xml:space="preserve">Alternative flows: </w:t>
+            </w:r>
+            <w:r>
+              <w:rPr>
+                <w:rFonts w:ascii="Times New Roman" w:eastAsia="Aptos" w:hAnsi="Times New Roman" w:cs="Times New Roman"/>
+                <w:sz w:val="22"/>
+                <w:szCs w:val="22"/>
+              </w:rPr>
+              <w:t>None</w:t>
             </w:r>
           </w:p>
         </w:tc>
@@ -13816,7 +16929,6 @@
               </w:rPr>
               <w:t xml:space="preserve"> </w:t>
             </w:r>
-            <w:proofErr w:type="spellStart"/>
             <w:r>
               <w:rPr>
                 <w:rFonts w:asciiTheme="majorBidi" w:hAnsiTheme="majorBidi" w:cstheme="majorBidi"/>
@@ -13825,7 +16937,6 @@
               </w:rPr>
               <w:t>GenerateReport</w:t>
             </w:r>
-            <w:proofErr w:type="spellEnd"/>
           </w:p>
         </w:tc>
       </w:tr>
@@ -13877,25 +16988,7 @@
                 <w:sz w:val="22"/>
                 <w:szCs w:val="22"/>
               </w:rPr>
-              <w:t xml:space="preserve">This use case allows the </w:t>
-            </w:r>
-            <w:proofErr w:type="gramStart"/>
-            <w:r>
-              <w:rPr>
-                <w:rFonts w:asciiTheme="majorBidi" w:hAnsiTheme="majorBidi" w:cstheme="majorBidi"/>
-                <w:sz w:val="22"/>
-                <w:szCs w:val="22"/>
-              </w:rPr>
-              <w:t>Admin</w:t>
-            </w:r>
-            <w:proofErr w:type="gramEnd"/>
-            <w:r>
-              <w:rPr>
-                <w:rFonts w:asciiTheme="majorBidi" w:hAnsiTheme="majorBidi" w:cstheme="majorBidi"/>
-                <w:sz w:val="22"/>
-                <w:szCs w:val="22"/>
-              </w:rPr>
-              <w:t xml:space="preserve"> to request and view various reports from the system database, specifically focusing on sales data and advertising campaign performance. The report is visualized on the screen and can be printed on demand.</w:t>
+              <w:t>This use case allows the Admin to request and view various reports from the system database, specifically focusing on sales data and advertising campaign performance. The report is visualized on the screen and can be printed on demand.</w:t>
             </w:r>
           </w:p>
         </w:tc>
@@ -14062,25 +17155,7 @@
                 <w:sz w:val="22"/>
                 <w:szCs w:val="22"/>
               </w:rPr>
-              <w:t xml:space="preserve">The </w:t>
-            </w:r>
-            <w:proofErr w:type="gramStart"/>
-            <w:r>
-              <w:rPr>
-                <w:rFonts w:asciiTheme="majorBidi" w:hAnsiTheme="majorBidi" w:cstheme="majorBidi"/>
-                <w:sz w:val="22"/>
-                <w:szCs w:val="22"/>
-              </w:rPr>
-              <w:t>Admin</w:t>
-            </w:r>
-            <w:proofErr w:type="gramEnd"/>
-            <w:r>
-              <w:rPr>
-                <w:rFonts w:asciiTheme="majorBidi" w:hAnsiTheme="majorBidi" w:cstheme="majorBidi"/>
-                <w:sz w:val="22"/>
-                <w:szCs w:val="22"/>
-              </w:rPr>
-              <w:t xml:space="preserve"> has successfully logged into the IPOS-PU system.</w:t>
+              <w:t>The Admin has successfully logged into the IPOS-PU system.</w:t>
             </w:r>
           </w:p>
           <w:p>
@@ -14141,7 +17216,6 @@
                 <w:sz w:val="22"/>
                 <w:szCs w:val="22"/>
               </w:rPr>
-              <w:lastRenderedPageBreak/>
               <w:t>Main flow: Not required</w:t>
             </w:r>
           </w:p>
@@ -14203,7 +17277,6 @@
                 <w:szCs w:val="22"/>
               </w:rPr>
             </w:pPr>
-            <w:proofErr w:type="spellStart"/>
             <w:r>
               <w:rPr>
                 <w:rFonts w:asciiTheme="majorBidi" w:hAnsiTheme="majorBidi" w:cstheme="majorBidi"/>
@@ -14212,7 +17285,6 @@
               </w:rPr>
               <w:t>RecordClick</w:t>
             </w:r>
-            <w:proofErr w:type="spellEnd"/>
           </w:p>
           <w:p>
             <w:pPr>
@@ -14227,7 +17299,6 @@
                 <w:szCs w:val="22"/>
               </w:rPr>
             </w:pPr>
-            <w:proofErr w:type="spellStart"/>
             <w:r>
               <w:rPr>
                 <w:rFonts w:asciiTheme="majorBidi" w:hAnsiTheme="majorBidi" w:cstheme="majorBidi"/>
@@ -14236,7 +17307,6 @@
               </w:rPr>
               <w:t>RecordSale</w:t>
             </w:r>
-            <w:proofErr w:type="spellEnd"/>
           </w:p>
         </w:tc>
       </w:tr>
@@ -14498,6 +17568,7 @@
                 <w:sz w:val="22"/>
                 <w:szCs w:val="22"/>
               </w:rPr>
+              <w:lastRenderedPageBreak/>
               <w:t>Use case ID:</w:t>
             </w:r>
             <w:r>
@@ -14555,7 +17626,6 @@
               </w:rPr>
               <w:t xml:space="preserve"> </w:t>
             </w:r>
-            <w:proofErr w:type="spellStart"/>
             <w:r>
               <w:rPr>
                 <w:rFonts w:asciiTheme="majorBidi" w:hAnsiTheme="majorBidi" w:cstheme="majorBidi"/>
@@ -14564,7 +17634,6 @@
               </w:rPr>
               <w:t>AddProductToBasket</w:t>
             </w:r>
-            <w:proofErr w:type="spellEnd"/>
           </w:p>
         </w:tc>
       </w:tr>
@@ -15219,7 +18288,6 @@
               </w:rPr>
               <w:t xml:space="preserve"> </w:t>
             </w:r>
-            <w:proofErr w:type="spellStart"/>
             <w:r>
               <w:rPr>
                 <w:rFonts w:asciiTheme="majorBidi" w:hAnsiTheme="majorBidi" w:cstheme="majorBidi"/>
@@ -15228,7 +18296,6 @@
               </w:rPr>
               <w:t>ConfirmOrder</w:t>
             </w:r>
-            <w:proofErr w:type="spellEnd"/>
           </w:p>
         </w:tc>
       </w:tr>
@@ -15264,7 +18331,6 @@
                 <w:sz w:val="22"/>
                 <w:szCs w:val="22"/>
               </w:rPr>
-              <w:lastRenderedPageBreak/>
               <w:t>Brief Description:</w:t>
             </w:r>
             <w:r>
@@ -15709,25 +18775,7 @@
                 <w:sz w:val="22"/>
                 <w:szCs w:val="22"/>
               </w:rPr>
-              <w:t xml:space="preserve">The system is ready to trigger the </w:t>
-            </w:r>
-            <w:proofErr w:type="spellStart"/>
-            <w:r>
-              <w:rPr>
-                <w:rFonts w:asciiTheme="majorBidi" w:hAnsiTheme="majorBidi" w:cstheme="majorBidi"/>
-                <w:sz w:val="22"/>
-                <w:szCs w:val="22"/>
-              </w:rPr>
-              <w:t>ConfirmPayment</w:t>
-            </w:r>
-            <w:proofErr w:type="spellEnd"/>
-            <w:r>
-              <w:rPr>
-                <w:rFonts w:asciiTheme="majorBidi" w:hAnsiTheme="majorBidi" w:cstheme="majorBidi"/>
-                <w:sz w:val="22"/>
-                <w:szCs w:val="22"/>
-              </w:rPr>
-              <w:t xml:space="preserve"> extension point via the Payment Processor.</w:t>
+              <w:t>The system is ready to trigger the ConfirmPayment extension point via the Payment Processor.</w:t>
             </w:r>
           </w:p>
         </w:tc>
@@ -15801,6 +18849,7 @@
                 <w:sz w:val="22"/>
                 <w:szCs w:val="22"/>
               </w:rPr>
+              <w:lastRenderedPageBreak/>
               <w:t>Stock Update</w:t>
             </w:r>
           </w:p>
@@ -15913,7 +18962,6 @@
               </w:rPr>
               <w:t xml:space="preserve"> </w:t>
             </w:r>
-            <w:proofErr w:type="spellStart"/>
             <w:r>
               <w:rPr>
                 <w:rFonts w:asciiTheme="majorBidi" w:hAnsiTheme="majorBidi" w:cstheme="majorBidi"/>
@@ -15922,7 +18970,6 @@
               </w:rPr>
               <w:t>ConfirmPayment</w:t>
             </w:r>
-            <w:proofErr w:type="spellEnd"/>
           </w:p>
         </w:tc>
       </w:tr>
@@ -16525,25 +19572,7 @@
                 <w:sz w:val="22"/>
                 <w:szCs w:val="22"/>
               </w:rPr>
-              <w:t xml:space="preserve">An automated confirmation email is sent via the </w:t>
-            </w:r>
-            <w:proofErr w:type="spellStart"/>
-            <w:r>
-              <w:rPr>
-                <w:rFonts w:asciiTheme="majorBidi" w:hAnsiTheme="majorBidi" w:cstheme="majorBidi"/>
-                <w:sz w:val="22"/>
-                <w:szCs w:val="22"/>
-              </w:rPr>
-              <w:t>SMTP_Notification</w:t>
-            </w:r>
-            <w:proofErr w:type="spellEnd"/>
-            <w:r>
-              <w:rPr>
-                <w:rFonts w:asciiTheme="majorBidi" w:hAnsiTheme="majorBidi" w:cstheme="majorBidi"/>
-                <w:sz w:val="22"/>
-                <w:szCs w:val="22"/>
-              </w:rPr>
-              <w:t xml:space="preserve"> use case.</w:t>
+              <w:t>An automated confirmation email is sent via the SMTP_Notification use case.</w:t>
             </w:r>
           </w:p>
         </w:tc>
@@ -16581,7 +19610,6 @@
                 <w:sz w:val="22"/>
                 <w:szCs w:val="22"/>
               </w:rPr>
-              <w:lastRenderedPageBreak/>
               <w:t xml:space="preserve">Alternative flows: </w:t>
             </w:r>
           </w:p>
@@ -16731,7 +19759,6 @@
               </w:rPr>
               <w:t xml:space="preserve"> </w:t>
             </w:r>
-            <w:proofErr w:type="spellStart"/>
             <w:r>
               <w:rPr>
                 <w:rFonts w:asciiTheme="majorBidi" w:hAnsiTheme="majorBidi" w:cstheme="majorBidi"/>
@@ -16740,7 +19767,6 @@
               </w:rPr>
               <w:t>RunPromotion</w:t>
             </w:r>
-            <w:proofErr w:type="spellEnd"/>
           </w:p>
         </w:tc>
       </w:tr>
@@ -17118,6 +20144,7 @@
                 <w:sz w:val="22"/>
                 <w:szCs w:val="22"/>
               </w:rPr>
+              <w:lastRenderedPageBreak/>
               <w:t>Inclusion use cases:</w:t>
             </w:r>
             <w:r>
@@ -17386,7 +20413,6 @@
               </w:rPr>
               <w:t xml:space="preserve"> </w:t>
             </w:r>
-            <w:proofErr w:type="spellStart"/>
             <w:r>
               <w:rPr>
                 <w:rFonts w:asciiTheme="majorBidi" w:hAnsiTheme="majorBidi" w:cstheme="majorBidi"/>
@@ -17395,7 +20421,6 @@
               </w:rPr>
               <w:t>CancelPromotion</w:t>
             </w:r>
-            <w:proofErr w:type="spellEnd"/>
           </w:p>
         </w:tc>
       </w:tr>
@@ -17679,23 +20704,13 @@
                 <w:szCs w:val="22"/>
               </w:rPr>
             </w:pPr>
-            <w:proofErr w:type="spellStart"/>
-            <w:r>
-              <w:rPr>
-                <w:rFonts w:asciiTheme="majorBidi" w:hAnsiTheme="majorBidi" w:cstheme="majorBidi"/>
-                <w:sz w:val="22"/>
-                <w:szCs w:val="22"/>
-              </w:rPr>
-              <w:t>Atleast</w:t>
-            </w:r>
-            <w:proofErr w:type="spellEnd"/>
-            <w:r>
-              <w:rPr>
-                <w:rFonts w:asciiTheme="majorBidi" w:hAnsiTheme="majorBidi" w:cstheme="majorBidi"/>
-                <w:sz w:val="22"/>
-                <w:szCs w:val="22"/>
-              </w:rPr>
-              <w:t xml:space="preserve"> one of the promotions </w:t>
+            <w:r>
+              <w:rPr>
+                <w:rFonts w:asciiTheme="majorBidi" w:hAnsiTheme="majorBidi" w:cstheme="majorBidi"/>
+                <w:sz w:val="22"/>
+                <w:szCs w:val="22"/>
+              </w:rPr>
+              <w:t xml:space="preserve">Atleast one of the promotions </w:t>
             </w:r>
             <w:r>
               <w:rPr>
@@ -17931,7 +20946,6 @@
                 <w:sz w:val="22"/>
                 <w:szCs w:val="22"/>
               </w:rPr>
-              <w:lastRenderedPageBreak/>
               <w:t>The cancelled promotion doesn’t apply to customer purchases</w:t>
             </w:r>
             <w:r>
@@ -17978,7 +20992,6 @@
                 <w:sz w:val="22"/>
                 <w:szCs w:val="22"/>
               </w:rPr>
-              <w:lastRenderedPageBreak/>
               <w:t xml:space="preserve">Alternative flows: </w:t>
             </w:r>
           </w:p>
@@ -18143,7 +21156,6 @@
               </w:rPr>
               <w:t xml:space="preserve"> </w:t>
             </w:r>
-            <w:proofErr w:type="spellStart"/>
             <w:r>
               <w:rPr>
                 <w:rFonts w:asciiTheme="majorBidi" w:hAnsiTheme="majorBidi" w:cstheme="majorBidi"/>
@@ -18160,7 +21172,6 @@
               </w:rPr>
               <w:t>Promotion</w:t>
             </w:r>
-            <w:proofErr w:type="spellEnd"/>
           </w:p>
         </w:tc>
       </w:tr>
@@ -18492,6 +21503,7 @@
                 <w:sz w:val="22"/>
                 <w:szCs w:val="22"/>
               </w:rPr>
+              <w:lastRenderedPageBreak/>
               <w:t>Extension use cases</w:t>
             </w:r>
             <w:r>
@@ -18640,25 +21652,7 @@
                 <w:sz w:val="22"/>
                 <w:szCs w:val="22"/>
               </w:rPr>
-              <w:t xml:space="preserve">The promotion details </w:t>
-            </w:r>
-            <w:proofErr w:type="gramStart"/>
-            <w:r>
-              <w:rPr>
-                <w:rFonts w:asciiTheme="majorBidi" w:hAnsiTheme="majorBidi" w:cstheme="majorBidi"/>
-                <w:sz w:val="22"/>
-                <w:szCs w:val="22"/>
-              </w:rPr>
-              <w:t>is</w:t>
-            </w:r>
-            <w:proofErr w:type="gramEnd"/>
-            <w:r>
-              <w:rPr>
-                <w:rFonts w:asciiTheme="majorBidi" w:hAnsiTheme="majorBidi" w:cstheme="majorBidi"/>
-                <w:sz w:val="22"/>
-                <w:szCs w:val="22"/>
-              </w:rPr>
-              <w:t xml:space="preserve"> displayed to the administrator.</w:t>
+              <w:t>The promotion details is displayed to the administrator.</w:t>
             </w:r>
           </w:p>
           <w:p>
@@ -18843,7 +21837,6 @@
               </w:rPr>
               <w:t xml:space="preserve"> </w:t>
             </w:r>
-            <w:proofErr w:type="spellStart"/>
             <w:r>
               <w:rPr>
                 <w:rFonts w:asciiTheme="majorBidi" w:hAnsiTheme="majorBidi" w:cstheme="majorBidi"/>
@@ -18852,7 +21845,6 @@
               </w:rPr>
               <w:t>ApplyDiscount</w:t>
             </w:r>
-            <w:proofErr w:type="spellEnd"/>
           </w:p>
         </w:tc>
       </w:tr>
@@ -19290,7 +22282,6 @@
                 <w:sz w:val="22"/>
                 <w:szCs w:val="22"/>
               </w:rPr>
-              <w:lastRenderedPageBreak/>
               <w:t>Postconditions:</w:t>
             </w:r>
           </w:p>
@@ -19512,7 +22503,6 @@
               </w:rPr>
               <w:t xml:space="preserve"> </w:t>
             </w:r>
-            <w:proofErr w:type="spellStart"/>
             <w:r>
               <w:rPr>
                 <w:rFonts w:asciiTheme="majorBidi" w:hAnsiTheme="majorBidi" w:cstheme="majorBidi"/>
@@ -19521,7 +22511,6 @@
               </w:rPr>
               <w:t>ViewActivePromotions</w:t>
             </w:r>
-            <w:proofErr w:type="spellEnd"/>
           </w:p>
         </w:tc>
       </w:tr>
@@ -19849,6 +22838,7 @@
                 <w:sz w:val="22"/>
                 <w:szCs w:val="22"/>
               </w:rPr>
+              <w:lastRenderedPageBreak/>
               <w:t>Extension use cases</w:t>
             </w:r>
             <w:r>
@@ -19979,25 +22969,7 @@
                 <w:sz w:val="22"/>
                 <w:szCs w:val="22"/>
               </w:rPr>
-              <w:t xml:space="preserve">Active promotions </w:t>
-            </w:r>
-            <w:proofErr w:type="gramStart"/>
-            <w:r>
-              <w:rPr>
-                <w:rFonts w:asciiTheme="majorBidi" w:hAnsiTheme="majorBidi" w:cstheme="majorBidi"/>
-                <w:sz w:val="22"/>
-                <w:szCs w:val="22"/>
-              </w:rPr>
-              <w:t>is</w:t>
-            </w:r>
-            <w:proofErr w:type="gramEnd"/>
-            <w:r>
-              <w:rPr>
-                <w:rFonts w:asciiTheme="majorBidi" w:hAnsiTheme="majorBidi" w:cstheme="majorBidi"/>
-                <w:sz w:val="22"/>
-                <w:szCs w:val="22"/>
-              </w:rPr>
-              <w:t xml:space="preserve"> displayed to customers.</w:t>
+              <w:t>Active promotions is displayed to customers.</w:t>
             </w:r>
           </w:p>
         </w:tc>
@@ -20192,7 +23164,6 @@
               </w:rPr>
               <w:t xml:space="preserve"> </w:t>
             </w:r>
-            <w:proofErr w:type="spellStart"/>
             <w:r>
               <w:rPr>
                 <w:rFonts w:asciiTheme="majorBidi" w:hAnsiTheme="majorBidi" w:cstheme="majorBidi"/>
@@ -20201,7 +23172,6 @@
               </w:rPr>
               <w:t>RecordClick</w:t>
             </w:r>
-            <w:proofErr w:type="spellEnd"/>
           </w:p>
         </w:tc>
       </w:tr>
@@ -20420,25 +23390,7 @@
                 <w:sz w:val="22"/>
                 <w:szCs w:val="22"/>
               </w:rPr>
-              <w:t xml:space="preserve">A customer is viewing a product (typically triggered from </w:t>
-            </w:r>
-            <w:proofErr w:type="spellStart"/>
-            <w:r>
-              <w:rPr>
-                <w:rFonts w:asciiTheme="majorBidi" w:hAnsiTheme="majorBidi" w:cstheme="majorBidi"/>
-                <w:sz w:val="22"/>
-                <w:szCs w:val="22"/>
-              </w:rPr>
-              <w:t>ViewProduct</w:t>
-            </w:r>
-            <w:proofErr w:type="spellEnd"/>
-            <w:r>
-              <w:rPr>
-                <w:rFonts w:asciiTheme="majorBidi" w:hAnsiTheme="majorBidi" w:cstheme="majorBidi"/>
-                <w:sz w:val="22"/>
-                <w:szCs w:val="22"/>
-              </w:rPr>
-              <w:t>).</w:t>
+              <w:t>A customer is viewing a product (typically triggered from ViewProduct).</w:t>
             </w:r>
           </w:p>
           <w:p>
@@ -20612,7 +23564,6 @@
                 <w:sz w:val="22"/>
                 <w:szCs w:val="22"/>
               </w:rPr>
-              <w:lastRenderedPageBreak/>
               <w:t>Inclusion use cases:</w:t>
             </w:r>
             <w:r>
@@ -20713,25 +23664,7 @@
                 <w:sz w:val="22"/>
                 <w:szCs w:val="22"/>
               </w:rPr>
-              <w:t xml:space="preserve">The stored data becomes available for </w:t>
-            </w:r>
-            <w:proofErr w:type="spellStart"/>
-            <w:r>
-              <w:rPr>
-                <w:rFonts w:asciiTheme="majorBidi" w:hAnsiTheme="majorBidi" w:cstheme="majorBidi"/>
-                <w:sz w:val="22"/>
-                <w:szCs w:val="22"/>
-              </w:rPr>
-              <w:t>GenerateReport</w:t>
-            </w:r>
-            <w:proofErr w:type="spellEnd"/>
-            <w:r>
-              <w:rPr>
-                <w:rFonts w:asciiTheme="majorBidi" w:hAnsiTheme="majorBidi" w:cstheme="majorBidi"/>
-                <w:sz w:val="22"/>
-                <w:szCs w:val="22"/>
-              </w:rPr>
-              <w:t>.</w:t>
+              <w:t>The stored data becomes available for GenerateReport.</w:t>
             </w:r>
           </w:p>
         </w:tc>
@@ -20925,7 +23858,6 @@
               </w:rPr>
               <w:t xml:space="preserve"> </w:t>
             </w:r>
-            <w:proofErr w:type="spellStart"/>
             <w:r>
               <w:rPr>
                 <w:rFonts w:asciiTheme="majorBidi" w:hAnsiTheme="majorBidi" w:cstheme="majorBidi"/>
@@ -20934,7 +23866,6 @@
               </w:rPr>
               <w:t>RecordSale</w:t>
             </w:r>
-            <w:proofErr w:type="spellEnd"/>
           </w:p>
         </w:tc>
       </w:tr>
@@ -21153,25 +24084,7 @@
                 <w:sz w:val="22"/>
                 <w:szCs w:val="22"/>
               </w:rPr>
-              <w:t xml:space="preserve">Payment has been successfully confirmed (from </w:t>
-            </w:r>
-            <w:proofErr w:type="spellStart"/>
-            <w:r>
-              <w:rPr>
-                <w:rFonts w:asciiTheme="majorBidi" w:hAnsiTheme="majorBidi" w:cstheme="majorBidi"/>
-                <w:sz w:val="22"/>
-                <w:szCs w:val="22"/>
-              </w:rPr>
-              <w:t>ConfirmPayment</w:t>
-            </w:r>
-            <w:proofErr w:type="spellEnd"/>
-            <w:r>
-              <w:rPr>
-                <w:rFonts w:asciiTheme="majorBidi" w:hAnsiTheme="majorBidi" w:cstheme="majorBidi"/>
-                <w:sz w:val="22"/>
-                <w:szCs w:val="22"/>
-              </w:rPr>
-              <w:t>).</w:t>
+              <w:t>Payment has been successfully confirmed (from ConfirmPayment).</w:t>
             </w:r>
           </w:p>
           <w:p>
@@ -21194,6 +24107,7 @@
                 <w:sz w:val="22"/>
                 <w:szCs w:val="22"/>
               </w:rPr>
+              <w:lastRenderedPageBreak/>
               <w:t>The order contains at least one product item.</w:t>
             </w:r>
           </w:p>
@@ -21255,6 +24169,7 @@
                 <w:sz w:val="22"/>
                 <w:szCs w:val="22"/>
               </w:rPr>
+              <w:lastRenderedPageBreak/>
               <w:t>Main flow: Not required</w:t>
             </w:r>
           </w:p>
@@ -21468,25 +24383,7 @@
                 <w:sz w:val="22"/>
                 <w:szCs w:val="22"/>
               </w:rPr>
-              <w:t xml:space="preserve">The stored data becomes available for </w:t>
-            </w:r>
-            <w:proofErr w:type="spellStart"/>
-            <w:r>
-              <w:rPr>
-                <w:rFonts w:asciiTheme="majorBidi" w:hAnsiTheme="majorBidi" w:cstheme="majorBidi"/>
-                <w:sz w:val="22"/>
-                <w:szCs w:val="22"/>
-              </w:rPr>
-              <w:t>GenerateReport</w:t>
-            </w:r>
-            <w:proofErr w:type="spellEnd"/>
-            <w:r>
-              <w:rPr>
-                <w:rFonts w:asciiTheme="majorBidi" w:hAnsiTheme="majorBidi" w:cstheme="majorBidi"/>
-                <w:sz w:val="22"/>
-                <w:szCs w:val="22"/>
-              </w:rPr>
-              <w:t>.</w:t>
+              <w:t>The stored data becomes available for GenerateReport.</w:t>
             </w:r>
           </w:p>
           <w:p>
@@ -21700,7 +24597,6 @@
               </w:rPr>
               <w:t xml:space="preserve"> </w:t>
             </w:r>
-            <w:proofErr w:type="spellStart"/>
             <w:r>
               <w:rPr>
                 <w:rFonts w:asciiTheme="majorBidi" w:hAnsiTheme="majorBidi" w:cstheme="majorBidi"/>
@@ -21717,7 +24613,6 @@
               </w:rPr>
               <w:t>Order</w:t>
             </w:r>
-            <w:proofErr w:type="spellEnd"/>
           </w:p>
         </w:tc>
       </w:tr>
@@ -21913,7 +24808,6 @@
                 <w:sz w:val="22"/>
                 <w:szCs w:val="22"/>
               </w:rPr>
-              <w:lastRenderedPageBreak/>
               <w:t>Preconditions:</w:t>
             </w:r>
           </w:p>
@@ -22387,7 +25281,6 @@
               </w:rPr>
               <w:t xml:space="preserve"> </w:t>
             </w:r>
-            <w:proofErr w:type="spellStart"/>
             <w:r>
               <w:rPr>
                 <w:rFonts w:asciiTheme="majorBidi" w:hAnsiTheme="majorBidi" w:cstheme="majorBidi"/>
@@ -22396,7 +25289,6 @@
               </w:rPr>
               <w:t>ManageBasket</w:t>
             </w:r>
-            <w:proofErr w:type="spellEnd"/>
           </w:p>
         </w:tc>
       </w:tr>
@@ -22432,6 +25324,7 @@
                 <w:sz w:val="22"/>
                 <w:szCs w:val="22"/>
               </w:rPr>
+              <w:lastRenderedPageBreak/>
               <w:t>Brief Description:</w:t>
             </w:r>
             <w:r>
@@ -22804,7 +25697,6 @@
                 <w:szCs w:val="22"/>
               </w:rPr>
             </w:pPr>
-            <w:proofErr w:type="spellStart"/>
             <w:r>
               <w:rPr>
                 <w:rFonts w:asciiTheme="majorBidi" w:hAnsiTheme="majorBidi" w:cstheme="majorBidi"/>
@@ -22813,7 +25705,6 @@
               </w:rPr>
               <w:t>ViewBasket</w:t>
             </w:r>
-            <w:proofErr w:type="spellEnd"/>
           </w:p>
           <w:p>
             <w:pPr>
@@ -22828,7 +25719,6 @@
                 <w:szCs w:val="22"/>
               </w:rPr>
             </w:pPr>
-            <w:proofErr w:type="spellStart"/>
             <w:r>
               <w:rPr>
                 <w:rFonts w:asciiTheme="majorBidi" w:hAnsiTheme="majorBidi" w:cstheme="majorBidi"/>
@@ -22837,7 +25727,6 @@
               </w:rPr>
               <w:t>UpdateQuantity</w:t>
             </w:r>
-            <w:proofErr w:type="spellEnd"/>
           </w:p>
           <w:p>
             <w:pPr>
@@ -22852,7 +25741,6 @@
                 <w:szCs w:val="22"/>
               </w:rPr>
             </w:pPr>
-            <w:proofErr w:type="spellStart"/>
             <w:r>
               <w:rPr>
                 <w:rFonts w:asciiTheme="majorBidi" w:hAnsiTheme="majorBidi" w:cstheme="majorBidi"/>
@@ -22861,7 +25749,6 @@
               </w:rPr>
               <w:t>RemoveProductFromBasket</w:t>
             </w:r>
-            <w:proofErr w:type="spellEnd"/>
           </w:p>
         </w:tc>
       </w:tr>
@@ -23083,7 +25970,6 @@
                 <w:sz w:val="22"/>
                 <w:szCs w:val="22"/>
               </w:rPr>
-              <w:lastRenderedPageBreak/>
               <w:t>Use case ID:</w:t>
             </w:r>
             <w:r>
@@ -23149,7 +26035,6 @@
               </w:rPr>
               <w:t xml:space="preserve"> </w:t>
             </w:r>
-            <w:proofErr w:type="spellStart"/>
             <w:r>
               <w:rPr>
                 <w:rFonts w:asciiTheme="majorBidi" w:hAnsiTheme="majorBidi" w:cstheme="majorBidi"/>
@@ -23158,7 +26043,6 @@
               </w:rPr>
               <w:t>RemoveProductFromBasket</w:t>
             </w:r>
-            <w:proofErr w:type="spellEnd"/>
           </w:p>
         </w:tc>
       </w:tr>
@@ -23651,6 +26535,7 @@
                 <w:sz w:val="22"/>
                 <w:szCs w:val="22"/>
               </w:rPr>
+              <w:lastRenderedPageBreak/>
               <w:t>Basket totals are recalculated (including any discounts that depend on basket contents).</w:t>
             </w:r>
           </w:p>
@@ -23689,6 +26574,7 @@
                 <w:sz w:val="22"/>
                 <w:szCs w:val="22"/>
               </w:rPr>
+              <w:lastRenderedPageBreak/>
               <w:t xml:space="preserve">Alternative flows: </w:t>
             </w:r>
           </w:p>
@@ -23707,25 +26593,7 @@
                 <w:sz w:val="22"/>
                 <w:szCs w:val="22"/>
               </w:rPr>
-              <w:t xml:space="preserve">Product Not </w:t>
-            </w:r>
-            <w:proofErr w:type="gramStart"/>
-            <w:r>
-              <w:rPr>
-                <w:rFonts w:asciiTheme="majorBidi" w:hAnsiTheme="majorBidi" w:cstheme="majorBidi"/>
-                <w:sz w:val="22"/>
-                <w:szCs w:val="22"/>
-              </w:rPr>
-              <w:t>In</w:t>
-            </w:r>
-            <w:proofErr w:type="gramEnd"/>
-            <w:r>
-              <w:rPr>
-                <w:rFonts w:asciiTheme="majorBidi" w:hAnsiTheme="majorBidi" w:cstheme="majorBidi"/>
-                <w:sz w:val="22"/>
-                <w:szCs w:val="22"/>
-              </w:rPr>
-              <w:t xml:space="preserve"> Basket</w:t>
+              <w:t>Product Not In Basket</w:t>
             </w:r>
           </w:p>
           <w:p>
@@ -23863,7 +26731,6 @@
               </w:rPr>
               <w:t xml:space="preserve"> </w:t>
             </w:r>
-            <w:proofErr w:type="spellStart"/>
             <w:r>
               <w:rPr>
                 <w:rFonts w:asciiTheme="majorBidi" w:hAnsiTheme="majorBidi" w:cstheme="majorBidi"/>
@@ -23872,7 +26739,6 @@
               </w:rPr>
               <w:t>UpdateQuantity</w:t>
             </w:r>
-            <w:proofErr w:type="spellEnd"/>
           </w:p>
         </w:tc>
       </w:tr>
@@ -23924,25 +26790,7 @@
                 <w:sz w:val="22"/>
                 <w:szCs w:val="22"/>
               </w:rPr>
-              <w:t>This use case allows the customer to change the quantity of a product already in their basket (increase or decrease</w:t>
-            </w:r>
-            <w:proofErr w:type="gramStart"/>
-            <w:r>
-              <w:rPr>
-                <w:rFonts w:asciiTheme="majorBidi" w:hAnsiTheme="majorBidi" w:cstheme="majorBidi"/>
-                <w:sz w:val="22"/>
-                <w:szCs w:val="22"/>
-              </w:rPr>
-              <w:t>), and</w:t>
-            </w:r>
-            <w:proofErr w:type="gramEnd"/>
-            <w:r>
-              <w:rPr>
-                <w:rFonts w:asciiTheme="majorBidi" w:hAnsiTheme="majorBidi" w:cstheme="majorBidi"/>
-                <w:sz w:val="22"/>
-                <w:szCs w:val="22"/>
-              </w:rPr>
-              <w:t xml:space="preserve"> updates the basket totals accordingly.</w:t>
+              <w:t>This use case allows the customer to change the quantity of a product already in their basket (increase or decrease), and updates the basket totals accordingly.</w:t>
             </w:r>
           </w:p>
         </w:tc>
@@ -24457,25 +27305,7 @@
                 <w:sz w:val="22"/>
                 <w:szCs w:val="22"/>
               </w:rPr>
-              <w:t xml:space="preserve">Product Not </w:t>
-            </w:r>
-            <w:proofErr w:type="gramStart"/>
-            <w:r>
-              <w:rPr>
-                <w:rFonts w:asciiTheme="majorBidi" w:hAnsiTheme="majorBidi" w:cstheme="majorBidi"/>
-                <w:sz w:val="22"/>
-                <w:szCs w:val="22"/>
-              </w:rPr>
-              <w:t>In</w:t>
-            </w:r>
-            <w:proofErr w:type="gramEnd"/>
-            <w:r>
-              <w:rPr>
-                <w:rFonts w:asciiTheme="majorBidi" w:hAnsiTheme="majorBidi" w:cstheme="majorBidi"/>
-                <w:sz w:val="22"/>
-                <w:szCs w:val="22"/>
-              </w:rPr>
-              <w:t xml:space="preserve"> Basket</w:t>
+              <w:t>Product Not In Basket</w:t>
             </w:r>
           </w:p>
         </w:tc>
@@ -24717,6 +27547,95 @@
     </w:lvl>
   </w:abstractNum>
   <w:abstractNum w:abstractNumId="2" w15:restartNumberingAfterBreak="0">
+    <w:nsid w:val="04074027"/>
+    <w:multiLevelType w:val="hybridMultilevel"/>
+    <w:tmpl w:val="EB98B742"/>
+    <w:lvl w:ilvl="0" w:tplc="08090011">
+      <w:start w:val="1"/>
+      <w:numFmt w:val="decimal"/>
+      <w:lvlText w:val="%1)"/>
+      <w:lvlJc w:val="left"/>
+      <w:pPr>
+        <w:ind w:left="720" w:hanging="360"/>
+      </w:pPr>
+      <w:rPr>
+        <w:rFonts w:hint="default"/>
+      </w:rPr>
+    </w:lvl>
+    <w:lvl w:ilvl="1" w:tplc="08090019" w:tentative="1">
+      <w:start w:val="1"/>
+      <w:numFmt w:val="lowerLetter"/>
+      <w:lvlText w:val="%2."/>
+      <w:lvlJc w:val="left"/>
+      <w:pPr>
+        <w:ind w:left="1440" w:hanging="360"/>
+      </w:pPr>
+    </w:lvl>
+    <w:lvl w:ilvl="2" w:tplc="0809001B" w:tentative="1">
+      <w:start w:val="1"/>
+      <w:numFmt w:val="lowerRoman"/>
+      <w:lvlText w:val="%3."/>
+      <w:lvlJc w:val="right"/>
+      <w:pPr>
+        <w:ind w:left="2160" w:hanging="180"/>
+      </w:pPr>
+    </w:lvl>
+    <w:lvl w:ilvl="3" w:tplc="0809000F" w:tentative="1">
+      <w:start w:val="1"/>
+      <w:numFmt w:val="decimal"/>
+      <w:lvlText w:val="%4."/>
+      <w:lvlJc w:val="left"/>
+      <w:pPr>
+        <w:ind w:left="2880" w:hanging="360"/>
+      </w:pPr>
+    </w:lvl>
+    <w:lvl w:ilvl="4" w:tplc="08090019" w:tentative="1">
+      <w:start w:val="1"/>
+      <w:numFmt w:val="lowerLetter"/>
+      <w:lvlText w:val="%5."/>
+      <w:lvlJc w:val="left"/>
+      <w:pPr>
+        <w:ind w:left="3600" w:hanging="360"/>
+      </w:pPr>
+    </w:lvl>
+    <w:lvl w:ilvl="5" w:tplc="0809001B" w:tentative="1">
+      <w:start w:val="1"/>
+      <w:numFmt w:val="lowerRoman"/>
+      <w:lvlText w:val="%6."/>
+      <w:lvlJc w:val="right"/>
+      <w:pPr>
+        <w:ind w:left="4320" w:hanging="180"/>
+      </w:pPr>
+    </w:lvl>
+    <w:lvl w:ilvl="6" w:tplc="0809000F" w:tentative="1">
+      <w:start w:val="1"/>
+      <w:numFmt w:val="decimal"/>
+      <w:lvlText w:val="%7."/>
+      <w:lvlJc w:val="left"/>
+      <w:pPr>
+        <w:ind w:left="5040" w:hanging="360"/>
+      </w:pPr>
+    </w:lvl>
+    <w:lvl w:ilvl="7" w:tplc="08090019" w:tentative="1">
+      <w:start w:val="1"/>
+      <w:numFmt w:val="lowerLetter"/>
+      <w:lvlText w:val="%8."/>
+      <w:lvlJc w:val="left"/>
+      <w:pPr>
+        <w:ind w:left="5760" w:hanging="360"/>
+      </w:pPr>
+    </w:lvl>
+    <w:lvl w:ilvl="8" w:tplc="0809001B" w:tentative="1">
+      <w:start w:val="1"/>
+      <w:numFmt w:val="lowerRoman"/>
+      <w:lvlText w:val="%9."/>
+      <w:lvlJc w:val="right"/>
+      <w:pPr>
+        <w:ind w:left="6480" w:hanging="180"/>
+      </w:pPr>
+    </w:lvl>
+  </w:abstractNum>
+  <w:abstractNum w:abstractNumId="3" w15:restartNumberingAfterBreak="0">
     <w:nsid w:val="05412B69"/>
     <w:multiLevelType w:val="hybridMultilevel"/>
     <w:tmpl w:val="B04843E8"/>
@@ -24805,7 +27724,7 @@
       </w:pPr>
     </w:lvl>
   </w:abstractNum>
-  <w:abstractNum w:abstractNumId="3" w15:restartNumberingAfterBreak="0">
+  <w:abstractNum w:abstractNumId="4" w15:restartNumberingAfterBreak="0">
     <w:nsid w:val="059F64CB"/>
     <w:multiLevelType w:val="hybridMultilevel"/>
     <w:tmpl w:val="BF665770"/>
@@ -24891,7 +27810,7 @@
       </w:pPr>
     </w:lvl>
   </w:abstractNum>
-  <w:abstractNum w:abstractNumId="4" w15:restartNumberingAfterBreak="0">
+  <w:abstractNum w:abstractNumId="5" w15:restartNumberingAfterBreak="0">
     <w:nsid w:val="05DC7C48"/>
     <w:multiLevelType w:val="hybridMultilevel"/>
     <w:tmpl w:val="6ABAE148"/>
@@ -24980,7 +27899,7 @@
       </w:pPr>
     </w:lvl>
   </w:abstractNum>
-  <w:abstractNum w:abstractNumId="5" w15:restartNumberingAfterBreak="0">
+  <w:abstractNum w:abstractNumId="6" w15:restartNumberingAfterBreak="0">
     <w:nsid w:val="07F02A64"/>
     <w:multiLevelType w:val="hybridMultilevel"/>
     <w:tmpl w:val="DCCE6738"/>
@@ -25069,7 +27988,7 @@
       </w:pPr>
     </w:lvl>
   </w:abstractNum>
-  <w:abstractNum w:abstractNumId="6" w15:restartNumberingAfterBreak="0">
+  <w:abstractNum w:abstractNumId="7" w15:restartNumberingAfterBreak="0">
     <w:nsid w:val="094C665A"/>
     <w:multiLevelType w:val="hybridMultilevel"/>
     <w:tmpl w:val="E882608E"/>
@@ -25158,7 +28077,7 @@
       </w:pPr>
     </w:lvl>
   </w:abstractNum>
-  <w:abstractNum w:abstractNumId="7" w15:restartNumberingAfterBreak="0">
+  <w:abstractNum w:abstractNumId="8" w15:restartNumberingAfterBreak="0">
     <w:nsid w:val="0D454334"/>
     <w:multiLevelType w:val="hybridMultilevel"/>
     <w:tmpl w:val="F5DED688"/>
@@ -25247,7 +28166,7 @@
       </w:pPr>
     </w:lvl>
   </w:abstractNum>
-  <w:abstractNum w:abstractNumId="8" w15:restartNumberingAfterBreak="0">
+  <w:abstractNum w:abstractNumId="9" w15:restartNumberingAfterBreak="0">
     <w:nsid w:val="0E38386A"/>
     <w:multiLevelType w:val="hybridMultilevel"/>
     <w:tmpl w:val="6B80685C"/>
@@ -25336,7 +28255,7 @@
       </w:pPr>
     </w:lvl>
   </w:abstractNum>
-  <w:abstractNum w:abstractNumId="9" w15:restartNumberingAfterBreak="0">
+  <w:abstractNum w:abstractNumId="10" w15:restartNumberingAfterBreak="0">
     <w:nsid w:val="0E8D7A56"/>
     <w:multiLevelType w:val="hybridMultilevel"/>
     <w:tmpl w:val="E882608E"/>
@@ -25425,7 +28344,7 @@
       </w:pPr>
     </w:lvl>
   </w:abstractNum>
-  <w:abstractNum w:abstractNumId="10" w15:restartNumberingAfterBreak="0">
+  <w:abstractNum w:abstractNumId="11" w15:restartNumberingAfterBreak="0">
     <w:nsid w:val="0F915E29"/>
     <w:multiLevelType w:val="hybridMultilevel"/>
     <w:tmpl w:val="59DA744C"/>
@@ -25514,7 +28433,7 @@
       </w:pPr>
     </w:lvl>
   </w:abstractNum>
-  <w:abstractNum w:abstractNumId="11" w15:restartNumberingAfterBreak="0">
+  <w:abstractNum w:abstractNumId="12" w15:restartNumberingAfterBreak="0">
     <w:nsid w:val="106071ED"/>
     <w:multiLevelType w:val="hybridMultilevel"/>
     <w:tmpl w:val="2910CBB6"/>
@@ -25603,7 +28522,7 @@
       </w:pPr>
     </w:lvl>
   </w:abstractNum>
-  <w:abstractNum w:abstractNumId="12" w15:restartNumberingAfterBreak="0">
+  <w:abstractNum w:abstractNumId="13" w15:restartNumberingAfterBreak="0">
     <w:nsid w:val="10A4194B"/>
     <w:multiLevelType w:val="hybridMultilevel"/>
     <w:tmpl w:val="E882608E"/>
@@ -25692,7 +28611,7 @@
       </w:pPr>
     </w:lvl>
   </w:abstractNum>
-  <w:abstractNum w:abstractNumId="13" w15:restartNumberingAfterBreak="0">
+  <w:abstractNum w:abstractNumId="14" w15:restartNumberingAfterBreak="0">
     <w:nsid w:val="124A527B"/>
     <w:multiLevelType w:val="hybridMultilevel"/>
     <w:tmpl w:val="90325D5A"/>
@@ -25781,7 +28700,7 @@
       </w:pPr>
     </w:lvl>
   </w:abstractNum>
-  <w:abstractNum w:abstractNumId="14" w15:restartNumberingAfterBreak="0">
+  <w:abstractNum w:abstractNumId="15" w15:restartNumberingAfterBreak="0">
     <w:nsid w:val="12630D54"/>
     <w:multiLevelType w:val="hybridMultilevel"/>
     <w:tmpl w:val="0D6ADBA2"/>
@@ -25870,7 +28789,7 @@
       </w:pPr>
     </w:lvl>
   </w:abstractNum>
-  <w:abstractNum w:abstractNumId="15" w15:restartNumberingAfterBreak="0">
+  <w:abstractNum w:abstractNumId="16" w15:restartNumberingAfterBreak="0">
     <w:nsid w:val="155C1728"/>
     <w:multiLevelType w:val="hybridMultilevel"/>
     <w:tmpl w:val="33EA0F5A"/>
@@ -25959,7 +28878,7 @@
       </w:pPr>
     </w:lvl>
   </w:abstractNum>
-  <w:abstractNum w:abstractNumId="16" w15:restartNumberingAfterBreak="0">
+  <w:abstractNum w:abstractNumId="17" w15:restartNumberingAfterBreak="0">
     <w:nsid w:val="158A1034"/>
     <w:multiLevelType w:val="hybridMultilevel"/>
     <w:tmpl w:val="BBC40168"/>
@@ -26048,7 +28967,7 @@
       </w:pPr>
     </w:lvl>
   </w:abstractNum>
-  <w:abstractNum w:abstractNumId="17" w15:restartNumberingAfterBreak="0">
+  <w:abstractNum w:abstractNumId="18" w15:restartNumberingAfterBreak="0">
     <w:nsid w:val="15CB347B"/>
     <w:multiLevelType w:val="hybridMultilevel"/>
     <w:tmpl w:val="E882608E"/>
@@ -26137,7 +29056,7 @@
       </w:pPr>
     </w:lvl>
   </w:abstractNum>
-  <w:abstractNum w:abstractNumId="18" w15:restartNumberingAfterBreak="0">
+  <w:abstractNum w:abstractNumId="19" w15:restartNumberingAfterBreak="0">
     <w:nsid w:val="161D05EE"/>
     <w:multiLevelType w:val="hybridMultilevel"/>
     <w:tmpl w:val="559235E0"/>
@@ -26226,7 +29145,7 @@
       </w:pPr>
     </w:lvl>
   </w:abstractNum>
-  <w:abstractNum w:abstractNumId="19" w15:restartNumberingAfterBreak="0">
+  <w:abstractNum w:abstractNumId="20" w15:restartNumberingAfterBreak="0">
     <w:nsid w:val="18966A08"/>
     <w:multiLevelType w:val="hybridMultilevel"/>
     <w:tmpl w:val="D34E1842"/>
@@ -26315,7 +29234,96 @@
       </w:pPr>
     </w:lvl>
   </w:abstractNum>
-  <w:abstractNum w:abstractNumId="20" w15:restartNumberingAfterBreak="0">
+  <w:abstractNum w:abstractNumId="21" w15:restartNumberingAfterBreak="0">
+    <w:nsid w:val="191B541F"/>
+    <w:multiLevelType w:val="hybridMultilevel"/>
+    <w:tmpl w:val="6254B844"/>
+    <w:lvl w:ilvl="0" w:tplc="08090011">
+      <w:start w:val="1"/>
+      <w:numFmt w:val="decimal"/>
+      <w:lvlText w:val="%1)"/>
+      <w:lvlJc w:val="left"/>
+      <w:pPr>
+        <w:ind w:left="720" w:hanging="360"/>
+      </w:pPr>
+      <w:rPr>
+        <w:rFonts w:hint="default"/>
+      </w:rPr>
+    </w:lvl>
+    <w:lvl w:ilvl="1" w:tplc="08090019" w:tentative="1">
+      <w:start w:val="1"/>
+      <w:numFmt w:val="lowerLetter"/>
+      <w:lvlText w:val="%2."/>
+      <w:lvlJc w:val="left"/>
+      <w:pPr>
+        <w:ind w:left="1440" w:hanging="360"/>
+      </w:pPr>
+    </w:lvl>
+    <w:lvl w:ilvl="2" w:tplc="0809001B" w:tentative="1">
+      <w:start w:val="1"/>
+      <w:numFmt w:val="lowerRoman"/>
+      <w:lvlText w:val="%3."/>
+      <w:lvlJc w:val="right"/>
+      <w:pPr>
+        <w:ind w:left="2160" w:hanging="180"/>
+      </w:pPr>
+    </w:lvl>
+    <w:lvl w:ilvl="3" w:tplc="0809000F" w:tentative="1">
+      <w:start w:val="1"/>
+      <w:numFmt w:val="decimal"/>
+      <w:lvlText w:val="%4."/>
+      <w:lvlJc w:val="left"/>
+      <w:pPr>
+        <w:ind w:left="2880" w:hanging="360"/>
+      </w:pPr>
+    </w:lvl>
+    <w:lvl w:ilvl="4" w:tplc="08090019" w:tentative="1">
+      <w:start w:val="1"/>
+      <w:numFmt w:val="lowerLetter"/>
+      <w:lvlText w:val="%5."/>
+      <w:lvlJc w:val="left"/>
+      <w:pPr>
+        <w:ind w:left="3600" w:hanging="360"/>
+      </w:pPr>
+    </w:lvl>
+    <w:lvl w:ilvl="5" w:tplc="0809001B" w:tentative="1">
+      <w:start w:val="1"/>
+      <w:numFmt w:val="lowerRoman"/>
+      <w:lvlText w:val="%6."/>
+      <w:lvlJc w:val="right"/>
+      <w:pPr>
+        <w:ind w:left="4320" w:hanging="180"/>
+      </w:pPr>
+    </w:lvl>
+    <w:lvl w:ilvl="6" w:tplc="0809000F" w:tentative="1">
+      <w:start w:val="1"/>
+      <w:numFmt w:val="decimal"/>
+      <w:lvlText w:val="%7."/>
+      <w:lvlJc w:val="left"/>
+      <w:pPr>
+        <w:ind w:left="5040" w:hanging="360"/>
+      </w:pPr>
+    </w:lvl>
+    <w:lvl w:ilvl="7" w:tplc="08090019" w:tentative="1">
+      <w:start w:val="1"/>
+      <w:numFmt w:val="lowerLetter"/>
+      <w:lvlText w:val="%8."/>
+      <w:lvlJc w:val="left"/>
+      <w:pPr>
+        <w:ind w:left="5760" w:hanging="360"/>
+      </w:pPr>
+    </w:lvl>
+    <w:lvl w:ilvl="8" w:tplc="0809001B" w:tentative="1">
+      <w:start w:val="1"/>
+      <w:numFmt w:val="lowerRoman"/>
+      <w:lvlText w:val="%9."/>
+      <w:lvlJc w:val="right"/>
+      <w:pPr>
+        <w:ind w:left="6480" w:hanging="180"/>
+      </w:pPr>
+    </w:lvl>
+  </w:abstractNum>
+  <w:abstractNum w:abstractNumId="22" w15:restartNumberingAfterBreak="0">
     <w:nsid w:val="19643C12"/>
     <w:multiLevelType w:val="hybridMultilevel"/>
     <w:tmpl w:val="F072D464"/>
@@ -26404,7 +29412,7 @@
       </w:pPr>
     </w:lvl>
   </w:abstractNum>
-  <w:abstractNum w:abstractNumId="21" w15:restartNumberingAfterBreak="0">
+  <w:abstractNum w:abstractNumId="23" w15:restartNumberingAfterBreak="0">
     <w:nsid w:val="1A612397"/>
     <w:multiLevelType w:val="hybridMultilevel"/>
     <w:tmpl w:val="E47AAEFE"/>
@@ -26493,7 +29501,7 @@
       </w:pPr>
     </w:lvl>
   </w:abstractNum>
-  <w:abstractNum w:abstractNumId="22" w15:restartNumberingAfterBreak="0">
+  <w:abstractNum w:abstractNumId="24" w15:restartNumberingAfterBreak="0">
     <w:nsid w:val="1A9F0AAF"/>
     <w:multiLevelType w:val="hybridMultilevel"/>
     <w:tmpl w:val="6A62BD3C"/>
@@ -26582,7 +29590,96 @@
       </w:pPr>
     </w:lvl>
   </w:abstractNum>
-  <w:abstractNum w:abstractNumId="23" w15:restartNumberingAfterBreak="0">
+  <w:abstractNum w:abstractNumId="25" w15:restartNumberingAfterBreak="0">
+    <w:nsid w:val="1A9F6F52"/>
+    <w:multiLevelType w:val="hybridMultilevel"/>
+    <w:tmpl w:val="A7C0EA04"/>
+    <w:lvl w:ilvl="0" w:tplc="0809000F">
+      <w:start w:val="1"/>
+      <w:numFmt w:val="decimal"/>
+      <w:lvlText w:val="%1."/>
+      <w:lvlJc w:val="left"/>
+      <w:pPr>
+        <w:ind w:left="720" w:hanging="360"/>
+      </w:pPr>
+      <w:rPr>
+        <w:rFonts w:hint="default"/>
+      </w:rPr>
+    </w:lvl>
+    <w:lvl w:ilvl="1" w:tplc="08090019" w:tentative="1">
+      <w:start w:val="1"/>
+      <w:numFmt w:val="lowerLetter"/>
+      <w:lvlText w:val="%2."/>
+      <w:lvlJc w:val="left"/>
+      <w:pPr>
+        <w:ind w:left="1440" w:hanging="360"/>
+      </w:pPr>
+    </w:lvl>
+    <w:lvl w:ilvl="2" w:tplc="0809001B" w:tentative="1">
+      <w:start w:val="1"/>
+      <w:numFmt w:val="lowerRoman"/>
+      <w:lvlText w:val="%3."/>
+      <w:lvlJc w:val="right"/>
+      <w:pPr>
+        <w:ind w:left="2160" w:hanging="180"/>
+      </w:pPr>
+    </w:lvl>
+    <w:lvl w:ilvl="3" w:tplc="0809000F" w:tentative="1">
+      <w:start w:val="1"/>
+      <w:numFmt w:val="decimal"/>
+      <w:lvlText w:val="%4."/>
+      <w:lvlJc w:val="left"/>
+      <w:pPr>
+        <w:ind w:left="2880" w:hanging="360"/>
+      </w:pPr>
+    </w:lvl>
+    <w:lvl w:ilvl="4" w:tplc="08090019" w:tentative="1">
+      <w:start w:val="1"/>
+      <w:numFmt w:val="lowerLetter"/>
+      <w:lvlText w:val="%5."/>
+      <w:lvlJc w:val="left"/>
+      <w:pPr>
+        <w:ind w:left="3600" w:hanging="360"/>
+      </w:pPr>
+    </w:lvl>
+    <w:lvl w:ilvl="5" w:tplc="0809001B" w:tentative="1">
+      <w:start w:val="1"/>
+      <w:numFmt w:val="lowerRoman"/>
+      <w:lvlText w:val="%6."/>
+      <w:lvlJc w:val="right"/>
+      <w:pPr>
+        <w:ind w:left="4320" w:hanging="180"/>
+      </w:pPr>
+    </w:lvl>
+    <w:lvl w:ilvl="6" w:tplc="0809000F" w:tentative="1">
+      <w:start w:val="1"/>
+      <w:numFmt w:val="decimal"/>
+      <w:lvlText w:val="%7."/>
+      <w:lvlJc w:val="left"/>
+      <w:pPr>
+        <w:ind w:left="5040" w:hanging="360"/>
+      </w:pPr>
+    </w:lvl>
+    <w:lvl w:ilvl="7" w:tplc="08090019" w:tentative="1">
+      <w:start w:val="1"/>
+      <w:numFmt w:val="lowerLetter"/>
+      <w:lvlText w:val="%8."/>
+      <w:lvlJc w:val="left"/>
+      <w:pPr>
+        <w:ind w:left="5760" w:hanging="360"/>
+      </w:pPr>
+    </w:lvl>
+    <w:lvl w:ilvl="8" w:tplc="0809001B" w:tentative="1">
+      <w:start w:val="1"/>
+      <w:numFmt w:val="lowerRoman"/>
+      <w:lvlText w:val="%9."/>
+      <w:lvlJc w:val="right"/>
+      <w:pPr>
+        <w:ind w:left="6480" w:hanging="180"/>
+      </w:pPr>
+    </w:lvl>
+  </w:abstractNum>
+  <w:abstractNum w:abstractNumId="26" w15:restartNumberingAfterBreak="0">
     <w:nsid w:val="1AF149D0"/>
     <w:multiLevelType w:val="hybridMultilevel"/>
     <w:tmpl w:val="E882608E"/>
@@ -26671,7 +29768,7 @@
       </w:pPr>
     </w:lvl>
   </w:abstractNum>
-  <w:abstractNum w:abstractNumId="24" w15:restartNumberingAfterBreak="0">
+  <w:abstractNum w:abstractNumId="27" w15:restartNumberingAfterBreak="0">
     <w:nsid w:val="1D8A6991"/>
     <w:multiLevelType w:val="hybridMultilevel"/>
     <w:tmpl w:val="0914C0B6"/>
@@ -26762,7 +29859,7 @@
       </w:pPr>
     </w:lvl>
   </w:abstractNum>
-  <w:abstractNum w:abstractNumId="25" w15:restartNumberingAfterBreak="0">
+  <w:abstractNum w:abstractNumId="28" w15:restartNumberingAfterBreak="0">
     <w:nsid w:val="1E861F1B"/>
     <w:multiLevelType w:val="hybridMultilevel"/>
     <w:tmpl w:val="8C38D9AC"/>
@@ -26851,7 +29948,186 @@
       </w:pPr>
     </w:lvl>
   </w:abstractNum>
-  <w:abstractNum w:abstractNumId="26" w15:restartNumberingAfterBreak="0">
+  <w:abstractNum w:abstractNumId="29" w15:restartNumberingAfterBreak="0">
+    <w:nsid w:val="1F791721"/>
+    <w:multiLevelType w:val="hybridMultilevel"/>
+    <w:tmpl w:val="4E7EB5E8"/>
+    <w:lvl w:ilvl="0" w:tplc="08090011">
+      <w:start w:val="1"/>
+      <w:numFmt w:val="decimal"/>
+      <w:lvlText w:val="%1)"/>
+      <w:lvlJc w:val="left"/>
+      <w:pPr>
+        <w:ind w:left="720" w:hanging="360"/>
+      </w:pPr>
+      <w:rPr>
+        <w:rFonts w:hint="default"/>
+      </w:rPr>
+    </w:lvl>
+    <w:lvl w:ilvl="1" w:tplc="08090019" w:tentative="1">
+      <w:start w:val="1"/>
+      <w:numFmt w:val="lowerLetter"/>
+      <w:lvlText w:val="%2."/>
+      <w:lvlJc w:val="left"/>
+      <w:pPr>
+        <w:ind w:left="1440" w:hanging="360"/>
+      </w:pPr>
+    </w:lvl>
+    <w:lvl w:ilvl="2" w:tplc="0809001B" w:tentative="1">
+      <w:start w:val="1"/>
+      <w:numFmt w:val="lowerRoman"/>
+      <w:lvlText w:val="%3."/>
+      <w:lvlJc w:val="right"/>
+      <w:pPr>
+        <w:ind w:left="2160" w:hanging="180"/>
+      </w:pPr>
+    </w:lvl>
+    <w:lvl w:ilvl="3" w:tplc="0809000F" w:tentative="1">
+      <w:start w:val="1"/>
+      <w:numFmt w:val="decimal"/>
+      <w:lvlText w:val="%4."/>
+      <w:lvlJc w:val="left"/>
+      <w:pPr>
+        <w:ind w:left="2880" w:hanging="360"/>
+      </w:pPr>
+    </w:lvl>
+    <w:lvl w:ilvl="4" w:tplc="08090019" w:tentative="1">
+      <w:start w:val="1"/>
+      <w:numFmt w:val="lowerLetter"/>
+      <w:lvlText w:val="%5."/>
+      <w:lvlJc w:val="left"/>
+      <w:pPr>
+        <w:ind w:left="3600" w:hanging="360"/>
+      </w:pPr>
+    </w:lvl>
+    <w:lvl w:ilvl="5" w:tplc="0809001B" w:tentative="1">
+      <w:start w:val="1"/>
+      <w:numFmt w:val="lowerRoman"/>
+      <w:lvlText w:val="%6."/>
+      <w:lvlJc w:val="right"/>
+      <w:pPr>
+        <w:ind w:left="4320" w:hanging="180"/>
+      </w:pPr>
+    </w:lvl>
+    <w:lvl w:ilvl="6" w:tplc="0809000F" w:tentative="1">
+      <w:start w:val="1"/>
+      <w:numFmt w:val="decimal"/>
+      <w:lvlText w:val="%7."/>
+      <w:lvlJc w:val="left"/>
+      <w:pPr>
+        <w:ind w:left="5040" w:hanging="360"/>
+      </w:pPr>
+    </w:lvl>
+    <w:lvl w:ilvl="7" w:tplc="08090019" w:tentative="1">
+      <w:start w:val="1"/>
+      <w:numFmt w:val="lowerLetter"/>
+      <w:lvlText w:val="%8."/>
+      <w:lvlJc w:val="left"/>
+      <w:pPr>
+        <w:ind w:left="5760" w:hanging="360"/>
+      </w:pPr>
+    </w:lvl>
+    <w:lvl w:ilvl="8" w:tplc="0809001B" w:tentative="1">
+      <w:start w:val="1"/>
+      <w:numFmt w:val="lowerRoman"/>
+      <w:lvlText w:val="%9."/>
+      <w:lvlJc w:val="right"/>
+      <w:pPr>
+        <w:ind w:left="6480" w:hanging="180"/>
+      </w:pPr>
+    </w:lvl>
+  </w:abstractNum>
+  <w:abstractNum w:abstractNumId="30" w15:restartNumberingAfterBreak="0">
+    <w:nsid w:val="2014682C"/>
+    <w:multiLevelType w:val="hybridMultilevel"/>
+    <w:tmpl w:val="6A18A856"/>
+    <w:lvl w:ilvl="0" w:tplc="12BAE8D2">
+      <w:start w:val="1"/>
+      <w:numFmt w:val="decimal"/>
+      <w:lvlText w:val="%1)"/>
+      <w:lvlJc w:val="left"/>
+      <w:pPr>
+        <w:ind w:left="720" w:hanging="360"/>
+      </w:pPr>
+      <w:rPr>
+        <w:rFonts w:hint="default"/>
+        <w:b/>
+      </w:rPr>
+    </w:lvl>
+    <w:lvl w:ilvl="1" w:tplc="08090019" w:tentative="1">
+      <w:start w:val="1"/>
+      <w:numFmt w:val="lowerLetter"/>
+      <w:lvlText w:val="%2."/>
+      <w:lvlJc w:val="left"/>
+      <w:pPr>
+        <w:ind w:left="1440" w:hanging="360"/>
+      </w:pPr>
+    </w:lvl>
+    <w:lvl w:ilvl="2" w:tplc="0809001B" w:tentative="1">
+      <w:start w:val="1"/>
+      <w:numFmt w:val="lowerRoman"/>
+      <w:lvlText w:val="%3."/>
+      <w:lvlJc w:val="right"/>
+      <w:pPr>
+        <w:ind w:left="2160" w:hanging="180"/>
+      </w:pPr>
+    </w:lvl>
+    <w:lvl w:ilvl="3" w:tplc="0809000F" w:tentative="1">
+      <w:start w:val="1"/>
+      <w:numFmt w:val="decimal"/>
+      <w:lvlText w:val="%4."/>
+      <w:lvlJc w:val="left"/>
+      <w:pPr>
+        <w:ind w:left="2880" w:hanging="360"/>
+      </w:pPr>
+    </w:lvl>
+    <w:lvl w:ilvl="4" w:tplc="08090019" w:tentative="1">
+      <w:start w:val="1"/>
+      <w:numFmt w:val="lowerLetter"/>
+      <w:lvlText w:val="%5."/>
+      <w:lvlJc w:val="left"/>
+      <w:pPr>
+        <w:ind w:left="3600" w:hanging="360"/>
+      </w:pPr>
+    </w:lvl>
+    <w:lvl w:ilvl="5" w:tplc="0809001B" w:tentative="1">
+      <w:start w:val="1"/>
+      <w:numFmt w:val="lowerRoman"/>
+      <w:lvlText w:val="%6."/>
+      <w:lvlJc w:val="right"/>
+      <w:pPr>
+        <w:ind w:left="4320" w:hanging="180"/>
+      </w:pPr>
+    </w:lvl>
+    <w:lvl w:ilvl="6" w:tplc="0809000F" w:tentative="1">
+      <w:start w:val="1"/>
+      <w:numFmt w:val="decimal"/>
+      <w:lvlText w:val="%7."/>
+      <w:lvlJc w:val="left"/>
+      <w:pPr>
+        <w:ind w:left="5040" w:hanging="360"/>
+      </w:pPr>
+    </w:lvl>
+    <w:lvl w:ilvl="7" w:tplc="08090019" w:tentative="1">
+      <w:start w:val="1"/>
+      <w:numFmt w:val="lowerLetter"/>
+      <w:lvlText w:val="%8."/>
+      <w:lvlJc w:val="left"/>
+      <w:pPr>
+        <w:ind w:left="5760" w:hanging="360"/>
+      </w:pPr>
+    </w:lvl>
+    <w:lvl w:ilvl="8" w:tplc="0809001B" w:tentative="1">
+      <w:start w:val="1"/>
+      <w:numFmt w:val="lowerRoman"/>
+      <w:lvlText w:val="%9."/>
+      <w:lvlJc w:val="right"/>
+      <w:pPr>
+        <w:ind w:left="6480" w:hanging="180"/>
+      </w:pPr>
+    </w:lvl>
+  </w:abstractNum>
+  <w:abstractNum w:abstractNumId="31" w15:restartNumberingAfterBreak="0">
     <w:nsid w:val="20D41F01"/>
     <w:multiLevelType w:val="hybridMultilevel"/>
     <w:tmpl w:val="6F1AA900"/>
@@ -26940,7 +30216,7 @@
       </w:pPr>
     </w:lvl>
   </w:abstractNum>
-  <w:abstractNum w:abstractNumId="27" w15:restartNumberingAfterBreak="0">
+  <w:abstractNum w:abstractNumId="32" w15:restartNumberingAfterBreak="0">
     <w:nsid w:val="20D716BE"/>
     <w:multiLevelType w:val="hybridMultilevel"/>
     <w:tmpl w:val="D92C2E36"/>
@@ -27029,7 +30305,96 @@
       </w:pPr>
     </w:lvl>
   </w:abstractNum>
-  <w:abstractNum w:abstractNumId="28" w15:restartNumberingAfterBreak="0">
+  <w:abstractNum w:abstractNumId="33" w15:restartNumberingAfterBreak="0">
+    <w:nsid w:val="223F0D4D"/>
+    <w:multiLevelType w:val="hybridMultilevel"/>
+    <w:tmpl w:val="CEC876AA"/>
+    <w:lvl w:ilvl="0" w:tplc="08090011">
+      <w:start w:val="1"/>
+      <w:numFmt w:val="decimal"/>
+      <w:lvlText w:val="%1)"/>
+      <w:lvlJc w:val="left"/>
+      <w:pPr>
+        <w:ind w:left="720" w:hanging="360"/>
+      </w:pPr>
+      <w:rPr>
+        <w:rFonts w:hint="default"/>
+      </w:rPr>
+    </w:lvl>
+    <w:lvl w:ilvl="1" w:tplc="08090019" w:tentative="1">
+      <w:start w:val="1"/>
+      <w:numFmt w:val="lowerLetter"/>
+      <w:lvlText w:val="%2."/>
+      <w:lvlJc w:val="left"/>
+      <w:pPr>
+        <w:ind w:left="1440" w:hanging="360"/>
+      </w:pPr>
+    </w:lvl>
+    <w:lvl w:ilvl="2" w:tplc="0809001B" w:tentative="1">
+      <w:start w:val="1"/>
+      <w:numFmt w:val="lowerRoman"/>
+      <w:lvlText w:val="%3."/>
+      <w:lvlJc w:val="right"/>
+      <w:pPr>
+        <w:ind w:left="2160" w:hanging="180"/>
+      </w:pPr>
+    </w:lvl>
+    <w:lvl w:ilvl="3" w:tplc="0809000F" w:tentative="1">
+      <w:start w:val="1"/>
+      <w:numFmt w:val="decimal"/>
+      <w:lvlText w:val="%4."/>
+      <w:lvlJc w:val="left"/>
+      <w:pPr>
+        <w:ind w:left="2880" w:hanging="360"/>
+      </w:pPr>
+    </w:lvl>
+    <w:lvl w:ilvl="4" w:tplc="08090019" w:tentative="1">
+      <w:start w:val="1"/>
+      <w:numFmt w:val="lowerLetter"/>
+      <w:lvlText w:val="%5."/>
+      <w:lvlJc w:val="left"/>
+      <w:pPr>
+        <w:ind w:left="3600" w:hanging="360"/>
+      </w:pPr>
+    </w:lvl>
+    <w:lvl w:ilvl="5" w:tplc="0809001B" w:tentative="1">
+      <w:start w:val="1"/>
+      <w:numFmt w:val="lowerRoman"/>
+      <w:lvlText w:val="%6."/>
+      <w:lvlJc w:val="right"/>
+      <w:pPr>
+        <w:ind w:left="4320" w:hanging="180"/>
+      </w:pPr>
+    </w:lvl>
+    <w:lvl w:ilvl="6" w:tplc="0809000F" w:tentative="1">
+      <w:start w:val="1"/>
+      <w:numFmt w:val="decimal"/>
+      <w:lvlText w:val="%7."/>
+      <w:lvlJc w:val="left"/>
+      <w:pPr>
+        <w:ind w:left="5040" w:hanging="360"/>
+      </w:pPr>
+    </w:lvl>
+    <w:lvl w:ilvl="7" w:tplc="08090019" w:tentative="1">
+      <w:start w:val="1"/>
+      <w:numFmt w:val="lowerLetter"/>
+      <w:lvlText w:val="%8."/>
+      <w:lvlJc w:val="left"/>
+      <w:pPr>
+        <w:ind w:left="5760" w:hanging="360"/>
+      </w:pPr>
+    </w:lvl>
+    <w:lvl w:ilvl="8" w:tplc="0809001B" w:tentative="1">
+      <w:start w:val="1"/>
+      <w:numFmt w:val="lowerRoman"/>
+      <w:lvlText w:val="%9."/>
+      <w:lvlJc w:val="right"/>
+      <w:pPr>
+        <w:ind w:left="6480" w:hanging="180"/>
+      </w:pPr>
+    </w:lvl>
+  </w:abstractNum>
+  <w:abstractNum w:abstractNumId="34" w15:restartNumberingAfterBreak="0">
     <w:nsid w:val="23AC2C65"/>
     <w:multiLevelType w:val="hybridMultilevel"/>
     <w:tmpl w:val="0CFEDCFA"/>
@@ -27118,7 +30483,7 @@
       </w:pPr>
     </w:lvl>
   </w:abstractNum>
-  <w:abstractNum w:abstractNumId="29" w15:restartNumberingAfterBreak="0">
+  <w:abstractNum w:abstractNumId="35" w15:restartNumberingAfterBreak="0">
     <w:nsid w:val="244402C5"/>
     <w:multiLevelType w:val="hybridMultilevel"/>
     <w:tmpl w:val="9DF2CFAA"/>
@@ -27207,7 +30572,7 @@
       </w:pPr>
     </w:lvl>
   </w:abstractNum>
-  <w:abstractNum w:abstractNumId="30" w15:restartNumberingAfterBreak="0">
+  <w:abstractNum w:abstractNumId="36" w15:restartNumberingAfterBreak="0">
     <w:nsid w:val="2BC7367A"/>
     <w:multiLevelType w:val="hybridMultilevel"/>
     <w:tmpl w:val="E882608E"/>
@@ -27296,7 +30661,96 @@
       </w:pPr>
     </w:lvl>
   </w:abstractNum>
-  <w:abstractNum w:abstractNumId="31" w15:restartNumberingAfterBreak="0">
+  <w:abstractNum w:abstractNumId="37" w15:restartNumberingAfterBreak="0">
+    <w:nsid w:val="2BF74FEC"/>
+    <w:multiLevelType w:val="hybridMultilevel"/>
+    <w:tmpl w:val="D27A3F6C"/>
+    <w:lvl w:ilvl="0" w:tplc="0809000F">
+      <w:start w:val="1"/>
+      <w:numFmt w:val="decimal"/>
+      <w:lvlText w:val="%1."/>
+      <w:lvlJc w:val="left"/>
+      <w:pPr>
+        <w:ind w:left="720" w:hanging="360"/>
+      </w:pPr>
+      <w:rPr>
+        <w:rFonts w:hint="default"/>
+      </w:rPr>
+    </w:lvl>
+    <w:lvl w:ilvl="1" w:tplc="08090019" w:tentative="1">
+      <w:start w:val="1"/>
+      <w:numFmt w:val="lowerLetter"/>
+      <w:lvlText w:val="%2."/>
+      <w:lvlJc w:val="left"/>
+      <w:pPr>
+        <w:ind w:left="1440" w:hanging="360"/>
+      </w:pPr>
+    </w:lvl>
+    <w:lvl w:ilvl="2" w:tplc="0809001B" w:tentative="1">
+      <w:start w:val="1"/>
+      <w:numFmt w:val="lowerRoman"/>
+      <w:lvlText w:val="%3."/>
+      <w:lvlJc w:val="right"/>
+      <w:pPr>
+        <w:ind w:left="2160" w:hanging="180"/>
+      </w:pPr>
+    </w:lvl>
+    <w:lvl w:ilvl="3" w:tplc="0809000F" w:tentative="1">
+      <w:start w:val="1"/>
+      <w:numFmt w:val="decimal"/>
+      <w:lvlText w:val="%4."/>
+      <w:lvlJc w:val="left"/>
+      <w:pPr>
+        <w:ind w:left="2880" w:hanging="360"/>
+      </w:pPr>
+    </w:lvl>
+    <w:lvl w:ilvl="4" w:tplc="08090019" w:tentative="1">
+      <w:start w:val="1"/>
+      <w:numFmt w:val="lowerLetter"/>
+      <w:lvlText w:val="%5."/>
+      <w:lvlJc w:val="left"/>
+      <w:pPr>
+        <w:ind w:left="3600" w:hanging="360"/>
+      </w:pPr>
+    </w:lvl>
+    <w:lvl w:ilvl="5" w:tplc="0809001B" w:tentative="1">
+      <w:start w:val="1"/>
+      <w:numFmt w:val="lowerRoman"/>
+      <w:lvlText w:val="%6."/>
+      <w:lvlJc w:val="right"/>
+      <w:pPr>
+        <w:ind w:left="4320" w:hanging="180"/>
+      </w:pPr>
+    </w:lvl>
+    <w:lvl w:ilvl="6" w:tplc="0809000F" w:tentative="1">
+      <w:start w:val="1"/>
+      <w:numFmt w:val="decimal"/>
+      <w:lvlText w:val="%7."/>
+      <w:lvlJc w:val="left"/>
+      <w:pPr>
+        <w:ind w:left="5040" w:hanging="360"/>
+      </w:pPr>
+    </w:lvl>
+    <w:lvl w:ilvl="7" w:tplc="08090019" w:tentative="1">
+      <w:start w:val="1"/>
+      <w:numFmt w:val="lowerLetter"/>
+      <w:lvlText w:val="%8."/>
+      <w:lvlJc w:val="left"/>
+      <w:pPr>
+        <w:ind w:left="5760" w:hanging="360"/>
+      </w:pPr>
+    </w:lvl>
+    <w:lvl w:ilvl="8" w:tplc="0809001B" w:tentative="1">
+      <w:start w:val="1"/>
+      <w:numFmt w:val="lowerRoman"/>
+      <w:lvlText w:val="%9."/>
+      <w:lvlJc w:val="right"/>
+      <w:pPr>
+        <w:ind w:left="6480" w:hanging="180"/>
+      </w:pPr>
+    </w:lvl>
+  </w:abstractNum>
+  <w:abstractNum w:abstractNumId="38" w15:restartNumberingAfterBreak="0">
     <w:nsid w:val="2CC7074C"/>
     <w:multiLevelType w:val="hybridMultilevel"/>
     <w:tmpl w:val="412C9084"/>
@@ -27385,7 +30839,7 @@
       </w:pPr>
     </w:lvl>
   </w:abstractNum>
-  <w:abstractNum w:abstractNumId="32" w15:restartNumberingAfterBreak="0">
+  <w:abstractNum w:abstractNumId="39" w15:restartNumberingAfterBreak="0">
     <w:nsid w:val="2D2114A7"/>
     <w:multiLevelType w:val="hybridMultilevel"/>
     <w:tmpl w:val="D9FC3822"/>
@@ -27476,7 +30930,7 @@
       </w:pPr>
     </w:lvl>
   </w:abstractNum>
-  <w:abstractNum w:abstractNumId="33" w15:restartNumberingAfterBreak="0">
+  <w:abstractNum w:abstractNumId="40" w15:restartNumberingAfterBreak="0">
     <w:nsid w:val="2D583AB5"/>
     <w:multiLevelType w:val="hybridMultilevel"/>
     <w:tmpl w:val="4EE64E8A"/>
@@ -27565,7 +31019,7 @@
       </w:pPr>
     </w:lvl>
   </w:abstractNum>
-  <w:abstractNum w:abstractNumId="34" w15:restartNumberingAfterBreak="0">
+  <w:abstractNum w:abstractNumId="41" w15:restartNumberingAfterBreak="0">
     <w:nsid w:val="2FD832AB"/>
     <w:multiLevelType w:val="hybridMultilevel"/>
     <w:tmpl w:val="1F0A29A0"/>
@@ -27651,7 +31105,7 @@
       </w:pPr>
     </w:lvl>
   </w:abstractNum>
-  <w:abstractNum w:abstractNumId="35" w15:restartNumberingAfterBreak="0">
+  <w:abstractNum w:abstractNumId="42" w15:restartNumberingAfterBreak="0">
     <w:nsid w:val="30B07C5C"/>
     <w:multiLevelType w:val="hybridMultilevel"/>
     <w:tmpl w:val="525E63C0"/>
@@ -27740,7 +31194,7 @@
       </w:pPr>
     </w:lvl>
   </w:abstractNum>
-  <w:abstractNum w:abstractNumId="36" w15:restartNumberingAfterBreak="0">
+  <w:abstractNum w:abstractNumId="43" w15:restartNumberingAfterBreak="0">
     <w:nsid w:val="31CA539D"/>
     <w:multiLevelType w:val="hybridMultilevel"/>
     <w:tmpl w:val="72CA4FCE"/>
@@ -27829,7 +31283,7 @@
       </w:pPr>
     </w:lvl>
   </w:abstractNum>
-  <w:abstractNum w:abstractNumId="37" w15:restartNumberingAfterBreak="0">
+  <w:abstractNum w:abstractNumId="44" w15:restartNumberingAfterBreak="0">
     <w:nsid w:val="32226EBD"/>
     <w:multiLevelType w:val="hybridMultilevel"/>
     <w:tmpl w:val="0AF0F2B2"/>
@@ -27918,7 +31372,7 @@
       </w:pPr>
     </w:lvl>
   </w:abstractNum>
-  <w:abstractNum w:abstractNumId="38" w15:restartNumberingAfterBreak="0">
+  <w:abstractNum w:abstractNumId="45" w15:restartNumberingAfterBreak="0">
     <w:nsid w:val="332E1DBD"/>
     <w:multiLevelType w:val="hybridMultilevel"/>
     <w:tmpl w:val="39CC921E"/>
@@ -28007,7 +31461,7 @@
       </w:pPr>
     </w:lvl>
   </w:abstractNum>
-  <w:abstractNum w:abstractNumId="39" w15:restartNumberingAfterBreak="0">
+  <w:abstractNum w:abstractNumId="46" w15:restartNumberingAfterBreak="0">
     <w:nsid w:val="337D7DA3"/>
     <w:multiLevelType w:val="hybridMultilevel"/>
     <w:tmpl w:val="EAE6000E"/>
@@ -28096,7 +31550,7 @@
       </w:pPr>
     </w:lvl>
   </w:abstractNum>
-  <w:abstractNum w:abstractNumId="40" w15:restartNumberingAfterBreak="0">
+  <w:abstractNum w:abstractNumId="47" w15:restartNumberingAfterBreak="0">
     <w:nsid w:val="341259CD"/>
     <w:multiLevelType w:val="hybridMultilevel"/>
     <w:tmpl w:val="9F922412"/>
@@ -28185,7 +31639,7 @@
       </w:pPr>
     </w:lvl>
   </w:abstractNum>
-  <w:abstractNum w:abstractNumId="41" w15:restartNumberingAfterBreak="0">
+  <w:abstractNum w:abstractNumId="48" w15:restartNumberingAfterBreak="0">
     <w:nsid w:val="361D2992"/>
     <w:multiLevelType w:val="hybridMultilevel"/>
     <w:tmpl w:val="E882608E"/>
@@ -28274,7 +31728,7 @@
       </w:pPr>
     </w:lvl>
   </w:abstractNum>
-  <w:abstractNum w:abstractNumId="42" w15:restartNumberingAfterBreak="0">
+  <w:abstractNum w:abstractNumId="49" w15:restartNumberingAfterBreak="0">
     <w:nsid w:val="366D3312"/>
     <w:multiLevelType w:val="hybridMultilevel"/>
     <w:tmpl w:val="0DC824B4"/>
@@ -28360,7 +31814,7 @@
       </w:pPr>
     </w:lvl>
   </w:abstractNum>
-  <w:abstractNum w:abstractNumId="43" w15:restartNumberingAfterBreak="0">
+  <w:abstractNum w:abstractNumId="50" w15:restartNumberingAfterBreak="0">
     <w:nsid w:val="367721A4"/>
     <w:multiLevelType w:val="hybridMultilevel"/>
     <w:tmpl w:val="13EA639A"/>
@@ -28449,7 +31903,7 @@
       </w:pPr>
     </w:lvl>
   </w:abstractNum>
-  <w:abstractNum w:abstractNumId="44" w15:restartNumberingAfterBreak="0">
+  <w:abstractNum w:abstractNumId="51" w15:restartNumberingAfterBreak="0">
     <w:nsid w:val="37BF6C05"/>
     <w:multiLevelType w:val="hybridMultilevel"/>
     <w:tmpl w:val="5A2A71C6"/>
@@ -28538,7 +31992,7 @@
       </w:pPr>
     </w:lvl>
   </w:abstractNum>
-  <w:abstractNum w:abstractNumId="45" w15:restartNumberingAfterBreak="0">
+  <w:abstractNum w:abstractNumId="52" w15:restartNumberingAfterBreak="0">
     <w:nsid w:val="388E58F5"/>
     <w:multiLevelType w:val="hybridMultilevel"/>
     <w:tmpl w:val="D9FC1638"/>
@@ -28627,7 +32081,7 @@
       </w:pPr>
     </w:lvl>
   </w:abstractNum>
-  <w:abstractNum w:abstractNumId="46" w15:restartNumberingAfterBreak="0">
+  <w:abstractNum w:abstractNumId="53" w15:restartNumberingAfterBreak="0">
     <w:nsid w:val="394723F2"/>
     <w:multiLevelType w:val="hybridMultilevel"/>
     <w:tmpl w:val="06F40A02"/>
@@ -28716,7 +32170,7 @@
       </w:pPr>
     </w:lvl>
   </w:abstractNum>
-  <w:abstractNum w:abstractNumId="47" w15:restartNumberingAfterBreak="0">
+  <w:abstractNum w:abstractNumId="54" w15:restartNumberingAfterBreak="0">
     <w:nsid w:val="396475E9"/>
     <w:multiLevelType w:val="multilevel"/>
     <w:tmpl w:val="9932910A"/>
@@ -28865,7 +32319,7 @@
       </w:rPr>
     </w:lvl>
   </w:abstractNum>
-  <w:abstractNum w:abstractNumId="48" w15:restartNumberingAfterBreak="0">
+  <w:abstractNum w:abstractNumId="55" w15:restartNumberingAfterBreak="0">
     <w:nsid w:val="396B7480"/>
     <w:multiLevelType w:val="hybridMultilevel"/>
     <w:tmpl w:val="84703F46"/>
@@ -28954,7 +32408,7 @@
       </w:pPr>
     </w:lvl>
   </w:abstractNum>
-  <w:abstractNum w:abstractNumId="49" w15:restartNumberingAfterBreak="0">
+  <w:abstractNum w:abstractNumId="56" w15:restartNumberingAfterBreak="0">
     <w:nsid w:val="3A103BD7"/>
     <w:multiLevelType w:val="hybridMultilevel"/>
     <w:tmpl w:val="C04CD7B2"/>
@@ -29043,7 +32497,7 @@
       </w:pPr>
     </w:lvl>
   </w:abstractNum>
-  <w:abstractNum w:abstractNumId="50" w15:restartNumberingAfterBreak="0">
+  <w:abstractNum w:abstractNumId="57" w15:restartNumberingAfterBreak="0">
     <w:nsid w:val="3A2A2093"/>
     <w:multiLevelType w:val="hybridMultilevel"/>
     <w:tmpl w:val="18247E7C"/>
@@ -29132,7 +32586,96 @@
       </w:pPr>
     </w:lvl>
   </w:abstractNum>
-  <w:abstractNum w:abstractNumId="51" w15:restartNumberingAfterBreak="0">
+  <w:abstractNum w:abstractNumId="58" w15:restartNumberingAfterBreak="0">
+    <w:nsid w:val="3A562C0C"/>
+    <w:multiLevelType w:val="hybridMultilevel"/>
+    <w:tmpl w:val="21D8B384"/>
+    <w:lvl w:ilvl="0" w:tplc="0809000F">
+      <w:start w:val="1"/>
+      <w:numFmt w:val="decimal"/>
+      <w:lvlText w:val="%1."/>
+      <w:lvlJc w:val="left"/>
+      <w:pPr>
+        <w:ind w:left="720" w:hanging="360"/>
+      </w:pPr>
+      <w:rPr>
+        <w:rFonts w:hint="default"/>
+      </w:rPr>
+    </w:lvl>
+    <w:lvl w:ilvl="1" w:tplc="08090019" w:tentative="1">
+      <w:start w:val="1"/>
+      <w:numFmt w:val="lowerLetter"/>
+      <w:lvlText w:val="%2."/>
+      <w:lvlJc w:val="left"/>
+      <w:pPr>
+        <w:ind w:left="1440" w:hanging="360"/>
+      </w:pPr>
+    </w:lvl>
+    <w:lvl w:ilvl="2" w:tplc="0809001B" w:tentative="1">
+      <w:start w:val="1"/>
+      <w:numFmt w:val="lowerRoman"/>
+      <w:lvlText w:val="%3."/>
+      <w:lvlJc w:val="right"/>
+      <w:pPr>
+        <w:ind w:left="2160" w:hanging="180"/>
+      </w:pPr>
+    </w:lvl>
+    <w:lvl w:ilvl="3" w:tplc="0809000F" w:tentative="1">
+      <w:start w:val="1"/>
+      <w:numFmt w:val="decimal"/>
+      <w:lvlText w:val="%4."/>
+      <w:lvlJc w:val="left"/>
+      <w:pPr>
+        <w:ind w:left="2880" w:hanging="360"/>
+      </w:pPr>
+    </w:lvl>
+    <w:lvl w:ilvl="4" w:tplc="08090019" w:tentative="1">
+      <w:start w:val="1"/>
+      <w:numFmt w:val="lowerLetter"/>
+      <w:lvlText w:val="%5."/>
+      <w:lvlJc w:val="left"/>
+      <w:pPr>
+        <w:ind w:left="3600" w:hanging="360"/>
+      </w:pPr>
+    </w:lvl>
+    <w:lvl w:ilvl="5" w:tplc="0809001B" w:tentative="1">
+      <w:start w:val="1"/>
+      <w:numFmt w:val="lowerRoman"/>
+      <w:lvlText w:val="%6."/>
+      <w:lvlJc w:val="right"/>
+      <w:pPr>
+        <w:ind w:left="4320" w:hanging="180"/>
+      </w:pPr>
+    </w:lvl>
+    <w:lvl w:ilvl="6" w:tplc="0809000F" w:tentative="1">
+      <w:start w:val="1"/>
+      <w:numFmt w:val="decimal"/>
+      <w:lvlText w:val="%7."/>
+      <w:lvlJc w:val="left"/>
+      <w:pPr>
+        <w:ind w:left="5040" w:hanging="360"/>
+      </w:pPr>
+    </w:lvl>
+    <w:lvl w:ilvl="7" w:tplc="08090019" w:tentative="1">
+      <w:start w:val="1"/>
+      <w:numFmt w:val="lowerLetter"/>
+      <w:lvlText w:val="%8."/>
+      <w:lvlJc w:val="left"/>
+      <w:pPr>
+        <w:ind w:left="5760" w:hanging="360"/>
+      </w:pPr>
+    </w:lvl>
+    <w:lvl w:ilvl="8" w:tplc="0809001B" w:tentative="1">
+      <w:start w:val="1"/>
+      <w:numFmt w:val="lowerRoman"/>
+      <w:lvlText w:val="%9."/>
+      <w:lvlJc w:val="right"/>
+      <w:pPr>
+        <w:ind w:left="6480" w:hanging="180"/>
+      </w:pPr>
+    </w:lvl>
+  </w:abstractNum>
+  <w:abstractNum w:abstractNumId="59" w15:restartNumberingAfterBreak="0">
     <w:nsid w:val="3D967135"/>
     <w:multiLevelType w:val="hybridMultilevel"/>
     <w:tmpl w:val="E3640BB4"/>
@@ -29222,7 +32765,7 @@
       </w:pPr>
     </w:lvl>
   </w:abstractNum>
-  <w:abstractNum w:abstractNumId="52" w15:restartNumberingAfterBreak="0">
+  <w:abstractNum w:abstractNumId="60" w15:restartNumberingAfterBreak="0">
     <w:nsid w:val="3DD838B7"/>
     <w:multiLevelType w:val="hybridMultilevel"/>
     <w:tmpl w:val="B5D43504"/>
@@ -29311,7 +32854,7 @@
       </w:pPr>
     </w:lvl>
   </w:abstractNum>
-  <w:abstractNum w:abstractNumId="53" w15:restartNumberingAfterBreak="0">
+  <w:abstractNum w:abstractNumId="61" w15:restartNumberingAfterBreak="0">
     <w:nsid w:val="3ED23D7F"/>
     <w:multiLevelType w:val="hybridMultilevel"/>
     <w:tmpl w:val="08B8E2A6"/>
@@ -29397,7 +32940,7 @@
       </w:pPr>
     </w:lvl>
   </w:abstractNum>
-  <w:abstractNum w:abstractNumId="54" w15:restartNumberingAfterBreak="0">
+  <w:abstractNum w:abstractNumId="62" w15:restartNumberingAfterBreak="0">
     <w:nsid w:val="3F612B1B"/>
     <w:multiLevelType w:val="hybridMultilevel"/>
     <w:tmpl w:val="322C349C"/>
@@ -29488,7 +33031,7 @@
       </w:pPr>
     </w:lvl>
   </w:abstractNum>
-  <w:abstractNum w:abstractNumId="55" w15:restartNumberingAfterBreak="0">
+  <w:abstractNum w:abstractNumId="63" w15:restartNumberingAfterBreak="0">
     <w:nsid w:val="435E1DE5"/>
     <w:multiLevelType w:val="hybridMultilevel"/>
     <w:tmpl w:val="F004758C"/>
@@ -29577,7 +33120,7 @@
       </w:pPr>
     </w:lvl>
   </w:abstractNum>
-  <w:abstractNum w:abstractNumId="56" w15:restartNumberingAfterBreak="0">
+  <w:abstractNum w:abstractNumId="64" w15:restartNumberingAfterBreak="0">
     <w:nsid w:val="436F3D03"/>
     <w:multiLevelType w:val="hybridMultilevel"/>
     <w:tmpl w:val="185CE834"/>
@@ -29666,7 +33209,7 @@
       </w:pPr>
     </w:lvl>
   </w:abstractNum>
-  <w:abstractNum w:abstractNumId="57" w15:restartNumberingAfterBreak="0">
+  <w:abstractNum w:abstractNumId="65" w15:restartNumberingAfterBreak="0">
     <w:nsid w:val="4464739A"/>
     <w:multiLevelType w:val="hybridMultilevel"/>
     <w:tmpl w:val="41A265B6"/>
@@ -29756,7 +33299,7 @@
       </w:pPr>
     </w:lvl>
   </w:abstractNum>
-  <w:abstractNum w:abstractNumId="58" w15:restartNumberingAfterBreak="0">
+  <w:abstractNum w:abstractNumId="66" w15:restartNumberingAfterBreak="0">
     <w:nsid w:val="44BD56BA"/>
     <w:multiLevelType w:val="hybridMultilevel"/>
     <w:tmpl w:val="F5CE951A"/>
@@ -29847,7 +33390,7 @@
       </w:pPr>
     </w:lvl>
   </w:abstractNum>
-  <w:abstractNum w:abstractNumId="59" w15:restartNumberingAfterBreak="0">
+  <w:abstractNum w:abstractNumId="67" w15:restartNumberingAfterBreak="0">
     <w:nsid w:val="44E00A15"/>
     <w:multiLevelType w:val="hybridMultilevel"/>
     <w:tmpl w:val="4D5E75B0"/>
@@ -29936,7 +33479,7 @@
       </w:pPr>
     </w:lvl>
   </w:abstractNum>
-  <w:abstractNum w:abstractNumId="60" w15:restartNumberingAfterBreak="0">
+  <w:abstractNum w:abstractNumId="68" w15:restartNumberingAfterBreak="0">
     <w:nsid w:val="470122C3"/>
     <w:multiLevelType w:val="hybridMultilevel"/>
     <w:tmpl w:val="53904AF2"/>
@@ -30025,7 +33568,96 @@
       </w:pPr>
     </w:lvl>
   </w:abstractNum>
-  <w:abstractNum w:abstractNumId="61" w15:restartNumberingAfterBreak="0">
+  <w:abstractNum w:abstractNumId="69" w15:restartNumberingAfterBreak="0">
+    <w:nsid w:val="47E26C21"/>
+    <w:multiLevelType w:val="hybridMultilevel"/>
+    <w:tmpl w:val="A6C2FCFA"/>
+    <w:lvl w:ilvl="0" w:tplc="08090011">
+      <w:start w:val="1"/>
+      <w:numFmt w:val="decimal"/>
+      <w:lvlText w:val="%1)"/>
+      <w:lvlJc w:val="left"/>
+      <w:pPr>
+        <w:ind w:left="720" w:hanging="360"/>
+      </w:pPr>
+      <w:rPr>
+        <w:rFonts w:hint="default"/>
+      </w:rPr>
+    </w:lvl>
+    <w:lvl w:ilvl="1" w:tplc="08090019" w:tentative="1">
+      <w:start w:val="1"/>
+      <w:numFmt w:val="lowerLetter"/>
+      <w:lvlText w:val="%2."/>
+      <w:lvlJc w:val="left"/>
+      <w:pPr>
+        <w:ind w:left="1440" w:hanging="360"/>
+      </w:pPr>
+    </w:lvl>
+    <w:lvl w:ilvl="2" w:tplc="0809001B" w:tentative="1">
+      <w:start w:val="1"/>
+      <w:numFmt w:val="lowerRoman"/>
+      <w:lvlText w:val="%3."/>
+      <w:lvlJc w:val="right"/>
+      <w:pPr>
+        <w:ind w:left="2160" w:hanging="180"/>
+      </w:pPr>
+    </w:lvl>
+    <w:lvl w:ilvl="3" w:tplc="0809000F" w:tentative="1">
+      <w:start w:val="1"/>
+      <w:numFmt w:val="decimal"/>
+      <w:lvlText w:val="%4."/>
+      <w:lvlJc w:val="left"/>
+      <w:pPr>
+        <w:ind w:left="2880" w:hanging="360"/>
+      </w:pPr>
+    </w:lvl>
+    <w:lvl w:ilvl="4" w:tplc="08090019" w:tentative="1">
+      <w:start w:val="1"/>
+      <w:numFmt w:val="lowerLetter"/>
+      <w:lvlText w:val="%5."/>
+      <w:lvlJc w:val="left"/>
+      <w:pPr>
+        <w:ind w:left="3600" w:hanging="360"/>
+      </w:pPr>
+    </w:lvl>
+    <w:lvl w:ilvl="5" w:tplc="0809001B" w:tentative="1">
+      <w:start w:val="1"/>
+      <w:numFmt w:val="lowerRoman"/>
+      <w:lvlText w:val="%6."/>
+      <w:lvlJc w:val="right"/>
+      <w:pPr>
+        <w:ind w:left="4320" w:hanging="180"/>
+      </w:pPr>
+    </w:lvl>
+    <w:lvl w:ilvl="6" w:tplc="0809000F" w:tentative="1">
+      <w:start w:val="1"/>
+      <w:numFmt w:val="decimal"/>
+      <w:lvlText w:val="%7."/>
+      <w:lvlJc w:val="left"/>
+      <w:pPr>
+        <w:ind w:left="5040" w:hanging="360"/>
+      </w:pPr>
+    </w:lvl>
+    <w:lvl w:ilvl="7" w:tplc="08090019" w:tentative="1">
+      <w:start w:val="1"/>
+      <w:numFmt w:val="lowerLetter"/>
+      <w:lvlText w:val="%8."/>
+      <w:lvlJc w:val="left"/>
+      <w:pPr>
+        <w:ind w:left="5760" w:hanging="360"/>
+      </w:pPr>
+    </w:lvl>
+    <w:lvl w:ilvl="8" w:tplc="0809001B" w:tentative="1">
+      <w:start w:val="1"/>
+      <w:numFmt w:val="lowerRoman"/>
+      <w:lvlText w:val="%9."/>
+      <w:lvlJc w:val="right"/>
+      <w:pPr>
+        <w:ind w:left="6480" w:hanging="180"/>
+      </w:pPr>
+    </w:lvl>
+  </w:abstractNum>
+  <w:abstractNum w:abstractNumId="70" w15:restartNumberingAfterBreak="0">
     <w:nsid w:val="47FF50A2"/>
     <w:multiLevelType w:val="hybridMultilevel"/>
     <w:tmpl w:val="EE50F44A"/>
@@ -30114,7 +33746,7 @@
       </w:pPr>
     </w:lvl>
   </w:abstractNum>
-  <w:abstractNum w:abstractNumId="62" w15:restartNumberingAfterBreak="0">
+  <w:abstractNum w:abstractNumId="71" w15:restartNumberingAfterBreak="0">
     <w:nsid w:val="48743DB4"/>
     <w:multiLevelType w:val="hybridMultilevel"/>
     <w:tmpl w:val="BE3C84DA"/>
@@ -30205,7 +33837,7 @@
       </w:pPr>
     </w:lvl>
   </w:abstractNum>
-  <w:abstractNum w:abstractNumId="63" w15:restartNumberingAfterBreak="0">
+  <w:abstractNum w:abstractNumId="72" w15:restartNumberingAfterBreak="0">
     <w:nsid w:val="4BAD7D68"/>
     <w:multiLevelType w:val="hybridMultilevel"/>
     <w:tmpl w:val="B7389048"/>
@@ -30294,7 +33926,7 @@
       </w:pPr>
     </w:lvl>
   </w:abstractNum>
-  <w:abstractNum w:abstractNumId="64" w15:restartNumberingAfterBreak="0">
+  <w:abstractNum w:abstractNumId="73" w15:restartNumberingAfterBreak="0">
     <w:nsid w:val="4FC75DBA"/>
     <w:multiLevelType w:val="hybridMultilevel"/>
     <w:tmpl w:val="F1A2617E"/>
@@ -30383,7 +34015,96 @@
       </w:pPr>
     </w:lvl>
   </w:abstractNum>
-  <w:abstractNum w:abstractNumId="65" w15:restartNumberingAfterBreak="0">
+  <w:abstractNum w:abstractNumId="74" w15:restartNumberingAfterBreak="0">
+    <w:nsid w:val="511C75DB"/>
+    <w:multiLevelType w:val="hybridMultilevel"/>
+    <w:tmpl w:val="AEC42AC6"/>
+    <w:lvl w:ilvl="0" w:tplc="08090011">
+      <w:start w:val="1"/>
+      <w:numFmt w:val="decimal"/>
+      <w:lvlText w:val="%1)"/>
+      <w:lvlJc w:val="left"/>
+      <w:pPr>
+        <w:ind w:left="720" w:hanging="360"/>
+      </w:pPr>
+      <w:rPr>
+        <w:rFonts w:hint="default"/>
+      </w:rPr>
+    </w:lvl>
+    <w:lvl w:ilvl="1" w:tplc="08090019" w:tentative="1">
+      <w:start w:val="1"/>
+      <w:numFmt w:val="lowerLetter"/>
+      <w:lvlText w:val="%2."/>
+      <w:lvlJc w:val="left"/>
+      <w:pPr>
+        <w:ind w:left="1440" w:hanging="360"/>
+      </w:pPr>
+    </w:lvl>
+    <w:lvl w:ilvl="2" w:tplc="0809001B" w:tentative="1">
+      <w:start w:val="1"/>
+      <w:numFmt w:val="lowerRoman"/>
+      <w:lvlText w:val="%3."/>
+      <w:lvlJc w:val="right"/>
+      <w:pPr>
+        <w:ind w:left="2160" w:hanging="180"/>
+      </w:pPr>
+    </w:lvl>
+    <w:lvl w:ilvl="3" w:tplc="0809000F" w:tentative="1">
+      <w:start w:val="1"/>
+      <w:numFmt w:val="decimal"/>
+      <w:lvlText w:val="%4."/>
+      <w:lvlJc w:val="left"/>
+      <w:pPr>
+        <w:ind w:left="2880" w:hanging="360"/>
+      </w:pPr>
+    </w:lvl>
+    <w:lvl w:ilvl="4" w:tplc="08090019" w:tentative="1">
+      <w:start w:val="1"/>
+      <w:numFmt w:val="lowerLetter"/>
+      <w:lvlText w:val="%5."/>
+      <w:lvlJc w:val="left"/>
+      <w:pPr>
+        <w:ind w:left="3600" w:hanging="360"/>
+      </w:pPr>
+    </w:lvl>
+    <w:lvl w:ilvl="5" w:tplc="0809001B" w:tentative="1">
+      <w:start w:val="1"/>
+      <w:numFmt w:val="lowerRoman"/>
+      <w:lvlText w:val="%6."/>
+      <w:lvlJc w:val="right"/>
+      <w:pPr>
+        <w:ind w:left="4320" w:hanging="180"/>
+      </w:pPr>
+    </w:lvl>
+    <w:lvl w:ilvl="6" w:tplc="0809000F" w:tentative="1">
+      <w:start w:val="1"/>
+      <w:numFmt w:val="decimal"/>
+      <w:lvlText w:val="%7."/>
+      <w:lvlJc w:val="left"/>
+      <w:pPr>
+        <w:ind w:left="5040" w:hanging="360"/>
+      </w:pPr>
+    </w:lvl>
+    <w:lvl w:ilvl="7" w:tplc="08090019" w:tentative="1">
+      <w:start w:val="1"/>
+      <w:numFmt w:val="lowerLetter"/>
+      <w:lvlText w:val="%8."/>
+      <w:lvlJc w:val="left"/>
+      <w:pPr>
+        <w:ind w:left="5760" w:hanging="360"/>
+      </w:pPr>
+    </w:lvl>
+    <w:lvl w:ilvl="8" w:tplc="0809001B" w:tentative="1">
+      <w:start w:val="1"/>
+      <w:numFmt w:val="lowerRoman"/>
+      <w:lvlText w:val="%9."/>
+      <w:lvlJc w:val="right"/>
+      <w:pPr>
+        <w:ind w:left="6480" w:hanging="180"/>
+      </w:pPr>
+    </w:lvl>
+  </w:abstractNum>
+  <w:abstractNum w:abstractNumId="75" w15:restartNumberingAfterBreak="0">
     <w:nsid w:val="514B6973"/>
     <w:multiLevelType w:val="hybridMultilevel"/>
     <w:tmpl w:val="7696E048"/>
@@ -30474,7 +34195,7 @@
       </w:pPr>
     </w:lvl>
   </w:abstractNum>
-  <w:abstractNum w:abstractNumId="66" w15:restartNumberingAfterBreak="0">
+  <w:abstractNum w:abstractNumId="76" w15:restartNumberingAfterBreak="0">
     <w:nsid w:val="51561B97"/>
     <w:multiLevelType w:val="hybridMultilevel"/>
     <w:tmpl w:val="2196FC58"/>
@@ -30563,7 +34284,7 @@
       </w:pPr>
     </w:lvl>
   </w:abstractNum>
-  <w:abstractNum w:abstractNumId="67" w15:restartNumberingAfterBreak="0">
+  <w:abstractNum w:abstractNumId="77" w15:restartNumberingAfterBreak="0">
     <w:nsid w:val="53D020C2"/>
     <w:multiLevelType w:val="hybridMultilevel"/>
     <w:tmpl w:val="818AF9DE"/>
@@ -30652,7 +34373,96 @@
       </w:pPr>
     </w:lvl>
   </w:abstractNum>
-  <w:abstractNum w:abstractNumId="68" w15:restartNumberingAfterBreak="0">
+  <w:abstractNum w:abstractNumId="78" w15:restartNumberingAfterBreak="0">
+    <w:nsid w:val="553217C8"/>
+    <w:multiLevelType w:val="hybridMultilevel"/>
+    <w:tmpl w:val="81AC352E"/>
+    <w:lvl w:ilvl="0" w:tplc="08090011">
+      <w:start w:val="1"/>
+      <w:numFmt w:val="decimal"/>
+      <w:lvlText w:val="%1)"/>
+      <w:lvlJc w:val="left"/>
+      <w:pPr>
+        <w:ind w:left="720" w:hanging="360"/>
+      </w:pPr>
+      <w:rPr>
+        <w:rFonts w:hint="default"/>
+      </w:rPr>
+    </w:lvl>
+    <w:lvl w:ilvl="1" w:tplc="08090019" w:tentative="1">
+      <w:start w:val="1"/>
+      <w:numFmt w:val="lowerLetter"/>
+      <w:lvlText w:val="%2."/>
+      <w:lvlJc w:val="left"/>
+      <w:pPr>
+        <w:ind w:left="1440" w:hanging="360"/>
+      </w:pPr>
+    </w:lvl>
+    <w:lvl w:ilvl="2" w:tplc="0809001B" w:tentative="1">
+      <w:start w:val="1"/>
+      <w:numFmt w:val="lowerRoman"/>
+      <w:lvlText w:val="%3."/>
+      <w:lvlJc w:val="right"/>
+      <w:pPr>
+        <w:ind w:left="2160" w:hanging="180"/>
+      </w:pPr>
+    </w:lvl>
+    <w:lvl w:ilvl="3" w:tplc="0809000F" w:tentative="1">
+      <w:start w:val="1"/>
+      <w:numFmt w:val="decimal"/>
+      <w:lvlText w:val="%4."/>
+      <w:lvlJc w:val="left"/>
+      <w:pPr>
+        <w:ind w:left="2880" w:hanging="360"/>
+      </w:pPr>
+    </w:lvl>
+    <w:lvl w:ilvl="4" w:tplc="08090019" w:tentative="1">
+      <w:start w:val="1"/>
+      <w:numFmt w:val="lowerLetter"/>
+      <w:lvlText w:val="%5."/>
+      <w:lvlJc w:val="left"/>
+      <w:pPr>
+        <w:ind w:left="3600" w:hanging="360"/>
+      </w:pPr>
+    </w:lvl>
+    <w:lvl w:ilvl="5" w:tplc="0809001B" w:tentative="1">
+      <w:start w:val="1"/>
+      <w:numFmt w:val="lowerRoman"/>
+      <w:lvlText w:val="%6."/>
+      <w:lvlJc w:val="right"/>
+      <w:pPr>
+        <w:ind w:left="4320" w:hanging="180"/>
+      </w:pPr>
+    </w:lvl>
+    <w:lvl w:ilvl="6" w:tplc="0809000F" w:tentative="1">
+      <w:start w:val="1"/>
+      <w:numFmt w:val="decimal"/>
+      <w:lvlText w:val="%7."/>
+      <w:lvlJc w:val="left"/>
+      <w:pPr>
+        <w:ind w:left="5040" w:hanging="360"/>
+      </w:pPr>
+    </w:lvl>
+    <w:lvl w:ilvl="7" w:tplc="08090019" w:tentative="1">
+      <w:start w:val="1"/>
+      <w:numFmt w:val="lowerLetter"/>
+      <w:lvlText w:val="%8."/>
+      <w:lvlJc w:val="left"/>
+      <w:pPr>
+        <w:ind w:left="5760" w:hanging="360"/>
+      </w:pPr>
+    </w:lvl>
+    <w:lvl w:ilvl="8" w:tplc="0809001B" w:tentative="1">
+      <w:start w:val="1"/>
+      <w:numFmt w:val="lowerRoman"/>
+      <w:lvlText w:val="%9."/>
+      <w:lvlJc w:val="right"/>
+      <w:pPr>
+        <w:ind w:left="6480" w:hanging="180"/>
+      </w:pPr>
+    </w:lvl>
+  </w:abstractNum>
+  <w:abstractNum w:abstractNumId="79" w15:restartNumberingAfterBreak="0">
     <w:nsid w:val="56D154DE"/>
     <w:multiLevelType w:val="hybridMultilevel"/>
     <w:tmpl w:val="6AC8FB44"/>
@@ -30741,7 +34551,7 @@
       </w:pPr>
     </w:lvl>
   </w:abstractNum>
-  <w:abstractNum w:abstractNumId="69" w15:restartNumberingAfterBreak="0">
+  <w:abstractNum w:abstractNumId="80" w15:restartNumberingAfterBreak="0">
     <w:nsid w:val="57006DB1"/>
     <w:multiLevelType w:val="hybridMultilevel"/>
     <w:tmpl w:val="E882608E"/>
@@ -30830,7 +34640,7 @@
       </w:pPr>
     </w:lvl>
   </w:abstractNum>
-  <w:abstractNum w:abstractNumId="70" w15:restartNumberingAfterBreak="0">
+  <w:abstractNum w:abstractNumId="81" w15:restartNumberingAfterBreak="0">
     <w:nsid w:val="57CF590B"/>
     <w:multiLevelType w:val="hybridMultilevel"/>
     <w:tmpl w:val="6A0CCAF6"/>
@@ -30919,7 +34729,7 @@
       </w:pPr>
     </w:lvl>
   </w:abstractNum>
-  <w:abstractNum w:abstractNumId="71" w15:restartNumberingAfterBreak="0">
+  <w:abstractNum w:abstractNumId="82" w15:restartNumberingAfterBreak="0">
     <w:nsid w:val="57D267AA"/>
     <w:multiLevelType w:val="hybridMultilevel"/>
     <w:tmpl w:val="096011A0"/>
@@ -31008,7 +34818,7 @@
       </w:pPr>
     </w:lvl>
   </w:abstractNum>
-  <w:abstractNum w:abstractNumId="72" w15:restartNumberingAfterBreak="0">
+  <w:abstractNum w:abstractNumId="83" w15:restartNumberingAfterBreak="0">
     <w:nsid w:val="5BE35FA4"/>
     <w:multiLevelType w:val="hybridMultilevel"/>
     <w:tmpl w:val="DCE6FEC0"/>
@@ -31097,7 +34907,7 @@
       </w:pPr>
     </w:lvl>
   </w:abstractNum>
-  <w:abstractNum w:abstractNumId="73" w15:restartNumberingAfterBreak="0">
+  <w:abstractNum w:abstractNumId="84" w15:restartNumberingAfterBreak="0">
     <w:nsid w:val="5C3A773E"/>
     <w:multiLevelType w:val="hybridMultilevel"/>
     <w:tmpl w:val="7CE03010"/>
@@ -31186,7 +34996,7 @@
       </w:pPr>
     </w:lvl>
   </w:abstractNum>
-  <w:abstractNum w:abstractNumId="74" w15:restartNumberingAfterBreak="0">
+  <w:abstractNum w:abstractNumId="85" w15:restartNumberingAfterBreak="0">
     <w:nsid w:val="5EDB3180"/>
     <w:multiLevelType w:val="hybridMultilevel"/>
     <w:tmpl w:val="62106B08"/>
@@ -31275,7 +35085,7 @@
       </w:pPr>
     </w:lvl>
   </w:abstractNum>
-  <w:abstractNum w:abstractNumId="75" w15:restartNumberingAfterBreak="0">
+  <w:abstractNum w:abstractNumId="86" w15:restartNumberingAfterBreak="0">
     <w:nsid w:val="5FF57909"/>
     <w:multiLevelType w:val="hybridMultilevel"/>
     <w:tmpl w:val="E882608E"/>
@@ -31364,7 +35174,7 @@
       </w:pPr>
     </w:lvl>
   </w:abstractNum>
-  <w:abstractNum w:abstractNumId="76" w15:restartNumberingAfterBreak="0">
+  <w:abstractNum w:abstractNumId="87" w15:restartNumberingAfterBreak="0">
     <w:nsid w:val="60FE39FC"/>
     <w:multiLevelType w:val="hybridMultilevel"/>
     <w:tmpl w:val="04687BC2"/>
@@ -31453,7 +35263,7 @@
       </w:pPr>
     </w:lvl>
   </w:abstractNum>
-  <w:abstractNum w:abstractNumId="77" w15:restartNumberingAfterBreak="0">
+  <w:abstractNum w:abstractNumId="88" w15:restartNumberingAfterBreak="0">
     <w:nsid w:val="612A4642"/>
     <w:multiLevelType w:val="hybridMultilevel"/>
     <w:tmpl w:val="ABFEDE88"/>
@@ -31542,7 +35352,7 @@
       </w:pPr>
     </w:lvl>
   </w:abstractNum>
-  <w:abstractNum w:abstractNumId="78" w15:restartNumberingAfterBreak="0">
+  <w:abstractNum w:abstractNumId="89" w15:restartNumberingAfterBreak="0">
     <w:nsid w:val="6218068F"/>
     <w:multiLevelType w:val="hybridMultilevel"/>
     <w:tmpl w:val="525E63C0"/>
@@ -31631,7 +35441,7 @@
       </w:pPr>
     </w:lvl>
   </w:abstractNum>
-  <w:abstractNum w:abstractNumId="79" w15:restartNumberingAfterBreak="0">
+  <w:abstractNum w:abstractNumId="90" w15:restartNumberingAfterBreak="0">
     <w:nsid w:val="641F3F0B"/>
     <w:multiLevelType w:val="hybridMultilevel"/>
     <w:tmpl w:val="AC30460C"/>
@@ -31720,7 +35530,7 @@
       </w:pPr>
     </w:lvl>
   </w:abstractNum>
-  <w:abstractNum w:abstractNumId="80" w15:restartNumberingAfterBreak="0">
+  <w:abstractNum w:abstractNumId="91" w15:restartNumberingAfterBreak="0">
     <w:nsid w:val="64BC5893"/>
     <w:multiLevelType w:val="hybridMultilevel"/>
     <w:tmpl w:val="6904309A"/>
@@ -31809,7 +35619,7 @@
       </w:pPr>
     </w:lvl>
   </w:abstractNum>
-  <w:abstractNum w:abstractNumId="81" w15:restartNumberingAfterBreak="0">
+  <w:abstractNum w:abstractNumId="92" w15:restartNumberingAfterBreak="0">
     <w:nsid w:val="66994456"/>
     <w:multiLevelType w:val="hybridMultilevel"/>
     <w:tmpl w:val="E882608E"/>
@@ -31898,7 +35708,7 @@
       </w:pPr>
     </w:lvl>
   </w:abstractNum>
-  <w:abstractNum w:abstractNumId="82" w15:restartNumberingAfterBreak="0">
+  <w:abstractNum w:abstractNumId="93" w15:restartNumberingAfterBreak="0">
     <w:nsid w:val="66B73ED3"/>
     <w:multiLevelType w:val="hybridMultilevel"/>
     <w:tmpl w:val="0914C0B6"/>
@@ -31989,7 +35799,7 @@
       </w:pPr>
     </w:lvl>
   </w:abstractNum>
-  <w:abstractNum w:abstractNumId="83" w15:restartNumberingAfterBreak="0">
+  <w:abstractNum w:abstractNumId="94" w15:restartNumberingAfterBreak="0">
     <w:nsid w:val="67207588"/>
     <w:multiLevelType w:val="hybridMultilevel"/>
     <w:tmpl w:val="7E9EFEF6"/>
@@ -32078,7 +35888,7 @@
       </w:pPr>
     </w:lvl>
   </w:abstractNum>
-  <w:abstractNum w:abstractNumId="84" w15:restartNumberingAfterBreak="0">
+  <w:abstractNum w:abstractNumId="95" w15:restartNumberingAfterBreak="0">
     <w:nsid w:val="675150D2"/>
     <w:multiLevelType w:val="hybridMultilevel"/>
     <w:tmpl w:val="7696E048"/>
@@ -32169,7 +35979,7 @@
       </w:pPr>
     </w:lvl>
   </w:abstractNum>
-  <w:abstractNum w:abstractNumId="85" w15:restartNumberingAfterBreak="0">
+  <w:abstractNum w:abstractNumId="96" w15:restartNumberingAfterBreak="0">
     <w:nsid w:val="678F1782"/>
     <w:multiLevelType w:val="hybridMultilevel"/>
     <w:tmpl w:val="4D307FEE"/>
@@ -32258,7 +36068,7 @@
       </w:pPr>
     </w:lvl>
   </w:abstractNum>
-  <w:abstractNum w:abstractNumId="86" w15:restartNumberingAfterBreak="0">
+  <w:abstractNum w:abstractNumId="97" w15:restartNumberingAfterBreak="0">
     <w:nsid w:val="686F25CC"/>
     <w:multiLevelType w:val="hybridMultilevel"/>
     <w:tmpl w:val="669C0E8C"/>
@@ -32347,7 +36157,96 @@
       </w:pPr>
     </w:lvl>
   </w:abstractNum>
-  <w:abstractNum w:abstractNumId="87" w15:restartNumberingAfterBreak="0">
+  <w:abstractNum w:abstractNumId="98" w15:restartNumberingAfterBreak="0">
+    <w:nsid w:val="6B4A4BA4"/>
+    <w:multiLevelType w:val="hybridMultilevel"/>
+    <w:tmpl w:val="337EE724"/>
+    <w:lvl w:ilvl="0" w:tplc="08090011">
+      <w:start w:val="1"/>
+      <w:numFmt w:val="decimal"/>
+      <w:lvlText w:val="%1)"/>
+      <w:lvlJc w:val="left"/>
+      <w:pPr>
+        <w:ind w:left="720" w:hanging="360"/>
+      </w:pPr>
+      <w:rPr>
+        <w:rFonts w:hint="default"/>
+      </w:rPr>
+    </w:lvl>
+    <w:lvl w:ilvl="1" w:tplc="08090019" w:tentative="1">
+      <w:start w:val="1"/>
+      <w:numFmt w:val="lowerLetter"/>
+      <w:lvlText w:val="%2."/>
+      <w:lvlJc w:val="left"/>
+      <w:pPr>
+        <w:ind w:left="1440" w:hanging="360"/>
+      </w:pPr>
+    </w:lvl>
+    <w:lvl w:ilvl="2" w:tplc="0809001B" w:tentative="1">
+      <w:start w:val="1"/>
+      <w:numFmt w:val="lowerRoman"/>
+      <w:lvlText w:val="%3."/>
+      <w:lvlJc w:val="right"/>
+      <w:pPr>
+        <w:ind w:left="2160" w:hanging="180"/>
+      </w:pPr>
+    </w:lvl>
+    <w:lvl w:ilvl="3" w:tplc="0809000F" w:tentative="1">
+      <w:start w:val="1"/>
+      <w:numFmt w:val="decimal"/>
+      <w:lvlText w:val="%4."/>
+      <w:lvlJc w:val="left"/>
+      <w:pPr>
+        <w:ind w:left="2880" w:hanging="360"/>
+      </w:pPr>
+    </w:lvl>
+    <w:lvl w:ilvl="4" w:tplc="08090019" w:tentative="1">
+      <w:start w:val="1"/>
+      <w:numFmt w:val="lowerLetter"/>
+      <w:lvlText w:val="%5."/>
+      <w:lvlJc w:val="left"/>
+      <w:pPr>
+        <w:ind w:left="3600" w:hanging="360"/>
+      </w:pPr>
+    </w:lvl>
+    <w:lvl w:ilvl="5" w:tplc="0809001B" w:tentative="1">
+      <w:start w:val="1"/>
+      <w:numFmt w:val="lowerRoman"/>
+      <w:lvlText w:val="%6."/>
+      <w:lvlJc w:val="right"/>
+      <w:pPr>
+        <w:ind w:left="4320" w:hanging="180"/>
+      </w:pPr>
+    </w:lvl>
+    <w:lvl w:ilvl="6" w:tplc="0809000F" w:tentative="1">
+      <w:start w:val="1"/>
+      <w:numFmt w:val="decimal"/>
+      <w:lvlText w:val="%7."/>
+      <w:lvlJc w:val="left"/>
+      <w:pPr>
+        <w:ind w:left="5040" w:hanging="360"/>
+      </w:pPr>
+    </w:lvl>
+    <w:lvl w:ilvl="7" w:tplc="08090019" w:tentative="1">
+      <w:start w:val="1"/>
+      <w:numFmt w:val="lowerLetter"/>
+      <w:lvlText w:val="%8."/>
+      <w:lvlJc w:val="left"/>
+      <w:pPr>
+        <w:ind w:left="5760" w:hanging="360"/>
+      </w:pPr>
+    </w:lvl>
+    <w:lvl w:ilvl="8" w:tplc="0809001B" w:tentative="1">
+      <w:start w:val="1"/>
+      <w:numFmt w:val="lowerRoman"/>
+      <w:lvlText w:val="%9."/>
+      <w:lvlJc w:val="right"/>
+      <w:pPr>
+        <w:ind w:left="6480" w:hanging="180"/>
+      </w:pPr>
+    </w:lvl>
+  </w:abstractNum>
+  <w:abstractNum w:abstractNumId="99" w15:restartNumberingAfterBreak="0">
     <w:nsid w:val="6CCF0363"/>
     <w:multiLevelType w:val="hybridMultilevel"/>
     <w:tmpl w:val="D678659C"/>
@@ -32436,7 +36335,7 @@
       </w:pPr>
     </w:lvl>
   </w:abstractNum>
-  <w:abstractNum w:abstractNumId="88" w15:restartNumberingAfterBreak="0">
+  <w:abstractNum w:abstractNumId="100" w15:restartNumberingAfterBreak="0">
     <w:nsid w:val="6DB50429"/>
     <w:multiLevelType w:val="hybridMultilevel"/>
     <w:tmpl w:val="FBC8B4F0"/>
@@ -32525,7 +36424,7 @@
       </w:pPr>
     </w:lvl>
   </w:abstractNum>
-  <w:abstractNum w:abstractNumId="89" w15:restartNumberingAfterBreak="0">
+  <w:abstractNum w:abstractNumId="101" w15:restartNumberingAfterBreak="0">
     <w:nsid w:val="6E8A7D5B"/>
     <w:multiLevelType w:val="hybridMultilevel"/>
     <w:tmpl w:val="E882608E"/>
@@ -32614,7 +36513,7 @@
       </w:pPr>
     </w:lvl>
   </w:abstractNum>
-  <w:abstractNum w:abstractNumId="90" w15:restartNumberingAfterBreak="0">
+  <w:abstractNum w:abstractNumId="102" w15:restartNumberingAfterBreak="0">
     <w:nsid w:val="6F335800"/>
     <w:multiLevelType w:val="hybridMultilevel"/>
     <w:tmpl w:val="ADBA4294"/>
@@ -32703,7 +36602,7 @@
       </w:pPr>
     </w:lvl>
   </w:abstractNum>
-  <w:abstractNum w:abstractNumId="91" w15:restartNumberingAfterBreak="0">
+  <w:abstractNum w:abstractNumId="103" w15:restartNumberingAfterBreak="0">
     <w:nsid w:val="6F3B0A64"/>
     <w:multiLevelType w:val="hybridMultilevel"/>
     <w:tmpl w:val="BA66842E"/>
@@ -32792,7 +36691,7 @@
       </w:pPr>
     </w:lvl>
   </w:abstractNum>
-  <w:abstractNum w:abstractNumId="92" w15:restartNumberingAfterBreak="0">
+  <w:abstractNum w:abstractNumId="104" w15:restartNumberingAfterBreak="0">
     <w:nsid w:val="6F4D3361"/>
     <w:multiLevelType w:val="hybridMultilevel"/>
     <w:tmpl w:val="977C1358"/>
@@ -32881,7 +36780,7 @@
       </w:pPr>
     </w:lvl>
   </w:abstractNum>
-  <w:abstractNum w:abstractNumId="93" w15:restartNumberingAfterBreak="0">
+  <w:abstractNum w:abstractNumId="105" w15:restartNumberingAfterBreak="0">
     <w:nsid w:val="70135E1C"/>
     <w:multiLevelType w:val="hybridMultilevel"/>
     <w:tmpl w:val="A6243FCA"/>
@@ -32970,7 +36869,7 @@
       </w:pPr>
     </w:lvl>
   </w:abstractNum>
-  <w:abstractNum w:abstractNumId="94" w15:restartNumberingAfterBreak="0">
+  <w:abstractNum w:abstractNumId="106" w15:restartNumberingAfterBreak="0">
     <w:nsid w:val="7029183E"/>
     <w:multiLevelType w:val="hybridMultilevel"/>
     <w:tmpl w:val="DEF4D960"/>
@@ -33059,7 +36958,7 @@
       </w:pPr>
     </w:lvl>
   </w:abstractNum>
-  <w:abstractNum w:abstractNumId="95" w15:restartNumberingAfterBreak="0">
+  <w:abstractNum w:abstractNumId="107" w15:restartNumberingAfterBreak="0">
     <w:nsid w:val="72265DF0"/>
     <w:multiLevelType w:val="hybridMultilevel"/>
     <w:tmpl w:val="0E9016B6"/>
@@ -33148,7 +37047,7 @@
       </w:pPr>
     </w:lvl>
   </w:abstractNum>
-  <w:abstractNum w:abstractNumId="96" w15:restartNumberingAfterBreak="0">
+  <w:abstractNum w:abstractNumId="108" w15:restartNumberingAfterBreak="0">
     <w:nsid w:val="72C667A1"/>
     <w:multiLevelType w:val="hybridMultilevel"/>
     <w:tmpl w:val="DAC0855C"/>
@@ -33234,7 +37133,7 @@
       </w:pPr>
     </w:lvl>
   </w:abstractNum>
-  <w:abstractNum w:abstractNumId="97" w15:restartNumberingAfterBreak="0">
+  <w:abstractNum w:abstractNumId="109" w15:restartNumberingAfterBreak="0">
     <w:nsid w:val="73E13E87"/>
     <w:multiLevelType w:val="hybridMultilevel"/>
     <w:tmpl w:val="E882608E"/>
@@ -33323,7 +37222,7 @@
       </w:pPr>
     </w:lvl>
   </w:abstractNum>
-  <w:abstractNum w:abstractNumId="98" w15:restartNumberingAfterBreak="0">
+  <w:abstractNum w:abstractNumId="110" w15:restartNumberingAfterBreak="0">
     <w:nsid w:val="74083790"/>
     <w:multiLevelType w:val="hybridMultilevel"/>
     <w:tmpl w:val="7EEC99AE"/>
@@ -33413,7 +37312,7 @@
       </w:pPr>
     </w:lvl>
   </w:abstractNum>
-  <w:abstractNum w:abstractNumId="99" w15:restartNumberingAfterBreak="0">
+  <w:abstractNum w:abstractNumId="111" w15:restartNumberingAfterBreak="0">
     <w:nsid w:val="746F1A6D"/>
     <w:multiLevelType w:val="hybridMultilevel"/>
     <w:tmpl w:val="E882608E"/>
@@ -33502,7 +37401,7 @@
       </w:pPr>
     </w:lvl>
   </w:abstractNum>
-  <w:abstractNum w:abstractNumId="100" w15:restartNumberingAfterBreak="0">
+  <w:abstractNum w:abstractNumId="112" w15:restartNumberingAfterBreak="0">
     <w:nsid w:val="75120995"/>
     <w:multiLevelType w:val="hybridMultilevel"/>
     <w:tmpl w:val="AB58E4F0"/>
@@ -33592,7 +37491,7 @@
       </w:pPr>
     </w:lvl>
   </w:abstractNum>
-  <w:abstractNum w:abstractNumId="101" w15:restartNumberingAfterBreak="0">
+  <w:abstractNum w:abstractNumId="113" w15:restartNumberingAfterBreak="0">
     <w:nsid w:val="75643FBA"/>
     <w:multiLevelType w:val="hybridMultilevel"/>
     <w:tmpl w:val="AE1A9036"/>
@@ -33681,7 +37580,7 @@
       </w:pPr>
     </w:lvl>
   </w:abstractNum>
-  <w:abstractNum w:abstractNumId="102" w15:restartNumberingAfterBreak="0">
+  <w:abstractNum w:abstractNumId="114" w15:restartNumberingAfterBreak="0">
     <w:nsid w:val="790808FF"/>
     <w:multiLevelType w:val="hybridMultilevel"/>
     <w:tmpl w:val="D96CAC54"/>
@@ -33770,7 +37669,7 @@
       </w:pPr>
     </w:lvl>
   </w:abstractNum>
-  <w:abstractNum w:abstractNumId="103" w15:restartNumberingAfterBreak="0">
+  <w:abstractNum w:abstractNumId="115" w15:restartNumberingAfterBreak="0">
     <w:nsid w:val="7C174B1D"/>
     <w:multiLevelType w:val="hybridMultilevel"/>
     <w:tmpl w:val="9892B3C8"/>
@@ -33861,7 +37760,7 @@
       </w:pPr>
     </w:lvl>
   </w:abstractNum>
-  <w:abstractNum w:abstractNumId="104" w15:restartNumberingAfterBreak="0">
+  <w:abstractNum w:abstractNumId="116" w15:restartNumberingAfterBreak="0">
     <w:nsid w:val="7D445DDD"/>
     <w:multiLevelType w:val="hybridMultilevel"/>
     <w:tmpl w:val="C2F4A4D6"/>
@@ -33950,7 +37849,7 @@
       </w:pPr>
     </w:lvl>
   </w:abstractNum>
-  <w:abstractNum w:abstractNumId="105" w15:restartNumberingAfterBreak="0">
+  <w:abstractNum w:abstractNumId="117" w15:restartNumberingAfterBreak="0">
     <w:nsid w:val="7F634E59"/>
     <w:multiLevelType w:val="hybridMultilevel"/>
     <w:tmpl w:val="E882608E"/>
@@ -34040,274 +37939,274 @@
     </w:lvl>
   </w:abstractNum>
   <w:num w:numId="1" w16cid:durableId="1188910206">
-    <w:abstractNumId w:val="53"/>
+    <w:abstractNumId w:val="61"/>
   </w:num>
   <w:num w:numId="2" w16cid:durableId="590818871">
-    <w:abstractNumId w:val="42"/>
+    <w:abstractNumId w:val="49"/>
   </w:num>
   <w:num w:numId="3" w16cid:durableId="1073314130">
     <w:abstractNumId w:val="1"/>
   </w:num>
   <w:num w:numId="4" w16cid:durableId="1257136139">
-    <w:abstractNumId w:val="73"/>
+    <w:abstractNumId w:val="84"/>
   </w:num>
   <w:num w:numId="5" w16cid:durableId="1964917001">
+    <w:abstractNumId w:val="39"/>
+  </w:num>
+  <w:num w:numId="6" w16cid:durableId="332341324">
+    <w:abstractNumId w:val="62"/>
+  </w:num>
+  <w:num w:numId="7" w16cid:durableId="1750230494">
+    <w:abstractNumId w:val="89"/>
+  </w:num>
+  <w:num w:numId="8" w16cid:durableId="1232929758">
+    <w:abstractNumId w:val="99"/>
+  </w:num>
+  <w:num w:numId="9" w16cid:durableId="1823933258">
     <w:abstractNumId w:val="32"/>
   </w:num>
-  <w:num w:numId="6" w16cid:durableId="332341324">
-    <w:abstractNumId w:val="54"/>
-  </w:num>
-  <w:num w:numId="7" w16cid:durableId="1750230494">
-    <w:abstractNumId w:val="78"/>
-  </w:num>
-  <w:num w:numId="8" w16cid:durableId="1232929758">
-    <w:abstractNumId w:val="87"/>
-  </w:num>
-  <w:num w:numId="9" w16cid:durableId="1823933258">
-    <w:abstractNumId w:val="27"/>
-  </w:num>
   <w:num w:numId="10" w16cid:durableId="524026497">
-    <w:abstractNumId w:val="35"/>
+    <w:abstractNumId w:val="42"/>
   </w:num>
   <w:num w:numId="11" w16cid:durableId="1437367141">
-    <w:abstractNumId w:val="26"/>
+    <w:abstractNumId w:val="31"/>
   </w:num>
   <w:num w:numId="12" w16cid:durableId="158498124">
-    <w:abstractNumId w:val="34"/>
+    <w:abstractNumId w:val="41"/>
   </w:num>
   <w:num w:numId="13" w16cid:durableId="873883748">
     <w:abstractNumId w:val="0"/>
   </w:num>
   <w:num w:numId="14" w16cid:durableId="455373707">
+    <w:abstractNumId w:val="108"/>
+  </w:num>
+  <w:num w:numId="15" w16cid:durableId="598610804">
+    <w:abstractNumId w:val="4"/>
+  </w:num>
+  <w:num w:numId="16" w16cid:durableId="949626463">
+    <w:abstractNumId w:val="113"/>
+  </w:num>
+  <w:num w:numId="17" w16cid:durableId="496965329">
+    <w:abstractNumId w:val="13"/>
+  </w:num>
+  <w:num w:numId="18" w16cid:durableId="666203700">
+    <w:abstractNumId w:val="36"/>
+  </w:num>
+  <w:num w:numId="19" w16cid:durableId="700939106">
+    <w:abstractNumId w:val="86"/>
+  </w:num>
+  <w:num w:numId="20" w16cid:durableId="296036339">
+    <w:abstractNumId w:val="10"/>
+  </w:num>
+  <w:num w:numId="21" w16cid:durableId="1984891406">
+    <w:abstractNumId w:val="117"/>
+  </w:num>
+  <w:num w:numId="22" w16cid:durableId="11156238">
+    <w:abstractNumId w:val="80"/>
+  </w:num>
+  <w:num w:numId="23" w16cid:durableId="93674023">
+    <w:abstractNumId w:val="26"/>
+  </w:num>
+  <w:num w:numId="24" w16cid:durableId="1470971687">
+    <w:abstractNumId w:val="101"/>
+  </w:num>
+  <w:num w:numId="25" w16cid:durableId="1622415054">
+    <w:abstractNumId w:val="7"/>
+  </w:num>
+  <w:num w:numId="26" w16cid:durableId="1950311742">
+    <w:abstractNumId w:val="48"/>
+  </w:num>
+  <w:num w:numId="27" w16cid:durableId="113328352">
+    <w:abstractNumId w:val="18"/>
+  </w:num>
+  <w:num w:numId="28" w16cid:durableId="1691562475">
+    <w:abstractNumId w:val="92"/>
+  </w:num>
+  <w:num w:numId="29" w16cid:durableId="233316896">
+    <w:abstractNumId w:val="111"/>
+  </w:num>
+  <w:num w:numId="30" w16cid:durableId="161899746">
+    <w:abstractNumId w:val="109"/>
+  </w:num>
+  <w:num w:numId="31" w16cid:durableId="468013264">
+    <w:abstractNumId w:val="15"/>
+  </w:num>
+  <w:num w:numId="32" w16cid:durableId="702748061">
+    <w:abstractNumId w:val="94"/>
+  </w:num>
+  <w:num w:numId="33" w16cid:durableId="56713106">
+    <w:abstractNumId w:val="77"/>
+  </w:num>
+  <w:num w:numId="34" w16cid:durableId="91096326">
     <w:abstractNumId w:val="96"/>
   </w:num>
-  <w:num w:numId="15" w16cid:durableId="598610804">
-    <w:abstractNumId w:val="3"/>
+  <w:num w:numId="35" w16cid:durableId="1771772533">
+    <w:abstractNumId w:val="38"/>
   </w:num>
-  <w:num w:numId="16" w16cid:durableId="949626463">
-    <w:abstractNumId w:val="101"/>
+  <w:num w:numId="36" w16cid:durableId="1291131297">
+    <w:abstractNumId w:val="34"/>
   </w:num>
-  <w:num w:numId="17" w16cid:durableId="496965329">
-    <w:abstractNumId w:val="12"/>
+  <w:num w:numId="37" w16cid:durableId="450368459">
+    <w:abstractNumId w:val="76"/>
   </w:num>
-  <w:num w:numId="18" w16cid:durableId="666203700">
-    <w:abstractNumId w:val="30"/>
+  <w:num w:numId="38" w16cid:durableId="537275218">
+    <w:abstractNumId w:val="20"/>
   </w:num>
-  <w:num w:numId="19" w16cid:durableId="700939106">
+  <w:num w:numId="39" w16cid:durableId="813178503">
+    <w:abstractNumId w:val="104"/>
+  </w:num>
+  <w:num w:numId="40" w16cid:durableId="279382380">
+    <w:abstractNumId w:val="82"/>
+  </w:num>
+  <w:num w:numId="41" w16cid:durableId="1041827201">
+    <w:abstractNumId w:val="43"/>
+  </w:num>
+  <w:num w:numId="42" w16cid:durableId="1708990130">
+    <w:abstractNumId w:val="47"/>
+  </w:num>
+  <w:num w:numId="43" w16cid:durableId="1065956941">
+    <w:abstractNumId w:val="6"/>
+  </w:num>
+  <w:num w:numId="44" w16cid:durableId="1900439756">
+    <w:abstractNumId w:val="46"/>
+  </w:num>
+  <w:num w:numId="45" w16cid:durableId="1798061980">
+    <w:abstractNumId w:val="63"/>
+  </w:num>
+  <w:num w:numId="46" w16cid:durableId="2105105528">
+    <w:abstractNumId w:val="50"/>
+  </w:num>
+  <w:num w:numId="47" w16cid:durableId="1564219265">
+    <w:abstractNumId w:val="52"/>
+  </w:num>
+  <w:num w:numId="48" w16cid:durableId="1838811954">
+    <w:abstractNumId w:val="59"/>
+  </w:num>
+  <w:num w:numId="49" w16cid:durableId="1203909578">
+    <w:abstractNumId w:val="64"/>
+  </w:num>
+  <w:num w:numId="50" w16cid:durableId="541291496">
+    <w:abstractNumId w:val="105"/>
+  </w:num>
+  <w:num w:numId="51" w16cid:durableId="1219972242">
+    <w:abstractNumId w:val="9"/>
+  </w:num>
+  <w:num w:numId="52" w16cid:durableId="2118063757">
+    <w:abstractNumId w:val="102"/>
+  </w:num>
+  <w:num w:numId="53" w16cid:durableId="693194687">
+    <w:abstractNumId w:val="45"/>
+  </w:num>
+  <w:num w:numId="54" w16cid:durableId="998382482">
+    <w:abstractNumId w:val="110"/>
+  </w:num>
+  <w:num w:numId="55" w16cid:durableId="1525942460">
+    <w:abstractNumId w:val="65"/>
+  </w:num>
+  <w:num w:numId="56" w16cid:durableId="1024526455">
+    <w:abstractNumId w:val="112"/>
+  </w:num>
+  <w:num w:numId="57" w16cid:durableId="146560783">
+    <w:abstractNumId w:val="16"/>
+  </w:num>
+  <w:num w:numId="58" w16cid:durableId="1775902853">
+    <w:abstractNumId w:val="66"/>
+  </w:num>
+  <w:num w:numId="59" w16cid:durableId="1482119577">
+    <w:abstractNumId w:val="27"/>
+  </w:num>
+  <w:num w:numId="60" w16cid:durableId="1789811452">
+    <w:abstractNumId w:val="71"/>
+  </w:num>
+  <w:num w:numId="61" w16cid:durableId="1665040077">
+    <w:abstractNumId w:val="93"/>
+  </w:num>
+  <w:num w:numId="62" w16cid:durableId="140276358">
     <w:abstractNumId w:val="75"/>
   </w:num>
-  <w:num w:numId="20" w16cid:durableId="296036339">
-    <w:abstractNumId w:val="9"/>
+  <w:num w:numId="63" w16cid:durableId="1127119721">
+    <w:abstractNumId w:val="95"/>
   </w:num>
-  <w:num w:numId="21" w16cid:durableId="1984891406">
-    <w:abstractNumId w:val="105"/>
+  <w:num w:numId="64" w16cid:durableId="1190878900">
+    <w:abstractNumId w:val="115"/>
   </w:num>
-  <w:num w:numId="22" w16cid:durableId="11156238">
-    <w:abstractNumId w:val="69"/>
+  <w:num w:numId="65" w16cid:durableId="1572233250">
+    <w:abstractNumId w:val="5"/>
   </w:num>
-  <w:num w:numId="23" w16cid:durableId="93674023">
-    <w:abstractNumId w:val="23"/>
+  <w:num w:numId="66" w16cid:durableId="1284072113">
+    <w:abstractNumId w:val="56"/>
   </w:num>
-  <w:num w:numId="24" w16cid:durableId="1470971687">
-    <w:abstractNumId w:val="89"/>
+  <w:num w:numId="67" w16cid:durableId="193346793">
+    <w:abstractNumId w:val="100"/>
   </w:num>
-  <w:num w:numId="25" w16cid:durableId="1622415054">
-    <w:abstractNumId w:val="6"/>
+  <w:num w:numId="68" w16cid:durableId="81420155">
+    <w:abstractNumId w:val="79"/>
   </w:num>
-  <w:num w:numId="26" w16cid:durableId="1950311742">
-    <w:abstractNumId w:val="41"/>
+  <w:num w:numId="69" w16cid:durableId="946158921">
+    <w:abstractNumId w:val="55"/>
   </w:num>
-  <w:num w:numId="27" w16cid:durableId="113328352">
+  <w:num w:numId="70" w16cid:durableId="1695114904">
+    <w:abstractNumId w:val="85"/>
+  </w:num>
+  <w:num w:numId="71" w16cid:durableId="1010794146">
+    <w:abstractNumId w:val="88"/>
+  </w:num>
+  <w:num w:numId="72" w16cid:durableId="1859543299">
+    <w:abstractNumId w:val="70"/>
+  </w:num>
+  <w:num w:numId="73" w16cid:durableId="1710688214">
     <w:abstractNumId w:val="17"/>
   </w:num>
-  <w:num w:numId="28" w16cid:durableId="1691562475">
+  <w:num w:numId="74" w16cid:durableId="1592154375">
+    <w:abstractNumId w:val="54"/>
+  </w:num>
+  <w:num w:numId="75" w16cid:durableId="242834493">
+    <w:abstractNumId w:val="14"/>
+  </w:num>
+  <w:num w:numId="76" w16cid:durableId="2123180118">
+    <w:abstractNumId w:val="83"/>
+  </w:num>
+  <w:num w:numId="77" w16cid:durableId="1405449468">
+    <w:abstractNumId w:val="91"/>
+  </w:num>
+  <w:num w:numId="78" w16cid:durableId="1027681885">
+    <w:abstractNumId w:val="116"/>
+  </w:num>
+  <w:num w:numId="79" w16cid:durableId="1730691680">
+    <w:abstractNumId w:val="19"/>
+  </w:num>
+  <w:num w:numId="80" w16cid:durableId="536890467">
+    <w:abstractNumId w:val="67"/>
+  </w:num>
+  <w:num w:numId="81" w16cid:durableId="489298530">
+    <w:abstractNumId w:val="60"/>
+  </w:num>
+  <w:num w:numId="82" w16cid:durableId="1413308348">
+    <w:abstractNumId w:val="11"/>
+  </w:num>
+  <w:num w:numId="83" w16cid:durableId="1410956422">
+    <w:abstractNumId w:val="106"/>
+  </w:num>
+  <w:num w:numId="84" w16cid:durableId="62526193">
+    <w:abstractNumId w:val="72"/>
+  </w:num>
+  <w:num w:numId="85" w16cid:durableId="1450734032">
+    <w:abstractNumId w:val="114"/>
+  </w:num>
+  <w:num w:numId="86" w16cid:durableId="1803617143">
+    <w:abstractNumId w:val="40"/>
+  </w:num>
+  <w:num w:numId="87" w16cid:durableId="1244142754">
+    <w:abstractNumId w:val="51"/>
+  </w:num>
+  <w:num w:numId="88" w16cid:durableId="1431390422">
+    <w:abstractNumId w:val="8"/>
+  </w:num>
+  <w:num w:numId="89" w16cid:durableId="1223517598">
     <w:abstractNumId w:val="81"/>
   </w:num>
-  <w:num w:numId="29" w16cid:durableId="233316896">
-    <w:abstractNumId w:val="99"/>
-  </w:num>
-  <w:num w:numId="30" w16cid:durableId="161899746">
-    <w:abstractNumId w:val="97"/>
-  </w:num>
-  <w:num w:numId="31" w16cid:durableId="468013264">
-    <w:abstractNumId w:val="14"/>
-  </w:num>
-  <w:num w:numId="32" w16cid:durableId="702748061">
-    <w:abstractNumId w:val="83"/>
-  </w:num>
-  <w:num w:numId="33" w16cid:durableId="56713106">
-    <w:abstractNumId w:val="67"/>
-  </w:num>
-  <w:num w:numId="34" w16cid:durableId="91096326">
-    <w:abstractNumId w:val="85"/>
-  </w:num>
-  <w:num w:numId="35" w16cid:durableId="1771772533">
-    <w:abstractNumId w:val="31"/>
-  </w:num>
-  <w:num w:numId="36" w16cid:durableId="1291131297">
-    <w:abstractNumId w:val="28"/>
-  </w:num>
-  <w:num w:numId="37" w16cid:durableId="450368459">
-    <w:abstractNumId w:val="66"/>
-  </w:num>
-  <w:num w:numId="38" w16cid:durableId="537275218">
-    <w:abstractNumId w:val="19"/>
-  </w:num>
-  <w:num w:numId="39" w16cid:durableId="813178503">
-    <w:abstractNumId w:val="92"/>
-  </w:num>
-  <w:num w:numId="40" w16cid:durableId="279382380">
-    <w:abstractNumId w:val="71"/>
-  </w:num>
-  <w:num w:numId="41" w16cid:durableId="1041827201">
-    <w:abstractNumId w:val="36"/>
-  </w:num>
-  <w:num w:numId="42" w16cid:durableId="1708990130">
-    <w:abstractNumId w:val="40"/>
-  </w:num>
-  <w:num w:numId="43" w16cid:durableId="1065956941">
-    <w:abstractNumId w:val="5"/>
-  </w:num>
-  <w:num w:numId="44" w16cid:durableId="1900439756">
-    <w:abstractNumId w:val="39"/>
-  </w:num>
-  <w:num w:numId="45" w16cid:durableId="1798061980">
-    <w:abstractNumId w:val="55"/>
-  </w:num>
-  <w:num w:numId="46" w16cid:durableId="2105105528">
-    <w:abstractNumId w:val="43"/>
-  </w:num>
-  <w:num w:numId="47" w16cid:durableId="1564219265">
-    <w:abstractNumId w:val="45"/>
-  </w:num>
-  <w:num w:numId="48" w16cid:durableId="1838811954">
-    <w:abstractNumId w:val="51"/>
-  </w:num>
-  <w:num w:numId="49" w16cid:durableId="1203909578">
-    <w:abstractNumId w:val="56"/>
-  </w:num>
-  <w:num w:numId="50" w16cid:durableId="541291496">
-    <w:abstractNumId w:val="93"/>
-  </w:num>
-  <w:num w:numId="51" w16cid:durableId="1219972242">
-    <w:abstractNumId w:val="8"/>
-  </w:num>
-  <w:num w:numId="52" w16cid:durableId="2118063757">
-    <w:abstractNumId w:val="90"/>
-  </w:num>
-  <w:num w:numId="53" w16cid:durableId="693194687">
-    <w:abstractNumId w:val="38"/>
-  </w:num>
-  <w:num w:numId="54" w16cid:durableId="998382482">
-    <w:abstractNumId w:val="98"/>
-  </w:num>
-  <w:num w:numId="55" w16cid:durableId="1525942460">
-    <w:abstractNumId w:val="57"/>
-  </w:num>
-  <w:num w:numId="56" w16cid:durableId="1024526455">
-    <w:abstractNumId w:val="100"/>
-  </w:num>
-  <w:num w:numId="57" w16cid:durableId="146560783">
-    <w:abstractNumId w:val="15"/>
-  </w:num>
-  <w:num w:numId="58" w16cid:durableId="1775902853">
-    <w:abstractNumId w:val="58"/>
-  </w:num>
-  <w:num w:numId="59" w16cid:durableId="1482119577">
-    <w:abstractNumId w:val="24"/>
-  </w:num>
-  <w:num w:numId="60" w16cid:durableId="1789811452">
-    <w:abstractNumId w:val="62"/>
-  </w:num>
-  <w:num w:numId="61" w16cid:durableId="1665040077">
-    <w:abstractNumId w:val="82"/>
-  </w:num>
-  <w:num w:numId="62" w16cid:durableId="140276358">
-    <w:abstractNumId w:val="65"/>
-  </w:num>
-  <w:num w:numId="63" w16cid:durableId="1127119721">
-    <w:abstractNumId w:val="84"/>
-  </w:num>
-  <w:num w:numId="64" w16cid:durableId="1190878900">
-    <w:abstractNumId w:val="103"/>
-  </w:num>
-  <w:num w:numId="65" w16cid:durableId="1572233250">
-    <w:abstractNumId w:val="4"/>
-  </w:num>
-  <w:num w:numId="66" w16cid:durableId="1284072113">
-    <w:abstractNumId w:val="49"/>
-  </w:num>
-  <w:num w:numId="67" w16cid:durableId="193346793">
-    <w:abstractNumId w:val="88"/>
-  </w:num>
-  <w:num w:numId="68" w16cid:durableId="81420155">
-    <w:abstractNumId w:val="68"/>
-  </w:num>
-  <w:num w:numId="69" w16cid:durableId="946158921">
-    <w:abstractNumId w:val="48"/>
-  </w:num>
-  <w:num w:numId="70" w16cid:durableId="1695114904">
-    <w:abstractNumId w:val="74"/>
-  </w:num>
-  <w:num w:numId="71" w16cid:durableId="1010794146">
-    <w:abstractNumId w:val="77"/>
-  </w:num>
-  <w:num w:numId="72" w16cid:durableId="1859543299">
-    <w:abstractNumId w:val="61"/>
-  </w:num>
-  <w:num w:numId="73" w16cid:durableId="1710688214">
-    <w:abstractNumId w:val="16"/>
-  </w:num>
-  <w:num w:numId="74" w16cid:durableId="1592154375">
-    <w:abstractNumId w:val="47"/>
-  </w:num>
-  <w:num w:numId="75" w16cid:durableId="242834493">
-    <w:abstractNumId w:val="13"/>
-  </w:num>
-  <w:num w:numId="76" w16cid:durableId="2123180118">
-    <w:abstractNumId w:val="72"/>
-  </w:num>
-  <w:num w:numId="77" w16cid:durableId="1405449468">
-    <w:abstractNumId w:val="80"/>
-  </w:num>
-  <w:num w:numId="78" w16cid:durableId="1027681885">
-    <w:abstractNumId w:val="104"/>
-  </w:num>
-  <w:num w:numId="79" w16cid:durableId="1730691680">
-    <w:abstractNumId w:val="18"/>
-  </w:num>
-  <w:num w:numId="80" w16cid:durableId="536890467">
-    <w:abstractNumId w:val="59"/>
-  </w:num>
-  <w:num w:numId="81" w16cid:durableId="489298530">
-    <w:abstractNumId w:val="52"/>
-  </w:num>
-  <w:num w:numId="82" w16cid:durableId="1413308348">
-    <w:abstractNumId w:val="10"/>
-  </w:num>
-  <w:num w:numId="83" w16cid:durableId="1410956422">
-    <w:abstractNumId w:val="94"/>
-  </w:num>
-  <w:num w:numId="84" w16cid:durableId="62526193">
-    <w:abstractNumId w:val="63"/>
-  </w:num>
-  <w:num w:numId="85" w16cid:durableId="1450734032">
-    <w:abstractNumId w:val="102"/>
-  </w:num>
-  <w:num w:numId="86" w16cid:durableId="1803617143">
-    <w:abstractNumId w:val="33"/>
-  </w:num>
-  <w:num w:numId="87" w16cid:durableId="1244142754">
-    <w:abstractNumId w:val="44"/>
-  </w:num>
-  <w:num w:numId="88" w16cid:durableId="1431390422">
-    <w:abstractNumId w:val="7"/>
-  </w:num>
-  <w:num w:numId="89" w16cid:durableId="1223517598">
-    <w:abstractNumId w:val="70"/>
-  </w:num>
   <w:num w:numId="90" w16cid:durableId="886454559">
-    <w:abstractNumId w:val="78"/>
+    <w:abstractNumId w:val="89"/>
     <w:lvlOverride w:ilvl="0">
       <w:startOverride w:val="1"/>
     </w:lvlOverride>
@@ -34337,7 +38236,7 @@
     </w:lvlOverride>
   </w:num>
   <w:num w:numId="91" w16cid:durableId="2139300445">
-    <w:abstractNumId w:val="87"/>
+    <w:abstractNumId w:val="99"/>
     <w:lvlOverride w:ilvl="0">
       <w:startOverride w:val="1"/>
     </w:lvlOverride>
@@ -34367,15 +38266,219 @@
     </w:lvlOverride>
   </w:num>
   <w:num w:numId="92" w16cid:durableId="1565680609">
-    <w:abstractNumId w:val="76"/>
+    <w:abstractNumId w:val="87"/>
   </w:num>
   <w:num w:numId="93" w16cid:durableId="721564686">
-    <w:abstractNumId w:val="86"/>
+    <w:abstractNumId w:val="97"/>
   </w:num>
   <w:num w:numId="94" w16cid:durableId="1075320275">
+    <w:abstractNumId w:val="44"/>
+  </w:num>
+  <w:num w:numId="95" w16cid:durableId="1611358981">
+    <w:abstractNumId w:val="80"/>
+    <w:lvlOverride w:ilvl="0">
+      <w:startOverride w:val="1"/>
+    </w:lvlOverride>
+    <w:lvlOverride w:ilvl="1">
+      <w:startOverride w:val="1"/>
+    </w:lvlOverride>
+    <w:lvlOverride w:ilvl="2">
+      <w:startOverride w:val="1"/>
+    </w:lvlOverride>
+    <w:lvlOverride w:ilvl="3">
+      <w:startOverride w:val="1"/>
+    </w:lvlOverride>
+    <w:lvlOverride w:ilvl="4">
+      <w:startOverride w:val="1"/>
+    </w:lvlOverride>
+    <w:lvlOverride w:ilvl="5">
+      <w:startOverride w:val="1"/>
+    </w:lvlOverride>
+    <w:lvlOverride w:ilvl="6">
+      <w:startOverride w:val="1"/>
+    </w:lvlOverride>
+    <w:lvlOverride w:ilvl="7">
+      <w:startOverride w:val="1"/>
+    </w:lvlOverride>
+    <w:lvlOverride w:ilvl="8">
+      <w:startOverride w:val="1"/>
+    </w:lvlOverride>
+  </w:num>
+  <w:num w:numId="96" w16cid:durableId="321812476">
+    <w:abstractNumId w:val="76"/>
+    <w:lvlOverride w:ilvl="0">
+      <w:startOverride w:val="1"/>
+    </w:lvlOverride>
+    <w:lvlOverride w:ilvl="1">
+      <w:startOverride w:val="1"/>
+    </w:lvlOverride>
+    <w:lvlOverride w:ilvl="2">
+      <w:startOverride w:val="1"/>
+    </w:lvlOverride>
+    <w:lvlOverride w:ilvl="3">
+      <w:startOverride w:val="1"/>
+    </w:lvlOverride>
+    <w:lvlOverride w:ilvl="4">
+      <w:startOverride w:val="1"/>
+    </w:lvlOverride>
+    <w:lvlOverride w:ilvl="5">
+      <w:startOverride w:val="1"/>
+    </w:lvlOverride>
+    <w:lvlOverride w:ilvl="6">
+      <w:startOverride w:val="1"/>
+    </w:lvlOverride>
+    <w:lvlOverride w:ilvl="7">
+      <w:startOverride w:val="1"/>
+    </w:lvlOverride>
+    <w:lvlOverride w:ilvl="8">
+      <w:startOverride w:val="1"/>
+    </w:lvlOverride>
+  </w:num>
+  <w:num w:numId="97" w16cid:durableId="1446273677">
+    <w:abstractNumId w:val="57"/>
+  </w:num>
+  <w:num w:numId="98" w16cid:durableId="760419404">
+    <w:abstractNumId w:val="90"/>
+  </w:num>
+  <w:num w:numId="99" w16cid:durableId="683288878">
+    <w:abstractNumId w:val="23"/>
+  </w:num>
+  <w:num w:numId="100" w16cid:durableId="502546583">
+    <w:abstractNumId w:val="68"/>
+  </w:num>
+  <w:num w:numId="101" w16cid:durableId="1274436540">
+    <w:abstractNumId w:val="107"/>
+  </w:num>
+  <w:num w:numId="102" w16cid:durableId="1542593443">
+    <w:abstractNumId w:val="73"/>
+  </w:num>
+  <w:num w:numId="103" w16cid:durableId="388236976">
+    <w:abstractNumId w:val="24"/>
+  </w:num>
+  <w:num w:numId="104" w16cid:durableId="673458358">
+    <w:abstractNumId w:val="22"/>
+  </w:num>
+  <w:num w:numId="105" w16cid:durableId="1444496596">
+    <w:abstractNumId w:val="35"/>
+  </w:num>
+  <w:num w:numId="106" w16cid:durableId="1303272939">
+    <w:abstractNumId w:val="107"/>
+    <w:lvlOverride w:ilvl="0">
+      <w:startOverride w:val="1"/>
+    </w:lvlOverride>
+    <w:lvlOverride w:ilvl="1">
+      <w:startOverride w:val="1"/>
+    </w:lvlOverride>
+    <w:lvlOverride w:ilvl="2">
+      <w:startOverride w:val="1"/>
+    </w:lvlOverride>
+    <w:lvlOverride w:ilvl="3">
+      <w:startOverride w:val="1"/>
+    </w:lvlOverride>
+    <w:lvlOverride w:ilvl="4">
+      <w:startOverride w:val="1"/>
+    </w:lvlOverride>
+    <w:lvlOverride w:ilvl="5">
+      <w:startOverride w:val="1"/>
+    </w:lvlOverride>
+    <w:lvlOverride w:ilvl="6">
+      <w:startOverride w:val="1"/>
+    </w:lvlOverride>
+    <w:lvlOverride w:ilvl="7">
+      <w:startOverride w:val="1"/>
+    </w:lvlOverride>
+    <w:lvlOverride w:ilvl="8">
+      <w:startOverride w:val="1"/>
+    </w:lvlOverride>
+  </w:num>
+  <w:num w:numId="107" w16cid:durableId="1415319161">
+    <w:abstractNumId w:val="32"/>
+    <w:lvlOverride w:ilvl="0">
+      <w:startOverride w:val="1"/>
+    </w:lvlOverride>
+    <w:lvlOverride w:ilvl="1">
+      <w:startOverride w:val="1"/>
+    </w:lvlOverride>
+    <w:lvlOverride w:ilvl="2">
+      <w:startOverride w:val="1"/>
+    </w:lvlOverride>
+    <w:lvlOverride w:ilvl="3">
+      <w:startOverride w:val="1"/>
+    </w:lvlOverride>
+    <w:lvlOverride w:ilvl="4">
+      <w:startOverride w:val="1"/>
+    </w:lvlOverride>
+    <w:lvlOverride w:ilvl="5">
+      <w:startOverride w:val="1"/>
+    </w:lvlOverride>
+    <w:lvlOverride w:ilvl="6">
+      <w:startOverride w:val="1"/>
+    </w:lvlOverride>
+    <w:lvlOverride w:ilvl="7">
+      <w:startOverride w:val="1"/>
+    </w:lvlOverride>
+    <w:lvlOverride w:ilvl="8">
+      <w:startOverride w:val="1"/>
+    </w:lvlOverride>
+  </w:num>
+  <w:num w:numId="108" w16cid:durableId="1069764187">
+    <w:abstractNumId w:val="73"/>
+    <w:lvlOverride w:ilvl="0">
+      <w:startOverride w:val="1"/>
+    </w:lvlOverride>
+    <w:lvlOverride w:ilvl="1">
+      <w:startOverride w:val="1"/>
+    </w:lvlOverride>
+    <w:lvlOverride w:ilvl="2">
+      <w:startOverride w:val="1"/>
+    </w:lvlOverride>
+    <w:lvlOverride w:ilvl="3">
+      <w:startOverride w:val="1"/>
+    </w:lvlOverride>
+    <w:lvlOverride w:ilvl="4">
+      <w:startOverride w:val="1"/>
+    </w:lvlOverride>
+    <w:lvlOverride w:ilvl="5">
+      <w:startOverride w:val="1"/>
+    </w:lvlOverride>
+    <w:lvlOverride w:ilvl="6">
+      <w:startOverride w:val="1"/>
+    </w:lvlOverride>
+    <w:lvlOverride w:ilvl="7">
+      <w:startOverride w:val="1"/>
+    </w:lvlOverride>
+    <w:lvlOverride w:ilvl="8">
+      <w:startOverride w:val="1"/>
+    </w:lvlOverride>
+  </w:num>
+  <w:num w:numId="109" w16cid:durableId="1117481872">
+    <w:abstractNumId w:val="28"/>
+  </w:num>
+  <w:num w:numId="110" w16cid:durableId="958074039">
+    <w:abstractNumId w:val="53"/>
+  </w:num>
+  <w:num w:numId="111" w16cid:durableId="1858613164">
+    <w:abstractNumId w:val="12"/>
+  </w:num>
+  <w:num w:numId="112" w16cid:durableId="811026745">
+    <w:abstractNumId w:val="103"/>
+  </w:num>
+  <w:num w:numId="113" w16cid:durableId="179974482">
+    <w:abstractNumId w:val="3"/>
+  </w:num>
+  <w:num w:numId="114" w16cid:durableId="68119447">
+    <w:abstractNumId w:val="69"/>
+  </w:num>
+  <w:num w:numId="115" w16cid:durableId="85545565">
+    <w:abstractNumId w:val="30"/>
+  </w:num>
+  <w:num w:numId="116" w16cid:durableId="1944801739">
+    <w:abstractNumId w:val="98"/>
+  </w:num>
+  <w:num w:numId="117" w16cid:durableId="388960275">
     <w:abstractNumId w:val="37"/>
   </w:num>
-  <w:num w:numId="95" w16cid:durableId="1611358981">
+  <w:num w:numId="118" w16cid:durableId="1832332000">
     <w:abstractNumId w:val="69"/>
     <w:lvlOverride w:ilvl="0">
       <w:startOverride w:val="1"/>
@@ -34405,8 +38508,8 @@
       <w:startOverride w:val="1"/>
     </w:lvlOverride>
   </w:num>
-  <w:num w:numId="96" w16cid:durableId="321812476">
-    <w:abstractNumId w:val="66"/>
+  <w:num w:numId="119" w16cid:durableId="216742146">
+    <w:abstractNumId w:val="98"/>
     <w:lvlOverride w:ilvl="0">
       <w:startOverride w:val="1"/>
     </w:lvlOverride>
@@ -34435,137 +38538,29 @@
       <w:startOverride w:val="1"/>
     </w:lvlOverride>
   </w:num>
-  <w:num w:numId="97" w16cid:durableId="1446273677">
-    <w:abstractNumId w:val="50"/>
+  <w:num w:numId="120" w16cid:durableId="518353991">
+    <w:abstractNumId w:val="58"/>
   </w:num>
-  <w:num w:numId="98" w16cid:durableId="760419404">
-    <w:abstractNumId w:val="79"/>
+  <w:num w:numId="121" w16cid:durableId="2119526354">
+    <w:abstractNumId w:val="78"/>
   </w:num>
-  <w:num w:numId="99" w16cid:durableId="683288878">
+  <w:num w:numId="122" w16cid:durableId="846988765">
     <w:abstractNumId w:val="21"/>
   </w:num>
-  <w:num w:numId="100" w16cid:durableId="502546583">
-    <w:abstractNumId w:val="60"/>
-  </w:num>
-  <w:num w:numId="101" w16cid:durableId="1274436540">
-    <w:abstractNumId w:val="95"/>
-  </w:num>
-  <w:num w:numId="102" w16cid:durableId="1542593443">
-    <w:abstractNumId w:val="64"/>
-  </w:num>
-  <w:num w:numId="103" w16cid:durableId="388236976">
-    <w:abstractNumId w:val="22"/>
-  </w:num>
-  <w:num w:numId="104" w16cid:durableId="673458358">
-    <w:abstractNumId w:val="20"/>
-  </w:num>
-  <w:num w:numId="105" w16cid:durableId="1444496596">
+  <w:num w:numId="123" w16cid:durableId="70734991">
     <w:abstractNumId w:val="29"/>
   </w:num>
-  <w:num w:numId="106" w16cid:durableId="1303272939">
-    <w:abstractNumId w:val="95"/>
-    <w:lvlOverride w:ilvl="0">
-      <w:startOverride w:val="1"/>
-    </w:lvlOverride>
-    <w:lvlOverride w:ilvl="1">
-      <w:startOverride w:val="1"/>
-    </w:lvlOverride>
-    <w:lvlOverride w:ilvl="2">
-      <w:startOverride w:val="1"/>
-    </w:lvlOverride>
-    <w:lvlOverride w:ilvl="3">
-      <w:startOverride w:val="1"/>
-    </w:lvlOverride>
-    <w:lvlOverride w:ilvl="4">
-      <w:startOverride w:val="1"/>
-    </w:lvlOverride>
-    <w:lvlOverride w:ilvl="5">
-      <w:startOverride w:val="1"/>
-    </w:lvlOverride>
-    <w:lvlOverride w:ilvl="6">
-      <w:startOverride w:val="1"/>
-    </w:lvlOverride>
-    <w:lvlOverride w:ilvl="7">
-      <w:startOverride w:val="1"/>
-    </w:lvlOverride>
-    <w:lvlOverride w:ilvl="8">
-      <w:startOverride w:val="1"/>
-    </w:lvlOverride>
+  <w:num w:numId="124" w16cid:durableId="30693187">
+    <w:abstractNumId w:val="2"/>
   </w:num>
-  <w:num w:numId="107" w16cid:durableId="1415319161">
-    <w:abstractNumId w:val="27"/>
-    <w:lvlOverride w:ilvl="0">
-      <w:startOverride w:val="1"/>
-    </w:lvlOverride>
-    <w:lvlOverride w:ilvl="1">
-      <w:startOverride w:val="1"/>
-    </w:lvlOverride>
-    <w:lvlOverride w:ilvl="2">
-      <w:startOverride w:val="1"/>
-    </w:lvlOverride>
-    <w:lvlOverride w:ilvl="3">
-      <w:startOverride w:val="1"/>
-    </w:lvlOverride>
-    <w:lvlOverride w:ilvl="4">
-      <w:startOverride w:val="1"/>
-    </w:lvlOverride>
-    <w:lvlOverride w:ilvl="5">
-      <w:startOverride w:val="1"/>
-    </w:lvlOverride>
-    <w:lvlOverride w:ilvl="6">
-      <w:startOverride w:val="1"/>
-    </w:lvlOverride>
-    <w:lvlOverride w:ilvl="7">
-      <w:startOverride w:val="1"/>
-    </w:lvlOverride>
-    <w:lvlOverride w:ilvl="8">
-      <w:startOverride w:val="1"/>
-    </w:lvlOverride>
+  <w:num w:numId="125" w16cid:durableId="1632517496">
+    <w:abstractNumId w:val="74"/>
   </w:num>
-  <w:num w:numId="108" w16cid:durableId="1069764187">
-    <w:abstractNumId w:val="64"/>
-    <w:lvlOverride w:ilvl="0">
-      <w:startOverride w:val="1"/>
-    </w:lvlOverride>
-    <w:lvlOverride w:ilvl="1">
-      <w:startOverride w:val="1"/>
-    </w:lvlOverride>
-    <w:lvlOverride w:ilvl="2">
-      <w:startOverride w:val="1"/>
-    </w:lvlOverride>
-    <w:lvlOverride w:ilvl="3">
-      <w:startOverride w:val="1"/>
-    </w:lvlOverride>
-    <w:lvlOverride w:ilvl="4">
-      <w:startOverride w:val="1"/>
-    </w:lvlOverride>
-    <w:lvlOverride w:ilvl="5">
-      <w:startOverride w:val="1"/>
-    </w:lvlOverride>
-    <w:lvlOverride w:ilvl="6">
-      <w:startOverride w:val="1"/>
-    </w:lvlOverride>
-    <w:lvlOverride w:ilvl="7">
-      <w:startOverride w:val="1"/>
-    </w:lvlOverride>
-    <w:lvlOverride w:ilvl="8">
-      <w:startOverride w:val="1"/>
-    </w:lvlOverride>
+  <w:num w:numId="126" w16cid:durableId="1865435163">
+    <w:abstractNumId w:val="33"/>
   </w:num>
-  <w:num w:numId="109" w16cid:durableId="1117481872">
+  <w:num w:numId="127" w16cid:durableId="1869442590">
     <w:abstractNumId w:val="25"/>
-  </w:num>
-  <w:num w:numId="110" w16cid:durableId="958074039">
-    <w:abstractNumId w:val="46"/>
-  </w:num>
-  <w:num w:numId="111" w16cid:durableId="1858613164">
-    <w:abstractNumId w:val="11"/>
-  </w:num>
-  <w:num w:numId="112" w16cid:durableId="811026745">
-    <w:abstractNumId w:val="91"/>
-  </w:num>
-  <w:num w:numId="113" w16cid:durableId="179974482">
-    <w:abstractNumId w:val="2"/>
   </w:num>
 </w:numbering>
 </file>
@@ -34970,7 +38965,7 @@
   <w:style w:type="paragraph" w:default="1" w:styleId="Normal">
     <w:name w:val="Normal"/>
     <w:qFormat/>
-    <w:rsid w:val="00C429CF"/>
+    <w:rsid w:val="00990894"/>
   </w:style>
   <w:style w:type="paragraph" w:styleId="Heading1">
     <w:name w:val="heading 1"/>
